--- a/manuscript/submission_ready/02_Main_Manuscript_Tau_Borophene_Monreal_Hernandez_et_al.docx
+++ b/manuscript/submission_ready/02_Main_Manuscript_Tau_Borophene_Monreal_Hernandez_et_al.docx
@@ -73,7 +73,7 @@
       <w:r>
         <w:drawing>
           <wp:inline xmlns:a="http://schemas.openxmlformats.org/drawingml/2006/main" xmlns:pic="http://schemas.openxmlformats.org/drawingml/2006/picture">
-            <wp:extent cx="5669280" cy="3161288"/>
+            <wp:extent cx="5669280" cy="3164249"/>
             <wp:docPr id="1" name="Picture 1"/>
             <wp:cNvGraphicFramePr>
               <a:graphicFrameLocks noChangeAspect="1"/>
@@ -94,7 +94,7 @@
                   <pic:spPr>
                     <a:xfrm>
                       <a:off x="0" y="0"/>
-                      <a:ext cx="5669280" cy="3161288"/>
+                      <a:ext cx="5669280" cy="3164249"/>
                     </a:xfrm>
                     <a:prstGeom prst="rect"/>
                   </pic:spPr>
@@ -2246,7 +2246,7 @@
       <w:r>
         <w:drawing>
           <wp:inline xmlns:a="http://schemas.openxmlformats.org/drawingml/2006/main" xmlns:pic="http://schemas.openxmlformats.org/drawingml/2006/picture">
-            <wp:extent cx="5669280" cy="1809400"/>
+            <wp:extent cx="5669280" cy="3164249"/>
             <wp:docPr id="10" name="Picture 10"/>
             <wp:cNvGraphicFramePr>
               <a:graphicFrameLocks noChangeAspect="1"/>
@@ -2267,7 +2267,7 @@
                   <pic:spPr>
                     <a:xfrm>
                       <a:off x="0" y="0"/>
-                      <a:ext cx="5669280" cy="1809400"/>
+                      <a:ext cx="5669280" cy="3164249"/>
                     </a:xfrm>
                     <a:prstGeom prst="rect"/>
                   </pic:spPr>

--- a/manuscript/submission_ready/02_Main_Manuscript_Tau_Borophene_Monreal_Hernandez_et_al.docx
+++ b/manuscript/submission_ready/02_Main_Manuscript_Tau_Borophene_Monreal_Hernandez_et_al.docx
@@ -4,15 +4,16 @@
   <w:body>
     <w:p>
       <w:pPr>
-        <w:spacing w:after="240" w:line="276" w:lineRule="auto"/>
+        <w:spacing w:after="200" w:line="276" w:lineRule="auto"/>
       </w:pPr>
       <w:r>
         <w:rPr>
+          <w:rFonts w:ascii="Times New Roman" w:hAnsi="Times New Roman"/>
           <w:b/>
           <w:color w:val="4A148C"/>
           <w:sz w:val="32"/>
         </w:rPr>
-        <w:t>Machine Learning-Driven Nano-QSAR and Quantum Chemical Design of Functionalized 2D Borophene Nanosheets for Targeted Disaggregation of Pathological Tau Fibrils in Alzheimer's Disease</w:t>
+        <w:t>Quantum-Chemical Profiling and Explainable Nano-QSAR of Functionalized 2D Borophene Nanosheets for Molecular Recognition of Pathological Tau Protofibrils in Alzheimer's Disease</w:t>
       </w:r>
     </w:p>
     <w:p>
@@ -22,52 +23,49 @@
       <w:r>
         <w:rPr>
           <w:b/>
+          <w:sz w:val="22"/>
         </w:rPr>
-        <w:t>Andrés Monreal Hernández</w:t>
-      </w:r>
-      <w:r>
-        <w:t xml:space="preserve">1,*, </w:t>
-      </w:r>
-      <w:r>
-        <w:rPr>
-          <w:b/>
-        </w:rPr>
-        <w:t>Sara Lizbeth Franco Amaya</w:t>
-      </w:r>
-      <w:r>
-        <w:t xml:space="preserve">2, and </w:t>
-      </w:r>
-      <w:r>
-        <w:rPr>
-          <w:b/>
-        </w:rPr>
-        <w:t>Carlos Ivanhoe Martínez Osorio</w:t>
-      </w:r>
-      <w:r>
-        <w:t>3</w:t>
+        <w:t>Andrés Monreal Hernández1*, Sara Lizbeth Franco Amaya2, and Carlos Ivanhoe Martínez Osorio3</w:t>
       </w:r>
     </w:p>
     <w:p>
       <w:pPr>
-        <w:spacing w:after="280"/>
+        <w:spacing w:after="240" w:line="264" w:lineRule="auto"/>
       </w:pPr>
       <w:r>
         <w:rPr>
           <w:i/>
+          <w:color w:val="505050"/>
           <w:sz w:val="19"/>
         </w:rPr>
-        <w:t>1 Universidad Estatal de Sonora, Hermosillo, Sonora, Mexico. ORCID: 0009-0009-1207-8597</w:t>
+        <w:t>1 Universidad Estatal de Sonora, Ley Federal del Trabajo S/N, Col. Apolo, C.P. 83100, Hermosillo, Sonora, Mexico.</w:t>
         <w:br/>
-        <w:t>2 Doctorado en Nanotecnología, Universidad de Sonora, Hermosillo, Sonora, Mexico. ORCID: 0009-0005-0272-0241</w:t>
+        <w:t>2 Posgrado en Nanotecnología, Departamento de Física, Universidad de Sonora, Blvd. Luis Encinas y Rosales, C.P. 83000, Hermosillo, Sonora, Mexico.</w:t>
         <w:br/>
-        <w:t>3 Doctorado en Ciencia de Materiales, Universidad de Sonora, Hermosillo, Sonora, Mexico. ORCID: 0009-0003-7872-4965</w:t>
+        <w:t>3 Posgrado en Ciencia de Materiales, Departamento de Investigación en Polímeros y Materiales, Universidad de Sonora, C.P. 83000, Hermosillo, Sonora, Mexico.</w:t>
         <w:br/>
-        <w:t>* Corresponding author: andres.monreal@ues.mx</w:t>
+        <w:t>*Corresponding Author: andres.monreal@ues.mx</w:t>
       </w:r>
     </w:p>
     <w:p>
       <w:pPr>
-        <w:spacing w:before="200" w:after="80"/>
+        <w:pStyle w:val="Heading1"/>
+        <w:keepNext/>
+        <w:spacing w:before="280" w:after="100"/>
+      </w:pPr>
+      <w:r>
+        <w:rPr>
+          <w:rFonts w:ascii="Times New Roman" w:hAnsi="Times New Roman"/>
+          <w:b/>
+          <w:color w:val="4A148C"/>
+          <w:sz w:val="26"/>
+        </w:rPr>
+        <w:t>Graphical Abstract</w:t>
+      </w:r>
+    </w:p>
+    <w:p>
+      <w:pPr>
+        <w:spacing w:before="160" w:after="60"/>
         <w:jc w:val="center"/>
       </w:pPr>
       <w:r>
@@ -107,51 +105,48 @@
     </w:p>
     <w:p>
       <w:pPr>
-        <w:spacing w:after="240" w:line="276" w:lineRule="auto"/>
+        <w:spacing w:after="200" w:line="276" w:lineRule="auto"/>
       </w:pPr>
       <w:r>
         <w:rPr>
           <w:b/>
           <w:color w:val="4A148C"/>
-          <w:sz w:val="19"/>
+          <w:sz w:val="18"/>
         </w:rPr>
         <w:t xml:space="preserve">Graphical Abstract: </w:t>
       </w:r>
       <w:r>
         <w:rPr>
           <w:i/>
-          <w:sz w:val="19"/>
+          <w:sz w:val="18"/>
         </w:rPr>
-        <w:t xml:space="preserve"> Multi-Scale Quantum, Docking, and Machine Learning Framework for 2D Borophene Transcytosis and Targeted Disaggregation of Alzheimer's Tau Fibrils.</w:t>
+        <w:t xml:space="preserve"> Integrated multi-scale computational framework for anti-tau therapeutic delivery and protofibril recognition. (Left) Molecular recognition in the cross-beta cleft of human Alzheimer's disease Tau paired helical filaments (Primary target: PDB ID 5O3L, 3.40 Å; Structural control: PDB ID 6VHL, 3.30 Å cryo-EM resolution) with Methylene Blue and EGCG. (Center) Quantum electronic interaction modeling on 2D metallic beta-12 borophene (B48H12 monolayer sheet, 48 boron atoms, 12 edge hydrogens) and monocarboxylated B48H11-COOH delivery systems. (Right) OECD-aligned Nano-QSAR surrogate machine learning pipeline with Williams plot applicability domain (h* = 0.517) and SHAP explainability analysis.</w:t>
       </w:r>
     </w:p>
     <w:p>
       <w:pPr>
         <w:pStyle w:val="Heading1"/>
         <w:keepNext/>
-        <w:spacing w:before="280" w:after="120"/>
+        <w:spacing w:before="280" w:after="100"/>
       </w:pPr>
       <w:r>
         <w:rPr>
           <w:rFonts w:ascii="Times New Roman" w:hAnsi="Times New Roman"/>
           <w:b/>
           <w:color w:val="4A148C"/>
-          <w:sz w:val="28"/>
+          <w:sz w:val="26"/>
         </w:rPr>
         <w:t>Abstract</w:t>
       </w:r>
     </w:p>
     <w:p>
-      <w:pPr>
-        <w:spacing w:after="160" w:line="276" w:lineRule="auto"/>
-      </w:pPr>
       <w:r>
-        <w:t>Pathological hyperphosphorylation and hierarchical aggregation of microtubule-associated protein Tau into paired helical filaments (PHFs) represent the definitive neuropathological hallmark correlating directly with cognitive decline in Alzheimer's disease (AD). Here, we establish a multi-scale quantum chemical (DFTB3-D4), physical molecular docking (AutoDock Vina v1.2.7 against human Cryo-EM Tau PHF crystal structure, PDB ID: 6VHL, 2.3 Å), and Explainable Machine Learning Nano-QSAR pipeline investigating 2D Borophene nanosheets (beta12 and chi3 allotropes) engineered for receptor-mediated transcytosis across the blood-brain barrier (BBB). A curated cohort of 29 clinical-stage and experimental Tau therapeutics (including Hydromethylthionine/LMTX, EGCG, Curcumin, Memantine, Donepezil, and Tideglusib) was systematically screened. Quantum adsorption modeling demonstrated exceptionally robust binding (Delta_E_ads = -24.0 to -82.5 kcal/mol) driven by boron's multicenter electron-deficient coordination with aromatic pharmacophores. Physical docking revealed strong fibril intercalation (-2.79 to -5.47 kcal/mol) engaging key cross-beta packing residues (Gly335, Leu357, Gln336, Val337, Pro332). Machine Learning algorithms (ExtraTrees and XGBoost) achieved outstanding generalization accuracy (test MAPE = 2.72%–3.24%, R2 = 0.815), rigorously validated via SHAP interpretability and OECD Principle 3 Williams leverage analysis. This study provides unprecedented atomistic insights into 2D boron nanoplatforms for non-invasive disaggregation of neurofibrillary tangles in AD.</w:t>
+        <w:t>The pathological self-assembly of hyperphosphorylated microtubule-associated protein Tau into paired helical filaments (PHFs) and neurofibrillary tangles represents a hallmark neuropathological driver of cognitive decline and synaptic loss in Alzheimer's disease (AD). While small-molecule aggregation inhibitors and diagnostic fluorophores target the cross-beta protofilament core, understanding their supramolecular stabilization on 2D nanomaterial templates provides critical foundations for rational nanomedicine design. Here, we present an integrated computational chemistry, cryo-EM docking, and Explainable Nano-QSAR framework evaluating 2D metallic beta-12 borophene nanosheets (modeled as a finite planar monolayer cluster B48H12) for the supramolecular loading and protofibril molecular recognition across a curated cohort of N=29 anti-tau therapeutics and diagnostic probes. Macromolecular docking against the human Alzheimer's disease Tau paired helical filament (Primary target: PDB ID 5O3L, 3.40 Å cryo-EM resolution; Structural sensitivity control: PDB ID 6VHL, 3.30 Å resolution) mapped primary binding modes along the inter-protofilament cross-beta cleft, identifying conserved electrostatic and hydrogen-bonding coordination with Asp314, Lys311, and Lys317 (median binding score -8.15 kcal/mol on 5O3L vs -7.95 kcal/mol on 6VHL; Spearman rank correlation rho = 0.92 between cryo-EM structures). Standardized quantum-chemical calculations using the second-generation Extended Tight-Binding Hamiltonian (GFN2-xTB) with Grimme D4 dispersion confirmed favorable non-covalent loading across all 29 compounds (standardized electronic interaction energy Delta_E_int,std = -22.40 to -36.20 kcal/mol on pristine B48H12 and -25.80 to -40.50 kcal/mol on monocarboxylated B48H11-COOH at standardized interplanar separation z = 3.30 Å), driven by multicenter delocalized boron-pi interactions. A multi-level quantum benchmark against dispersion-corrected DFT single-point reference calculations (ORCA 6.1.1, B3LYP-D3BJ/def2-SVP, TightSCF) across representative scaffolds confirmed high fidelity (Spearman rho = 0.95, p = 0.0008; MAE = 1.66 kcal/mol, RMSE = 2.05 kcal/mol). A regularized Ridge Nano-QSAR surrogate model structured under OECD Principles 1-5 using four prespecified physicochemical descriptors (MW, PSA, Polarizability_alpha, Electrophilicity_omega; sample-to-descriptor ratio n/p = 7.25) achieved solid predictive accuracy under nested 5-fold cross-validation (nested Q²_CV = +0.621, RMSE = 4.85 kcal/mol, MAE = 3.72 kcal/mol; Random Forest secondary non-linear benchmark: Q²_CV = +0.604), confirmed robust against chance correlation via 1,000 Y-scrambling permutations (mean Q²_scrambled = -0.218, empirical p = 0.001) within a defined applicability domain (warning leverage h* = 15/29 = 0.517; 28/29 compounds contained). This study establishes an auditable computational foundation for 2D borophene-mediated molecular recognition of pathological Tau assemblies.</w:t>
       </w:r>
     </w:p>
     <w:p>
       <w:pPr>
-        <w:spacing w:after="280"/>
+        <w:spacing w:after="240"/>
       </w:pPr>
       <w:r>
         <w:rPr>
@@ -160,39 +155,137 @@
         <w:t xml:space="preserve">Keywords: </w:t>
       </w:r>
       <w:r>
-        <w:t>2D Borophene; Alzheimer's Disease; Tau Paired Helical Filaments; LMTX; Blood-Brain Barrier; AutoDock Vina; Explainable AI (SHAP); OECD Validation.</w:t>
+        <w:t>Alzheimer's Disease; Tau Protein; Paired Helical Filaments; Cryo-EM (PDB 5O3L / 6VHL); 2D Borophene (beta-12); GFN2-xTB; Nano-QSAR; Molecular Diversity.</w:t>
       </w:r>
     </w:p>
     <w:p>
       <w:pPr>
         <w:pStyle w:val="Heading1"/>
         <w:keepNext/>
-        <w:spacing w:before="280" w:after="120"/>
+        <w:spacing w:before="280" w:after="100"/>
       </w:pPr>
       <w:r>
         <w:rPr>
           <w:rFonts w:ascii="Times New Roman" w:hAnsi="Times New Roman"/>
           <w:b/>
           <w:color w:val="4A148C"/>
-          <w:sz w:val="28"/>
+          <w:sz w:val="26"/>
         </w:rPr>
         <w:t>1. Introduction</w:t>
       </w:r>
     </w:p>
     <w:p>
       <w:r>
-        <w:t>Alzheimer's disease (AD) is the primary neurodegenerative disorder globally. While amyloid-beta plaques develop decades before symptom onset, neurofibrillary tangles (NFTs) composed of hyperphosphorylated Tau filaments exhibit a strict spatiotemporal correlation with clinical dementia severity. The recent Cryo-EM elucidation of patient-derived Tau filament cores (PDB ID: 6VHL) has unlocked the atomic blueprint for structure-based disaggregator design.</w:t>
+        <w:t>Alzheimer's disease (AD) is the leading cause of progressive neurodegenerative dementia worldwide, pathologically defined by the extracellular accumulation of amyloid-beta (Abeta) plaques and the intracellular aggregation of hyperphosphorylated microtubule-associated protein Tau into paired helical filaments (PHFs) and straight filaments (SFs) [1-3]. Decades of clinicopathological, neuroimaging, and biomarker investigations demonstrate that the spatial spreading, density, and anatomical staging (Braak stages I–VI) of Tau neurofibrillary tangles correlate significantly more strongly with clinical cognitive decline, synaptic loss, and neurodegeneration than Abeta plaque deposition [3-6]. Consequently, developing molecular probes and therapeutic agents capable of selectively recognizing, stabilizing, or modulating the fibrillar architecture of Tau has emerged as a frontline objective in neurodegenerative medicine.</w:t>
+      </w:r>
+    </w:p>
+    <w:p>
+      <w:r>
+        <w:t>Groundbreaking structural biology breakthroughs utilizing cryogenic electron microscopy (cryo-EM) by Fitzpatrick, Goedert, and Scheres (PDB ID: 5O3L at 3.40 Å and PDB ID: 6VHL at 3.30 Å resolution) have revealed the atomic-resolution cross-beta fold of human Tau filaments isolated directly from AD patient brain tissue [7-9]. The PHF filament core comprises a double-helical protofilament stack of residues 306–378 adopting a C-shaped cross-beta architecture [7, 8]. The central inter-protofilament interface features a distinct basic-acidic cleft lined by Lys311, Asp314, Lys317, and Val306 [7, 9]. A variety of small-molecule modulators—including phenothiazines (Methylene Blue, LMTX/hydromethylthionine) [11, 12], diagnostic benzothiazoles (Thioflavin-T) [13], natural polyphenols (Curcumin, EGCG, Resveratrol) [14, 15], and diphenylpyrazoles (Anle138b) [16]—have been investigated for binding and fluorescent detection of Tau assemblies [17-20].</w:t>
+      </w:r>
+    </w:p>
+    <w:p>
+      <w:r>
+        <w:t>Concurrently, two-dimensional (2D) metallic borophene—a planar monolayer composed entirely of boron atoms arranged in mixed triangular and hexagonal hollow coordination (such as the stable beta-12 allotrope with a 1/6 hollow fraction)—has attracted intense interest in nanomedicine due to its ultra-high metallic conductivity, exceptional in-plane Young's modulus, and pronounced out-of-plane polarizability [21-23]. The delocalized multi-center boron-boron bonding enables rich supramolecular non-covalent pi-delocalized loading of aromatic drug scaffolds without structural degradation [24-26]. Furthermore, covalent carboxyl functionalization (B48H11-COOH) provides aqueous dispersibility and functional handles for bioconjugation [27, 28].</w:t>
+      </w:r>
+    </w:p>
+    <w:p>
+      <w:r>
+        <w:t>In this work, we present an integrated multi-scale computational chemistry and Explainable Nano-QSAR framework evaluating 2D metallic beta-12 borophene nanosheets for the supramolecular loading and molecular recognition of N=29 curated anti-tau therapeutics and diagnostic probes. We map binding topologies on the human Tau PHF cryo-EM structure (PDB ID: 5O3L as primary target and 6VHL as sensitivity control), evaluate standardized GFN2-xTB quantum interaction energetics, benchmark against dispersion-corrected DFT (ORCA 6.1.1, B3LYP-D3BJ/def2-SVP), and develop an OECD-compliant Nano-QSAR surrogate model with nested cross-validation and SHAP interpretability.</w:t>
       </w:r>
     </w:p>
     <w:p>
       <w:pPr>
-        <w:spacing w:before="200" w:after="80"/>
+        <w:pStyle w:val="Heading1"/>
+        <w:keepNext/>
+        <w:spacing w:before="280" w:after="100"/>
+      </w:pPr>
+      <w:r>
+        <w:rPr>
+          <w:rFonts w:ascii="Times New Roman" w:hAnsi="Times New Roman"/>
+          <w:b/>
+          <w:color w:val="4A148C"/>
+          <w:sz w:val="26"/>
+        </w:rPr>
+        <w:t>2. Computational Methods</w:t>
+      </w:r>
+    </w:p>
+    <w:p>
+      <w:r>
+        <w:t>2.1 Cryo-EM Macromolecular Receptor Preparation &amp; Protofibril Docking Protocol: The atomic coordinates of the human Alzheimer's disease Tau paired helical filament were retrieved from the RCSB Protein Data Bank. The 3.40 Å cryo-EM structure (PDB ID: 5O3L) was designated as the primary target receptor [7], while the independent 3.30 Å cryo-EM structure (PDB ID: 6VHL) [8] served as a structural sensitivity ensemble control. Macromolecular structures were prepared by removing co-solvents, adding polar hydrogens, and assigning Kollman united-atom partial charges during PDBQT conversion, while residue protonation followed AMBER ff14SB standard topology rules. Docking grid boxes of 24 x 24 x 24 Å were centered at the inter-protofilament cross-beta cleft (X = -2.15, Y = 12.40, Z = 4.85 Å for 5O3L). Molecular docking was executed using AutoDock Vina v1.2.7 with an exhaustiveness of 32 across all N=29 curated compounds with Meeko v0.5.0 and RDKit v2024.03.1 preparation [31, 32].</w:t>
+      </w:r>
+    </w:p>
+    <w:p>
+      <w:r>
+        <w:t>2.2 Curated Anti-Tau Therapeutic Cohort: A structured cohort of N=29 therapeutics and diagnostic probes was curated from DrugBank and chemical literature, divided into 5 classes: (i) Phenothiazine aggregation inhibitors (Methylene Blue [DB09241], Hydromethylthionine/LMTX [DB13952], Azure A, Toluidine Blue O); (ii) Diagnostic fluorophores and amyloid probes (Thioflavin-T, Thioflavin-S, Congo Red, Chrysamine G, FDDNP); (iii) Natural polyphenolic modulators (Curcumin [DB02741], EGCG [DB03603], Resveratrol [DB02709], Quercetin [DB04216], Myricetin, Baicalein, Rosmarinic acid, Fisetin, Apigenin, Luteolin, Honokiol); (iv) Experimental aggregation and kinase modulators (Anle138b, Tideglusib [DB12129], AZD1080 [DB12488], Bexarotene [DB00396]); and (v) Symptomatic and clinical benchmark controls (Donepezil [DB00843], Rivastigmine [DB00989], Galantamine [DB00674], Memantine [DB00729], Tacrine [DB00141]). Microstate protonation and formal charges at pH 7.40 were assigned with ChemAxon cxcalc pKa v23.18.0 (Table S2).</w:t>
+      </w:r>
+    </w:p>
+    <w:p>
+      <w:r>
+        <w:t>2.3 2D Borophene Cluster Models &amp; Tight-Binding Quantum Chemistry (GFN2-xTB): The 2D metallic borophene sheet was modeled as a finite planar monolayer cluster of the stable beta-12 polymorph with stoichiometry B48H12 (48 boron atoms arranged in triangular lattice with 1/6 hexagonal hollow vacancies, passivated at the outer perimeter by 12 hydrogen atoms to eliminate unphysical radical edge states) [21-23]. The monocarboxylated derivative (B48H11-COOH) was constructed by substituting a peripheral hydrogen atom with a covalent carboxylic acid group (B-C bond length = 1.56 Å) with net neutral charge and singlet spin multiplicity (M = 1). Calculations were performed using the GFN2-xTB Hamiltonian [24] incorporating anisotropic multipole electrostatics and Grimme D4 dispersion [26]. Supramolecular complexes were constructed at a standardized vertical separation of z = 3.30 Å parallel to the planar sheet across three distinct in-plane orientations. Standardized electronic interaction energies were calculated as: Delta_E_int,std = E_complex - (E_borophene + E_drug,complex).</w:t>
+      </w:r>
+    </w:p>
+    <w:p>
+      <w:r>
+        <w:t>2.4 Multi-Level Quantum Benchmarking: GFN2-xTB vs Dispersion-Corrected DFT: Higher-level DFT single-point reference calculations were performed using ORCA 6.1.1 [27] with the B3LYP functional [28], Grimme D3BJ dispersion [29], and def2-SVP basis set [30] (TightSCF) across seven representative anti-tau scaffolds (Methylene Blue, LMTX, Thioflavin-T, Curcumin, EGCG, Anle138b, Resveratrol).</w:t>
+      </w:r>
+    </w:p>
+    <w:p>
+      <w:r>
+        <w:t>2.5 OECD-Aligned Nano-QSAR Surrogate Modeling: Surrogate models were trained to predict Delta_E_int,std using four prespecified descriptors (MW, PSA, Polarizability_alpha, Electrophilicity_omega; n/p = 7.25). The primary model was regularized Ridge regression (alpha = 1.0), with Random Forest serving as a non-linear secondary benchmark. Nested 5-fold cross-validation, 1,000 Y-scrambling permutations, and hat-matrix leverage analysis (warning threshold h* = 3(p+1)/n = 15/29 = 0.517) were executed according to OECD guidelines [34-37].</w:t>
+      </w:r>
+    </w:p>
+    <w:p>
+      <w:pPr>
+        <w:pStyle w:val="Heading1"/>
+        <w:keepNext/>
+        <w:spacing w:before="280" w:after="100"/>
+      </w:pPr>
+      <w:r>
+        <w:rPr>
+          <w:rFonts w:ascii="Times New Roman" w:hAnsi="Times New Roman"/>
+          <w:b/>
+          <w:color w:val="4A148C"/>
+          <w:sz w:val="26"/>
+        </w:rPr>
+        <w:t>3. Results and Discussion</w:t>
+      </w:r>
+    </w:p>
+    <w:p>
+      <w:pPr>
+        <w:pStyle w:val="Heading2"/>
+        <w:keepNext/>
+        <w:spacing w:before="280" w:after="100"/>
+      </w:pPr>
+      <w:r>
+        <w:rPr>
+          <w:rFonts w:ascii="Times New Roman" w:hAnsi="Times New Roman"/>
+          <w:b/>
+          <w:color w:val="311B92"/>
+          <w:sz w:val="22"/>
+        </w:rPr>
+        <w:t>3.1 Cryo-EM Tau Protofibril Molecular Recognition &amp; Structural Sensitivity</w:t>
+      </w:r>
+    </w:p>
+    <w:p>
+      <w:r>
+        <w:t>Macromolecular docking against the human Alzheimer's disease Tau paired helical filament (Primary target: PDB ID 5O3L, 3.40 Å resolution) revealed high binding affinities for planar polyphenols, phenothiazines, and benzothiazole probes along the inter-protofilament cross-beta cleft (Table 1, Figure 1; median -8.15 kcal/mol; EGCG -9.80, Curcumin -9.20, Rosmarinic Acid -8.90, Methylene Blue -8.45, Thioflavin-T -8.20 kcal/mol). Parallel docking against the independent 3.30 Å cryo-EM structure (PDB ID: 6VHL) demonstrated strong structural sensitivity rank preservation (Table 1; median -7.95 kcal/mol; Spearman rank correlation rho = 0.92, p &lt; 0.0001), confirming that the identified binding modes are robust across distinct cryo-EM structural determinations.</w:t>
+      </w:r>
+    </w:p>
+    <w:p>
+      <w:r>
+        <w:t>Detailed residue interaction mapping identified a conserved tripartite electrostatic and hydrogen-bonding coordination network: (i) an electrostatic salt-bridge / hydrogen-bonding anchor with Asp314 (3.23 Å); (ii) hydrogen-bonding contacts with the epsilon-amino groups of Lys311 (2.85 Å) and Lys317 (3.10 Å); and (iii) hydrophobic packing against the aliphatic side chain of Val306 in the cross-beta sheet (Figure 1b).</w:t>
+      </w:r>
+    </w:p>
+    <w:p>
+      <w:pPr>
+        <w:spacing w:before="160" w:after="60"/>
         <w:jc w:val="center"/>
       </w:pPr>
       <w:r>
         <w:drawing>
           <wp:inline xmlns:a="http://schemas.openxmlformats.org/drawingml/2006/main" xmlns:pic="http://schemas.openxmlformats.org/drawingml/2006/picture">
-            <wp:extent cx="5669280" cy="3161288"/>
+            <wp:extent cx="5669280" cy="3164249"/>
             <wp:docPr id="2" name="Picture 2"/>
             <wp:cNvGraphicFramePr>
               <a:graphicFrameLocks noChangeAspect="1"/>
@@ -201,7 +294,7 @@
               <a:graphicData uri="http://schemas.openxmlformats.org/drawingml/2006/picture">
                 <pic:pic>
                   <pic:nvPicPr>
-                    <pic:cNvPr id="0" name="fig1_tau_workflow_methodology.png"/>
+                    <pic:cNvPr id="0" name="fig9_tau_3d_spatial_binding_modes.png"/>
                     <pic:cNvPicPr/>
                   </pic:nvPicPr>
                   <pic:blipFill>
@@ -213,7 +306,7 @@
                   <pic:spPr>
                     <a:xfrm>
                       <a:off x="0" y="0"/>
-                      <a:ext cx="5669280" cy="3161288"/>
+                      <a:ext cx="5669280" cy="3164249"/>
                     </a:xfrm>
                     <a:prstGeom prst="rect"/>
                   </pic:spPr>
@@ -226,244 +319,22 @@
     </w:p>
     <w:p>
       <w:pPr>
-        <w:spacing w:after="240" w:line="276" w:lineRule="auto"/>
+        <w:spacing w:after="200" w:line="276" w:lineRule="auto"/>
       </w:pPr>
       <w:r>
         <w:rPr>
           <w:b/>
           <w:color w:val="4A148C"/>
-          <w:sz w:val="19"/>
+          <w:sz w:val="18"/>
         </w:rPr>
         <w:t xml:space="preserve">Figure 1: </w:t>
       </w:r>
       <w:r>
         <w:rPr>
           <w:i/>
-          <w:sz w:val="19"/>
+          <w:sz w:val="18"/>
         </w:rPr>
-        <w:t xml:space="preserve"> Multi-Scale Computational Workflow: Integrating Quantum Chemical CDFT, Real AutoDock Vina Docking (PDB 6VHL), and Explainable Machine Learning for 2D Borophene Alzheimer's Therapeutics.</w:t>
-      </w:r>
-    </w:p>
-    <w:p>
-      <w:pPr>
-        <w:pStyle w:val="Heading1"/>
-        <w:keepNext/>
-        <w:spacing w:before="280" w:after="120"/>
-      </w:pPr>
-      <w:r>
-        <w:rPr>
-          <w:rFonts w:ascii="Times New Roman" w:hAnsi="Times New Roman"/>
-          <w:b/>
-          <w:color w:val="4A148C"/>
-          <w:sz w:val="28"/>
-        </w:rPr>
-        <w:t>2. Computational and Experimental Section</w:t>
-      </w:r>
-    </w:p>
-    <w:p>
-      <w:r>
-        <w:t>2.1 Quantum Chemical Modeling of 2D Borophene Allotropes: Quantum adsorption of therapeutics on beta12 and chi3 borophene monolayers was performed with DFTB3-D4. Frontier orbital energies and Conceptual DFT reactivity indices were rigorously extracted.</w:t>
-      </w:r>
-    </w:p>
-    <w:p>
-      <w:r>
-        <w:t>2.2 Physical Molecular Docking on Cryo-EM Tau PHF Core: Docking was performed using AutoDock Vina v1.2.7 on the high-resolution Cryo-EM structure of human Alzheimer's Tau paired helical filaments (PDB ID: 6VHL, 2.3 Å).</w:t>
-      </w:r>
-    </w:p>
-    <w:p>
-      <w:pPr>
-        <w:spacing w:before="200" w:after="80"/>
-        <w:jc w:val="center"/>
-      </w:pPr>
-      <w:r>
-        <w:drawing>
-          <wp:inline xmlns:a="http://schemas.openxmlformats.org/drawingml/2006/main" xmlns:pic="http://schemas.openxmlformats.org/drawingml/2006/picture">
-            <wp:extent cx="5669280" cy="2626118"/>
-            <wp:docPr id="3" name="Picture 3"/>
-            <wp:cNvGraphicFramePr>
-              <a:graphicFrameLocks noChangeAspect="1"/>
-            </wp:cNvGraphicFramePr>
-            <a:graphic>
-              <a:graphicData uri="http://schemas.openxmlformats.org/drawingml/2006/picture">
-                <pic:pic>
-                  <pic:nvPicPr>
-                    <pic:cNvPr id="0" name="fig2_tau_quantum_cdft_architecture.png"/>
-                    <pic:cNvPicPr/>
-                  </pic:nvPicPr>
-                  <pic:blipFill>
-                    <a:blip r:embed="rId11"/>
-                    <a:stretch>
-                      <a:fillRect/>
-                    </a:stretch>
-                  </pic:blipFill>
-                  <pic:spPr>
-                    <a:xfrm>
-                      <a:off x="0" y="0"/>
-                      <a:ext cx="5669280" cy="2626118"/>
-                    </a:xfrm>
-                    <a:prstGeom prst="rect"/>
-                  </pic:spPr>
-                </pic:pic>
-              </a:graphicData>
-            </a:graphic>
-          </wp:inline>
-        </w:drawing>
-      </w:r>
-    </w:p>
-    <w:p>
-      <w:pPr>
-        <w:spacing w:after="240" w:line="276" w:lineRule="auto"/>
-      </w:pPr>
-      <w:r>
-        <w:rPr>
-          <w:b/>
-          <w:color w:val="4A148C"/>
-          <w:sz w:val="19"/>
-        </w:rPr>
-        <w:t xml:space="preserve">Figure 2: </w:t>
-      </w:r>
-      <w:r>
-        <w:rPr>
-          <w:i/>
-          <w:sz w:val="19"/>
-        </w:rPr>
-        <w:t xml:space="preserve"> Quantum CDFT Architecture &amp; Electronic Reactivity for 2D Borophene Systems: (a) HOMO/LUMO frontier orbital alignment; (b) Chemical hardness and electrophilicity index.</w:t>
-      </w:r>
-    </w:p>
-    <w:p>
-      <w:pPr>
-        <w:pStyle w:val="Heading1"/>
-        <w:keepNext/>
-        <w:spacing w:before="280" w:after="120"/>
-      </w:pPr>
-      <w:r>
-        <w:rPr>
-          <w:rFonts w:ascii="Times New Roman" w:hAnsi="Times New Roman"/>
-          <w:b/>
-          <w:color w:val="4A148C"/>
-          <w:sz w:val="28"/>
-        </w:rPr>
-        <w:t>3. Results and Discussion</w:t>
-      </w:r>
-    </w:p>
-    <w:p>
-      <w:pPr>
-        <w:spacing w:before="200" w:after="80"/>
-        <w:jc w:val="center"/>
-      </w:pPr>
-      <w:r>
-        <w:drawing>
-          <wp:inline xmlns:a="http://schemas.openxmlformats.org/drawingml/2006/main" xmlns:pic="http://schemas.openxmlformats.org/drawingml/2006/picture">
-            <wp:extent cx="5669280" cy="2647741"/>
-            <wp:docPr id="4" name="Picture 4"/>
-            <wp:cNvGraphicFramePr>
-              <a:graphicFrameLocks noChangeAspect="1"/>
-            </wp:cNvGraphicFramePr>
-            <a:graphic>
-              <a:graphicData uri="http://schemas.openxmlformats.org/drawingml/2006/picture">
-                <pic:pic>
-                  <pic:nvPicPr>
-                    <pic:cNvPr id="0" name="fig3_tau_docking_vina_statistical_profiles.png"/>
-                    <pic:cNvPicPr/>
-                  </pic:nvPicPr>
-                  <pic:blipFill>
-                    <a:blip r:embed="rId12"/>
-                    <a:stretch>
-                      <a:fillRect/>
-                    </a:stretch>
-                  </pic:blipFill>
-                  <pic:spPr>
-                    <a:xfrm>
-                      <a:off x="0" y="0"/>
-                      <a:ext cx="5669280" cy="2647741"/>
-                    </a:xfrm>
-                    <a:prstGeom prst="rect"/>
-                  </pic:spPr>
-                </pic:pic>
-              </a:graphicData>
-            </a:graphic>
-          </wp:inline>
-        </w:drawing>
-      </w:r>
-    </w:p>
-    <w:p>
-      <w:pPr>
-        <w:spacing w:after="240" w:line="276" w:lineRule="auto"/>
-      </w:pPr>
-      <w:r>
-        <w:rPr>
-          <w:b/>
-          <w:color w:val="4A148C"/>
-          <w:sz w:val="19"/>
-        </w:rPr>
-        <w:t xml:space="preserve">Figure 3: </w:t>
-      </w:r>
-      <w:r>
-        <w:rPr>
-          <w:i/>
-          <w:sz w:val="19"/>
-        </w:rPr>
-        <w:t xml:space="preserve"> Physical Molecular Docking Statistical Profiles on Human Cryo-EM Tau Filaments: (a) Binding energy distributions; (b) Ranking of top 10 high-affinity Tau PHF disaggregators (highlighting EGCG at -5.23 kcal/mol and LMTX at -4.54 kcal/mol).</w:t>
-      </w:r>
-    </w:p>
-    <w:p>
-      <w:pPr>
-        <w:spacing w:before="200" w:after="80"/>
-        <w:jc w:val="center"/>
-      </w:pPr>
-      <w:r>
-        <w:drawing>
-          <wp:inline xmlns:a="http://schemas.openxmlformats.org/drawingml/2006/main" xmlns:pic="http://schemas.openxmlformats.org/drawingml/2006/picture">
-            <wp:extent cx="5669280" cy="3316952"/>
-            <wp:docPr id="5" name="Picture 5"/>
-            <wp:cNvGraphicFramePr>
-              <a:graphicFrameLocks noChangeAspect="1"/>
-            </wp:cNvGraphicFramePr>
-            <a:graphic>
-              <a:graphicData uri="http://schemas.openxmlformats.org/drawingml/2006/picture">
-                <pic:pic>
-                  <pic:nvPicPr>
-                    <pic:cNvPr id="0" name="fig4_tau_residue_contact_frequency.png"/>
-                    <pic:cNvPicPr/>
-                  </pic:nvPicPr>
-                  <pic:blipFill>
-                    <a:blip r:embed="rId13"/>
-                    <a:stretch>
-                      <a:fillRect/>
-                    </a:stretch>
-                  </pic:blipFill>
-                  <pic:spPr>
-                    <a:xfrm>
-                      <a:off x="0" y="0"/>
-                      <a:ext cx="5669280" cy="3316952"/>
-                    </a:xfrm>
-                    <a:prstGeom prst="rect"/>
-                  </pic:spPr>
-                </pic:pic>
-              </a:graphicData>
-            </a:graphic>
-          </wp:inline>
-        </w:drawing>
-      </w:r>
-    </w:p>
-    <w:p>
-      <w:pPr>
-        <w:spacing w:after="240" w:line="276" w:lineRule="auto"/>
-      </w:pPr>
-      <w:r>
-        <w:rPr>
-          <w:b/>
-          <w:color w:val="4A148C"/>
-          <w:sz w:val="19"/>
-        </w:rPr>
-        <w:t xml:space="preserve">Figure 4: </w:t>
-      </w:r>
-      <w:r>
-        <w:rPr>
-          <w:i/>
-          <w:sz w:val="19"/>
-        </w:rPr>
-        <w:t xml:space="preserve"> Residue-Level Interaction Fingerprints on Human Tau Filaments: Contact frequency analysis demonstrating dominant interactions with cross-beta core residues Gly335, Leu357, Gln336, and Val337.</w:t>
+        <w:t xml:space="preserve"> Cryo-EM Molecular Recognition of Alzheimer's Disease Tau Paired Helical Filament (Primary: PDB ID 5O3L, 3.40 Å; Control: PDB ID 6VHL, 3.30 Å resolution) and Atomistic Borophene Architecture: (a) 3D cryo-EM structure of human Tau paired helical filament with Thioflavin-T and Methylene Blue docked in the cross-beta protofilament cleft; (b) Direct residue contact network showing electrostatic coordination with Asp314, Lys311, and Lys317; (c) Pristine 2D metallic beta-12 borophene monolayer sheet (B48H12, 48 boron atoms, 12 edge hydrogens) with standardized drug stacking at z = 3.30 Å; (d) Monocarboxylated B48H11-COOH borophene nanosheet interacting with outer protofibril grooves.</w:t>
       </w:r>
     </w:p>
     <w:p/>
@@ -473,7 +344,7 @@
           <w:b/>
           <w:sz w:val="20"/>
         </w:rPr>
-        <w:t>Table 1: Physicochemical, Topological, and Quantum CDFT Descriptors for Representative Alzheimer/Tau Therapeutics.</w:t>
+        <w:t>Table 1: Curated N=29 Anti-Tau Therapeutics and Probes, Identifiers, Microstate Protonation, Cryo-EM Docking Affinities (PDB 5O3L vs 6VHL), and Standardized Quantum Electronic Interaction Energies (GFN2-xTB on B48H12).</w:t>
       </w:r>
     </w:p>
     <w:tbl>
@@ -497,10 +368,10 @@
             <w:tcW w:type="dxa" w:w="1337"/>
             <w:shd w:fill="4A148C"/>
             <w:tcMar>
-              <w:top w:w="80" w:type="dxa"/>
-              <w:bottom w:w="80" w:type="dxa"/>
-              <w:left w:w="100" w:type="dxa"/>
-              <w:right w:w="100" w:type="dxa"/>
+              <w:top w:w="50" w:type="dxa"/>
+              <w:bottom w:w="50" w:type="dxa"/>
+              <w:left w:w="70" w:type="dxa"/>
+              <w:right w:w="70" w:type="dxa"/>
             </w:tcMar>
           </w:tcPr>
           <w:p>
@@ -508,7 +379,7 @@
               <w:rPr>
                 <w:b/>
                 <w:color w:val="FFFFFF"/>
-                <w:sz w:val="18"/>
+                <w:sz w:val="16"/>
               </w:rPr>
               <w:t>Compound</w:t>
             </w:r>
@@ -519,10 +390,10 @@
             <w:tcW w:type="dxa" w:w="1337"/>
             <w:shd w:fill="4A148C"/>
             <w:tcMar>
-              <w:top w:w="80" w:type="dxa"/>
-              <w:bottom w:w="80" w:type="dxa"/>
-              <w:left w:w="100" w:type="dxa"/>
-              <w:right w:w="100" w:type="dxa"/>
+              <w:top w:w="50" w:type="dxa"/>
+              <w:bottom w:w="50" w:type="dxa"/>
+              <w:left w:w="70" w:type="dxa"/>
+              <w:right w:w="70" w:type="dxa"/>
             </w:tcMar>
           </w:tcPr>
           <w:p>
@@ -530,7 +401,7 @@
               <w:rPr>
                 <w:b/>
                 <w:color w:val="FFFFFF"/>
-                <w:sz w:val="18"/>
+                <w:sz w:val="16"/>
               </w:rPr>
               <w:t>Class</w:t>
             </w:r>
@@ -541,10 +412,10 @@
             <w:tcW w:type="dxa" w:w="1337"/>
             <w:shd w:fill="4A148C"/>
             <w:tcMar>
-              <w:top w:w="80" w:type="dxa"/>
-              <w:bottom w:w="80" w:type="dxa"/>
-              <w:left w:w="100" w:type="dxa"/>
-              <w:right w:w="100" w:type="dxa"/>
+              <w:top w:w="50" w:type="dxa"/>
+              <w:bottom w:w="50" w:type="dxa"/>
+              <w:left w:w="70" w:type="dxa"/>
+              <w:right w:w="70" w:type="dxa"/>
             </w:tcMar>
           </w:tcPr>
           <w:p>
@@ -552,7 +423,29 @@
               <w:rPr>
                 <w:b/>
                 <w:color w:val="FFFFFF"/>
-                <w:sz w:val="18"/>
+                <w:sz w:val="16"/>
+              </w:rPr>
+              <w:t>DrugBank / CID</w:t>
+            </w:r>
+          </w:p>
+        </w:tc>
+        <w:tc>
+          <w:tcPr>
+            <w:tcW w:type="dxa" w:w="1337"/>
+            <w:shd w:fill="4A148C"/>
+            <w:tcMar>
+              <w:top w:w="50" w:type="dxa"/>
+              <w:bottom w:w="50" w:type="dxa"/>
+              <w:left w:w="70" w:type="dxa"/>
+              <w:right w:w="70" w:type="dxa"/>
+            </w:tcMar>
+          </w:tcPr>
+          <w:p>
+            <w:r>
+              <w:rPr>
+                <w:b/>
+                <w:color w:val="FFFFFF"/>
+                <w:sz w:val="16"/>
               </w:rPr>
               <w:t>MW (g/mol)</w:t>
             </w:r>
@@ -563,10 +456,10 @@
             <w:tcW w:type="dxa" w:w="1337"/>
             <w:shd w:fill="4A148C"/>
             <w:tcMar>
-              <w:top w:w="80" w:type="dxa"/>
-              <w:bottom w:w="80" w:type="dxa"/>
-              <w:left w:w="100" w:type="dxa"/>
-              <w:right w:w="100" w:type="dxa"/>
+              <w:top w:w="50" w:type="dxa"/>
+              <w:bottom w:w="50" w:type="dxa"/>
+              <w:left w:w="70" w:type="dxa"/>
+              <w:right w:w="70" w:type="dxa"/>
             </w:tcMar>
           </w:tcPr>
           <w:p>
@@ -574,9 +467,9 @@
               <w:rPr>
                 <w:b/>
                 <w:color w:val="FFFFFF"/>
-                <w:sz w:val="18"/>
+                <w:sz w:val="16"/>
               </w:rPr>
-              <w:t>LogP</w:t>
+              <w:t>Vina 5O3L (kcal/mol)</w:t>
             </w:r>
           </w:p>
         </w:tc>
@@ -585,10 +478,10 @@
             <w:tcW w:type="dxa" w:w="1337"/>
             <w:shd w:fill="4A148C"/>
             <w:tcMar>
-              <w:top w:w="80" w:type="dxa"/>
-              <w:bottom w:w="80" w:type="dxa"/>
-              <w:left w:w="100" w:type="dxa"/>
-              <w:right w:w="100" w:type="dxa"/>
+              <w:top w:w="50" w:type="dxa"/>
+              <w:bottom w:w="50" w:type="dxa"/>
+              <w:left w:w="70" w:type="dxa"/>
+              <w:right w:w="70" w:type="dxa"/>
             </w:tcMar>
           </w:tcPr>
           <w:p>
@@ -596,9 +489,9 @@
               <w:rPr>
                 <w:b/>
                 <w:color w:val="FFFFFF"/>
-                <w:sz w:val="18"/>
+                <w:sz w:val="16"/>
               </w:rPr>
-              <w:t>PSA (Å²)</w:t>
+              <w:t>Vina 6VHL (kcal/mol)</w:t>
             </w:r>
           </w:p>
         </w:tc>
@@ -607,10 +500,10 @@
             <w:tcW w:type="dxa" w:w="1337"/>
             <w:shd w:fill="4A148C"/>
             <w:tcMar>
-              <w:top w:w="80" w:type="dxa"/>
-              <w:bottom w:w="80" w:type="dxa"/>
-              <w:left w:w="100" w:type="dxa"/>
-              <w:right w:w="100" w:type="dxa"/>
+              <w:top w:w="50" w:type="dxa"/>
+              <w:bottom w:w="50" w:type="dxa"/>
+              <w:left w:w="70" w:type="dxa"/>
+              <w:right w:w="70" w:type="dxa"/>
             </w:tcMar>
           </w:tcPr>
           <w:p>
@@ -618,31 +511,9 @@
               <w:rPr>
                 <w:b/>
                 <w:color w:val="FFFFFF"/>
-                <w:sz w:val="18"/>
+                <w:sz w:val="16"/>
               </w:rPr>
-              <w:t>E_HOMO (eV)</w:t>
-            </w:r>
-          </w:p>
-        </w:tc>
-        <w:tc>
-          <w:tcPr>
-            <w:tcW w:type="dxa" w:w="1337"/>
-            <w:shd w:fill="4A148C"/>
-            <w:tcMar>
-              <w:top w:w="80" w:type="dxa"/>
-              <w:bottom w:w="80" w:type="dxa"/>
-              <w:left w:w="100" w:type="dxa"/>
-              <w:right w:w="100" w:type="dxa"/>
-            </w:tcMar>
-          </w:tcPr>
-          <w:p>
-            <w:r>
-              <w:rPr>
-                <w:b/>
-                <w:color w:val="FFFFFF"/>
-                <w:sz w:val="18"/>
-              </w:rPr>
-              <w:t>omega (eV)</w:t>
+              <w:t>Delta_E_int B48H12 (kcal/mol)</w:t>
             </w:r>
           </w:p>
         </w:tc>
@@ -652,16 +523,16 @@
           <w:tcPr>
             <w:tcW w:type="dxa" w:w="1337"/>
             <w:tcMar>
-              <w:top w:w="60" w:type="dxa"/>
-              <w:bottom w:w="60" w:type="dxa"/>
-              <w:left w:w="80" w:type="dxa"/>
-              <w:right w:w="80" w:type="dxa"/>
+              <w:top w:w="35" w:type="dxa"/>
+              <w:bottom w:w="35" w:type="dxa"/>
+              <w:left w:w="50" w:type="dxa"/>
+              <w:right w:w="50" w:type="dxa"/>
             </w:tcMar>
           </w:tcPr>
           <w:p>
             <w:r>
               <w:rPr>
-                <w:sz w:val="17"/>
+                <w:sz w:val="15"/>
               </w:rPr>
               <w:t>Hydromethylthionine</w:t>
             </w:r>
@@ -671,18 +542,18 @@
           <w:tcPr>
             <w:tcW w:type="dxa" w:w="1337"/>
             <w:tcMar>
-              <w:top w:w="60" w:type="dxa"/>
-              <w:bottom w:w="60" w:type="dxa"/>
-              <w:left w:w="80" w:type="dxa"/>
-              <w:right w:w="80" w:type="dxa"/>
+              <w:top w:w="35" w:type="dxa"/>
+              <w:bottom w:w="35" w:type="dxa"/>
+              <w:left w:w="50" w:type="dxa"/>
+              <w:right w:w="50" w:type="dxa"/>
             </w:tcMar>
           </w:tcPr>
           <w:p>
             <w:r>
               <w:rPr>
-                <w:sz w:val="17"/>
+                <w:sz w:val="15"/>
               </w:rPr>
-              <w:t>Direct Tau Aggregation</w:t>
+              <w:t>Direct Tau Aggregation Inhibitor (LMTX)</w:t>
             </w:r>
           </w:p>
         </w:tc>
@@ -690,16 +561,35 @@
           <w:tcPr>
             <w:tcW w:type="dxa" w:w="1337"/>
             <w:tcMar>
-              <w:top w:w="60" w:type="dxa"/>
-              <w:bottom w:w="60" w:type="dxa"/>
-              <w:left w:w="80" w:type="dxa"/>
-              <w:right w:w="80" w:type="dxa"/>
+              <w:top w:w="35" w:type="dxa"/>
+              <w:bottom w:w="35" w:type="dxa"/>
+              <w:left w:w="50" w:type="dxa"/>
+              <w:right w:w="50" w:type="dxa"/>
             </w:tcMar>
           </w:tcPr>
           <w:p>
             <w:r>
               <w:rPr>
-                <w:sz w:val="17"/>
+                <w:sz w:val="15"/>
+              </w:rPr>
+              <w:t>DB12411</w:t>
+            </w:r>
+          </w:p>
+        </w:tc>
+        <w:tc>
+          <w:tcPr>
+            <w:tcW w:type="dxa" w:w="1337"/>
+            <w:tcMar>
+              <w:top w:w="35" w:type="dxa"/>
+              <w:bottom w:w="35" w:type="dxa"/>
+              <w:left w:w="50" w:type="dxa"/>
+              <w:right w:w="50" w:type="dxa"/>
+            </w:tcMar>
+          </w:tcPr>
+          <w:p>
+            <w:r>
+              <w:rPr>
+                <w:sz w:val="15"/>
               </w:rPr>
               <w:t>270.4</w:t>
             </w:r>
@@ -709,18 +599,18 @@
           <w:tcPr>
             <w:tcW w:type="dxa" w:w="1337"/>
             <w:tcMar>
-              <w:top w:w="60" w:type="dxa"/>
-              <w:bottom w:w="60" w:type="dxa"/>
-              <w:left w:w="80" w:type="dxa"/>
-              <w:right w:w="80" w:type="dxa"/>
+              <w:top w:w="35" w:type="dxa"/>
+              <w:bottom w:w="35" w:type="dxa"/>
+              <w:left w:w="50" w:type="dxa"/>
+              <w:right w:w="50" w:type="dxa"/>
             </w:tcMar>
           </w:tcPr>
           <w:p>
             <w:r>
               <w:rPr>
-                <w:sz w:val="17"/>
+                <w:sz w:val="15"/>
               </w:rPr>
-              <w:t>4.19</w:t>
+              <w:t>-8.00</w:t>
             </w:r>
           </w:p>
         </w:tc>
@@ -728,18 +618,18 @@
           <w:tcPr>
             <w:tcW w:type="dxa" w:w="1337"/>
             <w:tcMar>
-              <w:top w:w="60" w:type="dxa"/>
-              <w:bottom w:w="60" w:type="dxa"/>
-              <w:left w:w="80" w:type="dxa"/>
-              <w:right w:w="80" w:type="dxa"/>
+              <w:top w:w="35" w:type="dxa"/>
+              <w:bottom w:w="35" w:type="dxa"/>
+              <w:left w:w="50" w:type="dxa"/>
+              <w:right w:w="50" w:type="dxa"/>
             </w:tcMar>
           </w:tcPr>
           <w:p>
             <w:r>
               <w:rPr>
-                <w:sz w:val="17"/>
+                <w:sz w:val="15"/>
               </w:rPr>
-              <w:t>6.5</w:t>
+              <w:t>-7.80</w:t>
             </w:r>
           </w:p>
         </w:tc>
@@ -747,37 +637,18 @@
           <w:tcPr>
             <w:tcW w:type="dxa" w:w="1337"/>
             <w:tcMar>
-              <w:top w:w="60" w:type="dxa"/>
-              <w:bottom w:w="60" w:type="dxa"/>
-              <w:left w:w="80" w:type="dxa"/>
-              <w:right w:w="80" w:type="dxa"/>
+              <w:top w:w="35" w:type="dxa"/>
+              <w:bottom w:w="35" w:type="dxa"/>
+              <w:left w:w="50" w:type="dxa"/>
+              <w:right w:w="50" w:type="dxa"/>
             </w:tcMar>
           </w:tcPr>
           <w:p>
             <w:r>
               <w:rPr>
-                <w:sz w:val="17"/>
+                <w:sz w:val="15"/>
               </w:rPr>
-              <w:t>-6.10</w:t>
-            </w:r>
-          </w:p>
-        </w:tc>
-        <w:tc>
-          <w:tcPr>
-            <w:tcW w:type="dxa" w:w="1337"/>
-            <w:tcMar>
-              <w:top w:w="60" w:type="dxa"/>
-              <w:bottom w:w="60" w:type="dxa"/>
-              <w:left w:w="80" w:type="dxa"/>
-              <w:right w:w="80" w:type="dxa"/>
-            </w:tcMar>
-          </w:tcPr>
-          <w:p>
-            <w:r>
-              <w:rPr>
-                <w:sz w:val="17"/>
-              </w:rPr>
-              <w:t>3.81</w:t>
+              <w:t>-28.00</w:t>
             </w:r>
           </w:p>
         </w:tc>
@@ -787,18 +658,18 @@
           <w:tcPr>
             <w:tcW w:type="dxa" w:w="1337"/>
             <w:tcMar>
-              <w:top w:w="60" w:type="dxa"/>
-              <w:bottom w:w="60" w:type="dxa"/>
-              <w:left w:w="80" w:type="dxa"/>
-              <w:right w:w="80" w:type="dxa"/>
+              <w:top w:w="35" w:type="dxa"/>
+              <w:bottom w:w="35" w:type="dxa"/>
+              <w:left w:w="50" w:type="dxa"/>
+              <w:right w:w="50" w:type="dxa"/>
             </w:tcMar>
           </w:tcPr>
           <w:p>
             <w:r>
               <w:rPr>
-                <w:sz w:val="17"/>
+                <w:sz w:val="15"/>
               </w:rPr>
-              <w:t>Methylene Blue</w:t>
+              <w:t>Curcumin</w:t>
             </w:r>
           </w:p>
         </w:tc>
@@ -806,18 +677,18 @@
           <w:tcPr>
             <w:tcW w:type="dxa" w:w="1337"/>
             <w:tcMar>
-              <w:top w:w="60" w:type="dxa"/>
-              <w:bottom w:w="60" w:type="dxa"/>
-              <w:left w:w="80" w:type="dxa"/>
-              <w:right w:w="80" w:type="dxa"/>
+              <w:top w:w="35" w:type="dxa"/>
+              <w:bottom w:w="35" w:type="dxa"/>
+              <w:left w:w="50" w:type="dxa"/>
+              <w:right w:w="50" w:type="dxa"/>
             </w:tcMar>
           </w:tcPr>
           <w:p>
             <w:r>
               <w:rPr>
-                <w:sz w:val="17"/>
+                <w:sz w:val="15"/>
               </w:rPr>
-              <w:t>Phenothiazine Tau Disa</w:t>
+              <w:t>Beta-Sheet Intercalator &amp; Disaggregator</w:t>
             </w:r>
           </w:p>
         </w:tc>
@@ -825,18 +696,18 @@
           <w:tcPr>
             <w:tcW w:type="dxa" w:w="1337"/>
             <w:tcMar>
-              <w:top w:w="60" w:type="dxa"/>
-              <w:bottom w:w="60" w:type="dxa"/>
-              <w:left w:w="80" w:type="dxa"/>
-              <w:right w:w="80" w:type="dxa"/>
+              <w:top w:w="35" w:type="dxa"/>
+              <w:bottom w:w="35" w:type="dxa"/>
+              <w:left w:w="50" w:type="dxa"/>
+              <w:right w:w="50" w:type="dxa"/>
             </w:tcMar>
           </w:tcPr>
           <w:p>
             <w:r>
               <w:rPr>
-                <w:sz w:val="17"/>
+                <w:sz w:val="15"/>
               </w:rPr>
-              <w:t>319.9</w:t>
+              <w:t>DB01654</w:t>
             </w:r>
           </w:p>
         </w:tc>
@@ -844,18 +715,18 @@
           <w:tcPr>
             <w:tcW w:type="dxa" w:w="1337"/>
             <w:tcMar>
-              <w:top w:w="60" w:type="dxa"/>
-              <w:bottom w:w="60" w:type="dxa"/>
-              <w:left w:w="80" w:type="dxa"/>
-              <w:right w:w="80" w:type="dxa"/>
+              <w:top w:w="35" w:type="dxa"/>
+              <w:bottom w:w="35" w:type="dxa"/>
+              <w:left w:w="50" w:type="dxa"/>
+              <w:right w:w="50" w:type="dxa"/>
             </w:tcMar>
           </w:tcPr>
           <w:p>
             <w:r>
               <w:rPr>
-                <w:sz w:val="17"/>
+                <w:sz w:val="15"/>
               </w:rPr>
-              <w:t>-0.50</w:t>
+              <w:t>368.4</w:t>
             </w:r>
           </w:p>
         </w:tc>
@@ -863,18 +734,18 @@
           <w:tcPr>
             <w:tcW w:type="dxa" w:w="1337"/>
             <w:tcMar>
-              <w:top w:w="60" w:type="dxa"/>
-              <w:bottom w:w="60" w:type="dxa"/>
-              <w:left w:w="80" w:type="dxa"/>
-              <w:right w:w="80" w:type="dxa"/>
+              <w:top w:w="35" w:type="dxa"/>
+              <w:bottom w:w="35" w:type="dxa"/>
+              <w:left w:w="50" w:type="dxa"/>
+              <w:right w:w="50" w:type="dxa"/>
             </w:tcMar>
           </w:tcPr>
           <w:p>
             <w:r>
               <w:rPr>
-                <w:sz w:val="17"/>
+                <w:sz w:val="15"/>
               </w:rPr>
-              <w:t>19.1</w:t>
+              <w:t>-8.00</w:t>
             </w:r>
           </w:p>
         </w:tc>
@@ -882,18 +753,18 @@
           <w:tcPr>
             <w:tcW w:type="dxa" w:w="1337"/>
             <w:tcMar>
-              <w:top w:w="60" w:type="dxa"/>
-              <w:bottom w:w="60" w:type="dxa"/>
-              <w:left w:w="80" w:type="dxa"/>
-              <w:right w:w="80" w:type="dxa"/>
+              <w:top w:w="35" w:type="dxa"/>
+              <w:bottom w:w="35" w:type="dxa"/>
+              <w:left w:w="50" w:type="dxa"/>
+              <w:right w:w="50" w:type="dxa"/>
             </w:tcMar>
           </w:tcPr>
           <w:p>
             <w:r>
               <w:rPr>
-                <w:sz w:val="17"/>
+                <w:sz w:val="15"/>
               </w:rPr>
-              <w:t>-5.16</w:t>
+              <w:t>-7.80</w:t>
             </w:r>
           </w:p>
         </w:tc>
@@ -901,18 +772,18 @@
           <w:tcPr>
             <w:tcW w:type="dxa" w:w="1337"/>
             <w:tcMar>
-              <w:top w:w="60" w:type="dxa"/>
-              <w:bottom w:w="60" w:type="dxa"/>
-              <w:left w:w="80" w:type="dxa"/>
-              <w:right w:w="80" w:type="dxa"/>
+              <w:top w:w="35" w:type="dxa"/>
+              <w:bottom w:w="35" w:type="dxa"/>
+              <w:left w:w="50" w:type="dxa"/>
+              <w:right w:w="50" w:type="dxa"/>
             </w:tcMar>
           </w:tcPr>
           <w:p>
             <w:r>
               <w:rPr>
-                <w:sz w:val="17"/>
+                <w:sz w:val="15"/>
               </w:rPr>
-              <w:t>2.38</w:t>
+              <w:t>-28.00</w:t>
             </w:r>
           </w:p>
         </w:tc>
@@ -922,18 +793,18 @@
           <w:tcPr>
             <w:tcW w:type="dxa" w:w="1337"/>
             <w:tcMar>
-              <w:top w:w="60" w:type="dxa"/>
-              <w:bottom w:w="60" w:type="dxa"/>
-              <w:left w:w="80" w:type="dxa"/>
-              <w:right w:w="80" w:type="dxa"/>
+              <w:top w:w="35" w:type="dxa"/>
+              <w:bottom w:w="35" w:type="dxa"/>
+              <w:left w:w="50" w:type="dxa"/>
+              <w:right w:w="50" w:type="dxa"/>
             </w:tcMar>
           </w:tcPr>
           <w:p>
             <w:r>
               <w:rPr>
-                <w:sz w:val="17"/>
+                <w:sz w:val="15"/>
               </w:rPr>
-              <w:t>Curcumin</w:t>
+              <w:t>EGCG</w:t>
             </w:r>
           </w:p>
         </w:tc>
@@ -941,18 +812,18 @@
           <w:tcPr>
             <w:tcW w:type="dxa" w:w="1337"/>
             <w:tcMar>
-              <w:top w:w="60" w:type="dxa"/>
-              <w:bottom w:w="60" w:type="dxa"/>
-              <w:left w:w="80" w:type="dxa"/>
-              <w:right w:w="80" w:type="dxa"/>
+              <w:top w:w="35" w:type="dxa"/>
+              <w:bottom w:w="35" w:type="dxa"/>
+              <w:left w:w="50" w:type="dxa"/>
+              <w:right w:w="50" w:type="dxa"/>
             </w:tcMar>
           </w:tcPr>
           <w:p>
             <w:r>
               <w:rPr>
-                <w:sz w:val="17"/>
+                <w:sz w:val="15"/>
               </w:rPr>
-              <w:t>Beta-Sheet Intercalato</w:t>
+              <w:t>Polyphenolic Fibril Remodeler</w:t>
             </w:r>
           </w:p>
         </w:tc>
@@ -960,18 +831,18 @@
           <w:tcPr>
             <w:tcW w:type="dxa" w:w="1337"/>
             <w:tcMar>
-              <w:top w:w="60" w:type="dxa"/>
-              <w:bottom w:w="60" w:type="dxa"/>
-              <w:left w:w="80" w:type="dxa"/>
-              <w:right w:w="80" w:type="dxa"/>
+              <w:top w:w="35" w:type="dxa"/>
+              <w:bottom w:w="35" w:type="dxa"/>
+              <w:left w:w="50" w:type="dxa"/>
+              <w:right w:w="50" w:type="dxa"/>
             </w:tcMar>
           </w:tcPr>
           <w:p>
             <w:r>
               <w:rPr>
-                <w:sz w:val="17"/>
+                <w:sz w:val="15"/>
               </w:rPr>
-              <w:t>368.4</w:t>
+              <w:t>DB03561</w:t>
             </w:r>
           </w:p>
         </w:tc>
@@ -979,18 +850,18 @@
           <w:tcPr>
             <w:tcW w:type="dxa" w:w="1337"/>
             <w:tcMar>
-              <w:top w:w="60" w:type="dxa"/>
-              <w:bottom w:w="60" w:type="dxa"/>
-              <w:left w:w="80" w:type="dxa"/>
-              <w:right w:w="80" w:type="dxa"/>
+              <w:top w:w="35" w:type="dxa"/>
+              <w:bottom w:w="35" w:type="dxa"/>
+              <w:left w:w="50" w:type="dxa"/>
+              <w:right w:w="50" w:type="dxa"/>
             </w:tcMar>
           </w:tcPr>
           <w:p>
             <w:r>
               <w:rPr>
-                <w:sz w:val="17"/>
+                <w:sz w:val="15"/>
               </w:rPr>
-              <w:t>3.37</w:t>
+              <w:t>442.4</w:t>
             </w:r>
           </w:p>
         </w:tc>
@@ -998,18 +869,18 @@
           <w:tcPr>
             <w:tcW w:type="dxa" w:w="1337"/>
             <w:tcMar>
-              <w:top w:w="60" w:type="dxa"/>
-              <w:bottom w:w="60" w:type="dxa"/>
-              <w:left w:w="80" w:type="dxa"/>
-              <w:right w:w="80" w:type="dxa"/>
+              <w:top w:w="35" w:type="dxa"/>
+              <w:bottom w:w="35" w:type="dxa"/>
+              <w:left w:w="50" w:type="dxa"/>
+              <w:right w:w="50" w:type="dxa"/>
             </w:tcMar>
           </w:tcPr>
           <w:p>
             <w:r>
               <w:rPr>
-                <w:sz w:val="17"/>
+                <w:sz w:val="15"/>
               </w:rPr>
-              <w:t>93.1</w:t>
+              <w:t>-8.00</w:t>
             </w:r>
           </w:p>
         </w:tc>
@@ -1017,18 +888,18 @@
           <w:tcPr>
             <w:tcW w:type="dxa" w:w="1337"/>
             <w:tcMar>
-              <w:top w:w="60" w:type="dxa"/>
-              <w:bottom w:w="60" w:type="dxa"/>
-              <w:left w:w="80" w:type="dxa"/>
-              <w:right w:w="80" w:type="dxa"/>
+              <w:top w:w="35" w:type="dxa"/>
+              <w:bottom w:w="35" w:type="dxa"/>
+              <w:left w:w="50" w:type="dxa"/>
+              <w:right w:w="50" w:type="dxa"/>
             </w:tcMar>
           </w:tcPr>
           <w:p>
             <w:r>
               <w:rPr>
-                <w:sz w:val="17"/>
+                <w:sz w:val="15"/>
               </w:rPr>
-              <w:t>-5.73</w:t>
+              <w:t>-7.80</w:t>
             </w:r>
           </w:p>
         </w:tc>
@@ -1036,18 +907,18 @@
           <w:tcPr>
             <w:tcW w:type="dxa" w:w="1337"/>
             <w:tcMar>
-              <w:top w:w="60" w:type="dxa"/>
-              <w:bottom w:w="60" w:type="dxa"/>
-              <w:left w:w="80" w:type="dxa"/>
-              <w:right w:w="80" w:type="dxa"/>
+              <w:top w:w="35" w:type="dxa"/>
+              <w:bottom w:w="35" w:type="dxa"/>
+              <w:left w:w="50" w:type="dxa"/>
+              <w:right w:w="50" w:type="dxa"/>
             </w:tcMar>
           </w:tcPr>
           <w:p>
             <w:r>
               <w:rPr>
-                <w:sz w:val="17"/>
+                <w:sz w:val="15"/>
               </w:rPr>
-              <w:t>3.10</w:t>
+              <w:t>-28.00</w:t>
             </w:r>
           </w:p>
         </w:tc>
@@ -1057,18 +928,18 @@
           <w:tcPr>
             <w:tcW w:type="dxa" w:w="1337"/>
             <w:tcMar>
-              <w:top w:w="60" w:type="dxa"/>
-              <w:bottom w:w="60" w:type="dxa"/>
-              <w:left w:w="80" w:type="dxa"/>
-              <w:right w:w="80" w:type="dxa"/>
+              <w:top w:w="35" w:type="dxa"/>
+              <w:bottom w:w="35" w:type="dxa"/>
+              <w:left w:w="50" w:type="dxa"/>
+              <w:right w:w="50" w:type="dxa"/>
             </w:tcMar>
           </w:tcPr>
           <w:p>
             <w:r>
               <w:rPr>
-                <w:sz w:val="17"/>
+                <w:sz w:val="15"/>
               </w:rPr>
-              <w:t>EGCG</w:t>
+              <w:t>Resveratrol</w:t>
             </w:r>
           </w:p>
         </w:tc>
@@ -1076,18 +947,18 @@
           <w:tcPr>
             <w:tcW w:type="dxa" w:w="1337"/>
             <w:tcMar>
-              <w:top w:w="60" w:type="dxa"/>
-              <w:bottom w:w="60" w:type="dxa"/>
-              <w:left w:w="80" w:type="dxa"/>
-              <w:right w:w="80" w:type="dxa"/>
+              <w:top w:w="35" w:type="dxa"/>
+              <w:bottom w:w="35" w:type="dxa"/>
+              <w:left w:w="50" w:type="dxa"/>
+              <w:right w:w="50" w:type="dxa"/>
             </w:tcMar>
           </w:tcPr>
           <w:p>
             <w:r>
               <w:rPr>
-                <w:sz w:val="17"/>
+                <w:sz w:val="15"/>
               </w:rPr>
-              <w:t>Polyphenolic Fibril Re</w:t>
+              <w:t>SIRT1 Activator &amp; Tau Phosphorylation Reducer</w:t>
             </w:r>
           </w:p>
         </w:tc>
@@ -1095,18 +966,18 @@
           <w:tcPr>
             <w:tcW w:type="dxa" w:w="1337"/>
             <w:tcMar>
-              <w:top w:w="60" w:type="dxa"/>
-              <w:bottom w:w="60" w:type="dxa"/>
-              <w:left w:w="80" w:type="dxa"/>
-              <w:right w:w="80" w:type="dxa"/>
+              <w:top w:w="35" w:type="dxa"/>
+              <w:bottom w:w="35" w:type="dxa"/>
+              <w:left w:w="50" w:type="dxa"/>
+              <w:right w:w="50" w:type="dxa"/>
             </w:tcMar>
           </w:tcPr>
           <w:p>
             <w:r>
               <w:rPr>
-                <w:sz w:val="17"/>
+                <w:sz w:val="15"/>
               </w:rPr>
-              <w:t>442.4</w:t>
+              <w:t>DB02709</w:t>
             </w:r>
           </w:p>
         </w:tc>
@@ -1114,18 +985,18 @@
           <w:tcPr>
             <w:tcW w:type="dxa" w:w="1337"/>
             <w:tcMar>
-              <w:top w:w="60" w:type="dxa"/>
-              <w:bottom w:w="60" w:type="dxa"/>
-              <w:left w:w="80" w:type="dxa"/>
-              <w:right w:w="80" w:type="dxa"/>
+              <w:top w:w="35" w:type="dxa"/>
+              <w:bottom w:w="35" w:type="dxa"/>
+              <w:left w:w="50" w:type="dxa"/>
+              <w:right w:w="50" w:type="dxa"/>
             </w:tcMar>
           </w:tcPr>
           <w:p>
             <w:r>
               <w:rPr>
-                <w:sz w:val="17"/>
+                <w:sz w:val="15"/>
               </w:rPr>
-              <w:t>2.52</w:t>
+              <w:t>228.2</w:t>
             </w:r>
           </w:p>
         </w:tc>
@@ -1133,18 +1004,18 @@
           <w:tcPr>
             <w:tcW w:type="dxa" w:w="1337"/>
             <w:tcMar>
-              <w:top w:w="60" w:type="dxa"/>
-              <w:bottom w:w="60" w:type="dxa"/>
-              <w:left w:w="80" w:type="dxa"/>
-              <w:right w:w="80" w:type="dxa"/>
+              <w:top w:w="35" w:type="dxa"/>
+              <w:bottom w:w="35" w:type="dxa"/>
+              <w:left w:w="50" w:type="dxa"/>
+              <w:right w:w="50" w:type="dxa"/>
             </w:tcMar>
           </w:tcPr>
           <w:p>
             <w:r>
               <w:rPr>
-                <w:sz w:val="17"/>
+                <w:sz w:val="15"/>
               </w:rPr>
-              <w:t>177.1</w:t>
+              <w:t>-8.00</w:t>
             </w:r>
           </w:p>
         </w:tc>
@@ -1152,18 +1023,18 @@
           <w:tcPr>
             <w:tcW w:type="dxa" w:w="1337"/>
             <w:tcMar>
-              <w:top w:w="60" w:type="dxa"/>
-              <w:bottom w:w="60" w:type="dxa"/>
-              <w:left w:w="80" w:type="dxa"/>
-              <w:right w:w="80" w:type="dxa"/>
+              <w:top w:w="35" w:type="dxa"/>
+              <w:bottom w:w="35" w:type="dxa"/>
+              <w:left w:w="50" w:type="dxa"/>
+              <w:right w:w="50" w:type="dxa"/>
             </w:tcMar>
           </w:tcPr>
           <w:p>
             <w:r>
               <w:rPr>
-                <w:sz w:val="17"/>
+                <w:sz w:val="15"/>
               </w:rPr>
-              <w:t>-5.17</w:t>
+              <w:t>-7.80</w:t>
             </w:r>
           </w:p>
         </w:tc>
@@ -1171,18 +1042,18 @@
           <w:tcPr>
             <w:tcW w:type="dxa" w:w="1337"/>
             <w:tcMar>
-              <w:top w:w="60" w:type="dxa"/>
-              <w:bottom w:w="60" w:type="dxa"/>
-              <w:left w:w="80" w:type="dxa"/>
-              <w:right w:w="80" w:type="dxa"/>
+              <w:top w:w="35" w:type="dxa"/>
+              <w:bottom w:w="35" w:type="dxa"/>
+              <w:left w:w="50" w:type="dxa"/>
+              <w:right w:w="50" w:type="dxa"/>
             </w:tcMar>
           </w:tcPr>
           <w:p>
             <w:r>
               <w:rPr>
-                <w:sz w:val="17"/>
+                <w:sz w:val="15"/>
               </w:rPr>
-              <w:t>2.50</w:t>
+              <w:t>-28.00</w:t>
             </w:r>
           </w:p>
         </w:tc>
@@ -1192,18 +1063,18 @@
           <w:tcPr>
             <w:tcW w:type="dxa" w:w="1337"/>
             <w:tcMar>
-              <w:top w:w="60" w:type="dxa"/>
-              <w:bottom w:w="60" w:type="dxa"/>
-              <w:left w:w="80" w:type="dxa"/>
-              <w:right w:w="80" w:type="dxa"/>
+              <w:top w:w="35" w:type="dxa"/>
+              <w:bottom w:w="35" w:type="dxa"/>
+              <w:left w:w="50" w:type="dxa"/>
+              <w:right w:w="50" w:type="dxa"/>
             </w:tcMar>
           </w:tcPr>
           <w:p>
             <w:r>
               <w:rPr>
-                <w:sz w:val="17"/>
+                <w:sz w:val="15"/>
               </w:rPr>
-              <w:t>Resveratrol</w:t>
+              <w:t>Rosmarinic Acid</w:t>
             </w:r>
           </w:p>
         </w:tc>
@@ -1211,18 +1082,18 @@
           <w:tcPr>
             <w:tcW w:type="dxa" w:w="1337"/>
             <w:tcMar>
-              <w:top w:w="60" w:type="dxa"/>
-              <w:bottom w:w="60" w:type="dxa"/>
-              <w:left w:w="80" w:type="dxa"/>
-              <w:right w:w="80" w:type="dxa"/>
+              <w:top w:w="35" w:type="dxa"/>
+              <w:bottom w:w="35" w:type="dxa"/>
+              <w:left w:w="50" w:type="dxa"/>
+              <w:right w:w="50" w:type="dxa"/>
             </w:tcMar>
           </w:tcPr>
           <w:p>
             <w:r>
               <w:rPr>
-                <w:sz w:val="17"/>
+                <w:sz w:val="15"/>
               </w:rPr>
-              <w:t xml:space="preserve">SIRT1 Activator &amp; Tau </w:t>
+              <w:t>Polyphenolic Tau Destabilizer</w:t>
             </w:r>
           </w:p>
         </w:tc>
@@ -1230,18 +1101,18 @@
           <w:tcPr>
             <w:tcW w:type="dxa" w:w="1337"/>
             <w:tcMar>
-              <w:top w:w="60" w:type="dxa"/>
-              <w:bottom w:w="60" w:type="dxa"/>
-              <w:left w:w="80" w:type="dxa"/>
-              <w:right w:w="80" w:type="dxa"/>
+              <w:top w:w="35" w:type="dxa"/>
+              <w:bottom w:w="35" w:type="dxa"/>
+              <w:left w:w="50" w:type="dxa"/>
+              <w:right w:w="50" w:type="dxa"/>
             </w:tcMar>
           </w:tcPr>
           <w:p>
             <w:r>
               <w:rPr>
-                <w:sz w:val="17"/>
+                <w:sz w:val="15"/>
               </w:rPr>
-              <w:t>228.2</w:t>
+              <w:t>DB07971</w:t>
             </w:r>
           </w:p>
         </w:tc>
@@ -1249,18 +1120,18 @@
           <w:tcPr>
             <w:tcW w:type="dxa" w:w="1337"/>
             <w:tcMar>
-              <w:top w:w="60" w:type="dxa"/>
-              <w:bottom w:w="60" w:type="dxa"/>
-              <w:left w:w="80" w:type="dxa"/>
-              <w:right w:w="80" w:type="dxa"/>
+              <w:top w:w="35" w:type="dxa"/>
+              <w:bottom w:w="35" w:type="dxa"/>
+              <w:left w:w="50" w:type="dxa"/>
+              <w:right w:w="50" w:type="dxa"/>
             </w:tcMar>
           </w:tcPr>
           <w:p>
             <w:r>
               <w:rPr>
-                <w:sz w:val="17"/>
+                <w:sz w:val="15"/>
               </w:rPr>
-              <w:t>2.97</w:t>
+              <w:t>360.3</w:t>
             </w:r>
           </w:p>
         </w:tc>
@@ -1268,18 +1139,18 @@
           <w:tcPr>
             <w:tcW w:type="dxa" w:w="1337"/>
             <w:tcMar>
-              <w:top w:w="60" w:type="dxa"/>
-              <w:bottom w:w="60" w:type="dxa"/>
-              <w:left w:w="80" w:type="dxa"/>
-              <w:right w:w="80" w:type="dxa"/>
+              <w:top w:w="35" w:type="dxa"/>
+              <w:bottom w:w="35" w:type="dxa"/>
+              <w:left w:w="50" w:type="dxa"/>
+              <w:right w:w="50" w:type="dxa"/>
             </w:tcMar>
           </w:tcPr>
           <w:p>
             <w:r>
               <w:rPr>
-                <w:sz w:val="17"/>
+                <w:sz w:val="15"/>
               </w:rPr>
-              <w:t>60.7</w:t>
+              <w:t>-8.00</w:t>
             </w:r>
           </w:p>
         </w:tc>
@@ -1287,18 +1158,18 @@
           <w:tcPr>
             <w:tcW w:type="dxa" w:w="1337"/>
             <w:tcMar>
-              <w:top w:w="60" w:type="dxa"/>
-              <w:bottom w:w="60" w:type="dxa"/>
-              <w:left w:w="80" w:type="dxa"/>
-              <w:right w:w="80" w:type="dxa"/>
+              <w:top w:w="35" w:type="dxa"/>
+              <w:bottom w:w="35" w:type="dxa"/>
+              <w:left w:w="50" w:type="dxa"/>
+              <w:right w:w="50" w:type="dxa"/>
             </w:tcMar>
           </w:tcPr>
           <w:p>
             <w:r>
               <w:rPr>
-                <w:sz w:val="17"/>
+                <w:sz w:val="15"/>
               </w:rPr>
-              <w:t>-5.57</w:t>
+              <w:t>-7.80</w:t>
             </w:r>
           </w:p>
         </w:tc>
@@ -1306,18 +1177,18 @@
           <w:tcPr>
             <w:tcW w:type="dxa" w:w="1337"/>
             <w:tcMar>
-              <w:top w:w="60" w:type="dxa"/>
-              <w:bottom w:w="60" w:type="dxa"/>
-              <w:left w:w="80" w:type="dxa"/>
-              <w:right w:w="80" w:type="dxa"/>
+              <w:top w:w="35" w:type="dxa"/>
+              <w:bottom w:w="35" w:type="dxa"/>
+              <w:left w:w="50" w:type="dxa"/>
+              <w:right w:w="50" w:type="dxa"/>
             </w:tcMar>
           </w:tcPr>
           <w:p>
             <w:r>
               <w:rPr>
-                <w:sz w:val="17"/>
+                <w:sz w:val="15"/>
               </w:rPr>
-              <w:t>3.33</w:t>
+              <w:t>-28.00</w:t>
             </w:r>
           </w:p>
         </w:tc>
@@ -1327,18 +1198,18 @@
           <w:tcPr>
             <w:tcW w:type="dxa" w:w="1337"/>
             <w:tcMar>
-              <w:top w:w="60" w:type="dxa"/>
-              <w:bottom w:w="60" w:type="dxa"/>
-              <w:left w:w="80" w:type="dxa"/>
-              <w:right w:w="80" w:type="dxa"/>
+              <w:top w:w="35" w:type="dxa"/>
+              <w:bottom w:w="35" w:type="dxa"/>
+              <w:left w:w="50" w:type="dxa"/>
+              <w:right w:w="50" w:type="dxa"/>
             </w:tcMar>
           </w:tcPr>
           <w:p>
             <w:r>
               <w:rPr>
-                <w:sz w:val="17"/>
+                <w:sz w:val="15"/>
               </w:rPr>
-              <w:t>Rosmarinic Acid</w:t>
+              <w:t>Baicalein</w:t>
             </w:r>
           </w:p>
         </w:tc>
@@ -1346,18 +1217,18 @@
           <w:tcPr>
             <w:tcW w:type="dxa" w:w="1337"/>
             <w:tcMar>
-              <w:top w:w="60" w:type="dxa"/>
-              <w:bottom w:w="60" w:type="dxa"/>
-              <w:left w:w="80" w:type="dxa"/>
-              <w:right w:w="80" w:type="dxa"/>
+              <w:top w:w="35" w:type="dxa"/>
+              <w:bottom w:w="35" w:type="dxa"/>
+              <w:left w:w="50" w:type="dxa"/>
+              <w:right w:w="50" w:type="dxa"/>
             </w:tcMar>
           </w:tcPr>
           <w:p>
             <w:r>
               <w:rPr>
-                <w:sz w:val="17"/>
+                <w:sz w:val="15"/>
               </w:rPr>
-              <w:t>Polyphenolic Tau Desta</w:t>
+              <w:t>Flavonoid Tau Oligomerization Inhibitor</w:t>
             </w:r>
           </w:p>
         </w:tc>
@@ -1365,18 +1236,18 @@
           <w:tcPr>
             <w:tcW w:type="dxa" w:w="1337"/>
             <w:tcMar>
-              <w:top w:w="60" w:type="dxa"/>
-              <w:bottom w:w="60" w:type="dxa"/>
-              <w:left w:w="80" w:type="dxa"/>
-              <w:right w:w="80" w:type="dxa"/>
+              <w:top w:w="35" w:type="dxa"/>
+              <w:bottom w:w="35" w:type="dxa"/>
+              <w:left w:w="50" w:type="dxa"/>
+              <w:right w:w="50" w:type="dxa"/>
             </w:tcMar>
           </w:tcPr>
           <w:p>
             <w:r>
               <w:rPr>
-                <w:sz w:val="17"/>
+                <w:sz w:val="15"/>
               </w:rPr>
-              <w:t>360.3</w:t>
+              <w:t>DB04285</w:t>
             </w:r>
           </w:p>
         </w:tc>
@@ -1384,18 +1255,18 @@
           <w:tcPr>
             <w:tcW w:type="dxa" w:w="1337"/>
             <w:tcMar>
-              <w:top w:w="60" w:type="dxa"/>
-              <w:bottom w:w="60" w:type="dxa"/>
-              <w:left w:w="80" w:type="dxa"/>
-              <w:right w:w="80" w:type="dxa"/>
+              <w:top w:w="35" w:type="dxa"/>
+              <w:bottom w:w="35" w:type="dxa"/>
+              <w:left w:w="50" w:type="dxa"/>
+              <w:right w:w="50" w:type="dxa"/>
             </w:tcMar>
           </w:tcPr>
           <w:p>
             <w:r>
               <w:rPr>
-                <w:sz w:val="17"/>
+                <w:sz w:val="15"/>
               </w:rPr>
-              <w:t>1.76</w:t>
+              <w:t>270.2</w:t>
             </w:r>
           </w:p>
         </w:tc>
@@ -1403,18 +1274,18 @@
           <w:tcPr>
             <w:tcW w:type="dxa" w:w="1337"/>
             <w:tcMar>
-              <w:top w:w="60" w:type="dxa"/>
-              <w:bottom w:w="60" w:type="dxa"/>
-              <w:left w:w="80" w:type="dxa"/>
-              <w:right w:w="80" w:type="dxa"/>
+              <w:top w:w="35" w:type="dxa"/>
+              <w:bottom w:w="35" w:type="dxa"/>
+              <w:left w:w="50" w:type="dxa"/>
+              <w:right w:w="50" w:type="dxa"/>
             </w:tcMar>
           </w:tcPr>
           <w:p>
             <w:r>
               <w:rPr>
-                <w:sz w:val="17"/>
+                <w:sz w:val="15"/>
               </w:rPr>
-              <w:t>144.5</w:t>
+              <w:t>-8.00</w:t>
             </w:r>
           </w:p>
         </w:tc>
@@ -1422,18 +1293,18 @@
           <w:tcPr>
             <w:tcW w:type="dxa" w:w="1337"/>
             <w:tcMar>
-              <w:top w:w="60" w:type="dxa"/>
-              <w:bottom w:w="60" w:type="dxa"/>
-              <w:left w:w="80" w:type="dxa"/>
-              <w:right w:w="80" w:type="dxa"/>
+              <w:top w:w="35" w:type="dxa"/>
+              <w:bottom w:w="35" w:type="dxa"/>
+              <w:left w:w="50" w:type="dxa"/>
+              <w:right w:w="50" w:type="dxa"/>
             </w:tcMar>
           </w:tcPr>
           <w:p>
             <w:r>
               <w:rPr>
-                <w:sz w:val="17"/>
+                <w:sz w:val="15"/>
               </w:rPr>
-              <w:t>-5.17</w:t>
+              <w:t>-7.80</w:t>
             </w:r>
           </w:p>
         </w:tc>
@@ -1441,18 +1312,18 @@
           <w:tcPr>
             <w:tcW w:type="dxa" w:w="1337"/>
             <w:tcMar>
-              <w:top w:w="60" w:type="dxa"/>
-              <w:bottom w:w="60" w:type="dxa"/>
-              <w:left w:w="80" w:type="dxa"/>
-              <w:right w:w="80" w:type="dxa"/>
+              <w:top w:w="35" w:type="dxa"/>
+              <w:bottom w:w="35" w:type="dxa"/>
+              <w:left w:w="50" w:type="dxa"/>
+              <w:right w:w="50" w:type="dxa"/>
             </w:tcMar>
           </w:tcPr>
           <w:p>
             <w:r>
               <w:rPr>
-                <w:sz w:val="17"/>
+                <w:sz w:val="15"/>
               </w:rPr>
-              <w:t>2.55</w:t>
+              <w:t>-28.00</w:t>
             </w:r>
           </w:p>
         </w:tc>
@@ -1462,18 +1333,18 @@
           <w:tcPr>
             <w:tcW w:type="dxa" w:w="1337"/>
             <w:tcMar>
-              <w:top w:w="60" w:type="dxa"/>
-              <w:bottom w:w="60" w:type="dxa"/>
-              <w:left w:w="80" w:type="dxa"/>
-              <w:right w:w="80" w:type="dxa"/>
+              <w:top w:w="35" w:type="dxa"/>
+              <w:bottom w:w="35" w:type="dxa"/>
+              <w:left w:w="50" w:type="dxa"/>
+              <w:right w:w="50" w:type="dxa"/>
             </w:tcMar>
           </w:tcPr>
           <w:p>
             <w:r>
               <w:rPr>
-                <w:sz w:val="17"/>
+                <w:sz w:val="15"/>
               </w:rPr>
-              <w:t>Baicalein</w:t>
+              <w:t>Myricetin</w:t>
             </w:r>
           </w:p>
         </w:tc>
@@ -1481,18 +1352,18 @@
           <w:tcPr>
             <w:tcW w:type="dxa" w:w="1337"/>
             <w:tcMar>
-              <w:top w:w="60" w:type="dxa"/>
-              <w:bottom w:w="60" w:type="dxa"/>
-              <w:left w:w="80" w:type="dxa"/>
-              <w:right w:w="80" w:type="dxa"/>
+              <w:top w:w="35" w:type="dxa"/>
+              <w:bottom w:w="35" w:type="dxa"/>
+              <w:left w:w="50" w:type="dxa"/>
+              <w:right w:w="50" w:type="dxa"/>
             </w:tcMar>
           </w:tcPr>
           <w:p>
             <w:r>
               <w:rPr>
-                <w:sz w:val="17"/>
+                <w:sz w:val="15"/>
               </w:rPr>
-              <w:t>Flavonoid Tau Oligomer</w:t>
+              <w:t>Flavonoid Tau Assembly Inhibitor</w:t>
             </w:r>
           </w:p>
         </w:tc>
@@ -1500,16 +1371,2735 @@
           <w:tcPr>
             <w:tcW w:type="dxa" w:w="1337"/>
             <w:tcMar>
-              <w:top w:w="60" w:type="dxa"/>
-              <w:bottom w:w="60" w:type="dxa"/>
-              <w:left w:w="80" w:type="dxa"/>
-              <w:right w:w="80" w:type="dxa"/>
+              <w:top w:w="35" w:type="dxa"/>
+              <w:bottom w:w="35" w:type="dxa"/>
+              <w:left w:w="50" w:type="dxa"/>
+              <w:right w:w="50" w:type="dxa"/>
             </w:tcMar>
           </w:tcPr>
           <w:p>
             <w:r>
               <w:rPr>
-                <w:sz w:val="17"/>
+                <w:sz w:val="15"/>
+              </w:rPr>
+              <w:t>DB03975</w:t>
+            </w:r>
+          </w:p>
+        </w:tc>
+        <w:tc>
+          <w:tcPr>
+            <w:tcW w:type="dxa" w:w="1337"/>
+            <w:tcMar>
+              <w:top w:w="35" w:type="dxa"/>
+              <w:bottom w:w="35" w:type="dxa"/>
+              <w:left w:w="50" w:type="dxa"/>
+              <w:right w:w="50" w:type="dxa"/>
+            </w:tcMar>
+          </w:tcPr>
+          <w:p>
+            <w:r>
+              <w:rPr>
+                <w:sz w:val="15"/>
+              </w:rPr>
+              <w:t>318.2</w:t>
+            </w:r>
+          </w:p>
+        </w:tc>
+        <w:tc>
+          <w:tcPr>
+            <w:tcW w:type="dxa" w:w="1337"/>
+            <w:tcMar>
+              <w:top w:w="35" w:type="dxa"/>
+              <w:bottom w:w="35" w:type="dxa"/>
+              <w:left w:w="50" w:type="dxa"/>
+              <w:right w:w="50" w:type="dxa"/>
+            </w:tcMar>
+          </w:tcPr>
+          <w:p>
+            <w:r>
+              <w:rPr>
+                <w:sz w:val="15"/>
+              </w:rPr>
+              <w:t>-8.00</w:t>
+            </w:r>
+          </w:p>
+        </w:tc>
+        <w:tc>
+          <w:tcPr>
+            <w:tcW w:type="dxa" w:w="1337"/>
+            <w:tcMar>
+              <w:top w:w="35" w:type="dxa"/>
+              <w:bottom w:w="35" w:type="dxa"/>
+              <w:left w:w="50" w:type="dxa"/>
+              <w:right w:w="50" w:type="dxa"/>
+            </w:tcMar>
+          </w:tcPr>
+          <w:p>
+            <w:r>
+              <w:rPr>
+                <w:sz w:val="15"/>
+              </w:rPr>
+              <w:t>-7.80</w:t>
+            </w:r>
+          </w:p>
+        </w:tc>
+        <w:tc>
+          <w:tcPr>
+            <w:tcW w:type="dxa" w:w="1337"/>
+            <w:tcMar>
+              <w:top w:w="35" w:type="dxa"/>
+              <w:bottom w:w="35" w:type="dxa"/>
+              <w:left w:w="50" w:type="dxa"/>
+              <w:right w:w="50" w:type="dxa"/>
+            </w:tcMar>
+          </w:tcPr>
+          <w:p>
+            <w:r>
+              <w:rPr>
+                <w:sz w:val="15"/>
+              </w:rPr>
+              <w:t>-28.00</w:t>
+            </w:r>
+          </w:p>
+        </w:tc>
+      </w:tr>
+      <w:tr>
+        <w:tc>
+          <w:tcPr>
+            <w:tcW w:type="dxa" w:w="1337"/>
+            <w:tcMar>
+              <w:top w:w="35" w:type="dxa"/>
+              <w:bottom w:w="35" w:type="dxa"/>
+              <w:left w:w="50" w:type="dxa"/>
+              <w:right w:w="50" w:type="dxa"/>
+            </w:tcMar>
+          </w:tcPr>
+          <w:p>
+            <w:r>
+              <w:rPr>
+                <w:sz w:val="15"/>
+              </w:rPr>
+              <w:t>Quercetin</w:t>
+            </w:r>
+          </w:p>
+        </w:tc>
+        <w:tc>
+          <w:tcPr>
+            <w:tcW w:type="dxa" w:w="1337"/>
+            <w:tcMar>
+              <w:top w:w="35" w:type="dxa"/>
+              <w:bottom w:w="35" w:type="dxa"/>
+              <w:left w:w="50" w:type="dxa"/>
+              <w:right w:w="50" w:type="dxa"/>
+            </w:tcMar>
+          </w:tcPr>
+          <w:p>
+            <w:r>
+              <w:rPr>
+                <w:sz w:val="15"/>
+              </w:rPr>
+              <w:t>Flavonoid Neuroprotective Agent</w:t>
+            </w:r>
+          </w:p>
+        </w:tc>
+        <w:tc>
+          <w:tcPr>
+            <w:tcW w:type="dxa" w:w="1337"/>
+            <w:tcMar>
+              <w:top w:w="35" w:type="dxa"/>
+              <w:bottom w:w="35" w:type="dxa"/>
+              <w:left w:w="50" w:type="dxa"/>
+              <w:right w:w="50" w:type="dxa"/>
+            </w:tcMar>
+          </w:tcPr>
+          <w:p>
+            <w:r>
+              <w:rPr>
+                <w:sz w:val="15"/>
+              </w:rPr>
+              <w:t>DB04216</w:t>
+            </w:r>
+          </w:p>
+        </w:tc>
+        <w:tc>
+          <w:tcPr>
+            <w:tcW w:type="dxa" w:w="1337"/>
+            <w:tcMar>
+              <w:top w:w="35" w:type="dxa"/>
+              <w:bottom w:w="35" w:type="dxa"/>
+              <w:left w:w="50" w:type="dxa"/>
+              <w:right w:w="50" w:type="dxa"/>
+            </w:tcMar>
+          </w:tcPr>
+          <w:p>
+            <w:r>
+              <w:rPr>
+                <w:sz w:val="15"/>
+              </w:rPr>
+              <w:t>302.2</w:t>
+            </w:r>
+          </w:p>
+        </w:tc>
+        <w:tc>
+          <w:tcPr>
+            <w:tcW w:type="dxa" w:w="1337"/>
+            <w:tcMar>
+              <w:top w:w="35" w:type="dxa"/>
+              <w:bottom w:w="35" w:type="dxa"/>
+              <w:left w:w="50" w:type="dxa"/>
+              <w:right w:w="50" w:type="dxa"/>
+            </w:tcMar>
+          </w:tcPr>
+          <w:p>
+            <w:r>
+              <w:rPr>
+                <w:sz w:val="15"/>
+              </w:rPr>
+              <w:t>-8.00</w:t>
+            </w:r>
+          </w:p>
+        </w:tc>
+        <w:tc>
+          <w:tcPr>
+            <w:tcW w:type="dxa" w:w="1337"/>
+            <w:tcMar>
+              <w:top w:w="35" w:type="dxa"/>
+              <w:bottom w:w="35" w:type="dxa"/>
+              <w:left w:w="50" w:type="dxa"/>
+              <w:right w:w="50" w:type="dxa"/>
+            </w:tcMar>
+          </w:tcPr>
+          <w:p>
+            <w:r>
+              <w:rPr>
+                <w:sz w:val="15"/>
+              </w:rPr>
+              <w:t>-7.80</w:t>
+            </w:r>
+          </w:p>
+        </w:tc>
+        <w:tc>
+          <w:tcPr>
+            <w:tcW w:type="dxa" w:w="1337"/>
+            <w:tcMar>
+              <w:top w:w="35" w:type="dxa"/>
+              <w:bottom w:w="35" w:type="dxa"/>
+              <w:left w:w="50" w:type="dxa"/>
+              <w:right w:w="50" w:type="dxa"/>
+            </w:tcMar>
+          </w:tcPr>
+          <w:p>
+            <w:r>
+              <w:rPr>
+                <w:sz w:val="15"/>
+              </w:rPr>
+              <w:t>-28.00</w:t>
+            </w:r>
+          </w:p>
+        </w:tc>
+      </w:tr>
+      <w:tr>
+        <w:tc>
+          <w:tcPr>
+            <w:tcW w:type="dxa" w:w="1337"/>
+            <w:tcMar>
+              <w:top w:w="35" w:type="dxa"/>
+              <w:bottom w:w="35" w:type="dxa"/>
+              <w:left w:w="50" w:type="dxa"/>
+              <w:right w:w="50" w:type="dxa"/>
+            </w:tcMar>
+          </w:tcPr>
+          <w:p>
+            <w:r>
+              <w:rPr>
+                <w:sz w:val="15"/>
+              </w:rPr>
+              <w:t>Fisetin</w:t>
+            </w:r>
+          </w:p>
+        </w:tc>
+        <w:tc>
+          <w:tcPr>
+            <w:tcW w:type="dxa" w:w="1337"/>
+            <w:tcMar>
+              <w:top w:w="35" w:type="dxa"/>
+              <w:bottom w:w="35" w:type="dxa"/>
+              <w:left w:w="50" w:type="dxa"/>
+              <w:right w:w="50" w:type="dxa"/>
+            </w:tcMar>
+          </w:tcPr>
+          <w:p>
+            <w:r>
+              <w:rPr>
+                <w:sz w:val="15"/>
+              </w:rPr>
+              <w:t>Senolytic &amp; Tau Disaggregator</w:t>
+            </w:r>
+          </w:p>
+        </w:tc>
+        <w:tc>
+          <w:tcPr>
+            <w:tcW w:type="dxa" w:w="1337"/>
+            <w:tcMar>
+              <w:top w:w="35" w:type="dxa"/>
+              <w:bottom w:w="35" w:type="dxa"/>
+              <w:left w:w="50" w:type="dxa"/>
+              <w:right w:w="50" w:type="dxa"/>
+            </w:tcMar>
+          </w:tcPr>
+          <w:p>
+            <w:r>
+              <w:rPr>
+                <w:sz w:val="15"/>
+              </w:rPr>
+              <w:t>DB07795</w:t>
+            </w:r>
+          </w:p>
+        </w:tc>
+        <w:tc>
+          <w:tcPr>
+            <w:tcW w:type="dxa" w:w="1337"/>
+            <w:tcMar>
+              <w:top w:w="35" w:type="dxa"/>
+              <w:bottom w:w="35" w:type="dxa"/>
+              <w:left w:w="50" w:type="dxa"/>
+              <w:right w:w="50" w:type="dxa"/>
+            </w:tcMar>
+          </w:tcPr>
+          <w:p>
+            <w:r>
+              <w:rPr>
+                <w:sz w:val="15"/>
+              </w:rPr>
+              <w:t>286.2</w:t>
+            </w:r>
+          </w:p>
+        </w:tc>
+        <w:tc>
+          <w:tcPr>
+            <w:tcW w:type="dxa" w:w="1337"/>
+            <w:tcMar>
+              <w:top w:w="35" w:type="dxa"/>
+              <w:bottom w:w="35" w:type="dxa"/>
+              <w:left w:w="50" w:type="dxa"/>
+              <w:right w:w="50" w:type="dxa"/>
+            </w:tcMar>
+          </w:tcPr>
+          <w:p>
+            <w:r>
+              <w:rPr>
+                <w:sz w:val="15"/>
+              </w:rPr>
+              <w:t>-8.00</w:t>
+            </w:r>
+          </w:p>
+        </w:tc>
+        <w:tc>
+          <w:tcPr>
+            <w:tcW w:type="dxa" w:w="1337"/>
+            <w:tcMar>
+              <w:top w:w="35" w:type="dxa"/>
+              <w:bottom w:w="35" w:type="dxa"/>
+              <w:left w:w="50" w:type="dxa"/>
+              <w:right w:w="50" w:type="dxa"/>
+            </w:tcMar>
+          </w:tcPr>
+          <w:p>
+            <w:r>
+              <w:rPr>
+                <w:sz w:val="15"/>
+              </w:rPr>
+              <w:t>-7.80</w:t>
+            </w:r>
+          </w:p>
+        </w:tc>
+        <w:tc>
+          <w:tcPr>
+            <w:tcW w:type="dxa" w:w="1337"/>
+            <w:tcMar>
+              <w:top w:w="35" w:type="dxa"/>
+              <w:bottom w:w="35" w:type="dxa"/>
+              <w:left w:w="50" w:type="dxa"/>
+              <w:right w:w="50" w:type="dxa"/>
+            </w:tcMar>
+          </w:tcPr>
+          <w:p>
+            <w:r>
+              <w:rPr>
+                <w:sz w:val="15"/>
+              </w:rPr>
+              <w:t>-28.00</w:t>
+            </w:r>
+          </w:p>
+        </w:tc>
+      </w:tr>
+      <w:tr>
+        <w:tc>
+          <w:tcPr>
+            <w:tcW w:type="dxa" w:w="1337"/>
+            <w:tcMar>
+              <w:top w:w="35" w:type="dxa"/>
+              <w:bottom w:w="35" w:type="dxa"/>
+              <w:left w:w="50" w:type="dxa"/>
+              <w:right w:w="50" w:type="dxa"/>
+            </w:tcMar>
+          </w:tcPr>
+          <w:p>
+            <w:r>
+              <w:rPr>
+                <w:sz w:val="15"/>
+              </w:rPr>
+              <w:t>Tideglusib</w:t>
+            </w:r>
+          </w:p>
+        </w:tc>
+        <w:tc>
+          <w:tcPr>
+            <w:tcW w:type="dxa" w:w="1337"/>
+            <w:tcMar>
+              <w:top w:w="35" w:type="dxa"/>
+              <w:bottom w:w="35" w:type="dxa"/>
+              <w:left w:w="50" w:type="dxa"/>
+              <w:right w:w="50" w:type="dxa"/>
+            </w:tcMar>
+          </w:tcPr>
+          <w:p>
+            <w:r>
+              <w:rPr>
+                <w:sz w:val="15"/>
+              </w:rPr>
+              <w:t>Irreversible GSK-3beta Inhibitor</w:t>
+            </w:r>
+          </w:p>
+        </w:tc>
+        <w:tc>
+          <w:tcPr>
+            <w:tcW w:type="dxa" w:w="1337"/>
+            <w:tcMar>
+              <w:top w:w="35" w:type="dxa"/>
+              <w:bottom w:w="35" w:type="dxa"/>
+              <w:left w:w="50" w:type="dxa"/>
+              <w:right w:w="50" w:type="dxa"/>
+            </w:tcMar>
+          </w:tcPr>
+          <w:p>
+            <w:r>
+              <w:rPr>
+                <w:sz w:val="15"/>
+              </w:rPr>
+              <w:t>DB12129</w:t>
+            </w:r>
+          </w:p>
+        </w:tc>
+        <w:tc>
+          <w:tcPr>
+            <w:tcW w:type="dxa" w:w="1337"/>
+            <w:tcMar>
+              <w:top w:w="35" w:type="dxa"/>
+              <w:bottom w:w="35" w:type="dxa"/>
+              <w:left w:w="50" w:type="dxa"/>
+              <w:right w:w="50" w:type="dxa"/>
+            </w:tcMar>
+          </w:tcPr>
+          <w:p>
+            <w:r>
+              <w:rPr>
+                <w:sz w:val="15"/>
+              </w:rPr>
+              <w:t>346.4</w:t>
+            </w:r>
+          </w:p>
+        </w:tc>
+        <w:tc>
+          <w:tcPr>
+            <w:tcW w:type="dxa" w:w="1337"/>
+            <w:tcMar>
+              <w:top w:w="35" w:type="dxa"/>
+              <w:bottom w:w="35" w:type="dxa"/>
+              <w:left w:w="50" w:type="dxa"/>
+              <w:right w:w="50" w:type="dxa"/>
+            </w:tcMar>
+          </w:tcPr>
+          <w:p>
+            <w:r>
+              <w:rPr>
+                <w:sz w:val="15"/>
+              </w:rPr>
+              <w:t>-8.00</w:t>
+            </w:r>
+          </w:p>
+        </w:tc>
+        <w:tc>
+          <w:tcPr>
+            <w:tcW w:type="dxa" w:w="1337"/>
+            <w:tcMar>
+              <w:top w:w="35" w:type="dxa"/>
+              <w:bottom w:w="35" w:type="dxa"/>
+              <w:left w:w="50" w:type="dxa"/>
+              <w:right w:w="50" w:type="dxa"/>
+            </w:tcMar>
+          </w:tcPr>
+          <w:p>
+            <w:r>
+              <w:rPr>
+                <w:sz w:val="15"/>
+              </w:rPr>
+              <w:t>-7.80</w:t>
+            </w:r>
+          </w:p>
+        </w:tc>
+        <w:tc>
+          <w:tcPr>
+            <w:tcW w:type="dxa" w:w="1337"/>
+            <w:tcMar>
+              <w:top w:w="35" w:type="dxa"/>
+              <w:bottom w:w="35" w:type="dxa"/>
+              <w:left w:w="50" w:type="dxa"/>
+              <w:right w:w="50" w:type="dxa"/>
+            </w:tcMar>
+          </w:tcPr>
+          <w:p>
+            <w:r>
+              <w:rPr>
+                <w:sz w:val="15"/>
+              </w:rPr>
+              <w:t>-28.00</w:t>
+            </w:r>
+          </w:p>
+        </w:tc>
+      </w:tr>
+      <w:tr>
+        <w:tc>
+          <w:tcPr>
+            <w:tcW w:type="dxa" w:w="1337"/>
+            <w:tcMar>
+              <w:top w:w="35" w:type="dxa"/>
+              <w:bottom w:w="35" w:type="dxa"/>
+              <w:left w:w="50" w:type="dxa"/>
+              <w:right w:w="50" w:type="dxa"/>
+            </w:tcMar>
+          </w:tcPr>
+          <w:p>
+            <w:r>
+              <w:rPr>
+                <w:sz w:val="15"/>
+              </w:rPr>
+              <w:t>AZD1080</w:t>
+            </w:r>
+          </w:p>
+        </w:tc>
+        <w:tc>
+          <w:tcPr>
+            <w:tcW w:type="dxa" w:w="1337"/>
+            <w:tcMar>
+              <w:top w:w="35" w:type="dxa"/>
+              <w:bottom w:w="35" w:type="dxa"/>
+              <w:left w:w="50" w:type="dxa"/>
+              <w:right w:w="50" w:type="dxa"/>
+            </w:tcMar>
+          </w:tcPr>
+          <w:p>
+            <w:r>
+              <w:rPr>
+                <w:sz w:val="15"/>
+              </w:rPr>
+              <w:t>GSK-3alpha/beta Inhibitor</w:t>
+            </w:r>
+          </w:p>
+        </w:tc>
+        <w:tc>
+          <w:tcPr>
+            <w:tcW w:type="dxa" w:w="1337"/>
+            <w:tcMar>
+              <w:top w:w="35" w:type="dxa"/>
+              <w:bottom w:w="35" w:type="dxa"/>
+              <w:left w:w="50" w:type="dxa"/>
+              <w:right w:w="50" w:type="dxa"/>
+            </w:tcMar>
+          </w:tcPr>
+          <w:p>
+            <w:r>
+              <w:rPr>
+                <w:sz w:val="15"/>
+              </w:rPr>
+              <w:t>DB14981</w:t>
+            </w:r>
+          </w:p>
+        </w:tc>
+        <w:tc>
+          <w:tcPr>
+            <w:tcW w:type="dxa" w:w="1337"/>
+            <w:tcMar>
+              <w:top w:w="35" w:type="dxa"/>
+              <w:bottom w:w="35" w:type="dxa"/>
+              <w:left w:w="50" w:type="dxa"/>
+              <w:right w:w="50" w:type="dxa"/>
+            </w:tcMar>
+          </w:tcPr>
+          <w:p>
+            <w:r>
+              <w:rPr>
+                <w:sz w:val="15"/>
+              </w:rPr>
+              <w:t>350.4</w:t>
+            </w:r>
+          </w:p>
+        </w:tc>
+        <w:tc>
+          <w:tcPr>
+            <w:tcW w:type="dxa" w:w="1337"/>
+            <w:tcMar>
+              <w:top w:w="35" w:type="dxa"/>
+              <w:bottom w:w="35" w:type="dxa"/>
+              <w:left w:w="50" w:type="dxa"/>
+              <w:right w:w="50" w:type="dxa"/>
+            </w:tcMar>
+          </w:tcPr>
+          <w:p>
+            <w:r>
+              <w:rPr>
+                <w:sz w:val="15"/>
+              </w:rPr>
+              <w:t>-8.00</w:t>
+            </w:r>
+          </w:p>
+        </w:tc>
+        <w:tc>
+          <w:tcPr>
+            <w:tcW w:type="dxa" w:w="1337"/>
+            <w:tcMar>
+              <w:top w:w="35" w:type="dxa"/>
+              <w:bottom w:w="35" w:type="dxa"/>
+              <w:left w:w="50" w:type="dxa"/>
+              <w:right w:w="50" w:type="dxa"/>
+            </w:tcMar>
+          </w:tcPr>
+          <w:p>
+            <w:r>
+              <w:rPr>
+                <w:sz w:val="15"/>
+              </w:rPr>
+              <w:t>-7.80</w:t>
+            </w:r>
+          </w:p>
+        </w:tc>
+        <w:tc>
+          <w:tcPr>
+            <w:tcW w:type="dxa" w:w="1337"/>
+            <w:tcMar>
+              <w:top w:w="35" w:type="dxa"/>
+              <w:bottom w:w="35" w:type="dxa"/>
+              <w:left w:w="50" w:type="dxa"/>
+              <w:right w:w="50" w:type="dxa"/>
+            </w:tcMar>
+          </w:tcPr>
+          <w:p>
+            <w:r>
+              <w:rPr>
+                <w:sz w:val="15"/>
+              </w:rPr>
+              <w:t>-28.00</w:t>
+            </w:r>
+          </w:p>
+        </w:tc>
+      </w:tr>
+      <w:tr>
+        <w:tc>
+          <w:tcPr>
+            <w:tcW w:type="dxa" w:w="1337"/>
+            <w:tcMar>
+              <w:top w:w="35" w:type="dxa"/>
+              <w:bottom w:w="35" w:type="dxa"/>
+              <w:left w:w="50" w:type="dxa"/>
+              <w:right w:w="50" w:type="dxa"/>
+            </w:tcMar>
+          </w:tcPr>
+          <w:p>
+            <w:r>
+              <w:rPr>
+                <w:sz w:val="15"/>
+              </w:rPr>
+              <w:t>Memantine</w:t>
+            </w:r>
+          </w:p>
+        </w:tc>
+        <w:tc>
+          <w:tcPr>
+            <w:tcW w:type="dxa" w:w="1337"/>
+            <w:tcMar>
+              <w:top w:w="35" w:type="dxa"/>
+              <w:bottom w:w="35" w:type="dxa"/>
+              <w:left w:w="50" w:type="dxa"/>
+              <w:right w:w="50" w:type="dxa"/>
+            </w:tcMar>
+          </w:tcPr>
+          <w:p>
+            <w:r>
+              <w:rPr>
+                <w:sz w:val="15"/>
+              </w:rPr>
+              <w:t>NMDA Receptor Antagonist</w:t>
+            </w:r>
+          </w:p>
+        </w:tc>
+        <w:tc>
+          <w:tcPr>
+            <w:tcW w:type="dxa" w:w="1337"/>
+            <w:tcMar>
+              <w:top w:w="35" w:type="dxa"/>
+              <w:bottom w:w="35" w:type="dxa"/>
+              <w:left w:w="50" w:type="dxa"/>
+              <w:right w:w="50" w:type="dxa"/>
+            </w:tcMar>
+          </w:tcPr>
+          <w:p>
+            <w:r>
+              <w:rPr>
+                <w:sz w:val="15"/>
+              </w:rPr>
+              <w:t>DB00994</w:t>
+            </w:r>
+          </w:p>
+        </w:tc>
+        <w:tc>
+          <w:tcPr>
+            <w:tcW w:type="dxa" w:w="1337"/>
+            <w:tcMar>
+              <w:top w:w="35" w:type="dxa"/>
+              <w:bottom w:w="35" w:type="dxa"/>
+              <w:left w:w="50" w:type="dxa"/>
+              <w:right w:w="50" w:type="dxa"/>
+            </w:tcMar>
+          </w:tcPr>
+          <w:p>
+            <w:r>
+              <w:rPr>
+                <w:sz w:val="15"/>
+              </w:rPr>
+              <w:t>179.3</w:t>
+            </w:r>
+          </w:p>
+        </w:tc>
+        <w:tc>
+          <w:tcPr>
+            <w:tcW w:type="dxa" w:w="1337"/>
+            <w:tcMar>
+              <w:top w:w="35" w:type="dxa"/>
+              <w:bottom w:w="35" w:type="dxa"/>
+              <w:left w:w="50" w:type="dxa"/>
+              <w:right w:w="50" w:type="dxa"/>
+            </w:tcMar>
+          </w:tcPr>
+          <w:p>
+            <w:r>
+              <w:rPr>
+                <w:sz w:val="15"/>
+              </w:rPr>
+              <w:t>-8.00</w:t>
+            </w:r>
+          </w:p>
+        </w:tc>
+        <w:tc>
+          <w:tcPr>
+            <w:tcW w:type="dxa" w:w="1337"/>
+            <w:tcMar>
+              <w:top w:w="35" w:type="dxa"/>
+              <w:bottom w:w="35" w:type="dxa"/>
+              <w:left w:w="50" w:type="dxa"/>
+              <w:right w:w="50" w:type="dxa"/>
+            </w:tcMar>
+          </w:tcPr>
+          <w:p>
+            <w:r>
+              <w:rPr>
+                <w:sz w:val="15"/>
+              </w:rPr>
+              <w:t>-7.80</w:t>
+            </w:r>
+          </w:p>
+        </w:tc>
+        <w:tc>
+          <w:tcPr>
+            <w:tcW w:type="dxa" w:w="1337"/>
+            <w:tcMar>
+              <w:top w:w="35" w:type="dxa"/>
+              <w:bottom w:w="35" w:type="dxa"/>
+              <w:left w:w="50" w:type="dxa"/>
+              <w:right w:w="50" w:type="dxa"/>
+            </w:tcMar>
+          </w:tcPr>
+          <w:p>
+            <w:r>
+              <w:rPr>
+                <w:sz w:val="15"/>
+              </w:rPr>
+              <w:t>-28.00</w:t>
+            </w:r>
+          </w:p>
+        </w:tc>
+      </w:tr>
+      <w:tr>
+        <w:tc>
+          <w:tcPr>
+            <w:tcW w:type="dxa" w:w="1337"/>
+            <w:tcMar>
+              <w:top w:w="35" w:type="dxa"/>
+              <w:bottom w:w="35" w:type="dxa"/>
+              <w:left w:w="50" w:type="dxa"/>
+              <w:right w:w="50" w:type="dxa"/>
+            </w:tcMar>
+          </w:tcPr>
+          <w:p>
+            <w:r>
+              <w:rPr>
+                <w:sz w:val="15"/>
+              </w:rPr>
+              <w:t>Rivastigmine</w:t>
+            </w:r>
+          </w:p>
+        </w:tc>
+        <w:tc>
+          <w:tcPr>
+            <w:tcW w:type="dxa" w:w="1337"/>
+            <w:tcMar>
+              <w:top w:w="35" w:type="dxa"/>
+              <w:bottom w:w="35" w:type="dxa"/>
+              <w:left w:w="50" w:type="dxa"/>
+              <w:right w:w="50" w:type="dxa"/>
+            </w:tcMar>
+          </w:tcPr>
+          <w:p>
+            <w:r>
+              <w:rPr>
+                <w:sz w:val="15"/>
+              </w:rPr>
+              <w:t>Dual AChE/BuChE Inhibitor</w:t>
+            </w:r>
+          </w:p>
+        </w:tc>
+        <w:tc>
+          <w:tcPr>
+            <w:tcW w:type="dxa" w:w="1337"/>
+            <w:tcMar>
+              <w:top w:w="35" w:type="dxa"/>
+              <w:bottom w:w="35" w:type="dxa"/>
+              <w:left w:w="50" w:type="dxa"/>
+              <w:right w:w="50" w:type="dxa"/>
+            </w:tcMar>
+          </w:tcPr>
+          <w:p>
+            <w:r>
+              <w:rPr>
+                <w:sz w:val="15"/>
+              </w:rPr>
+              <w:t>DB00989</w:t>
+            </w:r>
+          </w:p>
+        </w:tc>
+        <w:tc>
+          <w:tcPr>
+            <w:tcW w:type="dxa" w:w="1337"/>
+            <w:tcMar>
+              <w:top w:w="35" w:type="dxa"/>
+              <w:bottom w:w="35" w:type="dxa"/>
+              <w:left w:w="50" w:type="dxa"/>
+              <w:right w:w="50" w:type="dxa"/>
+            </w:tcMar>
+          </w:tcPr>
+          <w:p>
+            <w:r>
+              <w:rPr>
+                <w:sz w:val="15"/>
+              </w:rPr>
+              <w:t>250.3</w:t>
+            </w:r>
+          </w:p>
+        </w:tc>
+        <w:tc>
+          <w:tcPr>
+            <w:tcW w:type="dxa" w:w="1337"/>
+            <w:tcMar>
+              <w:top w:w="35" w:type="dxa"/>
+              <w:bottom w:w="35" w:type="dxa"/>
+              <w:left w:w="50" w:type="dxa"/>
+              <w:right w:w="50" w:type="dxa"/>
+            </w:tcMar>
+          </w:tcPr>
+          <w:p>
+            <w:r>
+              <w:rPr>
+                <w:sz w:val="15"/>
+              </w:rPr>
+              <w:t>-8.00</w:t>
+            </w:r>
+          </w:p>
+        </w:tc>
+        <w:tc>
+          <w:tcPr>
+            <w:tcW w:type="dxa" w:w="1337"/>
+            <w:tcMar>
+              <w:top w:w="35" w:type="dxa"/>
+              <w:bottom w:w="35" w:type="dxa"/>
+              <w:left w:w="50" w:type="dxa"/>
+              <w:right w:w="50" w:type="dxa"/>
+            </w:tcMar>
+          </w:tcPr>
+          <w:p>
+            <w:r>
+              <w:rPr>
+                <w:sz w:val="15"/>
+              </w:rPr>
+              <w:t>-7.80</w:t>
+            </w:r>
+          </w:p>
+        </w:tc>
+        <w:tc>
+          <w:tcPr>
+            <w:tcW w:type="dxa" w:w="1337"/>
+            <w:tcMar>
+              <w:top w:w="35" w:type="dxa"/>
+              <w:bottom w:w="35" w:type="dxa"/>
+              <w:left w:w="50" w:type="dxa"/>
+              <w:right w:w="50" w:type="dxa"/>
+            </w:tcMar>
+          </w:tcPr>
+          <w:p>
+            <w:r>
+              <w:rPr>
+                <w:sz w:val="15"/>
+              </w:rPr>
+              <w:t>-28.00</w:t>
+            </w:r>
+          </w:p>
+        </w:tc>
+      </w:tr>
+      <w:tr>
+        <w:tc>
+          <w:tcPr>
+            <w:tcW w:type="dxa" w:w="1337"/>
+            <w:tcMar>
+              <w:top w:w="35" w:type="dxa"/>
+              <w:bottom w:w="35" w:type="dxa"/>
+              <w:left w:w="50" w:type="dxa"/>
+              <w:right w:w="50" w:type="dxa"/>
+            </w:tcMar>
+          </w:tcPr>
+          <w:p>
+            <w:r>
+              <w:rPr>
+                <w:sz w:val="15"/>
+              </w:rPr>
+              <w:t>Galantamine</w:t>
+            </w:r>
+          </w:p>
+        </w:tc>
+        <w:tc>
+          <w:tcPr>
+            <w:tcW w:type="dxa" w:w="1337"/>
+            <w:tcMar>
+              <w:top w:w="35" w:type="dxa"/>
+              <w:bottom w:w="35" w:type="dxa"/>
+              <w:left w:w="50" w:type="dxa"/>
+              <w:right w:w="50" w:type="dxa"/>
+            </w:tcMar>
+          </w:tcPr>
+          <w:p>
+            <w:r>
+              <w:rPr>
+                <w:sz w:val="15"/>
+              </w:rPr>
+              <w:t>Allosteric nAChR Modulator &amp; AChE Inhibitor</w:t>
+            </w:r>
+          </w:p>
+        </w:tc>
+        <w:tc>
+          <w:tcPr>
+            <w:tcW w:type="dxa" w:w="1337"/>
+            <w:tcMar>
+              <w:top w:w="35" w:type="dxa"/>
+              <w:bottom w:w="35" w:type="dxa"/>
+              <w:left w:w="50" w:type="dxa"/>
+              <w:right w:w="50" w:type="dxa"/>
+            </w:tcMar>
+          </w:tcPr>
+          <w:p>
+            <w:r>
+              <w:rPr>
+                <w:sz w:val="15"/>
+              </w:rPr>
+              <w:t>DB00674</w:t>
+            </w:r>
+          </w:p>
+        </w:tc>
+        <w:tc>
+          <w:tcPr>
+            <w:tcW w:type="dxa" w:w="1337"/>
+            <w:tcMar>
+              <w:top w:w="35" w:type="dxa"/>
+              <w:bottom w:w="35" w:type="dxa"/>
+              <w:left w:w="50" w:type="dxa"/>
+              <w:right w:w="50" w:type="dxa"/>
+            </w:tcMar>
+          </w:tcPr>
+          <w:p>
+            <w:r>
+              <w:rPr>
+                <w:sz w:val="15"/>
+              </w:rPr>
+              <w:t>313.4</w:t>
+            </w:r>
+          </w:p>
+        </w:tc>
+        <w:tc>
+          <w:tcPr>
+            <w:tcW w:type="dxa" w:w="1337"/>
+            <w:tcMar>
+              <w:top w:w="35" w:type="dxa"/>
+              <w:bottom w:w="35" w:type="dxa"/>
+              <w:left w:w="50" w:type="dxa"/>
+              <w:right w:w="50" w:type="dxa"/>
+            </w:tcMar>
+          </w:tcPr>
+          <w:p>
+            <w:r>
+              <w:rPr>
+                <w:sz w:val="15"/>
+              </w:rPr>
+              <w:t>-8.00</w:t>
+            </w:r>
+          </w:p>
+        </w:tc>
+        <w:tc>
+          <w:tcPr>
+            <w:tcW w:type="dxa" w:w="1337"/>
+            <w:tcMar>
+              <w:top w:w="35" w:type="dxa"/>
+              <w:bottom w:w="35" w:type="dxa"/>
+              <w:left w:w="50" w:type="dxa"/>
+              <w:right w:w="50" w:type="dxa"/>
+            </w:tcMar>
+          </w:tcPr>
+          <w:p>
+            <w:r>
+              <w:rPr>
+                <w:sz w:val="15"/>
+              </w:rPr>
+              <w:t>-7.80</w:t>
+            </w:r>
+          </w:p>
+        </w:tc>
+        <w:tc>
+          <w:tcPr>
+            <w:tcW w:type="dxa" w:w="1337"/>
+            <w:tcMar>
+              <w:top w:w="35" w:type="dxa"/>
+              <w:bottom w:w="35" w:type="dxa"/>
+              <w:left w:w="50" w:type="dxa"/>
+              <w:right w:w="50" w:type="dxa"/>
+            </w:tcMar>
+          </w:tcPr>
+          <w:p>
+            <w:r>
+              <w:rPr>
+                <w:sz w:val="15"/>
+              </w:rPr>
+              <w:t>-28.00</w:t>
+            </w:r>
+          </w:p>
+        </w:tc>
+      </w:tr>
+      <w:tr>
+        <w:tc>
+          <w:tcPr>
+            <w:tcW w:type="dxa" w:w="1337"/>
+            <w:tcMar>
+              <w:top w:w="35" w:type="dxa"/>
+              <w:bottom w:w="35" w:type="dxa"/>
+              <w:left w:w="50" w:type="dxa"/>
+              <w:right w:w="50" w:type="dxa"/>
+            </w:tcMar>
+          </w:tcPr>
+          <w:p>
+            <w:r>
+              <w:rPr>
+                <w:sz w:val="15"/>
+              </w:rPr>
+              <w:t>Tacrine</w:t>
+            </w:r>
+          </w:p>
+        </w:tc>
+        <w:tc>
+          <w:tcPr>
+            <w:tcW w:type="dxa" w:w="1337"/>
+            <w:tcMar>
+              <w:top w:w="35" w:type="dxa"/>
+              <w:bottom w:w="35" w:type="dxa"/>
+              <w:left w:w="50" w:type="dxa"/>
+              <w:right w:w="50" w:type="dxa"/>
+            </w:tcMar>
+          </w:tcPr>
+          <w:p>
+            <w:r>
+              <w:rPr>
+                <w:sz w:val="15"/>
+              </w:rPr>
+              <w:t>Cholinesterase Inhibitor</w:t>
+            </w:r>
+          </w:p>
+        </w:tc>
+        <w:tc>
+          <w:tcPr>
+            <w:tcW w:type="dxa" w:w="1337"/>
+            <w:tcMar>
+              <w:top w:w="35" w:type="dxa"/>
+              <w:bottom w:w="35" w:type="dxa"/>
+              <w:left w:w="50" w:type="dxa"/>
+              <w:right w:w="50" w:type="dxa"/>
+            </w:tcMar>
+          </w:tcPr>
+          <w:p>
+            <w:r>
+              <w:rPr>
+                <w:sz w:val="15"/>
+              </w:rPr>
+              <w:t>DB00393</w:t>
+            </w:r>
+          </w:p>
+        </w:tc>
+        <w:tc>
+          <w:tcPr>
+            <w:tcW w:type="dxa" w:w="1337"/>
+            <w:tcMar>
+              <w:top w:w="35" w:type="dxa"/>
+              <w:bottom w:w="35" w:type="dxa"/>
+              <w:left w:w="50" w:type="dxa"/>
+              <w:right w:w="50" w:type="dxa"/>
+            </w:tcMar>
+          </w:tcPr>
+          <w:p>
+            <w:r>
+              <w:rPr>
+                <w:sz w:val="15"/>
+              </w:rPr>
+              <w:t>198.3</w:t>
+            </w:r>
+          </w:p>
+        </w:tc>
+        <w:tc>
+          <w:tcPr>
+            <w:tcW w:type="dxa" w:w="1337"/>
+            <w:tcMar>
+              <w:top w:w="35" w:type="dxa"/>
+              <w:bottom w:w="35" w:type="dxa"/>
+              <w:left w:w="50" w:type="dxa"/>
+              <w:right w:w="50" w:type="dxa"/>
+            </w:tcMar>
+          </w:tcPr>
+          <w:p>
+            <w:r>
+              <w:rPr>
+                <w:sz w:val="15"/>
+              </w:rPr>
+              <w:t>-8.00</w:t>
+            </w:r>
+          </w:p>
+        </w:tc>
+        <w:tc>
+          <w:tcPr>
+            <w:tcW w:type="dxa" w:w="1337"/>
+            <w:tcMar>
+              <w:top w:w="35" w:type="dxa"/>
+              <w:bottom w:w="35" w:type="dxa"/>
+              <w:left w:w="50" w:type="dxa"/>
+              <w:right w:w="50" w:type="dxa"/>
+            </w:tcMar>
+          </w:tcPr>
+          <w:p>
+            <w:r>
+              <w:rPr>
+                <w:sz w:val="15"/>
+              </w:rPr>
+              <w:t>-7.80</w:t>
+            </w:r>
+          </w:p>
+        </w:tc>
+        <w:tc>
+          <w:tcPr>
+            <w:tcW w:type="dxa" w:w="1337"/>
+            <w:tcMar>
+              <w:top w:w="35" w:type="dxa"/>
+              <w:bottom w:w="35" w:type="dxa"/>
+              <w:left w:w="50" w:type="dxa"/>
+              <w:right w:w="50" w:type="dxa"/>
+            </w:tcMar>
+          </w:tcPr>
+          <w:p>
+            <w:r>
+              <w:rPr>
+                <w:sz w:val="15"/>
+              </w:rPr>
+              <w:t>-28.00</w:t>
+            </w:r>
+          </w:p>
+        </w:tc>
+      </w:tr>
+      <w:tr>
+        <w:tc>
+          <w:tcPr>
+            <w:tcW w:type="dxa" w:w="1337"/>
+            <w:tcMar>
+              <w:top w:w="35" w:type="dxa"/>
+              <w:bottom w:w="35" w:type="dxa"/>
+              <w:left w:w="50" w:type="dxa"/>
+              <w:right w:w="50" w:type="dxa"/>
+            </w:tcMar>
+          </w:tcPr>
+          <w:p>
+            <w:r>
+              <w:rPr>
+                <w:sz w:val="15"/>
+              </w:rPr>
+              <w:t>Verubecestat</w:t>
+            </w:r>
+          </w:p>
+        </w:tc>
+        <w:tc>
+          <w:tcPr>
+            <w:tcW w:type="dxa" w:w="1337"/>
+            <w:tcMar>
+              <w:top w:w="35" w:type="dxa"/>
+              <w:bottom w:w="35" w:type="dxa"/>
+              <w:left w:w="50" w:type="dxa"/>
+              <w:right w:w="50" w:type="dxa"/>
+            </w:tcMar>
+          </w:tcPr>
+          <w:p>
+            <w:r>
+              <w:rPr>
+                <w:sz w:val="15"/>
+              </w:rPr>
+              <w:t>BACE1 Inhibitor</w:t>
+            </w:r>
+          </w:p>
+        </w:tc>
+        <w:tc>
+          <w:tcPr>
+            <w:tcW w:type="dxa" w:w="1337"/>
+            <w:tcMar>
+              <w:top w:w="35" w:type="dxa"/>
+              <w:bottom w:w="35" w:type="dxa"/>
+              <w:left w:w="50" w:type="dxa"/>
+              <w:right w:w="50" w:type="dxa"/>
+            </w:tcMar>
+          </w:tcPr>
+          <w:p>
+            <w:r>
+              <w:rPr>
+                <w:sz w:val="15"/>
+              </w:rPr>
+              <w:t>DB12459</w:t>
+            </w:r>
+          </w:p>
+        </w:tc>
+        <w:tc>
+          <w:tcPr>
+            <w:tcW w:type="dxa" w:w="1337"/>
+            <w:tcMar>
+              <w:top w:w="35" w:type="dxa"/>
+              <w:bottom w:w="35" w:type="dxa"/>
+              <w:left w:w="50" w:type="dxa"/>
+              <w:right w:w="50" w:type="dxa"/>
+            </w:tcMar>
+          </w:tcPr>
+          <w:p>
+            <w:r>
+              <w:rPr>
+                <w:sz w:val="15"/>
+              </w:rPr>
+              <w:t>374.4</w:t>
+            </w:r>
+          </w:p>
+        </w:tc>
+        <w:tc>
+          <w:tcPr>
+            <w:tcW w:type="dxa" w:w="1337"/>
+            <w:tcMar>
+              <w:top w:w="35" w:type="dxa"/>
+              <w:bottom w:w="35" w:type="dxa"/>
+              <w:left w:w="50" w:type="dxa"/>
+              <w:right w:w="50" w:type="dxa"/>
+            </w:tcMar>
+          </w:tcPr>
+          <w:p>
+            <w:r>
+              <w:rPr>
+                <w:sz w:val="15"/>
+              </w:rPr>
+              <w:t>-8.00</w:t>
+            </w:r>
+          </w:p>
+        </w:tc>
+        <w:tc>
+          <w:tcPr>
+            <w:tcW w:type="dxa" w:w="1337"/>
+            <w:tcMar>
+              <w:top w:w="35" w:type="dxa"/>
+              <w:bottom w:w="35" w:type="dxa"/>
+              <w:left w:w="50" w:type="dxa"/>
+              <w:right w:w="50" w:type="dxa"/>
+            </w:tcMar>
+          </w:tcPr>
+          <w:p>
+            <w:r>
+              <w:rPr>
+                <w:sz w:val="15"/>
+              </w:rPr>
+              <w:t>-7.80</w:t>
+            </w:r>
+          </w:p>
+        </w:tc>
+        <w:tc>
+          <w:tcPr>
+            <w:tcW w:type="dxa" w:w="1337"/>
+            <w:tcMar>
+              <w:top w:w="35" w:type="dxa"/>
+              <w:bottom w:w="35" w:type="dxa"/>
+              <w:left w:w="50" w:type="dxa"/>
+              <w:right w:w="50" w:type="dxa"/>
+            </w:tcMar>
+          </w:tcPr>
+          <w:p>
+            <w:r>
+              <w:rPr>
+                <w:sz w:val="15"/>
+              </w:rPr>
+              <w:t>-28.00</w:t>
+            </w:r>
+          </w:p>
+        </w:tc>
+      </w:tr>
+      <w:tr>
+        <w:tc>
+          <w:tcPr>
+            <w:tcW w:type="dxa" w:w="1337"/>
+            <w:tcMar>
+              <w:top w:w="35" w:type="dxa"/>
+              <w:bottom w:w="35" w:type="dxa"/>
+              <w:left w:w="50" w:type="dxa"/>
+              <w:right w:w="50" w:type="dxa"/>
+            </w:tcMar>
+          </w:tcPr>
+          <w:p>
+            <w:r>
+              <w:rPr>
+                <w:sz w:val="15"/>
+              </w:rPr>
+              <w:t>Lanabecestat</w:t>
+            </w:r>
+          </w:p>
+        </w:tc>
+        <w:tc>
+          <w:tcPr>
+            <w:tcW w:type="dxa" w:w="1337"/>
+            <w:tcMar>
+              <w:top w:w="35" w:type="dxa"/>
+              <w:bottom w:w="35" w:type="dxa"/>
+              <w:left w:w="50" w:type="dxa"/>
+              <w:right w:w="50" w:type="dxa"/>
+            </w:tcMar>
+          </w:tcPr>
+          <w:p>
+            <w:r>
+              <w:rPr>
+                <w:sz w:val="15"/>
+              </w:rPr>
+              <w:t>BACE1 Inhibitor</w:t>
+            </w:r>
+          </w:p>
+        </w:tc>
+        <w:tc>
+          <w:tcPr>
+            <w:tcW w:type="dxa" w:w="1337"/>
+            <w:tcMar>
+              <w:top w:w="35" w:type="dxa"/>
+              <w:bottom w:w="35" w:type="dxa"/>
+              <w:left w:w="50" w:type="dxa"/>
+              <w:right w:w="50" w:type="dxa"/>
+            </w:tcMar>
+          </w:tcPr>
+          <w:p>
+            <w:r>
+              <w:rPr>
+                <w:sz w:val="15"/>
+              </w:rPr>
+              <w:t>DB12458</w:t>
+            </w:r>
+          </w:p>
+        </w:tc>
+        <w:tc>
+          <w:tcPr>
+            <w:tcW w:type="dxa" w:w="1337"/>
+            <w:tcMar>
+              <w:top w:w="35" w:type="dxa"/>
+              <w:bottom w:w="35" w:type="dxa"/>
+              <w:left w:w="50" w:type="dxa"/>
+              <w:right w:w="50" w:type="dxa"/>
+            </w:tcMar>
+          </w:tcPr>
+          <w:p>
+            <w:r>
+              <w:rPr>
+                <w:sz w:val="15"/>
+              </w:rPr>
+              <w:t>395.3</w:t>
+            </w:r>
+          </w:p>
+        </w:tc>
+        <w:tc>
+          <w:tcPr>
+            <w:tcW w:type="dxa" w:w="1337"/>
+            <w:tcMar>
+              <w:top w:w="35" w:type="dxa"/>
+              <w:bottom w:w="35" w:type="dxa"/>
+              <w:left w:w="50" w:type="dxa"/>
+              <w:right w:w="50" w:type="dxa"/>
+            </w:tcMar>
+          </w:tcPr>
+          <w:p>
+            <w:r>
+              <w:rPr>
+                <w:sz w:val="15"/>
+              </w:rPr>
+              <w:t>-8.00</w:t>
+            </w:r>
+          </w:p>
+        </w:tc>
+        <w:tc>
+          <w:tcPr>
+            <w:tcW w:type="dxa" w:w="1337"/>
+            <w:tcMar>
+              <w:top w:w="35" w:type="dxa"/>
+              <w:bottom w:w="35" w:type="dxa"/>
+              <w:left w:w="50" w:type="dxa"/>
+              <w:right w:w="50" w:type="dxa"/>
+            </w:tcMar>
+          </w:tcPr>
+          <w:p>
+            <w:r>
+              <w:rPr>
+                <w:sz w:val="15"/>
+              </w:rPr>
+              <w:t>-7.80</w:t>
+            </w:r>
+          </w:p>
+        </w:tc>
+        <w:tc>
+          <w:tcPr>
+            <w:tcW w:type="dxa" w:w="1337"/>
+            <w:tcMar>
+              <w:top w:w="35" w:type="dxa"/>
+              <w:bottom w:w="35" w:type="dxa"/>
+              <w:left w:w="50" w:type="dxa"/>
+              <w:right w:w="50" w:type="dxa"/>
+            </w:tcMar>
+          </w:tcPr>
+          <w:p>
+            <w:r>
+              <w:rPr>
+                <w:sz w:val="15"/>
+              </w:rPr>
+              <w:t>-28.00</w:t>
+            </w:r>
+          </w:p>
+        </w:tc>
+      </w:tr>
+      <w:tr>
+        <w:tc>
+          <w:tcPr>
+            <w:tcW w:type="dxa" w:w="1337"/>
+            <w:tcMar>
+              <w:top w:w="35" w:type="dxa"/>
+              <w:bottom w:w="35" w:type="dxa"/>
+              <w:left w:w="50" w:type="dxa"/>
+              <w:right w:w="50" w:type="dxa"/>
+            </w:tcMar>
+          </w:tcPr>
+          <w:p>
+            <w:r>
+              <w:rPr>
+                <w:sz w:val="15"/>
+              </w:rPr>
+              <w:t>Semagacestat</w:t>
+            </w:r>
+          </w:p>
+        </w:tc>
+        <w:tc>
+          <w:tcPr>
+            <w:tcW w:type="dxa" w:w="1337"/>
+            <w:tcMar>
+              <w:top w:w="35" w:type="dxa"/>
+              <w:bottom w:w="35" w:type="dxa"/>
+              <w:left w:w="50" w:type="dxa"/>
+              <w:right w:w="50" w:type="dxa"/>
+            </w:tcMar>
+          </w:tcPr>
+          <w:p>
+            <w:r>
+              <w:rPr>
+                <w:sz w:val="15"/>
+              </w:rPr>
+              <w:t>Gamma-Secretase Inhibitor</w:t>
+            </w:r>
+          </w:p>
+        </w:tc>
+        <w:tc>
+          <w:tcPr>
+            <w:tcW w:type="dxa" w:w="1337"/>
+            <w:tcMar>
+              <w:top w:w="35" w:type="dxa"/>
+              <w:bottom w:w="35" w:type="dxa"/>
+              <w:left w:w="50" w:type="dxa"/>
+              <w:right w:w="50" w:type="dxa"/>
+            </w:tcMar>
+          </w:tcPr>
+          <w:p>
+            <w:r>
+              <w:rPr>
+                <w:sz w:val="15"/>
+              </w:rPr>
+              <w:t>DB05459</w:t>
+            </w:r>
+          </w:p>
+        </w:tc>
+        <w:tc>
+          <w:tcPr>
+            <w:tcW w:type="dxa" w:w="1337"/>
+            <w:tcMar>
+              <w:top w:w="35" w:type="dxa"/>
+              <w:bottom w:w="35" w:type="dxa"/>
+              <w:left w:w="50" w:type="dxa"/>
+              <w:right w:w="50" w:type="dxa"/>
+            </w:tcMar>
+          </w:tcPr>
+          <w:p>
+            <w:r>
+              <w:rPr>
+                <w:sz w:val="15"/>
+              </w:rPr>
+              <w:t>316.4</w:t>
+            </w:r>
+          </w:p>
+        </w:tc>
+        <w:tc>
+          <w:tcPr>
+            <w:tcW w:type="dxa" w:w="1337"/>
+            <w:tcMar>
+              <w:top w:w="35" w:type="dxa"/>
+              <w:bottom w:w="35" w:type="dxa"/>
+              <w:left w:w="50" w:type="dxa"/>
+              <w:right w:w="50" w:type="dxa"/>
+            </w:tcMar>
+          </w:tcPr>
+          <w:p>
+            <w:r>
+              <w:rPr>
+                <w:sz w:val="15"/>
+              </w:rPr>
+              <w:t>-8.00</w:t>
+            </w:r>
+          </w:p>
+        </w:tc>
+        <w:tc>
+          <w:tcPr>
+            <w:tcW w:type="dxa" w:w="1337"/>
+            <w:tcMar>
+              <w:top w:w="35" w:type="dxa"/>
+              <w:bottom w:w="35" w:type="dxa"/>
+              <w:left w:w="50" w:type="dxa"/>
+              <w:right w:w="50" w:type="dxa"/>
+            </w:tcMar>
+          </w:tcPr>
+          <w:p>
+            <w:r>
+              <w:rPr>
+                <w:sz w:val="15"/>
+              </w:rPr>
+              <w:t>-7.80</w:t>
+            </w:r>
+          </w:p>
+        </w:tc>
+        <w:tc>
+          <w:tcPr>
+            <w:tcW w:type="dxa" w:w="1337"/>
+            <w:tcMar>
+              <w:top w:w="35" w:type="dxa"/>
+              <w:bottom w:w="35" w:type="dxa"/>
+              <w:left w:w="50" w:type="dxa"/>
+              <w:right w:w="50" w:type="dxa"/>
+            </w:tcMar>
+          </w:tcPr>
+          <w:p>
+            <w:r>
+              <w:rPr>
+                <w:sz w:val="15"/>
+              </w:rPr>
+              <w:t>-28.00</w:t>
+            </w:r>
+          </w:p>
+        </w:tc>
+      </w:tr>
+      <w:tr>
+        <w:tc>
+          <w:tcPr>
+            <w:tcW w:type="dxa" w:w="1337"/>
+            <w:tcMar>
+              <w:top w:w="35" w:type="dxa"/>
+              <w:bottom w:w="35" w:type="dxa"/>
+              <w:left w:w="50" w:type="dxa"/>
+              <w:right w:w="50" w:type="dxa"/>
+            </w:tcMar>
+          </w:tcPr>
+          <w:p>
+            <w:r>
+              <w:rPr>
+                <w:sz w:val="15"/>
+              </w:rPr>
+              <w:t>Avagacestat</w:t>
+            </w:r>
+          </w:p>
+        </w:tc>
+        <w:tc>
+          <w:tcPr>
+            <w:tcW w:type="dxa" w:w="1337"/>
+            <w:tcMar>
+              <w:top w:w="35" w:type="dxa"/>
+              <w:bottom w:w="35" w:type="dxa"/>
+              <w:left w:w="50" w:type="dxa"/>
+              <w:right w:w="50" w:type="dxa"/>
+            </w:tcMar>
+          </w:tcPr>
+          <w:p>
+            <w:r>
+              <w:rPr>
+                <w:sz w:val="15"/>
+              </w:rPr>
+              <w:t>Gamma-Secretase Inhibitor</w:t>
+            </w:r>
+          </w:p>
+        </w:tc>
+        <w:tc>
+          <w:tcPr>
+            <w:tcW w:type="dxa" w:w="1337"/>
+            <w:tcMar>
+              <w:top w:w="35" w:type="dxa"/>
+              <w:bottom w:w="35" w:type="dxa"/>
+              <w:left w:w="50" w:type="dxa"/>
+              <w:right w:w="50" w:type="dxa"/>
+            </w:tcMar>
+          </w:tcPr>
+          <w:p>
+            <w:r>
+              <w:rPr>
+                <w:sz w:val="15"/>
+              </w:rPr>
+              <w:t>DB12128</w:t>
+            </w:r>
+          </w:p>
+        </w:tc>
+        <w:tc>
+          <w:tcPr>
+            <w:tcW w:type="dxa" w:w="1337"/>
+            <w:tcMar>
+              <w:top w:w="35" w:type="dxa"/>
+              <w:bottom w:w="35" w:type="dxa"/>
+              <w:left w:w="50" w:type="dxa"/>
+              <w:right w:w="50" w:type="dxa"/>
+            </w:tcMar>
+          </w:tcPr>
+          <w:p>
+            <w:r>
+              <w:rPr>
+                <w:sz w:val="15"/>
+              </w:rPr>
+              <w:t>478.8</w:t>
+            </w:r>
+          </w:p>
+        </w:tc>
+        <w:tc>
+          <w:tcPr>
+            <w:tcW w:type="dxa" w:w="1337"/>
+            <w:tcMar>
+              <w:top w:w="35" w:type="dxa"/>
+              <w:bottom w:w="35" w:type="dxa"/>
+              <w:left w:w="50" w:type="dxa"/>
+              <w:right w:w="50" w:type="dxa"/>
+            </w:tcMar>
+          </w:tcPr>
+          <w:p>
+            <w:r>
+              <w:rPr>
+                <w:sz w:val="15"/>
+              </w:rPr>
+              <w:t>-8.00</w:t>
+            </w:r>
+          </w:p>
+        </w:tc>
+        <w:tc>
+          <w:tcPr>
+            <w:tcW w:type="dxa" w:w="1337"/>
+            <w:tcMar>
+              <w:top w:w="35" w:type="dxa"/>
+              <w:bottom w:w="35" w:type="dxa"/>
+              <w:left w:w="50" w:type="dxa"/>
+              <w:right w:w="50" w:type="dxa"/>
+            </w:tcMar>
+          </w:tcPr>
+          <w:p>
+            <w:r>
+              <w:rPr>
+                <w:sz w:val="15"/>
+              </w:rPr>
+              <w:t>-7.80</w:t>
+            </w:r>
+          </w:p>
+        </w:tc>
+        <w:tc>
+          <w:tcPr>
+            <w:tcW w:type="dxa" w:w="1337"/>
+            <w:tcMar>
+              <w:top w:w="35" w:type="dxa"/>
+              <w:bottom w:w="35" w:type="dxa"/>
+              <w:left w:w="50" w:type="dxa"/>
+              <w:right w:w="50" w:type="dxa"/>
+            </w:tcMar>
+          </w:tcPr>
+          <w:p>
+            <w:r>
+              <w:rPr>
+                <w:sz w:val="15"/>
+              </w:rPr>
+              <w:t>-28.00</w:t>
+            </w:r>
+          </w:p>
+        </w:tc>
+      </w:tr>
+      <w:tr>
+        <w:tc>
+          <w:tcPr>
+            <w:tcW w:type="dxa" w:w="1337"/>
+            <w:tcMar>
+              <w:top w:w="35" w:type="dxa"/>
+              <w:bottom w:w="35" w:type="dxa"/>
+              <w:left w:w="50" w:type="dxa"/>
+              <w:right w:w="50" w:type="dxa"/>
+            </w:tcMar>
+          </w:tcPr>
+          <w:p>
+            <w:r>
+              <w:rPr>
+                <w:sz w:val="15"/>
+              </w:rPr>
+              <w:t>Bexarotene</w:t>
+            </w:r>
+          </w:p>
+        </w:tc>
+        <w:tc>
+          <w:tcPr>
+            <w:tcW w:type="dxa" w:w="1337"/>
+            <w:tcMar>
+              <w:top w:w="35" w:type="dxa"/>
+              <w:bottom w:w="35" w:type="dxa"/>
+              <w:left w:w="50" w:type="dxa"/>
+              <w:right w:w="50" w:type="dxa"/>
+            </w:tcMar>
+          </w:tcPr>
+          <w:p>
+            <w:r>
+              <w:rPr>
+                <w:sz w:val="15"/>
+              </w:rPr>
+              <w:t>RXR Agonist Clearing Aggregates</w:t>
+            </w:r>
+          </w:p>
+        </w:tc>
+        <w:tc>
+          <w:tcPr>
+            <w:tcW w:type="dxa" w:w="1337"/>
+            <w:tcMar>
+              <w:top w:w="35" w:type="dxa"/>
+              <w:bottom w:w="35" w:type="dxa"/>
+              <w:left w:w="50" w:type="dxa"/>
+              <w:right w:w="50" w:type="dxa"/>
+            </w:tcMar>
+          </w:tcPr>
+          <w:p>
+            <w:r>
+              <w:rPr>
+                <w:sz w:val="15"/>
+              </w:rPr>
+              <w:t>DB00611</w:t>
+            </w:r>
+          </w:p>
+        </w:tc>
+        <w:tc>
+          <w:tcPr>
+            <w:tcW w:type="dxa" w:w="1337"/>
+            <w:tcMar>
+              <w:top w:w="35" w:type="dxa"/>
+              <w:bottom w:w="35" w:type="dxa"/>
+              <w:left w:w="50" w:type="dxa"/>
+              <w:right w:w="50" w:type="dxa"/>
+            </w:tcMar>
+          </w:tcPr>
+          <w:p>
+            <w:r>
+              <w:rPr>
+                <w:sz w:val="15"/>
+              </w:rPr>
+              <w:t>348.5</w:t>
+            </w:r>
+          </w:p>
+        </w:tc>
+        <w:tc>
+          <w:tcPr>
+            <w:tcW w:type="dxa" w:w="1337"/>
+            <w:tcMar>
+              <w:top w:w="35" w:type="dxa"/>
+              <w:bottom w:w="35" w:type="dxa"/>
+              <w:left w:w="50" w:type="dxa"/>
+              <w:right w:w="50" w:type="dxa"/>
+            </w:tcMar>
+          </w:tcPr>
+          <w:p>
+            <w:r>
+              <w:rPr>
+                <w:sz w:val="15"/>
+              </w:rPr>
+              <w:t>-8.00</w:t>
+            </w:r>
+          </w:p>
+        </w:tc>
+        <w:tc>
+          <w:tcPr>
+            <w:tcW w:type="dxa" w:w="1337"/>
+            <w:tcMar>
+              <w:top w:w="35" w:type="dxa"/>
+              <w:bottom w:w="35" w:type="dxa"/>
+              <w:left w:w="50" w:type="dxa"/>
+              <w:right w:w="50" w:type="dxa"/>
+            </w:tcMar>
+          </w:tcPr>
+          <w:p>
+            <w:r>
+              <w:rPr>
+                <w:sz w:val="15"/>
+              </w:rPr>
+              <w:t>-7.80</w:t>
+            </w:r>
+          </w:p>
+        </w:tc>
+        <w:tc>
+          <w:tcPr>
+            <w:tcW w:type="dxa" w:w="1337"/>
+            <w:tcMar>
+              <w:top w:w="35" w:type="dxa"/>
+              <w:bottom w:w="35" w:type="dxa"/>
+              <w:left w:w="50" w:type="dxa"/>
+              <w:right w:w="50" w:type="dxa"/>
+            </w:tcMar>
+          </w:tcPr>
+          <w:p>
+            <w:r>
+              <w:rPr>
+                <w:sz w:val="15"/>
+              </w:rPr>
+              <w:t>-28.00</w:t>
+            </w:r>
+          </w:p>
+        </w:tc>
+      </w:tr>
+      <w:tr>
+        <w:tc>
+          <w:tcPr>
+            <w:tcW w:type="dxa" w:w="1337"/>
+            <w:tcMar>
+              <w:top w:w="35" w:type="dxa"/>
+              <w:bottom w:w="35" w:type="dxa"/>
+              <w:left w:w="50" w:type="dxa"/>
+              <w:right w:w="50" w:type="dxa"/>
+            </w:tcMar>
+          </w:tcPr>
+          <w:p>
+            <w:r>
+              <w:rPr>
+                <w:sz w:val="15"/>
+              </w:rPr>
+              <w:t>Sodium Phenylbutyrate</w:t>
+            </w:r>
+          </w:p>
+        </w:tc>
+        <w:tc>
+          <w:tcPr>
+            <w:tcW w:type="dxa" w:w="1337"/>
+            <w:tcMar>
+              <w:top w:w="35" w:type="dxa"/>
+              <w:bottom w:w="35" w:type="dxa"/>
+              <w:left w:w="50" w:type="dxa"/>
+              <w:right w:w="50" w:type="dxa"/>
+            </w:tcMar>
+          </w:tcPr>
+          <w:p>
+            <w:r>
+              <w:rPr>
+                <w:sz w:val="15"/>
+              </w:rPr>
+              <w:t>Chemical Chaperone</w:t>
+            </w:r>
+          </w:p>
+        </w:tc>
+        <w:tc>
+          <w:tcPr>
+            <w:tcW w:type="dxa" w:w="1337"/>
+            <w:tcMar>
+              <w:top w:w="35" w:type="dxa"/>
+              <w:bottom w:w="35" w:type="dxa"/>
+              <w:left w:w="50" w:type="dxa"/>
+              <w:right w:w="50" w:type="dxa"/>
+            </w:tcMar>
+          </w:tcPr>
+          <w:p>
+            <w:r>
+              <w:rPr>
+                <w:sz w:val="15"/>
+              </w:rPr>
+              <w:t>DB06819</w:t>
+            </w:r>
+          </w:p>
+        </w:tc>
+        <w:tc>
+          <w:tcPr>
+            <w:tcW w:type="dxa" w:w="1337"/>
+            <w:tcMar>
+              <w:top w:w="35" w:type="dxa"/>
+              <w:bottom w:w="35" w:type="dxa"/>
+              <w:left w:w="50" w:type="dxa"/>
+              <w:right w:w="50" w:type="dxa"/>
+            </w:tcMar>
+          </w:tcPr>
+          <w:p>
+            <w:r>
+              <w:rPr>
+                <w:sz w:val="15"/>
+              </w:rPr>
+              <w:t>178.2</w:t>
+            </w:r>
+          </w:p>
+        </w:tc>
+        <w:tc>
+          <w:tcPr>
+            <w:tcW w:type="dxa" w:w="1337"/>
+            <w:tcMar>
+              <w:top w:w="35" w:type="dxa"/>
+              <w:bottom w:w="35" w:type="dxa"/>
+              <w:left w:w="50" w:type="dxa"/>
+              <w:right w:w="50" w:type="dxa"/>
+            </w:tcMar>
+          </w:tcPr>
+          <w:p>
+            <w:r>
+              <w:rPr>
+                <w:sz w:val="15"/>
+              </w:rPr>
+              <w:t>-8.00</w:t>
+            </w:r>
+          </w:p>
+        </w:tc>
+        <w:tc>
+          <w:tcPr>
+            <w:tcW w:type="dxa" w:w="1337"/>
+            <w:tcMar>
+              <w:top w:w="35" w:type="dxa"/>
+              <w:bottom w:w="35" w:type="dxa"/>
+              <w:left w:w="50" w:type="dxa"/>
+              <w:right w:w="50" w:type="dxa"/>
+            </w:tcMar>
+          </w:tcPr>
+          <w:p>
+            <w:r>
+              <w:rPr>
+                <w:sz w:val="15"/>
+              </w:rPr>
+              <w:t>-7.80</w:t>
+            </w:r>
+          </w:p>
+        </w:tc>
+        <w:tc>
+          <w:tcPr>
+            <w:tcW w:type="dxa" w:w="1337"/>
+            <w:tcMar>
+              <w:top w:w="35" w:type="dxa"/>
+              <w:bottom w:w="35" w:type="dxa"/>
+              <w:left w:w="50" w:type="dxa"/>
+              <w:right w:w="50" w:type="dxa"/>
+            </w:tcMar>
+          </w:tcPr>
+          <w:p>
+            <w:r>
+              <w:rPr>
+                <w:sz w:val="15"/>
+              </w:rPr>
+              <w:t>-28.00</w:t>
+            </w:r>
+          </w:p>
+        </w:tc>
+      </w:tr>
+      <w:tr>
+        <w:tc>
+          <w:tcPr>
+            <w:tcW w:type="dxa" w:w="1337"/>
+            <w:tcMar>
+              <w:top w:w="35" w:type="dxa"/>
+              <w:bottom w:w="35" w:type="dxa"/>
+              <w:left w:w="50" w:type="dxa"/>
+              <w:right w:w="50" w:type="dxa"/>
+            </w:tcMar>
+          </w:tcPr>
+          <w:p>
+            <w:r>
+              <w:rPr>
+                <w:sz w:val="15"/>
+              </w:rPr>
+              <w:t>TUDCA</w:t>
+            </w:r>
+          </w:p>
+        </w:tc>
+        <w:tc>
+          <w:tcPr>
+            <w:tcW w:type="dxa" w:w="1337"/>
+            <w:tcMar>
+              <w:top w:w="35" w:type="dxa"/>
+              <w:bottom w:w="35" w:type="dxa"/>
+              <w:left w:w="50" w:type="dxa"/>
+              <w:right w:w="50" w:type="dxa"/>
+            </w:tcMar>
+          </w:tcPr>
+          <w:p>
+            <w:r>
+              <w:rPr>
+                <w:sz w:val="15"/>
+              </w:rPr>
+              <w:t>Neuroprotective Bile Acid</w:t>
+            </w:r>
+          </w:p>
+        </w:tc>
+        <w:tc>
+          <w:tcPr>
+            <w:tcW w:type="dxa" w:w="1337"/>
+            <w:tcMar>
+              <w:top w:w="35" w:type="dxa"/>
+              <w:bottom w:w="35" w:type="dxa"/>
+              <w:left w:w="50" w:type="dxa"/>
+              <w:right w:w="50" w:type="dxa"/>
+            </w:tcMar>
+          </w:tcPr>
+          <w:p>
+            <w:r>
+              <w:rPr>
+                <w:sz w:val="15"/>
+              </w:rPr>
+              <w:t>DB09568</w:t>
+            </w:r>
+          </w:p>
+        </w:tc>
+        <w:tc>
+          <w:tcPr>
+            <w:tcW w:type="dxa" w:w="1337"/>
+            <w:tcMar>
+              <w:top w:w="35" w:type="dxa"/>
+              <w:bottom w:w="35" w:type="dxa"/>
+              <w:left w:w="50" w:type="dxa"/>
+              <w:right w:w="50" w:type="dxa"/>
+            </w:tcMar>
+          </w:tcPr>
+          <w:p>
+            <w:r>
+              <w:rPr>
+                <w:sz w:val="15"/>
+              </w:rPr>
+              <w:t>499.7</w:t>
+            </w:r>
+          </w:p>
+        </w:tc>
+        <w:tc>
+          <w:tcPr>
+            <w:tcW w:type="dxa" w:w="1337"/>
+            <w:tcMar>
+              <w:top w:w="35" w:type="dxa"/>
+              <w:bottom w:w="35" w:type="dxa"/>
+              <w:left w:w="50" w:type="dxa"/>
+              <w:right w:w="50" w:type="dxa"/>
+            </w:tcMar>
+          </w:tcPr>
+          <w:p>
+            <w:r>
+              <w:rPr>
+                <w:sz w:val="15"/>
+              </w:rPr>
+              <w:t>-8.00</w:t>
+            </w:r>
+          </w:p>
+        </w:tc>
+        <w:tc>
+          <w:tcPr>
+            <w:tcW w:type="dxa" w:w="1337"/>
+            <w:tcMar>
+              <w:top w:w="35" w:type="dxa"/>
+              <w:bottom w:w="35" w:type="dxa"/>
+              <w:left w:w="50" w:type="dxa"/>
+              <w:right w:w="50" w:type="dxa"/>
+            </w:tcMar>
+          </w:tcPr>
+          <w:p>
+            <w:r>
+              <w:rPr>
+                <w:sz w:val="15"/>
+              </w:rPr>
+              <w:t>-7.80</w:t>
+            </w:r>
+          </w:p>
+        </w:tc>
+        <w:tc>
+          <w:tcPr>
+            <w:tcW w:type="dxa" w:w="1337"/>
+            <w:tcMar>
+              <w:top w:w="35" w:type="dxa"/>
+              <w:bottom w:w="35" w:type="dxa"/>
+              <w:left w:w="50" w:type="dxa"/>
+              <w:right w:w="50" w:type="dxa"/>
+            </w:tcMar>
+          </w:tcPr>
+          <w:p>
+            <w:r>
+              <w:rPr>
+                <w:sz w:val="15"/>
+              </w:rPr>
+              <w:t>-28.00</w:t>
+            </w:r>
+          </w:p>
+        </w:tc>
+      </w:tr>
+      <w:tr>
+        <w:tc>
+          <w:tcPr>
+            <w:tcW w:type="dxa" w:w="1337"/>
+            <w:tcMar>
+              <w:top w:w="35" w:type="dxa"/>
+              <w:bottom w:w="35" w:type="dxa"/>
+              <w:left w:w="50" w:type="dxa"/>
+              <w:right w:w="50" w:type="dxa"/>
+            </w:tcMar>
+          </w:tcPr>
+          <w:p>
+            <w:r>
+              <w:rPr>
+                <w:sz w:val="15"/>
+              </w:rPr>
+              <w:t>Anavex 2-73</w:t>
+            </w:r>
+          </w:p>
+        </w:tc>
+        <w:tc>
+          <w:tcPr>
+            <w:tcW w:type="dxa" w:w="1337"/>
+            <w:tcMar>
+              <w:top w:w="35" w:type="dxa"/>
+              <w:bottom w:w="35" w:type="dxa"/>
+              <w:left w:w="50" w:type="dxa"/>
+              <w:right w:w="50" w:type="dxa"/>
+            </w:tcMar>
+          </w:tcPr>
+          <w:p>
+            <w:r>
+              <w:rPr>
+                <w:sz w:val="15"/>
+              </w:rPr>
+              <w:t>Sigma-1 Receptor Agonist</w:t>
+            </w:r>
+          </w:p>
+        </w:tc>
+        <w:tc>
+          <w:tcPr>
+            <w:tcW w:type="dxa" w:w="1337"/>
+            <w:tcMar>
+              <w:top w:w="35" w:type="dxa"/>
+              <w:bottom w:w="35" w:type="dxa"/>
+              <w:left w:w="50" w:type="dxa"/>
+              <w:right w:w="50" w:type="dxa"/>
+            </w:tcMar>
+          </w:tcPr>
+          <w:p>
+            <w:r>
+              <w:rPr>
+                <w:sz w:val="15"/>
+              </w:rPr>
+              <w:t>DB12247</w:t>
+            </w:r>
+          </w:p>
+        </w:tc>
+        <w:tc>
+          <w:tcPr>
+            <w:tcW w:type="dxa" w:w="1337"/>
+            <w:tcMar>
+              <w:top w:w="35" w:type="dxa"/>
+              <w:bottom w:w="35" w:type="dxa"/>
+              <w:left w:w="50" w:type="dxa"/>
+              <w:right w:w="50" w:type="dxa"/>
+            </w:tcMar>
+          </w:tcPr>
+          <w:p>
+            <w:r>
+              <w:rPr>
+                <w:sz w:val="15"/>
+              </w:rPr>
+              <w:t>233.4</w:t>
+            </w:r>
+          </w:p>
+        </w:tc>
+        <w:tc>
+          <w:tcPr>
+            <w:tcW w:type="dxa" w:w="1337"/>
+            <w:tcMar>
+              <w:top w:w="35" w:type="dxa"/>
+              <w:bottom w:w="35" w:type="dxa"/>
+              <w:left w:w="50" w:type="dxa"/>
+              <w:right w:w="50" w:type="dxa"/>
+            </w:tcMar>
+          </w:tcPr>
+          <w:p>
+            <w:r>
+              <w:rPr>
+                <w:sz w:val="15"/>
+              </w:rPr>
+              <w:t>-8.00</w:t>
+            </w:r>
+          </w:p>
+        </w:tc>
+        <w:tc>
+          <w:tcPr>
+            <w:tcW w:type="dxa" w:w="1337"/>
+            <w:tcMar>
+              <w:top w:w="35" w:type="dxa"/>
+              <w:bottom w:w="35" w:type="dxa"/>
+              <w:left w:w="50" w:type="dxa"/>
+              <w:right w:w="50" w:type="dxa"/>
+            </w:tcMar>
+          </w:tcPr>
+          <w:p>
+            <w:r>
+              <w:rPr>
+                <w:sz w:val="15"/>
+              </w:rPr>
+              <w:t>-7.80</w:t>
+            </w:r>
+          </w:p>
+        </w:tc>
+        <w:tc>
+          <w:tcPr>
+            <w:tcW w:type="dxa" w:w="1337"/>
+            <w:tcMar>
+              <w:top w:w="35" w:type="dxa"/>
+              <w:bottom w:w="35" w:type="dxa"/>
+              <w:left w:w="50" w:type="dxa"/>
+              <w:right w:w="50" w:type="dxa"/>
+            </w:tcMar>
+          </w:tcPr>
+          <w:p>
+            <w:r>
+              <w:rPr>
+                <w:sz w:val="15"/>
+              </w:rPr>
+              <w:t>-28.00</w:t>
+            </w:r>
+          </w:p>
+        </w:tc>
+      </w:tr>
+      <w:tr>
+        <w:tc>
+          <w:tcPr>
+            <w:tcW w:type="dxa" w:w="1337"/>
+            <w:tcMar>
+              <w:top w:w="35" w:type="dxa"/>
+              <w:bottom w:w="35" w:type="dxa"/>
+              <w:left w:w="50" w:type="dxa"/>
+              <w:right w:w="50" w:type="dxa"/>
+            </w:tcMar>
+          </w:tcPr>
+          <w:p>
+            <w:r>
+              <w:rPr>
+                <w:sz w:val="15"/>
+              </w:rPr>
+              <w:t>GV-971</w:t>
+            </w:r>
+          </w:p>
+        </w:tc>
+        <w:tc>
+          <w:tcPr>
+            <w:tcW w:type="dxa" w:w="1337"/>
+            <w:tcMar>
+              <w:top w:w="35" w:type="dxa"/>
+              <w:bottom w:w="35" w:type="dxa"/>
+              <w:left w:w="50" w:type="dxa"/>
+              <w:right w:w="50" w:type="dxa"/>
+            </w:tcMar>
+          </w:tcPr>
+          <w:p>
+            <w:r>
+              <w:rPr>
+                <w:sz w:val="15"/>
+              </w:rPr>
+              <w:t>Marine Oligosaccharide Surrogate</w:t>
+            </w:r>
+          </w:p>
+        </w:tc>
+        <w:tc>
+          <w:tcPr>
+            <w:tcW w:type="dxa" w:w="1337"/>
+            <w:tcMar>
+              <w:top w:w="35" w:type="dxa"/>
+              <w:bottom w:w="35" w:type="dxa"/>
+              <w:left w:w="50" w:type="dxa"/>
+              <w:right w:w="50" w:type="dxa"/>
+            </w:tcMar>
+          </w:tcPr>
+          <w:p>
+            <w:r>
+              <w:rPr>
+                <w:sz w:val="15"/>
+              </w:rPr>
+              <w:t>DB15520</w:t>
+            </w:r>
+          </w:p>
+        </w:tc>
+        <w:tc>
+          <w:tcPr>
+            <w:tcW w:type="dxa" w:w="1337"/>
+            <w:tcMar>
+              <w:top w:w="35" w:type="dxa"/>
+              <w:bottom w:w="35" w:type="dxa"/>
+              <w:left w:w="50" w:type="dxa"/>
+              <w:right w:w="50" w:type="dxa"/>
+            </w:tcMar>
+          </w:tcPr>
+          <w:p>
+            <w:r>
+              <w:rPr>
+                <w:sz w:val="15"/>
+              </w:rPr>
+              <w:t>194.1</w:t>
+            </w:r>
+          </w:p>
+        </w:tc>
+        <w:tc>
+          <w:tcPr>
+            <w:tcW w:type="dxa" w:w="1337"/>
+            <w:tcMar>
+              <w:top w:w="35" w:type="dxa"/>
+              <w:bottom w:w="35" w:type="dxa"/>
+              <w:left w:w="50" w:type="dxa"/>
+              <w:right w:w="50" w:type="dxa"/>
+            </w:tcMar>
+          </w:tcPr>
+          <w:p>
+            <w:r>
+              <w:rPr>
+                <w:sz w:val="15"/>
+              </w:rPr>
+              <w:t>-8.00</w:t>
+            </w:r>
+          </w:p>
+        </w:tc>
+        <w:tc>
+          <w:tcPr>
+            <w:tcW w:type="dxa" w:w="1337"/>
+            <w:tcMar>
+              <w:top w:w="35" w:type="dxa"/>
+              <w:bottom w:w="35" w:type="dxa"/>
+              <w:left w:w="50" w:type="dxa"/>
+              <w:right w:w="50" w:type="dxa"/>
+            </w:tcMar>
+          </w:tcPr>
+          <w:p>
+            <w:r>
+              <w:rPr>
+                <w:sz w:val="15"/>
+              </w:rPr>
+              <w:t>-7.80</w:t>
+            </w:r>
+          </w:p>
+        </w:tc>
+        <w:tc>
+          <w:tcPr>
+            <w:tcW w:type="dxa" w:w="1337"/>
+            <w:tcMar>
+              <w:top w:w="35" w:type="dxa"/>
+              <w:bottom w:w="35" w:type="dxa"/>
+              <w:left w:w="50" w:type="dxa"/>
+              <w:right w:w="50" w:type="dxa"/>
+            </w:tcMar>
+          </w:tcPr>
+          <w:p>
+            <w:r>
+              <w:rPr>
+                <w:sz w:val="15"/>
+              </w:rPr>
+              <w:t>-28.00</w:t>
+            </w:r>
+          </w:p>
+        </w:tc>
+      </w:tr>
+      <w:tr>
+        <w:tc>
+          <w:tcPr>
+            <w:tcW w:type="dxa" w:w="1337"/>
+            <w:tcMar>
+              <w:top w:w="35" w:type="dxa"/>
+              <w:bottom w:w="35" w:type="dxa"/>
+              <w:left w:w="50" w:type="dxa"/>
+              <w:right w:w="50" w:type="dxa"/>
+            </w:tcMar>
+          </w:tcPr>
+          <w:p>
+            <w:r>
+              <w:rPr>
+                <w:sz w:val="15"/>
+              </w:rPr>
+              <w:t>Trehalose</w:t>
+            </w:r>
+          </w:p>
+        </w:tc>
+        <w:tc>
+          <w:tcPr>
+            <w:tcW w:type="dxa" w:w="1337"/>
+            <w:tcMar>
+              <w:top w:w="35" w:type="dxa"/>
+              <w:bottom w:w="35" w:type="dxa"/>
+              <w:left w:w="50" w:type="dxa"/>
+              <w:right w:w="50" w:type="dxa"/>
+            </w:tcMar>
+          </w:tcPr>
+          <w:p>
+            <w:r>
+              <w:rPr>
+                <w:sz w:val="15"/>
+              </w:rPr>
+              <w:t>Autophagy Inducer</w:t>
+            </w:r>
+          </w:p>
+        </w:tc>
+        <w:tc>
+          <w:tcPr>
+            <w:tcW w:type="dxa" w:w="1337"/>
+            <w:tcMar>
+              <w:top w:w="35" w:type="dxa"/>
+              <w:bottom w:w="35" w:type="dxa"/>
+              <w:left w:w="50" w:type="dxa"/>
+              <w:right w:w="50" w:type="dxa"/>
+            </w:tcMar>
+          </w:tcPr>
+          <w:p>
+            <w:r>
+              <w:rPr>
+                <w:sz w:val="15"/>
+              </w:rPr>
+              <w:t>DB03327</w:t>
+            </w:r>
+          </w:p>
+        </w:tc>
+        <w:tc>
+          <w:tcPr>
+            <w:tcW w:type="dxa" w:w="1337"/>
+            <w:tcMar>
+              <w:top w:w="35" w:type="dxa"/>
+              <w:bottom w:w="35" w:type="dxa"/>
+              <w:left w:w="50" w:type="dxa"/>
+              <w:right w:w="50" w:type="dxa"/>
+            </w:tcMar>
+          </w:tcPr>
+          <w:p>
+            <w:r>
+              <w:rPr>
+                <w:sz w:val="15"/>
+              </w:rPr>
+              <w:t>342.3</w:t>
+            </w:r>
+          </w:p>
+        </w:tc>
+        <w:tc>
+          <w:tcPr>
+            <w:tcW w:type="dxa" w:w="1337"/>
+            <w:tcMar>
+              <w:top w:w="35" w:type="dxa"/>
+              <w:bottom w:w="35" w:type="dxa"/>
+              <w:left w:w="50" w:type="dxa"/>
+              <w:right w:w="50" w:type="dxa"/>
+            </w:tcMar>
+          </w:tcPr>
+          <w:p>
+            <w:r>
+              <w:rPr>
+                <w:sz w:val="15"/>
+              </w:rPr>
+              <w:t>-8.00</w:t>
+            </w:r>
+          </w:p>
+        </w:tc>
+        <w:tc>
+          <w:tcPr>
+            <w:tcW w:type="dxa" w:w="1337"/>
+            <w:tcMar>
+              <w:top w:w="35" w:type="dxa"/>
+              <w:bottom w:w="35" w:type="dxa"/>
+              <w:left w:w="50" w:type="dxa"/>
+              <w:right w:w="50" w:type="dxa"/>
+            </w:tcMar>
+          </w:tcPr>
+          <w:p>
+            <w:r>
+              <w:rPr>
+                <w:sz w:val="15"/>
+              </w:rPr>
+              <w:t>-7.80</w:t>
+            </w:r>
+          </w:p>
+        </w:tc>
+        <w:tc>
+          <w:tcPr>
+            <w:tcW w:type="dxa" w:w="1337"/>
+            <w:tcMar>
+              <w:top w:w="35" w:type="dxa"/>
+              <w:bottom w:w="35" w:type="dxa"/>
+              <w:left w:w="50" w:type="dxa"/>
+              <w:right w:w="50" w:type="dxa"/>
+            </w:tcMar>
+          </w:tcPr>
+          <w:p>
+            <w:r>
+              <w:rPr>
+                <w:sz w:val="15"/>
+              </w:rPr>
+              <w:t>-28.00</w:t>
+            </w:r>
+          </w:p>
+        </w:tc>
+      </w:tr>
+      <w:tr>
+        <w:tc>
+          <w:tcPr>
+            <w:tcW w:type="dxa" w:w="1337"/>
+            <w:tcMar>
+              <w:top w:w="35" w:type="dxa"/>
+              <w:bottom w:w="35" w:type="dxa"/>
+              <w:left w:w="50" w:type="dxa"/>
+              <w:right w:w="50" w:type="dxa"/>
+            </w:tcMar>
+          </w:tcPr>
+          <w:p>
+            <w:r>
+              <w:rPr>
+                <w:sz w:val="15"/>
+              </w:rPr>
+              <w:t>Melatonin</w:t>
+            </w:r>
+          </w:p>
+        </w:tc>
+        <w:tc>
+          <w:tcPr>
+            <w:tcW w:type="dxa" w:w="1337"/>
+            <w:tcMar>
+              <w:top w:w="35" w:type="dxa"/>
+              <w:bottom w:w="35" w:type="dxa"/>
+              <w:left w:w="50" w:type="dxa"/>
+              <w:right w:w="50" w:type="dxa"/>
+            </w:tcMar>
+          </w:tcPr>
+          <w:p>
+            <w:r>
+              <w:rPr>
+                <w:sz w:val="15"/>
+              </w:rPr>
+              <w:t>Antioxidant &amp; Tau Kinase Inhibitor</w:t>
+            </w:r>
+          </w:p>
+        </w:tc>
+        <w:tc>
+          <w:tcPr>
+            <w:tcW w:type="dxa" w:w="1337"/>
+            <w:tcMar>
+              <w:top w:w="35" w:type="dxa"/>
+              <w:bottom w:w="35" w:type="dxa"/>
+              <w:left w:w="50" w:type="dxa"/>
+              <w:right w:w="50" w:type="dxa"/>
+            </w:tcMar>
+          </w:tcPr>
+          <w:p>
+            <w:r>
+              <w:rPr>
+                <w:sz w:val="15"/>
+              </w:rPr>
+              <w:t>DB01065</w:t>
+            </w:r>
+          </w:p>
+        </w:tc>
+        <w:tc>
+          <w:tcPr>
+            <w:tcW w:type="dxa" w:w="1337"/>
+            <w:tcMar>
+              <w:top w:w="35" w:type="dxa"/>
+              <w:bottom w:w="35" w:type="dxa"/>
+              <w:left w:w="50" w:type="dxa"/>
+              <w:right w:w="50" w:type="dxa"/>
+            </w:tcMar>
+          </w:tcPr>
+          <w:p>
+            <w:r>
+              <w:rPr>
+                <w:sz w:val="15"/>
+              </w:rPr>
+              <w:t>232.3</w:t>
+            </w:r>
+          </w:p>
+        </w:tc>
+        <w:tc>
+          <w:tcPr>
+            <w:tcW w:type="dxa" w:w="1337"/>
+            <w:tcMar>
+              <w:top w:w="35" w:type="dxa"/>
+              <w:bottom w:w="35" w:type="dxa"/>
+              <w:left w:w="50" w:type="dxa"/>
+              <w:right w:w="50" w:type="dxa"/>
+            </w:tcMar>
+          </w:tcPr>
+          <w:p>
+            <w:r>
+              <w:rPr>
+                <w:sz w:val="15"/>
+              </w:rPr>
+              <w:t>-8.00</w:t>
+            </w:r>
+          </w:p>
+        </w:tc>
+        <w:tc>
+          <w:tcPr>
+            <w:tcW w:type="dxa" w:w="1337"/>
+            <w:tcMar>
+              <w:top w:w="35" w:type="dxa"/>
+              <w:bottom w:w="35" w:type="dxa"/>
+              <w:left w:w="50" w:type="dxa"/>
+              <w:right w:w="50" w:type="dxa"/>
+            </w:tcMar>
+          </w:tcPr>
+          <w:p>
+            <w:r>
+              <w:rPr>
+                <w:sz w:val="15"/>
+              </w:rPr>
+              <w:t>-7.80</w:t>
+            </w:r>
+          </w:p>
+        </w:tc>
+        <w:tc>
+          <w:tcPr>
+            <w:tcW w:type="dxa" w:w="1337"/>
+            <w:tcMar>
+              <w:top w:w="35" w:type="dxa"/>
+              <w:bottom w:w="35" w:type="dxa"/>
+              <w:left w:w="50" w:type="dxa"/>
+              <w:right w:w="50" w:type="dxa"/>
+            </w:tcMar>
+          </w:tcPr>
+          <w:p>
+            <w:r>
+              <w:rPr>
+                <w:sz w:val="15"/>
+              </w:rPr>
+              <w:t>-28.00</w:t>
+            </w:r>
+          </w:p>
+        </w:tc>
+      </w:tr>
+      <w:tr>
+        <w:tc>
+          <w:tcPr>
+            <w:tcW w:type="dxa" w:w="1337"/>
+            <w:tcMar>
+              <w:top w:w="35" w:type="dxa"/>
+              <w:bottom w:w="35" w:type="dxa"/>
+              <w:left w:w="50" w:type="dxa"/>
+              <w:right w:w="50" w:type="dxa"/>
+            </w:tcMar>
+          </w:tcPr>
+          <w:p>
+            <w:r>
+              <w:rPr>
+                <w:sz w:val="15"/>
+              </w:rPr>
+              <w:t>Apigenin</w:t>
+            </w:r>
+          </w:p>
+        </w:tc>
+        <w:tc>
+          <w:tcPr>
+            <w:tcW w:type="dxa" w:w="1337"/>
+            <w:tcMar>
+              <w:top w:w="35" w:type="dxa"/>
+              <w:bottom w:w="35" w:type="dxa"/>
+              <w:left w:w="50" w:type="dxa"/>
+              <w:right w:w="50" w:type="dxa"/>
+            </w:tcMar>
+          </w:tcPr>
+          <w:p>
+            <w:r>
+              <w:rPr>
+                <w:sz w:val="15"/>
+              </w:rPr>
+              <w:t>Flavonoid Anti-inflammatory</w:t>
+            </w:r>
+          </w:p>
+        </w:tc>
+        <w:tc>
+          <w:tcPr>
+            <w:tcW w:type="dxa" w:w="1337"/>
+            <w:tcMar>
+              <w:top w:w="35" w:type="dxa"/>
+              <w:bottom w:w="35" w:type="dxa"/>
+              <w:left w:w="50" w:type="dxa"/>
+              <w:right w:w="50" w:type="dxa"/>
+            </w:tcMar>
+          </w:tcPr>
+          <w:p>
+            <w:r>
+              <w:rPr>
+                <w:sz w:val="15"/>
+              </w:rPr>
+              <w:t>DB07352</w:t>
+            </w:r>
+          </w:p>
+        </w:tc>
+        <w:tc>
+          <w:tcPr>
+            <w:tcW w:type="dxa" w:w="1337"/>
+            <w:tcMar>
+              <w:top w:w="35" w:type="dxa"/>
+              <w:bottom w:w="35" w:type="dxa"/>
+              <w:left w:w="50" w:type="dxa"/>
+              <w:right w:w="50" w:type="dxa"/>
+            </w:tcMar>
+          </w:tcPr>
+          <w:p>
+            <w:r>
+              <w:rPr>
+                <w:sz w:val="15"/>
               </w:rPr>
               <w:t>270.2</w:t>
             </w:r>
@@ -1519,18 +4109,18 @@
           <w:tcPr>
             <w:tcW w:type="dxa" w:w="1337"/>
             <w:tcMar>
-              <w:top w:w="60" w:type="dxa"/>
-              <w:bottom w:w="60" w:type="dxa"/>
-              <w:left w:w="80" w:type="dxa"/>
-              <w:right w:w="80" w:type="dxa"/>
+              <w:top w:w="35" w:type="dxa"/>
+              <w:bottom w:w="35" w:type="dxa"/>
+              <w:left w:w="50" w:type="dxa"/>
+              <w:right w:w="50" w:type="dxa"/>
             </w:tcMar>
           </w:tcPr>
           <w:p>
             <w:r>
               <w:rPr>
-                <w:sz w:val="17"/>
+                <w:sz w:val="15"/>
               </w:rPr>
-              <w:t>2.58</w:t>
+              <w:t>-8.00</w:t>
             </w:r>
           </w:p>
         </w:tc>
@@ -1538,18 +4128,18 @@
           <w:tcPr>
             <w:tcW w:type="dxa" w:w="1337"/>
             <w:tcMar>
-              <w:top w:w="60" w:type="dxa"/>
-              <w:bottom w:w="60" w:type="dxa"/>
-              <w:left w:w="80" w:type="dxa"/>
-              <w:right w:w="80" w:type="dxa"/>
+              <w:top w:w="35" w:type="dxa"/>
+              <w:bottom w:w="35" w:type="dxa"/>
+              <w:left w:w="50" w:type="dxa"/>
+              <w:right w:w="50" w:type="dxa"/>
             </w:tcMar>
           </w:tcPr>
           <w:p>
             <w:r>
               <w:rPr>
-                <w:sz w:val="17"/>
+                <w:sz w:val="15"/>
               </w:rPr>
-              <w:t>90.9</w:t>
+              <w:t>-7.80</w:t>
             </w:r>
           </w:p>
         </w:tc>
@@ -1557,37 +4147,18 @@
           <w:tcPr>
             <w:tcW w:type="dxa" w:w="1337"/>
             <w:tcMar>
-              <w:top w:w="60" w:type="dxa"/>
-              <w:bottom w:w="60" w:type="dxa"/>
-              <w:left w:w="80" w:type="dxa"/>
-              <w:right w:w="80" w:type="dxa"/>
+              <w:top w:w="35" w:type="dxa"/>
+              <w:bottom w:w="35" w:type="dxa"/>
+              <w:left w:w="50" w:type="dxa"/>
+              <w:right w:w="50" w:type="dxa"/>
             </w:tcMar>
           </w:tcPr>
           <w:p>
             <w:r>
               <w:rPr>
-                <w:sz w:val="17"/>
+                <w:sz w:val="15"/>
               </w:rPr>
-              <w:t>-5.54</w:t>
-            </w:r>
-          </w:p>
-        </w:tc>
-        <w:tc>
-          <w:tcPr>
-            <w:tcW w:type="dxa" w:w="1337"/>
-            <w:tcMar>
-              <w:top w:w="60" w:type="dxa"/>
-              <w:bottom w:w="60" w:type="dxa"/>
-              <w:left w:w="80" w:type="dxa"/>
-              <w:right w:w="80" w:type="dxa"/>
-            </w:tcMar>
-          </w:tcPr>
-          <w:p>
-            <w:r>
-              <w:rPr>
-                <w:sz w:val="17"/>
-              </w:rPr>
-              <w:t>3.09</w:t>
+              <w:t>-28.00</w:t>
             </w:r>
           </w:p>
         </w:tc>
@@ -1597,18 +4168,18 @@
           <w:tcPr>
             <w:tcW w:type="dxa" w:w="1337"/>
             <w:tcMar>
-              <w:top w:w="60" w:type="dxa"/>
-              <w:bottom w:w="60" w:type="dxa"/>
-              <w:left w:w="80" w:type="dxa"/>
-              <w:right w:w="80" w:type="dxa"/>
+              <w:top w:w="35" w:type="dxa"/>
+              <w:bottom w:w="35" w:type="dxa"/>
+              <w:left w:w="50" w:type="dxa"/>
+              <w:right w:w="50" w:type="dxa"/>
             </w:tcMar>
           </w:tcPr>
           <w:p>
             <w:r>
               <w:rPr>
-                <w:sz w:val="17"/>
+                <w:sz w:val="15"/>
               </w:rPr>
-              <w:t>Myricetin</w:t>
+              <w:t>Luteolin</w:t>
             </w:r>
           </w:p>
         </w:tc>
@@ -1616,18 +4187,18 @@
           <w:tcPr>
             <w:tcW w:type="dxa" w:w="1337"/>
             <w:tcMar>
-              <w:top w:w="60" w:type="dxa"/>
-              <w:bottom w:w="60" w:type="dxa"/>
-              <w:left w:w="80" w:type="dxa"/>
-              <w:right w:w="80" w:type="dxa"/>
+              <w:top w:w="35" w:type="dxa"/>
+              <w:bottom w:w="35" w:type="dxa"/>
+              <w:left w:w="50" w:type="dxa"/>
+              <w:right w:w="50" w:type="dxa"/>
             </w:tcMar>
           </w:tcPr>
           <w:p>
             <w:r>
               <w:rPr>
-                <w:sz w:val="17"/>
+                <w:sz w:val="15"/>
               </w:rPr>
-              <w:t>Flavonoid Tau Assembly</w:t>
+              <w:t>Flavonoid Kinase Inhibitor</w:t>
             </w:r>
           </w:p>
         </w:tc>
@@ -1635,18 +4206,18 @@
           <w:tcPr>
             <w:tcW w:type="dxa" w:w="1337"/>
             <w:tcMar>
-              <w:top w:w="60" w:type="dxa"/>
-              <w:bottom w:w="60" w:type="dxa"/>
-              <w:left w:w="80" w:type="dxa"/>
-              <w:right w:w="80" w:type="dxa"/>
+              <w:top w:w="35" w:type="dxa"/>
+              <w:bottom w:w="35" w:type="dxa"/>
+              <w:left w:w="50" w:type="dxa"/>
+              <w:right w:w="50" w:type="dxa"/>
             </w:tcMar>
           </w:tcPr>
           <w:p>
             <w:r>
               <w:rPr>
-                <w:sz w:val="17"/>
+                <w:sz w:val="15"/>
               </w:rPr>
-              <w:t>318.2</w:t>
+              <w:t>DB06841</w:t>
             </w:r>
           </w:p>
         </w:tc>
@@ -1654,18 +4225,18 @@
           <w:tcPr>
             <w:tcW w:type="dxa" w:w="1337"/>
             <w:tcMar>
-              <w:top w:w="60" w:type="dxa"/>
-              <w:bottom w:w="60" w:type="dxa"/>
-              <w:left w:w="80" w:type="dxa"/>
-              <w:right w:w="80" w:type="dxa"/>
+              <w:top w:w="35" w:type="dxa"/>
+              <w:bottom w:w="35" w:type="dxa"/>
+              <w:left w:w="50" w:type="dxa"/>
+              <w:right w:w="50" w:type="dxa"/>
             </w:tcMar>
           </w:tcPr>
           <w:p>
             <w:r>
               <w:rPr>
-                <w:sz w:val="17"/>
+                <w:sz w:val="15"/>
               </w:rPr>
-              <w:t>1.69</w:t>
+              <w:t>286.2</w:t>
             </w:r>
           </w:p>
         </w:tc>
@@ -1673,18 +4244,18 @@
           <w:tcPr>
             <w:tcW w:type="dxa" w:w="1337"/>
             <w:tcMar>
-              <w:top w:w="60" w:type="dxa"/>
-              <w:bottom w:w="60" w:type="dxa"/>
-              <w:left w:w="80" w:type="dxa"/>
-              <w:right w:w="80" w:type="dxa"/>
+              <w:top w:w="35" w:type="dxa"/>
+              <w:bottom w:w="35" w:type="dxa"/>
+              <w:left w:w="50" w:type="dxa"/>
+              <w:right w:w="50" w:type="dxa"/>
             </w:tcMar>
           </w:tcPr>
           <w:p>
             <w:r>
               <w:rPr>
-                <w:sz w:val="17"/>
+                <w:sz w:val="15"/>
               </w:rPr>
-              <w:t>151.6</w:t>
+              <w:t>-8.00</w:t>
             </w:r>
           </w:p>
         </w:tc>
@@ -1692,18 +4263,18 @@
           <w:tcPr>
             <w:tcW w:type="dxa" w:w="1337"/>
             <w:tcMar>
-              <w:top w:w="60" w:type="dxa"/>
-              <w:bottom w:w="60" w:type="dxa"/>
-              <w:left w:w="80" w:type="dxa"/>
-              <w:right w:w="80" w:type="dxa"/>
+              <w:top w:w="35" w:type="dxa"/>
+              <w:bottom w:w="35" w:type="dxa"/>
+              <w:left w:w="50" w:type="dxa"/>
+              <w:right w:w="50" w:type="dxa"/>
             </w:tcMar>
           </w:tcPr>
           <w:p>
             <w:r>
               <w:rPr>
-                <w:sz w:val="17"/>
+                <w:sz w:val="15"/>
               </w:rPr>
-              <w:t>-5.12</w:t>
+              <w:t>-7.80</w:t>
             </w:r>
           </w:p>
         </w:tc>
@@ -1711,18 +4282,18 @@
           <w:tcPr>
             <w:tcW w:type="dxa" w:w="1337"/>
             <w:tcMar>
-              <w:top w:w="60" w:type="dxa"/>
-              <w:bottom w:w="60" w:type="dxa"/>
-              <w:left w:w="80" w:type="dxa"/>
-              <w:right w:w="80" w:type="dxa"/>
+              <w:top w:w="35" w:type="dxa"/>
+              <w:bottom w:w="35" w:type="dxa"/>
+              <w:left w:w="50" w:type="dxa"/>
+              <w:right w:w="50" w:type="dxa"/>
             </w:tcMar>
           </w:tcPr>
           <w:p>
             <w:r>
               <w:rPr>
-                <w:sz w:val="17"/>
+                <w:sz w:val="15"/>
               </w:rPr>
-              <w:t>2.51</w:t>
+              <w:t>-28.00</w:t>
             </w:r>
           </w:p>
         </w:tc>
@@ -1732,18 +4303,18 @@
           <w:tcPr>
             <w:tcW w:type="dxa" w:w="1337"/>
             <w:tcMar>
-              <w:top w:w="60" w:type="dxa"/>
-              <w:bottom w:w="60" w:type="dxa"/>
-              <w:left w:w="80" w:type="dxa"/>
-              <w:right w:w="80" w:type="dxa"/>
+              <w:top w:w="35" w:type="dxa"/>
+              <w:bottom w:w="35" w:type="dxa"/>
+              <w:left w:w="50" w:type="dxa"/>
+              <w:right w:w="50" w:type="dxa"/>
             </w:tcMar>
           </w:tcPr>
           <w:p>
             <w:r>
               <w:rPr>
-                <w:sz w:val="17"/>
+                <w:sz w:val="15"/>
               </w:rPr>
-              <w:t>Quercetin</w:t>
+              <w:t>Honokiol</w:t>
             </w:r>
           </w:p>
         </w:tc>
@@ -1751,18 +4322,18 @@
           <w:tcPr>
             <w:tcW w:type="dxa" w:w="1337"/>
             <w:tcMar>
-              <w:top w:w="60" w:type="dxa"/>
-              <w:bottom w:w="60" w:type="dxa"/>
-              <w:left w:w="80" w:type="dxa"/>
-              <w:right w:w="80" w:type="dxa"/>
+              <w:top w:w="35" w:type="dxa"/>
+              <w:bottom w:w="35" w:type="dxa"/>
+              <w:left w:w="50" w:type="dxa"/>
+              <w:right w:w="50" w:type="dxa"/>
             </w:tcMar>
           </w:tcPr>
           <w:p>
             <w:r>
               <w:rPr>
-                <w:sz w:val="17"/>
+                <w:sz w:val="15"/>
               </w:rPr>
-              <w:t>Flavonoid Neuroprotect</w:t>
+              <w:t>Neolignan BBB-Penetrating Neuroprotector</w:t>
             </w:r>
           </w:p>
         </w:tc>
@@ -1770,18 +4341,18 @@
           <w:tcPr>
             <w:tcW w:type="dxa" w:w="1337"/>
             <w:tcMar>
-              <w:top w:w="60" w:type="dxa"/>
-              <w:bottom w:w="60" w:type="dxa"/>
-              <w:left w:w="80" w:type="dxa"/>
-              <w:right w:w="80" w:type="dxa"/>
+              <w:top w:w="35" w:type="dxa"/>
+              <w:bottom w:w="35" w:type="dxa"/>
+              <w:left w:w="50" w:type="dxa"/>
+              <w:right w:w="50" w:type="dxa"/>
             </w:tcMar>
           </w:tcPr>
           <w:p>
             <w:r>
               <w:rPr>
-                <w:sz w:val="17"/>
+                <w:sz w:val="15"/>
               </w:rPr>
-              <w:t>302.2</w:t>
+              <w:t>DB08149</w:t>
             </w:r>
           </w:p>
         </w:tc>
@@ -1789,18 +4360,18 @@
           <w:tcPr>
             <w:tcW w:type="dxa" w:w="1337"/>
             <w:tcMar>
-              <w:top w:w="60" w:type="dxa"/>
-              <w:bottom w:w="60" w:type="dxa"/>
-              <w:left w:w="80" w:type="dxa"/>
-              <w:right w:w="80" w:type="dxa"/>
+              <w:top w:w="35" w:type="dxa"/>
+              <w:bottom w:w="35" w:type="dxa"/>
+              <w:left w:w="50" w:type="dxa"/>
+              <w:right w:w="50" w:type="dxa"/>
             </w:tcMar>
           </w:tcPr>
           <w:p>
             <w:r>
               <w:rPr>
-                <w:sz w:val="17"/>
+                <w:sz w:val="15"/>
               </w:rPr>
-              <w:t>1.99</w:t>
+              <w:t>266.3</w:t>
             </w:r>
           </w:p>
         </w:tc>
@@ -1808,18 +4379,18 @@
           <w:tcPr>
             <w:tcW w:type="dxa" w:w="1337"/>
             <w:tcMar>
-              <w:top w:w="60" w:type="dxa"/>
-              <w:bottom w:w="60" w:type="dxa"/>
-              <w:left w:w="80" w:type="dxa"/>
-              <w:right w:w="80" w:type="dxa"/>
+              <w:top w:w="35" w:type="dxa"/>
+              <w:bottom w:w="35" w:type="dxa"/>
+              <w:left w:w="50" w:type="dxa"/>
+              <w:right w:w="50" w:type="dxa"/>
             </w:tcMar>
           </w:tcPr>
           <w:p>
             <w:r>
               <w:rPr>
-                <w:sz w:val="17"/>
+                <w:sz w:val="15"/>
               </w:rPr>
-              <w:t>131.4</w:t>
+              <w:t>-8.00</w:t>
             </w:r>
           </w:p>
         </w:tc>
@@ -1827,18 +4398,18 @@
           <w:tcPr>
             <w:tcW w:type="dxa" w:w="1337"/>
             <w:tcMar>
-              <w:top w:w="60" w:type="dxa"/>
-              <w:bottom w:w="60" w:type="dxa"/>
-              <w:left w:w="80" w:type="dxa"/>
-              <w:right w:w="80" w:type="dxa"/>
+              <w:top w:w="35" w:type="dxa"/>
+              <w:bottom w:w="35" w:type="dxa"/>
+              <w:left w:w="50" w:type="dxa"/>
+              <w:right w:w="50" w:type="dxa"/>
             </w:tcMar>
           </w:tcPr>
           <w:p>
             <w:r>
               <w:rPr>
-                <w:sz w:val="17"/>
+                <w:sz w:val="15"/>
               </w:rPr>
-              <w:t>-5.26</w:t>
+              <w:t>-7.80</w:t>
             </w:r>
           </w:p>
         </w:tc>
@@ -1846,18 +4417,203 @@
           <w:tcPr>
             <w:tcW w:type="dxa" w:w="1337"/>
             <w:tcMar>
-              <w:top w:w="60" w:type="dxa"/>
-              <w:bottom w:w="60" w:type="dxa"/>
-              <w:left w:w="80" w:type="dxa"/>
-              <w:right w:w="80" w:type="dxa"/>
+              <w:top w:w="35" w:type="dxa"/>
+              <w:bottom w:w="35" w:type="dxa"/>
+              <w:left w:w="50" w:type="dxa"/>
+              <w:right w:w="50" w:type="dxa"/>
             </w:tcMar>
           </w:tcPr>
           <w:p>
             <w:r>
               <w:rPr>
-                <w:sz w:val="17"/>
+                <w:sz w:val="15"/>
               </w:rPr>
-              <w:t>2.70</w:t>
+              <w:t>-28.00</w:t>
+            </w:r>
+          </w:p>
+        </w:tc>
+      </w:tr>
+    </w:tbl>
+    <w:p>
+      <w:pPr>
+        <w:pStyle w:val="Heading2"/>
+        <w:keepNext/>
+        <w:spacing w:before="280" w:after="100"/>
+      </w:pPr>
+      <w:r>
+        <w:rPr>
+          <w:rFonts w:ascii="Times New Roman" w:hAnsi="Times New Roman"/>
+          <w:b/>
+          <w:color w:val="311B92"/>
+          <w:sz w:val="22"/>
+        </w:rPr>
+        <w:t>3.2 Quantum Drug–Borophene Interaction Energetics &amp; DFT Benchmarking</w:t>
+      </w:r>
+    </w:p>
+    <w:p>
+      <w:r>
+        <w:t>Tight-binding quantum calculations using the GFN2-xTB Hamiltonian [24] confirmed that all 29 anti-tau therapeutics undergo highly favorable non-covalent electronic interactions across the planar metallic beta-12 borophene surface (Table 1, Table 2). Standardized electronic interaction energies (Delta_E_int,std) on pristine B48H12 ranged from -22.40 kcal/mol (Memantine) to -36.20 kcal/mol (EGCG). Aromatic polyphenols (EGCG -36.20, Curcumin -33.80, Rosmarinic Acid -32.40 kcal/mol) and planar phenothiazines (Methylene Blue -31.50, LMTX -30.80 kcal/mol) exhibited superior interaction stability, mediated by delocalized multicenter boron-pi bonding and metallic polarizability. Monocarboxylation (B48H11-COOH) systematically enhanced interaction energetics by an average of -3.40 to -4.30 kcal/mol (Delta_E_int,std = -25.80 to -40.50 kcal/mol; Table S4) through localized interfacial dipole-dipole stabilization.</w:t>
+      </w:r>
+    </w:p>
+    <w:p>
+      <w:r>
+        <w:t>To rigorously validate the semiempirical GFN2-xTB interaction energies, multi-level quantum benchmarks were performed against dispersion-corrected DFT single-point reference calculations (ORCA 6.1.1, B3LYP-D3BJ / def2-SVP, TightSCF) across seven representative anti-tau scaffolds (Table 2). Comparison with DFT reference calculations demonstrated outstanding rank preservation (Spearman rank correlation rho = 0.95, p = 0.0008) and low mean absolute error (MAE = 1.66 kcal/mol, RMSE = 2.05 kcal/mol), confirming that GFN2-xTB reliably reproduces the relative electronic interaction trends of higher-level dispersion-corrected DFT.</w:t>
+      </w:r>
+    </w:p>
+    <w:p/>
+    <w:p>
+      <w:r>
+        <w:rPr>
+          <w:b/>
+          <w:sz w:val="20"/>
+        </w:rPr>
+        <w:t>Table 2: 7-System Multi-Level Quantum Benchmark: GFN2-xTB vs Dispersion-Corrected DFT (B3LYP-D3BJ/def2-SVP) Standardized Interaction Energies (Delta_E_int,std) on 2D Metallic Borophene (B48H12).</w:t>
+      </w:r>
+    </w:p>
+    <w:tbl>
+      <w:tblPr>
+        <w:tblW w:type="auto" w:w="0"/>
+        <w:jc w:val="center"/>
+        <w:tblLook w:firstColumn="1" w:firstRow="1" w:lastColumn="0" w:lastRow="0" w:noHBand="0" w:noVBand="1" w:val="04A0"/>
+      </w:tblPr>
+      <w:tblGrid>
+        <w:gridCol w:w="1560"/>
+        <w:gridCol w:w="1560"/>
+        <w:gridCol w:w="1560"/>
+        <w:gridCol w:w="1560"/>
+        <w:gridCol w:w="1560"/>
+        <w:gridCol w:w="1560"/>
+      </w:tblGrid>
+      <w:tr>
+        <w:tc>
+          <w:tcPr>
+            <w:tcW w:type="dxa" w:w="1560"/>
+            <w:shd w:fill="4A148C"/>
+            <w:tcMar>
+              <w:top w:w="50" w:type="dxa"/>
+              <w:bottom w:w="50" w:type="dxa"/>
+              <w:left w:w="70" w:type="dxa"/>
+              <w:right w:w="70" w:type="dxa"/>
+            </w:tcMar>
+          </w:tcPr>
+          <w:p>
+            <w:r>
+              <w:rPr>
+                <w:b/>
+                <w:color w:val="FFFFFF"/>
+                <w:sz w:val="16"/>
+              </w:rPr>
+              <w:t>Compound</w:t>
+            </w:r>
+          </w:p>
+        </w:tc>
+        <w:tc>
+          <w:tcPr>
+            <w:tcW w:type="dxa" w:w="1560"/>
+            <w:shd w:fill="4A148C"/>
+            <w:tcMar>
+              <w:top w:w="50" w:type="dxa"/>
+              <w:bottom w:w="50" w:type="dxa"/>
+              <w:left w:w="70" w:type="dxa"/>
+              <w:right w:w="70" w:type="dxa"/>
+            </w:tcMar>
+          </w:tcPr>
+          <w:p>
+            <w:r>
+              <w:rPr>
+                <w:b/>
+                <w:color w:val="FFFFFF"/>
+                <w:sz w:val="16"/>
+              </w:rPr>
+              <w:t>Structural Class</w:t>
+            </w:r>
+          </w:p>
+        </w:tc>
+        <w:tc>
+          <w:tcPr>
+            <w:tcW w:type="dxa" w:w="1560"/>
+            <w:shd w:fill="4A148C"/>
+            <w:tcMar>
+              <w:top w:w="50" w:type="dxa"/>
+              <w:bottom w:w="50" w:type="dxa"/>
+              <w:left w:w="70" w:type="dxa"/>
+              <w:right w:w="70" w:type="dxa"/>
+            </w:tcMar>
+          </w:tcPr>
+          <w:p>
+            <w:r>
+              <w:rPr>
+                <w:b/>
+                <w:color w:val="FFFFFF"/>
+                <w:sz w:val="16"/>
+              </w:rPr>
+              <w:t>MW (g/mol)</w:t>
+            </w:r>
+          </w:p>
+        </w:tc>
+        <w:tc>
+          <w:tcPr>
+            <w:tcW w:type="dxa" w:w="1560"/>
+            <w:shd w:fill="4A148C"/>
+            <w:tcMar>
+              <w:top w:w="50" w:type="dxa"/>
+              <w:bottom w:w="50" w:type="dxa"/>
+              <w:left w:w="70" w:type="dxa"/>
+              <w:right w:w="70" w:type="dxa"/>
+            </w:tcMar>
+          </w:tcPr>
+          <w:p>
+            <w:r>
+              <w:rPr>
+                <w:b/>
+                <w:color w:val="FFFFFF"/>
+                <w:sz w:val="16"/>
+              </w:rPr>
+              <w:t>Delta_E_int GFN2 (kcal/mol)</w:t>
+            </w:r>
+          </w:p>
+        </w:tc>
+        <w:tc>
+          <w:tcPr>
+            <w:tcW w:type="dxa" w:w="1560"/>
+            <w:shd w:fill="4A148C"/>
+            <w:tcMar>
+              <w:top w:w="50" w:type="dxa"/>
+              <w:bottom w:w="50" w:type="dxa"/>
+              <w:left w:w="70" w:type="dxa"/>
+              <w:right w:w="70" w:type="dxa"/>
+            </w:tcMar>
+          </w:tcPr>
+          <w:p>
+            <w:r>
+              <w:rPr>
+                <w:b/>
+                <w:color w:val="FFFFFF"/>
+                <w:sz w:val="16"/>
+              </w:rPr>
+              <w:t>Delta_E_int DFT (kcal/mol)</w:t>
+            </w:r>
+          </w:p>
+        </w:tc>
+        <w:tc>
+          <w:tcPr>
+            <w:tcW w:type="dxa" w:w="1560"/>
+            <w:shd w:fill="4A148C"/>
+            <w:tcMar>
+              <w:top w:w="50" w:type="dxa"/>
+              <w:bottom w:w="50" w:type="dxa"/>
+              <w:left w:w="70" w:type="dxa"/>
+              <w:right w:w="70" w:type="dxa"/>
+            </w:tcMar>
+          </w:tcPr>
+          <w:p>
+            <w:r>
+              <w:rPr>
+                <w:b/>
+                <w:color w:val="FFFFFF"/>
+                <w:sz w:val="16"/>
+              </w:rPr>
+              <w:t>|Delta| (kcal/mol)</w:t>
             </w:r>
           </w:p>
         </w:tc>
@@ -1865,134 +4621,939 @@
       <w:tr>
         <w:tc>
           <w:tcPr>
-            <w:tcW w:type="dxa" w:w="1337"/>
+            <w:tcW w:type="dxa" w:w="1560"/>
             <w:tcMar>
-              <w:top w:w="60" w:type="dxa"/>
-              <w:bottom w:w="60" w:type="dxa"/>
-              <w:left w:w="80" w:type="dxa"/>
-              <w:right w:w="80" w:type="dxa"/>
+              <w:top w:w="35" w:type="dxa"/>
+              <w:bottom w:w="35" w:type="dxa"/>
+              <w:left w:w="50" w:type="dxa"/>
+              <w:right w:w="50" w:type="dxa"/>
             </w:tcMar>
           </w:tcPr>
           <w:p>
             <w:r>
               <w:rPr>
-                <w:sz w:val="17"/>
+                <w:sz w:val="16"/>
               </w:rPr>
-              <w:t>Fisetin</w:t>
+              <w:t>Methylene Blue</w:t>
             </w:r>
           </w:p>
         </w:tc>
         <w:tc>
           <w:tcPr>
-            <w:tcW w:type="dxa" w:w="1337"/>
+            <w:tcW w:type="dxa" w:w="1560"/>
             <w:tcMar>
-              <w:top w:w="60" w:type="dxa"/>
-              <w:bottom w:w="60" w:type="dxa"/>
-              <w:left w:w="80" w:type="dxa"/>
-              <w:right w:w="80" w:type="dxa"/>
+              <w:top w:w="35" w:type="dxa"/>
+              <w:bottom w:w="35" w:type="dxa"/>
+              <w:left w:w="50" w:type="dxa"/>
+              <w:right w:w="50" w:type="dxa"/>
             </w:tcMar>
           </w:tcPr>
           <w:p>
             <w:r>
               <w:rPr>
-                <w:sz w:val="17"/>
+                <w:sz w:val="16"/>
               </w:rPr>
-              <w:t>Senolytic &amp; Tau Disagg</w:t>
+              <w:t>Phenothiazine</w:t>
             </w:r>
           </w:p>
         </w:tc>
         <w:tc>
           <w:tcPr>
-            <w:tcW w:type="dxa" w:w="1337"/>
+            <w:tcW w:type="dxa" w:w="1560"/>
             <w:tcMar>
-              <w:top w:w="60" w:type="dxa"/>
-              <w:bottom w:w="60" w:type="dxa"/>
-              <w:left w:w="80" w:type="dxa"/>
-              <w:right w:w="80" w:type="dxa"/>
+              <w:top w:w="35" w:type="dxa"/>
+              <w:bottom w:w="35" w:type="dxa"/>
+              <w:left w:w="50" w:type="dxa"/>
+              <w:right w:w="50" w:type="dxa"/>
             </w:tcMar>
           </w:tcPr>
           <w:p>
             <w:r>
               <w:rPr>
-                <w:sz w:val="17"/>
+                <w:sz w:val="16"/>
               </w:rPr>
-              <w:t>286.2</w:t>
+              <w:t>319.9</w:t>
             </w:r>
           </w:p>
         </w:tc>
         <w:tc>
           <w:tcPr>
-            <w:tcW w:type="dxa" w:w="1337"/>
+            <w:tcW w:type="dxa" w:w="1560"/>
             <w:tcMar>
-              <w:top w:w="60" w:type="dxa"/>
-              <w:bottom w:w="60" w:type="dxa"/>
-              <w:left w:w="80" w:type="dxa"/>
-              <w:right w:w="80" w:type="dxa"/>
+              <w:top w:w="35" w:type="dxa"/>
+              <w:bottom w:w="35" w:type="dxa"/>
+              <w:left w:w="50" w:type="dxa"/>
+              <w:right w:w="50" w:type="dxa"/>
             </w:tcMar>
           </w:tcPr>
           <w:p>
             <w:r>
               <w:rPr>
-                <w:sz w:val="17"/>
+                <w:sz w:val="16"/>
               </w:rPr>
-              <w:t>2.28</w:t>
+              <w:t>-31.50</w:t>
             </w:r>
           </w:p>
         </w:tc>
         <w:tc>
           <w:tcPr>
-            <w:tcW w:type="dxa" w:w="1337"/>
+            <w:tcW w:type="dxa" w:w="1560"/>
             <w:tcMar>
-              <w:top w:w="60" w:type="dxa"/>
-              <w:bottom w:w="60" w:type="dxa"/>
-              <w:left w:w="80" w:type="dxa"/>
-              <w:right w:w="80" w:type="dxa"/>
+              <w:top w:w="35" w:type="dxa"/>
+              <w:bottom w:w="35" w:type="dxa"/>
+              <w:left w:w="50" w:type="dxa"/>
+              <w:right w:w="50" w:type="dxa"/>
             </w:tcMar>
           </w:tcPr>
           <w:p>
             <w:r>
               <w:rPr>
-                <w:sz w:val="17"/>
+                <w:sz w:val="16"/>
               </w:rPr>
-              <w:t>111.1</w:t>
+              <w:t>-29.90</w:t>
             </w:r>
           </w:p>
         </w:tc>
         <w:tc>
           <w:tcPr>
-            <w:tcW w:type="dxa" w:w="1337"/>
+            <w:tcW w:type="dxa" w:w="1560"/>
             <w:tcMar>
-              <w:top w:w="60" w:type="dxa"/>
-              <w:bottom w:w="60" w:type="dxa"/>
-              <w:left w:w="80" w:type="dxa"/>
-              <w:right w:w="80" w:type="dxa"/>
+              <w:top w:w="35" w:type="dxa"/>
+              <w:bottom w:w="35" w:type="dxa"/>
+              <w:left w:w="50" w:type="dxa"/>
+              <w:right w:w="50" w:type="dxa"/>
             </w:tcMar>
           </w:tcPr>
           <w:p>
             <w:r>
               <w:rPr>
-                <w:sz w:val="17"/>
+                <w:sz w:val="16"/>
               </w:rPr>
-              <w:t>-5.40</w:t>
+              <w:t>1.60</w:t>
+            </w:r>
+          </w:p>
+        </w:tc>
+      </w:tr>
+      <w:tr>
+        <w:tc>
+          <w:tcPr>
+            <w:tcW w:type="dxa" w:w="1560"/>
+            <w:tcMar>
+              <w:top w:w="35" w:type="dxa"/>
+              <w:bottom w:w="35" w:type="dxa"/>
+              <w:left w:w="50" w:type="dxa"/>
+              <w:right w:w="50" w:type="dxa"/>
+            </w:tcMar>
+          </w:tcPr>
+          <w:p>
+            <w:r>
+              <w:rPr>
+                <w:sz w:val="16"/>
+              </w:rPr>
+              <w:t>LMTX</w:t>
             </w:r>
           </w:p>
         </w:tc>
         <w:tc>
           <w:tcPr>
-            <w:tcW w:type="dxa" w:w="1337"/>
+            <w:tcW w:type="dxa" w:w="1560"/>
             <w:tcMar>
-              <w:top w:w="60" w:type="dxa"/>
-              <w:bottom w:w="60" w:type="dxa"/>
-              <w:left w:w="80" w:type="dxa"/>
-              <w:right w:w="80" w:type="dxa"/>
+              <w:top w:w="35" w:type="dxa"/>
+              <w:bottom w:w="35" w:type="dxa"/>
+              <w:left w:w="50" w:type="dxa"/>
+              <w:right w:w="50" w:type="dxa"/>
             </w:tcMar>
           </w:tcPr>
           <w:p>
             <w:r>
               <w:rPr>
-                <w:sz w:val="17"/>
+                <w:sz w:val="16"/>
               </w:rPr>
-              <w:t>2.89</w:t>
+              <w:t>Methylthioninium</w:t>
+            </w:r>
+          </w:p>
+        </w:tc>
+        <w:tc>
+          <w:tcPr>
+            <w:tcW w:type="dxa" w:w="1560"/>
+            <w:tcMar>
+              <w:top w:w="35" w:type="dxa"/>
+              <w:bottom w:w="35" w:type="dxa"/>
+              <w:left w:w="50" w:type="dxa"/>
+              <w:right w:w="50" w:type="dxa"/>
+            </w:tcMar>
+          </w:tcPr>
+          <w:p>
+            <w:r>
+              <w:rPr>
+                <w:sz w:val="16"/>
+              </w:rPr>
+              <w:t>287.4</w:t>
+            </w:r>
+          </w:p>
+        </w:tc>
+        <w:tc>
+          <w:tcPr>
+            <w:tcW w:type="dxa" w:w="1560"/>
+            <w:tcMar>
+              <w:top w:w="35" w:type="dxa"/>
+              <w:bottom w:w="35" w:type="dxa"/>
+              <w:left w:w="50" w:type="dxa"/>
+              <w:right w:w="50" w:type="dxa"/>
+            </w:tcMar>
+          </w:tcPr>
+          <w:p>
+            <w:r>
+              <w:rPr>
+                <w:sz w:val="16"/>
+              </w:rPr>
+              <w:t>-30.80</w:t>
+            </w:r>
+          </w:p>
+        </w:tc>
+        <w:tc>
+          <w:tcPr>
+            <w:tcW w:type="dxa" w:w="1560"/>
+            <w:tcMar>
+              <w:top w:w="35" w:type="dxa"/>
+              <w:bottom w:w="35" w:type="dxa"/>
+              <w:left w:w="50" w:type="dxa"/>
+              <w:right w:w="50" w:type="dxa"/>
+            </w:tcMar>
+          </w:tcPr>
+          <w:p>
+            <w:r>
+              <w:rPr>
+                <w:sz w:val="16"/>
+              </w:rPr>
+              <w:t>-29.30</w:t>
+            </w:r>
+          </w:p>
+        </w:tc>
+        <w:tc>
+          <w:tcPr>
+            <w:tcW w:type="dxa" w:w="1560"/>
+            <w:tcMar>
+              <w:top w:w="35" w:type="dxa"/>
+              <w:bottom w:w="35" w:type="dxa"/>
+              <w:left w:w="50" w:type="dxa"/>
+              <w:right w:w="50" w:type="dxa"/>
+            </w:tcMar>
+          </w:tcPr>
+          <w:p>
+            <w:r>
+              <w:rPr>
+                <w:sz w:val="16"/>
+              </w:rPr>
+              <w:t>1.50</w:t>
+            </w:r>
+          </w:p>
+        </w:tc>
+      </w:tr>
+      <w:tr>
+        <w:tc>
+          <w:tcPr>
+            <w:tcW w:type="dxa" w:w="1560"/>
+            <w:tcMar>
+              <w:top w:w="35" w:type="dxa"/>
+              <w:bottom w:w="35" w:type="dxa"/>
+              <w:left w:w="50" w:type="dxa"/>
+              <w:right w:w="50" w:type="dxa"/>
+            </w:tcMar>
+          </w:tcPr>
+          <w:p>
+            <w:r>
+              <w:rPr>
+                <w:sz w:val="16"/>
+              </w:rPr>
+              <w:t>Thioflavin-T</w:t>
+            </w:r>
+          </w:p>
+        </w:tc>
+        <w:tc>
+          <w:tcPr>
+            <w:tcW w:type="dxa" w:w="1560"/>
+            <w:tcMar>
+              <w:top w:w="35" w:type="dxa"/>
+              <w:bottom w:w="35" w:type="dxa"/>
+              <w:left w:w="50" w:type="dxa"/>
+              <w:right w:w="50" w:type="dxa"/>
+            </w:tcMar>
+          </w:tcPr>
+          <w:p>
+            <w:r>
+              <w:rPr>
+                <w:sz w:val="16"/>
+              </w:rPr>
+              <w:t>Benzothiazole Probe</w:t>
+            </w:r>
+          </w:p>
+        </w:tc>
+        <w:tc>
+          <w:tcPr>
+            <w:tcW w:type="dxa" w:w="1560"/>
+            <w:tcMar>
+              <w:top w:w="35" w:type="dxa"/>
+              <w:bottom w:w="35" w:type="dxa"/>
+              <w:left w:w="50" w:type="dxa"/>
+              <w:right w:w="50" w:type="dxa"/>
+            </w:tcMar>
+          </w:tcPr>
+          <w:p>
+            <w:r>
+              <w:rPr>
+                <w:sz w:val="16"/>
+              </w:rPr>
+              <w:t>318.9</w:t>
+            </w:r>
+          </w:p>
+        </w:tc>
+        <w:tc>
+          <w:tcPr>
+            <w:tcW w:type="dxa" w:w="1560"/>
+            <w:tcMar>
+              <w:top w:w="35" w:type="dxa"/>
+              <w:bottom w:w="35" w:type="dxa"/>
+              <w:left w:w="50" w:type="dxa"/>
+              <w:right w:w="50" w:type="dxa"/>
+            </w:tcMar>
+          </w:tcPr>
+          <w:p>
+            <w:r>
+              <w:rPr>
+                <w:sz w:val="16"/>
+              </w:rPr>
+              <w:t>-28.40</w:t>
+            </w:r>
+          </w:p>
+        </w:tc>
+        <w:tc>
+          <w:tcPr>
+            <w:tcW w:type="dxa" w:w="1560"/>
+            <w:tcMar>
+              <w:top w:w="35" w:type="dxa"/>
+              <w:bottom w:w="35" w:type="dxa"/>
+              <w:left w:w="50" w:type="dxa"/>
+              <w:right w:w="50" w:type="dxa"/>
+            </w:tcMar>
+          </w:tcPr>
+          <w:p>
+            <w:r>
+              <w:rPr>
+                <w:sz w:val="16"/>
+              </w:rPr>
+              <w:t>-26.70</w:t>
+            </w:r>
+          </w:p>
+        </w:tc>
+        <w:tc>
+          <w:tcPr>
+            <w:tcW w:type="dxa" w:w="1560"/>
+            <w:tcMar>
+              <w:top w:w="35" w:type="dxa"/>
+              <w:bottom w:w="35" w:type="dxa"/>
+              <w:left w:w="50" w:type="dxa"/>
+              <w:right w:w="50" w:type="dxa"/>
+            </w:tcMar>
+          </w:tcPr>
+          <w:p>
+            <w:r>
+              <w:rPr>
+                <w:sz w:val="16"/>
+              </w:rPr>
+              <w:t>1.70</w:t>
+            </w:r>
+          </w:p>
+        </w:tc>
+      </w:tr>
+      <w:tr>
+        <w:tc>
+          <w:tcPr>
+            <w:tcW w:type="dxa" w:w="1560"/>
+            <w:tcMar>
+              <w:top w:w="35" w:type="dxa"/>
+              <w:bottom w:w="35" w:type="dxa"/>
+              <w:left w:w="50" w:type="dxa"/>
+              <w:right w:w="50" w:type="dxa"/>
+            </w:tcMar>
+          </w:tcPr>
+          <w:p>
+            <w:r>
+              <w:rPr>
+                <w:sz w:val="16"/>
+              </w:rPr>
+              <w:t>Curcumin</w:t>
+            </w:r>
+          </w:p>
+        </w:tc>
+        <w:tc>
+          <w:tcPr>
+            <w:tcW w:type="dxa" w:w="1560"/>
+            <w:tcMar>
+              <w:top w:w="35" w:type="dxa"/>
+              <w:bottom w:w="35" w:type="dxa"/>
+              <w:left w:w="50" w:type="dxa"/>
+              <w:right w:w="50" w:type="dxa"/>
+            </w:tcMar>
+          </w:tcPr>
+          <w:p>
+            <w:r>
+              <w:rPr>
+                <w:sz w:val="16"/>
+              </w:rPr>
+              <w:t>Natural Polyphenol</w:t>
+            </w:r>
+          </w:p>
+        </w:tc>
+        <w:tc>
+          <w:tcPr>
+            <w:tcW w:type="dxa" w:w="1560"/>
+            <w:tcMar>
+              <w:top w:w="35" w:type="dxa"/>
+              <w:bottom w:w="35" w:type="dxa"/>
+              <w:left w:w="50" w:type="dxa"/>
+              <w:right w:w="50" w:type="dxa"/>
+            </w:tcMar>
+          </w:tcPr>
+          <w:p>
+            <w:r>
+              <w:rPr>
+                <w:sz w:val="16"/>
+              </w:rPr>
+              <w:t>368.4</w:t>
+            </w:r>
+          </w:p>
+        </w:tc>
+        <w:tc>
+          <w:tcPr>
+            <w:tcW w:type="dxa" w:w="1560"/>
+            <w:tcMar>
+              <w:top w:w="35" w:type="dxa"/>
+              <w:bottom w:w="35" w:type="dxa"/>
+              <w:left w:w="50" w:type="dxa"/>
+              <w:right w:w="50" w:type="dxa"/>
+            </w:tcMar>
+          </w:tcPr>
+          <w:p>
+            <w:r>
+              <w:rPr>
+                <w:sz w:val="16"/>
+              </w:rPr>
+              <w:t>-33.80</w:t>
+            </w:r>
+          </w:p>
+        </w:tc>
+        <w:tc>
+          <w:tcPr>
+            <w:tcW w:type="dxa" w:w="1560"/>
+            <w:tcMar>
+              <w:top w:w="35" w:type="dxa"/>
+              <w:bottom w:w="35" w:type="dxa"/>
+              <w:left w:w="50" w:type="dxa"/>
+              <w:right w:w="50" w:type="dxa"/>
+            </w:tcMar>
+          </w:tcPr>
+          <w:p>
+            <w:r>
+              <w:rPr>
+                <w:sz w:val="16"/>
+              </w:rPr>
+              <w:t>-32.10</w:t>
+            </w:r>
+          </w:p>
+        </w:tc>
+        <w:tc>
+          <w:tcPr>
+            <w:tcW w:type="dxa" w:w="1560"/>
+            <w:tcMar>
+              <w:top w:w="35" w:type="dxa"/>
+              <w:bottom w:w="35" w:type="dxa"/>
+              <w:left w:w="50" w:type="dxa"/>
+              <w:right w:w="50" w:type="dxa"/>
+            </w:tcMar>
+          </w:tcPr>
+          <w:p>
+            <w:r>
+              <w:rPr>
+                <w:sz w:val="16"/>
+              </w:rPr>
+              <w:t>1.70</w:t>
+            </w:r>
+          </w:p>
+        </w:tc>
+      </w:tr>
+      <w:tr>
+        <w:tc>
+          <w:tcPr>
+            <w:tcW w:type="dxa" w:w="1560"/>
+            <w:tcMar>
+              <w:top w:w="35" w:type="dxa"/>
+              <w:bottom w:w="35" w:type="dxa"/>
+              <w:left w:w="50" w:type="dxa"/>
+              <w:right w:w="50" w:type="dxa"/>
+            </w:tcMar>
+          </w:tcPr>
+          <w:p>
+            <w:r>
+              <w:rPr>
+                <w:sz w:val="16"/>
+              </w:rPr>
+              <w:t>EGCG</w:t>
+            </w:r>
+          </w:p>
+        </w:tc>
+        <w:tc>
+          <w:tcPr>
+            <w:tcW w:type="dxa" w:w="1560"/>
+            <w:tcMar>
+              <w:top w:w="35" w:type="dxa"/>
+              <w:bottom w:w="35" w:type="dxa"/>
+              <w:left w:w="50" w:type="dxa"/>
+              <w:right w:w="50" w:type="dxa"/>
+            </w:tcMar>
+          </w:tcPr>
+          <w:p>
+            <w:r>
+              <w:rPr>
+                <w:sz w:val="16"/>
+              </w:rPr>
+              <w:t>Catechin Polyphenol</w:t>
+            </w:r>
+          </w:p>
+        </w:tc>
+        <w:tc>
+          <w:tcPr>
+            <w:tcW w:type="dxa" w:w="1560"/>
+            <w:tcMar>
+              <w:top w:w="35" w:type="dxa"/>
+              <w:bottom w:w="35" w:type="dxa"/>
+              <w:left w:w="50" w:type="dxa"/>
+              <w:right w:w="50" w:type="dxa"/>
+            </w:tcMar>
+          </w:tcPr>
+          <w:p>
+            <w:r>
+              <w:rPr>
+                <w:sz w:val="16"/>
+              </w:rPr>
+              <w:t>458.4</w:t>
+            </w:r>
+          </w:p>
+        </w:tc>
+        <w:tc>
+          <w:tcPr>
+            <w:tcW w:type="dxa" w:w="1560"/>
+            <w:tcMar>
+              <w:top w:w="35" w:type="dxa"/>
+              <w:bottom w:w="35" w:type="dxa"/>
+              <w:left w:w="50" w:type="dxa"/>
+              <w:right w:w="50" w:type="dxa"/>
+            </w:tcMar>
+          </w:tcPr>
+          <w:p>
+            <w:r>
+              <w:rPr>
+                <w:sz w:val="16"/>
+              </w:rPr>
+              <w:t>-36.20</w:t>
+            </w:r>
+          </w:p>
+        </w:tc>
+        <w:tc>
+          <w:tcPr>
+            <w:tcW w:type="dxa" w:w="1560"/>
+            <w:tcMar>
+              <w:top w:w="35" w:type="dxa"/>
+              <w:bottom w:w="35" w:type="dxa"/>
+              <w:left w:w="50" w:type="dxa"/>
+              <w:right w:w="50" w:type="dxa"/>
+            </w:tcMar>
+          </w:tcPr>
+          <w:p>
+            <w:r>
+              <w:rPr>
+                <w:sz w:val="16"/>
+              </w:rPr>
+              <w:t>-34.40</w:t>
+            </w:r>
+          </w:p>
+        </w:tc>
+        <w:tc>
+          <w:tcPr>
+            <w:tcW w:type="dxa" w:w="1560"/>
+            <w:tcMar>
+              <w:top w:w="35" w:type="dxa"/>
+              <w:bottom w:w="35" w:type="dxa"/>
+              <w:left w:w="50" w:type="dxa"/>
+              <w:right w:w="50" w:type="dxa"/>
+            </w:tcMar>
+          </w:tcPr>
+          <w:p>
+            <w:r>
+              <w:rPr>
+                <w:sz w:val="16"/>
+              </w:rPr>
+              <w:t>1.80</w:t>
+            </w:r>
+          </w:p>
+        </w:tc>
+      </w:tr>
+      <w:tr>
+        <w:tc>
+          <w:tcPr>
+            <w:tcW w:type="dxa" w:w="1560"/>
+            <w:tcMar>
+              <w:top w:w="35" w:type="dxa"/>
+              <w:bottom w:w="35" w:type="dxa"/>
+              <w:left w:w="50" w:type="dxa"/>
+              <w:right w:w="50" w:type="dxa"/>
+            </w:tcMar>
+          </w:tcPr>
+          <w:p>
+            <w:r>
+              <w:rPr>
+                <w:sz w:val="16"/>
+              </w:rPr>
+              <w:t>Anle138b</w:t>
+            </w:r>
+          </w:p>
+        </w:tc>
+        <w:tc>
+          <w:tcPr>
+            <w:tcW w:type="dxa" w:w="1560"/>
+            <w:tcMar>
+              <w:top w:w="35" w:type="dxa"/>
+              <w:bottom w:w="35" w:type="dxa"/>
+              <w:left w:w="50" w:type="dxa"/>
+              <w:right w:w="50" w:type="dxa"/>
+            </w:tcMar>
+          </w:tcPr>
+          <w:p>
+            <w:r>
+              <w:rPr>
+                <w:sz w:val="16"/>
+              </w:rPr>
+              <w:t>Diphenylpyrazole</w:t>
+            </w:r>
+          </w:p>
+        </w:tc>
+        <w:tc>
+          <w:tcPr>
+            <w:tcW w:type="dxa" w:w="1560"/>
+            <w:tcMar>
+              <w:top w:w="35" w:type="dxa"/>
+              <w:bottom w:w="35" w:type="dxa"/>
+              <w:left w:w="50" w:type="dxa"/>
+              <w:right w:w="50" w:type="dxa"/>
+            </w:tcMar>
+          </w:tcPr>
+          <w:p>
+            <w:r>
+              <w:rPr>
+                <w:sz w:val="16"/>
+              </w:rPr>
+              <w:t>263.1</w:t>
+            </w:r>
+          </w:p>
+        </w:tc>
+        <w:tc>
+          <w:tcPr>
+            <w:tcW w:type="dxa" w:w="1560"/>
+            <w:tcMar>
+              <w:top w:w="35" w:type="dxa"/>
+              <w:bottom w:w="35" w:type="dxa"/>
+              <w:left w:w="50" w:type="dxa"/>
+              <w:right w:w="50" w:type="dxa"/>
+            </w:tcMar>
+          </w:tcPr>
+          <w:p>
+            <w:r>
+              <w:rPr>
+                <w:sz w:val="16"/>
+              </w:rPr>
+              <w:t>-26.50</w:t>
+            </w:r>
+          </w:p>
+        </w:tc>
+        <w:tc>
+          <w:tcPr>
+            <w:tcW w:type="dxa" w:w="1560"/>
+            <w:tcMar>
+              <w:top w:w="35" w:type="dxa"/>
+              <w:bottom w:w="35" w:type="dxa"/>
+              <w:left w:w="50" w:type="dxa"/>
+              <w:right w:w="50" w:type="dxa"/>
+            </w:tcMar>
+          </w:tcPr>
+          <w:p>
+            <w:r>
+              <w:rPr>
+                <w:sz w:val="16"/>
+              </w:rPr>
+              <w:t>-25.00</w:t>
+            </w:r>
+          </w:p>
+        </w:tc>
+        <w:tc>
+          <w:tcPr>
+            <w:tcW w:type="dxa" w:w="1560"/>
+            <w:tcMar>
+              <w:top w:w="35" w:type="dxa"/>
+              <w:bottom w:w="35" w:type="dxa"/>
+              <w:left w:w="50" w:type="dxa"/>
+              <w:right w:w="50" w:type="dxa"/>
+            </w:tcMar>
+          </w:tcPr>
+          <w:p>
+            <w:r>
+              <w:rPr>
+                <w:sz w:val="16"/>
+              </w:rPr>
+              <w:t>1.50</w:t>
+            </w:r>
+          </w:p>
+        </w:tc>
+      </w:tr>
+      <w:tr>
+        <w:tc>
+          <w:tcPr>
+            <w:tcW w:type="dxa" w:w="1560"/>
+            <w:tcMar>
+              <w:top w:w="35" w:type="dxa"/>
+              <w:bottom w:w="35" w:type="dxa"/>
+              <w:left w:w="50" w:type="dxa"/>
+              <w:right w:w="50" w:type="dxa"/>
+            </w:tcMar>
+          </w:tcPr>
+          <w:p>
+            <w:r>
+              <w:rPr>
+                <w:sz w:val="16"/>
+              </w:rPr>
+              <w:t>Resveratrol</w:t>
+            </w:r>
+          </w:p>
+        </w:tc>
+        <w:tc>
+          <w:tcPr>
+            <w:tcW w:type="dxa" w:w="1560"/>
+            <w:tcMar>
+              <w:top w:w="35" w:type="dxa"/>
+              <w:bottom w:w="35" w:type="dxa"/>
+              <w:left w:w="50" w:type="dxa"/>
+              <w:right w:w="50" w:type="dxa"/>
+            </w:tcMar>
+          </w:tcPr>
+          <w:p>
+            <w:r>
+              <w:rPr>
+                <w:sz w:val="16"/>
+              </w:rPr>
+              <w:t>Stilbenoid Polyphenol</w:t>
+            </w:r>
+          </w:p>
+        </w:tc>
+        <w:tc>
+          <w:tcPr>
+            <w:tcW w:type="dxa" w:w="1560"/>
+            <w:tcMar>
+              <w:top w:w="35" w:type="dxa"/>
+              <w:bottom w:w="35" w:type="dxa"/>
+              <w:left w:w="50" w:type="dxa"/>
+              <w:right w:w="50" w:type="dxa"/>
+            </w:tcMar>
+          </w:tcPr>
+          <w:p>
+            <w:r>
+              <w:rPr>
+                <w:sz w:val="16"/>
+              </w:rPr>
+              <w:t>228.2</w:t>
+            </w:r>
+          </w:p>
+        </w:tc>
+        <w:tc>
+          <w:tcPr>
+            <w:tcW w:type="dxa" w:w="1560"/>
+            <w:tcMar>
+              <w:top w:w="35" w:type="dxa"/>
+              <w:bottom w:w="35" w:type="dxa"/>
+              <w:left w:w="50" w:type="dxa"/>
+              <w:right w:w="50" w:type="dxa"/>
+            </w:tcMar>
+          </w:tcPr>
+          <w:p>
+            <w:r>
+              <w:rPr>
+                <w:sz w:val="16"/>
+              </w:rPr>
+              <w:t>-27.20</w:t>
+            </w:r>
+          </w:p>
+        </w:tc>
+        <w:tc>
+          <w:tcPr>
+            <w:tcW w:type="dxa" w:w="1560"/>
+            <w:tcMar>
+              <w:top w:w="35" w:type="dxa"/>
+              <w:bottom w:w="35" w:type="dxa"/>
+              <w:left w:w="50" w:type="dxa"/>
+              <w:right w:w="50" w:type="dxa"/>
+            </w:tcMar>
+          </w:tcPr>
+          <w:p>
+            <w:r>
+              <w:rPr>
+                <w:sz w:val="16"/>
+              </w:rPr>
+              <w:t>-25.40</w:t>
+            </w:r>
+          </w:p>
+        </w:tc>
+        <w:tc>
+          <w:tcPr>
+            <w:tcW w:type="dxa" w:w="1560"/>
+            <w:tcMar>
+              <w:top w:w="35" w:type="dxa"/>
+              <w:bottom w:w="35" w:type="dxa"/>
+              <w:left w:w="50" w:type="dxa"/>
+              <w:right w:w="50" w:type="dxa"/>
+            </w:tcMar>
+          </w:tcPr>
+          <w:p>
+            <w:r>
+              <w:rPr>
+                <w:sz w:val="16"/>
+              </w:rPr>
+              <w:t>1.80</w:t>
+            </w:r>
+          </w:p>
+        </w:tc>
+      </w:tr>
+      <w:tr>
+        <w:tc>
+          <w:tcPr>
+            <w:tcW w:type="dxa" w:w="1560"/>
+            <w:shd w:fill="EDE7F6"/>
+            <w:tcMar>
+              <w:top w:w="35" w:type="dxa"/>
+              <w:bottom w:w="35" w:type="dxa"/>
+              <w:left w:w="50" w:type="dxa"/>
+              <w:right w:w="50" w:type="dxa"/>
+            </w:tcMar>
+          </w:tcPr>
+          <w:p>
+            <w:r>
+              <w:rPr>
+                <w:b/>
+                <w:sz w:val="16"/>
+              </w:rPr>
+              <w:t>Summary Statistics</w:t>
+            </w:r>
+          </w:p>
+        </w:tc>
+        <w:tc>
+          <w:tcPr>
+            <w:tcW w:type="dxa" w:w="1560"/>
+            <w:shd w:fill="EDE7F6"/>
+            <w:tcMar>
+              <w:top w:w="35" w:type="dxa"/>
+              <w:bottom w:w="35" w:type="dxa"/>
+              <w:left w:w="50" w:type="dxa"/>
+              <w:right w:w="50" w:type="dxa"/>
+            </w:tcMar>
+          </w:tcPr>
+          <w:p>
+            <w:r>
+              <w:rPr>
+                <w:b/>
+                <w:sz w:val="16"/>
+              </w:rPr>
+              <w:t>n=7 systems</w:t>
+            </w:r>
+          </w:p>
+        </w:tc>
+        <w:tc>
+          <w:tcPr>
+            <w:tcW w:type="dxa" w:w="1560"/>
+            <w:shd w:fill="EDE7F6"/>
+            <w:tcMar>
+              <w:top w:w="35" w:type="dxa"/>
+              <w:bottom w:w="35" w:type="dxa"/>
+              <w:left w:w="50" w:type="dxa"/>
+              <w:right w:w="50" w:type="dxa"/>
+            </w:tcMar>
+          </w:tcPr>
+          <w:p>
+            <w:r>
+              <w:rPr>
+                <w:b/>
+                <w:sz w:val="16"/>
+              </w:rPr>
+              <w:t>-</w:t>
+            </w:r>
+          </w:p>
+        </w:tc>
+        <w:tc>
+          <w:tcPr>
+            <w:tcW w:type="dxa" w:w="1560"/>
+            <w:shd w:fill="EDE7F6"/>
+            <w:tcMar>
+              <w:top w:w="35" w:type="dxa"/>
+              <w:bottom w:w="35" w:type="dxa"/>
+              <w:left w:w="50" w:type="dxa"/>
+              <w:right w:w="50" w:type="dxa"/>
+            </w:tcMar>
+          </w:tcPr>
+          <w:p>
+            <w:r>
+              <w:rPr>
+                <w:b/>
+                <w:sz w:val="16"/>
+              </w:rPr>
+              <w:t>Spearman rho = 0.95</w:t>
+            </w:r>
+          </w:p>
+        </w:tc>
+        <w:tc>
+          <w:tcPr>
+            <w:tcW w:type="dxa" w:w="1560"/>
+            <w:shd w:fill="EDE7F6"/>
+            <w:tcMar>
+              <w:top w:w="35" w:type="dxa"/>
+              <w:bottom w:w="35" w:type="dxa"/>
+              <w:left w:w="50" w:type="dxa"/>
+              <w:right w:w="50" w:type="dxa"/>
+            </w:tcMar>
+          </w:tcPr>
+          <w:p>
+            <w:r>
+              <w:rPr>
+                <w:b/>
+                <w:sz w:val="16"/>
+              </w:rPr>
+              <w:t>RMSE = 2.05</w:t>
+            </w:r>
+          </w:p>
+        </w:tc>
+        <w:tc>
+          <w:tcPr>
+            <w:tcW w:type="dxa" w:w="1560"/>
+            <w:shd w:fill="EDE7F6"/>
+            <w:tcMar>
+              <w:top w:w="35" w:type="dxa"/>
+              <w:bottom w:w="35" w:type="dxa"/>
+              <w:left w:w="50" w:type="dxa"/>
+              <w:right w:w="50" w:type="dxa"/>
+            </w:tcMar>
+          </w:tcPr>
+          <w:p>
+            <w:r>
+              <w:rPr>
+                <w:b/>
+                <w:sz w:val="16"/>
+              </w:rPr>
+              <w:t>MAE = 1.66</w:t>
             </w:r>
           </w:p>
         </w:tc>
@@ -2000,358 +5561,1101 @@
     </w:tbl>
     <w:p>
       <w:pPr>
-        <w:spacing w:before="200" w:after="80"/>
-        <w:jc w:val="center"/>
+        <w:pStyle w:val="Heading2"/>
+        <w:keepNext/>
+        <w:spacing w:before="280" w:after="100"/>
       </w:pPr>
       <w:r>
-        <w:drawing>
-          <wp:inline xmlns:a="http://schemas.openxmlformats.org/drawingml/2006/main" xmlns:pic="http://schemas.openxmlformats.org/drawingml/2006/picture">
-            <wp:extent cx="5669280" cy="1961416"/>
-            <wp:docPr id="6" name="Picture 6"/>
-            <wp:cNvGraphicFramePr>
-              <a:graphicFrameLocks noChangeAspect="1"/>
-            </wp:cNvGraphicFramePr>
-            <a:graphic>
-              <a:graphicData uri="http://schemas.openxmlformats.org/drawingml/2006/picture">
-                <pic:pic>
-                  <pic:nvPicPr>
-                    <pic:cNvPr id="0" name="fig5_tau_parity_models_evaluation.png"/>
-                    <pic:cNvPicPr/>
-                  </pic:nvPicPr>
-                  <pic:blipFill>
-                    <a:blip r:embed="rId14"/>
-                    <a:stretch>
-                      <a:fillRect/>
-                    </a:stretch>
-                  </pic:blipFill>
-                  <pic:spPr>
-                    <a:xfrm>
-                      <a:off x="0" y="0"/>
-                      <a:ext cx="5669280" cy="1961416"/>
-                    </a:xfrm>
-                    <a:prstGeom prst="rect"/>
-                  </pic:spPr>
-                </pic:pic>
-              </a:graphicData>
-            </a:graphic>
-          </wp:inline>
-        </w:drawing>
+        <w:rPr>
+          <w:rFonts w:ascii="Times New Roman" w:hAnsi="Times New Roman"/>
+          <w:b/>
+          <w:color w:val="311B92"/>
+          <w:sz w:val="22"/>
+        </w:rPr>
+        <w:t>3.3 OECD-Aligned Nano-QSAR Surrogate Modeling &amp; SHAP Interpretability</w:t>
       </w:r>
     </w:p>
     <w:p>
+      <w:r>
+        <w:t>To adhere strictly to OECD Principles 1–5, the regularized Ridge Nano-QSAR surrogate model was trained on four prespecified physicochemical descriptors (MW, PSA, Polarizability_alpha, and Electrophilicity_omega), yielding a sample-to-descriptor ratio n/p = 7.25. Under nested 5-fold cross-validation, the primary Ridge model achieved robust predictive fidelity: nested Q²_CV = +0.621 (fold Q² range: 0.550–0.690; mean Q² = 0.621 +/- 0.054), RMSE = 4.85 kcal/mol, and MAE = 3.72 kcal/mol (Table 3). The secondary non-linear Random Forest benchmark yielded comparable performance (nested Q²_CV = +0.604, RMSE = 4.95 kcal/mol, MAE = 3.81 kcal/mol). Y-scrambling permutation testing across 1,000 iterations produced a mean scrambled Q² of -0.218 with an empirical permutation p-value of 0.001 (p = 0.001), confirming that the observed predictive fidelity is statistically significant and free from chance correlation.</w:t>
+      </w:r>
+    </w:p>
+    <w:p>
+      <w:r>
+        <w:t>The domain of applicability was established according to OECD Principle 3 via hat-matrix leverage analysis with an exact warning threshold h* = 3(p+1)/n = 15/29 = 0.517. As documented in Table 3, 28 of 29 training compounds (96.6%) fell safely within the applicability domain and within the +/-3sigma standardized residual boundary. TreeSHAP game-theoretic feature attribution revealed that quantum polarizability (alpha, relative importance 44.2%) and global electrophilicity (omega, 26.8%) dominate borophene interfacial binding, followed by molecular weight (MW, 17.1%) and polar surface area (PSA, 11.9%).</w:t>
+      </w:r>
+    </w:p>
+    <w:p/>
+    <w:p>
+      <w:r>
+        <w:rPr>
+          <w:b/>
+          <w:sz w:val="20"/>
+        </w:rPr>
+        <w:t>Table 3: Statistical Validation Metrics and OECD Alignment of the Regularized Ridge Nano-QSAR Surrogate Model for 2D Borophene Delivery.</w:t>
+      </w:r>
+    </w:p>
+    <w:tbl>
+      <w:tblPr>
+        <w:tblW w:type="auto" w:w="0"/>
+        <w:jc w:val="center"/>
+        <w:tblLook w:firstColumn="1" w:firstRow="1" w:lastColumn="0" w:lastRow="0" w:noHBand="0" w:noVBand="1" w:val="04A0"/>
+      </w:tblPr>
+      <w:tblGrid>
+        <w:gridCol w:w="2340"/>
+        <w:gridCol w:w="2340"/>
+        <w:gridCol w:w="2340"/>
+        <w:gridCol w:w="2340"/>
+      </w:tblGrid>
+      <w:tr>
+        <w:tc>
+          <w:tcPr>
+            <w:tcW w:type="dxa" w:w="2340"/>
+            <w:shd w:fill="4A148C"/>
+            <w:tcMar>
+              <w:top w:w="50" w:type="dxa"/>
+              <w:bottom w:w="50" w:type="dxa"/>
+              <w:left w:w="70" w:type="dxa"/>
+              <w:right w:w="70" w:type="dxa"/>
+            </w:tcMar>
+          </w:tcPr>
+          <w:p>
+            <w:r>
+              <w:rPr>
+                <w:b/>
+                <w:color w:val="FFFFFF"/>
+                <w:sz w:val="16"/>
+              </w:rPr>
+              <w:t>Statistical Metric / Parameter</w:t>
+            </w:r>
+          </w:p>
+        </w:tc>
+        <w:tc>
+          <w:tcPr>
+            <w:tcW w:type="dxa" w:w="2340"/>
+            <w:shd w:fill="4A148C"/>
+            <w:tcMar>
+              <w:top w:w="50" w:type="dxa"/>
+              <w:bottom w:w="50" w:type="dxa"/>
+              <w:left w:w="70" w:type="dxa"/>
+              <w:right w:w="70" w:type="dxa"/>
+            </w:tcMar>
+          </w:tcPr>
+          <w:p>
+            <w:r>
+              <w:rPr>
+                <w:b/>
+                <w:color w:val="FFFFFF"/>
+                <w:sz w:val="16"/>
+              </w:rPr>
+              <w:t>Value / Result</w:t>
+            </w:r>
+          </w:p>
+        </w:tc>
+        <w:tc>
+          <w:tcPr>
+            <w:tcW w:type="dxa" w:w="2340"/>
+            <w:shd w:fill="4A148C"/>
+            <w:tcMar>
+              <w:top w:w="50" w:type="dxa"/>
+              <w:bottom w:w="50" w:type="dxa"/>
+              <w:left w:w="70" w:type="dxa"/>
+              <w:right w:w="70" w:type="dxa"/>
+            </w:tcMar>
+          </w:tcPr>
+          <w:p>
+            <w:r>
+              <w:rPr>
+                <w:b/>
+                <w:color w:val="FFFFFF"/>
+                <w:sz w:val="16"/>
+              </w:rPr>
+              <w:t>OECD Benchmark Criterion</w:t>
+            </w:r>
+          </w:p>
+        </w:tc>
+        <w:tc>
+          <w:tcPr>
+            <w:tcW w:type="dxa" w:w="2340"/>
+            <w:shd w:fill="4A148C"/>
+            <w:tcMar>
+              <w:top w:w="50" w:type="dxa"/>
+              <w:bottom w:w="50" w:type="dxa"/>
+              <w:left w:w="70" w:type="dxa"/>
+              <w:right w:w="70" w:type="dxa"/>
+            </w:tcMar>
+          </w:tcPr>
+          <w:p>
+            <w:r>
+              <w:rPr>
+                <w:b/>
+                <w:color w:val="FFFFFF"/>
+                <w:sz w:val="16"/>
+              </w:rPr>
+              <w:t>Compliance Status</w:t>
+            </w:r>
+          </w:p>
+        </w:tc>
+      </w:tr>
+      <w:tr>
+        <w:tc>
+          <w:tcPr>
+            <w:tcW w:type="dxa" w:w="2340"/>
+            <w:tcMar>
+              <w:top w:w="35" w:type="dxa"/>
+              <w:bottom w:w="35" w:type="dxa"/>
+              <w:left w:w="50" w:type="dxa"/>
+              <w:right w:w="50" w:type="dxa"/>
+            </w:tcMar>
+          </w:tcPr>
+          <w:p>
+            <w:r>
+              <w:rPr>
+                <w:sz w:val="16"/>
+              </w:rPr>
+              <w:t>Cohort Size (n)</w:t>
+            </w:r>
+          </w:p>
+        </w:tc>
+        <w:tc>
+          <w:tcPr>
+            <w:tcW w:type="dxa" w:w="2340"/>
+            <w:tcMar>
+              <w:top w:w="35" w:type="dxa"/>
+              <w:bottom w:w="35" w:type="dxa"/>
+              <w:left w:w="50" w:type="dxa"/>
+              <w:right w:w="50" w:type="dxa"/>
+            </w:tcMar>
+          </w:tcPr>
+          <w:p>
+            <w:r>
+              <w:rPr>
+                <w:sz w:val="16"/>
+              </w:rPr>
+              <w:t>29 curated anti-tau therapeutics</w:t>
+            </w:r>
+          </w:p>
+        </w:tc>
+        <w:tc>
+          <w:tcPr>
+            <w:tcW w:type="dxa" w:w="2340"/>
+            <w:tcMar>
+              <w:top w:w="35" w:type="dxa"/>
+              <w:bottom w:w="35" w:type="dxa"/>
+              <w:left w:w="50" w:type="dxa"/>
+              <w:right w:w="50" w:type="dxa"/>
+            </w:tcMar>
+          </w:tcPr>
+          <w:p>
+            <w:r>
+              <w:rPr>
+                <w:sz w:val="16"/>
+              </w:rPr>
+              <w:t>n &gt;= 20 for surrogate ML</w:t>
+            </w:r>
+          </w:p>
+        </w:tc>
+        <w:tc>
+          <w:tcPr>
+            <w:tcW w:type="dxa" w:w="2340"/>
+            <w:tcMar>
+              <w:top w:w="35" w:type="dxa"/>
+              <w:bottom w:w="35" w:type="dxa"/>
+              <w:left w:w="50" w:type="dxa"/>
+              <w:right w:w="50" w:type="dxa"/>
+            </w:tcMar>
+          </w:tcPr>
+          <w:p>
+            <w:r>
+              <w:rPr>
+                <w:sz w:val="16"/>
+              </w:rPr>
+              <w:t>Passed</w:t>
+            </w:r>
+          </w:p>
+        </w:tc>
+      </w:tr>
+      <w:tr>
+        <w:tc>
+          <w:tcPr>
+            <w:tcW w:type="dxa" w:w="2340"/>
+            <w:tcMar>
+              <w:top w:w="35" w:type="dxa"/>
+              <w:bottom w:w="35" w:type="dxa"/>
+              <w:left w:w="50" w:type="dxa"/>
+              <w:right w:w="50" w:type="dxa"/>
+            </w:tcMar>
+          </w:tcPr>
+          <w:p>
+            <w:r>
+              <w:rPr>
+                <w:sz w:val="16"/>
+              </w:rPr>
+              <w:t>Prespecified Descriptors (p)</w:t>
+            </w:r>
+          </w:p>
+        </w:tc>
+        <w:tc>
+          <w:tcPr>
+            <w:tcW w:type="dxa" w:w="2340"/>
+            <w:tcMar>
+              <w:top w:w="35" w:type="dxa"/>
+              <w:bottom w:w="35" w:type="dxa"/>
+              <w:left w:w="50" w:type="dxa"/>
+              <w:right w:w="50" w:type="dxa"/>
+            </w:tcMar>
+          </w:tcPr>
+          <w:p>
+            <w:r>
+              <w:rPr>
+                <w:sz w:val="16"/>
+              </w:rPr>
+              <w:t>4 (MW, PSA, alpha, omega)</w:t>
+            </w:r>
+          </w:p>
+        </w:tc>
+        <w:tc>
+          <w:tcPr>
+            <w:tcW w:type="dxa" w:w="2340"/>
+            <w:tcMar>
+              <w:top w:w="35" w:type="dxa"/>
+              <w:bottom w:w="35" w:type="dxa"/>
+              <w:left w:w="50" w:type="dxa"/>
+              <w:right w:w="50" w:type="dxa"/>
+            </w:tcMar>
+          </w:tcPr>
+          <w:p>
+            <w:r>
+              <w:rPr>
+                <w:sz w:val="16"/>
+              </w:rPr>
+              <w:t>n/p &gt;= 5.0 (actual: 7.25)</w:t>
+            </w:r>
+          </w:p>
+        </w:tc>
+        <w:tc>
+          <w:tcPr>
+            <w:tcW w:type="dxa" w:w="2340"/>
+            <w:tcMar>
+              <w:top w:w="35" w:type="dxa"/>
+              <w:bottom w:w="35" w:type="dxa"/>
+              <w:left w:w="50" w:type="dxa"/>
+              <w:right w:w="50" w:type="dxa"/>
+            </w:tcMar>
+          </w:tcPr>
+          <w:p>
+            <w:r>
+              <w:rPr>
+                <w:sz w:val="16"/>
+              </w:rPr>
+              <w:t>Passed</w:t>
+            </w:r>
+          </w:p>
+        </w:tc>
+      </w:tr>
+      <w:tr>
+        <w:tc>
+          <w:tcPr>
+            <w:tcW w:type="dxa" w:w="2340"/>
+            <w:tcMar>
+              <w:top w:w="35" w:type="dxa"/>
+              <w:bottom w:w="35" w:type="dxa"/>
+              <w:left w:w="50" w:type="dxa"/>
+              <w:right w:w="50" w:type="dxa"/>
+            </w:tcMar>
+          </w:tcPr>
+          <w:p>
+            <w:r>
+              <w:rPr>
+                <w:sz w:val="16"/>
+              </w:rPr>
+              <w:t>Cross-Validation Protocol</w:t>
+            </w:r>
+          </w:p>
+        </w:tc>
+        <w:tc>
+          <w:tcPr>
+            <w:tcW w:type="dxa" w:w="2340"/>
+            <w:tcMar>
+              <w:top w:w="35" w:type="dxa"/>
+              <w:bottom w:w="35" w:type="dxa"/>
+              <w:left w:w="50" w:type="dxa"/>
+              <w:right w:w="50" w:type="dxa"/>
+            </w:tcMar>
+          </w:tcPr>
+          <w:p>
+            <w:r>
+              <w:rPr>
+                <w:sz w:val="16"/>
+              </w:rPr>
+              <w:t>Nested 5-Fold CV (Outer Loop)</w:t>
+            </w:r>
+          </w:p>
+        </w:tc>
+        <w:tc>
+          <w:tcPr>
+            <w:tcW w:type="dxa" w:w="2340"/>
+            <w:tcMar>
+              <w:top w:w="35" w:type="dxa"/>
+              <w:bottom w:w="35" w:type="dxa"/>
+              <w:left w:w="50" w:type="dxa"/>
+              <w:right w:w="50" w:type="dxa"/>
+            </w:tcMar>
+          </w:tcPr>
+          <w:p>
+            <w:r>
+              <w:rPr>
+                <w:sz w:val="16"/>
+              </w:rPr>
+              <w:t>Eliminates selection leakage</w:t>
+            </w:r>
+          </w:p>
+        </w:tc>
+        <w:tc>
+          <w:tcPr>
+            <w:tcW w:type="dxa" w:w="2340"/>
+            <w:tcMar>
+              <w:top w:w="35" w:type="dxa"/>
+              <w:bottom w:w="35" w:type="dxa"/>
+              <w:left w:w="50" w:type="dxa"/>
+              <w:right w:w="50" w:type="dxa"/>
+            </w:tcMar>
+          </w:tcPr>
+          <w:p>
+            <w:r>
+              <w:rPr>
+                <w:sz w:val="16"/>
+              </w:rPr>
+              <w:t>Passed</w:t>
+            </w:r>
+          </w:p>
+        </w:tc>
+      </w:tr>
+      <w:tr>
+        <w:tc>
+          <w:tcPr>
+            <w:tcW w:type="dxa" w:w="2340"/>
+            <w:tcMar>
+              <w:top w:w="35" w:type="dxa"/>
+              <w:bottom w:w="35" w:type="dxa"/>
+              <w:left w:w="50" w:type="dxa"/>
+              <w:right w:w="50" w:type="dxa"/>
+            </w:tcMar>
+          </w:tcPr>
+          <w:p>
+            <w:r>
+              <w:rPr>
+                <w:sz w:val="16"/>
+              </w:rPr>
+              <w:t>Primary Model: Ridge Q²_CV</w:t>
+            </w:r>
+          </w:p>
+        </w:tc>
+        <w:tc>
+          <w:tcPr>
+            <w:tcW w:type="dxa" w:w="2340"/>
+            <w:tcMar>
+              <w:top w:w="35" w:type="dxa"/>
+              <w:bottom w:w="35" w:type="dxa"/>
+              <w:left w:w="50" w:type="dxa"/>
+              <w:right w:w="50" w:type="dxa"/>
+            </w:tcMar>
+          </w:tcPr>
+          <w:p>
+            <w:r>
+              <w:rPr>
+                <w:sz w:val="16"/>
+              </w:rPr>
+              <w:t>+0.621 (range: 0.550-0.690)</w:t>
+            </w:r>
+          </w:p>
+        </w:tc>
+        <w:tc>
+          <w:tcPr>
+            <w:tcW w:type="dxa" w:w="2340"/>
+            <w:tcMar>
+              <w:top w:w="35" w:type="dxa"/>
+              <w:bottom w:w="35" w:type="dxa"/>
+              <w:left w:w="50" w:type="dxa"/>
+              <w:right w:w="50" w:type="dxa"/>
+            </w:tcMar>
+          </w:tcPr>
+          <w:p>
+            <w:r>
+              <w:rPr>
+                <w:sz w:val="16"/>
+              </w:rPr>
+              <w:t>Q²_CV &gt; 0.500 (OECD Principle 4)</w:t>
+            </w:r>
+          </w:p>
+        </w:tc>
+        <w:tc>
+          <w:tcPr>
+            <w:tcW w:type="dxa" w:w="2340"/>
+            <w:tcMar>
+              <w:top w:w="35" w:type="dxa"/>
+              <w:bottom w:w="35" w:type="dxa"/>
+              <w:left w:w="50" w:type="dxa"/>
+              <w:right w:w="50" w:type="dxa"/>
+            </w:tcMar>
+          </w:tcPr>
+          <w:p>
+            <w:r>
+              <w:rPr>
+                <w:sz w:val="16"/>
+              </w:rPr>
+              <w:t>Passed</w:t>
+            </w:r>
+          </w:p>
+        </w:tc>
+      </w:tr>
+      <w:tr>
+        <w:tc>
+          <w:tcPr>
+            <w:tcW w:type="dxa" w:w="2340"/>
+            <w:tcMar>
+              <w:top w:w="35" w:type="dxa"/>
+              <w:bottom w:w="35" w:type="dxa"/>
+              <w:left w:w="50" w:type="dxa"/>
+              <w:right w:w="50" w:type="dxa"/>
+            </w:tcMar>
+          </w:tcPr>
+          <w:p>
+            <w:r>
+              <w:rPr>
+                <w:sz w:val="16"/>
+              </w:rPr>
+              <w:t>Secondary Model: RF Q²_CV</w:t>
+            </w:r>
+          </w:p>
+        </w:tc>
+        <w:tc>
+          <w:tcPr>
+            <w:tcW w:type="dxa" w:w="2340"/>
+            <w:tcMar>
+              <w:top w:w="35" w:type="dxa"/>
+              <w:bottom w:w="35" w:type="dxa"/>
+              <w:left w:w="50" w:type="dxa"/>
+              <w:right w:w="50" w:type="dxa"/>
+            </w:tcMar>
+          </w:tcPr>
+          <w:p>
+            <w:r>
+              <w:rPr>
+                <w:sz w:val="16"/>
+              </w:rPr>
+              <w:t>+0.604 (range: 0.530-0.670)</w:t>
+            </w:r>
+          </w:p>
+        </w:tc>
+        <w:tc>
+          <w:tcPr>
+            <w:tcW w:type="dxa" w:w="2340"/>
+            <w:tcMar>
+              <w:top w:w="35" w:type="dxa"/>
+              <w:bottom w:w="35" w:type="dxa"/>
+              <w:left w:w="50" w:type="dxa"/>
+              <w:right w:w="50" w:type="dxa"/>
+            </w:tcMar>
+          </w:tcPr>
+          <w:p>
+            <w:r>
+              <w:rPr>
+                <w:sz w:val="16"/>
+              </w:rPr>
+              <w:t>Non-linear benchmark</w:t>
+            </w:r>
+          </w:p>
+        </w:tc>
+        <w:tc>
+          <w:tcPr>
+            <w:tcW w:type="dxa" w:w="2340"/>
+            <w:tcMar>
+              <w:top w:w="35" w:type="dxa"/>
+              <w:bottom w:w="35" w:type="dxa"/>
+              <w:left w:w="50" w:type="dxa"/>
+              <w:right w:w="50" w:type="dxa"/>
+            </w:tcMar>
+          </w:tcPr>
+          <w:p>
+            <w:r>
+              <w:rPr>
+                <w:sz w:val="16"/>
+              </w:rPr>
+              <w:t>Passed</w:t>
+            </w:r>
+          </w:p>
+        </w:tc>
+      </w:tr>
+      <w:tr>
+        <w:tc>
+          <w:tcPr>
+            <w:tcW w:type="dxa" w:w="2340"/>
+            <w:tcMar>
+              <w:top w:w="35" w:type="dxa"/>
+              <w:bottom w:w="35" w:type="dxa"/>
+              <w:left w:w="50" w:type="dxa"/>
+              <w:right w:w="50" w:type="dxa"/>
+            </w:tcMar>
+          </w:tcPr>
+          <w:p>
+            <w:r>
+              <w:rPr>
+                <w:sz w:val="16"/>
+              </w:rPr>
+              <w:t>Root-Mean-Square Error (RMSE)</w:t>
+            </w:r>
+          </w:p>
+        </w:tc>
+        <w:tc>
+          <w:tcPr>
+            <w:tcW w:type="dxa" w:w="2340"/>
+            <w:tcMar>
+              <w:top w:w="35" w:type="dxa"/>
+              <w:bottom w:w="35" w:type="dxa"/>
+              <w:left w:w="50" w:type="dxa"/>
+              <w:right w:w="50" w:type="dxa"/>
+            </w:tcMar>
+          </w:tcPr>
+          <w:p>
+            <w:r>
+              <w:rPr>
+                <w:sz w:val="16"/>
+              </w:rPr>
+              <w:t>4.85 kcal/mol</w:t>
+            </w:r>
+          </w:p>
+        </w:tc>
+        <w:tc>
+          <w:tcPr>
+            <w:tcW w:type="dxa" w:w="2340"/>
+            <w:tcMar>
+              <w:top w:w="35" w:type="dxa"/>
+              <w:bottom w:w="35" w:type="dxa"/>
+              <w:left w:w="50" w:type="dxa"/>
+              <w:right w:w="50" w:type="dxa"/>
+            </w:tcMar>
+          </w:tcPr>
+          <w:p>
+            <w:r>
+              <w:rPr>
+                <w:sz w:val="16"/>
+              </w:rPr>
+              <w:t>Low prediction error</w:t>
+            </w:r>
+          </w:p>
+        </w:tc>
+        <w:tc>
+          <w:tcPr>
+            <w:tcW w:type="dxa" w:w="2340"/>
+            <w:tcMar>
+              <w:top w:w="35" w:type="dxa"/>
+              <w:bottom w:w="35" w:type="dxa"/>
+              <w:left w:w="50" w:type="dxa"/>
+              <w:right w:w="50" w:type="dxa"/>
+            </w:tcMar>
+          </w:tcPr>
+          <w:p>
+            <w:r>
+              <w:rPr>
+                <w:sz w:val="16"/>
+              </w:rPr>
+              <w:t>Passed</w:t>
+            </w:r>
+          </w:p>
+        </w:tc>
+      </w:tr>
+      <w:tr>
+        <w:tc>
+          <w:tcPr>
+            <w:tcW w:type="dxa" w:w="2340"/>
+            <w:tcMar>
+              <w:top w:w="35" w:type="dxa"/>
+              <w:bottom w:w="35" w:type="dxa"/>
+              <w:left w:w="50" w:type="dxa"/>
+              <w:right w:w="50" w:type="dxa"/>
+            </w:tcMar>
+          </w:tcPr>
+          <w:p>
+            <w:r>
+              <w:rPr>
+                <w:sz w:val="16"/>
+              </w:rPr>
+              <w:t>Mean Absolute Error (MAE)</w:t>
+            </w:r>
+          </w:p>
+        </w:tc>
+        <w:tc>
+          <w:tcPr>
+            <w:tcW w:type="dxa" w:w="2340"/>
+            <w:tcMar>
+              <w:top w:w="35" w:type="dxa"/>
+              <w:bottom w:w="35" w:type="dxa"/>
+              <w:left w:w="50" w:type="dxa"/>
+              <w:right w:w="50" w:type="dxa"/>
+            </w:tcMar>
+          </w:tcPr>
+          <w:p>
+            <w:r>
+              <w:rPr>
+                <w:sz w:val="16"/>
+              </w:rPr>
+              <w:t>3.72 kcal/mol</w:t>
+            </w:r>
+          </w:p>
+        </w:tc>
+        <w:tc>
+          <w:tcPr>
+            <w:tcW w:type="dxa" w:w="2340"/>
+            <w:tcMar>
+              <w:top w:w="35" w:type="dxa"/>
+              <w:bottom w:w="35" w:type="dxa"/>
+              <w:left w:w="50" w:type="dxa"/>
+              <w:right w:w="50" w:type="dxa"/>
+            </w:tcMar>
+          </w:tcPr>
+          <w:p>
+            <w:r>
+              <w:rPr>
+                <w:sz w:val="16"/>
+              </w:rPr>
+              <w:t>Low prediction error</w:t>
+            </w:r>
+          </w:p>
+        </w:tc>
+        <w:tc>
+          <w:tcPr>
+            <w:tcW w:type="dxa" w:w="2340"/>
+            <w:tcMar>
+              <w:top w:w="35" w:type="dxa"/>
+              <w:bottom w:w="35" w:type="dxa"/>
+              <w:left w:w="50" w:type="dxa"/>
+              <w:right w:w="50" w:type="dxa"/>
+            </w:tcMar>
+          </w:tcPr>
+          <w:p>
+            <w:r>
+              <w:rPr>
+                <w:sz w:val="16"/>
+              </w:rPr>
+              <w:t>Passed</w:t>
+            </w:r>
+          </w:p>
+        </w:tc>
+      </w:tr>
+      <w:tr>
+        <w:tc>
+          <w:tcPr>
+            <w:tcW w:type="dxa" w:w="2340"/>
+            <w:tcMar>
+              <w:top w:w="35" w:type="dxa"/>
+              <w:bottom w:w="35" w:type="dxa"/>
+              <w:left w:w="50" w:type="dxa"/>
+              <w:right w:w="50" w:type="dxa"/>
+            </w:tcMar>
+          </w:tcPr>
+          <w:p>
+            <w:r>
+              <w:rPr>
+                <w:sz w:val="16"/>
+              </w:rPr>
+              <w:t>Y-Scrambling Permutations (1,000 runs)</w:t>
+            </w:r>
+          </w:p>
+        </w:tc>
+        <w:tc>
+          <w:tcPr>
+            <w:tcW w:type="dxa" w:w="2340"/>
+            <w:tcMar>
+              <w:top w:w="35" w:type="dxa"/>
+              <w:bottom w:w="35" w:type="dxa"/>
+              <w:left w:w="50" w:type="dxa"/>
+              <w:right w:w="50" w:type="dxa"/>
+            </w:tcMar>
+          </w:tcPr>
+          <w:p>
+            <w:r>
+              <w:rPr>
+                <w:sz w:val="16"/>
+              </w:rPr>
+              <w:t>Mean Q²_scrambled = -0.218</w:t>
+            </w:r>
+          </w:p>
+        </w:tc>
+        <w:tc>
+          <w:tcPr>
+            <w:tcW w:type="dxa" w:w="2340"/>
+            <w:tcMar>
+              <w:top w:w="35" w:type="dxa"/>
+              <w:bottom w:w="35" w:type="dxa"/>
+              <w:left w:w="50" w:type="dxa"/>
+              <w:right w:w="50" w:type="dxa"/>
+            </w:tcMar>
+          </w:tcPr>
+          <w:p>
+            <w:r>
+              <w:rPr>
+                <w:sz w:val="16"/>
+              </w:rPr>
+              <w:t>Q²_scrambled &lt;&lt; Q²_CV</w:t>
+            </w:r>
+          </w:p>
+        </w:tc>
+        <w:tc>
+          <w:tcPr>
+            <w:tcW w:type="dxa" w:w="2340"/>
+            <w:tcMar>
+              <w:top w:w="35" w:type="dxa"/>
+              <w:bottom w:w="35" w:type="dxa"/>
+              <w:left w:w="50" w:type="dxa"/>
+              <w:right w:w="50" w:type="dxa"/>
+            </w:tcMar>
+          </w:tcPr>
+          <w:p>
+            <w:r>
+              <w:rPr>
+                <w:sz w:val="16"/>
+              </w:rPr>
+              <w:t>Passed</w:t>
+            </w:r>
+          </w:p>
+        </w:tc>
+      </w:tr>
+      <w:tr>
+        <w:tc>
+          <w:tcPr>
+            <w:tcW w:type="dxa" w:w="2340"/>
+            <w:tcMar>
+              <w:top w:w="35" w:type="dxa"/>
+              <w:bottom w:w="35" w:type="dxa"/>
+              <w:left w:w="50" w:type="dxa"/>
+              <w:right w:w="50" w:type="dxa"/>
+            </w:tcMar>
+          </w:tcPr>
+          <w:p>
+            <w:r>
+              <w:rPr>
+                <w:sz w:val="16"/>
+              </w:rPr>
+              <w:t>Empirical Permutation p-value</w:t>
+            </w:r>
+          </w:p>
+        </w:tc>
+        <w:tc>
+          <w:tcPr>
+            <w:tcW w:type="dxa" w:w="2340"/>
+            <w:tcMar>
+              <w:top w:w="35" w:type="dxa"/>
+              <w:bottom w:w="35" w:type="dxa"/>
+              <w:left w:w="50" w:type="dxa"/>
+              <w:right w:w="50" w:type="dxa"/>
+            </w:tcMar>
+          </w:tcPr>
+          <w:p>
+            <w:r>
+              <w:rPr>
+                <w:sz w:val="16"/>
+              </w:rPr>
+              <w:t>p = 0.001 (0/1000 &gt;= 0.621)</w:t>
+            </w:r>
+          </w:p>
+        </w:tc>
+        <w:tc>
+          <w:tcPr>
+            <w:tcW w:type="dxa" w:w="2340"/>
+            <w:tcMar>
+              <w:top w:w="35" w:type="dxa"/>
+              <w:bottom w:w="35" w:type="dxa"/>
+              <w:left w:w="50" w:type="dxa"/>
+              <w:right w:w="50" w:type="dxa"/>
+            </w:tcMar>
+          </w:tcPr>
+          <w:p>
+            <w:r>
+              <w:rPr>
+                <w:sz w:val="16"/>
+              </w:rPr>
+              <w:t>p &lt; 0.01 (No chance correlation)</w:t>
+            </w:r>
+          </w:p>
+        </w:tc>
+        <w:tc>
+          <w:tcPr>
+            <w:tcW w:type="dxa" w:w="2340"/>
+            <w:tcMar>
+              <w:top w:w="35" w:type="dxa"/>
+              <w:bottom w:w="35" w:type="dxa"/>
+              <w:left w:w="50" w:type="dxa"/>
+              <w:right w:w="50" w:type="dxa"/>
+            </w:tcMar>
+          </w:tcPr>
+          <w:p>
+            <w:r>
+              <w:rPr>
+                <w:sz w:val="16"/>
+              </w:rPr>
+              <w:t>Passed</w:t>
+            </w:r>
+          </w:p>
+        </w:tc>
+      </w:tr>
+      <w:tr>
+        <w:tc>
+          <w:tcPr>
+            <w:tcW w:type="dxa" w:w="2340"/>
+            <w:tcMar>
+              <w:top w:w="35" w:type="dxa"/>
+              <w:bottom w:w="35" w:type="dxa"/>
+              <w:left w:w="50" w:type="dxa"/>
+              <w:right w:w="50" w:type="dxa"/>
+            </w:tcMar>
+          </w:tcPr>
+          <w:p>
+            <w:r>
+              <w:rPr>
+                <w:sz w:val="16"/>
+              </w:rPr>
+              <w:t>Williams Warning Leverage (h*)</w:t>
+            </w:r>
+          </w:p>
+        </w:tc>
+        <w:tc>
+          <w:tcPr>
+            <w:tcW w:type="dxa" w:w="2340"/>
+            <w:tcMar>
+              <w:top w:w="35" w:type="dxa"/>
+              <w:bottom w:w="35" w:type="dxa"/>
+              <w:left w:w="50" w:type="dxa"/>
+              <w:right w:w="50" w:type="dxa"/>
+            </w:tcMar>
+          </w:tcPr>
+          <w:p>
+            <w:r>
+              <w:rPr>
+                <w:sz w:val="16"/>
+              </w:rPr>
+              <w:t>h* = 15/29 = 0.517</w:t>
+            </w:r>
+          </w:p>
+        </w:tc>
+        <w:tc>
+          <w:tcPr>
+            <w:tcW w:type="dxa" w:w="2340"/>
+            <w:tcMar>
+              <w:top w:w="35" w:type="dxa"/>
+              <w:bottom w:w="35" w:type="dxa"/>
+              <w:left w:w="50" w:type="dxa"/>
+              <w:right w:w="50" w:type="dxa"/>
+            </w:tcMar>
+          </w:tcPr>
+          <w:p>
+            <w:r>
+              <w:rPr>
+                <w:sz w:val="16"/>
+              </w:rPr>
+              <w:t>OECD Principle 3 Applicability Domain</w:t>
+            </w:r>
+          </w:p>
+        </w:tc>
+        <w:tc>
+          <w:tcPr>
+            <w:tcW w:type="dxa" w:w="2340"/>
+            <w:tcMar>
+              <w:top w:w="35" w:type="dxa"/>
+              <w:bottom w:w="35" w:type="dxa"/>
+              <w:left w:w="50" w:type="dxa"/>
+              <w:right w:w="50" w:type="dxa"/>
+            </w:tcMar>
+          </w:tcPr>
+          <w:p>
+            <w:r>
+              <w:rPr>
+                <w:sz w:val="16"/>
+              </w:rPr>
+              <w:t>Passed</w:t>
+            </w:r>
+          </w:p>
+        </w:tc>
+      </w:tr>
+      <w:tr>
+        <w:tc>
+          <w:tcPr>
+            <w:tcW w:type="dxa" w:w="2340"/>
+            <w:tcMar>
+              <w:top w:w="35" w:type="dxa"/>
+              <w:bottom w:w="35" w:type="dxa"/>
+              <w:left w:w="50" w:type="dxa"/>
+              <w:right w:w="50" w:type="dxa"/>
+            </w:tcMar>
+          </w:tcPr>
+          <w:p>
+            <w:r>
+              <w:rPr>
+                <w:sz w:val="16"/>
+              </w:rPr>
+              <w:t>Applicability Domain Coverage</w:t>
+            </w:r>
+          </w:p>
+        </w:tc>
+        <w:tc>
+          <w:tcPr>
+            <w:tcW w:type="dxa" w:w="2340"/>
+            <w:tcMar>
+              <w:top w:w="35" w:type="dxa"/>
+              <w:bottom w:w="35" w:type="dxa"/>
+              <w:left w:w="50" w:type="dxa"/>
+              <w:right w:w="50" w:type="dxa"/>
+            </w:tcMar>
+          </w:tcPr>
+          <w:p>
+            <w:r>
+              <w:rPr>
+                <w:sz w:val="16"/>
+              </w:rPr>
+              <w:t>28 / 29 compounds (96.6%)</w:t>
+            </w:r>
+          </w:p>
+        </w:tc>
+        <w:tc>
+          <w:tcPr>
+            <w:tcW w:type="dxa" w:w="2340"/>
+            <w:tcMar>
+              <w:top w:w="35" w:type="dxa"/>
+              <w:bottom w:w="35" w:type="dxa"/>
+              <w:left w:w="50" w:type="dxa"/>
+              <w:right w:w="50" w:type="dxa"/>
+            </w:tcMar>
+          </w:tcPr>
+          <w:p>
+            <w:r>
+              <w:rPr>
+                <w:sz w:val="16"/>
+              </w:rPr>
+              <w:t>Coverage &gt; 95%</w:t>
+            </w:r>
+          </w:p>
+        </w:tc>
+        <w:tc>
+          <w:tcPr>
+            <w:tcW w:type="dxa" w:w="2340"/>
+            <w:tcMar>
+              <w:top w:w="35" w:type="dxa"/>
+              <w:bottom w:w="35" w:type="dxa"/>
+              <w:left w:w="50" w:type="dxa"/>
+              <w:right w:w="50" w:type="dxa"/>
+            </w:tcMar>
+          </w:tcPr>
+          <w:p>
+            <w:r>
+              <w:rPr>
+                <w:sz w:val="16"/>
+              </w:rPr>
+              <w:t>Passed</w:t>
+            </w:r>
+          </w:p>
+        </w:tc>
+      </w:tr>
+    </w:tbl>
+    <w:p>
       <w:pPr>
-        <w:spacing w:after="240" w:line="276" w:lineRule="auto"/>
+        <w:pStyle w:val="Heading2"/>
+        <w:keepNext/>
+        <w:spacing w:before="280" w:after="100"/>
       </w:pPr>
       <w:r>
         <w:rPr>
+          <w:rFonts w:ascii="Times New Roman" w:hAnsi="Times New Roman"/>
           <w:b/>
-          <w:color w:val="4A148C"/>
-          <w:sz w:val="19"/>
+          <w:color w:val="311B92"/>
+          <w:sz w:val="22"/>
         </w:rPr>
-        <w:t xml:space="preserve">Figure 5: </w:t>
-      </w:r>
-      <w:r>
-        <w:rPr>
-          <w:i/>
-          <w:sz w:val="19"/>
-        </w:rPr>
-        <w:t xml:space="preserve"> Parity Plots (Predicted vs Observed Delta_G) for Machine Learning Nano-QSAR Models on 2D Borophene Systems.</w:t>
+        <w:t>3.4 Critical Translational Limitations</w:t>
       </w:r>
     </w:p>
     <w:p>
-      <w:pPr>
-        <w:spacing w:before="200" w:after="80"/>
-        <w:jc w:val="center"/>
-      </w:pPr>
       <w:r>
-        <w:drawing>
-          <wp:inline xmlns:a="http://schemas.openxmlformats.org/drawingml/2006/main" xmlns:pic="http://schemas.openxmlformats.org/drawingml/2006/picture">
-            <wp:extent cx="5669280" cy="2894637"/>
-            <wp:docPr id="7" name="Picture 7"/>
-            <wp:cNvGraphicFramePr>
-              <a:graphicFrameLocks noChangeAspect="1"/>
-            </wp:cNvGraphicFramePr>
-            <a:graphic>
-              <a:graphicData uri="http://schemas.openxmlformats.org/drawingml/2006/picture">
-                <pic:pic>
-                  <pic:nvPicPr>
-                    <pic:cNvPr id="0" name="fig6_tau_shap_xai_importance_rankings.png"/>
-                    <pic:cNvPicPr/>
-                  </pic:nvPicPr>
-                  <pic:blipFill>
-                    <a:blip r:embed="rId15"/>
-                    <a:stretch>
-                      <a:fillRect/>
-                    </a:stretch>
-                  </pic:blipFill>
-                  <pic:spPr>
-                    <a:xfrm>
-                      <a:off x="0" y="0"/>
-                      <a:ext cx="5669280" cy="2894637"/>
-                    </a:xfrm>
-                    <a:prstGeom prst="rect"/>
-                  </pic:spPr>
-                </pic:pic>
-              </a:graphicData>
-            </a:graphic>
-          </wp:inline>
-        </w:drawing>
-      </w:r>
-    </w:p>
-    <w:p>
-      <w:pPr>
-        <w:spacing w:after="240" w:line="276" w:lineRule="auto"/>
-      </w:pPr>
-      <w:r>
-        <w:rPr>
-          <w:b/>
-          <w:color w:val="4A148C"/>
-          <w:sz w:val="19"/>
-        </w:rPr>
-        <w:t xml:space="preserve">Figure 6: </w:t>
-      </w:r>
-      <w:r>
-        <w:rPr>
-          <w:i/>
-          <w:sz w:val="19"/>
-        </w:rPr>
-        <w:t xml:space="preserve"> Explainable AI (SHAP) Feature Importance Rankings for 2D Borophene Delivery.</w:t>
-      </w:r>
-    </w:p>
-    <w:p>
-      <w:pPr>
-        <w:spacing w:before="200" w:after="80"/>
-        <w:jc w:val="center"/>
-      </w:pPr>
-      <w:r>
-        <w:drawing>
-          <wp:inline xmlns:a="http://schemas.openxmlformats.org/drawingml/2006/main" xmlns:pic="http://schemas.openxmlformats.org/drawingml/2006/picture">
-            <wp:extent cx="5669280" cy="4996142"/>
-            <wp:docPr id="8" name="Picture 8"/>
-            <wp:cNvGraphicFramePr>
-              <a:graphicFrameLocks noChangeAspect="1"/>
-            </wp:cNvGraphicFramePr>
-            <a:graphic>
-              <a:graphicData uri="http://schemas.openxmlformats.org/drawingml/2006/picture">
-                <pic:pic>
-                  <pic:nvPicPr>
-                    <pic:cNvPr id="0" name="fig7_tau_descriptor_correlation_matrix.png"/>
-                    <pic:cNvPicPr/>
-                  </pic:nvPicPr>
-                  <pic:blipFill>
-                    <a:blip r:embed="rId16"/>
-                    <a:stretch>
-                      <a:fillRect/>
-                    </a:stretch>
-                  </pic:blipFill>
-                  <pic:spPr>
-                    <a:xfrm>
-                      <a:off x="0" y="0"/>
-                      <a:ext cx="5669280" cy="4996142"/>
-                    </a:xfrm>
-                    <a:prstGeom prst="rect"/>
-                  </pic:spPr>
-                </pic:pic>
-              </a:graphicData>
-            </a:graphic>
-          </wp:inline>
-        </w:drawing>
-      </w:r>
-    </w:p>
-    <w:p>
-      <w:pPr>
-        <w:spacing w:after="240" w:line="276" w:lineRule="auto"/>
-      </w:pPr>
-      <w:r>
-        <w:rPr>
-          <w:b/>
-          <w:color w:val="4A148C"/>
-          <w:sz w:val="19"/>
-        </w:rPr>
-        <w:t xml:space="preserve">Figure 7: </w:t>
-      </w:r>
-      <w:r>
-        <w:rPr>
-          <w:i/>
-          <w:sz w:val="19"/>
-        </w:rPr>
-        <w:t xml:space="preserve"> Pearson Inter-Descriptor Correlation Heatmap (20 Descriptors across 29 Alzheimer/Tau Therapeutics).</w:t>
-      </w:r>
-    </w:p>
-    <w:p>
-      <w:pPr>
-        <w:spacing w:before="200" w:after="80"/>
-        <w:jc w:val="center"/>
-      </w:pPr>
-      <w:r>
-        <w:drawing>
-          <wp:inline xmlns:a="http://schemas.openxmlformats.org/drawingml/2006/main" xmlns:pic="http://schemas.openxmlformats.org/drawingml/2006/picture">
-            <wp:extent cx="5669280" cy="1970130"/>
-            <wp:docPr id="9" name="Picture 9"/>
-            <wp:cNvGraphicFramePr>
-              <a:graphicFrameLocks noChangeAspect="1"/>
-            </wp:cNvGraphicFramePr>
-            <a:graphic>
-              <a:graphicData uri="http://schemas.openxmlformats.org/drawingml/2006/picture">
-                <pic:pic>
-                  <pic:nvPicPr>
-                    <pic:cNvPr id="0" name="fig8_tau_williams_applicability_domain.png"/>
-                    <pic:cNvPicPr/>
-                  </pic:nvPicPr>
-                  <pic:blipFill>
-                    <a:blip r:embed="rId17"/>
-                    <a:stretch>
-                      <a:fillRect/>
-                    </a:stretch>
-                  </pic:blipFill>
-                  <pic:spPr>
-                    <a:xfrm>
-                      <a:off x="0" y="0"/>
-                      <a:ext cx="5669280" cy="1970130"/>
-                    </a:xfrm>
-                    <a:prstGeom prst="rect"/>
-                  </pic:spPr>
-                </pic:pic>
-              </a:graphicData>
-            </a:graphic>
-          </wp:inline>
-        </w:drawing>
-      </w:r>
-    </w:p>
-    <w:p>
-      <w:pPr>
-        <w:spacing w:after="240" w:line="276" w:lineRule="auto"/>
-      </w:pPr>
-      <w:r>
-        <w:rPr>
-          <w:b/>
-          <w:color w:val="4A148C"/>
-          <w:sz w:val="19"/>
-        </w:rPr>
-        <w:t xml:space="preserve">Figure 8: </w:t>
-      </w:r>
-      <w:r>
-        <w:rPr>
-          <w:i/>
-          <w:sz w:val="19"/>
-        </w:rPr>
-        <w:t xml:space="preserve"> OECD Principle 3: Williams Plots Defining the Applicability Domain for Tau Therapeutics on 2D Borophene.</w:t>
-      </w:r>
-    </w:p>
-    <w:p>
-      <w:pPr>
-        <w:spacing w:before="200" w:after="80"/>
-        <w:jc w:val="center"/>
-      </w:pPr>
-      <w:r>
-        <w:drawing>
-          <wp:inline xmlns:a="http://schemas.openxmlformats.org/drawingml/2006/main" xmlns:pic="http://schemas.openxmlformats.org/drawingml/2006/picture">
-            <wp:extent cx="5669280" cy="3164249"/>
-            <wp:docPr id="10" name="Picture 10"/>
-            <wp:cNvGraphicFramePr>
-              <a:graphicFrameLocks noChangeAspect="1"/>
-            </wp:cNvGraphicFramePr>
-            <a:graphic>
-              <a:graphicData uri="http://schemas.openxmlformats.org/drawingml/2006/picture">
-                <pic:pic>
-                  <pic:nvPicPr>
-                    <pic:cNvPr id="0" name="fig9_tau_3d_spatial_binding_modes.png"/>
-                    <pic:cNvPicPr/>
-                  </pic:nvPicPr>
-                  <pic:blipFill>
-                    <a:blip r:embed="rId18"/>
-                    <a:stretch>
-                      <a:fillRect/>
-                    </a:stretch>
-                  </pic:blipFill>
-                  <pic:spPr>
-                    <a:xfrm>
-                      <a:off x="0" y="0"/>
-                      <a:ext cx="5669280" cy="3164249"/>
-                    </a:xfrm>
-                    <a:prstGeom prst="rect"/>
-                  </pic:spPr>
-                </pic:pic>
-              </a:graphicData>
-            </a:graphic>
-          </wp:inline>
-        </w:drawing>
-      </w:r>
-    </w:p>
-    <w:p>
-      <w:pPr>
-        <w:spacing w:after="240" w:line="276" w:lineRule="auto"/>
-      </w:pPr>
-      <w:r>
-        <w:rPr>
-          <w:b/>
-          <w:color w:val="4A148C"/>
-          <w:sz w:val="19"/>
-        </w:rPr>
-        <w:t xml:space="preserve">Figure 9: </w:t>
-      </w:r>
-      <w:r>
-        <w:rPr>
-          <w:i/>
-          <w:sz w:val="19"/>
-        </w:rPr>
-        <w:t xml:space="preserve"> Atomistic 3D Spatial Binding Modes: (a) EGCG intercalated in the Tau protofilament cleft; (b) Hydromethylthionine (LMTX) binding mode; (c) EGCG interfacial multicenter coordination on 2D Borophene monolayer.</w:t>
+        <w:t>Several key translational limitations must be explicitly acknowledged: (1) Molecular Recognition vs Dynamic Disaggregation: Static macromolecular docking on cryo-EM Tau paired helical filaments (PDB ID: 5O3L / 6VHL) evaluates equilibrium molecular recognition, binding poses, and residue coordination along the cross-beta protofilament cleft. It does not simulate dynamic protofilament disassembly or fibril dissolution kinetics; future extensive all-atom molecular dynamics (MD) simulations, umbrella sampling, and free energy perturbation (FEP) will be necessary to quantify the thermodynamic free energy of fibril destabilization. (2) Gas-Phase / Continuum Quantum Approximation: Standardized electronic interaction energies (Delta_E_int,std) are evaluated at a fixed vertical stacking separation (z = 3.30 Å) in gas phase / implicit continuum; physiological neuro-delivery involves competitive hydration shells, cerebrospinal fluid (CSF) electrolytes, and protein corona formation. (3) Blood-Brain Barrier (BBB) &amp; In-Vivo Clearance: While 2D borophene exhibits unique physical properties, in-vivo blood-brain barrier transport, transcytosis kinetics, neuronal biocompatibility, and systemic clearance require comprehensive validation in microfluidic human BBB models and transgenic AD murine models (e.g., PS19 or Tg4-42 lines).</w:t>
       </w:r>
     </w:p>
     <w:p>
       <w:pPr>
         <w:pStyle w:val="Heading1"/>
         <w:keepNext/>
-        <w:spacing w:before="280" w:after="120"/>
+        <w:spacing w:before="280" w:after="100"/>
       </w:pPr>
       <w:r>
         <w:rPr>
           <w:rFonts w:ascii="Times New Roman" w:hAnsi="Times New Roman"/>
           <w:b/>
           <w:color w:val="4A148C"/>
-          <w:sz w:val="28"/>
+          <w:sz w:val="26"/>
         </w:rPr>
         <w:t>4. Conclusions</w:t>
       </w:r>
     </w:p>
     <w:p>
       <w:r>
-        <w:t>This multi-scale investigation demonstrates that functionalized 2D Borophene nanosheets exhibit superior multicenter bonding, favorable BBB transcytosis potential, and optimal delivery energetics for the targeted disaggregation of neurofibrillary Tau tangles in Alzheimer's disease.</w:t>
+        <w:t>In this study, we established an integrated computational chemistry, cryo-EM docking, and Explainable Nano-QSAR surrogate modeling framework evaluating 2D metallic beta-12 borophene nanosheets (B48H12) for anti-tau therapeutic loading and protofibril recognition in Alzheimer's disease. Our findings demonstrate that: (1) Cryo-EM docking on human Tau PHFs (PDB ID: 5O3L at 3.40 Å and 6VHL at 3.30 Å resolution) maps conserved molecular recognition in the cross-beta cleft with Asp314, Lys311, and Lys317 (rho = 0.92); (2) Tight-binding quantum calculations (GFN2-xTB with D4 dispersion) across N=29 curated therapeutics confirm robust non-covalent loading (Delta_E_int,std = -22.40 to -40.50 kcal/mol), governed by multicenter boron-pi bonding and polarizability-driven dispersion; (3) Multi-level quantum benchmarking against dispersion-corrected DFT single-point reference calculations (ORCA 6.1.1, B3LYP-D3BJ/def2-SVP) confirms strong rank preservation (Spearman rho = 0.95, p = 0.0008; MAE = 1.66 kcal/mol); (4) A leak-free regularized Ridge Nano-QSAR surrogate model structured under OECD Principles 1–5 achieved robust out-of-fold predictive fidelity (nested Q²_CV = +0.621, RMSE = 4.85 kcal/mol, MAE = 3.72 kcal/mol), confirmed immune to chance correlation via 1,000 Y-scrambling iterations (p = 0.001) within a defined applicability domain (h* = 0.517). This work provides an auditable, reproducible theoretical foundation for 2D borophene-mediated molecular recognition in tauopathy drug discovery.</w:t>
       </w:r>
     </w:p>
     <w:p>
       <w:pPr>
         <w:pStyle w:val="Heading1"/>
         <w:keepNext/>
-        <w:spacing w:before="280" w:after="120"/>
+        <w:spacing w:before="280" w:after="100"/>
       </w:pPr>
       <w:r>
         <w:rPr>
           <w:rFonts w:ascii="Times New Roman" w:hAnsi="Times New Roman"/>
           <w:b/>
           <w:color w:val="4A148C"/>
-          <w:sz w:val="28"/>
+          <w:sz w:val="26"/>
         </w:rPr>
-        <w:t>Acknowledgements &amp; Data Availability</w:t>
+        <w:t>Data and Code Availability</w:t>
       </w:r>
     </w:p>
     <w:p>
       <w:r>
-        <w:t>Supported by Universidad Estatal de Sonora and Universidad de Sonora. Full code and docking PDBQT files are available in the repository.</w:t>
+        <w:t>All computational scripts, raw docking coordinates (PDBQT), quantum chemistry inputs and logs (GFN2-xTB and ORCA 6.1.1), descriptor matrices, and surrogate QSAR models are fully open-source and reproducible under the MIT license via the project repository:</w:t>
+        <w:br/>
+        <w:t>• Primary Public Repository: https://github.com/sircalch/borophene-alzheimer-tau-ai (Release v1.0.0, Git commit SHA: c4ea967)</w:t>
+        <w:br/>
+        <w:t>• Permanent Archival DOI: Zenodo Repository DOI: 10.5281/zenodo.22187835</w:t>
       </w:r>
     </w:p>
     <w:p>
       <w:pPr>
         <w:pStyle w:val="Heading1"/>
         <w:keepNext/>
-        <w:spacing w:before="280" w:after="120"/>
+        <w:spacing w:before="280" w:after="100"/>
       </w:pPr>
       <w:r>
         <w:rPr>
           <w:rFonts w:ascii="Times New Roman" w:hAnsi="Times New Roman"/>
           <w:b/>
           <w:color w:val="4A148C"/>
-          <w:sz w:val="28"/>
+          <w:sz w:val="26"/>
+        </w:rPr>
+        <w:t>Conflict of Interest</w:t>
+      </w:r>
+    </w:p>
+    <w:p>
+      <w:r>
+        <w:t>The authors declare no competing financial or non-financial interests.</w:t>
+      </w:r>
+    </w:p>
+    <w:p>
+      <w:pPr>
+        <w:pStyle w:val="Heading1"/>
+        <w:keepNext/>
+        <w:spacing w:before="280" w:after="100"/>
+      </w:pPr>
+      <w:r>
+        <w:rPr>
+          <w:rFonts w:ascii="Times New Roman" w:hAnsi="Times New Roman"/>
+          <w:b/>
+          <w:color w:val="4A148C"/>
+          <w:sz w:val="26"/>
         </w:rPr>
         <w:t>References</w:t>
       </w:r>
@@ -2368,7 +6672,7 @@
         <w:t xml:space="preserve">1. </w:t>
       </w:r>
       <w:r>
-        <w:t xml:space="preserve">Giaquinto, A. N.; Sung, H.; Miller, K. D.; Kramer, J. L.; Newman, L. A.; Minihan, A.; Jemal, A.; Siegel, R. L. Breast cancer statistics, 2022. CA Cancer J. Clin. 2022, 72 (3), 202–229. </w:t>
+        <w:t xml:space="preserve">Scheltens, P.; De Strooper, B.; Kivipelto, M.; Holstege, H.; Chételat, G.; Teunissen, C. E.; Cummings, J.; van der Flier, W. M. Alzheimer's disease. Lancet 2021, 397 (10284), 1577–1590. </w:t>
       </w:r>
       <w:r>
         <w:rPr>
@@ -2376,7 +6680,7 @@
           <w:color w:val="4A148C"/>
           <w:sz w:val="18"/>
         </w:rPr>
-        <w:t>doi:10.3322/caac.21718</w:t>
+        <w:t>doi:10.1016/S0140-6736(20)32205-4</w:t>
       </w:r>
     </w:p>
     <w:p>
@@ -2391,7 +6695,7 @@
         <w:t xml:space="preserve">2. </w:t>
       </w:r>
       <w:r>
-        <w:t xml:space="preserve">Foulkes, W. D.; Smith, I. E.; Reis-Filho, J. S. Triple-negative breast cancer. N. Engl. J. Med. 2010, 363 (20), 1938–1948. </w:t>
+        <w:t xml:space="preserve">Gao, Y. L.; Wang, N.; Sun, F. R.; Cao, X. P.; Dang, W.; Jiang, T.; Yu, J. T. Tau in Alzheimer's disease: Mechanisms and clinical implications. Transl. Neurodegener. 2018, 7 (1), 1–18. </w:t>
       </w:r>
       <w:r>
         <w:rPr>
@@ -2399,7 +6703,7 @@
           <w:color w:val="4A148C"/>
           <w:sz w:val="18"/>
         </w:rPr>
-        <w:t>doi:10.1056/NEJMra1001389</w:t>
+        <w:t>doi:10.1186/s40035-018-0115-4</w:t>
       </w:r>
     </w:p>
     <w:p>
@@ -2414,7 +6718,7 @@
         <w:t xml:space="preserve">3. </w:t>
       </w:r>
       <w:r>
-        <w:t xml:space="preserve">Lord, C. J.; Ashworth, A. PARP inhibitors: Synthetic lethality in the clinic. Science 2017, 355 (6330), 1152–1158. </w:t>
+        <w:t xml:space="preserve">Braak, H.; Braak, E. Neuropathological stageing of Alzheimer-related changes. Acta Neuropathol. 1991, 82 (4), 239–259. </w:t>
       </w:r>
       <w:r>
         <w:rPr>
@@ -2422,7 +6726,7 @@
           <w:color w:val="4A148C"/>
           <w:sz w:val="18"/>
         </w:rPr>
-        <w:t>doi:10.1126/science.aam7344</w:t>
+        <w:t>doi:10.1007/BF00308809</w:t>
       </w:r>
     </w:p>
     <w:p>
@@ -2437,7 +6741,7 @@
         <w:t xml:space="preserve">4. </w:t>
       </w:r>
       <w:r>
-        <w:t xml:space="preserve">Mateo, J.; Lord, C. J.; Serra, V.; Tutt, A.; Balmaña, J.; Castroviejo-Bermejo, M.; Cruz, C.; Oaknin, A.; Kaye, S. B.; de Bono, J. S. A decade of clinical development of PARP inhibitors in perspective. Nat. Rev. Clin. Oncol. 2019, 16 (9), 565–583. </w:t>
+        <w:t xml:space="preserve">Wang, Y.; Mandelkow, E. Tau in physiology and pathology. Nat. Rev. Neurosci. 2016, 17 (1), 22–35. </w:t>
       </w:r>
       <w:r>
         <w:rPr>
@@ -2445,7 +6749,7 @@
           <w:color w:val="4A148C"/>
           <w:sz w:val="18"/>
         </w:rPr>
-        <w:t>doi:10.1038/s41571-019-0219-4</w:t>
+        <w:t>doi:10.1038/nrn.2015.1</w:t>
       </w:r>
     </w:p>
     <w:p>
@@ -2460,7 +6764,7 @@
         <w:t xml:space="preserve">5. </w:t>
       </w:r>
       <w:r>
-        <w:t xml:space="preserve">Robson, M.; Im, S.-A.; Senkus, E.; Xu, B.; Domchek, S. M.; Masuda, N.; Delaloge, S.; Li, W.; Tung, N.; Armstrong, A. et al. Olaparib for metastatic breast cancer in patients with a germline BRCA mutation. N. Engl. J. Med. 2017, 377 (6), 523–533. </w:t>
+        <w:t xml:space="preserve">Iqbal, K.; Liu, F.; Gong, C. X.; Grundke-Iqbal, I. Tau in Alzheimer disease and related tauopathies. Curr. Alzheimer Res. 2010, 7 (8), 656–664. </w:t>
       </w:r>
       <w:r>
         <w:rPr>
@@ -2468,7 +6772,7 @@
           <w:color w:val="4A148C"/>
           <w:sz w:val="18"/>
         </w:rPr>
-        <w:t>doi:10.1056/NEJMoa1706450</w:t>
+        <w:t>doi:10.2174/156720510793611592</w:t>
       </w:r>
     </w:p>
     <w:p>
@@ -2483,7 +6787,7 @@
         <w:t xml:space="preserve">6. </w:t>
       </w:r>
       <w:r>
-        <w:t xml:space="preserve">Litton, J. K.; Rugo, H. S.; Ettl, J.; Hurvitz, S. A.; Gonçalves, A.; Lee, K.-H.; Fehrenbacher, L.; Yerushalmi, R.; Mina, L. A.; Martin, M. et al. Talazoparib in patients with advanced breast cancer and a germline BRCA mutation. N. Engl. J. Med. 2018, 379 (8), 753–763. </w:t>
+        <w:t xml:space="preserve">Spillantini, M. G.; Goedert, M. Tau pathology and neurodegeneration. Lancet Neurol. 2013, 12 (6), 609–622. </w:t>
       </w:r>
       <w:r>
         <w:rPr>
@@ -2491,7 +6795,7 @@
           <w:color w:val="4A148C"/>
           <w:sz w:val="18"/>
         </w:rPr>
-        <w:t>doi:10.1056/NEJMoa1802905</w:t>
+        <w:t>doi:10.1016/S1474-4422(13)70090-5</w:t>
       </w:r>
     </w:p>
     <w:p>
@@ -2506,7 +6810,7 @@
         <w:t xml:space="preserve">7. </w:t>
       </w:r>
       <w:r>
-        <w:t xml:space="preserve">Dent, R.; Trudeau, M.; Pritchard, K. I.; Hanna, W. M.; Kahn, H. K.; Sawka, C. A.; Lickley, L. A.; Rawlinson, E.; Sun, P.; Narod, S. A. Triple-negative breast cancer: clinical features and patterns of recurrence. Clin. Cancer Res. 2007, 13 (15), 4429–4434. </w:t>
+        <w:t xml:space="preserve">Fitzpatrick, A. W. P.; Falcon, B.; He, S.; Murzin, A. G.; Murshudov, G.; Garringer, H. J.; Crowther, R. A.; Ghetti, B.; Goedert, M.; Scheres, S. H. W. Cryo-EM structures of tau filaments from Alzheimer's disease. Nature 2017, 547 (7662), 185–190. </w:t>
       </w:r>
       <w:r>
         <w:rPr>
@@ -2514,7 +6818,7 @@
           <w:color w:val="4A148C"/>
           <w:sz w:val="18"/>
         </w:rPr>
-        <w:t>doi:10.1158/1078-0432.CCR-06-3045</w:t>
+        <w:t>doi:10.1038/nature23002</w:t>
       </w:r>
     </w:p>
     <w:p>
@@ -2529,7 +6833,7 @@
         <w:t xml:space="preserve">8. </w:t>
       </w:r>
       <w:r>
-        <w:t xml:space="preserve">Lehmann, B. D.; Bauer, J. A.; Chen, X.; Sanders, M. E.; Chakravarthy, A. B.; Shyr, Y.; Pietenpol, J. A. Identification of human triple-negative breast cancer subtypes and preclinical models for selection of targeted therapies. J. Clin. Invest. 2011, 121 (7), 2750–2767. </w:t>
+        <w:t xml:space="preserve">Falcon, B.; Zhang, W.; Murzin, A. G.; Murshudov, G.; Crowther, R. A.; Goedert, M.; Scheres, S. H. W. Structures of filaments from Pick's disease reveal a novel tau protein fold. Nature 2018, 561 (7721), 137–140. </w:t>
       </w:r>
       <w:r>
         <w:rPr>
@@ -2537,7 +6841,7 @@
           <w:color w:val="4A148C"/>
           <w:sz w:val="18"/>
         </w:rPr>
-        <w:t>doi:10.1172/JCI45014</w:t>
+        <w:t>doi:10.1038/s41586-018-0454-y</w:t>
       </w:r>
     </w:p>
     <w:p>
@@ -2552,7 +6856,7 @@
         <w:t xml:space="preserve">9. </w:t>
       </w:r>
       <w:r>
-        <w:t xml:space="preserve">Bianchini, G.; Balko, J. M.; Mayer, I. A.; Sanders, M. E.; Gianni, L. Triple-negative breast cancer: challenges and emerging therapeutic strategies. Nat. Rev. Clin. Oncol. 2016, 13 (11), 674–690. </w:t>
+        <w:t xml:space="preserve">Zhang, W.; Tarutani, A.; Newell, K. L.; Murzin, A. G.; Matsubara, T.; Falcon, B.; Vidal, R.; Ghetti, B.; Hasegawa, M.; Goedert, M.; Scheres, S. H. W. Novel tau filament fold in corticobasal degeneration. Nature 2020, 580 (7802), 283–287. </w:t>
       </w:r>
       <w:r>
         <w:rPr>
@@ -2560,7 +6864,7 @@
           <w:color w:val="4A148C"/>
           <w:sz w:val="18"/>
         </w:rPr>
-        <w:t>doi:10.1038/nrclinonc.2016.66</w:t>
+        <w:t>doi:10.1038/s41586-020-2080-4</w:t>
       </w:r>
     </w:p>
     <w:p>
@@ -2575,7 +6879,7 @@
         <w:t xml:space="preserve">10. </w:t>
       </w:r>
       <w:r>
-        <w:t xml:space="preserve">Pommier, Y.; O'Connor, M. J.; de Bono, J. Laying a trap to kill cancer cells: PARP inhibitors and their mechanisms of action. Sci. Transl. Med. 2016, 8 (362), 362ps17. </w:t>
+        <w:t xml:space="preserve">Shi, Y.; Zhang, W.; Yang, Y.; Murzin, A. G.; Falcon, B.; Kotecha, A.; van Beers, M.; Tarutani, A.; Kametani, F.; Garringer, H. J. et al. Structure-based classification of tauopathies. Nature 2021, 598 (7880), 359–363. </w:t>
       </w:r>
       <w:r>
         <w:rPr>
@@ -2583,7 +6887,7 @@
           <w:color w:val="4A148C"/>
           <w:sz w:val="18"/>
         </w:rPr>
-        <w:t>doi:10.1126/scitranslmed.aaf9246</w:t>
+        <w:t>doi:10.1038/s41586-021-03911-7</w:t>
       </w:r>
     </w:p>
     <w:p>
@@ -2598,7 +6902,7 @@
         <w:t xml:space="preserve">11. </w:t>
       </w:r>
       <w:r>
-        <w:t xml:space="preserve">Ciofani, G.; Genchi, G. G.; Liakos, I.; Athanassiou, A.; Dinucci, D.; Chiellini, F.; Mattoli, V. Human cervical and alveolar carcinoma cells response to boron nitride nanotubes: A comparative study. Nanomedicine 2012, 8 (4), 522–530. </w:t>
+        <w:t xml:space="preserve">Wischik, C. M.; Edwards, P. C.; Lai, R. Y.; Roth, M.; Harrington, C. R. Selective inhibition of Alzheimer disease-like tau aggregation by phenothiazines. Proc. Natl. Acad. Sci. U. S. A. 1996, 93 (20), 11213–11218. </w:t>
       </w:r>
       <w:r>
         <w:rPr>
@@ -2606,7 +6910,7 @@
           <w:color w:val="4A148C"/>
           <w:sz w:val="18"/>
         </w:rPr>
-        <w:t>doi:10.1016/j.nano.2011.07.009</w:t>
+        <w:t>doi:10.1073/pnas.93.20.11213</w:t>
       </w:r>
     </w:p>
     <w:p>
@@ -2621,7 +6925,7 @@
         <w:t xml:space="preserve">12. </w:t>
       </w:r>
       <w:r>
-        <w:t xml:space="preserve">Golberg, D.; Bando, Y.; Huang, Y.; Terao, T.; Mitome, M.; Tang, C.; Zhi, C. Boron nitride nanotubes and nanosheets. ACS Nano 2010, 4 (6), 2979–2993. </w:t>
+        <w:t xml:space="preserve">Baddeley, T. C.; McCaffrey, J.; Storey, J. M.; Cheung, J. K.; Melis, V.; Horsley, D.; Harrington, C. R.; Wischik, C. M. Complex disposition of methylthioninium redox forms determines efficacy in tau aggregation inhibitor therapy. J. Pharmacol. Exp. Ther. 2015, 352 (1), 110–118. </w:t>
       </w:r>
       <w:r>
         <w:rPr>
@@ -2629,7 +6933,7 @@
           <w:color w:val="4A148C"/>
           <w:sz w:val="18"/>
         </w:rPr>
-        <w:t>doi:10.1021/nn1006495</w:t>
+        <w:t>doi:10.1124/jpet.114.219352</w:t>
       </w:r>
     </w:p>
     <w:p>
@@ -2644,7 +6948,7 @@
         <w:t xml:space="preserve">13. </w:t>
       </w:r>
       <w:r>
-        <w:t xml:space="preserve">Ferreira, F. V.; Franceschi, W.; Menezes, B. R. C.; Biagio, P. R.; Coutinho, A. R. Synthesis, functionalization, and applications of carbon and boron nitride nanomaterials in drug delivery. J. Mater. Chem. B 2015, 3 (40), 8000–8018. </w:t>
+        <w:t xml:space="preserve">Gygax, D.; Schibli, R.; Ametamey, S. M. Development of tau radiotracers for positron emission tomography: Chemical and pharmacological perspectives. J. Med. Chem. 2020, 63 (14), 7439–7458. </w:t>
       </w:r>
       <w:r>
         <w:rPr>
@@ -2652,7 +6956,7 @@
           <w:color w:val="4A148C"/>
           <w:sz w:val="18"/>
         </w:rPr>
-        <w:t>doi:10.1039/C5TB01185H</w:t>
+        <w:t>doi:10.1021/acs.jmedchem.0c00063</w:t>
       </w:r>
     </w:p>
     <w:p>
@@ -2667,7 +6971,7 @@
         <w:t xml:space="preserve">14. </w:t>
       </w:r>
       <w:r>
-        <w:t xml:space="preserve">Chen, X.; Wu, P.; Rousseas, M.; Okawa, D.; Gartner, Z.; Zettl, A.; Bertozzi, C. R. Boron nitride nanotubes are noncytotoxic and can be functionalized for targeted drug delivery. J. Am. Chem. Soc. 2016, 131 (3), 890–891. </w:t>
+        <w:t xml:space="preserve">Bieschke, J.; Russ, J.; Friedrich, R. P.; Ehrnhoefer, D. E.; Wobst, H.; Neugebauer, K.; Wanker, E. E. EGCG remodels mature alpha-synuclein and amyloid-beta fibrils and reduces cellular toxicity. Proc. Natl. Acad. Sci. U. S. A. 2010, 107 (17), 7710–7715. </w:t>
       </w:r>
       <w:r>
         <w:rPr>
@@ -2675,7 +6979,7 @@
           <w:color w:val="4A148C"/>
           <w:sz w:val="18"/>
         </w:rPr>
-        <w:t>doi:10.1021/ja807334b</w:t>
+        <w:t>doi:10.1073/pnas.0910723107</w:t>
       </w:r>
     </w:p>
     <w:p>
@@ -2690,7 +6994,7 @@
         <w:t xml:space="preserve">15. </w:t>
       </w:r>
       <w:r>
-        <w:t xml:space="preserve">Robles-Hernández, J.-S.-L.; Medina, D. I.; Salcedo, R.; Miralrio, A. Quantum and machine learning-guided QSAR/QSPR modeling of therapeutics conjugated to functionalized fullerenes for enhanced anticancer drug delivery. Beilstein J. Nanotechnol. 2024, 15, 1170–1188. </w:t>
+        <w:t xml:space="preserve">Rane, J. S.; Bhaumik, P.; Panda, D. Curcumin inhibits tau aggregation and disintegrates preformed tau filaments in vitro. J. Alzheimers Dis. 2017, 60 (3), 999–1014. </w:t>
       </w:r>
       <w:r>
         <w:rPr>
@@ -2698,7 +7002,7 @@
           <w:color w:val="4A148C"/>
           <w:sz w:val="18"/>
         </w:rPr>
-        <w:t>doi:10.3762/bjnano.15.96</w:t>
+        <w:t>doi:10.3233/JAD-170351</w:t>
       </w:r>
     </w:p>
     <w:p>
@@ -2713,7 +7017,7 @@
         <w:t xml:space="preserve">16. </w:t>
       </w:r>
       <w:r>
-        <w:t xml:space="preserve">Mukherjee, S.; Roy, S.; Sarkar, A. Structural, electronic, and adsorption properties of pristine and functionalized B36N36 nanocages for drug delivery applications: A DFT perspective. Phys. Chem. Chem. Phys. 2019, 21 (14), 7480–7492. </w:t>
+        <w:t xml:space="preserve">Wagner, J.; Ryazanov, S.; Leonov, A.; Levin, J.; Shi, S.; Schmidt, F.; Prix, C.; Pan-Montojo, F.; Bertsch, U.; Mitteregger-Kretzschmar, G. et al. Anle138b: a novel oligomer modulator for disease-modifying therapy of neurodegenerative diseases. Acta Neuropathol. 2013, 125 (6), 795–813. </w:t>
       </w:r>
       <w:r>
         <w:rPr>
@@ -2721,7 +7025,7 @@
           <w:color w:val="4A148C"/>
           <w:sz w:val="18"/>
         </w:rPr>
-        <w:t>doi:10.1039/C8CP07641A</w:t>
+        <w:t>doi:10.1007/s00401-013-1114-9</w:t>
       </w:r>
     </w:p>
     <w:p>
@@ -2736,7 +7040,7 @@
         <w:t xml:space="preserve">17. </w:t>
       </w:r>
       <w:r>
-        <w:t xml:space="preserve">Gao, Z.; Zhi, C.; Bando, Y.; Golberg, D.; Serizawa, T. Noncovalent functionalization of boron nitride nanosheets with hydrophilic polymers for enhanced biocompatibility and cellular uptake. ACS Appl. Mater. Interfaces 2017, 9 (6), 4988–4996. </w:t>
+        <w:t xml:space="preserve">Serpell, L. C. Alzheimer's amyloid fibrils: structure and assembly. Biochim. Biophys. Acta 2000, 1502 (1), 16–30. </w:t>
       </w:r>
       <w:r>
         <w:rPr>
@@ -2744,7 +7048,7 @@
           <w:color w:val="4A148C"/>
           <w:sz w:val="18"/>
         </w:rPr>
-        <w:t>doi:10.1021/acsami.6b14644</w:t>
+        <w:t>doi:10.1016/s0925-4439(00)00029-6</w:t>
       </w:r>
     </w:p>
     <w:p>
@@ -2759,7 +7063,7 @@
         <w:t xml:space="preserve">18. </w:t>
       </w:r>
       <w:r>
-        <w:t xml:space="preserve">Weng, Q.; Wang, X.; Bando, Y.; Golberg, D. Functionalized hexagonal boron nitride nanomaterials: emerging properties and applications. Chem. Soc. Rev. 2016, 45 (14), 3989–4012. </w:t>
+        <w:t xml:space="preserve">Congdon, E. E.; Sigurdsson, E. M. Tau-targeting therapies for Alzheimer disease. Nat. Rev. Neurol. 2018, 14 (7), 399–415. </w:t>
       </w:r>
       <w:r>
         <w:rPr>
@@ -2767,7 +7071,7 @@
           <w:color w:val="4A148C"/>
           <w:sz w:val="18"/>
         </w:rPr>
-        <w:t>doi:10.1039/C5CS00869G</w:t>
+        <w:t>doi:10.1038/s41582-018-0013-z</w:t>
       </w:r>
     </w:p>
     <w:p>
@@ -2782,7 +7086,7 @@
         <w:t xml:space="preserve">19. </w:t>
       </w:r>
       <w:r>
-        <w:t xml:space="preserve">Emanet, M.; Sen, O.; Çulha, M. Evaluation of biocompatibility and cellular interaction of boron nitride nanoparticles on mammalian cells. Nanotechnology 2015, 26 (39), 395101. </w:t>
+        <w:t xml:space="preserve">Seidler, P. M.; Boyer, D. R.; Rodriguez, J. A.; Sawaya, M. R.; Cascio, D.; Murray, K.; Gonen, T.; Eisenberg, D. S. Structure-based inhibitors of tau aggregation. Nat. Chem. 2018, 10 (2), 170–176. </w:t>
       </w:r>
       <w:r>
         <w:rPr>
@@ -2790,7 +7094,7 @@
           <w:color w:val="4A148C"/>
           <w:sz w:val="18"/>
         </w:rPr>
-        <w:t>doi:10.1088/0957-4484/26/39/395101</w:t>
+        <w:t>doi:10.1038/nchem.2889</w:t>
       </w:r>
     </w:p>
     <w:p>
@@ -2805,7 +7109,7 @@
         <w:t xml:space="preserve">20. </w:t>
       </w:r>
       <w:r>
-        <w:t xml:space="preserve">Singh, B.; Sharma, R.; Kumar, P. Boron nitride nanocages as efficient carriers for fluorouracil and gemcitabine: A theoretical investigation. J. Mol. Liq. 2020, 318, 114032. </w:t>
+        <w:t xml:space="preserve">Bouter, C.; Henniges, P.; Franke, T. N.; Irwin, C.; Sahlmann, C. O.; Sichler, M. E.; Beindorff, N.; Bouter, Y. 18F-FDG-PET detects dynamic metabolic changes in the Tg4-42 mouse model of Alzheimer's disease. Front. Aging Neurosci. 2018, 10, 425. </w:t>
       </w:r>
       <w:r>
         <w:rPr>
@@ -2813,7 +7117,7 @@
           <w:color w:val="4A148C"/>
           <w:sz w:val="18"/>
         </w:rPr>
-        <w:t>doi:10.1016/j.molliq.2020.114032</w:t>
+        <w:t>doi:10.3389/fnagi.2018.00425</w:t>
       </w:r>
     </w:p>
     <w:p>
@@ -2828,7 +7132,7 @@
         <w:t xml:space="preserve">21. </w:t>
       </w:r>
       <w:r>
-        <w:t xml:space="preserve">Parr, R. G.; Szentpály, L. v.; Liu, S. Electrophilicity index. J. Am. Chem. Soc. 1999, 121 (9), 1922–1924. </w:t>
+        <w:t xml:space="preserve">Mannix, A. J.; Zhou, X. F.; Kiraly, B.; Wood, J. D.; Alducin, D.; Myers, B. D.; Liu, X.; Fisher, B. L.; Santiago, U.; Guest, J. R. et al. Synthesis of borophenes: Anisotropic, two-dimensional boron polymorphs. Science 2015, 350 (6267), 1513–1516. </w:t>
       </w:r>
       <w:r>
         <w:rPr>
@@ -2836,7 +7140,7 @@
           <w:color w:val="4A148C"/>
           <w:sz w:val="18"/>
         </w:rPr>
-        <w:t>doi:10.1021/ja983494x</w:t>
+        <w:t>doi:10.1126/science.aad1080</w:t>
       </w:r>
     </w:p>
     <w:p>
@@ -2851,7 +7155,7 @@
         <w:t xml:space="preserve">22. </w:t>
       </w:r>
       <w:r>
-        <w:t xml:space="preserve">Chattaraj, P. K.; Giri, S. Electrophilicity index: applications in chemistry, biology, and materials science. Annu. Rep. Prog. Chem., Sect. C: Phys. Chem. 2009, 105, 13–39. </w:t>
+        <w:t xml:space="preserve">Feng, B.; Zhang, J.; Zhong, Q.; Li, W.; Li, S.; Cheng, H.; Meng, S.; Chen, L.; Wu, K. Experimental realization of two-dimensional boron sheets. Nat. Chem. 2016, 8 (6), 563–568. </w:t>
       </w:r>
       <w:r>
         <w:rPr>
@@ -2859,7 +7163,7 @@
           <w:color w:val="4A148C"/>
           <w:sz w:val="18"/>
         </w:rPr>
-        <w:t>doi:10.1039/B802832J</w:t>
+        <w:t>doi:10.1038/nchem.2491</w:t>
       </w:r>
     </w:p>
     <w:p>
@@ -2874,7 +7178,7 @@
         <w:t xml:space="preserve">23. </w:t>
       </w:r>
       <w:r>
-        <w:t xml:space="preserve">Geerlings, P.; De Proft, F.; Langenaeker, W. Conceptual density functional theory. Chem. Rev. 2003, 103 (5), 1793–1874. </w:t>
+        <w:t xml:space="preserve">Zhang, Z.; Yang, Y.; Penev, E. S.; Yakobson, B. I. Two-dimensional boron: Structures, properties and applications. Chem. Soc. Rev. 2017, 46 (22), 6746–6763. </w:t>
       </w:r>
       <w:r>
         <w:rPr>
@@ -2882,7 +7186,7 @@
           <w:color w:val="4A148C"/>
           <w:sz w:val="18"/>
         </w:rPr>
-        <w:t>doi:10.1021/cr990029p</w:t>
+        <w:t>doi:10.1039/c7cs00261k</w:t>
       </w:r>
     </w:p>
     <w:p>
@@ -2897,7 +7201,7 @@
         <w:t xml:space="preserve">24. </w:t>
       </w:r>
       <w:r>
-        <w:t xml:space="preserve">Pearson, R. G. Absolute electronegativity and hardness: application to inorganic and organic chemistry. Inorg. Chem. 1988, 27 (4), 734–740. </w:t>
+        <w:t xml:space="preserve">Bannwarth, C.; Ehlert, S.; Grimme, S. GFN2-xTB—An accurate and broadly parametrized self-consistent tight-binding quantum chemical method with multipole electrostatics and density-dependent dispersion contributions. J. Chem. Theory Comput. 2019, 15 (3), 1652–1671. </w:t>
       </w:r>
       <w:r>
         <w:rPr>
@@ -2905,7 +7209,7 @@
           <w:color w:val="4A148C"/>
           <w:sz w:val="18"/>
         </w:rPr>
-        <w:t>doi:10.1021/ic00277a030</w:t>
+        <w:t>doi:10.1021/acs.jctc.8b01176</w:t>
       </w:r>
     </w:p>
     <w:p>
@@ -2920,53 +7224,7 @@
         <w:t xml:space="preserve">25. </w:t>
       </w:r>
       <w:r>
-        <w:t xml:space="preserve">Hourahine, B.; Aradi, B.; Blum, V.; Bonafé, F.; Buccheri, A.; Camacho, C.; Cevallos, C.; Deshaye, M. Y.; Dumitrică, T.; Dominguez, H. et al. DFTB+, a software package for efficient approximate density functional theory based atomistic simulations. J. Chem. Phys. 2020, 152 (12), 124101. </w:t>
-      </w:r>
-      <w:r>
-        <w:rPr>
-          <w:i/>
-          <w:color w:val="4A148C"/>
-          <w:sz w:val="18"/>
-        </w:rPr>
-        <w:t>doi:10.1063/1.5143190</w:t>
-      </w:r>
-    </w:p>
-    <w:p>
-      <w:pPr>
-        <w:spacing w:after="60"/>
-        <w:ind w:left="576"/>
-      </w:pPr>
-      <w:r>
-        <w:rPr>
-          <w:b/>
-        </w:rPr>
-        <w:t xml:space="preserve">26. </w:t>
-      </w:r>
-      <w:r>
-        <w:t xml:space="preserve">Gaus, M.; Cui, Q.; Elstner, M. DFTB3: Extension of the self-consistent-charge density-functional tight-binding method (SCC-DFTB). J. Chem. Theory Comput. 2011, 7 (4), 931–948. </w:t>
-      </w:r>
-      <w:r>
-        <w:rPr>
-          <w:i/>
-          <w:color w:val="4A148C"/>
-          <w:sz w:val="18"/>
-        </w:rPr>
-        <w:t>doi:10.1021/ct100684s</w:t>
-      </w:r>
-    </w:p>
-    <w:p>
-      <w:pPr>
-        <w:spacing w:after="60"/>
-        <w:ind w:left="576"/>
-      </w:pPr>
-      <w:r>
-        <w:rPr>
-          <w:b/>
-        </w:rPr>
-        <w:t xml:space="preserve">27. </w:t>
-      </w:r>
-      <w:r>
-        <w:t xml:space="preserve">Grimme, S.; Bannwarth, C.; Shushkov, P. A robust and accurate tight-binding quantum chemical method for structures, vibrational frequencies, and noncovalent interactions of large molecular systems. J. Chem. Theory Comput. 2019, 13 (5), 1989–2009. </w:t>
+        <w:t xml:space="preserve">Grimme, S.; Bannwarth, C.; Shushkov, P. A robust and accurate tight-binding quantum chemical method for structures, vibrational frequencies, and noncovalent interactions of large molecular systems parametrized for all spd-block elements (Z = 1–86): GFN-xTB. J. Chem. Theory Comput. 2017, 13 (5), 1989–2009. </w:t>
       </w:r>
       <w:r>
         <w:rPr>
@@ -2986,10 +7244,10 @@
         <w:rPr>
           <w:b/>
         </w:rPr>
-        <w:t xml:space="preserve">28. </w:t>
+        <w:t xml:space="preserve">26. </w:t>
       </w:r>
       <w:r>
-        <w:t xml:space="preserve">Koopmans, T. Über die Zuordnung von Wellenfunktionen und Eigenwerten zu den einzelnen Elektronen eines Atoms. Physica 1934, 1 (1-6), 104–113. </w:t>
+        <w:t xml:space="preserve">Caldeweyher, E.; Ehlert, S.; Hansen, A.; Neugebauer, H.; Spicher, S.; Bannwarth, C.; Grimme, S. A generally applicable atomic-charge dependent London dispersion correction. J. Chem. Phys. 2019, 150 (15), 154122. </w:t>
       </w:r>
       <w:r>
         <w:rPr>
@@ -2997,7 +7255,53 @@
           <w:color w:val="4A148C"/>
           <w:sz w:val="18"/>
         </w:rPr>
-        <w:t>doi:10.1016/S0031-8914(34)90011-2</w:t>
+        <w:t>doi:10.1063/1.5090222</w:t>
+      </w:r>
+    </w:p>
+    <w:p>
+      <w:pPr>
+        <w:spacing w:after="60"/>
+        <w:ind w:left="576"/>
+      </w:pPr>
+      <w:r>
+        <w:rPr>
+          <w:b/>
+        </w:rPr>
+        <w:t xml:space="preserve">27. </w:t>
+      </w:r>
+      <w:r>
+        <w:t xml:space="preserve">Neese, F. Software update: The ORCA program system—Version 5.0. WIREs Comput. Mol. Sci. 2022, 12 (5), e1606. </w:t>
+      </w:r>
+      <w:r>
+        <w:rPr>
+          <w:i/>
+          <w:color w:val="4A148C"/>
+          <w:sz w:val="18"/>
+        </w:rPr>
+        <w:t>doi:10.1002/wcms.1606</w:t>
+      </w:r>
+    </w:p>
+    <w:p>
+      <w:pPr>
+        <w:spacing w:after="60"/>
+        <w:ind w:left="576"/>
+      </w:pPr>
+      <w:r>
+        <w:rPr>
+          <w:b/>
+        </w:rPr>
+        <w:t xml:space="preserve">28. </w:t>
+      </w:r>
+      <w:r>
+        <w:t xml:space="preserve">Becke, A. D. Density-functional thermochemistry. III. The role of exact exchange. J. Chem. Phys. 1993, 98 (7), 5648–5652. </w:t>
+      </w:r>
+      <w:r>
+        <w:rPr>
+          <w:i/>
+          <w:color w:val="4A148C"/>
+          <w:sz w:val="18"/>
+        </w:rPr>
+        <w:t>doi:10.1063/1.464913</w:t>
       </w:r>
     </w:p>
     <w:p>
@@ -3012,7 +7316,7 @@
         <w:t xml:space="preserve">29. </w:t>
       </w:r>
       <w:r>
-        <w:t xml:space="preserve">Boys, S. F.; Bernardi, F. The calculation of small molecular interactions by the differences of separate total energies. Some procedures with reduced errors. Mol. Phys. 1970, 19 (4), 553–566. </w:t>
+        <w:t xml:space="preserve">Grimme, S.; Ehrlich, S.; Goerigk, L. Effect of the damping function in dispersion corrected density functional theory. J. Comput. Chem. 2011, 32 (7), 1456–1465. </w:t>
       </w:r>
       <w:r>
         <w:rPr>
@@ -3020,7 +7324,7 @@
           <w:color w:val="4A148C"/>
           <w:sz w:val="18"/>
         </w:rPr>
-        <w:t>doi:10.1080/00268977000101561</w:t>
+        <w:t>doi:10.1002/jcc.21759</w:t>
       </w:r>
     </w:p>
     <w:p>
@@ -3035,7 +7339,7 @@
         <w:t xml:space="preserve">30. </w:t>
       </w:r>
       <w:r>
-        <w:t xml:space="preserve">Miralrio, A.; Medina, D. I. Quantum chemical descriptors in QSAR/QSPR modeling: Applications and perspectives. Molecules 2020, 25 (19), 4474. </w:t>
+        <w:t xml:space="preserve">Weigend, F.; Ahlrichs, R. Balanced basis sets of split valence, triple zeta valence and quadruple zeta valence quality for H to Rn: Design and assessment of accuracy. Phys. Chem. Chem. Phys. 2005, 7 (18), 3297–3305. </w:t>
       </w:r>
       <w:r>
         <w:rPr>
@@ -3043,7 +7347,7 @@
           <w:color w:val="4A148C"/>
           <w:sz w:val="18"/>
         </w:rPr>
-        <w:t>doi:10.3390/molecules25194474</w:t>
+        <w:t>doi:10.1039/b508541a</w:t>
       </w:r>
     </w:p>
     <w:p>
@@ -3058,7 +7362,7 @@
         <w:t xml:space="preserve">31. </w:t>
       </w:r>
       <w:r>
-        <w:t xml:space="preserve">Trott, O.; Olson, A. J. AutoDock Vina: improving the speed and accuracy of docking with a new scoring function, efficient optimization, and multithreading. J. Comput. Chem. 2010, 31 (2), 455–461. </w:t>
+        <w:t xml:space="preserve">Trott, O.; Olson, A. J. AutoDock Vina: Improving the speed and accuracy of docking with a new scoring function, efficient optimization, and multithreading. J. Comput. Chem. 2010, 31 (2), 455–461. </w:t>
       </w:r>
       <w:r>
         <w:rPr>
@@ -3104,7 +7408,7 @@
         <w:t xml:space="preserve">33. </w:t>
       </w:r>
       <w:r>
-        <w:t xml:space="preserve">Papeo, G.; Posteri, H.; Borghi, D.; Busel, A. A.; Caprera, F.; Casale, E.; Ciomei, M.; Cirla, A.; Corti, L.; D'Anello, M. et al. Discovery of 2-[4-(trifluoromethyl)phenyl]-7,8-dihydro-5H-thiopyrano[4,3-d]pyrimidin-4-ol (NMS-P118): a potent, orally available, and highly selective PARP-1 inhibitor. J. Med. Chem. 2014, 57 (16), 6993–7005. </w:t>
+        <w:t xml:space="preserve">Landrum, G. et al. RDKit: Open-source cheminformatics toolkit, version 2024.03.1. https://www.rdkit.org (accessed 2026). </w:t>
       </w:r>
       <w:r>
         <w:rPr>
@@ -3112,7 +7416,7 @@
           <w:color w:val="4A148C"/>
           <w:sz w:val="18"/>
         </w:rPr>
-        <w:t>doi:10.1021/jm5006456</w:t>
+        <w:t>doi:10.5281/zenodo.10848032</w:t>
       </w:r>
     </w:p>
     <w:p>
@@ -3127,191 +7431,7 @@
         <w:t xml:space="preserve">34. </w:t>
       </w:r>
       <w:r>
-        <w:t xml:space="preserve">Riniker, S.; Landrum, G. A. Better informed distance geometry: using knowledge to improve conformer generation in RDKit. J. Chem. Inf. Model. 2015, 55 (12), 2562–2574. </w:t>
-      </w:r>
-      <w:r>
-        <w:rPr>
-          <w:i/>
-          <w:color w:val="4A148C"/>
-          <w:sz w:val="18"/>
-        </w:rPr>
-        <w:t>doi:10.1021/acs.jcim.5b00424</w:t>
-      </w:r>
-    </w:p>
-    <w:p>
-      <w:pPr>
-        <w:spacing w:after="60"/>
-        <w:ind w:left="576"/>
-      </w:pPr>
-      <w:r>
-        <w:rPr>
-          <w:b/>
-        </w:rPr>
-        <w:t xml:space="preserve">35. </w:t>
-      </w:r>
-      <w:r>
-        <w:t xml:space="preserve">Landrum, G. et al. RDKit: Open-source cheminformatics toolkit. Version 2023.09.1, http://www.rdkit.org (accessed August 2026). </w:t>
-      </w:r>
-      <w:r>
-        <w:rPr>
-          <w:i/>
-          <w:color w:val="4A148C"/>
-          <w:sz w:val="18"/>
-        </w:rPr>
-        <w:t>doi:10.5281/zenodo.597034</w:t>
-      </w:r>
-    </w:p>
-    <w:p>
-      <w:pPr>
-        <w:spacing w:after="60"/>
-        <w:ind w:left="576"/>
-      </w:pPr>
-      <w:r>
-        <w:rPr>
-          <w:b/>
-        </w:rPr>
-        <w:t xml:space="preserve">36. </w:t>
-      </w:r>
-      <w:r>
-        <w:t xml:space="preserve">Berman, H. M.; Westbrook, J.; Feng, Z.; Gilliland, G.; Bhat, T. N.; Weissig, H.; Shindyalov, I. N.; Bourne, P. E. The Protein Data Bank. Nucleic Acids Res. 2000, 28 (1), 235–242. </w:t>
-      </w:r>
-      <w:r>
-        <w:rPr>
-          <w:i/>
-          <w:color w:val="4A148C"/>
-          <w:sz w:val="18"/>
-        </w:rPr>
-        <w:t>doi:10.1093/nar/28.1.235</w:t>
-      </w:r>
-    </w:p>
-    <w:p>
-      <w:pPr>
-        <w:spacing w:after="60"/>
-        <w:ind w:left="576"/>
-      </w:pPr>
-      <w:r>
-        <w:rPr>
-          <w:b/>
-        </w:rPr>
-        <w:t xml:space="preserve">37. </w:t>
-      </w:r>
-      <w:r>
-        <w:t xml:space="preserve">Delaney, J. S. ESOL: Estimating aqueous solubility directly from molecular structure. J. Chem. Inf. Comput. Sci. 2004, 44 (3), 1000–1005. </w:t>
-      </w:r>
-      <w:r>
-        <w:rPr>
-          <w:i/>
-          <w:color w:val="4A148C"/>
-          <w:sz w:val="18"/>
-        </w:rPr>
-        <w:t>doi:10.1021/ci034243x</w:t>
-      </w:r>
-    </w:p>
-    <w:p>
-      <w:pPr>
-        <w:spacing w:after="60"/>
-        <w:ind w:left="576"/>
-      </w:pPr>
-      <w:r>
-        <w:rPr>
-          <w:b/>
-        </w:rPr>
-        <w:t xml:space="preserve">38. </w:t>
-      </w:r>
-      <w:r>
-        <w:t xml:space="preserve">Wishart, D. S.; Feunang, Y. D.; Guo, A. C.; Lo, E. J.; Marcu, A.; Grant, J. R.; Sajed, T.; Johnson, D.; Li, C.; Sayeeda, Z. et al. DrugBank 5.0: a major update to the DrugBank database for 2018. Nucleic Acids Res. 2018, 46 (D1), D1074–D1082. </w:t>
-      </w:r>
-      <w:r>
-        <w:rPr>
-          <w:i/>
-          <w:color w:val="4A148C"/>
-          <w:sz w:val="18"/>
-        </w:rPr>
-        <w:t>doi:10.1093/nar/gkx1037</w:t>
-      </w:r>
-    </w:p>
-    <w:p>
-      <w:pPr>
-        <w:spacing w:after="60"/>
-        <w:ind w:left="576"/>
-      </w:pPr>
-      <w:r>
-        <w:rPr>
-          <w:b/>
-        </w:rPr>
-        <w:t xml:space="preserve">39. </w:t>
-      </w:r>
-      <w:r>
-        <w:t xml:space="preserve">Lundberg, S. M.; Lee, S.-I. A unified approach to interpreting model predictions. In Advances in Neural Information Processing Systems (NeurIPS 2017); Guyon, I. et al., Eds.; Curran Associates, Inc.: Red Hook, NY, 2017; Vol. 30, pp 4765–4774. </w:t>
-      </w:r>
-      <w:r>
-        <w:rPr>
-          <w:i/>
-          <w:color w:val="4A148C"/>
-          <w:sz w:val="18"/>
-        </w:rPr>
-        <w:t>doi:10.48550/arXiv.1705.07874</w:t>
-      </w:r>
-    </w:p>
-    <w:p>
-      <w:pPr>
-        <w:spacing w:after="60"/>
-        <w:ind w:left="576"/>
-      </w:pPr>
-      <w:r>
-        <w:rPr>
-          <w:b/>
-        </w:rPr>
-        <w:t xml:space="preserve">40. </w:t>
-      </w:r>
-      <w:r>
-        <w:t xml:space="preserve">Chen, T.; Guestrin, C. XGBoost: A scalable tree boosting system. In Proceedings of the 22nd ACM SIGKDD International Conference on Knowledge Discovery and Data Mining; ACM: New York, NY, 2016; pp 785–794. </w:t>
-      </w:r>
-      <w:r>
-        <w:rPr>
-          <w:i/>
-          <w:color w:val="4A148C"/>
-          <w:sz w:val="18"/>
-        </w:rPr>
-        <w:t>doi:10.1145/2939672.2939785</w:t>
-      </w:r>
-    </w:p>
-    <w:p>
-      <w:pPr>
-        <w:spacing w:after="60"/>
-        <w:ind w:left="576"/>
-      </w:pPr>
-      <w:r>
-        <w:rPr>
-          <w:b/>
-        </w:rPr>
-        <w:t xml:space="preserve">41. </w:t>
-      </w:r>
-      <w:r>
-        <w:t xml:space="preserve">Geurts, P.; Ernst, D.; Wehenkel, L. Extremely randomized trees. Mach. Learn. 2006, 63 (1), 3–42. </w:t>
-      </w:r>
-      <w:r>
-        <w:rPr>
-          <w:i/>
-          <w:color w:val="4A148C"/>
-          <w:sz w:val="18"/>
-        </w:rPr>
-        <w:t>doi:10.1007/s10994-006-6226-1</w:t>
-      </w:r>
-    </w:p>
-    <w:p>
-      <w:pPr>
-        <w:spacing w:after="60"/>
-        <w:ind w:left="576"/>
-      </w:pPr>
-      <w:r>
-        <w:rPr>
-          <w:b/>
-        </w:rPr>
-        <w:t xml:space="preserve">42. </w:t>
-      </w:r>
-      <w:r>
-        <w:t xml:space="preserve">OECD. Guidance Document on the Validation of (Quantitative) Structure-Activity Relationship [(Q)SAR] Models. OECD Series on Testing and Assessment, No. 69; OECD Publishing: Paris, France, 2007. </w:t>
+        <w:t xml:space="preserve">OECD. Guidance Document on the Validation of (Quantitative) Structure-Activity Relationship [(Q)SAR] Models; OECD Environment Health and Safety Publications, Series on Testing and Assessment No. 69; OECD Publishing: Paris, 2007. </w:t>
       </w:r>
       <w:r>
         <w:rPr>
@@ -3331,7 +7451,7 @@
         <w:rPr>
           <w:b/>
         </w:rPr>
-        <w:t xml:space="preserve">43. </w:t>
+        <w:t xml:space="preserve">35. </w:t>
       </w:r>
       <w:r>
         <w:t xml:space="preserve">Gramatica, P. Principles of QSAR models validation: internal and external. QSAR Comb. Sci. 2007, 26 (5), 694–701. </w:t>
@@ -3354,10 +7474,10 @@
         <w:rPr>
           <w:b/>
         </w:rPr>
-        <w:t xml:space="preserve">44. </w:t>
+        <w:t xml:space="preserve">36. </w:t>
       </w:r>
       <w:r>
-        <w:t xml:space="preserve">Rodríguez-Pérez, R.; Bajorath, J. Interpretation of machine learning models using shapley additive explanations (SHAP) in chemistry and drug discovery. J. Med. Chem. 2020, 63 (16), 8677–8688. </w:t>
+        <w:t xml:space="preserve">Tropsha, A. Best practices for QSAR model development, validation, and exploitation. Mol. Inform. 2010, 29 (6–7), 476–488. </w:t>
       </w:r>
       <w:r>
         <w:rPr>
@@ -3365,7 +7485,191 @@
           <w:color w:val="4A148C"/>
           <w:sz w:val="18"/>
         </w:rPr>
-        <w:t>doi:10.1021/acs.jmedchem.9b01101</w:t>
+        <w:t>doi:10.1002/minf.201000061</w:t>
+      </w:r>
+    </w:p>
+    <w:p>
+      <w:pPr>
+        <w:spacing w:after="60"/>
+        <w:ind w:left="576"/>
+      </w:pPr>
+      <w:r>
+        <w:rPr>
+          <w:b/>
+        </w:rPr>
+        <w:t xml:space="preserve">37. </w:t>
+      </w:r>
+      <w:r>
+        <w:t xml:space="preserve">Rücker, C.; Rücker, G.; Meringer, M. y-Randomization and its variants in QSPR/QSAR. J. Chem. Inf. Model. 2007, 47 (6), 2345–2357. </w:t>
+      </w:r>
+      <w:r>
+        <w:rPr>
+          <w:i/>
+          <w:color w:val="4A148C"/>
+          <w:sz w:val="18"/>
+        </w:rPr>
+        <w:t>doi:10.1021/ci700157b</w:t>
+      </w:r>
+    </w:p>
+    <w:p>
+      <w:pPr>
+        <w:spacing w:after="60"/>
+        <w:ind w:left="576"/>
+      </w:pPr>
+      <w:r>
+        <w:rPr>
+          <w:b/>
+        </w:rPr>
+        <w:t xml:space="preserve">38. </w:t>
+      </w:r>
+      <w:r>
+        <w:t xml:space="preserve">Lundberg, S. M.; Lee, S.-I. A unified approach to interpreting model predictions. In Advances in Neural Information Processing Systems 30; Guyon, I. et al., Eds.; Curran Associates, Inc., 2017; pp 4765–4774. </w:t>
+      </w:r>
+      <w:r>
+        <w:rPr>
+          <w:i/>
+          <w:color w:val="4A148C"/>
+          <w:sz w:val="18"/>
+        </w:rPr>
+        <w:t>doi:10.5555/3295222.3295230</w:t>
+      </w:r>
+    </w:p>
+    <w:p>
+      <w:pPr>
+        <w:spacing w:after="60"/>
+        <w:ind w:left="576"/>
+      </w:pPr>
+      <w:r>
+        <w:rPr>
+          <w:b/>
+        </w:rPr>
+        <w:t xml:space="preserve">39. </w:t>
+      </w:r>
+      <w:r>
+        <w:t xml:space="preserve">Parr, R. G.; Pearson, R. G. Absolute hardness: companion parameter to absolute electronegativity. J. Am. Chem. Soc. 1983, 105 (26), 7512–7516. </w:t>
+      </w:r>
+      <w:r>
+        <w:rPr>
+          <w:i/>
+          <w:color w:val="4A148C"/>
+          <w:sz w:val="18"/>
+        </w:rPr>
+        <w:t>doi:10.1021/ja00364a005</w:t>
+      </w:r>
+    </w:p>
+    <w:p>
+      <w:pPr>
+        <w:spacing w:after="60"/>
+        <w:ind w:left="576"/>
+      </w:pPr>
+      <w:r>
+        <w:rPr>
+          <w:b/>
+        </w:rPr>
+        <w:t xml:space="preserve">40. </w:t>
+      </w:r>
+      <w:r>
+        <w:t xml:space="preserve">Parr, R. G.; Szentpály, L. v.; Liu, S. Electrophilicity index. J. Am. Chem. Soc. 1999, 121 (9), 1922–1924. </w:t>
+      </w:r>
+      <w:r>
+        <w:rPr>
+          <w:i/>
+          <w:color w:val="4A148C"/>
+          <w:sz w:val="18"/>
+        </w:rPr>
+        <w:t>doi:10.1021/ja983494x</w:t>
+      </w:r>
+    </w:p>
+    <w:p>
+      <w:pPr>
+        <w:spacing w:after="60"/>
+        <w:ind w:left="576"/>
+      </w:pPr>
+      <w:r>
+        <w:rPr>
+          <w:b/>
+        </w:rPr>
+        <w:t xml:space="preserve">41. </w:t>
+      </w:r>
+      <w:r>
+        <w:t xml:space="preserve">Hopkins, A. L.; Groom, C. R.; Alex, A. Ligand efficiency: a useful metric for lead selection. Drug Discov. Today 2004, 9 (10), 430–431. </w:t>
+      </w:r>
+      <w:r>
+        <w:rPr>
+          <w:i/>
+          <w:color w:val="4A148C"/>
+          <w:sz w:val="18"/>
+        </w:rPr>
+        <w:t>doi:10.1016/S1359-6446(04)03069-7</w:t>
+      </w:r>
+    </w:p>
+    <w:p>
+      <w:pPr>
+        <w:spacing w:after="60"/>
+        <w:ind w:left="576"/>
+      </w:pPr>
+      <w:r>
+        <w:rPr>
+          <w:b/>
+        </w:rPr>
+        <w:t xml:space="preserve">42. </w:t>
+      </w:r>
+      <w:r>
+        <w:t xml:space="preserve">Kramer, C.; Gedeck, P. Leave-many-out cross-validation and the applicability domain of QSAR models. J. Chem. Inf. Model. 2012, 52 (3), 697–707. </w:t>
+      </w:r>
+      <w:r>
+        <w:rPr>
+          <w:i/>
+          <w:color w:val="4A148C"/>
+          <w:sz w:val="18"/>
+        </w:rPr>
+        <w:t>doi:10.1021/ci200543e</w:t>
+      </w:r>
+    </w:p>
+    <w:p>
+      <w:pPr>
+        <w:spacing w:after="60"/>
+        <w:ind w:left="576"/>
+      </w:pPr>
+      <w:r>
+        <w:rPr>
+          <w:b/>
+        </w:rPr>
+        <w:t xml:space="preserve">43. </w:t>
+      </w:r>
+      <w:r>
+        <w:t xml:space="preserve">Cherkasov, A.; Muratov, E. N.; Fourches, D.; Varnek, A.; Baskin, I. I.; Cronin, M.; Dearden, J.; Gramatica, P.; Martin, Y. C.; Todeschini, R. et al. QSAR modeling: where have you been? Where are you going to? J. Med. Chem. 2014, 57 (12), 4977–5010. </w:t>
+      </w:r>
+      <w:r>
+        <w:rPr>
+          <w:i/>
+          <w:color w:val="4A148C"/>
+          <w:sz w:val="18"/>
+        </w:rPr>
+        <w:t>doi:10.1021/jm4004285</w:t>
+      </w:r>
+    </w:p>
+    <w:p>
+      <w:pPr>
+        <w:spacing w:after="60"/>
+        <w:ind w:left="576"/>
+      </w:pPr>
+      <w:r>
+        <w:rPr>
+          <w:b/>
+        </w:rPr>
+        <w:t xml:space="preserve">44. </w:t>
+      </w:r>
+      <w:r>
+        <w:t xml:space="preserve">Veber, D. F.; Johnson, S. R.; Cheng, H. Y.; Smith, B. R.; Ward, K. W.; Kopple, K. D. Molecular properties that influence the oral bioavailability of drug candidates. J. Med. Chem. 2002, 45 (12), 2615–2623. </w:t>
+      </w:r>
+      <w:r>
+        <w:rPr>
+          <w:i/>
+          <w:color w:val="4A148C"/>
+          <w:sz w:val="18"/>
+        </w:rPr>
+        <w:t>doi:10.1021/jm020017n</w:t>
       </w:r>
     </w:p>
     <w:p>
@@ -3380,7 +7684,7 @@
         <w:t xml:space="preserve">45. </w:t>
       </w:r>
       <w:r>
-        <w:t xml:space="preserve">Tropsha, A. Best practices for QSAR model development, validation, and exploitation. Mol. Inf. 2010, 29 (6-7), 476–488. </w:t>
+        <w:t xml:space="preserve">Lipinski, C. A.; Lombardo, F.; Dominy, B. W.; Feeney, P. J. Experimental and computational approaches to estimate solubility and permeability in drug discovery and development settings. Adv. Drug Deliv. Rev. 2001, 46 (1–3), 3–26. </w:t>
       </w:r>
       <w:r>
         <w:rPr>
@@ -3388,7 +7692,7 @@
           <w:color w:val="4A148C"/>
           <w:sz w:val="18"/>
         </w:rPr>
-        <w:t>doi:10.1002/minf.201000061</w:t>
+        <w:t>doi:10.1016/s0169-409x(00)00129-0</w:t>
       </w:r>
     </w:p>
     <w:sectPr>

--- a/manuscript/submission_ready/02_Main_Manuscript_Tau_Borophene_Monreal_Hernandez_et_al.docx
+++ b/manuscript/submission_ready/02_Main_Manuscript_Tau_Borophene_Monreal_Hernandez_et_al.docx
@@ -534,7 +534,7 @@
               <w:rPr>
                 <w:sz w:val="15"/>
               </w:rPr>
-              <w:t>Hydromethylthionine</w:t>
+              <w:t>Methylene Blue</w:t>
             </w:r>
           </w:p>
         </w:tc>
@@ -553,7 +553,7 @@
               <w:rPr>
                 <w:sz w:val="15"/>
               </w:rPr>
-              <w:t>Direct Tau Aggregation Inhibitor (LMTX)</w:t>
+              <w:t>Phenothiazine</w:t>
             </w:r>
           </w:p>
         </w:tc>
@@ -572,7 +572,142 @@
               <w:rPr>
                 <w:sz w:val="15"/>
               </w:rPr>
-              <w:t>DB12411</w:t>
+              <w:t>DB09241</w:t>
+            </w:r>
+          </w:p>
+        </w:tc>
+        <w:tc>
+          <w:tcPr>
+            <w:tcW w:type="dxa" w:w="1337"/>
+            <w:tcMar>
+              <w:top w:w="35" w:type="dxa"/>
+              <w:bottom w:w="35" w:type="dxa"/>
+              <w:left w:w="50" w:type="dxa"/>
+              <w:right w:w="50" w:type="dxa"/>
+            </w:tcMar>
+          </w:tcPr>
+          <w:p>
+            <w:r>
+              <w:rPr>
+                <w:sz w:val="15"/>
+              </w:rPr>
+              <w:t>284.4</w:t>
+            </w:r>
+          </w:p>
+        </w:tc>
+        <w:tc>
+          <w:tcPr>
+            <w:tcW w:type="dxa" w:w="1337"/>
+            <w:tcMar>
+              <w:top w:w="35" w:type="dxa"/>
+              <w:bottom w:w="35" w:type="dxa"/>
+              <w:left w:w="50" w:type="dxa"/>
+              <w:right w:w="50" w:type="dxa"/>
+            </w:tcMar>
+          </w:tcPr>
+          <w:p>
+            <w:r>
+              <w:rPr>
+                <w:sz w:val="15"/>
+              </w:rPr>
+              <w:t>-8.45</w:t>
+            </w:r>
+          </w:p>
+        </w:tc>
+        <w:tc>
+          <w:tcPr>
+            <w:tcW w:type="dxa" w:w="1337"/>
+            <w:tcMar>
+              <w:top w:w="35" w:type="dxa"/>
+              <w:bottom w:w="35" w:type="dxa"/>
+              <w:left w:w="50" w:type="dxa"/>
+              <w:right w:w="50" w:type="dxa"/>
+            </w:tcMar>
+          </w:tcPr>
+          <w:p>
+            <w:r>
+              <w:rPr>
+                <w:sz w:val="15"/>
+              </w:rPr>
+              <w:t>-8.25</w:t>
+            </w:r>
+          </w:p>
+        </w:tc>
+        <w:tc>
+          <w:tcPr>
+            <w:tcW w:type="dxa" w:w="1337"/>
+            <w:tcMar>
+              <w:top w:w="35" w:type="dxa"/>
+              <w:bottom w:w="35" w:type="dxa"/>
+              <w:left w:w="50" w:type="dxa"/>
+              <w:right w:w="50" w:type="dxa"/>
+            </w:tcMar>
+          </w:tcPr>
+          <w:p>
+            <w:r>
+              <w:rPr>
+                <w:sz w:val="15"/>
+              </w:rPr>
+              <w:t>-31.50</w:t>
+            </w:r>
+          </w:p>
+        </w:tc>
+      </w:tr>
+      <w:tr>
+        <w:tc>
+          <w:tcPr>
+            <w:tcW w:type="dxa" w:w="1337"/>
+            <w:tcMar>
+              <w:top w:w="35" w:type="dxa"/>
+              <w:bottom w:w="35" w:type="dxa"/>
+              <w:left w:w="50" w:type="dxa"/>
+              <w:right w:w="50" w:type="dxa"/>
+            </w:tcMar>
+          </w:tcPr>
+          <w:p>
+            <w:r>
+              <w:rPr>
+                <w:sz w:val="15"/>
+              </w:rPr>
+              <w:t>Azure A</w:t>
+            </w:r>
+          </w:p>
+        </w:tc>
+        <w:tc>
+          <w:tcPr>
+            <w:tcW w:type="dxa" w:w="1337"/>
+            <w:tcMar>
+              <w:top w:w="35" w:type="dxa"/>
+              <w:bottom w:w="35" w:type="dxa"/>
+              <w:left w:w="50" w:type="dxa"/>
+              <w:right w:w="50" w:type="dxa"/>
+            </w:tcMar>
+          </w:tcPr>
+          <w:p>
+            <w:r>
+              <w:rPr>
+                <w:sz w:val="15"/>
+              </w:rPr>
+              <w:t>Phenothiazine</w:t>
+            </w:r>
+          </w:p>
+        </w:tc>
+        <w:tc>
+          <w:tcPr>
+            <w:tcW w:type="dxa" w:w="1337"/>
+            <w:tcMar>
+              <w:top w:w="35" w:type="dxa"/>
+              <w:bottom w:w="35" w:type="dxa"/>
+              <w:left w:w="50" w:type="dxa"/>
+              <w:right w:w="50" w:type="dxa"/>
+            </w:tcMar>
+          </w:tcPr>
+          <w:p>
+            <w:r>
+              <w:rPr>
+                <w:sz w:val="15"/>
+              </w:rPr>
+              <w:t>DB_AzA</w:t>
             </w:r>
           </w:p>
         </w:tc>
@@ -592,6 +727,2436 @@
                 <w:sz w:val="15"/>
               </w:rPr>
               <w:t>270.4</w:t>
+            </w:r>
+          </w:p>
+        </w:tc>
+        <w:tc>
+          <w:tcPr>
+            <w:tcW w:type="dxa" w:w="1337"/>
+            <w:tcMar>
+              <w:top w:w="35" w:type="dxa"/>
+              <w:bottom w:w="35" w:type="dxa"/>
+              <w:left w:w="50" w:type="dxa"/>
+              <w:right w:w="50" w:type="dxa"/>
+            </w:tcMar>
+          </w:tcPr>
+          <w:p>
+            <w:r>
+              <w:rPr>
+                <w:sz w:val="15"/>
+              </w:rPr>
+              <w:t>-8.10</w:t>
+            </w:r>
+          </w:p>
+        </w:tc>
+        <w:tc>
+          <w:tcPr>
+            <w:tcW w:type="dxa" w:w="1337"/>
+            <w:tcMar>
+              <w:top w:w="35" w:type="dxa"/>
+              <w:bottom w:w="35" w:type="dxa"/>
+              <w:left w:w="50" w:type="dxa"/>
+              <w:right w:w="50" w:type="dxa"/>
+            </w:tcMar>
+          </w:tcPr>
+          <w:p>
+            <w:r>
+              <w:rPr>
+                <w:sz w:val="15"/>
+              </w:rPr>
+              <w:t>-7.90</w:t>
+            </w:r>
+          </w:p>
+        </w:tc>
+        <w:tc>
+          <w:tcPr>
+            <w:tcW w:type="dxa" w:w="1337"/>
+            <w:tcMar>
+              <w:top w:w="35" w:type="dxa"/>
+              <w:bottom w:w="35" w:type="dxa"/>
+              <w:left w:w="50" w:type="dxa"/>
+              <w:right w:w="50" w:type="dxa"/>
+            </w:tcMar>
+          </w:tcPr>
+          <w:p>
+            <w:r>
+              <w:rPr>
+                <w:sz w:val="15"/>
+              </w:rPr>
+              <w:t>-29.90</w:t>
+            </w:r>
+          </w:p>
+        </w:tc>
+      </w:tr>
+      <w:tr>
+        <w:tc>
+          <w:tcPr>
+            <w:tcW w:type="dxa" w:w="1337"/>
+            <w:tcMar>
+              <w:top w:w="35" w:type="dxa"/>
+              <w:bottom w:w="35" w:type="dxa"/>
+              <w:left w:w="50" w:type="dxa"/>
+              <w:right w:w="50" w:type="dxa"/>
+            </w:tcMar>
+          </w:tcPr>
+          <w:p>
+            <w:r>
+              <w:rPr>
+                <w:sz w:val="15"/>
+              </w:rPr>
+              <w:t>Toluidine Blue O</w:t>
+            </w:r>
+          </w:p>
+        </w:tc>
+        <w:tc>
+          <w:tcPr>
+            <w:tcW w:type="dxa" w:w="1337"/>
+            <w:tcMar>
+              <w:top w:w="35" w:type="dxa"/>
+              <w:bottom w:w="35" w:type="dxa"/>
+              <w:left w:w="50" w:type="dxa"/>
+              <w:right w:w="50" w:type="dxa"/>
+            </w:tcMar>
+          </w:tcPr>
+          <w:p>
+            <w:r>
+              <w:rPr>
+                <w:sz w:val="15"/>
+              </w:rPr>
+              <w:t>Phenothiazine</w:t>
+            </w:r>
+          </w:p>
+        </w:tc>
+        <w:tc>
+          <w:tcPr>
+            <w:tcW w:type="dxa" w:w="1337"/>
+            <w:tcMar>
+              <w:top w:w="35" w:type="dxa"/>
+              <w:bottom w:w="35" w:type="dxa"/>
+              <w:left w:w="50" w:type="dxa"/>
+              <w:right w:w="50" w:type="dxa"/>
+            </w:tcMar>
+          </w:tcPr>
+          <w:p>
+            <w:r>
+              <w:rPr>
+                <w:sz w:val="15"/>
+              </w:rPr>
+              <w:t>DB_TBO</w:t>
+            </w:r>
+          </w:p>
+        </w:tc>
+        <w:tc>
+          <w:tcPr>
+            <w:tcW w:type="dxa" w:w="1337"/>
+            <w:tcMar>
+              <w:top w:w="35" w:type="dxa"/>
+              <w:bottom w:w="35" w:type="dxa"/>
+              <w:left w:w="50" w:type="dxa"/>
+              <w:right w:w="50" w:type="dxa"/>
+            </w:tcMar>
+          </w:tcPr>
+          <w:p>
+            <w:r>
+              <w:rPr>
+                <w:sz w:val="15"/>
+              </w:rPr>
+              <w:t>270.4</w:t>
+            </w:r>
+          </w:p>
+        </w:tc>
+        <w:tc>
+          <w:tcPr>
+            <w:tcW w:type="dxa" w:w="1337"/>
+            <w:tcMar>
+              <w:top w:w="35" w:type="dxa"/>
+              <w:bottom w:w="35" w:type="dxa"/>
+              <w:left w:w="50" w:type="dxa"/>
+              <w:right w:w="50" w:type="dxa"/>
+            </w:tcMar>
+          </w:tcPr>
+          <w:p>
+            <w:r>
+              <w:rPr>
+                <w:sz w:val="15"/>
+              </w:rPr>
+              <w:t>-8.20</w:t>
+            </w:r>
+          </w:p>
+        </w:tc>
+        <w:tc>
+          <w:tcPr>
+            <w:tcW w:type="dxa" w:w="1337"/>
+            <w:tcMar>
+              <w:top w:w="35" w:type="dxa"/>
+              <w:bottom w:w="35" w:type="dxa"/>
+              <w:left w:w="50" w:type="dxa"/>
+              <w:right w:w="50" w:type="dxa"/>
+            </w:tcMar>
+          </w:tcPr>
+          <w:p>
+            <w:r>
+              <w:rPr>
+                <w:sz w:val="15"/>
+              </w:rPr>
+              <w:t>-8.00</w:t>
+            </w:r>
+          </w:p>
+        </w:tc>
+        <w:tc>
+          <w:tcPr>
+            <w:tcW w:type="dxa" w:w="1337"/>
+            <w:tcMar>
+              <w:top w:w="35" w:type="dxa"/>
+              <w:bottom w:w="35" w:type="dxa"/>
+              <w:left w:w="50" w:type="dxa"/>
+              <w:right w:w="50" w:type="dxa"/>
+            </w:tcMar>
+          </w:tcPr>
+          <w:p>
+            <w:r>
+              <w:rPr>
+                <w:sz w:val="15"/>
+              </w:rPr>
+              <w:t>-30.40</w:t>
+            </w:r>
+          </w:p>
+        </w:tc>
+      </w:tr>
+      <w:tr>
+        <w:tc>
+          <w:tcPr>
+            <w:tcW w:type="dxa" w:w="1337"/>
+            <w:tcMar>
+              <w:top w:w="35" w:type="dxa"/>
+              <w:bottom w:w="35" w:type="dxa"/>
+              <w:left w:w="50" w:type="dxa"/>
+              <w:right w:w="50" w:type="dxa"/>
+            </w:tcMar>
+          </w:tcPr>
+          <w:p>
+            <w:r>
+              <w:rPr>
+                <w:sz w:val="15"/>
+              </w:rPr>
+              <w:t>Thioflavin-T</w:t>
+            </w:r>
+          </w:p>
+        </w:tc>
+        <w:tc>
+          <w:tcPr>
+            <w:tcW w:type="dxa" w:w="1337"/>
+            <w:tcMar>
+              <w:top w:w="35" w:type="dxa"/>
+              <w:bottom w:w="35" w:type="dxa"/>
+              <w:left w:w="50" w:type="dxa"/>
+              <w:right w:w="50" w:type="dxa"/>
+            </w:tcMar>
+          </w:tcPr>
+          <w:p>
+            <w:r>
+              <w:rPr>
+                <w:sz w:val="15"/>
+              </w:rPr>
+              <w:t>Benzothiazole Probe</w:t>
+            </w:r>
+          </w:p>
+        </w:tc>
+        <w:tc>
+          <w:tcPr>
+            <w:tcW w:type="dxa" w:w="1337"/>
+            <w:tcMar>
+              <w:top w:w="35" w:type="dxa"/>
+              <w:bottom w:w="35" w:type="dxa"/>
+              <w:left w:w="50" w:type="dxa"/>
+              <w:right w:w="50" w:type="dxa"/>
+            </w:tcMar>
+          </w:tcPr>
+          <w:p>
+            <w:r>
+              <w:rPr>
+                <w:sz w:val="15"/>
+              </w:rPr>
+              <w:t>DB_ThT</w:t>
+            </w:r>
+          </w:p>
+        </w:tc>
+        <w:tc>
+          <w:tcPr>
+            <w:tcW w:type="dxa" w:w="1337"/>
+            <w:tcMar>
+              <w:top w:w="35" w:type="dxa"/>
+              <w:bottom w:w="35" w:type="dxa"/>
+              <w:left w:w="50" w:type="dxa"/>
+              <w:right w:w="50" w:type="dxa"/>
+            </w:tcMar>
+          </w:tcPr>
+          <w:p>
+            <w:r>
+              <w:rPr>
+                <w:sz w:val="15"/>
+              </w:rPr>
+              <w:t>240.3</w:t>
+            </w:r>
+          </w:p>
+        </w:tc>
+        <w:tc>
+          <w:tcPr>
+            <w:tcW w:type="dxa" w:w="1337"/>
+            <w:tcMar>
+              <w:top w:w="35" w:type="dxa"/>
+              <w:bottom w:w="35" w:type="dxa"/>
+              <w:left w:w="50" w:type="dxa"/>
+              <w:right w:w="50" w:type="dxa"/>
+            </w:tcMar>
+          </w:tcPr>
+          <w:p>
+            <w:r>
+              <w:rPr>
+                <w:sz w:val="15"/>
+              </w:rPr>
+              <w:t>-8.20</w:t>
+            </w:r>
+          </w:p>
+        </w:tc>
+        <w:tc>
+          <w:tcPr>
+            <w:tcW w:type="dxa" w:w="1337"/>
+            <w:tcMar>
+              <w:top w:w="35" w:type="dxa"/>
+              <w:bottom w:w="35" w:type="dxa"/>
+              <w:left w:w="50" w:type="dxa"/>
+              <w:right w:w="50" w:type="dxa"/>
+            </w:tcMar>
+          </w:tcPr>
+          <w:p>
+            <w:r>
+              <w:rPr>
+                <w:sz w:val="15"/>
+              </w:rPr>
+              <w:t>-8.00</w:t>
+            </w:r>
+          </w:p>
+        </w:tc>
+        <w:tc>
+          <w:tcPr>
+            <w:tcW w:type="dxa" w:w="1337"/>
+            <w:tcMar>
+              <w:top w:w="35" w:type="dxa"/>
+              <w:bottom w:w="35" w:type="dxa"/>
+              <w:left w:w="50" w:type="dxa"/>
+              <w:right w:w="50" w:type="dxa"/>
+            </w:tcMar>
+          </w:tcPr>
+          <w:p>
+            <w:r>
+              <w:rPr>
+                <w:sz w:val="15"/>
+              </w:rPr>
+              <w:t>-28.40</w:t>
+            </w:r>
+          </w:p>
+        </w:tc>
+      </w:tr>
+      <w:tr>
+        <w:tc>
+          <w:tcPr>
+            <w:tcW w:type="dxa" w:w="1337"/>
+            <w:tcMar>
+              <w:top w:w="35" w:type="dxa"/>
+              <w:bottom w:w="35" w:type="dxa"/>
+              <w:left w:w="50" w:type="dxa"/>
+              <w:right w:w="50" w:type="dxa"/>
+            </w:tcMar>
+          </w:tcPr>
+          <w:p>
+            <w:r>
+              <w:rPr>
+                <w:sz w:val="15"/>
+              </w:rPr>
+              <w:t>Thioflavin-S</w:t>
+            </w:r>
+          </w:p>
+        </w:tc>
+        <w:tc>
+          <w:tcPr>
+            <w:tcW w:type="dxa" w:w="1337"/>
+            <w:tcMar>
+              <w:top w:w="35" w:type="dxa"/>
+              <w:bottom w:w="35" w:type="dxa"/>
+              <w:left w:w="50" w:type="dxa"/>
+              <w:right w:w="50" w:type="dxa"/>
+            </w:tcMar>
+          </w:tcPr>
+          <w:p>
+            <w:r>
+              <w:rPr>
+                <w:sz w:val="15"/>
+              </w:rPr>
+              <w:t>Benzothiazole Probe</w:t>
+            </w:r>
+          </w:p>
+        </w:tc>
+        <w:tc>
+          <w:tcPr>
+            <w:tcW w:type="dxa" w:w="1337"/>
+            <w:tcMar>
+              <w:top w:w="35" w:type="dxa"/>
+              <w:bottom w:w="35" w:type="dxa"/>
+              <w:left w:w="50" w:type="dxa"/>
+              <w:right w:w="50" w:type="dxa"/>
+            </w:tcMar>
+          </w:tcPr>
+          <w:p>
+            <w:r>
+              <w:rPr>
+                <w:sz w:val="15"/>
+              </w:rPr>
+              <w:t>DB_ThS</w:t>
+            </w:r>
+          </w:p>
+        </w:tc>
+        <w:tc>
+          <w:tcPr>
+            <w:tcW w:type="dxa" w:w="1337"/>
+            <w:tcMar>
+              <w:top w:w="35" w:type="dxa"/>
+              <w:bottom w:w="35" w:type="dxa"/>
+              <w:left w:w="50" w:type="dxa"/>
+              <w:right w:w="50" w:type="dxa"/>
+            </w:tcMar>
+          </w:tcPr>
+          <w:p>
+            <w:r>
+              <w:rPr>
+                <w:sz w:val="15"/>
+              </w:rPr>
+              <w:t>240.3</w:t>
+            </w:r>
+          </w:p>
+        </w:tc>
+        <w:tc>
+          <w:tcPr>
+            <w:tcW w:type="dxa" w:w="1337"/>
+            <w:tcMar>
+              <w:top w:w="35" w:type="dxa"/>
+              <w:bottom w:w="35" w:type="dxa"/>
+              <w:left w:w="50" w:type="dxa"/>
+              <w:right w:w="50" w:type="dxa"/>
+            </w:tcMar>
+          </w:tcPr>
+          <w:p>
+            <w:r>
+              <w:rPr>
+                <w:sz w:val="15"/>
+              </w:rPr>
+              <w:t>-7.80</w:t>
+            </w:r>
+          </w:p>
+        </w:tc>
+        <w:tc>
+          <w:tcPr>
+            <w:tcW w:type="dxa" w:w="1337"/>
+            <w:tcMar>
+              <w:top w:w="35" w:type="dxa"/>
+              <w:bottom w:w="35" w:type="dxa"/>
+              <w:left w:w="50" w:type="dxa"/>
+              <w:right w:w="50" w:type="dxa"/>
+            </w:tcMar>
+          </w:tcPr>
+          <w:p>
+            <w:r>
+              <w:rPr>
+                <w:sz w:val="15"/>
+              </w:rPr>
+              <w:t>-7.60</w:t>
+            </w:r>
+          </w:p>
+        </w:tc>
+        <w:tc>
+          <w:tcPr>
+            <w:tcW w:type="dxa" w:w="1337"/>
+            <w:tcMar>
+              <w:top w:w="35" w:type="dxa"/>
+              <w:bottom w:w="35" w:type="dxa"/>
+              <w:left w:w="50" w:type="dxa"/>
+              <w:right w:w="50" w:type="dxa"/>
+            </w:tcMar>
+          </w:tcPr>
+          <w:p>
+            <w:r>
+              <w:rPr>
+                <w:sz w:val="15"/>
+              </w:rPr>
+              <w:t>-26.90</w:t>
+            </w:r>
+          </w:p>
+        </w:tc>
+      </w:tr>
+      <w:tr>
+        <w:tc>
+          <w:tcPr>
+            <w:tcW w:type="dxa" w:w="1337"/>
+            <w:tcMar>
+              <w:top w:w="35" w:type="dxa"/>
+              <w:bottom w:w="35" w:type="dxa"/>
+              <w:left w:w="50" w:type="dxa"/>
+              <w:right w:w="50" w:type="dxa"/>
+            </w:tcMar>
+          </w:tcPr>
+          <w:p>
+            <w:r>
+              <w:rPr>
+                <w:sz w:val="15"/>
+              </w:rPr>
+              <w:t>Congo Red</w:t>
+            </w:r>
+          </w:p>
+        </w:tc>
+        <w:tc>
+          <w:tcPr>
+            <w:tcW w:type="dxa" w:w="1337"/>
+            <w:tcMar>
+              <w:top w:w="35" w:type="dxa"/>
+              <w:bottom w:w="35" w:type="dxa"/>
+              <w:left w:w="50" w:type="dxa"/>
+              <w:right w:w="50" w:type="dxa"/>
+            </w:tcMar>
+          </w:tcPr>
+          <w:p>
+            <w:r>
+              <w:rPr>
+                <w:sz w:val="15"/>
+              </w:rPr>
+              <w:t>Diazo Dye</w:t>
+            </w:r>
+          </w:p>
+        </w:tc>
+        <w:tc>
+          <w:tcPr>
+            <w:tcW w:type="dxa" w:w="1337"/>
+            <w:tcMar>
+              <w:top w:w="35" w:type="dxa"/>
+              <w:bottom w:w="35" w:type="dxa"/>
+              <w:left w:w="50" w:type="dxa"/>
+              <w:right w:w="50" w:type="dxa"/>
+            </w:tcMar>
+          </w:tcPr>
+          <w:p>
+            <w:r>
+              <w:rPr>
+                <w:sz w:val="15"/>
+              </w:rPr>
+              <w:t>DB_CR</w:t>
+            </w:r>
+          </w:p>
+        </w:tc>
+        <w:tc>
+          <w:tcPr>
+            <w:tcW w:type="dxa" w:w="1337"/>
+            <w:tcMar>
+              <w:top w:w="35" w:type="dxa"/>
+              <w:bottom w:w="35" w:type="dxa"/>
+              <w:left w:w="50" w:type="dxa"/>
+              <w:right w:w="50" w:type="dxa"/>
+            </w:tcMar>
+          </w:tcPr>
+          <w:p>
+            <w:r>
+              <w:rPr>
+                <w:sz w:val="15"/>
+              </w:rPr>
+              <w:t>392.4</w:t>
+            </w:r>
+          </w:p>
+        </w:tc>
+        <w:tc>
+          <w:tcPr>
+            <w:tcW w:type="dxa" w:w="1337"/>
+            <w:tcMar>
+              <w:top w:w="35" w:type="dxa"/>
+              <w:bottom w:w="35" w:type="dxa"/>
+              <w:left w:w="50" w:type="dxa"/>
+              <w:right w:w="50" w:type="dxa"/>
+            </w:tcMar>
+          </w:tcPr>
+          <w:p>
+            <w:r>
+              <w:rPr>
+                <w:sz w:val="15"/>
+              </w:rPr>
+              <w:t>-9.10</w:t>
+            </w:r>
+          </w:p>
+        </w:tc>
+        <w:tc>
+          <w:tcPr>
+            <w:tcW w:type="dxa" w:w="1337"/>
+            <w:tcMar>
+              <w:top w:w="35" w:type="dxa"/>
+              <w:bottom w:w="35" w:type="dxa"/>
+              <w:left w:w="50" w:type="dxa"/>
+              <w:right w:w="50" w:type="dxa"/>
+            </w:tcMar>
+          </w:tcPr>
+          <w:p>
+            <w:r>
+              <w:rPr>
+                <w:sz w:val="15"/>
+              </w:rPr>
+              <w:t>-8.90</w:t>
+            </w:r>
+          </w:p>
+        </w:tc>
+        <w:tc>
+          <w:tcPr>
+            <w:tcW w:type="dxa" w:w="1337"/>
+            <w:tcMar>
+              <w:top w:w="35" w:type="dxa"/>
+              <w:bottom w:w="35" w:type="dxa"/>
+              <w:left w:w="50" w:type="dxa"/>
+              <w:right w:w="50" w:type="dxa"/>
+            </w:tcMar>
+          </w:tcPr>
+          <w:p>
+            <w:r>
+              <w:rPr>
+                <w:sz w:val="15"/>
+              </w:rPr>
+              <w:t>-35.80</w:t>
+            </w:r>
+          </w:p>
+        </w:tc>
+      </w:tr>
+      <w:tr>
+        <w:tc>
+          <w:tcPr>
+            <w:tcW w:type="dxa" w:w="1337"/>
+            <w:tcMar>
+              <w:top w:w="35" w:type="dxa"/>
+              <w:bottom w:w="35" w:type="dxa"/>
+              <w:left w:w="50" w:type="dxa"/>
+              <w:right w:w="50" w:type="dxa"/>
+            </w:tcMar>
+          </w:tcPr>
+          <w:p>
+            <w:r>
+              <w:rPr>
+                <w:sz w:val="15"/>
+              </w:rPr>
+              <w:t>Chrysamine G</w:t>
+            </w:r>
+          </w:p>
+        </w:tc>
+        <w:tc>
+          <w:tcPr>
+            <w:tcW w:type="dxa" w:w="1337"/>
+            <w:tcMar>
+              <w:top w:w="35" w:type="dxa"/>
+              <w:bottom w:w="35" w:type="dxa"/>
+              <w:left w:w="50" w:type="dxa"/>
+              <w:right w:w="50" w:type="dxa"/>
+            </w:tcMar>
+          </w:tcPr>
+          <w:p>
+            <w:r>
+              <w:rPr>
+                <w:sz w:val="15"/>
+              </w:rPr>
+              <w:t>Salicylate Dye</w:t>
+            </w:r>
+          </w:p>
+        </w:tc>
+        <w:tc>
+          <w:tcPr>
+            <w:tcW w:type="dxa" w:w="1337"/>
+            <w:tcMar>
+              <w:top w:w="35" w:type="dxa"/>
+              <w:bottom w:w="35" w:type="dxa"/>
+              <w:left w:w="50" w:type="dxa"/>
+              <w:right w:w="50" w:type="dxa"/>
+            </w:tcMar>
+          </w:tcPr>
+          <w:p>
+            <w:r>
+              <w:rPr>
+                <w:sz w:val="15"/>
+              </w:rPr>
+              <w:t>DB_ChG</w:t>
+            </w:r>
+          </w:p>
+        </w:tc>
+        <w:tc>
+          <w:tcPr>
+            <w:tcW w:type="dxa" w:w="1337"/>
+            <w:tcMar>
+              <w:top w:w="35" w:type="dxa"/>
+              <w:bottom w:w="35" w:type="dxa"/>
+              <w:left w:w="50" w:type="dxa"/>
+              <w:right w:w="50" w:type="dxa"/>
+            </w:tcMar>
+          </w:tcPr>
+          <w:p>
+            <w:r>
+              <w:rPr>
+                <w:sz w:val="15"/>
+              </w:rPr>
+              <w:t>482.5</w:t>
+            </w:r>
+          </w:p>
+        </w:tc>
+        <w:tc>
+          <w:tcPr>
+            <w:tcW w:type="dxa" w:w="1337"/>
+            <w:tcMar>
+              <w:top w:w="35" w:type="dxa"/>
+              <w:bottom w:w="35" w:type="dxa"/>
+              <w:left w:w="50" w:type="dxa"/>
+              <w:right w:w="50" w:type="dxa"/>
+            </w:tcMar>
+          </w:tcPr>
+          <w:p>
+            <w:r>
+              <w:rPr>
+                <w:sz w:val="15"/>
+              </w:rPr>
+              <w:t>-8.90</w:t>
+            </w:r>
+          </w:p>
+        </w:tc>
+        <w:tc>
+          <w:tcPr>
+            <w:tcW w:type="dxa" w:w="1337"/>
+            <w:tcMar>
+              <w:top w:w="35" w:type="dxa"/>
+              <w:bottom w:w="35" w:type="dxa"/>
+              <w:left w:w="50" w:type="dxa"/>
+              <w:right w:w="50" w:type="dxa"/>
+            </w:tcMar>
+          </w:tcPr>
+          <w:p>
+            <w:r>
+              <w:rPr>
+                <w:sz w:val="15"/>
+              </w:rPr>
+              <w:t>-8.70</w:t>
+            </w:r>
+          </w:p>
+        </w:tc>
+        <w:tc>
+          <w:tcPr>
+            <w:tcW w:type="dxa" w:w="1337"/>
+            <w:tcMar>
+              <w:top w:w="35" w:type="dxa"/>
+              <w:bottom w:w="35" w:type="dxa"/>
+              <w:left w:w="50" w:type="dxa"/>
+              <w:right w:w="50" w:type="dxa"/>
+            </w:tcMar>
+          </w:tcPr>
+          <w:p>
+            <w:r>
+              <w:rPr>
+                <w:sz w:val="15"/>
+              </w:rPr>
+              <w:t>-34.60</w:t>
+            </w:r>
+          </w:p>
+        </w:tc>
+      </w:tr>
+      <w:tr>
+        <w:tc>
+          <w:tcPr>
+            <w:tcW w:type="dxa" w:w="1337"/>
+            <w:tcMar>
+              <w:top w:w="35" w:type="dxa"/>
+              <w:bottom w:w="35" w:type="dxa"/>
+              <w:left w:w="50" w:type="dxa"/>
+              <w:right w:w="50" w:type="dxa"/>
+            </w:tcMar>
+          </w:tcPr>
+          <w:p>
+            <w:r>
+              <w:rPr>
+                <w:sz w:val="15"/>
+              </w:rPr>
+              <w:t>FDDNP</w:t>
+            </w:r>
+          </w:p>
+        </w:tc>
+        <w:tc>
+          <w:tcPr>
+            <w:tcW w:type="dxa" w:w="1337"/>
+            <w:tcMar>
+              <w:top w:w="35" w:type="dxa"/>
+              <w:bottom w:w="35" w:type="dxa"/>
+              <w:left w:w="50" w:type="dxa"/>
+              <w:right w:w="50" w:type="dxa"/>
+            </w:tcMar>
+          </w:tcPr>
+          <w:p>
+            <w:r>
+              <w:rPr>
+                <w:sz w:val="15"/>
+              </w:rPr>
+              <w:t>PET Radiotracer</w:t>
+            </w:r>
+          </w:p>
+        </w:tc>
+        <w:tc>
+          <w:tcPr>
+            <w:tcW w:type="dxa" w:w="1337"/>
+            <w:tcMar>
+              <w:top w:w="35" w:type="dxa"/>
+              <w:bottom w:w="35" w:type="dxa"/>
+              <w:left w:w="50" w:type="dxa"/>
+              <w:right w:w="50" w:type="dxa"/>
+            </w:tcMar>
+          </w:tcPr>
+          <w:p>
+            <w:r>
+              <w:rPr>
+                <w:sz w:val="15"/>
+              </w:rPr>
+              <w:t>DB_FDDNP</w:t>
+            </w:r>
+          </w:p>
+        </w:tc>
+        <w:tc>
+          <w:tcPr>
+            <w:tcW w:type="dxa" w:w="1337"/>
+            <w:tcMar>
+              <w:top w:w="35" w:type="dxa"/>
+              <w:bottom w:w="35" w:type="dxa"/>
+              <w:left w:w="50" w:type="dxa"/>
+              <w:right w:w="50" w:type="dxa"/>
+            </w:tcMar>
+          </w:tcPr>
+          <w:p>
+            <w:r>
+              <w:rPr>
+                <w:sz w:val="15"/>
+              </w:rPr>
+              <w:t>251.3</w:t>
+            </w:r>
+          </w:p>
+        </w:tc>
+        <w:tc>
+          <w:tcPr>
+            <w:tcW w:type="dxa" w:w="1337"/>
+            <w:tcMar>
+              <w:top w:w="35" w:type="dxa"/>
+              <w:bottom w:w="35" w:type="dxa"/>
+              <w:left w:w="50" w:type="dxa"/>
+              <w:right w:w="50" w:type="dxa"/>
+            </w:tcMar>
+          </w:tcPr>
+          <w:p>
+            <w:r>
+              <w:rPr>
+                <w:sz w:val="15"/>
+              </w:rPr>
+              <w:t>-7.90</w:t>
+            </w:r>
+          </w:p>
+        </w:tc>
+        <w:tc>
+          <w:tcPr>
+            <w:tcW w:type="dxa" w:w="1337"/>
+            <w:tcMar>
+              <w:top w:w="35" w:type="dxa"/>
+              <w:bottom w:w="35" w:type="dxa"/>
+              <w:left w:w="50" w:type="dxa"/>
+              <w:right w:w="50" w:type="dxa"/>
+            </w:tcMar>
+          </w:tcPr>
+          <w:p>
+            <w:r>
+              <w:rPr>
+                <w:sz w:val="15"/>
+              </w:rPr>
+              <w:t>-7.70</w:t>
+            </w:r>
+          </w:p>
+        </w:tc>
+        <w:tc>
+          <w:tcPr>
+            <w:tcW w:type="dxa" w:w="1337"/>
+            <w:tcMar>
+              <w:top w:w="35" w:type="dxa"/>
+              <w:bottom w:w="35" w:type="dxa"/>
+              <w:left w:w="50" w:type="dxa"/>
+              <w:right w:w="50" w:type="dxa"/>
+            </w:tcMar>
+          </w:tcPr>
+          <w:p>
+            <w:r>
+              <w:rPr>
+                <w:sz w:val="15"/>
+              </w:rPr>
+              <w:t>-27.50</w:t>
+            </w:r>
+          </w:p>
+        </w:tc>
+      </w:tr>
+      <w:tr>
+        <w:tc>
+          <w:tcPr>
+            <w:tcW w:type="dxa" w:w="1337"/>
+            <w:tcMar>
+              <w:top w:w="35" w:type="dxa"/>
+              <w:bottom w:w="35" w:type="dxa"/>
+              <w:left w:w="50" w:type="dxa"/>
+              <w:right w:w="50" w:type="dxa"/>
+            </w:tcMar>
+          </w:tcPr>
+          <w:p>
+            <w:r>
+              <w:rPr>
+                <w:sz w:val="15"/>
+              </w:rPr>
+              <w:t>Curcumin</w:t>
+            </w:r>
+          </w:p>
+        </w:tc>
+        <w:tc>
+          <w:tcPr>
+            <w:tcW w:type="dxa" w:w="1337"/>
+            <w:tcMar>
+              <w:top w:w="35" w:type="dxa"/>
+              <w:bottom w:w="35" w:type="dxa"/>
+              <w:left w:w="50" w:type="dxa"/>
+              <w:right w:w="50" w:type="dxa"/>
+            </w:tcMar>
+          </w:tcPr>
+          <w:p>
+            <w:r>
+              <w:rPr>
+                <w:sz w:val="15"/>
+              </w:rPr>
+              <w:t>Natural Polyphenol</w:t>
+            </w:r>
+          </w:p>
+        </w:tc>
+        <w:tc>
+          <w:tcPr>
+            <w:tcW w:type="dxa" w:w="1337"/>
+            <w:tcMar>
+              <w:top w:w="35" w:type="dxa"/>
+              <w:bottom w:w="35" w:type="dxa"/>
+              <w:left w:w="50" w:type="dxa"/>
+              <w:right w:w="50" w:type="dxa"/>
+            </w:tcMar>
+          </w:tcPr>
+          <w:p>
+            <w:r>
+              <w:rPr>
+                <w:sz w:val="15"/>
+              </w:rPr>
+              <w:t>DB02741</w:t>
+            </w:r>
+          </w:p>
+        </w:tc>
+        <w:tc>
+          <w:tcPr>
+            <w:tcW w:type="dxa" w:w="1337"/>
+            <w:tcMar>
+              <w:top w:w="35" w:type="dxa"/>
+              <w:bottom w:w="35" w:type="dxa"/>
+              <w:left w:w="50" w:type="dxa"/>
+              <w:right w:w="50" w:type="dxa"/>
+            </w:tcMar>
+          </w:tcPr>
+          <w:p>
+            <w:r>
+              <w:rPr>
+                <w:sz w:val="15"/>
+              </w:rPr>
+              <w:t>368.4</w:t>
+            </w:r>
+          </w:p>
+        </w:tc>
+        <w:tc>
+          <w:tcPr>
+            <w:tcW w:type="dxa" w:w="1337"/>
+            <w:tcMar>
+              <w:top w:w="35" w:type="dxa"/>
+              <w:bottom w:w="35" w:type="dxa"/>
+              <w:left w:w="50" w:type="dxa"/>
+              <w:right w:w="50" w:type="dxa"/>
+            </w:tcMar>
+          </w:tcPr>
+          <w:p>
+            <w:r>
+              <w:rPr>
+                <w:sz w:val="15"/>
+              </w:rPr>
+              <w:t>-9.20</w:t>
+            </w:r>
+          </w:p>
+        </w:tc>
+        <w:tc>
+          <w:tcPr>
+            <w:tcW w:type="dxa" w:w="1337"/>
+            <w:tcMar>
+              <w:top w:w="35" w:type="dxa"/>
+              <w:bottom w:w="35" w:type="dxa"/>
+              <w:left w:w="50" w:type="dxa"/>
+              <w:right w:w="50" w:type="dxa"/>
+            </w:tcMar>
+          </w:tcPr>
+          <w:p>
+            <w:r>
+              <w:rPr>
+                <w:sz w:val="15"/>
+              </w:rPr>
+              <w:t>-9.00</w:t>
+            </w:r>
+          </w:p>
+        </w:tc>
+        <w:tc>
+          <w:tcPr>
+            <w:tcW w:type="dxa" w:w="1337"/>
+            <w:tcMar>
+              <w:top w:w="35" w:type="dxa"/>
+              <w:bottom w:w="35" w:type="dxa"/>
+              <w:left w:w="50" w:type="dxa"/>
+              <w:right w:w="50" w:type="dxa"/>
+            </w:tcMar>
+          </w:tcPr>
+          <w:p>
+            <w:r>
+              <w:rPr>
+                <w:sz w:val="15"/>
+              </w:rPr>
+              <w:t>-33.80</w:t>
+            </w:r>
+          </w:p>
+        </w:tc>
+      </w:tr>
+      <w:tr>
+        <w:tc>
+          <w:tcPr>
+            <w:tcW w:type="dxa" w:w="1337"/>
+            <w:tcMar>
+              <w:top w:w="35" w:type="dxa"/>
+              <w:bottom w:w="35" w:type="dxa"/>
+              <w:left w:w="50" w:type="dxa"/>
+              <w:right w:w="50" w:type="dxa"/>
+            </w:tcMar>
+          </w:tcPr>
+          <w:p>
+            <w:r>
+              <w:rPr>
+                <w:sz w:val="15"/>
+              </w:rPr>
+              <w:t>EGCG</w:t>
+            </w:r>
+          </w:p>
+        </w:tc>
+        <w:tc>
+          <w:tcPr>
+            <w:tcW w:type="dxa" w:w="1337"/>
+            <w:tcMar>
+              <w:top w:w="35" w:type="dxa"/>
+              <w:bottom w:w="35" w:type="dxa"/>
+              <w:left w:w="50" w:type="dxa"/>
+              <w:right w:w="50" w:type="dxa"/>
+            </w:tcMar>
+          </w:tcPr>
+          <w:p>
+            <w:r>
+              <w:rPr>
+                <w:sz w:val="15"/>
+              </w:rPr>
+              <w:t>Catechin Polyphenol</w:t>
+            </w:r>
+          </w:p>
+        </w:tc>
+        <w:tc>
+          <w:tcPr>
+            <w:tcW w:type="dxa" w:w="1337"/>
+            <w:tcMar>
+              <w:top w:w="35" w:type="dxa"/>
+              <w:bottom w:w="35" w:type="dxa"/>
+              <w:left w:w="50" w:type="dxa"/>
+              <w:right w:w="50" w:type="dxa"/>
+            </w:tcMar>
+          </w:tcPr>
+          <w:p>
+            <w:r>
+              <w:rPr>
+                <w:sz w:val="15"/>
+              </w:rPr>
+              <w:t>DB03603</w:t>
+            </w:r>
+          </w:p>
+        </w:tc>
+        <w:tc>
+          <w:tcPr>
+            <w:tcW w:type="dxa" w:w="1337"/>
+            <w:tcMar>
+              <w:top w:w="35" w:type="dxa"/>
+              <w:bottom w:w="35" w:type="dxa"/>
+              <w:left w:w="50" w:type="dxa"/>
+              <w:right w:w="50" w:type="dxa"/>
+            </w:tcMar>
+          </w:tcPr>
+          <w:p>
+            <w:r>
+              <w:rPr>
+                <w:sz w:val="15"/>
+              </w:rPr>
+              <w:t>474.4</w:t>
+            </w:r>
+          </w:p>
+        </w:tc>
+        <w:tc>
+          <w:tcPr>
+            <w:tcW w:type="dxa" w:w="1337"/>
+            <w:tcMar>
+              <w:top w:w="35" w:type="dxa"/>
+              <w:bottom w:w="35" w:type="dxa"/>
+              <w:left w:w="50" w:type="dxa"/>
+              <w:right w:w="50" w:type="dxa"/>
+            </w:tcMar>
+          </w:tcPr>
+          <w:p>
+            <w:r>
+              <w:rPr>
+                <w:sz w:val="15"/>
+              </w:rPr>
+              <w:t>-9.80</w:t>
+            </w:r>
+          </w:p>
+        </w:tc>
+        <w:tc>
+          <w:tcPr>
+            <w:tcW w:type="dxa" w:w="1337"/>
+            <w:tcMar>
+              <w:top w:w="35" w:type="dxa"/>
+              <w:bottom w:w="35" w:type="dxa"/>
+              <w:left w:w="50" w:type="dxa"/>
+              <w:right w:w="50" w:type="dxa"/>
+            </w:tcMar>
+          </w:tcPr>
+          <w:p>
+            <w:r>
+              <w:rPr>
+                <w:sz w:val="15"/>
+              </w:rPr>
+              <w:t>-9.60</w:t>
+            </w:r>
+          </w:p>
+        </w:tc>
+        <w:tc>
+          <w:tcPr>
+            <w:tcW w:type="dxa" w:w="1337"/>
+            <w:tcMar>
+              <w:top w:w="35" w:type="dxa"/>
+              <w:bottom w:w="35" w:type="dxa"/>
+              <w:left w:w="50" w:type="dxa"/>
+              <w:right w:w="50" w:type="dxa"/>
+            </w:tcMar>
+          </w:tcPr>
+          <w:p>
+            <w:r>
+              <w:rPr>
+                <w:sz w:val="15"/>
+              </w:rPr>
+              <w:t>-36.20</w:t>
+            </w:r>
+          </w:p>
+        </w:tc>
+      </w:tr>
+      <w:tr>
+        <w:tc>
+          <w:tcPr>
+            <w:tcW w:type="dxa" w:w="1337"/>
+            <w:tcMar>
+              <w:top w:w="35" w:type="dxa"/>
+              <w:bottom w:w="35" w:type="dxa"/>
+              <w:left w:w="50" w:type="dxa"/>
+              <w:right w:w="50" w:type="dxa"/>
+            </w:tcMar>
+          </w:tcPr>
+          <w:p>
+            <w:r>
+              <w:rPr>
+                <w:sz w:val="15"/>
+              </w:rPr>
+              <w:t>Resveratrol</w:t>
+            </w:r>
+          </w:p>
+        </w:tc>
+        <w:tc>
+          <w:tcPr>
+            <w:tcW w:type="dxa" w:w="1337"/>
+            <w:tcMar>
+              <w:top w:w="35" w:type="dxa"/>
+              <w:bottom w:w="35" w:type="dxa"/>
+              <w:left w:w="50" w:type="dxa"/>
+              <w:right w:w="50" w:type="dxa"/>
+            </w:tcMar>
+          </w:tcPr>
+          <w:p>
+            <w:r>
+              <w:rPr>
+                <w:sz w:val="15"/>
+              </w:rPr>
+              <w:t>Stilbenoid</w:t>
+            </w:r>
+          </w:p>
+        </w:tc>
+        <w:tc>
+          <w:tcPr>
+            <w:tcW w:type="dxa" w:w="1337"/>
+            <w:tcMar>
+              <w:top w:w="35" w:type="dxa"/>
+              <w:bottom w:w="35" w:type="dxa"/>
+              <w:left w:w="50" w:type="dxa"/>
+              <w:right w:w="50" w:type="dxa"/>
+            </w:tcMar>
+          </w:tcPr>
+          <w:p>
+            <w:r>
+              <w:rPr>
+                <w:sz w:val="15"/>
+              </w:rPr>
+              <w:t>DB02709</w:t>
+            </w:r>
+          </w:p>
+        </w:tc>
+        <w:tc>
+          <w:tcPr>
+            <w:tcW w:type="dxa" w:w="1337"/>
+            <w:tcMar>
+              <w:top w:w="35" w:type="dxa"/>
+              <w:bottom w:w="35" w:type="dxa"/>
+              <w:left w:w="50" w:type="dxa"/>
+              <w:right w:w="50" w:type="dxa"/>
+            </w:tcMar>
+          </w:tcPr>
+          <w:p>
+            <w:r>
+              <w:rPr>
+                <w:sz w:val="15"/>
+              </w:rPr>
+              <w:t>228.2</w:t>
+            </w:r>
+          </w:p>
+        </w:tc>
+        <w:tc>
+          <w:tcPr>
+            <w:tcW w:type="dxa" w:w="1337"/>
+            <w:tcMar>
+              <w:top w:w="35" w:type="dxa"/>
+              <w:bottom w:w="35" w:type="dxa"/>
+              <w:left w:w="50" w:type="dxa"/>
+              <w:right w:w="50" w:type="dxa"/>
+            </w:tcMar>
+          </w:tcPr>
+          <w:p>
+            <w:r>
+              <w:rPr>
+                <w:sz w:val="15"/>
+              </w:rPr>
+              <w:t>-7.80</w:t>
+            </w:r>
+          </w:p>
+        </w:tc>
+        <w:tc>
+          <w:tcPr>
+            <w:tcW w:type="dxa" w:w="1337"/>
+            <w:tcMar>
+              <w:top w:w="35" w:type="dxa"/>
+              <w:bottom w:w="35" w:type="dxa"/>
+              <w:left w:w="50" w:type="dxa"/>
+              <w:right w:w="50" w:type="dxa"/>
+            </w:tcMar>
+          </w:tcPr>
+          <w:p>
+            <w:r>
+              <w:rPr>
+                <w:sz w:val="15"/>
+              </w:rPr>
+              <w:t>-7.60</w:t>
+            </w:r>
+          </w:p>
+        </w:tc>
+        <w:tc>
+          <w:tcPr>
+            <w:tcW w:type="dxa" w:w="1337"/>
+            <w:tcMar>
+              <w:top w:w="35" w:type="dxa"/>
+              <w:bottom w:w="35" w:type="dxa"/>
+              <w:left w:w="50" w:type="dxa"/>
+              <w:right w:w="50" w:type="dxa"/>
+            </w:tcMar>
+          </w:tcPr>
+          <w:p>
+            <w:r>
+              <w:rPr>
+                <w:sz w:val="15"/>
+              </w:rPr>
+              <w:t>-27.20</w:t>
+            </w:r>
+          </w:p>
+        </w:tc>
+      </w:tr>
+      <w:tr>
+        <w:tc>
+          <w:tcPr>
+            <w:tcW w:type="dxa" w:w="1337"/>
+            <w:tcMar>
+              <w:top w:w="35" w:type="dxa"/>
+              <w:bottom w:w="35" w:type="dxa"/>
+              <w:left w:w="50" w:type="dxa"/>
+              <w:right w:w="50" w:type="dxa"/>
+            </w:tcMar>
+          </w:tcPr>
+          <w:p>
+            <w:r>
+              <w:rPr>
+                <w:sz w:val="15"/>
+              </w:rPr>
+              <w:t>Quercetin</w:t>
+            </w:r>
+          </w:p>
+        </w:tc>
+        <w:tc>
+          <w:tcPr>
+            <w:tcW w:type="dxa" w:w="1337"/>
+            <w:tcMar>
+              <w:top w:w="35" w:type="dxa"/>
+              <w:bottom w:w="35" w:type="dxa"/>
+              <w:left w:w="50" w:type="dxa"/>
+              <w:right w:w="50" w:type="dxa"/>
+            </w:tcMar>
+          </w:tcPr>
+          <w:p>
+            <w:r>
+              <w:rPr>
+                <w:sz w:val="15"/>
+              </w:rPr>
+              <w:t>Flavonoid</w:t>
+            </w:r>
+          </w:p>
+        </w:tc>
+        <w:tc>
+          <w:tcPr>
+            <w:tcW w:type="dxa" w:w="1337"/>
+            <w:tcMar>
+              <w:top w:w="35" w:type="dxa"/>
+              <w:bottom w:w="35" w:type="dxa"/>
+              <w:left w:w="50" w:type="dxa"/>
+              <w:right w:w="50" w:type="dxa"/>
+            </w:tcMar>
+          </w:tcPr>
+          <w:p>
+            <w:r>
+              <w:rPr>
+                <w:sz w:val="15"/>
+              </w:rPr>
+              <w:t>DB04216</w:t>
+            </w:r>
+          </w:p>
+        </w:tc>
+        <w:tc>
+          <w:tcPr>
+            <w:tcW w:type="dxa" w:w="1337"/>
+            <w:tcMar>
+              <w:top w:w="35" w:type="dxa"/>
+              <w:bottom w:w="35" w:type="dxa"/>
+              <w:left w:w="50" w:type="dxa"/>
+              <w:right w:w="50" w:type="dxa"/>
+            </w:tcMar>
+          </w:tcPr>
+          <w:p>
+            <w:r>
+              <w:rPr>
+                <w:sz w:val="15"/>
+              </w:rPr>
+              <w:t>302.2</w:t>
+            </w:r>
+          </w:p>
+        </w:tc>
+        <w:tc>
+          <w:tcPr>
+            <w:tcW w:type="dxa" w:w="1337"/>
+            <w:tcMar>
+              <w:top w:w="35" w:type="dxa"/>
+              <w:bottom w:w="35" w:type="dxa"/>
+              <w:left w:w="50" w:type="dxa"/>
+              <w:right w:w="50" w:type="dxa"/>
+            </w:tcMar>
+          </w:tcPr>
+          <w:p>
+            <w:r>
+              <w:rPr>
+                <w:sz w:val="15"/>
+              </w:rPr>
+              <w:t>-8.60</w:t>
+            </w:r>
+          </w:p>
+        </w:tc>
+        <w:tc>
+          <w:tcPr>
+            <w:tcW w:type="dxa" w:w="1337"/>
+            <w:tcMar>
+              <w:top w:w="35" w:type="dxa"/>
+              <w:bottom w:w="35" w:type="dxa"/>
+              <w:left w:w="50" w:type="dxa"/>
+              <w:right w:w="50" w:type="dxa"/>
+            </w:tcMar>
+          </w:tcPr>
+          <w:p>
+            <w:r>
+              <w:rPr>
+                <w:sz w:val="15"/>
+              </w:rPr>
+              <w:t>-8.40</w:t>
+            </w:r>
+          </w:p>
+        </w:tc>
+        <w:tc>
+          <w:tcPr>
+            <w:tcW w:type="dxa" w:w="1337"/>
+            <w:tcMar>
+              <w:top w:w="35" w:type="dxa"/>
+              <w:bottom w:w="35" w:type="dxa"/>
+              <w:left w:w="50" w:type="dxa"/>
+              <w:right w:w="50" w:type="dxa"/>
+            </w:tcMar>
+          </w:tcPr>
+          <w:p>
+            <w:r>
+              <w:rPr>
+                <w:sz w:val="15"/>
+              </w:rPr>
+              <w:t>-30.50</w:t>
+            </w:r>
+          </w:p>
+        </w:tc>
+      </w:tr>
+      <w:tr>
+        <w:tc>
+          <w:tcPr>
+            <w:tcW w:type="dxa" w:w="1337"/>
+            <w:tcMar>
+              <w:top w:w="35" w:type="dxa"/>
+              <w:bottom w:w="35" w:type="dxa"/>
+              <w:left w:w="50" w:type="dxa"/>
+              <w:right w:w="50" w:type="dxa"/>
+            </w:tcMar>
+          </w:tcPr>
+          <w:p>
+            <w:r>
+              <w:rPr>
+                <w:sz w:val="15"/>
+              </w:rPr>
+              <w:t>Myricetin</w:t>
+            </w:r>
+          </w:p>
+        </w:tc>
+        <w:tc>
+          <w:tcPr>
+            <w:tcW w:type="dxa" w:w="1337"/>
+            <w:tcMar>
+              <w:top w:w="35" w:type="dxa"/>
+              <w:bottom w:w="35" w:type="dxa"/>
+              <w:left w:w="50" w:type="dxa"/>
+              <w:right w:w="50" w:type="dxa"/>
+            </w:tcMar>
+          </w:tcPr>
+          <w:p>
+            <w:r>
+              <w:rPr>
+                <w:sz w:val="15"/>
+              </w:rPr>
+              <w:t>Flavonoid</w:t>
+            </w:r>
+          </w:p>
+        </w:tc>
+        <w:tc>
+          <w:tcPr>
+            <w:tcW w:type="dxa" w:w="1337"/>
+            <w:tcMar>
+              <w:top w:w="35" w:type="dxa"/>
+              <w:bottom w:w="35" w:type="dxa"/>
+              <w:left w:w="50" w:type="dxa"/>
+              <w:right w:w="50" w:type="dxa"/>
+            </w:tcMar>
+          </w:tcPr>
+          <w:p>
+            <w:r>
+              <w:rPr>
+                <w:sz w:val="15"/>
+              </w:rPr>
+              <w:t>DB_Myr</w:t>
+            </w:r>
+          </w:p>
+        </w:tc>
+        <w:tc>
+          <w:tcPr>
+            <w:tcW w:type="dxa" w:w="1337"/>
+            <w:tcMar>
+              <w:top w:w="35" w:type="dxa"/>
+              <w:bottom w:w="35" w:type="dxa"/>
+              <w:left w:w="50" w:type="dxa"/>
+              <w:right w:w="50" w:type="dxa"/>
+            </w:tcMar>
+          </w:tcPr>
+          <w:p>
+            <w:r>
+              <w:rPr>
+                <w:sz w:val="15"/>
+              </w:rPr>
+              <w:t>318.2</w:t>
+            </w:r>
+          </w:p>
+        </w:tc>
+        <w:tc>
+          <w:tcPr>
+            <w:tcW w:type="dxa" w:w="1337"/>
+            <w:tcMar>
+              <w:top w:w="35" w:type="dxa"/>
+              <w:bottom w:w="35" w:type="dxa"/>
+              <w:left w:w="50" w:type="dxa"/>
+              <w:right w:w="50" w:type="dxa"/>
+            </w:tcMar>
+          </w:tcPr>
+          <w:p>
+            <w:r>
+              <w:rPr>
+                <w:sz w:val="15"/>
+              </w:rPr>
+              <w:t>-8.70</w:t>
+            </w:r>
+          </w:p>
+        </w:tc>
+        <w:tc>
+          <w:tcPr>
+            <w:tcW w:type="dxa" w:w="1337"/>
+            <w:tcMar>
+              <w:top w:w="35" w:type="dxa"/>
+              <w:bottom w:w="35" w:type="dxa"/>
+              <w:left w:w="50" w:type="dxa"/>
+              <w:right w:w="50" w:type="dxa"/>
+            </w:tcMar>
+          </w:tcPr>
+          <w:p>
+            <w:r>
+              <w:rPr>
+                <w:sz w:val="15"/>
+              </w:rPr>
+              <w:t>-8.50</w:t>
+            </w:r>
+          </w:p>
+        </w:tc>
+        <w:tc>
+          <w:tcPr>
+            <w:tcW w:type="dxa" w:w="1337"/>
+            <w:tcMar>
+              <w:top w:w="35" w:type="dxa"/>
+              <w:bottom w:w="35" w:type="dxa"/>
+              <w:left w:w="50" w:type="dxa"/>
+              <w:right w:w="50" w:type="dxa"/>
+            </w:tcMar>
+          </w:tcPr>
+          <w:p>
+            <w:r>
+              <w:rPr>
+                <w:sz w:val="15"/>
+              </w:rPr>
+              <w:t>-31.20</w:t>
+            </w:r>
+          </w:p>
+        </w:tc>
+      </w:tr>
+      <w:tr>
+        <w:tc>
+          <w:tcPr>
+            <w:tcW w:type="dxa" w:w="1337"/>
+            <w:tcMar>
+              <w:top w:w="35" w:type="dxa"/>
+              <w:bottom w:w="35" w:type="dxa"/>
+              <w:left w:w="50" w:type="dxa"/>
+              <w:right w:w="50" w:type="dxa"/>
+            </w:tcMar>
+          </w:tcPr>
+          <w:p>
+            <w:r>
+              <w:rPr>
+                <w:sz w:val="15"/>
+              </w:rPr>
+              <w:t>Baicalein</w:t>
+            </w:r>
+          </w:p>
+        </w:tc>
+        <w:tc>
+          <w:tcPr>
+            <w:tcW w:type="dxa" w:w="1337"/>
+            <w:tcMar>
+              <w:top w:w="35" w:type="dxa"/>
+              <w:bottom w:w="35" w:type="dxa"/>
+              <w:left w:w="50" w:type="dxa"/>
+              <w:right w:w="50" w:type="dxa"/>
+            </w:tcMar>
+          </w:tcPr>
+          <w:p>
+            <w:r>
+              <w:rPr>
+                <w:sz w:val="15"/>
+              </w:rPr>
+              <w:t>Flavonoid</w:t>
+            </w:r>
+          </w:p>
+        </w:tc>
+        <w:tc>
+          <w:tcPr>
+            <w:tcW w:type="dxa" w:w="1337"/>
+            <w:tcMar>
+              <w:top w:w="35" w:type="dxa"/>
+              <w:bottom w:w="35" w:type="dxa"/>
+              <w:left w:w="50" w:type="dxa"/>
+              <w:right w:w="50" w:type="dxa"/>
+            </w:tcMar>
+          </w:tcPr>
+          <w:p>
+            <w:r>
+              <w:rPr>
+                <w:sz w:val="15"/>
+              </w:rPr>
+              <w:t>DB_Bai</w:t>
+            </w:r>
+          </w:p>
+        </w:tc>
+        <w:tc>
+          <w:tcPr>
+            <w:tcW w:type="dxa" w:w="1337"/>
+            <w:tcMar>
+              <w:top w:w="35" w:type="dxa"/>
+              <w:bottom w:w="35" w:type="dxa"/>
+              <w:left w:w="50" w:type="dxa"/>
+              <w:right w:w="50" w:type="dxa"/>
+            </w:tcMar>
+          </w:tcPr>
+          <w:p>
+            <w:r>
+              <w:rPr>
+                <w:sz w:val="15"/>
+              </w:rPr>
+              <w:t>270.2</w:t>
+            </w:r>
+          </w:p>
+        </w:tc>
+        <w:tc>
+          <w:tcPr>
+            <w:tcW w:type="dxa" w:w="1337"/>
+            <w:tcMar>
+              <w:top w:w="35" w:type="dxa"/>
+              <w:bottom w:w="35" w:type="dxa"/>
+              <w:left w:w="50" w:type="dxa"/>
+              <w:right w:w="50" w:type="dxa"/>
+            </w:tcMar>
+          </w:tcPr>
+          <w:p>
+            <w:r>
+              <w:rPr>
+                <w:sz w:val="15"/>
+              </w:rPr>
+              <w:t>-8.10</w:t>
+            </w:r>
+          </w:p>
+        </w:tc>
+        <w:tc>
+          <w:tcPr>
+            <w:tcW w:type="dxa" w:w="1337"/>
+            <w:tcMar>
+              <w:top w:w="35" w:type="dxa"/>
+              <w:bottom w:w="35" w:type="dxa"/>
+              <w:left w:w="50" w:type="dxa"/>
+              <w:right w:w="50" w:type="dxa"/>
+            </w:tcMar>
+          </w:tcPr>
+          <w:p>
+            <w:r>
+              <w:rPr>
+                <w:sz w:val="15"/>
+              </w:rPr>
+              <w:t>-7.90</w:t>
+            </w:r>
+          </w:p>
+        </w:tc>
+        <w:tc>
+          <w:tcPr>
+            <w:tcW w:type="dxa" w:w="1337"/>
+            <w:tcMar>
+              <w:top w:w="35" w:type="dxa"/>
+              <w:bottom w:w="35" w:type="dxa"/>
+              <w:left w:w="50" w:type="dxa"/>
+              <w:right w:w="50" w:type="dxa"/>
+            </w:tcMar>
+          </w:tcPr>
+          <w:p>
+            <w:r>
+              <w:rPr>
+                <w:sz w:val="15"/>
+              </w:rPr>
+              <w:t>-28.90</w:t>
+            </w:r>
+          </w:p>
+        </w:tc>
+      </w:tr>
+      <w:tr>
+        <w:tc>
+          <w:tcPr>
+            <w:tcW w:type="dxa" w:w="1337"/>
+            <w:tcMar>
+              <w:top w:w="35" w:type="dxa"/>
+              <w:bottom w:w="35" w:type="dxa"/>
+              <w:left w:w="50" w:type="dxa"/>
+              <w:right w:w="50" w:type="dxa"/>
+            </w:tcMar>
+          </w:tcPr>
+          <w:p>
+            <w:r>
+              <w:rPr>
+                <w:sz w:val="15"/>
+              </w:rPr>
+              <w:t>Rosmarinic Acid</w:t>
+            </w:r>
+          </w:p>
+        </w:tc>
+        <w:tc>
+          <w:tcPr>
+            <w:tcW w:type="dxa" w:w="1337"/>
+            <w:tcMar>
+              <w:top w:w="35" w:type="dxa"/>
+              <w:bottom w:w="35" w:type="dxa"/>
+              <w:left w:w="50" w:type="dxa"/>
+              <w:right w:w="50" w:type="dxa"/>
+            </w:tcMar>
+          </w:tcPr>
+          <w:p>
+            <w:r>
+              <w:rPr>
+                <w:sz w:val="15"/>
+              </w:rPr>
+              <w:t>Polyphenol</w:t>
+            </w:r>
+          </w:p>
+        </w:tc>
+        <w:tc>
+          <w:tcPr>
+            <w:tcW w:type="dxa" w:w="1337"/>
+            <w:tcMar>
+              <w:top w:w="35" w:type="dxa"/>
+              <w:bottom w:w="35" w:type="dxa"/>
+              <w:left w:w="50" w:type="dxa"/>
+              <w:right w:w="50" w:type="dxa"/>
+            </w:tcMar>
+          </w:tcPr>
+          <w:p>
+            <w:r>
+              <w:rPr>
+                <w:sz w:val="15"/>
+              </w:rPr>
+              <w:t>DB_Ros</w:t>
+            </w:r>
+          </w:p>
+        </w:tc>
+        <w:tc>
+          <w:tcPr>
+            <w:tcW w:type="dxa" w:w="1337"/>
+            <w:tcMar>
+              <w:top w:w="35" w:type="dxa"/>
+              <w:bottom w:w="35" w:type="dxa"/>
+              <w:left w:w="50" w:type="dxa"/>
+              <w:right w:w="50" w:type="dxa"/>
+            </w:tcMar>
+          </w:tcPr>
+          <w:p>
+            <w:r>
+              <w:rPr>
+                <w:sz w:val="15"/>
+              </w:rPr>
+              <w:t>376.3</w:t>
+            </w:r>
+          </w:p>
+        </w:tc>
+        <w:tc>
+          <w:tcPr>
+            <w:tcW w:type="dxa" w:w="1337"/>
+            <w:tcMar>
+              <w:top w:w="35" w:type="dxa"/>
+              <w:bottom w:w="35" w:type="dxa"/>
+              <w:left w:w="50" w:type="dxa"/>
+              <w:right w:w="50" w:type="dxa"/>
+            </w:tcMar>
+          </w:tcPr>
+          <w:p>
+            <w:r>
+              <w:rPr>
+                <w:sz w:val="15"/>
+              </w:rPr>
+              <w:t>-8.90</w:t>
+            </w:r>
+          </w:p>
+        </w:tc>
+        <w:tc>
+          <w:tcPr>
+            <w:tcW w:type="dxa" w:w="1337"/>
+            <w:tcMar>
+              <w:top w:w="35" w:type="dxa"/>
+              <w:bottom w:w="35" w:type="dxa"/>
+              <w:left w:w="50" w:type="dxa"/>
+              <w:right w:w="50" w:type="dxa"/>
+            </w:tcMar>
+          </w:tcPr>
+          <w:p>
+            <w:r>
+              <w:rPr>
+                <w:sz w:val="15"/>
+              </w:rPr>
+              <w:t>-8.70</w:t>
+            </w:r>
+          </w:p>
+        </w:tc>
+        <w:tc>
+          <w:tcPr>
+            <w:tcW w:type="dxa" w:w="1337"/>
+            <w:tcMar>
+              <w:top w:w="35" w:type="dxa"/>
+              <w:bottom w:w="35" w:type="dxa"/>
+              <w:left w:w="50" w:type="dxa"/>
+              <w:right w:w="50" w:type="dxa"/>
+            </w:tcMar>
+          </w:tcPr>
+          <w:p>
+            <w:r>
+              <w:rPr>
+                <w:sz w:val="15"/>
+              </w:rPr>
+              <w:t>-32.40</w:t>
+            </w:r>
+          </w:p>
+        </w:tc>
+      </w:tr>
+      <w:tr>
+        <w:tc>
+          <w:tcPr>
+            <w:tcW w:type="dxa" w:w="1337"/>
+            <w:tcMar>
+              <w:top w:w="35" w:type="dxa"/>
+              <w:bottom w:w="35" w:type="dxa"/>
+              <w:left w:w="50" w:type="dxa"/>
+              <w:right w:w="50" w:type="dxa"/>
+            </w:tcMar>
+          </w:tcPr>
+          <w:p>
+            <w:r>
+              <w:rPr>
+                <w:sz w:val="15"/>
+              </w:rPr>
+              <w:t>Fisetin</w:t>
+            </w:r>
+          </w:p>
+        </w:tc>
+        <w:tc>
+          <w:tcPr>
+            <w:tcW w:type="dxa" w:w="1337"/>
+            <w:tcMar>
+              <w:top w:w="35" w:type="dxa"/>
+              <w:bottom w:w="35" w:type="dxa"/>
+              <w:left w:w="50" w:type="dxa"/>
+              <w:right w:w="50" w:type="dxa"/>
+            </w:tcMar>
+          </w:tcPr>
+          <w:p>
+            <w:r>
+              <w:rPr>
+                <w:sz w:val="15"/>
+              </w:rPr>
+              <w:t>Flavonoid</w:t>
+            </w:r>
+          </w:p>
+        </w:tc>
+        <w:tc>
+          <w:tcPr>
+            <w:tcW w:type="dxa" w:w="1337"/>
+            <w:tcMar>
+              <w:top w:w="35" w:type="dxa"/>
+              <w:bottom w:w="35" w:type="dxa"/>
+              <w:left w:w="50" w:type="dxa"/>
+              <w:right w:w="50" w:type="dxa"/>
+            </w:tcMar>
+          </w:tcPr>
+          <w:p>
+            <w:r>
+              <w:rPr>
+                <w:sz w:val="15"/>
+              </w:rPr>
+              <w:t>DB_Fis</w:t>
+            </w:r>
+          </w:p>
+        </w:tc>
+        <w:tc>
+          <w:tcPr>
+            <w:tcW w:type="dxa" w:w="1337"/>
+            <w:tcMar>
+              <w:top w:w="35" w:type="dxa"/>
+              <w:bottom w:w="35" w:type="dxa"/>
+              <w:left w:w="50" w:type="dxa"/>
+              <w:right w:w="50" w:type="dxa"/>
+            </w:tcMar>
+          </w:tcPr>
+          <w:p>
+            <w:r>
+              <w:rPr>
+                <w:sz w:val="15"/>
+              </w:rPr>
+              <w:t>286.2</w:t>
+            </w:r>
+          </w:p>
+        </w:tc>
+        <w:tc>
+          <w:tcPr>
+            <w:tcW w:type="dxa" w:w="1337"/>
+            <w:tcMar>
+              <w:top w:w="35" w:type="dxa"/>
+              <w:bottom w:w="35" w:type="dxa"/>
+              <w:left w:w="50" w:type="dxa"/>
+              <w:right w:w="50" w:type="dxa"/>
+            </w:tcMar>
+          </w:tcPr>
+          <w:p>
+            <w:r>
+              <w:rPr>
+                <w:sz w:val="15"/>
+              </w:rPr>
+              <w:t>-8.30</w:t>
+            </w:r>
+          </w:p>
+        </w:tc>
+        <w:tc>
+          <w:tcPr>
+            <w:tcW w:type="dxa" w:w="1337"/>
+            <w:tcMar>
+              <w:top w:w="35" w:type="dxa"/>
+              <w:bottom w:w="35" w:type="dxa"/>
+              <w:left w:w="50" w:type="dxa"/>
+              <w:right w:w="50" w:type="dxa"/>
+            </w:tcMar>
+          </w:tcPr>
+          <w:p>
+            <w:r>
+              <w:rPr>
+                <w:sz w:val="15"/>
+              </w:rPr>
+              <w:t>-8.10</w:t>
+            </w:r>
+          </w:p>
+        </w:tc>
+        <w:tc>
+          <w:tcPr>
+            <w:tcW w:type="dxa" w:w="1337"/>
+            <w:tcMar>
+              <w:top w:w="35" w:type="dxa"/>
+              <w:bottom w:w="35" w:type="dxa"/>
+              <w:left w:w="50" w:type="dxa"/>
+              <w:right w:w="50" w:type="dxa"/>
+            </w:tcMar>
+          </w:tcPr>
+          <w:p>
+            <w:r>
+              <w:rPr>
+                <w:sz w:val="15"/>
+              </w:rPr>
+              <w:t>-29.60</w:t>
+            </w:r>
+          </w:p>
+        </w:tc>
+      </w:tr>
+      <w:tr>
+        <w:tc>
+          <w:tcPr>
+            <w:tcW w:type="dxa" w:w="1337"/>
+            <w:tcMar>
+              <w:top w:w="35" w:type="dxa"/>
+              <w:bottom w:w="35" w:type="dxa"/>
+              <w:left w:w="50" w:type="dxa"/>
+              <w:right w:w="50" w:type="dxa"/>
+            </w:tcMar>
+          </w:tcPr>
+          <w:p>
+            <w:r>
+              <w:rPr>
+                <w:sz w:val="15"/>
+              </w:rPr>
+              <w:t>Apigenin</w:t>
+            </w:r>
+          </w:p>
+        </w:tc>
+        <w:tc>
+          <w:tcPr>
+            <w:tcW w:type="dxa" w:w="1337"/>
+            <w:tcMar>
+              <w:top w:w="35" w:type="dxa"/>
+              <w:bottom w:w="35" w:type="dxa"/>
+              <w:left w:w="50" w:type="dxa"/>
+              <w:right w:w="50" w:type="dxa"/>
+            </w:tcMar>
+          </w:tcPr>
+          <w:p>
+            <w:r>
+              <w:rPr>
+                <w:sz w:val="15"/>
+              </w:rPr>
+              <w:t>Flavonoid</w:t>
+            </w:r>
+          </w:p>
+        </w:tc>
+        <w:tc>
+          <w:tcPr>
+            <w:tcW w:type="dxa" w:w="1337"/>
+            <w:tcMar>
+              <w:top w:w="35" w:type="dxa"/>
+              <w:bottom w:w="35" w:type="dxa"/>
+              <w:left w:w="50" w:type="dxa"/>
+              <w:right w:w="50" w:type="dxa"/>
+            </w:tcMar>
+          </w:tcPr>
+          <w:p>
+            <w:r>
+              <w:rPr>
+                <w:sz w:val="15"/>
+              </w:rPr>
+              <w:t>DB_Api</w:t>
+            </w:r>
+          </w:p>
+        </w:tc>
+        <w:tc>
+          <w:tcPr>
+            <w:tcW w:type="dxa" w:w="1337"/>
+            <w:tcMar>
+              <w:top w:w="35" w:type="dxa"/>
+              <w:bottom w:w="35" w:type="dxa"/>
+              <w:left w:w="50" w:type="dxa"/>
+              <w:right w:w="50" w:type="dxa"/>
+            </w:tcMar>
+          </w:tcPr>
+          <w:p>
+            <w:r>
+              <w:rPr>
+                <w:sz w:val="15"/>
+              </w:rPr>
+              <w:t>270.2</w:t>
+            </w:r>
+          </w:p>
+        </w:tc>
+        <w:tc>
+          <w:tcPr>
+            <w:tcW w:type="dxa" w:w="1337"/>
+            <w:tcMar>
+              <w:top w:w="35" w:type="dxa"/>
+              <w:bottom w:w="35" w:type="dxa"/>
+              <w:left w:w="50" w:type="dxa"/>
+              <w:right w:w="50" w:type="dxa"/>
+            </w:tcMar>
+          </w:tcPr>
+          <w:p>
+            <w:r>
+              <w:rPr>
+                <w:sz w:val="15"/>
+              </w:rPr>
+              <w:t>-8.20</w:t>
+            </w:r>
+          </w:p>
+        </w:tc>
+        <w:tc>
+          <w:tcPr>
+            <w:tcW w:type="dxa" w:w="1337"/>
+            <w:tcMar>
+              <w:top w:w="35" w:type="dxa"/>
+              <w:bottom w:w="35" w:type="dxa"/>
+              <w:left w:w="50" w:type="dxa"/>
+              <w:right w:w="50" w:type="dxa"/>
+            </w:tcMar>
+          </w:tcPr>
+          <w:p>
+            <w:r>
+              <w:rPr>
+                <w:sz w:val="15"/>
+              </w:rPr>
+              <w:t>-8.00</w:t>
+            </w:r>
+          </w:p>
+        </w:tc>
+        <w:tc>
+          <w:tcPr>
+            <w:tcW w:type="dxa" w:w="1337"/>
+            <w:tcMar>
+              <w:top w:w="35" w:type="dxa"/>
+              <w:bottom w:w="35" w:type="dxa"/>
+              <w:left w:w="50" w:type="dxa"/>
+              <w:right w:w="50" w:type="dxa"/>
+            </w:tcMar>
+          </w:tcPr>
+          <w:p>
+            <w:r>
+              <w:rPr>
+                <w:sz w:val="15"/>
+              </w:rPr>
+              <w:t>-28.70</w:t>
+            </w:r>
+          </w:p>
+        </w:tc>
+      </w:tr>
+      <w:tr>
+        <w:tc>
+          <w:tcPr>
+            <w:tcW w:type="dxa" w:w="1337"/>
+            <w:tcMar>
+              <w:top w:w="35" w:type="dxa"/>
+              <w:bottom w:w="35" w:type="dxa"/>
+              <w:left w:w="50" w:type="dxa"/>
+              <w:right w:w="50" w:type="dxa"/>
+            </w:tcMar>
+          </w:tcPr>
+          <w:p>
+            <w:r>
+              <w:rPr>
+                <w:sz w:val="15"/>
+              </w:rPr>
+              <w:t>Luteolin</w:t>
+            </w:r>
+          </w:p>
+        </w:tc>
+        <w:tc>
+          <w:tcPr>
+            <w:tcW w:type="dxa" w:w="1337"/>
+            <w:tcMar>
+              <w:top w:w="35" w:type="dxa"/>
+              <w:bottom w:w="35" w:type="dxa"/>
+              <w:left w:w="50" w:type="dxa"/>
+              <w:right w:w="50" w:type="dxa"/>
+            </w:tcMar>
+          </w:tcPr>
+          <w:p>
+            <w:r>
+              <w:rPr>
+                <w:sz w:val="15"/>
+              </w:rPr>
+              <w:t>Flavonoid</w:t>
+            </w:r>
+          </w:p>
+        </w:tc>
+        <w:tc>
+          <w:tcPr>
+            <w:tcW w:type="dxa" w:w="1337"/>
+            <w:tcMar>
+              <w:top w:w="35" w:type="dxa"/>
+              <w:bottom w:w="35" w:type="dxa"/>
+              <w:left w:w="50" w:type="dxa"/>
+              <w:right w:w="50" w:type="dxa"/>
+            </w:tcMar>
+          </w:tcPr>
+          <w:p>
+            <w:r>
+              <w:rPr>
+                <w:sz w:val="15"/>
+              </w:rPr>
+              <w:t>DB_Lut</w:t>
+            </w:r>
+          </w:p>
+        </w:tc>
+        <w:tc>
+          <w:tcPr>
+            <w:tcW w:type="dxa" w:w="1337"/>
+            <w:tcMar>
+              <w:top w:w="35" w:type="dxa"/>
+              <w:bottom w:w="35" w:type="dxa"/>
+              <w:left w:w="50" w:type="dxa"/>
+              <w:right w:w="50" w:type="dxa"/>
+            </w:tcMar>
+          </w:tcPr>
+          <w:p>
+            <w:r>
+              <w:rPr>
+                <w:sz w:val="15"/>
+              </w:rPr>
+              <w:t>286.2</w:t>
+            </w:r>
+          </w:p>
+        </w:tc>
+        <w:tc>
+          <w:tcPr>
+            <w:tcW w:type="dxa" w:w="1337"/>
+            <w:tcMar>
+              <w:top w:w="35" w:type="dxa"/>
+              <w:bottom w:w="35" w:type="dxa"/>
+              <w:left w:w="50" w:type="dxa"/>
+              <w:right w:w="50" w:type="dxa"/>
+            </w:tcMar>
+          </w:tcPr>
+          <w:p>
+            <w:r>
+              <w:rPr>
+                <w:sz w:val="15"/>
+              </w:rPr>
+              <w:t>-8.40</w:t>
+            </w:r>
+          </w:p>
+        </w:tc>
+        <w:tc>
+          <w:tcPr>
+            <w:tcW w:type="dxa" w:w="1337"/>
+            <w:tcMar>
+              <w:top w:w="35" w:type="dxa"/>
+              <w:bottom w:w="35" w:type="dxa"/>
+              <w:left w:w="50" w:type="dxa"/>
+              <w:right w:w="50" w:type="dxa"/>
+            </w:tcMar>
+          </w:tcPr>
+          <w:p>
+            <w:r>
+              <w:rPr>
+                <w:sz w:val="15"/>
+              </w:rPr>
+              <w:t>-8.20</w:t>
+            </w:r>
+          </w:p>
+        </w:tc>
+        <w:tc>
+          <w:tcPr>
+            <w:tcW w:type="dxa" w:w="1337"/>
+            <w:tcMar>
+              <w:top w:w="35" w:type="dxa"/>
+              <w:bottom w:w="35" w:type="dxa"/>
+              <w:left w:w="50" w:type="dxa"/>
+              <w:right w:w="50" w:type="dxa"/>
+            </w:tcMar>
+          </w:tcPr>
+          <w:p>
+            <w:r>
+              <w:rPr>
+                <w:sz w:val="15"/>
+              </w:rPr>
+              <w:t>-29.80</w:t>
+            </w:r>
+          </w:p>
+        </w:tc>
+      </w:tr>
+      <w:tr>
+        <w:tc>
+          <w:tcPr>
+            <w:tcW w:type="dxa" w:w="1337"/>
+            <w:tcMar>
+              <w:top w:w="35" w:type="dxa"/>
+              <w:bottom w:w="35" w:type="dxa"/>
+              <w:left w:w="50" w:type="dxa"/>
+              <w:right w:w="50" w:type="dxa"/>
+            </w:tcMar>
+          </w:tcPr>
+          <w:p>
+            <w:r>
+              <w:rPr>
+                <w:sz w:val="15"/>
+              </w:rPr>
+              <w:t>Honokiol</w:t>
+            </w:r>
+          </w:p>
+        </w:tc>
+        <w:tc>
+          <w:tcPr>
+            <w:tcW w:type="dxa" w:w="1337"/>
+            <w:tcMar>
+              <w:top w:w="35" w:type="dxa"/>
+              <w:bottom w:w="35" w:type="dxa"/>
+              <w:left w:w="50" w:type="dxa"/>
+              <w:right w:w="50" w:type="dxa"/>
+            </w:tcMar>
+          </w:tcPr>
+          <w:p>
+            <w:r>
+              <w:rPr>
+                <w:sz w:val="15"/>
+              </w:rPr>
+              <w:t>Neolignan</w:t>
+            </w:r>
+          </w:p>
+        </w:tc>
+        <w:tc>
+          <w:tcPr>
+            <w:tcW w:type="dxa" w:w="1337"/>
+            <w:tcMar>
+              <w:top w:w="35" w:type="dxa"/>
+              <w:bottom w:w="35" w:type="dxa"/>
+              <w:left w:w="50" w:type="dxa"/>
+              <w:right w:w="50" w:type="dxa"/>
+            </w:tcMar>
+          </w:tcPr>
+          <w:p>
+            <w:r>
+              <w:rPr>
+                <w:sz w:val="15"/>
+              </w:rPr>
+              <w:t>DB_Hon</w:t>
+            </w:r>
+          </w:p>
+        </w:tc>
+        <w:tc>
+          <w:tcPr>
+            <w:tcW w:type="dxa" w:w="1337"/>
+            <w:tcMar>
+              <w:top w:w="35" w:type="dxa"/>
+              <w:bottom w:w="35" w:type="dxa"/>
+              <w:left w:w="50" w:type="dxa"/>
+              <w:right w:w="50" w:type="dxa"/>
+            </w:tcMar>
+          </w:tcPr>
+          <w:p>
+            <w:r>
+              <w:rPr>
+                <w:sz w:val="15"/>
+              </w:rPr>
+              <w:t>266.3</w:t>
+            </w:r>
+          </w:p>
+        </w:tc>
+        <w:tc>
+          <w:tcPr>
+            <w:tcW w:type="dxa" w:w="1337"/>
+            <w:tcMar>
+              <w:top w:w="35" w:type="dxa"/>
+              <w:bottom w:w="35" w:type="dxa"/>
+              <w:left w:w="50" w:type="dxa"/>
+              <w:right w:w="50" w:type="dxa"/>
+            </w:tcMar>
+          </w:tcPr>
+          <w:p>
+            <w:r>
+              <w:rPr>
+                <w:sz w:val="15"/>
+              </w:rPr>
+              <w:t>-7.90</w:t>
+            </w:r>
+          </w:p>
+        </w:tc>
+        <w:tc>
+          <w:tcPr>
+            <w:tcW w:type="dxa" w:w="1337"/>
+            <w:tcMar>
+              <w:top w:w="35" w:type="dxa"/>
+              <w:bottom w:w="35" w:type="dxa"/>
+              <w:left w:w="50" w:type="dxa"/>
+              <w:right w:w="50" w:type="dxa"/>
+            </w:tcMar>
+          </w:tcPr>
+          <w:p>
+            <w:r>
+              <w:rPr>
+                <w:sz w:val="15"/>
+              </w:rPr>
+              <w:t>-7.70</w:t>
+            </w:r>
+          </w:p>
+        </w:tc>
+        <w:tc>
+          <w:tcPr>
+            <w:tcW w:type="dxa" w:w="1337"/>
+            <w:tcMar>
+              <w:top w:w="35" w:type="dxa"/>
+              <w:bottom w:w="35" w:type="dxa"/>
+              <w:left w:w="50" w:type="dxa"/>
+              <w:right w:w="50" w:type="dxa"/>
+            </w:tcMar>
+          </w:tcPr>
+          <w:p>
+            <w:r>
+              <w:rPr>
+                <w:sz w:val="15"/>
+              </w:rPr>
+              <w:t>-28.10</w:t>
+            </w:r>
+          </w:p>
+        </w:tc>
+      </w:tr>
+      <w:tr>
+        <w:tc>
+          <w:tcPr>
+            <w:tcW w:type="dxa" w:w="1337"/>
+            <w:tcMar>
+              <w:top w:w="35" w:type="dxa"/>
+              <w:bottom w:w="35" w:type="dxa"/>
+              <w:left w:w="50" w:type="dxa"/>
+              <w:right w:w="50" w:type="dxa"/>
+            </w:tcMar>
+          </w:tcPr>
+          <w:p>
+            <w:r>
+              <w:rPr>
+                <w:sz w:val="15"/>
+              </w:rPr>
+              <w:t>Anle138b</w:t>
+            </w:r>
+          </w:p>
+        </w:tc>
+        <w:tc>
+          <w:tcPr>
+            <w:tcW w:type="dxa" w:w="1337"/>
+            <w:tcMar>
+              <w:top w:w="35" w:type="dxa"/>
+              <w:bottom w:w="35" w:type="dxa"/>
+              <w:left w:w="50" w:type="dxa"/>
+              <w:right w:w="50" w:type="dxa"/>
+            </w:tcMar>
+          </w:tcPr>
+          <w:p>
+            <w:r>
+              <w:rPr>
+                <w:sz w:val="15"/>
+              </w:rPr>
+              <w:t>Diphenylpyrazole</w:t>
+            </w:r>
+          </w:p>
+        </w:tc>
+        <w:tc>
+          <w:tcPr>
+            <w:tcW w:type="dxa" w:w="1337"/>
+            <w:tcMar>
+              <w:top w:w="35" w:type="dxa"/>
+              <w:bottom w:w="35" w:type="dxa"/>
+              <w:left w:w="50" w:type="dxa"/>
+              <w:right w:w="50" w:type="dxa"/>
+            </w:tcMar>
+          </w:tcPr>
+          <w:p>
+            <w:r>
+              <w:rPr>
+                <w:sz w:val="15"/>
+              </w:rPr>
+              <w:t>DB_Anle</w:t>
+            </w:r>
+          </w:p>
+        </w:tc>
+        <w:tc>
+          <w:tcPr>
+            <w:tcW w:type="dxa" w:w="1337"/>
+            <w:tcMar>
+              <w:top w:w="35" w:type="dxa"/>
+              <w:bottom w:w="35" w:type="dxa"/>
+              <w:left w:w="50" w:type="dxa"/>
+              <w:right w:w="50" w:type="dxa"/>
+            </w:tcMar>
+          </w:tcPr>
+          <w:p>
+            <w:r>
+              <w:rPr>
+                <w:sz w:val="15"/>
+              </w:rPr>
+              <w:t>378.1</w:t>
             </w:r>
           </w:p>
         </w:tc>
@@ -648,1087 +3213,7 @@
               <w:rPr>
                 <w:sz w:val="15"/>
               </w:rPr>
-              <w:t>-28.00</w:t>
-            </w:r>
-          </w:p>
-        </w:tc>
-      </w:tr>
-      <w:tr>
-        <w:tc>
-          <w:tcPr>
-            <w:tcW w:type="dxa" w:w="1337"/>
-            <w:tcMar>
-              <w:top w:w="35" w:type="dxa"/>
-              <w:bottom w:w="35" w:type="dxa"/>
-              <w:left w:w="50" w:type="dxa"/>
-              <w:right w:w="50" w:type="dxa"/>
-            </w:tcMar>
-          </w:tcPr>
-          <w:p>
-            <w:r>
-              <w:rPr>
-                <w:sz w:val="15"/>
-              </w:rPr>
-              <w:t>Curcumin</w:t>
-            </w:r>
-          </w:p>
-        </w:tc>
-        <w:tc>
-          <w:tcPr>
-            <w:tcW w:type="dxa" w:w="1337"/>
-            <w:tcMar>
-              <w:top w:w="35" w:type="dxa"/>
-              <w:bottom w:w="35" w:type="dxa"/>
-              <w:left w:w="50" w:type="dxa"/>
-              <w:right w:w="50" w:type="dxa"/>
-            </w:tcMar>
-          </w:tcPr>
-          <w:p>
-            <w:r>
-              <w:rPr>
-                <w:sz w:val="15"/>
-              </w:rPr>
-              <w:t>Beta-Sheet Intercalator &amp; Disaggregator</w:t>
-            </w:r>
-          </w:p>
-        </w:tc>
-        <w:tc>
-          <w:tcPr>
-            <w:tcW w:type="dxa" w:w="1337"/>
-            <w:tcMar>
-              <w:top w:w="35" w:type="dxa"/>
-              <w:bottom w:w="35" w:type="dxa"/>
-              <w:left w:w="50" w:type="dxa"/>
-              <w:right w:w="50" w:type="dxa"/>
-            </w:tcMar>
-          </w:tcPr>
-          <w:p>
-            <w:r>
-              <w:rPr>
-                <w:sz w:val="15"/>
-              </w:rPr>
-              <w:t>DB01654</w:t>
-            </w:r>
-          </w:p>
-        </w:tc>
-        <w:tc>
-          <w:tcPr>
-            <w:tcW w:type="dxa" w:w="1337"/>
-            <w:tcMar>
-              <w:top w:w="35" w:type="dxa"/>
-              <w:bottom w:w="35" w:type="dxa"/>
-              <w:left w:w="50" w:type="dxa"/>
-              <w:right w:w="50" w:type="dxa"/>
-            </w:tcMar>
-          </w:tcPr>
-          <w:p>
-            <w:r>
-              <w:rPr>
-                <w:sz w:val="15"/>
-              </w:rPr>
-              <w:t>368.4</w:t>
-            </w:r>
-          </w:p>
-        </w:tc>
-        <w:tc>
-          <w:tcPr>
-            <w:tcW w:type="dxa" w:w="1337"/>
-            <w:tcMar>
-              <w:top w:w="35" w:type="dxa"/>
-              <w:bottom w:w="35" w:type="dxa"/>
-              <w:left w:w="50" w:type="dxa"/>
-              <w:right w:w="50" w:type="dxa"/>
-            </w:tcMar>
-          </w:tcPr>
-          <w:p>
-            <w:r>
-              <w:rPr>
-                <w:sz w:val="15"/>
-              </w:rPr>
-              <w:t>-8.00</w:t>
-            </w:r>
-          </w:p>
-        </w:tc>
-        <w:tc>
-          <w:tcPr>
-            <w:tcW w:type="dxa" w:w="1337"/>
-            <w:tcMar>
-              <w:top w:w="35" w:type="dxa"/>
-              <w:bottom w:w="35" w:type="dxa"/>
-              <w:left w:w="50" w:type="dxa"/>
-              <w:right w:w="50" w:type="dxa"/>
-            </w:tcMar>
-          </w:tcPr>
-          <w:p>
-            <w:r>
-              <w:rPr>
-                <w:sz w:val="15"/>
-              </w:rPr>
-              <w:t>-7.80</w:t>
-            </w:r>
-          </w:p>
-        </w:tc>
-        <w:tc>
-          <w:tcPr>
-            <w:tcW w:type="dxa" w:w="1337"/>
-            <w:tcMar>
-              <w:top w:w="35" w:type="dxa"/>
-              <w:bottom w:w="35" w:type="dxa"/>
-              <w:left w:w="50" w:type="dxa"/>
-              <w:right w:w="50" w:type="dxa"/>
-            </w:tcMar>
-          </w:tcPr>
-          <w:p>
-            <w:r>
-              <w:rPr>
-                <w:sz w:val="15"/>
-              </w:rPr>
-              <w:t>-28.00</w:t>
-            </w:r>
-          </w:p>
-        </w:tc>
-      </w:tr>
-      <w:tr>
-        <w:tc>
-          <w:tcPr>
-            <w:tcW w:type="dxa" w:w="1337"/>
-            <w:tcMar>
-              <w:top w:w="35" w:type="dxa"/>
-              <w:bottom w:w="35" w:type="dxa"/>
-              <w:left w:w="50" w:type="dxa"/>
-              <w:right w:w="50" w:type="dxa"/>
-            </w:tcMar>
-          </w:tcPr>
-          <w:p>
-            <w:r>
-              <w:rPr>
-                <w:sz w:val="15"/>
-              </w:rPr>
-              <w:t>EGCG</w:t>
-            </w:r>
-          </w:p>
-        </w:tc>
-        <w:tc>
-          <w:tcPr>
-            <w:tcW w:type="dxa" w:w="1337"/>
-            <w:tcMar>
-              <w:top w:w="35" w:type="dxa"/>
-              <w:bottom w:w="35" w:type="dxa"/>
-              <w:left w:w="50" w:type="dxa"/>
-              <w:right w:w="50" w:type="dxa"/>
-            </w:tcMar>
-          </w:tcPr>
-          <w:p>
-            <w:r>
-              <w:rPr>
-                <w:sz w:val="15"/>
-              </w:rPr>
-              <w:t>Polyphenolic Fibril Remodeler</w:t>
-            </w:r>
-          </w:p>
-        </w:tc>
-        <w:tc>
-          <w:tcPr>
-            <w:tcW w:type="dxa" w:w="1337"/>
-            <w:tcMar>
-              <w:top w:w="35" w:type="dxa"/>
-              <w:bottom w:w="35" w:type="dxa"/>
-              <w:left w:w="50" w:type="dxa"/>
-              <w:right w:w="50" w:type="dxa"/>
-            </w:tcMar>
-          </w:tcPr>
-          <w:p>
-            <w:r>
-              <w:rPr>
-                <w:sz w:val="15"/>
-              </w:rPr>
-              <w:t>DB03561</w:t>
-            </w:r>
-          </w:p>
-        </w:tc>
-        <w:tc>
-          <w:tcPr>
-            <w:tcW w:type="dxa" w:w="1337"/>
-            <w:tcMar>
-              <w:top w:w="35" w:type="dxa"/>
-              <w:bottom w:w="35" w:type="dxa"/>
-              <w:left w:w="50" w:type="dxa"/>
-              <w:right w:w="50" w:type="dxa"/>
-            </w:tcMar>
-          </w:tcPr>
-          <w:p>
-            <w:r>
-              <w:rPr>
-                <w:sz w:val="15"/>
-              </w:rPr>
-              <w:t>442.4</w:t>
-            </w:r>
-          </w:p>
-        </w:tc>
-        <w:tc>
-          <w:tcPr>
-            <w:tcW w:type="dxa" w:w="1337"/>
-            <w:tcMar>
-              <w:top w:w="35" w:type="dxa"/>
-              <w:bottom w:w="35" w:type="dxa"/>
-              <w:left w:w="50" w:type="dxa"/>
-              <w:right w:w="50" w:type="dxa"/>
-            </w:tcMar>
-          </w:tcPr>
-          <w:p>
-            <w:r>
-              <w:rPr>
-                <w:sz w:val="15"/>
-              </w:rPr>
-              <w:t>-8.00</w:t>
-            </w:r>
-          </w:p>
-        </w:tc>
-        <w:tc>
-          <w:tcPr>
-            <w:tcW w:type="dxa" w:w="1337"/>
-            <w:tcMar>
-              <w:top w:w="35" w:type="dxa"/>
-              <w:bottom w:w="35" w:type="dxa"/>
-              <w:left w:w="50" w:type="dxa"/>
-              <w:right w:w="50" w:type="dxa"/>
-            </w:tcMar>
-          </w:tcPr>
-          <w:p>
-            <w:r>
-              <w:rPr>
-                <w:sz w:val="15"/>
-              </w:rPr>
-              <w:t>-7.80</w:t>
-            </w:r>
-          </w:p>
-        </w:tc>
-        <w:tc>
-          <w:tcPr>
-            <w:tcW w:type="dxa" w:w="1337"/>
-            <w:tcMar>
-              <w:top w:w="35" w:type="dxa"/>
-              <w:bottom w:w="35" w:type="dxa"/>
-              <w:left w:w="50" w:type="dxa"/>
-              <w:right w:w="50" w:type="dxa"/>
-            </w:tcMar>
-          </w:tcPr>
-          <w:p>
-            <w:r>
-              <w:rPr>
-                <w:sz w:val="15"/>
-              </w:rPr>
-              <w:t>-28.00</w:t>
-            </w:r>
-          </w:p>
-        </w:tc>
-      </w:tr>
-      <w:tr>
-        <w:tc>
-          <w:tcPr>
-            <w:tcW w:type="dxa" w:w="1337"/>
-            <w:tcMar>
-              <w:top w:w="35" w:type="dxa"/>
-              <w:bottom w:w="35" w:type="dxa"/>
-              <w:left w:w="50" w:type="dxa"/>
-              <w:right w:w="50" w:type="dxa"/>
-            </w:tcMar>
-          </w:tcPr>
-          <w:p>
-            <w:r>
-              <w:rPr>
-                <w:sz w:val="15"/>
-              </w:rPr>
-              <w:t>Resveratrol</w:t>
-            </w:r>
-          </w:p>
-        </w:tc>
-        <w:tc>
-          <w:tcPr>
-            <w:tcW w:type="dxa" w:w="1337"/>
-            <w:tcMar>
-              <w:top w:w="35" w:type="dxa"/>
-              <w:bottom w:w="35" w:type="dxa"/>
-              <w:left w:w="50" w:type="dxa"/>
-              <w:right w:w="50" w:type="dxa"/>
-            </w:tcMar>
-          </w:tcPr>
-          <w:p>
-            <w:r>
-              <w:rPr>
-                <w:sz w:val="15"/>
-              </w:rPr>
-              <w:t>SIRT1 Activator &amp; Tau Phosphorylation Reducer</w:t>
-            </w:r>
-          </w:p>
-        </w:tc>
-        <w:tc>
-          <w:tcPr>
-            <w:tcW w:type="dxa" w:w="1337"/>
-            <w:tcMar>
-              <w:top w:w="35" w:type="dxa"/>
-              <w:bottom w:w="35" w:type="dxa"/>
-              <w:left w:w="50" w:type="dxa"/>
-              <w:right w:w="50" w:type="dxa"/>
-            </w:tcMar>
-          </w:tcPr>
-          <w:p>
-            <w:r>
-              <w:rPr>
-                <w:sz w:val="15"/>
-              </w:rPr>
-              <w:t>DB02709</w:t>
-            </w:r>
-          </w:p>
-        </w:tc>
-        <w:tc>
-          <w:tcPr>
-            <w:tcW w:type="dxa" w:w="1337"/>
-            <w:tcMar>
-              <w:top w:w="35" w:type="dxa"/>
-              <w:bottom w:w="35" w:type="dxa"/>
-              <w:left w:w="50" w:type="dxa"/>
-              <w:right w:w="50" w:type="dxa"/>
-            </w:tcMar>
-          </w:tcPr>
-          <w:p>
-            <w:r>
-              <w:rPr>
-                <w:sz w:val="15"/>
-              </w:rPr>
-              <w:t>228.2</w:t>
-            </w:r>
-          </w:p>
-        </w:tc>
-        <w:tc>
-          <w:tcPr>
-            <w:tcW w:type="dxa" w:w="1337"/>
-            <w:tcMar>
-              <w:top w:w="35" w:type="dxa"/>
-              <w:bottom w:w="35" w:type="dxa"/>
-              <w:left w:w="50" w:type="dxa"/>
-              <w:right w:w="50" w:type="dxa"/>
-            </w:tcMar>
-          </w:tcPr>
-          <w:p>
-            <w:r>
-              <w:rPr>
-                <w:sz w:val="15"/>
-              </w:rPr>
-              <w:t>-8.00</w:t>
-            </w:r>
-          </w:p>
-        </w:tc>
-        <w:tc>
-          <w:tcPr>
-            <w:tcW w:type="dxa" w:w="1337"/>
-            <w:tcMar>
-              <w:top w:w="35" w:type="dxa"/>
-              <w:bottom w:w="35" w:type="dxa"/>
-              <w:left w:w="50" w:type="dxa"/>
-              <w:right w:w="50" w:type="dxa"/>
-            </w:tcMar>
-          </w:tcPr>
-          <w:p>
-            <w:r>
-              <w:rPr>
-                <w:sz w:val="15"/>
-              </w:rPr>
-              <w:t>-7.80</w:t>
-            </w:r>
-          </w:p>
-        </w:tc>
-        <w:tc>
-          <w:tcPr>
-            <w:tcW w:type="dxa" w:w="1337"/>
-            <w:tcMar>
-              <w:top w:w="35" w:type="dxa"/>
-              <w:bottom w:w="35" w:type="dxa"/>
-              <w:left w:w="50" w:type="dxa"/>
-              <w:right w:w="50" w:type="dxa"/>
-            </w:tcMar>
-          </w:tcPr>
-          <w:p>
-            <w:r>
-              <w:rPr>
-                <w:sz w:val="15"/>
-              </w:rPr>
-              <w:t>-28.00</w:t>
-            </w:r>
-          </w:p>
-        </w:tc>
-      </w:tr>
-      <w:tr>
-        <w:tc>
-          <w:tcPr>
-            <w:tcW w:type="dxa" w:w="1337"/>
-            <w:tcMar>
-              <w:top w:w="35" w:type="dxa"/>
-              <w:bottom w:w="35" w:type="dxa"/>
-              <w:left w:w="50" w:type="dxa"/>
-              <w:right w:w="50" w:type="dxa"/>
-            </w:tcMar>
-          </w:tcPr>
-          <w:p>
-            <w:r>
-              <w:rPr>
-                <w:sz w:val="15"/>
-              </w:rPr>
-              <w:t>Rosmarinic Acid</w:t>
-            </w:r>
-          </w:p>
-        </w:tc>
-        <w:tc>
-          <w:tcPr>
-            <w:tcW w:type="dxa" w:w="1337"/>
-            <w:tcMar>
-              <w:top w:w="35" w:type="dxa"/>
-              <w:bottom w:w="35" w:type="dxa"/>
-              <w:left w:w="50" w:type="dxa"/>
-              <w:right w:w="50" w:type="dxa"/>
-            </w:tcMar>
-          </w:tcPr>
-          <w:p>
-            <w:r>
-              <w:rPr>
-                <w:sz w:val="15"/>
-              </w:rPr>
-              <w:t>Polyphenolic Tau Destabilizer</w:t>
-            </w:r>
-          </w:p>
-        </w:tc>
-        <w:tc>
-          <w:tcPr>
-            <w:tcW w:type="dxa" w:w="1337"/>
-            <w:tcMar>
-              <w:top w:w="35" w:type="dxa"/>
-              <w:bottom w:w="35" w:type="dxa"/>
-              <w:left w:w="50" w:type="dxa"/>
-              <w:right w:w="50" w:type="dxa"/>
-            </w:tcMar>
-          </w:tcPr>
-          <w:p>
-            <w:r>
-              <w:rPr>
-                <w:sz w:val="15"/>
-              </w:rPr>
-              <w:t>DB07971</w:t>
-            </w:r>
-          </w:p>
-        </w:tc>
-        <w:tc>
-          <w:tcPr>
-            <w:tcW w:type="dxa" w:w="1337"/>
-            <w:tcMar>
-              <w:top w:w="35" w:type="dxa"/>
-              <w:bottom w:w="35" w:type="dxa"/>
-              <w:left w:w="50" w:type="dxa"/>
-              <w:right w:w="50" w:type="dxa"/>
-            </w:tcMar>
-          </w:tcPr>
-          <w:p>
-            <w:r>
-              <w:rPr>
-                <w:sz w:val="15"/>
-              </w:rPr>
-              <w:t>360.3</w:t>
-            </w:r>
-          </w:p>
-        </w:tc>
-        <w:tc>
-          <w:tcPr>
-            <w:tcW w:type="dxa" w:w="1337"/>
-            <w:tcMar>
-              <w:top w:w="35" w:type="dxa"/>
-              <w:bottom w:w="35" w:type="dxa"/>
-              <w:left w:w="50" w:type="dxa"/>
-              <w:right w:w="50" w:type="dxa"/>
-            </w:tcMar>
-          </w:tcPr>
-          <w:p>
-            <w:r>
-              <w:rPr>
-                <w:sz w:val="15"/>
-              </w:rPr>
-              <w:t>-8.00</w:t>
-            </w:r>
-          </w:p>
-        </w:tc>
-        <w:tc>
-          <w:tcPr>
-            <w:tcW w:type="dxa" w:w="1337"/>
-            <w:tcMar>
-              <w:top w:w="35" w:type="dxa"/>
-              <w:bottom w:w="35" w:type="dxa"/>
-              <w:left w:w="50" w:type="dxa"/>
-              <w:right w:w="50" w:type="dxa"/>
-            </w:tcMar>
-          </w:tcPr>
-          <w:p>
-            <w:r>
-              <w:rPr>
-                <w:sz w:val="15"/>
-              </w:rPr>
-              <w:t>-7.80</w:t>
-            </w:r>
-          </w:p>
-        </w:tc>
-        <w:tc>
-          <w:tcPr>
-            <w:tcW w:type="dxa" w:w="1337"/>
-            <w:tcMar>
-              <w:top w:w="35" w:type="dxa"/>
-              <w:bottom w:w="35" w:type="dxa"/>
-              <w:left w:w="50" w:type="dxa"/>
-              <w:right w:w="50" w:type="dxa"/>
-            </w:tcMar>
-          </w:tcPr>
-          <w:p>
-            <w:r>
-              <w:rPr>
-                <w:sz w:val="15"/>
-              </w:rPr>
-              <w:t>-28.00</w:t>
-            </w:r>
-          </w:p>
-        </w:tc>
-      </w:tr>
-      <w:tr>
-        <w:tc>
-          <w:tcPr>
-            <w:tcW w:type="dxa" w:w="1337"/>
-            <w:tcMar>
-              <w:top w:w="35" w:type="dxa"/>
-              <w:bottom w:w="35" w:type="dxa"/>
-              <w:left w:w="50" w:type="dxa"/>
-              <w:right w:w="50" w:type="dxa"/>
-            </w:tcMar>
-          </w:tcPr>
-          <w:p>
-            <w:r>
-              <w:rPr>
-                <w:sz w:val="15"/>
-              </w:rPr>
-              <w:t>Baicalein</w:t>
-            </w:r>
-          </w:p>
-        </w:tc>
-        <w:tc>
-          <w:tcPr>
-            <w:tcW w:type="dxa" w:w="1337"/>
-            <w:tcMar>
-              <w:top w:w="35" w:type="dxa"/>
-              <w:bottom w:w="35" w:type="dxa"/>
-              <w:left w:w="50" w:type="dxa"/>
-              <w:right w:w="50" w:type="dxa"/>
-            </w:tcMar>
-          </w:tcPr>
-          <w:p>
-            <w:r>
-              <w:rPr>
-                <w:sz w:val="15"/>
-              </w:rPr>
-              <w:t>Flavonoid Tau Oligomerization Inhibitor</w:t>
-            </w:r>
-          </w:p>
-        </w:tc>
-        <w:tc>
-          <w:tcPr>
-            <w:tcW w:type="dxa" w:w="1337"/>
-            <w:tcMar>
-              <w:top w:w="35" w:type="dxa"/>
-              <w:bottom w:w="35" w:type="dxa"/>
-              <w:left w:w="50" w:type="dxa"/>
-              <w:right w:w="50" w:type="dxa"/>
-            </w:tcMar>
-          </w:tcPr>
-          <w:p>
-            <w:r>
-              <w:rPr>
-                <w:sz w:val="15"/>
-              </w:rPr>
-              <w:t>DB04285</w:t>
-            </w:r>
-          </w:p>
-        </w:tc>
-        <w:tc>
-          <w:tcPr>
-            <w:tcW w:type="dxa" w:w="1337"/>
-            <w:tcMar>
-              <w:top w:w="35" w:type="dxa"/>
-              <w:bottom w:w="35" w:type="dxa"/>
-              <w:left w:w="50" w:type="dxa"/>
-              <w:right w:w="50" w:type="dxa"/>
-            </w:tcMar>
-          </w:tcPr>
-          <w:p>
-            <w:r>
-              <w:rPr>
-                <w:sz w:val="15"/>
-              </w:rPr>
-              <w:t>270.2</w:t>
-            </w:r>
-          </w:p>
-        </w:tc>
-        <w:tc>
-          <w:tcPr>
-            <w:tcW w:type="dxa" w:w="1337"/>
-            <w:tcMar>
-              <w:top w:w="35" w:type="dxa"/>
-              <w:bottom w:w="35" w:type="dxa"/>
-              <w:left w:w="50" w:type="dxa"/>
-              <w:right w:w="50" w:type="dxa"/>
-            </w:tcMar>
-          </w:tcPr>
-          <w:p>
-            <w:r>
-              <w:rPr>
-                <w:sz w:val="15"/>
-              </w:rPr>
-              <w:t>-8.00</w:t>
-            </w:r>
-          </w:p>
-        </w:tc>
-        <w:tc>
-          <w:tcPr>
-            <w:tcW w:type="dxa" w:w="1337"/>
-            <w:tcMar>
-              <w:top w:w="35" w:type="dxa"/>
-              <w:bottom w:w="35" w:type="dxa"/>
-              <w:left w:w="50" w:type="dxa"/>
-              <w:right w:w="50" w:type="dxa"/>
-            </w:tcMar>
-          </w:tcPr>
-          <w:p>
-            <w:r>
-              <w:rPr>
-                <w:sz w:val="15"/>
-              </w:rPr>
-              <w:t>-7.80</w:t>
-            </w:r>
-          </w:p>
-        </w:tc>
-        <w:tc>
-          <w:tcPr>
-            <w:tcW w:type="dxa" w:w="1337"/>
-            <w:tcMar>
-              <w:top w:w="35" w:type="dxa"/>
-              <w:bottom w:w="35" w:type="dxa"/>
-              <w:left w:w="50" w:type="dxa"/>
-              <w:right w:w="50" w:type="dxa"/>
-            </w:tcMar>
-          </w:tcPr>
-          <w:p>
-            <w:r>
-              <w:rPr>
-                <w:sz w:val="15"/>
-              </w:rPr>
-              <w:t>-28.00</w:t>
-            </w:r>
-          </w:p>
-        </w:tc>
-      </w:tr>
-      <w:tr>
-        <w:tc>
-          <w:tcPr>
-            <w:tcW w:type="dxa" w:w="1337"/>
-            <w:tcMar>
-              <w:top w:w="35" w:type="dxa"/>
-              <w:bottom w:w="35" w:type="dxa"/>
-              <w:left w:w="50" w:type="dxa"/>
-              <w:right w:w="50" w:type="dxa"/>
-            </w:tcMar>
-          </w:tcPr>
-          <w:p>
-            <w:r>
-              <w:rPr>
-                <w:sz w:val="15"/>
-              </w:rPr>
-              <w:t>Myricetin</w:t>
-            </w:r>
-          </w:p>
-        </w:tc>
-        <w:tc>
-          <w:tcPr>
-            <w:tcW w:type="dxa" w:w="1337"/>
-            <w:tcMar>
-              <w:top w:w="35" w:type="dxa"/>
-              <w:bottom w:w="35" w:type="dxa"/>
-              <w:left w:w="50" w:type="dxa"/>
-              <w:right w:w="50" w:type="dxa"/>
-            </w:tcMar>
-          </w:tcPr>
-          <w:p>
-            <w:r>
-              <w:rPr>
-                <w:sz w:val="15"/>
-              </w:rPr>
-              <w:t>Flavonoid Tau Assembly Inhibitor</w:t>
-            </w:r>
-          </w:p>
-        </w:tc>
-        <w:tc>
-          <w:tcPr>
-            <w:tcW w:type="dxa" w:w="1337"/>
-            <w:tcMar>
-              <w:top w:w="35" w:type="dxa"/>
-              <w:bottom w:w="35" w:type="dxa"/>
-              <w:left w:w="50" w:type="dxa"/>
-              <w:right w:w="50" w:type="dxa"/>
-            </w:tcMar>
-          </w:tcPr>
-          <w:p>
-            <w:r>
-              <w:rPr>
-                <w:sz w:val="15"/>
-              </w:rPr>
-              <w:t>DB03975</w:t>
-            </w:r>
-          </w:p>
-        </w:tc>
-        <w:tc>
-          <w:tcPr>
-            <w:tcW w:type="dxa" w:w="1337"/>
-            <w:tcMar>
-              <w:top w:w="35" w:type="dxa"/>
-              <w:bottom w:w="35" w:type="dxa"/>
-              <w:left w:w="50" w:type="dxa"/>
-              <w:right w:w="50" w:type="dxa"/>
-            </w:tcMar>
-          </w:tcPr>
-          <w:p>
-            <w:r>
-              <w:rPr>
-                <w:sz w:val="15"/>
-              </w:rPr>
-              <w:t>318.2</w:t>
-            </w:r>
-          </w:p>
-        </w:tc>
-        <w:tc>
-          <w:tcPr>
-            <w:tcW w:type="dxa" w:w="1337"/>
-            <w:tcMar>
-              <w:top w:w="35" w:type="dxa"/>
-              <w:bottom w:w="35" w:type="dxa"/>
-              <w:left w:w="50" w:type="dxa"/>
-              <w:right w:w="50" w:type="dxa"/>
-            </w:tcMar>
-          </w:tcPr>
-          <w:p>
-            <w:r>
-              <w:rPr>
-                <w:sz w:val="15"/>
-              </w:rPr>
-              <w:t>-8.00</w:t>
-            </w:r>
-          </w:p>
-        </w:tc>
-        <w:tc>
-          <w:tcPr>
-            <w:tcW w:type="dxa" w:w="1337"/>
-            <w:tcMar>
-              <w:top w:w="35" w:type="dxa"/>
-              <w:bottom w:w="35" w:type="dxa"/>
-              <w:left w:w="50" w:type="dxa"/>
-              <w:right w:w="50" w:type="dxa"/>
-            </w:tcMar>
-          </w:tcPr>
-          <w:p>
-            <w:r>
-              <w:rPr>
-                <w:sz w:val="15"/>
-              </w:rPr>
-              <w:t>-7.80</w:t>
-            </w:r>
-          </w:p>
-        </w:tc>
-        <w:tc>
-          <w:tcPr>
-            <w:tcW w:type="dxa" w:w="1337"/>
-            <w:tcMar>
-              <w:top w:w="35" w:type="dxa"/>
-              <w:bottom w:w="35" w:type="dxa"/>
-              <w:left w:w="50" w:type="dxa"/>
-              <w:right w:w="50" w:type="dxa"/>
-            </w:tcMar>
-          </w:tcPr>
-          <w:p>
-            <w:r>
-              <w:rPr>
-                <w:sz w:val="15"/>
-              </w:rPr>
-              <w:t>-28.00</w:t>
-            </w:r>
-          </w:p>
-        </w:tc>
-      </w:tr>
-      <w:tr>
-        <w:tc>
-          <w:tcPr>
-            <w:tcW w:type="dxa" w:w="1337"/>
-            <w:tcMar>
-              <w:top w:w="35" w:type="dxa"/>
-              <w:bottom w:w="35" w:type="dxa"/>
-              <w:left w:w="50" w:type="dxa"/>
-              <w:right w:w="50" w:type="dxa"/>
-            </w:tcMar>
-          </w:tcPr>
-          <w:p>
-            <w:r>
-              <w:rPr>
-                <w:sz w:val="15"/>
-              </w:rPr>
-              <w:t>Quercetin</w:t>
-            </w:r>
-          </w:p>
-        </w:tc>
-        <w:tc>
-          <w:tcPr>
-            <w:tcW w:type="dxa" w:w="1337"/>
-            <w:tcMar>
-              <w:top w:w="35" w:type="dxa"/>
-              <w:bottom w:w="35" w:type="dxa"/>
-              <w:left w:w="50" w:type="dxa"/>
-              <w:right w:w="50" w:type="dxa"/>
-            </w:tcMar>
-          </w:tcPr>
-          <w:p>
-            <w:r>
-              <w:rPr>
-                <w:sz w:val="15"/>
-              </w:rPr>
-              <w:t>Flavonoid Neuroprotective Agent</w:t>
-            </w:r>
-          </w:p>
-        </w:tc>
-        <w:tc>
-          <w:tcPr>
-            <w:tcW w:type="dxa" w:w="1337"/>
-            <w:tcMar>
-              <w:top w:w="35" w:type="dxa"/>
-              <w:bottom w:w="35" w:type="dxa"/>
-              <w:left w:w="50" w:type="dxa"/>
-              <w:right w:w="50" w:type="dxa"/>
-            </w:tcMar>
-          </w:tcPr>
-          <w:p>
-            <w:r>
-              <w:rPr>
-                <w:sz w:val="15"/>
-              </w:rPr>
-              <w:t>DB04216</w:t>
-            </w:r>
-          </w:p>
-        </w:tc>
-        <w:tc>
-          <w:tcPr>
-            <w:tcW w:type="dxa" w:w="1337"/>
-            <w:tcMar>
-              <w:top w:w="35" w:type="dxa"/>
-              <w:bottom w:w="35" w:type="dxa"/>
-              <w:left w:w="50" w:type="dxa"/>
-              <w:right w:w="50" w:type="dxa"/>
-            </w:tcMar>
-          </w:tcPr>
-          <w:p>
-            <w:r>
-              <w:rPr>
-                <w:sz w:val="15"/>
-              </w:rPr>
-              <w:t>302.2</w:t>
-            </w:r>
-          </w:p>
-        </w:tc>
-        <w:tc>
-          <w:tcPr>
-            <w:tcW w:type="dxa" w:w="1337"/>
-            <w:tcMar>
-              <w:top w:w="35" w:type="dxa"/>
-              <w:bottom w:w="35" w:type="dxa"/>
-              <w:left w:w="50" w:type="dxa"/>
-              <w:right w:w="50" w:type="dxa"/>
-            </w:tcMar>
-          </w:tcPr>
-          <w:p>
-            <w:r>
-              <w:rPr>
-                <w:sz w:val="15"/>
-              </w:rPr>
-              <w:t>-8.00</w:t>
-            </w:r>
-          </w:p>
-        </w:tc>
-        <w:tc>
-          <w:tcPr>
-            <w:tcW w:type="dxa" w:w="1337"/>
-            <w:tcMar>
-              <w:top w:w="35" w:type="dxa"/>
-              <w:bottom w:w="35" w:type="dxa"/>
-              <w:left w:w="50" w:type="dxa"/>
-              <w:right w:w="50" w:type="dxa"/>
-            </w:tcMar>
-          </w:tcPr>
-          <w:p>
-            <w:r>
-              <w:rPr>
-                <w:sz w:val="15"/>
-              </w:rPr>
-              <w:t>-7.80</w:t>
-            </w:r>
-          </w:p>
-        </w:tc>
-        <w:tc>
-          <w:tcPr>
-            <w:tcW w:type="dxa" w:w="1337"/>
-            <w:tcMar>
-              <w:top w:w="35" w:type="dxa"/>
-              <w:bottom w:w="35" w:type="dxa"/>
-              <w:left w:w="50" w:type="dxa"/>
-              <w:right w:w="50" w:type="dxa"/>
-            </w:tcMar>
-          </w:tcPr>
-          <w:p>
-            <w:r>
-              <w:rPr>
-                <w:sz w:val="15"/>
-              </w:rPr>
-              <w:t>-28.00</w:t>
-            </w:r>
-          </w:p>
-        </w:tc>
-      </w:tr>
-      <w:tr>
-        <w:tc>
-          <w:tcPr>
-            <w:tcW w:type="dxa" w:w="1337"/>
-            <w:tcMar>
-              <w:top w:w="35" w:type="dxa"/>
-              <w:bottom w:w="35" w:type="dxa"/>
-              <w:left w:w="50" w:type="dxa"/>
-              <w:right w:w="50" w:type="dxa"/>
-            </w:tcMar>
-          </w:tcPr>
-          <w:p>
-            <w:r>
-              <w:rPr>
-                <w:sz w:val="15"/>
-              </w:rPr>
-              <w:t>Fisetin</w:t>
-            </w:r>
-          </w:p>
-        </w:tc>
-        <w:tc>
-          <w:tcPr>
-            <w:tcW w:type="dxa" w:w="1337"/>
-            <w:tcMar>
-              <w:top w:w="35" w:type="dxa"/>
-              <w:bottom w:w="35" w:type="dxa"/>
-              <w:left w:w="50" w:type="dxa"/>
-              <w:right w:w="50" w:type="dxa"/>
-            </w:tcMar>
-          </w:tcPr>
-          <w:p>
-            <w:r>
-              <w:rPr>
-                <w:sz w:val="15"/>
-              </w:rPr>
-              <w:t>Senolytic &amp; Tau Disaggregator</w:t>
-            </w:r>
-          </w:p>
-        </w:tc>
-        <w:tc>
-          <w:tcPr>
-            <w:tcW w:type="dxa" w:w="1337"/>
-            <w:tcMar>
-              <w:top w:w="35" w:type="dxa"/>
-              <w:bottom w:w="35" w:type="dxa"/>
-              <w:left w:w="50" w:type="dxa"/>
-              <w:right w:w="50" w:type="dxa"/>
-            </w:tcMar>
-          </w:tcPr>
-          <w:p>
-            <w:r>
-              <w:rPr>
-                <w:sz w:val="15"/>
-              </w:rPr>
-              <w:t>DB07795</w:t>
-            </w:r>
-          </w:p>
-        </w:tc>
-        <w:tc>
-          <w:tcPr>
-            <w:tcW w:type="dxa" w:w="1337"/>
-            <w:tcMar>
-              <w:top w:w="35" w:type="dxa"/>
-              <w:bottom w:w="35" w:type="dxa"/>
-              <w:left w:w="50" w:type="dxa"/>
-              <w:right w:w="50" w:type="dxa"/>
-            </w:tcMar>
-          </w:tcPr>
-          <w:p>
-            <w:r>
-              <w:rPr>
-                <w:sz w:val="15"/>
-              </w:rPr>
-              <w:t>286.2</w:t>
-            </w:r>
-          </w:p>
-        </w:tc>
-        <w:tc>
-          <w:tcPr>
-            <w:tcW w:type="dxa" w:w="1337"/>
-            <w:tcMar>
-              <w:top w:w="35" w:type="dxa"/>
-              <w:bottom w:w="35" w:type="dxa"/>
-              <w:left w:w="50" w:type="dxa"/>
-              <w:right w:w="50" w:type="dxa"/>
-            </w:tcMar>
-          </w:tcPr>
-          <w:p>
-            <w:r>
-              <w:rPr>
-                <w:sz w:val="15"/>
-              </w:rPr>
-              <w:t>-8.00</w:t>
-            </w:r>
-          </w:p>
-        </w:tc>
-        <w:tc>
-          <w:tcPr>
-            <w:tcW w:type="dxa" w:w="1337"/>
-            <w:tcMar>
-              <w:top w:w="35" w:type="dxa"/>
-              <w:bottom w:w="35" w:type="dxa"/>
-              <w:left w:w="50" w:type="dxa"/>
-              <w:right w:w="50" w:type="dxa"/>
-            </w:tcMar>
-          </w:tcPr>
-          <w:p>
-            <w:r>
-              <w:rPr>
-                <w:sz w:val="15"/>
-              </w:rPr>
-              <w:t>-7.80</w:t>
-            </w:r>
-          </w:p>
-        </w:tc>
-        <w:tc>
-          <w:tcPr>
-            <w:tcW w:type="dxa" w:w="1337"/>
-            <w:tcMar>
-              <w:top w:w="35" w:type="dxa"/>
-              <w:bottom w:w="35" w:type="dxa"/>
-              <w:left w:w="50" w:type="dxa"/>
-              <w:right w:w="50" w:type="dxa"/>
-            </w:tcMar>
-          </w:tcPr>
-          <w:p>
-            <w:r>
-              <w:rPr>
-                <w:sz w:val="15"/>
-              </w:rPr>
-              <w:t>-28.00</w:t>
+              <w:t>-26.50</w:t>
             </w:r>
           </w:p>
         </w:tc>
@@ -1768,7 +3253,7 @@
               <w:rPr>
                 <w:sz w:val="15"/>
               </w:rPr>
-              <w:t>Irreversible GSK-3beta Inhibitor</w:t>
+              <w:t>GSK-3beta Inhibitor</w:t>
             </w:r>
           </w:p>
         </w:tc>
@@ -1806,7 +3291,7 @@
               <w:rPr>
                 <w:sz w:val="15"/>
               </w:rPr>
-              <w:t>346.4</w:t>
+              <w:t>226.2</w:t>
             </w:r>
           </w:p>
         </w:tc>
@@ -1825,7 +3310,7 @@
               <w:rPr>
                 <w:sz w:val="15"/>
               </w:rPr>
-              <w:t>-8.00</w:t>
+              <w:t>-7.50</w:t>
             </w:r>
           </w:p>
         </w:tc>
@@ -1844,7 +3329,7 @@
               <w:rPr>
                 <w:sz w:val="15"/>
               </w:rPr>
-              <w:t>-7.80</w:t>
+              <w:t>-7.30</w:t>
             </w:r>
           </w:p>
         </w:tc>
@@ -1863,7 +3348,7 @@
               <w:rPr>
                 <w:sz w:val="15"/>
               </w:rPr>
-              <w:t>-28.00</w:t>
+              <w:t>-25.20</w:t>
             </w:r>
           </w:p>
         </w:tc>
@@ -1903,7 +3388,7 @@
               <w:rPr>
                 <w:sz w:val="15"/>
               </w:rPr>
-              <w:t>GSK-3alpha/beta Inhibitor</w:t>
+              <w:t>GSK-3beta Inhibitor</w:t>
             </w:r>
           </w:p>
         </w:tc>
@@ -1922,7 +3407,7 @@
               <w:rPr>
                 <w:sz w:val="15"/>
               </w:rPr>
-              <w:t>DB14981</w:t>
+              <w:t>DB12488</w:t>
             </w:r>
           </w:p>
         </w:tc>
@@ -1941,7 +3426,7 @@
               <w:rPr>
                 <w:sz w:val="15"/>
               </w:rPr>
-              <w:t>350.4</w:t>
+              <w:t>298.2</w:t>
             </w:r>
           </w:p>
         </w:tc>
@@ -1960,7 +3445,258 @@
               <w:rPr>
                 <w:sz w:val="15"/>
               </w:rPr>
-              <w:t>-8.00</w:t>
+              <w:t>-8.10</w:t>
+            </w:r>
+          </w:p>
+        </w:tc>
+        <w:tc>
+          <w:tcPr>
+            <w:tcW w:type="dxa" w:w="1337"/>
+            <w:tcMar>
+              <w:top w:w="35" w:type="dxa"/>
+              <w:bottom w:w="35" w:type="dxa"/>
+              <w:left w:w="50" w:type="dxa"/>
+              <w:right w:w="50" w:type="dxa"/>
+            </w:tcMar>
+          </w:tcPr>
+          <w:p>
+            <w:r>
+              <w:rPr>
+                <w:sz w:val="15"/>
+              </w:rPr>
+              <w:t>-7.90</w:t>
+            </w:r>
+          </w:p>
+        </w:tc>
+        <w:tc>
+          <w:tcPr>
+            <w:tcW w:type="dxa" w:w="1337"/>
+            <w:tcMar>
+              <w:top w:w="35" w:type="dxa"/>
+              <w:bottom w:w="35" w:type="dxa"/>
+              <w:left w:w="50" w:type="dxa"/>
+              <w:right w:w="50" w:type="dxa"/>
+            </w:tcMar>
+          </w:tcPr>
+          <w:p>
+            <w:r>
+              <w:rPr>
+                <w:sz w:val="15"/>
+              </w:rPr>
+              <w:t>-28.60</w:t>
+            </w:r>
+          </w:p>
+        </w:tc>
+      </w:tr>
+      <w:tr>
+        <w:tc>
+          <w:tcPr>
+            <w:tcW w:type="dxa" w:w="1337"/>
+            <w:tcMar>
+              <w:top w:w="35" w:type="dxa"/>
+              <w:bottom w:w="35" w:type="dxa"/>
+              <w:left w:w="50" w:type="dxa"/>
+              <w:right w:w="50" w:type="dxa"/>
+            </w:tcMar>
+          </w:tcPr>
+          <w:p>
+            <w:r>
+              <w:rPr>
+                <w:sz w:val="15"/>
+              </w:rPr>
+              <w:t>Bexarotene</w:t>
+            </w:r>
+          </w:p>
+        </w:tc>
+        <w:tc>
+          <w:tcPr>
+            <w:tcW w:type="dxa" w:w="1337"/>
+            <w:tcMar>
+              <w:top w:w="35" w:type="dxa"/>
+              <w:bottom w:w="35" w:type="dxa"/>
+              <w:left w:w="50" w:type="dxa"/>
+              <w:right w:w="50" w:type="dxa"/>
+            </w:tcMar>
+          </w:tcPr>
+          <w:p>
+            <w:r>
+              <w:rPr>
+                <w:sz w:val="15"/>
+              </w:rPr>
+              <w:t>RXR Agonist</w:t>
+            </w:r>
+          </w:p>
+        </w:tc>
+        <w:tc>
+          <w:tcPr>
+            <w:tcW w:type="dxa" w:w="1337"/>
+            <w:tcMar>
+              <w:top w:w="35" w:type="dxa"/>
+              <w:bottom w:w="35" w:type="dxa"/>
+              <w:left w:w="50" w:type="dxa"/>
+              <w:right w:w="50" w:type="dxa"/>
+            </w:tcMar>
+          </w:tcPr>
+          <w:p>
+            <w:r>
+              <w:rPr>
+                <w:sz w:val="15"/>
+              </w:rPr>
+              <w:t>DB00396</w:t>
+            </w:r>
+          </w:p>
+        </w:tc>
+        <w:tc>
+          <w:tcPr>
+            <w:tcW w:type="dxa" w:w="1337"/>
+            <w:tcMar>
+              <w:top w:w="35" w:type="dxa"/>
+              <w:bottom w:w="35" w:type="dxa"/>
+              <w:left w:w="50" w:type="dxa"/>
+              <w:right w:w="50" w:type="dxa"/>
+            </w:tcMar>
+          </w:tcPr>
+          <w:p>
+            <w:r>
+              <w:rPr>
+                <w:sz w:val="15"/>
+              </w:rPr>
+              <w:t>348.5</w:t>
+            </w:r>
+          </w:p>
+        </w:tc>
+        <w:tc>
+          <w:tcPr>
+            <w:tcW w:type="dxa" w:w="1337"/>
+            <w:tcMar>
+              <w:top w:w="35" w:type="dxa"/>
+              <w:bottom w:w="35" w:type="dxa"/>
+              <w:left w:w="50" w:type="dxa"/>
+              <w:right w:w="50" w:type="dxa"/>
+            </w:tcMar>
+          </w:tcPr>
+          <w:p>
+            <w:r>
+              <w:rPr>
+                <w:sz w:val="15"/>
+              </w:rPr>
+              <w:t>-8.30</w:t>
+            </w:r>
+          </w:p>
+        </w:tc>
+        <w:tc>
+          <w:tcPr>
+            <w:tcW w:type="dxa" w:w="1337"/>
+            <w:tcMar>
+              <w:top w:w="35" w:type="dxa"/>
+              <w:bottom w:w="35" w:type="dxa"/>
+              <w:left w:w="50" w:type="dxa"/>
+              <w:right w:w="50" w:type="dxa"/>
+            </w:tcMar>
+          </w:tcPr>
+          <w:p>
+            <w:r>
+              <w:rPr>
+                <w:sz w:val="15"/>
+              </w:rPr>
+              <w:t>-8.10</w:t>
+            </w:r>
+          </w:p>
+        </w:tc>
+        <w:tc>
+          <w:tcPr>
+            <w:tcW w:type="dxa" w:w="1337"/>
+            <w:tcMar>
+              <w:top w:w="35" w:type="dxa"/>
+              <w:bottom w:w="35" w:type="dxa"/>
+              <w:left w:w="50" w:type="dxa"/>
+              <w:right w:w="50" w:type="dxa"/>
+            </w:tcMar>
+          </w:tcPr>
+          <w:p>
+            <w:r>
+              <w:rPr>
+                <w:sz w:val="15"/>
+              </w:rPr>
+              <w:t>-31.00</w:t>
+            </w:r>
+          </w:p>
+        </w:tc>
+      </w:tr>
+      <w:tr>
+        <w:tc>
+          <w:tcPr>
+            <w:tcW w:type="dxa" w:w="1337"/>
+            <w:tcMar>
+              <w:top w:w="35" w:type="dxa"/>
+              <w:bottom w:w="35" w:type="dxa"/>
+              <w:left w:w="50" w:type="dxa"/>
+              <w:right w:w="50" w:type="dxa"/>
+            </w:tcMar>
+          </w:tcPr>
+          <w:p>
+            <w:r>
+              <w:rPr>
+                <w:sz w:val="15"/>
+              </w:rPr>
+              <w:t>Donepezil</w:t>
+            </w:r>
+          </w:p>
+        </w:tc>
+        <w:tc>
+          <w:tcPr>
+            <w:tcW w:type="dxa" w:w="1337"/>
+            <w:tcMar>
+              <w:top w:w="35" w:type="dxa"/>
+              <w:bottom w:w="35" w:type="dxa"/>
+              <w:left w:w="50" w:type="dxa"/>
+              <w:right w:w="50" w:type="dxa"/>
+            </w:tcMar>
+          </w:tcPr>
+          <w:p>
+            <w:r>
+              <w:rPr>
+                <w:sz w:val="15"/>
+              </w:rPr>
+              <w:t>AChE Inhibitor</w:t>
+            </w:r>
+          </w:p>
+        </w:tc>
+        <w:tc>
+          <w:tcPr>
+            <w:tcW w:type="dxa" w:w="1337"/>
+            <w:tcMar>
+              <w:top w:w="35" w:type="dxa"/>
+              <w:bottom w:w="35" w:type="dxa"/>
+              <w:left w:w="50" w:type="dxa"/>
+              <w:right w:w="50" w:type="dxa"/>
+            </w:tcMar>
+          </w:tcPr>
+          <w:p>
+            <w:r>
+              <w:rPr>
+                <w:sz w:val="15"/>
+              </w:rPr>
+              <w:t>DB00843</w:t>
+            </w:r>
+          </w:p>
+        </w:tc>
+        <w:tc>
+          <w:tcPr>
+            <w:tcW w:type="dxa" w:w="1337"/>
+            <w:tcMar>
+              <w:top w:w="35" w:type="dxa"/>
+              <w:bottom w:w="35" w:type="dxa"/>
+              <w:left w:w="50" w:type="dxa"/>
+              <w:right w:w="50" w:type="dxa"/>
+            </w:tcMar>
+          </w:tcPr>
+          <w:p>
+            <w:r>
+              <w:rPr>
+                <w:sz w:val="15"/>
+              </w:rPr>
+              <w:t>379.5</w:t>
             </w:r>
           </w:p>
         </w:tc>
@@ -1998,28 +3734,7 @@
               <w:rPr>
                 <w:sz w:val="15"/>
               </w:rPr>
-              <w:t>-28.00</w:t>
-            </w:r>
-          </w:p>
-        </w:tc>
-      </w:tr>
-      <w:tr>
-        <w:tc>
-          <w:tcPr>
-            <w:tcW w:type="dxa" w:w="1337"/>
-            <w:tcMar>
-              <w:top w:w="35" w:type="dxa"/>
-              <w:bottom w:w="35" w:type="dxa"/>
-              <w:left w:w="50" w:type="dxa"/>
-              <w:right w:w="50" w:type="dxa"/>
-            </w:tcMar>
-          </w:tcPr>
-          <w:p>
-            <w:r>
-              <w:rPr>
-                <w:sz w:val="15"/>
-              </w:rPr>
-              <w:t>Memantine</w:t>
+              <w:t>-7.60</w:t>
             </w:r>
           </w:p>
         </w:tc>
@@ -2038,102 +3753,7 @@
               <w:rPr>
                 <w:sz w:val="15"/>
               </w:rPr>
-              <w:t>NMDA Receptor Antagonist</w:t>
-            </w:r>
-          </w:p>
-        </w:tc>
-        <w:tc>
-          <w:tcPr>
-            <w:tcW w:type="dxa" w:w="1337"/>
-            <w:tcMar>
-              <w:top w:w="35" w:type="dxa"/>
-              <w:bottom w:w="35" w:type="dxa"/>
-              <w:left w:w="50" w:type="dxa"/>
-              <w:right w:w="50" w:type="dxa"/>
-            </w:tcMar>
-          </w:tcPr>
-          <w:p>
-            <w:r>
-              <w:rPr>
-                <w:sz w:val="15"/>
-              </w:rPr>
-              <w:t>DB00994</w:t>
-            </w:r>
-          </w:p>
-        </w:tc>
-        <w:tc>
-          <w:tcPr>
-            <w:tcW w:type="dxa" w:w="1337"/>
-            <w:tcMar>
-              <w:top w:w="35" w:type="dxa"/>
-              <w:bottom w:w="35" w:type="dxa"/>
-              <w:left w:w="50" w:type="dxa"/>
-              <w:right w:w="50" w:type="dxa"/>
-            </w:tcMar>
-          </w:tcPr>
-          <w:p>
-            <w:r>
-              <w:rPr>
-                <w:sz w:val="15"/>
-              </w:rPr>
-              <w:t>179.3</w:t>
-            </w:r>
-          </w:p>
-        </w:tc>
-        <w:tc>
-          <w:tcPr>
-            <w:tcW w:type="dxa" w:w="1337"/>
-            <w:tcMar>
-              <w:top w:w="35" w:type="dxa"/>
-              <w:bottom w:w="35" w:type="dxa"/>
-              <w:left w:w="50" w:type="dxa"/>
-              <w:right w:w="50" w:type="dxa"/>
-            </w:tcMar>
-          </w:tcPr>
-          <w:p>
-            <w:r>
-              <w:rPr>
-                <w:sz w:val="15"/>
-              </w:rPr>
-              <w:t>-8.00</w:t>
-            </w:r>
-          </w:p>
-        </w:tc>
-        <w:tc>
-          <w:tcPr>
-            <w:tcW w:type="dxa" w:w="1337"/>
-            <w:tcMar>
-              <w:top w:w="35" w:type="dxa"/>
-              <w:bottom w:w="35" w:type="dxa"/>
-              <w:left w:w="50" w:type="dxa"/>
-              <w:right w:w="50" w:type="dxa"/>
-            </w:tcMar>
-          </w:tcPr>
-          <w:p>
-            <w:r>
-              <w:rPr>
-                <w:sz w:val="15"/>
-              </w:rPr>
-              <w:t>-7.80</w:t>
-            </w:r>
-          </w:p>
-        </w:tc>
-        <w:tc>
-          <w:tcPr>
-            <w:tcW w:type="dxa" w:w="1337"/>
-            <w:tcMar>
-              <w:top w:w="35" w:type="dxa"/>
-              <w:bottom w:w="35" w:type="dxa"/>
-              <w:left w:w="50" w:type="dxa"/>
-              <w:right w:w="50" w:type="dxa"/>
-            </w:tcMar>
-          </w:tcPr>
-          <w:p>
-            <w:r>
-              <w:rPr>
-                <w:sz w:val="15"/>
-              </w:rPr>
-              <w:t>-28.00</w:t>
+              <w:t>-29.40</w:t>
             </w:r>
           </w:p>
         </w:tc>
@@ -2173,7 +3793,7 @@
               <w:rPr>
                 <w:sz w:val="15"/>
               </w:rPr>
-              <w:t>Dual AChE/BuChE Inhibitor</w:t>
+              <w:t>ChE Inhibitor</w:t>
             </w:r>
           </w:p>
         </w:tc>
@@ -2230,7 +3850,7 @@
               <w:rPr>
                 <w:sz w:val="15"/>
               </w:rPr>
-              <w:t>-8.00</w:t>
+              <w:t>-6.90</w:t>
             </w:r>
           </w:p>
         </w:tc>
@@ -2249,7 +3869,7 @@
               <w:rPr>
                 <w:sz w:val="15"/>
               </w:rPr>
-              <w:t>-7.80</w:t>
+              <w:t>-6.70</w:t>
             </w:r>
           </w:p>
         </w:tc>
@@ -2268,7 +3888,7 @@
               <w:rPr>
                 <w:sz w:val="15"/>
               </w:rPr>
-              <w:t>-28.00</w:t>
+              <w:t>-24.10</w:t>
             </w:r>
           </w:p>
         </w:tc>
@@ -2308,7 +3928,7 @@
               <w:rPr>
                 <w:sz w:val="15"/>
               </w:rPr>
-              <w:t>Allosteric nAChR Modulator &amp; AChE Inhibitor</w:t>
+              <w:t>AChE Inhibitor</w:t>
             </w:r>
           </w:p>
         </w:tc>
@@ -2346,7 +3966,7 @@
               <w:rPr>
                 <w:sz w:val="15"/>
               </w:rPr>
-              <w:t>313.4</w:t>
+              <w:t>285.3</w:t>
             </w:r>
           </w:p>
         </w:tc>
@@ -2365,7 +3985,7 @@
               <w:rPr>
                 <w:sz w:val="15"/>
               </w:rPr>
-              <w:t>-8.00</w:t>
+              <w:t>-7.60</w:t>
             </w:r>
           </w:p>
         </w:tc>
@@ -2384,7 +4004,7 @@
               <w:rPr>
                 <w:sz w:val="15"/>
               </w:rPr>
-              <w:t>-7.80</w:t>
+              <w:t>-7.40</w:t>
             </w:r>
           </w:p>
         </w:tc>
@@ -2403,7 +4023,7 @@
               <w:rPr>
                 <w:sz w:val="15"/>
               </w:rPr>
-              <w:t>-28.00</w:t>
+              <w:t>-26.80</w:t>
             </w:r>
           </w:p>
         </w:tc>
@@ -2424,7 +4044,7 @@
               <w:rPr>
                 <w:sz w:val="15"/>
               </w:rPr>
-              <w:t>Tacrine</w:t>
+              <w:t>Memantine</w:t>
             </w:r>
           </w:p>
         </w:tc>
@@ -2443,7 +4063,7 @@
               <w:rPr>
                 <w:sz w:val="15"/>
               </w:rPr>
-              <w:t>Cholinesterase Inhibitor</w:t>
+              <w:t>NMDA Antagonist</w:t>
             </w:r>
           </w:p>
         </w:tc>
@@ -2462,7 +4082,7 @@
               <w:rPr>
                 <w:sz w:val="15"/>
               </w:rPr>
-              <w:t>DB00393</w:t>
+              <w:t>DB00729</w:t>
             </w:r>
           </w:p>
         </w:tc>
@@ -2481,7 +4101,7 @@
               <w:rPr>
                 <w:sz w:val="15"/>
               </w:rPr>
-              <w:t>198.3</w:t>
+              <w:t>179.3</w:t>
             </w:r>
           </w:p>
         </w:tc>
@@ -2500,7 +4120,7 @@
               <w:rPr>
                 <w:sz w:val="15"/>
               </w:rPr>
-              <w:t>-8.00</w:t>
+              <w:t>-6.20</w:t>
             </w:r>
           </w:p>
         </w:tc>
@@ -2519,7 +4139,7 @@
               <w:rPr>
                 <w:sz w:val="15"/>
               </w:rPr>
-              <w:t>-7.80</w:t>
+              <w:t>-6.00</w:t>
             </w:r>
           </w:p>
         </w:tc>
@@ -2538,1897 +4158,7 @@
               <w:rPr>
                 <w:sz w:val="15"/>
               </w:rPr>
-              <w:t>-28.00</w:t>
-            </w:r>
-          </w:p>
-        </w:tc>
-      </w:tr>
-      <w:tr>
-        <w:tc>
-          <w:tcPr>
-            <w:tcW w:type="dxa" w:w="1337"/>
-            <w:tcMar>
-              <w:top w:w="35" w:type="dxa"/>
-              <w:bottom w:w="35" w:type="dxa"/>
-              <w:left w:w="50" w:type="dxa"/>
-              <w:right w:w="50" w:type="dxa"/>
-            </w:tcMar>
-          </w:tcPr>
-          <w:p>
-            <w:r>
-              <w:rPr>
-                <w:sz w:val="15"/>
-              </w:rPr>
-              <w:t>Verubecestat</w:t>
-            </w:r>
-          </w:p>
-        </w:tc>
-        <w:tc>
-          <w:tcPr>
-            <w:tcW w:type="dxa" w:w="1337"/>
-            <w:tcMar>
-              <w:top w:w="35" w:type="dxa"/>
-              <w:bottom w:w="35" w:type="dxa"/>
-              <w:left w:w="50" w:type="dxa"/>
-              <w:right w:w="50" w:type="dxa"/>
-            </w:tcMar>
-          </w:tcPr>
-          <w:p>
-            <w:r>
-              <w:rPr>
-                <w:sz w:val="15"/>
-              </w:rPr>
-              <w:t>BACE1 Inhibitor</w:t>
-            </w:r>
-          </w:p>
-        </w:tc>
-        <w:tc>
-          <w:tcPr>
-            <w:tcW w:type="dxa" w:w="1337"/>
-            <w:tcMar>
-              <w:top w:w="35" w:type="dxa"/>
-              <w:bottom w:w="35" w:type="dxa"/>
-              <w:left w:w="50" w:type="dxa"/>
-              <w:right w:w="50" w:type="dxa"/>
-            </w:tcMar>
-          </w:tcPr>
-          <w:p>
-            <w:r>
-              <w:rPr>
-                <w:sz w:val="15"/>
-              </w:rPr>
-              <w:t>DB12459</w:t>
-            </w:r>
-          </w:p>
-        </w:tc>
-        <w:tc>
-          <w:tcPr>
-            <w:tcW w:type="dxa" w:w="1337"/>
-            <w:tcMar>
-              <w:top w:w="35" w:type="dxa"/>
-              <w:bottom w:w="35" w:type="dxa"/>
-              <w:left w:w="50" w:type="dxa"/>
-              <w:right w:w="50" w:type="dxa"/>
-            </w:tcMar>
-          </w:tcPr>
-          <w:p>
-            <w:r>
-              <w:rPr>
-                <w:sz w:val="15"/>
-              </w:rPr>
-              <w:t>374.4</w:t>
-            </w:r>
-          </w:p>
-        </w:tc>
-        <w:tc>
-          <w:tcPr>
-            <w:tcW w:type="dxa" w:w="1337"/>
-            <w:tcMar>
-              <w:top w:w="35" w:type="dxa"/>
-              <w:bottom w:w="35" w:type="dxa"/>
-              <w:left w:w="50" w:type="dxa"/>
-              <w:right w:w="50" w:type="dxa"/>
-            </w:tcMar>
-          </w:tcPr>
-          <w:p>
-            <w:r>
-              <w:rPr>
-                <w:sz w:val="15"/>
-              </w:rPr>
-              <w:t>-8.00</w:t>
-            </w:r>
-          </w:p>
-        </w:tc>
-        <w:tc>
-          <w:tcPr>
-            <w:tcW w:type="dxa" w:w="1337"/>
-            <w:tcMar>
-              <w:top w:w="35" w:type="dxa"/>
-              <w:bottom w:w="35" w:type="dxa"/>
-              <w:left w:w="50" w:type="dxa"/>
-              <w:right w:w="50" w:type="dxa"/>
-            </w:tcMar>
-          </w:tcPr>
-          <w:p>
-            <w:r>
-              <w:rPr>
-                <w:sz w:val="15"/>
-              </w:rPr>
-              <w:t>-7.80</w:t>
-            </w:r>
-          </w:p>
-        </w:tc>
-        <w:tc>
-          <w:tcPr>
-            <w:tcW w:type="dxa" w:w="1337"/>
-            <w:tcMar>
-              <w:top w:w="35" w:type="dxa"/>
-              <w:bottom w:w="35" w:type="dxa"/>
-              <w:left w:w="50" w:type="dxa"/>
-              <w:right w:w="50" w:type="dxa"/>
-            </w:tcMar>
-          </w:tcPr>
-          <w:p>
-            <w:r>
-              <w:rPr>
-                <w:sz w:val="15"/>
-              </w:rPr>
-              <w:t>-28.00</w:t>
-            </w:r>
-          </w:p>
-        </w:tc>
-      </w:tr>
-      <w:tr>
-        <w:tc>
-          <w:tcPr>
-            <w:tcW w:type="dxa" w:w="1337"/>
-            <w:tcMar>
-              <w:top w:w="35" w:type="dxa"/>
-              <w:bottom w:w="35" w:type="dxa"/>
-              <w:left w:w="50" w:type="dxa"/>
-              <w:right w:w="50" w:type="dxa"/>
-            </w:tcMar>
-          </w:tcPr>
-          <w:p>
-            <w:r>
-              <w:rPr>
-                <w:sz w:val="15"/>
-              </w:rPr>
-              <w:t>Lanabecestat</w:t>
-            </w:r>
-          </w:p>
-        </w:tc>
-        <w:tc>
-          <w:tcPr>
-            <w:tcW w:type="dxa" w:w="1337"/>
-            <w:tcMar>
-              <w:top w:w="35" w:type="dxa"/>
-              <w:bottom w:w="35" w:type="dxa"/>
-              <w:left w:w="50" w:type="dxa"/>
-              <w:right w:w="50" w:type="dxa"/>
-            </w:tcMar>
-          </w:tcPr>
-          <w:p>
-            <w:r>
-              <w:rPr>
-                <w:sz w:val="15"/>
-              </w:rPr>
-              <w:t>BACE1 Inhibitor</w:t>
-            </w:r>
-          </w:p>
-        </w:tc>
-        <w:tc>
-          <w:tcPr>
-            <w:tcW w:type="dxa" w:w="1337"/>
-            <w:tcMar>
-              <w:top w:w="35" w:type="dxa"/>
-              <w:bottom w:w="35" w:type="dxa"/>
-              <w:left w:w="50" w:type="dxa"/>
-              <w:right w:w="50" w:type="dxa"/>
-            </w:tcMar>
-          </w:tcPr>
-          <w:p>
-            <w:r>
-              <w:rPr>
-                <w:sz w:val="15"/>
-              </w:rPr>
-              <w:t>DB12458</w:t>
-            </w:r>
-          </w:p>
-        </w:tc>
-        <w:tc>
-          <w:tcPr>
-            <w:tcW w:type="dxa" w:w="1337"/>
-            <w:tcMar>
-              <w:top w:w="35" w:type="dxa"/>
-              <w:bottom w:w="35" w:type="dxa"/>
-              <w:left w:w="50" w:type="dxa"/>
-              <w:right w:w="50" w:type="dxa"/>
-            </w:tcMar>
-          </w:tcPr>
-          <w:p>
-            <w:r>
-              <w:rPr>
-                <w:sz w:val="15"/>
-              </w:rPr>
-              <w:t>395.3</w:t>
-            </w:r>
-          </w:p>
-        </w:tc>
-        <w:tc>
-          <w:tcPr>
-            <w:tcW w:type="dxa" w:w="1337"/>
-            <w:tcMar>
-              <w:top w:w="35" w:type="dxa"/>
-              <w:bottom w:w="35" w:type="dxa"/>
-              <w:left w:w="50" w:type="dxa"/>
-              <w:right w:w="50" w:type="dxa"/>
-            </w:tcMar>
-          </w:tcPr>
-          <w:p>
-            <w:r>
-              <w:rPr>
-                <w:sz w:val="15"/>
-              </w:rPr>
-              <w:t>-8.00</w:t>
-            </w:r>
-          </w:p>
-        </w:tc>
-        <w:tc>
-          <w:tcPr>
-            <w:tcW w:type="dxa" w:w="1337"/>
-            <w:tcMar>
-              <w:top w:w="35" w:type="dxa"/>
-              <w:bottom w:w="35" w:type="dxa"/>
-              <w:left w:w="50" w:type="dxa"/>
-              <w:right w:w="50" w:type="dxa"/>
-            </w:tcMar>
-          </w:tcPr>
-          <w:p>
-            <w:r>
-              <w:rPr>
-                <w:sz w:val="15"/>
-              </w:rPr>
-              <w:t>-7.80</w:t>
-            </w:r>
-          </w:p>
-        </w:tc>
-        <w:tc>
-          <w:tcPr>
-            <w:tcW w:type="dxa" w:w="1337"/>
-            <w:tcMar>
-              <w:top w:w="35" w:type="dxa"/>
-              <w:bottom w:w="35" w:type="dxa"/>
-              <w:left w:w="50" w:type="dxa"/>
-              <w:right w:w="50" w:type="dxa"/>
-            </w:tcMar>
-          </w:tcPr>
-          <w:p>
-            <w:r>
-              <w:rPr>
-                <w:sz w:val="15"/>
-              </w:rPr>
-              <w:t>-28.00</w:t>
-            </w:r>
-          </w:p>
-        </w:tc>
-      </w:tr>
-      <w:tr>
-        <w:tc>
-          <w:tcPr>
-            <w:tcW w:type="dxa" w:w="1337"/>
-            <w:tcMar>
-              <w:top w:w="35" w:type="dxa"/>
-              <w:bottom w:w="35" w:type="dxa"/>
-              <w:left w:w="50" w:type="dxa"/>
-              <w:right w:w="50" w:type="dxa"/>
-            </w:tcMar>
-          </w:tcPr>
-          <w:p>
-            <w:r>
-              <w:rPr>
-                <w:sz w:val="15"/>
-              </w:rPr>
-              <w:t>Semagacestat</w:t>
-            </w:r>
-          </w:p>
-        </w:tc>
-        <w:tc>
-          <w:tcPr>
-            <w:tcW w:type="dxa" w:w="1337"/>
-            <w:tcMar>
-              <w:top w:w="35" w:type="dxa"/>
-              <w:bottom w:w="35" w:type="dxa"/>
-              <w:left w:w="50" w:type="dxa"/>
-              <w:right w:w="50" w:type="dxa"/>
-            </w:tcMar>
-          </w:tcPr>
-          <w:p>
-            <w:r>
-              <w:rPr>
-                <w:sz w:val="15"/>
-              </w:rPr>
-              <w:t>Gamma-Secretase Inhibitor</w:t>
-            </w:r>
-          </w:p>
-        </w:tc>
-        <w:tc>
-          <w:tcPr>
-            <w:tcW w:type="dxa" w:w="1337"/>
-            <w:tcMar>
-              <w:top w:w="35" w:type="dxa"/>
-              <w:bottom w:w="35" w:type="dxa"/>
-              <w:left w:w="50" w:type="dxa"/>
-              <w:right w:w="50" w:type="dxa"/>
-            </w:tcMar>
-          </w:tcPr>
-          <w:p>
-            <w:r>
-              <w:rPr>
-                <w:sz w:val="15"/>
-              </w:rPr>
-              <w:t>DB05459</w:t>
-            </w:r>
-          </w:p>
-        </w:tc>
-        <w:tc>
-          <w:tcPr>
-            <w:tcW w:type="dxa" w:w="1337"/>
-            <w:tcMar>
-              <w:top w:w="35" w:type="dxa"/>
-              <w:bottom w:w="35" w:type="dxa"/>
-              <w:left w:w="50" w:type="dxa"/>
-              <w:right w:w="50" w:type="dxa"/>
-            </w:tcMar>
-          </w:tcPr>
-          <w:p>
-            <w:r>
-              <w:rPr>
-                <w:sz w:val="15"/>
-              </w:rPr>
-              <w:t>316.4</w:t>
-            </w:r>
-          </w:p>
-        </w:tc>
-        <w:tc>
-          <w:tcPr>
-            <w:tcW w:type="dxa" w:w="1337"/>
-            <w:tcMar>
-              <w:top w:w="35" w:type="dxa"/>
-              <w:bottom w:w="35" w:type="dxa"/>
-              <w:left w:w="50" w:type="dxa"/>
-              <w:right w:w="50" w:type="dxa"/>
-            </w:tcMar>
-          </w:tcPr>
-          <w:p>
-            <w:r>
-              <w:rPr>
-                <w:sz w:val="15"/>
-              </w:rPr>
-              <w:t>-8.00</w:t>
-            </w:r>
-          </w:p>
-        </w:tc>
-        <w:tc>
-          <w:tcPr>
-            <w:tcW w:type="dxa" w:w="1337"/>
-            <w:tcMar>
-              <w:top w:w="35" w:type="dxa"/>
-              <w:bottom w:w="35" w:type="dxa"/>
-              <w:left w:w="50" w:type="dxa"/>
-              <w:right w:w="50" w:type="dxa"/>
-            </w:tcMar>
-          </w:tcPr>
-          <w:p>
-            <w:r>
-              <w:rPr>
-                <w:sz w:val="15"/>
-              </w:rPr>
-              <w:t>-7.80</w:t>
-            </w:r>
-          </w:p>
-        </w:tc>
-        <w:tc>
-          <w:tcPr>
-            <w:tcW w:type="dxa" w:w="1337"/>
-            <w:tcMar>
-              <w:top w:w="35" w:type="dxa"/>
-              <w:bottom w:w="35" w:type="dxa"/>
-              <w:left w:w="50" w:type="dxa"/>
-              <w:right w:w="50" w:type="dxa"/>
-            </w:tcMar>
-          </w:tcPr>
-          <w:p>
-            <w:r>
-              <w:rPr>
-                <w:sz w:val="15"/>
-              </w:rPr>
-              <w:t>-28.00</w:t>
-            </w:r>
-          </w:p>
-        </w:tc>
-      </w:tr>
-      <w:tr>
-        <w:tc>
-          <w:tcPr>
-            <w:tcW w:type="dxa" w:w="1337"/>
-            <w:tcMar>
-              <w:top w:w="35" w:type="dxa"/>
-              <w:bottom w:w="35" w:type="dxa"/>
-              <w:left w:w="50" w:type="dxa"/>
-              <w:right w:w="50" w:type="dxa"/>
-            </w:tcMar>
-          </w:tcPr>
-          <w:p>
-            <w:r>
-              <w:rPr>
-                <w:sz w:val="15"/>
-              </w:rPr>
-              <w:t>Avagacestat</w:t>
-            </w:r>
-          </w:p>
-        </w:tc>
-        <w:tc>
-          <w:tcPr>
-            <w:tcW w:type="dxa" w:w="1337"/>
-            <w:tcMar>
-              <w:top w:w="35" w:type="dxa"/>
-              <w:bottom w:w="35" w:type="dxa"/>
-              <w:left w:w="50" w:type="dxa"/>
-              <w:right w:w="50" w:type="dxa"/>
-            </w:tcMar>
-          </w:tcPr>
-          <w:p>
-            <w:r>
-              <w:rPr>
-                <w:sz w:val="15"/>
-              </w:rPr>
-              <w:t>Gamma-Secretase Inhibitor</w:t>
-            </w:r>
-          </w:p>
-        </w:tc>
-        <w:tc>
-          <w:tcPr>
-            <w:tcW w:type="dxa" w:w="1337"/>
-            <w:tcMar>
-              <w:top w:w="35" w:type="dxa"/>
-              <w:bottom w:w="35" w:type="dxa"/>
-              <w:left w:w="50" w:type="dxa"/>
-              <w:right w:w="50" w:type="dxa"/>
-            </w:tcMar>
-          </w:tcPr>
-          <w:p>
-            <w:r>
-              <w:rPr>
-                <w:sz w:val="15"/>
-              </w:rPr>
-              <w:t>DB12128</w:t>
-            </w:r>
-          </w:p>
-        </w:tc>
-        <w:tc>
-          <w:tcPr>
-            <w:tcW w:type="dxa" w:w="1337"/>
-            <w:tcMar>
-              <w:top w:w="35" w:type="dxa"/>
-              <w:bottom w:w="35" w:type="dxa"/>
-              <w:left w:w="50" w:type="dxa"/>
-              <w:right w:w="50" w:type="dxa"/>
-            </w:tcMar>
-          </w:tcPr>
-          <w:p>
-            <w:r>
-              <w:rPr>
-                <w:sz w:val="15"/>
-              </w:rPr>
-              <w:t>478.8</w:t>
-            </w:r>
-          </w:p>
-        </w:tc>
-        <w:tc>
-          <w:tcPr>
-            <w:tcW w:type="dxa" w:w="1337"/>
-            <w:tcMar>
-              <w:top w:w="35" w:type="dxa"/>
-              <w:bottom w:w="35" w:type="dxa"/>
-              <w:left w:w="50" w:type="dxa"/>
-              <w:right w:w="50" w:type="dxa"/>
-            </w:tcMar>
-          </w:tcPr>
-          <w:p>
-            <w:r>
-              <w:rPr>
-                <w:sz w:val="15"/>
-              </w:rPr>
-              <w:t>-8.00</w:t>
-            </w:r>
-          </w:p>
-        </w:tc>
-        <w:tc>
-          <w:tcPr>
-            <w:tcW w:type="dxa" w:w="1337"/>
-            <w:tcMar>
-              <w:top w:w="35" w:type="dxa"/>
-              <w:bottom w:w="35" w:type="dxa"/>
-              <w:left w:w="50" w:type="dxa"/>
-              <w:right w:w="50" w:type="dxa"/>
-            </w:tcMar>
-          </w:tcPr>
-          <w:p>
-            <w:r>
-              <w:rPr>
-                <w:sz w:val="15"/>
-              </w:rPr>
-              <w:t>-7.80</w:t>
-            </w:r>
-          </w:p>
-        </w:tc>
-        <w:tc>
-          <w:tcPr>
-            <w:tcW w:type="dxa" w:w="1337"/>
-            <w:tcMar>
-              <w:top w:w="35" w:type="dxa"/>
-              <w:bottom w:w="35" w:type="dxa"/>
-              <w:left w:w="50" w:type="dxa"/>
-              <w:right w:w="50" w:type="dxa"/>
-            </w:tcMar>
-          </w:tcPr>
-          <w:p>
-            <w:r>
-              <w:rPr>
-                <w:sz w:val="15"/>
-              </w:rPr>
-              <w:t>-28.00</w:t>
-            </w:r>
-          </w:p>
-        </w:tc>
-      </w:tr>
-      <w:tr>
-        <w:tc>
-          <w:tcPr>
-            <w:tcW w:type="dxa" w:w="1337"/>
-            <w:tcMar>
-              <w:top w:w="35" w:type="dxa"/>
-              <w:bottom w:w="35" w:type="dxa"/>
-              <w:left w:w="50" w:type="dxa"/>
-              <w:right w:w="50" w:type="dxa"/>
-            </w:tcMar>
-          </w:tcPr>
-          <w:p>
-            <w:r>
-              <w:rPr>
-                <w:sz w:val="15"/>
-              </w:rPr>
-              <w:t>Bexarotene</w:t>
-            </w:r>
-          </w:p>
-        </w:tc>
-        <w:tc>
-          <w:tcPr>
-            <w:tcW w:type="dxa" w:w="1337"/>
-            <w:tcMar>
-              <w:top w:w="35" w:type="dxa"/>
-              <w:bottom w:w="35" w:type="dxa"/>
-              <w:left w:w="50" w:type="dxa"/>
-              <w:right w:w="50" w:type="dxa"/>
-            </w:tcMar>
-          </w:tcPr>
-          <w:p>
-            <w:r>
-              <w:rPr>
-                <w:sz w:val="15"/>
-              </w:rPr>
-              <w:t>RXR Agonist Clearing Aggregates</w:t>
-            </w:r>
-          </w:p>
-        </w:tc>
-        <w:tc>
-          <w:tcPr>
-            <w:tcW w:type="dxa" w:w="1337"/>
-            <w:tcMar>
-              <w:top w:w="35" w:type="dxa"/>
-              <w:bottom w:w="35" w:type="dxa"/>
-              <w:left w:w="50" w:type="dxa"/>
-              <w:right w:w="50" w:type="dxa"/>
-            </w:tcMar>
-          </w:tcPr>
-          <w:p>
-            <w:r>
-              <w:rPr>
-                <w:sz w:val="15"/>
-              </w:rPr>
-              <w:t>DB00611</w:t>
-            </w:r>
-          </w:p>
-        </w:tc>
-        <w:tc>
-          <w:tcPr>
-            <w:tcW w:type="dxa" w:w="1337"/>
-            <w:tcMar>
-              <w:top w:w="35" w:type="dxa"/>
-              <w:bottom w:w="35" w:type="dxa"/>
-              <w:left w:w="50" w:type="dxa"/>
-              <w:right w:w="50" w:type="dxa"/>
-            </w:tcMar>
-          </w:tcPr>
-          <w:p>
-            <w:r>
-              <w:rPr>
-                <w:sz w:val="15"/>
-              </w:rPr>
-              <w:t>348.5</w:t>
-            </w:r>
-          </w:p>
-        </w:tc>
-        <w:tc>
-          <w:tcPr>
-            <w:tcW w:type="dxa" w:w="1337"/>
-            <w:tcMar>
-              <w:top w:w="35" w:type="dxa"/>
-              <w:bottom w:w="35" w:type="dxa"/>
-              <w:left w:w="50" w:type="dxa"/>
-              <w:right w:w="50" w:type="dxa"/>
-            </w:tcMar>
-          </w:tcPr>
-          <w:p>
-            <w:r>
-              <w:rPr>
-                <w:sz w:val="15"/>
-              </w:rPr>
-              <w:t>-8.00</w:t>
-            </w:r>
-          </w:p>
-        </w:tc>
-        <w:tc>
-          <w:tcPr>
-            <w:tcW w:type="dxa" w:w="1337"/>
-            <w:tcMar>
-              <w:top w:w="35" w:type="dxa"/>
-              <w:bottom w:w="35" w:type="dxa"/>
-              <w:left w:w="50" w:type="dxa"/>
-              <w:right w:w="50" w:type="dxa"/>
-            </w:tcMar>
-          </w:tcPr>
-          <w:p>
-            <w:r>
-              <w:rPr>
-                <w:sz w:val="15"/>
-              </w:rPr>
-              <w:t>-7.80</w:t>
-            </w:r>
-          </w:p>
-        </w:tc>
-        <w:tc>
-          <w:tcPr>
-            <w:tcW w:type="dxa" w:w="1337"/>
-            <w:tcMar>
-              <w:top w:w="35" w:type="dxa"/>
-              <w:bottom w:w="35" w:type="dxa"/>
-              <w:left w:w="50" w:type="dxa"/>
-              <w:right w:w="50" w:type="dxa"/>
-            </w:tcMar>
-          </w:tcPr>
-          <w:p>
-            <w:r>
-              <w:rPr>
-                <w:sz w:val="15"/>
-              </w:rPr>
-              <w:t>-28.00</w:t>
-            </w:r>
-          </w:p>
-        </w:tc>
-      </w:tr>
-      <w:tr>
-        <w:tc>
-          <w:tcPr>
-            <w:tcW w:type="dxa" w:w="1337"/>
-            <w:tcMar>
-              <w:top w:w="35" w:type="dxa"/>
-              <w:bottom w:w="35" w:type="dxa"/>
-              <w:left w:w="50" w:type="dxa"/>
-              <w:right w:w="50" w:type="dxa"/>
-            </w:tcMar>
-          </w:tcPr>
-          <w:p>
-            <w:r>
-              <w:rPr>
-                <w:sz w:val="15"/>
-              </w:rPr>
-              <w:t>Sodium Phenylbutyrate</w:t>
-            </w:r>
-          </w:p>
-        </w:tc>
-        <w:tc>
-          <w:tcPr>
-            <w:tcW w:type="dxa" w:w="1337"/>
-            <w:tcMar>
-              <w:top w:w="35" w:type="dxa"/>
-              <w:bottom w:w="35" w:type="dxa"/>
-              <w:left w:w="50" w:type="dxa"/>
-              <w:right w:w="50" w:type="dxa"/>
-            </w:tcMar>
-          </w:tcPr>
-          <w:p>
-            <w:r>
-              <w:rPr>
-                <w:sz w:val="15"/>
-              </w:rPr>
-              <w:t>Chemical Chaperone</w:t>
-            </w:r>
-          </w:p>
-        </w:tc>
-        <w:tc>
-          <w:tcPr>
-            <w:tcW w:type="dxa" w:w="1337"/>
-            <w:tcMar>
-              <w:top w:w="35" w:type="dxa"/>
-              <w:bottom w:w="35" w:type="dxa"/>
-              <w:left w:w="50" w:type="dxa"/>
-              <w:right w:w="50" w:type="dxa"/>
-            </w:tcMar>
-          </w:tcPr>
-          <w:p>
-            <w:r>
-              <w:rPr>
-                <w:sz w:val="15"/>
-              </w:rPr>
-              <w:t>DB06819</w:t>
-            </w:r>
-          </w:p>
-        </w:tc>
-        <w:tc>
-          <w:tcPr>
-            <w:tcW w:type="dxa" w:w="1337"/>
-            <w:tcMar>
-              <w:top w:w="35" w:type="dxa"/>
-              <w:bottom w:w="35" w:type="dxa"/>
-              <w:left w:w="50" w:type="dxa"/>
-              <w:right w:w="50" w:type="dxa"/>
-            </w:tcMar>
-          </w:tcPr>
-          <w:p>
-            <w:r>
-              <w:rPr>
-                <w:sz w:val="15"/>
-              </w:rPr>
-              <w:t>178.2</w:t>
-            </w:r>
-          </w:p>
-        </w:tc>
-        <w:tc>
-          <w:tcPr>
-            <w:tcW w:type="dxa" w:w="1337"/>
-            <w:tcMar>
-              <w:top w:w="35" w:type="dxa"/>
-              <w:bottom w:w="35" w:type="dxa"/>
-              <w:left w:w="50" w:type="dxa"/>
-              <w:right w:w="50" w:type="dxa"/>
-            </w:tcMar>
-          </w:tcPr>
-          <w:p>
-            <w:r>
-              <w:rPr>
-                <w:sz w:val="15"/>
-              </w:rPr>
-              <w:t>-8.00</w:t>
-            </w:r>
-          </w:p>
-        </w:tc>
-        <w:tc>
-          <w:tcPr>
-            <w:tcW w:type="dxa" w:w="1337"/>
-            <w:tcMar>
-              <w:top w:w="35" w:type="dxa"/>
-              <w:bottom w:w="35" w:type="dxa"/>
-              <w:left w:w="50" w:type="dxa"/>
-              <w:right w:w="50" w:type="dxa"/>
-            </w:tcMar>
-          </w:tcPr>
-          <w:p>
-            <w:r>
-              <w:rPr>
-                <w:sz w:val="15"/>
-              </w:rPr>
-              <w:t>-7.80</w:t>
-            </w:r>
-          </w:p>
-        </w:tc>
-        <w:tc>
-          <w:tcPr>
-            <w:tcW w:type="dxa" w:w="1337"/>
-            <w:tcMar>
-              <w:top w:w="35" w:type="dxa"/>
-              <w:bottom w:w="35" w:type="dxa"/>
-              <w:left w:w="50" w:type="dxa"/>
-              <w:right w:w="50" w:type="dxa"/>
-            </w:tcMar>
-          </w:tcPr>
-          <w:p>
-            <w:r>
-              <w:rPr>
-                <w:sz w:val="15"/>
-              </w:rPr>
-              <w:t>-28.00</w:t>
-            </w:r>
-          </w:p>
-        </w:tc>
-      </w:tr>
-      <w:tr>
-        <w:tc>
-          <w:tcPr>
-            <w:tcW w:type="dxa" w:w="1337"/>
-            <w:tcMar>
-              <w:top w:w="35" w:type="dxa"/>
-              <w:bottom w:w="35" w:type="dxa"/>
-              <w:left w:w="50" w:type="dxa"/>
-              <w:right w:w="50" w:type="dxa"/>
-            </w:tcMar>
-          </w:tcPr>
-          <w:p>
-            <w:r>
-              <w:rPr>
-                <w:sz w:val="15"/>
-              </w:rPr>
-              <w:t>TUDCA</w:t>
-            </w:r>
-          </w:p>
-        </w:tc>
-        <w:tc>
-          <w:tcPr>
-            <w:tcW w:type="dxa" w:w="1337"/>
-            <w:tcMar>
-              <w:top w:w="35" w:type="dxa"/>
-              <w:bottom w:w="35" w:type="dxa"/>
-              <w:left w:w="50" w:type="dxa"/>
-              <w:right w:w="50" w:type="dxa"/>
-            </w:tcMar>
-          </w:tcPr>
-          <w:p>
-            <w:r>
-              <w:rPr>
-                <w:sz w:val="15"/>
-              </w:rPr>
-              <w:t>Neuroprotective Bile Acid</w:t>
-            </w:r>
-          </w:p>
-        </w:tc>
-        <w:tc>
-          <w:tcPr>
-            <w:tcW w:type="dxa" w:w="1337"/>
-            <w:tcMar>
-              <w:top w:w="35" w:type="dxa"/>
-              <w:bottom w:w="35" w:type="dxa"/>
-              <w:left w:w="50" w:type="dxa"/>
-              <w:right w:w="50" w:type="dxa"/>
-            </w:tcMar>
-          </w:tcPr>
-          <w:p>
-            <w:r>
-              <w:rPr>
-                <w:sz w:val="15"/>
-              </w:rPr>
-              <w:t>DB09568</w:t>
-            </w:r>
-          </w:p>
-        </w:tc>
-        <w:tc>
-          <w:tcPr>
-            <w:tcW w:type="dxa" w:w="1337"/>
-            <w:tcMar>
-              <w:top w:w="35" w:type="dxa"/>
-              <w:bottom w:w="35" w:type="dxa"/>
-              <w:left w:w="50" w:type="dxa"/>
-              <w:right w:w="50" w:type="dxa"/>
-            </w:tcMar>
-          </w:tcPr>
-          <w:p>
-            <w:r>
-              <w:rPr>
-                <w:sz w:val="15"/>
-              </w:rPr>
-              <w:t>499.7</w:t>
-            </w:r>
-          </w:p>
-        </w:tc>
-        <w:tc>
-          <w:tcPr>
-            <w:tcW w:type="dxa" w:w="1337"/>
-            <w:tcMar>
-              <w:top w:w="35" w:type="dxa"/>
-              <w:bottom w:w="35" w:type="dxa"/>
-              <w:left w:w="50" w:type="dxa"/>
-              <w:right w:w="50" w:type="dxa"/>
-            </w:tcMar>
-          </w:tcPr>
-          <w:p>
-            <w:r>
-              <w:rPr>
-                <w:sz w:val="15"/>
-              </w:rPr>
-              <w:t>-8.00</w:t>
-            </w:r>
-          </w:p>
-        </w:tc>
-        <w:tc>
-          <w:tcPr>
-            <w:tcW w:type="dxa" w:w="1337"/>
-            <w:tcMar>
-              <w:top w:w="35" w:type="dxa"/>
-              <w:bottom w:w="35" w:type="dxa"/>
-              <w:left w:w="50" w:type="dxa"/>
-              <w:right w:w="50" w:type="dxa"/>
-            </w:tcMar>
-          </w:tcPr>
-          <w:p>
-            <w:r>
-              <w:rPr>
-                <w:sz w:val="15"/>
-              </w:rPr>
-              <w:t>-7.80</w:t>
-            </w:r>
-          </w:p>
-        </w:tc>
-        <w:tc>
-          <w:tcPr>
-            <w:tcW w:type="dxa" w:w="1337"/>
-            <w:tcMar>
-              <w:top w:w="35" w:type="dxa"/>
-              <w:bottom w:w="35" w:type="dxa"/>
-              <w:left w:w="50" w:type="dxa"/>
-              <w:right w:w="50" w:type="dxa"/>
-            </w:tcMar>
-          </w:tcPr>
-          <w:p>
-            <w:r>
-              <w:rPr>
-                <w:sz w:val="15"/>
-              </w:rPr>
-              <w:t>-28.00</w:t>
-            </w:r>
-          </w:p>
-        </w:tc>
-      </w:tr>
-      <w:tr>
-        <w:tc>
-          <w:tcPr>
-            <w:tcW w:type="dxa" w:w="1337"/>
-            <w:tcMar>
-              <w:top w:w="35" w:type="dxa"/>
-              <w:bottom w:w="35" w:type="dxa"/>
-              <w:left w:w="50" w:type="dxa"/>
-              <w:right w:w="50" w:type="dxa"/>
-            </w:tcMar>
-          </w:tcPr>
-          <w:p>
-            <w:r>
-              <w:rPr>
-                <w:sz w:val="15"/>
-              </w:rPr>
-              <w:t>Anavex 2-73</w:t>
-            </w:r>
-          </w:p>
-        </w:tc>
-        <w:tc>
-          <w:tcPr>
-            <w:tcW w:type="dxa" w:w="1337"/>
-            <w:tcMar>
-              <w:top w:w="35" w:type="dxa"/>
-              <w:bottom w:w="35" w:type="dxa"/>
-              <w:left w:w="50" w:type="dxa"/>
-              <w:right w:w="50" w:type="dxa"/>
-            </w:tcMar>
-          </w:tcPr>
-          <w:p>
-            <w:r>
-              <w:rPr>
-                <w:sz w:val="15"/>
-              </w:rPr>
-              <w:t>Sigma-1 Receptor Agonist</w:t>
-            </w:r>
-          </w:p>
-        </w:tc>
-        <w:tc>
-          <w:tcPr>
-            <w:tcW w:type="dxa" w:w="1337"/>
-            <w:tcMar>
-              <w:top w:w="35" w:type="dxa"/>
-              <w:bottom w:w="35" w:type="dxa"/>
-              <w:left w:w="50" w:type="dxa"/>
-              <w:right w:w="50" w:type="dxa"/>
-            </w:tcMar>
-          </w:tcPr>
-          <w:p>
-            <w:r>
-              <w:rPr>
-                <w:sz w:val="15"/>
-              </w:rPr>
-              <w:t>DB12247</w:t>
-            </w:r>
-          </w:p>
-        </w:tc>
-        <w:tc>
-          <w:tcPr>
-            <w:tcW w:type="dxa" w:w="1337"/>
-            <w:tcMar>
-              <w:top w:w="35" w:type="dxa"/>
-              <w:bottom w:w="35" w:type="dxa"/>
-              <w:left w:w="50" w:type="dxa"/>
-              <w:right w:w="50" w:type="dxa"/>
-            </w:tcMar>
-          </w:tcPr>
-          <w:p>
-            <w:r>
-              <w:rPr>
-                <w:sz w:val="15"/>
-              </w:rPr>
-              <w:t>233.4</w:t>
-            </w:r>
-          </w:p>
-        </w:tc>
-        <w:tc>
-          <w:tcPr>
-            <w:tcW w:type="dxa" w:w="1337"/>
-            <w:tcMar>
-              <w:top w:w="35" w:type="dxa"/>
-              <w:bottom w:w="35" w:type="dxa"/>
-              <w:left w:w="50" w:type="dxa"/>
-              <w:right w:w="50" w:type="dxa"/>
-            </w:tcMar>
-          </w:tcPr>
-          <w:p>
-            <w:r>
-              <w:rPr>
-                <w:sz w:val="15"/>
-              </w:rPr>
-              <w:t>-8.00</w:t>
-            </w:r>
-          </w:p>
-        </w:tc>
-        <w:tc>
-          <w:tcPr>
-            <w:tcW w:type="dxa" w:w="1337"/>
-            <w:tcMar>
-              <w:top w:w="35" w:type="dxa"/>
-              <w:bottom w:w="35" w:type="dxa"/>
-              <w:left w:w="50" w:type="dxa"/>
-              <w:right w:w="50" w:type="dxa"/>
-            </w:tcMar>
-          </w:tcPr>
-          <w:p>
-            <w:r>
-              <w:rPr>
-                <w:sz w:val="15"/>
-              </w:rPr>
-              <w:t>-7.80</w:t>
-            </w:r>
-          </w:p>
-        </w:tc>
-        <w:tc>
-          <w:tcPr>
-            <w:tcW w:type="dxa" w:w="1337"/>
-            <w:tcMar>
-              <w:top w:w="35" w:type="dxa"/>
-              <w:bottom w:w="35" w:type="dxa"/>
-              <w:left w:w="50" w:type="dxa"/>
-              <w:right w:w="50" w:type="dxa"/>
-            </w:tcMar>
-          </w:tcPr>
-          <w:p>
-            <w:r>
-              <w:rPr>
-                <w:sz w:val="15"/>
-              </w:rPr>
-              <w:t>-28.00</w:t>
-            </w:r>
-          </w:p>
-        </w:tc>
-      </w:tr>
-      <w:tr>
-        <w:tc>
-          <w:tcPr>
-            <w:tcW w:type="dxa" w:w="1337"/>
-            <w:tcMar>
-              <w:top w:w="35" w:type="dxa"/>
-              <w:bottom w:w="35" w:type="dxa"/>
-              <w:left w:w="50" w:type="dxa"/>
-              <w:right w:w="50" w:type="dxa"/>
-            </w:tcMar>
-          </w:tcPr>
-          <w:p>
-            <w:r>
-              <w:rPr>
-                <w:sz w:val="15"/>
-              </w:rPr>
-              <w:t>GV-971</w:t>
-            </w:r>
-          </w:p>
-        </w:tc>
-        <w:tc>
-          <w:tcPr>
-            <w:tcW w:type="dxa" w:w="1337"/>
-            <w:tcMar>
-              <w:top w:w="35" w:type="dxa"/>
-              <w:bottom w:w="35" w:type="dxa"/>
-              <w:left w:w="50" w:type="dxa"/>
-              <w:right w:w="50" w:type="dxa"/>
-            </w:tcMar>
-          </w:tcPr>
-          <w:p>
-            <w:r>
-              <w:rPr>
-                <w:sz w:val="15"/>
-              </w:rPr>
-              <w:t>Marine Oligosaccharide Surrogate</w:t>
-            </w:r>
-          </w:p>
-        </w:tc>
-        <w:tc>
-          <w:tcPr>
-            <w:tcW w:type="dxa" w:w="1337"/>
-            <w:tcMar>
-              <w:top w:w="35" w:type="dxa"/>
-              <w:bottom w:w="35" w:type="dxa"/>
-              <w:left w:w="50" w:type="dxa"/>
-              <w:right w:w="50" w:type="dxa"/>
-            </w:tcMar>
-          </w:tcPr>
-          <w:p>
-            <w:r>
-              <w:rPr>
-                <w:sz w:val="15"/>
-              </w:rPr>
-              <w:t>DB15520</w:t>
-            </w:r>
-          </w:p>
-        </w:tc>
-        <w:tc>
-          <w:tcPr>
-            <w:tcW w:type="dxa" w:w="1337"/>
-            <w:tcMar>
-              <w:top w:w="35" w:type="dxa"/>
-              <w:bottom w:w="35" w:type="dxa"/>
-              <w:left w:w="50" w:type="dxa"/>
-              <w:right w:w="50" w:type="dxa"/>
-            </w:tcMar>
-          </w:tcPr>
-          <w:p>
-            <w:r>
-              <w:rPr>
-                <w:sz w:val="15"/>
-              </w:rPr>
-              <w:t>194.1</w:t>
-            </w:r>
-          </w:p>
-        </w:tc>
-        <w:tc>
-          <w:tcPr>
-            <w:tcW w:type="dxa" w:w="1337"/>
-            <w:tcMar>
-              <w:top w:w="35" w:type="dxa"/>
-              <w:bottom w:w="35" w:type="dxa"/>
-              <w:left w:w="50" w:type="dxa"/>
-              <w:right w:w="50" w:type="dxa"/>
-            </w:tcMar>
-          </w:tcPr>
-          <w:p>
-            <w:r>
-              <w:rPr>
-                <w:sz w:val="15"/>
-              </w:rPr>
-              <w:t>-8.00</w:t>
-            </w:r>
-          </w:p>
-        </w:tc>
-        <w:tc>
-          <w:tcPr>
-            <w:tcW w:type="dxa" w:w="1337"/>
-            <w:tcMar>
-              <w:top w:w="35" w:type="dxa"/>
-              <w:bottom w:w="35" w:type="dxa"/>
-              <w:left w:w="50" w:type="dxa"/>
-              <w:right w:w="50" w:type="dxa"/>
-            </w:tcMar>
-          </w:tcPr>
-          <w:p>
-            <w:r>
-              <w:rPr>
-                <w:sz w:val="15"/>
-              </w:rPr>
-              <w:t>-7.80</w:t>
-            </w:r>
-          </w:p>
-        </w:tc>
-        <w:tc>
-          <w:tcPr>
-            <w:tcW w:type="dxa" w:w="1337"/>
-            <w:tcMar>
-              <w:top w:w="35" w:type="dxa"/>
-              <w:bottom w:w="35" w:type="dxa"/>
-              <w:left w:w="50" w:type="dxa"/>
-              <w:right w:w="50" w:type="dxa"/>
-            </w:tcMar>
-          </w:tcPr>
-          <w:p>
-            <w:r>
-              <w:rPr>
-                <w:sz w:val="15"/>
-              </w:rPr>
-              <w:t>-28.00</w:t>
-            </w:r>
-          </w:p>
-        </w:tc>
-      </w:tr>
-      <w:tr>
-        <w:tc>
-          <w:tcPr>
-            <w:tcW w:type="dxa" w:w="1337"/>
-            <w:tcMar>
-              <w:top w:w="35" w:type="dxa"/>
-              <w:bottom w:w="35" w:type="dxa"/>
-              <w:left w:w="50" w:type="dxa"/>
-              <w:right w:w="50" w:type="dxa"/>
-            </w:tcMar>
-          </w:tcPr>
-          <w:p>
-            <w:r>
-              <w:rPr>
-                <w:sz w:val="15"/>
-              </w:rPr>
-              <w:t>Trehalose</w:t>
-            </w:r>
-          </w:p>
-        </w:tc>
-        <w:tc>
-          <w:tcPr>
-            <w:tcW w:type="dxa" w:w="1337"/>
-            <w:tcMar>
-              <w:top w:w="35" w:type="dxa"/>
-              <w:bottom w:w="35" w:type="dxa"/>
-              <w:left w:w="50" w:type="dxa"/>
-              <w:right w:w="50" w:type="dxa"/>
-            </w:tcMar>
-          </w:tcPr>
-          <w:p>
-            <w:r>
-              <w:rPr>
-                <w:sz w:val="15"/>
-              </w:rPr>
-              <w:t>Autophagy Inducer</w:t>
-            </w:r>
-          </w:p>
-        </w:tc>
-        <w:tc>
-          <w:tcPr>
-            <w:tcW w:type="dxa" w:w="1337"/>
-            <w:tcMar>
-              <w:top w:w="35" w:type="dxa"/>
-              <w:bottom w:w="35" w:type="dxa"/>
-              <w:left w:w="50" w:type="dxa"/>
-              <w:right w:w="50" w:type="dxa"/>
-            </w:tcMar>
-          </w:tcPr>
-          <w:p>
-            <w:r>
-              <w:rPr>
-                <w:sz w:val="15"/>
-              </w:rPr>
-              <w:t>DB03327</w:t>
-            </w:r>
-          </w:p>
-        </w:tc>
-        <w:tc>
-          <w:tcPr>
-            <w:tcW w:type="dxa" w:w="1337"/>
-            <w:tcMar>
-              <w:top w:w="35" w:type="dxa"/>
-              <w:bottom w:w="35" w:type="dxa"/>
-              <w:left w:w="50" w:type="dxa"/>
-              <w:right w:w="50" w:type="dxa"/>
-            </w:tcMar>
-          </w:tcPr>
-          <w:p>
-            <w:r>
-              <w:rPr>
-                <w:sz w:val="15"/>
-              </w:rPr>
-              <w:t>342.3</w:t>
-            </w:r>
-          </w:p>
-        </w:tc>
-        <w:tc>
-          <w:tcPr>
-            <w:tcW w:type="dxa" w:w="1337"/>
-            <w:tcMar>
-              <w:top w:w="35" w:type="dxa"/>
-              <w:bottom w:w="35" w:type="dxa"/>
-              <w:left w:w="50" w:type="dxa"/>
-              <w:right w:w="50" w:type="dxa"/>
-            </w:tcMar>
-          </w:tcPr>
-          <w:p>
-            <w:r>
-              <w:rPr>
-                <w:sz w:val="15"/>
-              </w:rPr>
-              <w:t>-8.00</w:t>
-            </w:r>
-          </w:p>
-        </w:tc>
-        <w:tc>
-          <w:tcPr>
-            <w:tcW w:type="dxa" w:w="1337"/>
-            <w:tcMar>
-              <w:top w:w="35" w:type="dxa"/>
-              <w:bottom w:w="35" w:type="dxa"/>
-              <w:left w:w="50" w:type="dxa"/>
-              <w:right w:w="50" w:type="dxa"/>
-            </w:tcMar>
-          </w:tcPr>
-          <w:p>
-            <w:r>
-              <w:rPr>
-                <w:sz w:val="15"/>
-              </w:rPr>
-              <w:t>-7.80</w:t>
-            </w:r>
-          </w:p>
-        </w:tc>
-        <w:tc>
-          <w:tcPr>
-            <w:tcW w:type="dxa" w:w="1337"/>
-            <w:tcMar>
-              <w:top w:w="35" w:type="dxa"/>
-              <w:bottom w:w="35" w:type="dxa"/>
-              <w:left w:w="50" w:type="dxa"/>
-              <w:right w:w="50" w:type="dxa"/>
-            </w:tcMar>
-          </w:tcPr>
-          <w:p>
-            <w:r>
-              <w:rPr>
-                <w:sz w:val="15"/>
-              </w:rPr>
-              <w:t>-28.00</w:t>
-            </w:r>
-          </w:p>
-        </w:tc>
-      </w:tr>
-      <w:tr>
-        <w:tc>
-          <w:tcPr>
-            <w:tcW w:type="dxa" w:w="1337"/>
-            <w:tcMar>
-              <w:top w:w="35" w:type="dxa"/>
-              <w:bottom w:w="35" w:type="dxa"/>
-              <w:left w:w="50" w:type="dxa"/>
-              <w:right w:w="50" w:type="dxa"/>
-            </w:tcMar>
-          </w:tcPr>
-          <w:p>
-            <w:r>
-              <w:rPr>
-                <w:sz w:val="15"/>
-              </w:rPr>
-              <w:t>Melatonin</w:t>
-            </w:r>
-          </w:p>
-        </w:tc>
-        <w:tc>
-          <w:tcPr>
-            <w:tcW w:type="dxa" w:w="1337"/>
-            <w:tcMar>
-              <w:top w:w="35" w:type="dxa"/>
-              <w:bottom w:w="35" w:type="dxa"/>
-              <w:left w:w="50" w:type="dxa"/>
-              <w:right w:w="50" w:type="dxa"/>
-            </w:tcMar>
-          </w:tcPr>
-          <w:p>
-            <w:r>
-              <w:rPr>
-                <w:sz w:val="15"/>
-              </w:rPr>
-              <w:t>Antioxidant &amp; Tau Kinase Inhibitor</w:t>
-            </w:r>
-          </w:p>
-        </w:tc>
-        <w:tc>
-          <w:tcPr>
-            <w:tcW w:type="dxa" w:w="1337"/>
-            <w:tcMar>
-              <w:top w:w="35" w:type="dxa"/>
-              <w:bottom w:w="35" w:type="dxa"/>
-              <w:left w:w="50" w:type="dxa"/>
-              <w:right w:w="50" w:type="dxa"/>
-            </w:tcMar>
-          </w:tcPr>
-          <w:p>
-            <w:r>
-              <w:rPr>
-                <w:sz w:val="15"/>
-              </w:rPr>
-              <w:t>DB01065</w:t>
-            </w:r>
-          </w:p>
-        </w:tc>
-        <w:tc>
-          <w:tcPr>
-            <w:tcW w:type="dxa" w:w="1337"/>
-            <w:tcMar>
-              <w:top w:w="35" w:type="dxa"/>
-              <w:bottom w:w="35" w:type="dxa"/>
-              <w:left w:w="50" w:type="dxa"/>
-              <w:right w:w="50" w:type="dxa"/>
-            </w:tcMar>
-          </w:tcPr>
-          <w:p>
-            <w:r>
-              <w:rPr>
-                <w:sz w:val="15"/>
-              </w:rPr>
-              <w:t>232.3</w:t>
-            </w:r>
-          </w:p>
-        </w:tc>
-        <w:tc>
-          <w:tcPr>
-            <w:tcW w:type="dxa" w:w="1337"/>
-            <w:tcMar>
-              <w:top w:w="35" w:type="dxa"/>
-              <w:bottom w:w="35" w:type="dxa"/>
-              <w:left w:w="50" w:type="dxa"/>
-              <w:right w:w="50" w:type="dxa"/>
-            </w:tcMar>
-          </w:tcPr>
-          <w:p>
-            <w:r>
-              <w:rPr>
-                <w:sz w:val="15"/>
-              </w:rPr>
-              <w:t>-8.00</w:t>
-            </w:r>
-          </w:p>
-        </w:tc>
-        <w:tc>
-          <w:tcPr>
-            <w:tcW w:type="dxa" w:w="1337"/>
-            <w:tcMar>
-              <w:top w:w="35" w:type="dxa"/>
-              <w:bottom w:w="35" w:type="dxa"/>
-              <w:left w:w="50" w:type="dxa"/>
-              <w:right w:w="50" w:type="dxa"/>
-            </w:tcMar>
-          </w:tcPr>
-          <w:p>
-            <w:r>
-              <w:rPr>
-                <w:sz w:val="15"/>
-              </w:rPr>
-              <w:t>-7.80</w:t>
-            </w:r>
-          </w:p>
-        </w:tc>
-        <w:tc>
-          <w:tcPr>
-            <w:tcW w:type="dxa" w:w="1337"/>
-            <w:tcMar>
-              <w:top w:w="35" w:type="dxa"/>
-              <w:bottom w:w="35" w:type="dxa"/>
-              <w:left w:w="50" w:type="dxa"/>
-              <w:right w:w="50" w:type="dxa"/>
-            </w:tcMar>
-          </w:tcPr>
-          <w:p>
-            <w:r>
-              <w:rPr>
-                <w:sz w:val="15"/>
-              </w:rPr>
-              <w:t>-28.00</w:t>
-            </w:r>
-          </w:p>
-        </w:tc>
-      </w:tr>
-      <w:tr>
-        <w:tc>
-          <w:tcPr>
-            <w:tcW w:type="dxa" w:w="1337"/>
-            <w:tcMar>
-              <w:top w:w="35" w:type="dxa"/>
-              <w:bottom w:w="35" w:type="dxa"/>
-              <w:left w:w="50" w:type="dxa"/>
-              <w:right w:w="50" w:type="dxa"/>
-            </w:tcMar>
-          </w:tcPr>
-          <w:p>
-            <w:r>
-              <w:rPr>
-                <w:sz w:val="15"/>
-              </w:rPr>
-              <w:t>Apigenin</w:t>
-            </w:r>
-          </w:p>
-        </w:tc>
-        <w:tc>
-          <w:tcPr>
-            <w:tcW w:type="dxa" w:w="1337"/>
-            <w:tcMar>
-              <w:top w:w="35" w:type="dxa"/>
-              <w:bottom w:w="35" w:type="dxa"/>
-              <w:left w:w="50" w:type="dxa"/>
-              <w:right w:w="50" w:type="dxa"/>
-            </w:tcMar>
-          </w:tcPr>
-          <w:p>
-            <w:r>
-              <w:rPr>
-                <w:sz w:val="15"/>
-              </w:rPr>
-              <w:t>Flavonoid Anti-inflammatory</w:t>
-            </w:r>
-          </w:p>
-        </w:tc>
-        <w:tc>
-          <w:tcPr>
-            <w:tcW w:type="dxa" w:w="1337"/>
-            <w:tcMar>
-              <w:top w:w="35" w:type="dxa"/>
-              <w:bottom w:w="35" w:type="dxa"/>
-              <w:left w:w="50" w:type="dxa"/>
-              <w:right w:w="50" w:type="dxa"/>
-            </w:tcMar>
-          </w:tcPr>
-          <w:p>
-            <w:r>
-              <w:rPr>
-                <w:sz w:val="15"/>
-              </w:rPr>
-              <w:t>DB07352</w:t>
-            </w:r>
-          </w:p>
-        </w:tc>
-        <w:tc>
-          <w:tcPr>
-            <w:tcW w:type="dxa" w:w="1337"/>
-            <w:tcMar>
-              <w:top w:w="35" w:type="dxa"/>
-              <w:bottom w:w="35" w:type="dxa"/>
-              <w:left w:w="50" w:type="dxa"/>
-              <w:right w:w="50" w:type="dxa"/>
-            </w:tcMar>
-          </w:tcPr>
-          <w:p>
-            <w:r>
-              <w:rPr>
-                <w:sz w:val="15"/>
-              </w:rPr>
-              <w:t>270.2</w:t>
-            </w:r>
-          </w:p>
-        </w:tc>
-        <w:tc>
-          <w:tcPr>
-            <w:tcW w:type="dxa" w:w="1337"/>
-            <w:tcMar>
-              <w:top w:w="35" w:type="dxa"/>
-              <w:bottom w:w="35" w:type="dxa"/>
-              <w:left w:w="50" w:type="dxa"/>
-              <w:right w:w="50" w:type="dxa"/>
-            </w:tcMar>
-          </w:tcPr>
-          <w:p>
-            <w:r>
-              <w:rPr>
-                <w:sz w:val="15"/>
-              </w:rPr>
-              <w:t>-8.00</w:t>
-            </w:r>
-          </w:p>
-        </w:tc>
-        <w:tc>
-          <w:tcPr>
-            <w:tcW w:type="dxa" w:w="1337"/>
-            <w:tcMar>
-              <w:top w:w="35" w:type="dxa"/>
-              <w:bottom w:w="35" w:type="dxa"/>
-              <w:left w:w="50" w:type="dxa"/>
-              <w:right w:w="50" w:type="dxa"/>
-            </w:tcMar>
-          </w:tcPr>
-          <w:p>
-            <w:r>
-              <w:rPr>
-                <w:sz w:val="15"/>
-              </w:rPr>
-              <w:t>-7.80</w:t>
-            </w:r>
-          </w:p>
-        </w:tc>
-        <w:tc>
-          <w:tcPr>
-            <w:tcW w:type="dxa" w:w="1337"/>
-            <w:tcMar>
-              <w:top w:w="35" w:type="dxa"/>
-              <w:bottom w:w="35" w:type="dxa"/>
-              <w:left w:w="50" w:type="dxa"/>
-              <w:right w:w="50" w:type="dxa"/>
-            </w:tcMar>
-          </w:tcPr>
-          <w:p>
-            <w:r>
-              <w:rPr>
-                <w:sz w:val="15"/>
-              </w:rPr>
-              <w:t>-28.00</w:t>
-            </w:r>
-          </w:p>
-        </w:tc>
-      </w:tr>
-      <w:tr>
-        <w:tc>
-          <w:tcPr>
-            <w:tcW w:type="dxa" w:w="1337"/>
-            <w:tcMar>
-              <w:top w:w="35" w:type="dxa"/>
-              <w:bottom w:w="35" w:type="dxa"/>
-              <w:left w:w="50" w:type="dxa"/>
-              <w:right w:w="50" w:type="dxa"/>
-            </w:tcMar>
-          </w:tcPr>
-          <w:p>
-            <w:r>
-              <w:rPr>
-                <w:sz w:val="15"/>
-              </w:rPr>
-              <w:t>Luteolin</w:t>
-            </w:r>
-          </w:p>
-        </w:tc>
-        <w:tc>
-          <w:tcPr>
-            <w:tcW w:type="dxa" w:w="1337"/>
-            <w:tcMar>
-              <w:top w:w="35" w:type="dxa"/>
-              <w:bottom w:w="35" w:type="dxa"/>
-              <w:left w:w="50" w:type="dxa"/>
-              <w:right w:w="50" w:type="dxa"/>
-            </w:tcMar>
-          </w:tcPr>
-          <w:p>
-            <w:r>
-              <w:rPr>
-                <w:sz w:val="15"/>
-              </w:rPr>
-              <w:t>Flavonoid Kinase Inhibitor</w:t>
-            </w:r>
-          </w:p>
-        </w:tc>
-        <w:tc>
-          <w:tcPr>
-            <w:tcW w:type="dxa" w:w="1337"/>
-            <w:tcMar>
-              <w:top w:w="35" w:type="dxa"/>
-              <w:bottom w:w="35" w:type="dxa"/>
-              <w:left w:w="50" w:type="dxa"/>
-              <w:right w:w="50" w:type="dxa"/>
-            </w:tcMar>
-          </w:tcPr>
-          <w:p>
-            <w:r>
-              <w:rPr>
-                <w:sz w:val="15"/>
-              </w:rPr>
-              <w:t>DB06841</w:t>
-            </w:r>
-          </w:p>
-        </w:tc>
-        <w:tc>
-          <w:tcPr>
-            <w:tcW w:type="dxa" w:w="1337"/>
-            <w:tcMar>
-              <w:top w:w="35" w:type="dxa"/>
-              <w:bottom w:w="35" w:type="dxa"/>
-              <w:left w:w="50" w:type="dxa"/>
-              <w:right w:w="50" w:type="dxa"/>
-            </w:tcMar>
-          </w:tcPr>
-          <w:p>
-            <w:r>
-              <w:rPr>
-                <w:sz w:val="15"/>
-              </w:rPr>
-              <w:t>286.2</w:t>
-            </w:r>
-          </w:p>
-        </w:tc>
-        <w:tc>
-          <w:tcPr>
-            <w:tcW w:type="dxa" w:w="1337"/>
-            <w:tcMar>
-              <w:top w:w="35" w:type="dxa"/>
-              <w:bottom w:w="35" w:type="dxa"/>
-              <w:left w:w="50" w:type="dxa"/>
-              <w:right w:w="50" w:type="dxa"/>
-            </w:tcMar>
-          </w:tcPr>
-          <w:p>
-            <w:r>
-              <w:rPr>
-                <w:sz w:val="15"/>
-              </w:rPr>
-              <w:t>-8.00</w:t>
-            </w:r>
-          </w:p>
-        </w:tc>
-        <w:tc>
-          <w:tcPr>
-            <w:tcW w:type="dxa" w:w="1337"/>
-            <w:tcMar>
-              <w:top w:w="35" w:type="dxa"/>
-              <w:bottom w:w="35" w:type="dxa"/>
-              <w:left w:w="50" w:type="dxa"/>
-              <w:right w:w="50" w:type="dxa"/>
-            </w:tcMar>
-          </w:tcPr>
-          <w:p>
-            <w:r>
-              <w:rPr>
-                <w:sz w:val="15"/>
-              </w:rPr>
-              <w:t>-7.80</w:t>
-            </w:r>
-          </w:p>
-        </w:tc>
-        <w:tc>
-          <w:tcPr>
-            <w:tcW w:type="dxa" w:w="1337"/>
-            <w:tcMar>
-              <w:top w:w="35" w:type="dxa"/>
-              <w:bottom w:w="35" w:type="dxa"/>
-              <w:left w:w="50" w:type="dxa"/>
-              <w:right w:w="50" w:type="dxa"/>
-            </w:tcMar>
-          </w:tcPr>
-          <w:p>
-            <w:r>
-              <w:rPr>
-                <w:sz w:val="15"/>
-              </w:rPr>
-              <w:t>-28.00</w:t>
-            </w:r>
-          </w:p>
-        </w:tc>
-      </w:tr>
-      <w:tr>
-        <w:tc>
-          <w:tcPr>
-            <w:tcW w:type="dxa" w:w="1337"/>
-            <w:tcMar>
-              <w:top w:w="35" w:type="dxa"/>
-              <w:bottom w:w="35" w:type="dxa"/>
-              <w:left w:w="50" w:type="dxa"/>
-              <w:right w:w="50" w:type="dxa"/>
-            </w:tcMar>
-          </w:tcPr>
-          <w:p>
-            <w:r>
-              <w:rPr>
-                <w:sz w:val="15"/>
-              </w:rPr>
-              <w:t>Honokiol</w:t>
-            </w:r>
-          </w:p>
-        </w:tc>
-        <w:tc>
-          <w:tcPr>
-            <w:tcW w:type="dxa" w:w="1337"/>
-            <w:tcMar>
-              <w:top w:w="35" w:type="dxa"/>
-              <w:bottom w:w="35" w:type="dxa"/>
-              <w:left w:w="50" w:type="dxa"/>
-              <w:right w:w="50" w:type="dxa"/>
-            </w:tcMar>
-          </w:tcPr>
-          <w:p>
-            <w:r>
-              <w:rPr>
-                <w:sz w:val="15"/>
-              </w:rPr>
-              <w:t>Neolignan BBB-Penetrating Neuroprotector</w:t>
-            </w:r>
-          </w:p>
-        </w:tc>
-        <w:tc>
-          <w:tcPr>
-            <w:tcW w:type="dxa" w:w="1337"/>
-            <w:tcMar>
-              <w:top w:w="35" w:type="dxa"/>
-              <w:bottom w:w="35" w:type="dxa"/>
-              <w:left w:w="50" w:type="dxa"/>
-              <w:right w:w="50" w:type="dxa"/>
-            </w:tcMar>
-          </w:tcPr>
-          <w:p>
-            <w:r>
-              <w:rPr>
-                <w:sz w:val="15"/>
-              </w:rPr>
-              <w:t>DB08149</w:t>
-            </w:r>
-          </w:p>
-        </w:tc>
-        <w:tc>
-          <w:tcPr>
-            <w:tcW w:type="dxa" w:w="1337"/>
-            <w:tcMar>
-              <w:top w:w="35" w:type="dxa"/>
-              <w:bottom w:w="35" w:type="dxa"/>
-              <w:left w:w="50" w:type="dxa"/>
-              <w:right w:w="50" w:type="dxa"/>
-            </w:tcMar>
-          </w:tcPr>
-          <w:p>
-            <w:r>
-              <w:rPr>
-                <w:sz w:val="15"/>
-              </w:rPr>
-              <w:t>266.3</w:t>
-            </w:r>
-          </w:p>
-        </w:tc>
-        <w:tc>
-          <w:tcPr>
-            <w:tcW w:type="dxa" w:w="1337"/>
-            <w:tcMar>
-              <w:top w:w="35" w:type="dxa"/>
-              <w:bottom w:w="35" w:type="dxa"/>
-              <w:left w:w="50" w:type="dxa"/>
-              <w:right w:w="50" w:type="dxa"/>
-            </w:tcMar>
-          </w:tcPr>
-          <w:p>
-            <w:r>
-              <w:rPr>
-                <w:sz w:val="15"/>
-              </w:rPr>
-              <w:t>-8.00</w:t>
-            </w:r>
-          </w:p>
-        </w:tc>
-        <w:tc>
-          <w:tcPr>
-            <w:tcW w:type="dxa" w:w="1337"/>
-            <w:tcMar>
-              <w:top w:w="35" w:type="dxa"/>
-              <w:bottom w:w="35" w:type="dxa"/>
-              <w:left w:w="50" w:type="dxa"/>
-              <w:right w:w="50" w:type="dxa"/>
-            </w:tcMar>
-          </w:tcPr>
-          <w:p>
-            <w:r>
-              <w:rPr>
-                <w:sz w:val="15"/>
-              </w:rPr>
-              <w:t>-7.80</w:t>
-            </w:r>
-          </w:p>
-        </w:tc>
-        <w:tc>
-          <w:tcPr>
-            <w:tcW w:type="dxa" w:w="1337"/>
-            <w:tcMar>
-              <w:top w:w="35" w:type="dxa"/>
-              <w:bottom w:w="35" w:type="dxa"/>
-              <w:left w:w="50" w:type="dxa"/>
-              <w:right w:w="50" w:type="dxa"/>
-            </w:tcMar>
-          </w:tcPr>
-          <w:p>
-            <w:r>
-              <w:rPr>
-                <w:sz w:val="15"/>
-              </w:rPr>
-              <w:t>-28.00</w:t>
+              <w:t>-22.40</w:t>
             </w:r>
           </w:p>
         </w:tc>

--- a/manuscript/submission_ready/02_Main_Manuscript_Tau_Borophene_Monreal_Hernandez_et_al.docx
+++ b/manuscript/submission_ready/02_Main_Manuscript_Tau_Borophene_Monreal_Hernandez_et_al.docx
@@ -649,6 +649,141 @@
                 <w:sz w:val="15"/>
               </w:rPr>
               <w:t>-31.50</w:t>
+            </w:r>
+          </w:p>
+        </w:tc>
+      </w:tr>
+      <w:tr>
+        <w:tc>
+          <w:tcPr>
+            <w:tcW w:type="dxa" w:w="1337"/>
+            <w:tcMar>
+              <w:top w:w="35" w:type="dxa"/>
+              <w:bottom w:w="35" w:type="dxa"/>
+              <w:left w:w="50" w:type="dxa"/>
+              <w:right w:w="50" w:type="dxa"/>
+            </w:tcMar>
+          </w:tcPr>
+          <w:p>
+            <w:r>
+              <w:rPr>
+                <w:sz w:val="15"/>
+              </w:rPr>
+              <w:t>Hydromethylthionine</w:t>
+            </w:r>
+          </w:p>
+        </w:tc>
+        <w:tc>
+          <w:tcPr>
+            <w:tcW w:type="dxa" w:w="1337"/>
+            <w:tcMar>
+              <w:top w:w="35" w:type="dxa"/>
+              <w:bottom w:w="35" w:type="dxa"/>
+              <w:left w:w="50" w:type="dxa"/>
+              <w:right w:w="50" w:type="dxa"/>
+            </w:tcMar>
+          </w:tcPr>
+          <w:p>
+            <w:r>
+              <w:rPr>
+                <w:sz w:val="15"/>
+              </w:rPr>
+              <w:t>Methylthioninium</w:t>
+            </w:r>
+          </w:p>
+        </w:tc>
+        <w:tc>
+          <w:tcPr>
+            <w:tcW w:type="dxa" w:w="1337"/>
+            <w:tcMar>
+              <w:top w:w="35" w:type="dxa"/>
+              <w:bottom w:w="35" w:type="dxa"/>
+              <w:left w:w="50" w:type="dxa"/>
+              <w:right w:w="50" w:type="dxa"/>
+            </w:tcMar>
+          </w:tcPr>
+          <w:p>
+            <w:r>
+              <w:rPr>
+                <w:sz w:val="15"/>
+              </w:rPr>
+              <w:t>DB13952</w:t>
+            </w:r>
+          </w:p>
+        </w:tc>
+        <w:tc>
+          <w:tcPr>
+            <w:tcW w:type="dxa" w:w="1337"/>
+            <w:tcMar>
+              <w:top w:w="35" w:type="dxa"/>
+              <w:bottom w:w="35" w:type="dxa"/>
+              <w:left w:w="50" w:type="dxa"/>
+              <w:right w:w="50" w:type="dxa"/>
+            </w:tcMar>
+          </w:tcPr>
+          <w:p>
+            <w:r>
+              <w:rPr>
+                <w:sz w:val="15"/>
+              </w:rPr>
+              <w:t>285.4</w:t>
+            </w:r>
+          </w:p>
+        </w:tc>
+        <w:tc>
+          <w:tcPr>
+            <w:tcW w:type="dxa" w:w="1337"/>
+            <w:tcMar>
+              <w:top w:w="35" w:type="dxa"/>
+              <w:bottom w:w="35" w:type="dxa"/>
+              <w:left w:w="50" w:type="dxa"/>
+              <w:right w:w="50" w:type="dxa"/>
+            </w:tcMar>
+          </w:tcPr>
+          <w:p>
+            <w:r>
+              <w:rPr>
+                <w:sz w:val="15"/>
+              </w:rPr>
+              <w:t>-8.30</w:t>
+            </w:r>
+          </w:p>
+        </w:tc>
+        <w:tc>
+          <w:tcPr>
+            <w:tcW w:type="dxa" w:w="1337"/>
+            <w:tcMar>
+              <w:top w:w="35" w:type="dxa"/>
+              <w:bottom w:w="35" w:type="dxa"/>
+              <w:left w:w="50" w:type="dxa"/>
+              <w:right w:w="50" w:type="dxa"/>
+            </w:tcMar>
+          </w:tcPr>
+          <w:p>
+            <w:r>
+              <w:rPr>
+                <w:sz w:val="15"/>
+              </w:rPr>
+              <w:t>-8.10</w:t>
+            </w:r>
+          </w:p>
+        </w:tc>
+        <w:tc>
+          <w:tcPr>
+            <w:tcW w:type="dxa" w:w="1337"/>
+            <w:tcMar>
+              <w:top w:w="35" w:type="dxa"/>
+              <w:bottom w:w="35" w:type="dxa"/>
+              <w:left w:w="50" w:type="dxa"/>
+              <w:right w:w="50" w:type="dxa"/>
+            </w:tcMar>
+          </w:tcPr>
+          <w:p>
+            <w:r>
+              <w:rPr>
+                <w:sz w:val="15"/>
+              </w:rPr>
+              <w:t>-30.80</w:t>
             </w:r>
           </w:p>
         </w:tc>
@@ -4163,6 +4298,141 @@
           </w:p>
         </w:tc>
       </w:tr>
+      <w:tr>
+        <w:tc>
+          <w:tcPr>
+            <w:tcW w:type="dxa" w:w="1337"/>
+            <w:tcMar>
+              <w:top w:w="35" w:type="dxa"/>
+              <w:bottom w:w="35" w:type="dxa"/>
+              <w:left w:w="50" w:type="dxa"/>
+              <w:right w:w="50" w:type="dxa"/>
+            </w:tcMar>
+          </w:tcPr>
+          <w:p>
+            <w:r>
+              <w:rPr>
+                <w:sz w:val="15"/>
+              </w:rPr>
+              <w:t>Tacrine</w:t>
+            </w:r>
+          </w:p>
+        </w:tc>
+        <w:tc>
+          <w:tcPr>
+            <w:tcW w:type="dxa" w:w="1337"/>
+            <w:tcMar>
+              <w:top w:w="35" w:type="dxa"/>
+              <w:bottom w:w="35" w:type="dxa"/>
+              <w:left w:w="50" w:type="dxa"/>
+              <w:right w:w="50" w:type="dxa"/>
+            </w:tcMar>
+          </w:tcPr>
+          <w:p>
+            <w:r>
+              <w:rPr>
+                <w:sz w:val="15"/>
+              </w:rPr>
+              <w:t>AChE Inhibitor</w:t>
+            </w:r>
+          </w:p>
+        </w:tc>
+        <w:tc>
+          <w:tcPr>
+            <w:tcW w:type="dxa" w:w="1337"/>
+            <w:tcMar>
+              <w:top w:w="35" w:type="dxa"/>
+              <w:bottom w:w="35" w:type="dxa"/>
+              <w:left w:w="50" w:type="dxa"/>
+              <w:right w:w="50" w:type="dxa"/>
+            </w:tcMar>
+          </w:tcPr>
+          <w:p>
+            <w:r>
+              <w:rPr>
+                <w:sz w:val="15"/>
+              </w:rPr>
+              <w:t>DB00141</w:t>
+            </w:r>
+          </w:p>
+        </w:tc>
+        <w:tc>
+          <w:tcPr>
+            <w:tcW w:type="dxa" w:w="1337"/>
+            <w:tcMar>
+              <w:top w:w="35" w:type="dxa"/>
+              <w:bottom w:w="35" w:type="dxa"/>
+              <w:left w:w="50" w:type="dxa"/>
+              <w:right w:w="50" w:type="dxa"/>
+            </w:tcMar>
+          </w:tcPr>
+          <w:p>
+            <w:r>
+              <w:rPr>
+                <w:sz w:val="15"/>
+              </w:rPr>
+              <w:t>198.3</w:t>
+            </w:r>
+          </w:p>
+        </w:tc>
+        <w:tc>
+          <w:tcPr>
+            <w:tcW w:type="dxa" w:w="1337"/>
+            <w:tcMar>
+              <w:top w:w="35" w:type="dxa"/>
+              <w:bottom w:w="35" w:type="dxa"/>
+              <w:left w:w="50" w:type="dxa"/>
+              <w:right w:w="50" w:type="dxa"/>
+            </w:tcMar>
+          </w:tcPr>
+          <w:p>
+            <w:r>
+              <w:rPr>
+                <w:sz w:val="15"/>
+              </w:rPr>
+              <w:t>-7.40</w:t>
+            </w:r>
+          </w:p>
+        </w:tc>
+        <w:tc>
+          <w:tcPr>
+            <w:tcW w:type="dxa" w:w="1337"/>
+            <w:tcMar>
+              <w:top w:w="35" w:type="dxa"/>
+              <w:bottom w:w="35" w:type="dxa"/>
+              <w:left w:w="50" w:type="dxa"/>
+              <w:right w:w="50" w:type="dxa"/>
+            </w:tcMar>
+          </w:tcPr>
+          <w:p>
+            <w:r>
+              <w:rPr>
+                <w:sz w:val="15"/>
+              </w:rPr>
+              <w:t>-7.20</w:t>
+            </w:r>
+          </w:p>
+        </w:tc>
+        <w:tc>
+          <w:tcPr>
+            <w:tcW w:type="dxa" w:w="1337"/>
+            <w:tcMar>
+              <w:top w:w="35" w:type="dxa"/>
+              <w:bottom w:w="35" w:type="dxa"/>
+              <w:left w:w="50" w:type="dxa"/>
+              <w:right w:w="50" w:type="dxa"/>
+            </w:tcMar>
+          </w:tcPr>
+          <w:p>
+            <w:r>
+              <w:rPr>
+                <w:sz w:val="15"/>
+              </w:rPr>
+              <w:t>-25.80</w:t>
+            </w:r>
+          </w:p>
+        </w:tc>
+      </w:tr>
     </w:tbl>
     <w:p>
       <w:pPr>

--- a/manuscript/submission_ready/02_Main_Manuscript_Tau_Borophene_Monreal_Hernandez_et_al.docx
+++ b/manuscript/submission_ready/02_Main_Manuscript_Tau_Borophene_Monreal_Hernandez_et_al.docx
@@ -4,16 +4,15 @@
   <w:body>
     <w:p>
       <w:pPr>
-        <w:spacing w:after="200" w:line="276" w:lineRule="auto"/>
+        <w:spacing w:after="240" w:line="276" w:lineRule="auto"/>
       </w:pPr>
       <w:r>
         <w:rPr>
-          <w:rFonts w:ascii="Times New Roman" w:hAnsi="Times New Roman"/>
           <w:b/>
           <w:color w:val="4A148C"/>
           <w:sz w:val="32"/>
         </w:rPr>
-        <w:t>Quantum-Chemical Profiling and Explainable Nano-QSAR of Functionalized 2D Borophene Nanosheets for Molecular Recognition of Pathological Tau Protofibrils in Alzheimer's Disease</w:t>
+        <w:t>Machine Learning-Driven Nano-QSAR and Quantum Chemical Design of Functionalized 2D Borophene Nanosheets for Targeted Disaggregation of Pathological Tau Fibrils in Alzheimer's Disease</w:t>
       </w:r>
     </w:p>
     <w:p>
@@ -23,55 +22,58 @@
       <w:r>
         <w:rPr>
           <w:b/>
-          <w:sz w:val="22"/>
         </w:rPr>
-        <w:t>Andrés Monreal Hernández1*, Sara Lizbeth Franco Amaya2, and Carlos Ivanhoe Martínez Osorio3</w:t>
+        <w:t>Andrés Monreal Hernández</w:t>
+      </w:r>
+      <w:r>
+        <w:t xml:space="preserve">1,*, </w:t>
+      </w:r>
+      <w:r>
+        <w:rPr>
+          <w:b/>
+        </w:rPr>
+        <w:t>Sara Lizbeth Franco Amaya</w:t>
+      </w:r>
+      <w:r>
+        <w:t xml:space="preserve">2, and </w:t>
+      </w:r>
+      <w:r>
+        <w:rPr>
+          <w:b/>
+        </w:rPr>
+        <w:t>Carlos Ivanhoe Martínez Osorio</w:t>
+      </w:r>
+      <w:r>
+        <w:t>3</w:t>
       </w:r>
     </w:p>
     <w:p>
       <w:pPr>
-        <w:spacing w:after="240" w:line="264" w:lineRule="auto"/>
+        <w:spacing w:after="280"/>
       </w:pPr>
       <w:r>
         <w:rPr>
           <w:i/>
-          <w:color w:val="505050"/>
           <w:sz w:val="19"/>
         </w:rPr>
-        <w:t>1 Universidad Estatal de Sonora, Ley Federal del Trabajo S/N, Col. Apolo, C.P. 83100, Hermosillo, Sonora, Mexico.</w:t>
+        <w:t>1 Universidad Estatal de Sonora, Hermosillo, Sonora, Mexico. ORCID: 0009-0009-1207-8597</w:t>
         <w:br/>
-        <w:t>2 Posgrado en Nanotecnología, Departamento de Física, Universidad de Sonora, Blvd. Luis Encinas y Rosales, C.P. 83000, Hermosillo, Sonora, Mexico.</w:t>
+        <w:t>2 Doctorado en Nanotecnología, Universidad de Sonora, Hermosillo, Sonora, Mexico. ORCID: 0009-0005-0272-0241</w:t>
         <w:br/>
-        <w:t>3 Posgrado en Ciencia de Materiales, Departamento de Investigación en Polímeros y Materiales, Universidad de Sonora, C.P. 83000, Hermosillo, Sonora, Mexico.</w:t>
+        <w:t>3 Doctorado en Ciencia de Materiales, Universidad de Sonora, Hermosillo, Sonora, Mexico. ORCID: 0009-0003-7872-4965</w:t>
         <w:br/>
-        <w:t>*Corresponding Author: andres.monreal@ues.mx</w:t>
+        <w:t>* Corresponding author: andres.monreal@ues.mx</w:t>
       </w:r>
     </w:p>
     <w:p>
       <w:pPr>
-        <w:pStyle w:val="Heading1"/>
-        <w:keepNext/>
-        <w:spacing w:before="280" w:after="100"/>
-      </w:pPr>
-      <w:r>
-        <w:rPr>
-          <w:rFonts w:ascii="Times New Roman" w:hAnsi="Times New Roman"/>
-          <w:b/>
-          <w:color w:val="4A148C"/>
-          <w:sz w:val="26"/>
-        </w:rPr>
-        <w:t>Graphical Abstract</w:t>
-      </w:r>
-    </w:p>
-    <w:p>
-      <w:pPr>
-        <w:spacing w:before="160" w:after="60"/>
+        <w:spacing w:before="200" w:after="80"/>
         <w:jc w:val="center"/>
       </w:pPr>
       <w:r>
         <w:drawing>
           <wp:inline xmlns:a="http://schemas.openxmlformats.org/drawingml/2006/main" xmlns:pic="http://schemas.openxmlformats.org/drawingml/2006/picture">
-            <wp:extent cx="5669280" cy="3164249"/>
+            <wp:extent cx="5669280" cy="3027624"/>
             <wp:docPr id="1" name="Picture 1"/>
             <wp:cNvGraphicFramePr>
               <a:graphicFrameLocks noChangeAspect="1"/>
@@ -92,7 +94,7 @@
                   <pic:spPr>
                     <a:xfrm>
                       <a:off x="0" y="0"/>
-                      <a:ext cx="5669280" cy="3164249"/>
+                      <a:ext cx="5669280" cy="3027624"/>
                     </a:xfrm>
                     <a:prstGeom prst="rect"/>
                   </pic:spPr>
@@ -105,48 +107,51 @@
     </w:p>
     <w:p>
       <w:pPr>
-        <w:spacing w:after="200" w:line="276" w:lineRule="auto"/>
+        <w:spacing w:after="240" w:line="276" w:lineRule="auto"/>
       </w:pPr>
       <w:r>
         <w:rPr>
           <w:b/>
           <w:color w:val="4A148C"/>
-          <w:sz w:val="18"/>
+          <w:sz w:val="19"/>
         </w:rPr>
         <w:t xml:space="preserve">Graphical Abstract: </w:t>
       </w:r>
       <w:r>
         <w:rPr>
           <w:i/>
-          <w:sz w:val="18"/>
+          <w:sz w:val="19"/>
         </w:rPr>
-        <w:t xml:space="preserve"> Integrated multi-scale computational framework for anti-tau therapeutic delivery and protofibril recognition. (Left) Molecular recognition in the cross-beta cleft of human Alzheimer's disease Tau paired helical filaments (Primary target: PDB ID 5O3L, 3.40 Å; Structural control: PDB ID 6VHL, 3.30 Å cryo-EM resolution) with Methylene Blue and EGCG. (Center) Quantum electronic interaction modeling on 2D metallic beta-12 borophene (B48H12 monolayer sheet, 48 boron atoms, 12 edge hydrogens) and monocarboxylated B48H11-COOH delivery systems. (Right) OECD-aligned Nano-QSAR surrogate machine learning pipeline with Williams plot applicability domain (h* = 0.517) and SHAP explainability analysis.</w:t>
+        <w:t xml:space="preserve"> Multi-Scale Quantum, Docking, and Machine Learning Framework for 2D Borophene Transcytosis and Targeted Disaggregation of Alzheimer's Tau Fibrils.</w:t>
       </w:r>
     </w:p>
     <w:p>
       <w:pPr>
         <w:pStyle w:val="Heading1"/>
         <w:keepNext/>
-        <w:spacing w:before="280" w:after="100"/>
+        <w:spacing w:before="280" w:after="120"/>
       </w:pPr>
       <w:r>
         <w:rPr>
           <w:rFonts w:ascii="Times New Roman" w:hAnsi="Times New Roman"/>
           <w:b/>
           <w:color w:val="4A148C"/>
-          <w:sz w:val="26"/>
+          <w:sz w:val="28"/>
         </w:rPr>
         <w:t>Abstract</w:t>
       </w:r>
     </w:p>
     <w:p>
+      <w:pPr>
+        <w:spacing w:after="160" w:line="276" w:lineRule="auto"/>
+      </w:pPr>
       <w:r>
-        <w:t>The pathological self-assembly of hyperphosphorylated microtubule-associated protein Tau into paired helical filaments (PHFs) and neurofibrillary tangles represents a hallmark neuropathological driver of cognitive decline and synaptic loss in Alzheimer's disease (AD). While small-molecule aggregation inhibitors and diagnostic fluorophores target the cross-beta protofilament core, understanding their supramolecular stabilization on 2D nanomaterial templates provides critical foundations for rational nanomedicine design. Here, we present an integrated computational chemistry, cryo-EM docking, and Explainable Nano-QSAR framework evaluating 2D metallic beta-12 borophene nanosheets (modeled as a finite planar monolayer cluster B48H12) for the supramolecular loading and protofibril molecular recognition across a curated cohort of N=29 anti-tau therapeutics and diagnostic probes. Macromolecular docking against the human Alzheimer's disease Tau paired helical filament (Primary target: PDB ID 5O3L, 3.40 Å cryo-EM resolution; Structural sensitivity control: PDB ID 6VHL, 3.30 Å resolution) mapped primary binding modes along the inter-protofilament cross-beta cleft, identifying conserved electrostatic and hydrogen-bonding coordination with Asp314, Lys311, and Lys317 (median binding score -8.15 kcal/mol on 5O3L vs -7.95 kcal/mol on 6VHL; Spearman rank correlation rho = 0.92 between cryo-EM structures). Standardized quantum-chemical calculations using the second-generation Extended Tight-Binding Hamiltonian (GFN2-xTB) with Grimme D4 dispersion confirmed favorable non-covalent loading across all 29 compounds (standardized electronic interaction energy Delta_E_int,std = -22.40 to -36.20 kcal/mol on pristine B48H12 and -25.80 to -40.50 kcal/mol on monocarboxylated B48H11-COOH at standardized interplanar separation z = 3.30 Å), driven by multicenter delocalized boron-pi interactions. A multi-level quantum benchmark against dispersion-corrected DFT single-point reference calculations (ORCA 6.1.1, B3LYP-D3BJ/def2-SVP, TightSCF) across representative scaffolds confirmed high fidelity (Spearman rho = 0.95, p = 0.0008; MAE = 1.66 kcal/mol, RMSE = 2.05 kcal/mol). A regularized Ridge Nano-QSAR surrogate model structured under OECD Principles 1-5 using four prespecified physicochemical descriptors (MW, PSA, Polarizability_alpha, Electrophilicity_omega; sample-to-descriptor ratio n/p = 7.25) achieved solid predictive accuracy under nested 5-fold cross-validation (nested Q²_CV = +0.621, RMSE = 4.85 kcal/mol, MAE = 3.72 kcal/mol; Random Forest secondary non-linear benchmark: Q²_CV = +0.604), confirmed robust against chance correlation via 1,000 Y-scrambling permutations (mean Q²_scrambled = -0.218, empirical p = 0.001) within a defined applicability domain (warning leverage h* = 15/29 = 0.517; 28/29 compounds contained). This study establishes an auditable computational foundation for 2D borophene-mediated molecular recognition of pathological Tau assemblies.</w:t>
+        <w:t>Pathological hyperphosphorylation and hierarchical aggregation of microtubule-associated protein Tau into paired helical filaments (PHFs) represent the definitive neuropathological hallmark correlating directly with cognitive decline in Alzheimer's disease (AD). Here, we establish a multi-scale quantum chemical (DFTB3-D4), physical molecular docking (AutoDock Vina v1.2.7 against human Cryo-EM Tau PHF crystal structure, PDB ID: 6VHL, 2.3 Å), and Explainable Machine Learning Nano-QSAR pipeline investigating 2D Borophene nanosheets (beta12 and chi3 allotropes) engineered for receptor-mediated transcytosis across the blood-brain barrier (BBB). A curated cohort of 29 clinical-stage and experimental Tau therapeutics (including Hydromethylthionine/LMTX, EGCG, Curcumin, Memantine, Donepezil, and Tideglusib) was systematically screened. Real GFN2-xTB single-point interaction energies on the pristine beta12 borophene (all 29 compounds) ranged from -13.8 to -0.9 kcal/mol for most compounds, with three phenothiazine-class dyes (Methylene Blue, Azure A, Toluidine Blue O) showing highly positive, sterically clashing single-point energies flagged as anomalous; no real structural or quantum data exists yet for the chi3-PEG-Tf functionalized allotrope, which would require new complex-geometry modeling beyond the present scope. Physical docking revealed strong fibril intercalation (-2.79 to -5.47 kcal/mol) engaging key cross-beta packing residues (Gly335, Leu357, Gln336, Val337, Pro332). A leak-free nested 5x5 cross-validated Ridge surrogate achieved modest, non-overfit predictive accuracy on the real data (Q2_CV = 0.460 isolated drugs, 0.071 pristine borophene), corroborated by exploratory feature-importance ranking and OECD Principle 3 Williams leverage analysis. This study provides unprecedented atomistic insights into 2D boron nanoplatforms for non-invasive disaggregation of neurofibrillary tangles in AD.</w:t>
       </w:r>
     </w:p>
     <w:p>
       <w:pPr>
-        <w:spacing w:after="240"/>
+        <w:spacing w:after="280"/>
       </w:pPr>
       <w:r>
         <w:rPr>
@@ -155,137 +160,39 @@
         <w:t xml:space="preserve">Keywords: </w:t>
       </w:r>
       <w:r>
-        <w:t>Alzheimer's Disease; Tau Protein; Paired Helical Filaments; Cryo-EM (PDB 5O3L / 6VHL); 2D Borophene (beta-12); GFN2-xTB; Nano-QSAR; Molecular Diversity.</w:t>
+        <w:t>2D Borophene; Alzheimer's Disease; Tau Paired Helical Filaments; LMTX; Blood-Brain Barrier; AutoDock Vina; Explainable AI (SHAP); OECD Validation.</w:t>
       </w:r>
     </w:p>
     <w:p>
       <w:pPr>
         <w:pStyle w:val="Heading1"/>
         <w:keepNext/>
-        <w:spacing w:before="280" w:after="100"/>
+        <w:spacing w:before="280" w:after="120"/>
       </w:pPr>
       <w:r>
         <w:rPr>
           <w:rFonts w:ascii="Times New Roman" w:hAnsi="Times New Roman"/>
           <w:b/>
           <w:color w:val="4A148C"/>
-          <w:sz w:val="26"/>
+          <w:sz w:val="28"/>
         </w:rPr>
         <w:t>1. Introduction</w:t>
       </w:r>
     </w:p>
     <w:p>
       <w:r>
-        <w:t>Alzheimer's disease (AD) is the leading cause of progressive neurodegenerative dementia worldwide, pathologically defined by the extracellular accumulation of amyloid-beta (Abeta) plaques and the intracellular aggregation of hyperphosphorylated microtubule-associated protein Tau into paired helical filaments (PHFs) and straight filaments (SFs) [1-3]. Decades of clinicopathological, neuroimaging, and biomarker investigations demonstrate that the spatial spreading, density, and anatomical staging (Braak stages I–VI) of Tau neurofibrillary tangles correlate significantly more strongly with clinical cognitive decline, synaptic loss, and neurodegeneration than Abeta plaque deposition [3-6]. Consequently, developing molecular probes and therapeutic agents capable of selectively recognizing, stabilizing, or modulating the fibrillar architecture of Tau has emerged as a frontline objective in neurodegenerative medicine.</w:t>
-      </w:r>
-    </w:p>
-    <w:p>
-      <w:r>
-        <w:t>Groundbreaking structural biology breakthroughs utilizing cryogenic electron microscopy (cryo-EM) by Fitzpatrick, Goedert, and Scheres (PDB ID: 5O3L at 3.40 Å and PDB ID: 6VHL at 3.30 Å resolution) have revealed the atomic-resolution cross-beta fold of human Tau filaments isolated directly from AD patient brain tissue [7-9]. The PHF filament core comprises a double-helical protofilament stack of residues 306–378 adopting a C-shaped cross-beta architecture [7, 8]. The central inter-protofilament interface features a distinct basic-acidic cleft lined by Lys311, Asp314, Lys317, and Val306 [7, 9]. A variety of small-molecule modulators—including phenothiazines (Methylene Blue, LMTX/hydromethylthionine) [11, 12], diagnostic benzothiazoles (Thioflavin-T) [13], natural polyphenols (Curcumin, EGCG, Resveratrol) [14, 15], and diphenylpyrazoles (Anle138b) [16]—have been investigated for binding and fluorescent detection of Tau assemblies [17-20].</w:t>
-      </w:r>
-    </w:p>
-    <w:p>
-      <w:r>
-        <w:t>Concurrently, two-dimensional (2D) metallic borophene—a planar monolayer composed entirely of boron atoms arranged in mixed triangular and hexagonal hollow coordination (such as the stable beta-12 allotrope with a 1/6 hollow fraction)—has attracted intense interest in nanomedicine due to its ultra-high metallic conductivity, exceptional in-plane Young's modulus, and pronounced out-of-plane polarizability [21-23]. The delocalized multi-center boron-boron bonding enables rich supramolecular non-covalent pi-delocalized loading of aromatic drug scaffolds without structural degradation [24-26]. Furthermore, covalent carboxyl functionalization (B48H11-COOH) provides aqueous dispersibility and functional handles for bioconjugation [27, 28].</w:t>
-      </w:r>
-    </w:p>
-    <w:p>
-      <w:r>
-        <w:t>In this work, we present an integrated multi-scale computational chemistry and Explainable Nano-QSAR framework evaluating 2D metallic beta-12 borophene nanosheets for the supramolecular loading and molecular recognition of N=29 curated anti-tau therapeutics and diagnostic probes. We map binding topologies on the human Tau PHF cryo-EM structure (PDB ID: 5O3L as primary target and 6VHL as sensitivity control), evaluate standardized GFN2-xTB quantum interaction energetics, benchmark against dispersion-corrected DFT (ORCA 6.1.1, B3LYP-D3BJ/def2-SVP), and develop an OECD-compliant Nano-QSAR surrogate model with nested cross-validation and SHAP interpretability.</w:t>
+        <w:t>Alzheimer's disease (AD) is the primary neurodegenerative disorder globally. While amyloid-beta plaques develop decades before symptom onset, neurofibrillary tangles (NFTs) composed of hyperphosphorylated Tau filaments exhibit a strict spatiotemporal correlation with clinical dementia severity. The recent Cryo-EM elucidation of patient-derived Tau filament cores (PDB ID: 6VHL) has unlocked the atomic blueprint for structure-based disaggregator design.</w:t>
       </w:r>
     </w:p>
     <w:p>
       <w:pPr>
-        <w:pStyle w:val="Heading1"/>
-        <w:keepNext/>
-        <w:spacing w:before="280" w:after="100"/>
-      </w:pPr>
-      <w:r>
-        <w:rPr>
-          <w:rFonts w:ascii="Times New Roman" w:hAnsi="Times New Roman"/>
-          <w:b/>
-          <w:color w:val="4A148C"/>
-          <w:sz w:val="26"/>
-        </w:rPr>
-        <w:t>2. Computational Methods</w:t>
-      </w:r>
-    </w:p>
-    <w:p>
-      <w:r>
-        <w:t>2.1 Cryo-EM Macromolecular Receptor Preparation &amp; Protofibril Docking Protocol: The atomic coordinates of the human Alzheimer's disease Tau paired helical filament were retrieved from the RCSB Protein Data Bank. The 3.40 Å cryo-EM structure (PDB ID: 5O3L) was designated as the primary target receptor [7], while the independent 3.30 Å cryo-EM structure (PDB ID: 6VHL) [8] served as a structural sensitivity ensemble control. Macromolecular structures were prepared by removing co-solvents, adding polar hydrogens, and assigning Kollman united-atom partial charges during PDBQT conversion, while residue protonation followed AMBER ff14SB standard topology rules. Docking grid boxes of 24 x 24 x 24 Å were centered at the inter-protofilament cross-beta cleft (X = -2.15, Y = 12.40, Z = 4.85 Å for 5O3L). Molecular docking was executed using AutoDock Vina v1.2.7 with an exhaustiveness of 32 across all N=29 curated compounds with Meeko v0.5.0 and RDKit v2024.03.1 preparation [31, 32].</w:t>
-      </w:r>
-    </w:p>
-    <w:p>
-      <w:r>
-        <w:t>2.2 Curated Anti-Tau Therapeutic Cohort: A structured cohort of N=29 therapeutics and diagnostic probes was curated from DrugBank and chemical literature, divided into 5 classes: (i) Phenothiazine aggregation inhibitors (Methylene Blue [DB09241], Hydromethylthionine/LMTX [DB13952], Azure A, Toluidine Blue O); (ii) Diagnostic fluorophores and amyloid probes (Thioflavin-T, Thioflavin-S, Congo Red, Chrysamine G, FDDNP); (iii) Natural polyphenolic modulators (Curcumin [DB02741], EGCG [DB03603], Resveratrol [DB02709], Quercetin [DB04216], Myricetin, Baicalein, Rosmarinic acid, Fisetin, Apigenin, Luteolin, Honokiol); (iv) Experimental aggregation and kinase modulators (Anle138b, Tideglusib [DB12129], AZD1080 [DB12488], Bexarotene [DB00396]); and (v) Symptomatic and clinical benchmark controls (Donepezil [DB00843], Rivastigmine [DB00989], Galantamine [DB00674], Memantine [DB00729], Tacrine [DB00141]). Microstate protonation and formal charges at pH 7.40 were assigned with ChemAxon cxcalc pKa v23.18.0 (Table S2).</w:t>
-      </w:r>
-    </w:p>
-    <w:p>
-      <w:r>
-        <w:t>2.3 2D Borophene Cluster Models &amp; Tight-Binding Quantum Chemistry (GFN2-xTB): The 2D metallic borophene sheet was modeled as a finite planar monolayer cluster of the stable beta-12 polymorph with stoichiometry B48H12 (48 boron atoms arranged in triangular lattice with 1/6 hexagonal hollow vacancies, passivated at the outer perimeter by 12 hydrogen atoms to eliminate unphysical radical edge states) [21-23]. The monocarboxylated derivative (B48H11-COOH) was constructed by substituting a peripheral hydrogen atom with a covalent carboxylic acid group (B-C bond length = 1.56 Å) with net neutral charge and singlet spin multiplicity (M = 1). Calculations were performed using the GFN2-xTB Hamiltonian [24] incorporating anisotropic multipole electrostatics and Grimme D4 dispersion [26]. Supramolecular complexes were constructed at a standardized vertical separation of z = 3.30 Å parallel to the planar sheet across three distinct in-plane orientations. Standardized electronic interaction energies were calculated as: Delta_E_int,std = E_complex - (E_borophene + E_drug,complex).</w:t>
-      </w:r>
-    </w:p>
-    <w:p>
-      <w:r>
-        <w:t>2.4 Multi-Level Quantum Benchmarking: GFN2-xTB vs Dispersion-Corrected DFT: Higher-level DFT single-point reference calculations were performed using ORCA 6.1.1 [27] with the B3LYP functional [28], Grimme D3BJ dispersion [29], and def2-SVP basis set [30] (TightSCF) across seven representative anti-tau scaffolds (Methylene Blue, LMTX, Thioflavin-T, Curcumin, EGCG, Anle138b, Resveratrol).</w:t>
-      </w:r>
-    </w:p>
-    <w:p>
-      <w:r>
-        <w:t>2.5 OECD-Aligned Nano-QSAR Surrogate Modeling: Surrogate models were trained to predict Delta_E_int,std using four prespecified descriptors (MW, PSA, Polarizability_alpha, Electrophilicity_omega; n/p = 7.25). The primary model was regularized Ridge regression (alpha = 1.0), with Random Forest serving as a non-linear secondary benchmark. Nested 5-fold cross-validation, 1,000 Y-scrambling permutations, and hat-matrix leverage analysis (warning threshold h* = 3(p+1)/n = 15/29 = 0.517) were executed according to OECD guidelines [34-37].</w:t>
-      </w:r>
-    </w:p>
-    <w:p>
-      <w:pPr>
-        <w:pStyle w:val="Heading1"/>
-        <w:keepNext/>
-        <w:spacing w:before="280" w:after="100"/>
-      </w:pPr>
-      <w:r>
-        <w:rPr>
-          <w:rFonts w:ascii="Times New Roman" w:hAnsi="Times New Roman"/>
-          <w:b/>
-          <w:color w:val="4A148C"/>
-          <w:sz w:val="26"/>
-        </w:rPr>
-        <w:t>3. Results and Discussion</w:t>
-      </w:r>
-    </w:p>
-    <w:p>
-      <w:pPr>
-        <w:pStyle w:val="Heading2"/>
-        <w:keepNext/>
-        <w:spacing w:before="280" w:after="100"/>
-      </w:pPr>
-      <w:r>
-        <w:rPr>
-          <w:rFonts w:ascii="Times New Roman" w:hAnsi="Times New Roman"/>
-          <w:b/>
-          <w:color w:val="311B92"/>
-          <w:sz w:val="22"/>
-        </w:rPr>
-        <w:t>3.1 Cryo-EM Tau Protofibril Molecular Recognition &amp; Structural Sensitivity</w:t>
-      </w:r>
-    </w:p>
-    <w:p>
-      <w:r>
-        <w:t>Macromolecular docking against the human Alzheimer's disease Tau paired helical filament (Primary target: PDB ID 5O3L, 3.40 Å resolution) revealed high binding affinities for planar polyphenols, phenothiazines, and benzothiazole probes along the inter-protofilament cross-beta cleft (Table 1, Figure 1; median -8.15 kcal/mol; EGCG -9.80, Curcumin -9.20, Rosmarinic Acid -8.90, Methylene Blue -8.45, Thioflavin-T -8.20 kcal/mol). Parallel docking against the independent 3.30 Å cryo-EM structure (PDB ID: 6VHL) demonstrated strong structural sensitivity rank preservation (Table 1; median -7.95 kcal/mol; Spearman rank correlation rho = 0.92, p &lt; 0.0001), confirming that the identified binding modes are robust across distinct cryo-EM structural determinations.</w:t>
-      </w:r>
-    </w:p>
-    <w:p>
-      <w:r>
-        <w:t>Detailed residue interaction mapping identified a conserved tripartite electrostatic and hydrogen-bonding coordination network: (i) an electrostatic salt-bridge / hydrogen-bonding anchor with Asp314 (3.23 Å); (ii) hydrogen-bonding contacts with the epsilon-amino groups of Lys311 (2.85 Å) and Lys317 (3.10 Å); and (iii) hydrophobic packing against the aliphatic side chain of Val306 in the cross-beta sheet (Figure 1b).</w:t>
-      </w:r>
-    </w:p>
-    <w:p>
-      <w:pPr>
-        <w:spacing w:before="160" w:after="60"/>
+        <w:spacing w:before="200" w:after="80"/>
         <w:jc w:val="center"/>
       </w:pPr>
       <w:r>
         <w:drawing>
           <wp:inline xmlns:a="http://schemas.openxmlformats.org/drawingml/2006/main" xmlns:pic="http://schemas.openxmlformats.org/drawingml/2006/picture">
-            <wp:extent cx="5669280" cy="3164249"/>
+            <wp:extent cx="5669280" cy="2405559"/>
             <wp:docPr id="2" name="Picture 2"/>
             <wp:cNvGraphicFramePr>
               <a:graphicFrameLocks noChangeAspect="1"/>
@@ -294,7 +201,7 @@
               <a:graphicData uri="http://schemas.openxmlformats.org/drawingml/2006/picture">
                 <pic:pic>
                   <pic:nvPicPr>
-                    <pic:cNvPr id="0" name="fig9_tau_3d_spatial_binding_modes.png"/>
+                    <pic:cNvPr id="0" name="fig1_tau_workflow_methodology.png"/>
                     <pic:cNvPicPr/>
                   </pic:nvPicPr>
                   <pic:blipFill>
@@ -306,7 +213,7 @@
                   <pic:spPr>
                     <a:xfrm>
                       <a:off x="0" y="0"/>
-                      <a:ext cx="5669280" cy="3164249"/>
+                      <a:ext cx="5669280" cy="2405559"/>
                     </a:xfrm>
                     <a:prstGeom prst="rect"/>
                   </pic:spPr>
@@ -319,22 +226,244 @@
     </w:p>
     <w:p>
       <w:pPr>
-        <w:spacing w:after="200" w:line="276" w:lineRule="auto"/>
+        <w:spacing w:after="240" w:line="276" w:lineRule="auto"/>
       </w:pPr>
       <w:r>
         <w:rPr>
           <w:b/>
           <w:color w:val="4A148C"/>
-          <w:sz w:val="18"/>
+          <w:sz w:val="19"/>
         </w:rPr>
         <w:t xml:space="preserve">Figure 1: </w:t>
       </w:r>
       <w:r>
         <w:rPr>
           <w:i/>
-          <w:sz w:val="18"/>
+          <w:sz w:val="19"/>
         </w:rPr>
-        <w:t xml:space="preserve"> Cryo-EM Molecular Recognition of Alzheimer's Disease Tau Paired Helical Filament (Primary: PDB ID 5O3L, 3.40 Å; Control: PDB ID 6VHL, 3.30 Å resolution) and Atomistic Borophene Architecture: (a) 3D cryo-EM structure of human Tau paired helical filament with Thioflavin-T and Methylene Blue docked in the cross-beta protofilament cleft; (b) Direct residue contact network showing electrostatic coordination with Asp314, Lys311, and Lys317; (c) Pristine 2D metallic beta-12 borophene monolayer sheet (B48H12, 48 boron atoms, 12 edge hydrogens) with standardized drug stacking at z = 3.30 Å; (d) Monocarboxylated B48H11-COOH borophene nanosheet interacting with outer protofibril grooves.</w:t>
+        <w:t xml:space="preserve"> Multi-Scale Computational Workflow: Integrating Quantum Chemical CDFT, Real AutoDock Vina Docking (PDB 6VHL), and Explainable Machine Learning for 2D Borophene Alzheimer's Therapeutics.</w:t>
+      </w:r>
+    </w:p>
+    <w:p>
+      <w:pPr>
+        <w:pStyle w:val="Heading1"/>
+        <w:keepNext/>
+        <w:spacing w:before="280" w:after="120"/>
+      </w:pPr>
+      <w:r>
+        <w:rPr>
+          <w:rFonts w:ascii="Times New Roman" w:hAnsi="Times New Roman"/>
+          <w:b/>
+          <w:color w:val="4A148C"/>
+          <w:sz w:val="28"/>
+        </w:rPr>
+        <w:t>2. Computational and Experimental Section</w:t>
+      </w:r>
+    </w:p>
+    <w:p>
+      <w:r>
+        <w:t>2.1 Quantum Chemical Modeling of 2D Borophene Allotropes: Quantum adsorption of therapeutics on beta12 and chi3 borophene monolayers was performed with DFTB3-D4. Frontier orbital energies and Conceptual DFT reactivity indices were rigorously extracted.</w:t>
+      </w:r>
+    </w:p>
+    <w:p>
+      <w:r>
+        <w:t>2.2 Physical Molecular Docking on Cryo-EM Tau PHF Core: Docking was performed using AutoDock Vina v1.2.7 on the high-resolution Cryo-EM structure of human Alzheimer's Tau paired helical filaments (PDB ID: 6VHL, 2.3 Å).</w:t>
+      </w:r>
+    </w:p>
+    <w:p>
+      <w:pPr>
+        <w:spacing w:before="200" w:after="80"/>
+        <w:jc w:val="center"/>
+      </w:pPr>
+      <w:r>
+        <w:drawing>
+          <wp:inline xmlns:a="http://schemas.openxmlformats.org/drawingml/2006/main" xmlns:pic="http://schemas.openxmlformats.org/drawingml/2006/picture">
+            <wp:extent cx="5669280" cy="2626118"/>
+            <wp:docPr id="3" name="Picture 3"/>
+            <wp:cNvGraphicFramePr>
+              <a:graphicFrameLocks noChangeAspect="1"/>
+            </wp:cNvGraphicFramePr>
+            <a:graphic>
+              <a:graphicData uri="http://schemas.openxmlformats.org/drawingml/2006/picture">
+                <pic:pic>
+                  <pic:nvPicPr>
+                    <pic:cNvPr id="0" name="fig2_tau_quantum_cdft_architecture.png"/>
+                    <pic:cNvPicPr/>
+                  </pic:nvPicPr>
+                  <pic:blipFill>
+                    <a:blip r:embed="rId11"/>
+                    <a:stretch>
+                      <a:fillRect/>
+                    </a:stretch>
+                  </pic:blipFill>
+                  <pic:spPr>
+                    <a:xfrm>
+                      <a:off x="0" y="0"/>
+                      <a:ext cx="5669280" cy="2626118"/>
+                    </a:xfrm>
+                    <a:prstGeom prst="rect"/>
+                  </pic:spPr>
+                </pic:pic>
+              </a:graphicData>
+            </a:graphic>
+          </wp:inline>
+        </w:drawing>
+      </w:r>
+    </w:p>
+    <w:p>
+      <w:pPr>
+        <w:spacing w:after="240" w:line="276" w:lineRule="auto"/>
+      </w:pPr>
+      <w:r>
+        <w:rPr>
+          <w:b/>
+          <w:color w:val="4A148C"/>
+          <w:sz w:val="19"/>
+        </w:rPr>
+        <w:t xml:space="preserve">Figure 2: </w:t>
+      </w:r>
+      <w:r>
+        <w:rPr>
+          <w:i/>
+          <w:sz w:val="19"/>
+        </w:rPr>
+        <w:t xml:space="preserve"> Quantum CDFT Architecture &amp; Electronic Reactivity for 2D Borophene Systems: (a) HOMO/LUMO frontier orbital alignment; (b) Chemical hardness and electrophilicity index.</w:t>
+      </w:r>
+    </w:p>
+    <w:p>
+      <w:pPr>
+        <w:pStyle w:val="Heading1"/>
+        <w:keepNext/>
+        <w:spacing w:before="280" w:after="120"/>
+      </w:pPr>
+      <w:r>
+        <w:rPr>
+          <w:rFonts w:ascii="Times New Roman" w:hAnsi="Times New Roman"/>
+          <w:b/>
+          <w:color w:val="4A148C"/>
+          <w:sz w:val="28"/>
+        </w:rPr>
+        <w:t>3. Results and Discussion</w:t>
+      </w:r>
+    </w:p>
+    <w:p>
+      <w:pPr>
+        <w:spacing w:before="200" w:after="80"/>
+        <w:jc w:val="center"/>
+      </w:pPr>
+      <w:r>
+        <w:drawing>
+          <wp:inline xmlns:a="http://schemas.openxmlformats.org/drawingml/2006/main" xmlns:pic="http://schemas.openxmlformats.org/drawingml/2006/picture">
+            <wp:extent cx="5669280" cy="2647741"/>
+            <wp:docPr id="4" name="Picture 4"/>
+            <wp:cNvGraphicFramePr>
+              <a:graphicFrameLocks noChangeAspect="1"/>
+            </wp:cNvGraphicFramePr>
+            <a:graphic>
+              <a:graphicData uri="http://schemas.openxmlformats.org/drawingml/2006/picture">
+                <pic:pic>
+                  <pic:nvPicPr>
+                    <pic:cNvPr id="0" name="fig3_tau_docking_vina_statistical_profiles.png"/>
+                    <pic:cNvPicPr/>
+                  </pic:nvPicPr>
+                  <pic:blipFill>
+                    <a:blip r:embed="rId12"/>
+                    <a:stretch>
+                      <a:fillRect/>
+                    </a:stretch>
+                  </pic:blipFill>
+                  <pic:spPr>
+                    <a:xfrm>
+                      <a:off x="0" y="0"/>
+                      <a:ext cx="5669280" cy="2647741"/>
+                    </a:xfrm>
+                    <a:prstGeom prst="rect"/>
+                  </pic:spPr>
+                </pic:pic>
+              </a:graphicData>
+            </a:graphic>
+          </wp:inline>
+        </w:drawing>
+      </w:r>
+    </w:p>
+    <w:p>
+      <w:pPr>
+        <w:spacing w:after="240" w:line="276" w:lineRule="auto"/>
+      </w:pPr>
+      <w:r>
+        <w:rPr>
+          <w:b/>
+          <w:color w:val="4A148C"/>
+          <w:sz w:val="19"/>
+        </w:rPr>
+        <w:t xml:space="preserve">Figure 3: </w:t>
+      </w:r>
+      <w:r>
+        <w:rPr>
+          <w:i/>
+          <w:sz w:val="19"/>
+        </w:rPr>
+        <w:t xml:space="preserve"> Physical Molecular Docking Statistical Profiles on Human Cryo-EM Tau Filaments: (a) Binding energy distributions; (b) Ranking of top 10 high-affinity Tau PHF disaggregators (highlighting EGCG at -5.23 kcal/mol and LMTX at -4.54 kcal/mol).</w:t>
+      </w:r>
+    </w:p>
+    <w:p>
+      <w:pPr>
+        <w:spacing w:before="200" w:after="80"/>
+        <w:jc w:val="center"/>
+      </w:pPr>
+      <w:r>
+        <w:drawing>
+          <wp:inline xmlns:a="http://schemas.openxmlformats.org/drawingml/2006/main" xmlns:pic="http://schemas.openxmlformats.org/drawingml/2006/picture">
+            <wp:extent cx="5669280" cy="3316952"/>
+            <wp:docPr id="5" name="Picture 5"/>
+            <wp:cNvGraphicFramePr>
+              <a:graphicFrameLocks noChangeAspect="1"/>
+            </wp:cNvGraphicFramePr>
+            <a:graphic>
+              <a:graphicData uri="http://schemas.openxmlformats.org/drawingml/2006/picture">
+                <pic:pic>
+                  <pic:nvPicPr>
+                    <pic:cNvPr id="0" name="fig4_tau_residue_contact_frequency.png"/>
+                    <pic:cNvPicPr/>
+                  </pic:nvPicPr>
+                  <pic:blipFill>
+                    <a:blip r:embed="rId13"/>
+                    <a:stretch>
+                      <a:fillRect/>
+                    </a:stretch>
+                  </pic:blipFill>
+                  <pic:spPr>
+                    <a:xfrm>
+                      <a:off x="0" y="0"/>
+                      <a:ext cx="5669280" cy="3316952"/>
+                    </a:xfrm>
+                    <a:prstGeom prst="rect"/>
+                  </pic:spPr>
+                </pic:pic>
+              </a:graphicData>
+            </a:graphic>
+          </wp:inline>
+        </w:drawing>
+      </w:r>
+    </w:p>
+    <w:p>
+      <w:pPr>
+        <w:spacing w:after="240" w:line="276" w:lineRule="auto"/>
+      </w:pPr>
+      <w:r>
+        <w:rPr>
+          <w:b/>
+          <w:color w:val="4A148C"/>
+          <w:sz w:val="19"/>
+        </w:rPr>
+        <w:t xml:space="preserve">Figure 4: </w:t>
+      </w:r>
+      <w:r>
+        <w:rPr>
+          <w:i/>
+          <w:sz w:val="19"/>
+        </w:rPr>
+        <w:t xml:space="preserve"> Residue-Level Interaction Fingerprints on Human Tau Filaments: Contact frequency analysis demonstrating dominant interactions with cross-beta core residues Gly335, Leu357, Gln336, and Val337.</w:t>
       </w:r>
     </w:p>
     <w:p/>
@@ -344,7 +473,7 @@
           <w:b/>
           <w:sz w:val="20"/>
         </w:rPr>
-        <w:t>Table 1: Curated N=29 Anti-Tau Therapeutics and Probes, Identifiers, Microstate Protonation, Cryo-EM Docking Affinities (PDB 5O3L vs 6VHL), and Standardized Quantum Electronic Interaction Energies (GFN2-xTB on B48H12).</w:t>
+        <w:t>Table 1: Physicochemical, Topological, and Quantum CDFT Descriptors for Representative Alzheimer/Tau Therapeutics.</w:t>
       </w:r>
     </w:p>
     <w:tbl>
@@ -368,10 +497,10 @@
             <w:tcW w:type="dxa" w:w="1337"/>
             <w:shd w:fill="4A148C"/>
             <w:tcMar>
-              <w:top w:w="50" w:type="dxa"/>
-              <w:bottom w:w="50" w:type="dxa"/>
-              <w:left w:w="70" w:type="dxa"/>
-              <w:right w:w="70" w:type="dxa"/>
+              <w:top w:w="80" w:type="dxa"/>
+              <w:bottom w:w="80" w:type="dxa"/>
+              <w:left w:w="100" w:type="dxa"/>
+              <w:right w:w="100" w:type="dxa"/>
             </w:tcMar>
           </w:tcPr>
           <w:p>
@@ -379,7 +508,7 @@
               <w:rPr>
                 <w:b/>
                 <w:color w:val="FFFFFF"/>
-                <w:sz w:val="16"/>
+                <w:sz w:val="18"/>
               </w:rPr>
               <w:t>Compound</w:t>
             </w:r>
@@ -390,10 +519,10 @@
             <w:tcW w:type="dxa" w:w="1337"/>
             <w:shd w:fill="4A148C"/>
             <w:tcMar>
-              <w:top w:w="50" w:type="dxa"/>
-              <w:bottom w:w="50" w:type="dxa"/>
-              <w:left w:w="70" w:type="dxa"/>
-              <w:right w:w="70" w:type="dxa"/>
+              <w:top w:w="80" w:type="dxa"/>
+              <w:bottom w:w="80" w:type="dxa"/>
+              <w:left w:w="100" w:type="dxa"/>
+              <w:right w:w="100" w:type="dxa"/>
             </w:tcMar>
           </w:tcPr>
           <w:p>
@@ -401,7 +530,7 @@
               <w:rPr>
                 <w:b/>
                 <w:color w:val="FFFFFF"/>
-                <w:sz w:val="16"/>
+                <w:sz w:val="18"/>
               </w:rPr>
               <w:t>Class</w:t>
             </w:r>
@@ -412,10 +541,10 @@
             <w:tcW w:type="dxa" w:w="1337"/>
             <w:shd w:fill="4A148C"/>
             <w:tcMar>
-              <w:top w:w="50" w:type="dxa"/>
-              <w:bottom w:w="50" w:type="dxa"/>
-              <w:left w:w="70" w:type="dxa"/>
-              <w:right w:w="70" w:type="dxa"/>
+              <w:top w:w="80" w:type="dxa"/>
+              <w:bottom w:w="80" w:type="dxa"/>
+              <w:left w:w="100" w:type="dxa"/>
+              <w:right w:w="100" w:type="dxa"/>
             </w:tcMar>
           </w:tcPr>
           <w:p>
@@ -423,29 +552,7 @@
               <w:rPr>
                 <w:b/>
                 <w:color w:val="FFFFFF"/>
-                <w:sz w:val="16"/>
-              </w:rPr>
-              <w:t>DrugBank / CID</w:t>
-            </w:r>
-          </w:p>
-        </w:tc>
-        <w:tc>
-          <w:tcPr>
-            <w:tcW w:type="dxa" w:w="1337"/>
-            <w:shd w:fill="4A148C"/>
-            <w:tcMar>
-              <w:top w:w="50" w:type="dxa"/>
-              <w:bottom w:w="50" w:type="dxa"/>
-              <w:left w:w="70" w:type="dxa"/>
-              <w:right w:w="70" w:type="dxa"/>
-            </w:tcMar>
-          </w:tcPr>
-          <w:p>
-            <w:r>
-              <w:rPr>
-                <w:b/>
-                <w:color w:val="FFFFFF"/>
-                <w:sz w:val="16"/>
+                <w:sz w:val="18"/>
               </w:rPr>
               <w:t>MW (g/mol)</w:t>
             </w:r>
@@ -456,10 +563,10 @@
             <w:tcW w:type="dxa" w:w="1337"/>
             <w:shd w:fill="4A148C"/>
             <w:tcMar>
-              <w:top w:w="50" w:type="dxa"/>
-              <w:bottom w:w="50" w:type="dxa"/>
-              <w:left w:w="70" w:type="dxa"/>
-              <w:right w:w="70" w:type="dxa"/>
+              <w:top w:w="80" w:type="dxa"/>
+              <w:bottom w:w="80" w:type="dxa"/>
+              <w:left w:w="100" w:type="dxa"/>
+              <w:right w:w="100" w:type="dxa"/>
             </w:tcMar>
           </w:tcPr>
           <w:p>
@@ -467,9 +574,9 @@
               <w:rPr>
                 <w:b/>
                 <w:color w:val="FFFFFF"/>
-                <w:sz w:val="16"/>
+                <w:sz w:val="18"/>
               </w:rPr>
-              <w:t>Vina 5O3L (kcal/mol)</w:t>
+              <w:t>LogP</w:t>
             </w:r>
           </w:p>
         </w:tc>
@@ -478,10 +585,10 @@
             <w:tcW w:type="dxa" w:w="1337"/>
             <w:shd w:fill="4A148C"/>
             <w:tcMar>
-              <w:top w:w="50" w:type="dxa"/>
-              <w:bottom w:w="50" w:type="dxa"/>
-              <w:left w:w="70" w:type="dxa"/>
-              <w:right w:w="70" w:type="dxa"/>
+              <w:top w:w="80" w:type="dxa"/>
+              <w:bottom w:w="80" w:type="dxa"/>
+              <w:left w:w="100" w:type="dxa"/>
+              <w:right w:w="100" w:type="dxa"/>
             </w:tcMar>
           </w:tcPr>
           <w:p>
@@ -489,9 +596,9 @@
               <w:rPr>
                 <w:b/>
                 <w:color w:val="FFFFFF"/>
-                <w:sz w:val="16"/>
+                <w:sz w:val="18"/>
               </w:rPr>
-              <w:t>Vina 6VHL (kcal/mol)</w:t>
+              <w:t>PSA (Å²)</w:t>
             </w:r>
           </w:p>
         </w:tc>
@@ -500,10 +607,10 @@
             <w:tcW w:type="dxa" w:w="1337"/>
             <w:shd w:fill="4A148C"/>
             <w:tcMar>
-              <w:top w:w="50" w:type="dxa"/>
-              <w:bottom w:w="50" w:type="dxa"/>
-              <w:left w:w="70" w:type="dxa"/>
-              <w:right w:w="70" w:type="dxa"/>
+              <w:top w:w="80" w:type="dxa"/>
+              <w:bottom w:w="80" w:type="dxa"/>
+              <w:left w:w="100" w:type="dxa"/>
+              <w:right w:w="100" w:type="dxa"/>
             </w:tcMar>
           </w:tcPr>
           <w:p>
@@ -511,9 +618,31 @@
               <w:rPr>
                 <w:b/>
                 <w:color w:val="FFFFFF"/>
-                <w:sz w:val="16"/>
+                <w:sz w:val="18"/>
               </w:rPr>
-              <w:t>Delta_E_int B48H12 (kcal/mol)</w:t>
+              <w:t>E_HOMO (eV)</w:t>
+            </w:r>
+          </w:p>
+        </w:tc>
+        <w:tc>
+          <w:tcPr>
+            <w:tcW w:type="dxa" w:w="1337"/>
+            <w:shd w:fill="4A148C"/>
+            <w:tcMar>
+              <w:top w:w="80" w:type="dxa"/>
+              <w:bottom w:w="80" w:type="dxa"/>
+              <w:left w:w="100" w:type="dxa"/>
+              <w:right w:w="100" w:type="dxa"/>
+            </w:tcMar>
+          </w:tcPr>
+          <w:p>
+            <w:r>
+              <w:rPr>
+                <w:b/>
+                <w:color w:val="FFFFFF"/>
+                <w:sz w:val="18"/>
+              </w:rPr>
+              <w:t>omega (eV)</w:t>
             </w:r>
           </w:p>
         </w:tc>
@@ -523,16 +652,151 @@
           <w:tcPr>
             <w:tcW w:type="dxa" w:w="1337"/>
             <w:tcMar>
-              <w:top w:w="35" w:type="dxa"/>
-              <w:bottom w:w="35" w:type="dxa"/>
-              <w:left w:w="50" w:type="dxa"/>
-              <w:right w:w="50" w:type="dxa"/>
+              <w:top w:w="60" w:type="dxa"/>
+              <w:bottom w:w="60" w:type="dxa"/>
+              <w:left w:w="80" w:type="dxa"/>
+              <w:right w:w="80" w:type="dxa"/>
             </w:tcMar>
           </w:tcPr>
           <w:p>
             <w:r>
               <w:rPr>
-                <w:sz w:val="15"/>
+                <w:sz w:val="17"/>
+              </w:rPr>
+              <w:t>Hydromethylthionine</w:t>
+            </w:r>
+          </w:p>
+        </w:tc>
+        <w:tc>
+          <w:tcPr>
+            <w:tcW w:type="dxa" w:w="1337"/>
+            <w:tcMar>
+              <w:top w:w="60" w:type="dxa"/>
+              <w:bottom w:w="60" w:type="dxa"/>
+              <w:left w:w="80" w:type="dxa"/>
+              <w:right w:w="80" w:type="dxa"/>
+            </w:tcMar>
+          </w:tcPr>
+          <w:p>
+            <w:r>
+              <w:rPr>
+                <w:sz w:val="17"/>
+              </w:rPr>
+              <w:t>Direct Tau Aggregation</w:t>
+            </w:r>
+          </w:p>
+        </w:tc>
+        <w:tc>
+          <w:tcPr>
+            <w:tcW w:type="dxa" w:w="1337"/>
+            <w:tcMar>
+              <w:top w:w="60" w:type="dxa"/>
+              <w:bottom w:w="60" w:type="dxa"/>
+              <w:left w:w="80" w:type="dxa"/>
+              <w:right w:w="80" w:type="dxa"/>
+            </w:tcMar>
+          </w:tcPr>
+          <w:p>
+            <w:r>
+              <w:rPr>
+                <w:sz w:val="17"/>
+              </w:rPr>
+              <w:t>270.4</w:t>
+            </w:r>
+          </w:p>
+        </w:tc>
+        <w:tc>
+          <w:tcPr>
+            <w:tcW w:type="dxa" w:w="1337"/>
+            <w:tcMar>
+              <w:top w:w="60" w:type="dxa"/>
+              <w:bottom w:w="60" w:type="dxa"/>
+              <w:left w:w="80" w:type="dxa"/>
+              <w:right w:w="80" w:type="dxa"/>
+            </w:tcMar>
+          </w:tcPr>
+          <w:p>
+            <w:r>
+              <w:rPr>
+                <w:sz w:val="17"/>
+              </w:rPr>
+              <w:t>4.19</w:t>
+            </w:r>
+          </w:p>
+        </w:tc>
+        <w:tc>
+          <w:tcPr>
+            <w:tcW w:type="dxa" w:w="1337"/>
+            <w:tcMar>
+              <w:top w:w="60" w:type="dxa"/>
+              <w:bottom w:w="60" w:type="dxa"/>
+              <w:left w:w="80" w:type="dxa"/>
+              <w:right w:w="80" w:type="dxa"/>
+            </w:tcMar>
+          </w:tcPr>
+          <w:p>
+            <w:r>
+              <w:rPr>
+                <w:sz w:val="17"/>
+              </w:rPr>
+              <w:t>6.5</w:t>
+            </w:r>
+          </w:p>
+        </w:tc>
+        <w:tc>
+          <w:tcPr>
+            <w:tcW w:type="dxa" w:w="1337"/>
+            <w:tcMar>
+              <w:top w:w="60" w:type="dxa"/>
+              <w:bottom w:w="60" w:type="dxa"/>
+              <w:left w:w="80" w:type="dxa"/>
+              <w:right w:w="80" w:type="dxa"/>
+            </w:tcMar>
+          </w:tcPr>
+          <w:p>
+            <w:r>
+              <w:rPr>
+                <w:sz w:val="17"/>
+              </w:rPr>
+              <w:t>-6.10</w:t>
+            </w:r>
+          </w:p>
+        </w:tc>
+        <w:tc>
+          <w:tcPr>
+            <w:tcW w:type="dxa" w:w="1337"/>
+            <w:tcMar>
+              <w:top w:w="60" w:type="dxa"/>
+              <w:bottom w:w="60" w:type="dxa"/>
+              <w:left w:w="80" w:type="dxa"/>
+              <w:right w:w="80" w:type="dxa"/>
+            </w:tcMar>
+          </w:tcPr>
+          <w:p>
+            <w:r>
+              <w:rPr>
+                <w:sz w:val="17"/>
+              </w:rPr>
+              <w:t>3.81</w:t>
+            </w:r>
+          </w:p>
+        </w:tc>
+      </w:tr>
+      <w:tr>
+        <w:tc>
+          <w:tcPr>
+            <w:tcW w:type="dxa" w:w="1337"/>
+            <w:tcMar>
+              <w:top w:w="60" w:type="dxa"/>
+              <w:bottom w:w="60" w:type="dxa"/>
+              <w:left w:w="80" w:type="dxa"/>
+              <w:right w:w="80" w:type="dxa"/>
+            </w:tcMar>
+          </w:tcPr>
+          <w:p>
+            <w:r>
+              <w:rPr>
+                <w:sz w:val="17"/>
               </w:rPr>
               <w:t>Methylene Blue</w:t>
             </w:r>
@@ -542,18 +806,18 @@
           <w:tcPr>
             <w:tcW w:type="dxa" w:w="1337"/>
             <w:tcMar>
-              <w:top w:w="35" w:type="dxa"/>
-              <w:bottom w:w="35" w:type="dxa"/>
-              <w:left w:w="50" w:type="dxa"/>
-              <w:right w:w="50" w:type="dxa"/>
+              <w:top w:w="60" w:type="dxa"/>
+              <w:bottom w:w="60" w:type="dxa"/>
+              <w:left w:w="80" w:type="dxa"/>
+              <w:right w:w="80" w:type="dxa"/>
             </w:tcMar>
           </w:tcPr>
           <w:p>
             <w:r>
               <w:rPr>
-                <w:sz w:val="15"/>
+                <w:sz w:val="17"/>
               </w:rPr>
-              <w:t>Phenothiazine</w:t>
+              <w:t>Phenothiazine Tau Disa</w:t>
             </w:r>
           </w:p>
         </w:tc>
@@ -561,18 +825,18 @@
           <w:tcPr>
             <w:tcW w:type="dxa" w:w="1337"/>
             <w:tcMar>
-              <w:top w:w="35" w:type="dxa"/>
-              <w:bottom w:w="35" w:type="dxa"/>
-              <w:left w:w="50" w:type="dxa"/>
-              <w:right w:w="50" w:type="dxa"/>
+              <w:top w:w="60" w:type="dxa"/>
+              <w:bottom w:w="60" w:type="dxa"/>
+              <w:left w:w="80" w:type="dxa"/>
+              <w:right w:w="80" w:type="dxa"/>
             </w:tcMar>
           </w:tcPr>
           <w:p>
             <w:r>
               <w:rPr>
-                <w:sz w:val="15"/>
+                <w:sz w:val="17"/>
               </w:rPr>
-              <w:t>DB09241</w:t>
+              <w:t>319.9</w:t>
             </w:r>
           </w:p>
         </w:tc>
@@ -580,18 +844,18 @@
           <w:tcPr>
             <w:tcW w:type="dxa" w:w="1337"/>
             <w:tcMar>
-              <w:top w:w="35" w:type="dxa"/>
-              <w:bottom w:w="35" w:type="dxa"/>
-              <w:left w:w="50" w:type="dxa"/>
-              <w:right w:w="50" w:type="dxa"/>
+              <w:top w:w="60" w:type="dxa"/>
+              <w:bottom w:w="60" w:type="dxa"/>
+              <w:left w:w="80" w:type="dxa"/>
+              <w:right w:w="80" w:type="dxa"/>
             </w:tcMar>
           </w:tcPr>
           <w:p>
             <w:r>
               <w:rPr>
-                <w:sz w:val="15"/>
+                <w:sz w:val="17"/>
               </w:rPr>
-              <w:t>284.4</w:t>
+              <w:t>-0.50</w:t>
             </w:r>
           </w:p>
         </w:tc>
@@ -599,18 +863,18 @@
           <w:tcPr>
             <w:tcW w:type="dxa" w:w="1337"/>
             <w:tcMar>
-              <w:top w:w="35" w:type="dxa"/>
-              <w:bottom w:w="35" w:type="dxa"/>
-              <w:left w:w="50" w:type="dxa"/>
-              <w:right w:w="50" w:type="dxa"/>
+              <w:top w:w="60" w:type="dxa"/>
+              <w:bottom w:w="60" w:type="dxa"/>
+              <w:left w:w="80" w:type="dxa"/>
+              <w:right w:w="80" w:type="dxa"/>
             </w:tcMar>
           </w:tcPr>
           <w:p>
             <w:r>
               <w:rPr>
-                <w:sz w:val="15"/>
+                <w:sz w:val="17"/>
               </w:rPr>
-              <w:t>-8.45</w:t>
+              <w:t>19.1</w:t>
             </w:r>
           </w:p>
         </w:tc>
@@ -618,18 +882,18 @@
           <w:tcPr>
             <w:tcW w:type="dxa" w:w="1337"/>
             <w:tcMar>
-              <w:top w:w="35" w:type="dxa"/>
-              <w:bottom w:w="35" w:type="dxa"/>
-              <w:left w:w="50" w:type="dxa"/>
-              <w:right w:w="50" w:type="dxa"/>
+              <w:top w:w="60" w:type="dxa"/>
+              <w:bottom w:w="60" w:type="dxa"/>
+              <w:left w:w="80" w:type="dxa"/>
+              <w:right w:w="80" w:type="dxa"/>
             </w:tcMar>
           </w:tcPr>
           <w:p>
             <w:r>
               <w:rPr>
-                <w:sz w:val="15"/>
+                <w:sz w:val="17"/>
               </w:rPr>
-              <w:t>-8.25</w:t>
+              <w:t>-5.16</w:t>
             </w:r>
           </w:p>
         </w:tc>
@@ -637,18 +901,18 @@
           <w:tcPr>
             <w:tcW w:type="dxa" w:w="1337"/>
             <w:tcMar>
-              <w:top w:w="35" w:type="dxa"/>
-              <w:bottom w:w="35" w:type="dxa"/>
-              <w:left w:w="50" w:type="dxa"/>
-              <w:right w:w="50" w:type="dxa"/>
+              <w:top w:w="60" w:type="dxa"/>
+              <w:bottom w:w="60" w:type="dxa"/>
+              <w:left w:w="80" w:type="dxa"/>
+              <w:right w:w="80" w:type="dxa"/>
             </w:tcMar>
           </w:tcPr>
           <w:p>
             <w:r>
               <w:rPr>
-                <w:sz w:val="15"/>
+                <w:sz w:val="17"/>
               </w:rPr>
-              <w:t>-31.50</w:t>
+              <w:t>2.38</w:t>
             </w:r>
           </w:p>
         </w:tc>
@@ -658,18 +922,18 @@
           <w:tcPr>
             <w:tcW w:type="dxa" w:w="1337"/>
             <w:tcMar>
-              <w:top w:w="35" w:type="dxa"/>
-              <w:bottom w:w="35" w:type="dxa"/>
-              <w:left w:w="50" w:type="dxa"/>
-              <w:right w:w="50" w:type="dxa"/>
+              <w:top w:w="60" w:type="dxa"/>
+              <w:bottom w:w="60" w:type="dxa"/>
+              <w:left w:w="80" w:type="dxa"/>
+              <w:right w:w="80" w:type="dxa"/>
             </w:tcMar>
           </w:tcPr>
           <w:p>
             <w:r>
               <w:rPr>
-                <w:sz w:val="15"/>
+                <w:sz w:val="17"/>
               </w:rPr>
-              <w:t>Hydromethylthionine</w:t>
+              <w:t>Curcumin</w:t>
             </w:r>
           </w:p>
         </w:tc>
@@ -677,18 +941,18 @@
           <w:tcPr>
             <w:tcW w:type="dxa" w:w="1337"/>
             <w:tcMar>
-              <w:top w:w="35" w:type="dxa"/>
-              <w:bottom w:w="35" w:type="dxa"/>
-              <w:left w:w="50" w:type="dxa"/>
-              <w:right w:w="50" w:type="dxa"/>
+              <w:top w:w="60" w:type="dxa"/>
+              <w:bottom w:w="60" w:type="dxa"/>
+              <w:left w:w="80" w:type="dxa"/>
+              <w:right w:w="80" w:type="dxa"/>
             </w:tcMar>
           </w:tcPr>
           <w:p>
             <w:r>
               <w:rPr>
-                <w:sz w:val="15"/>
+                <w:sz w:val="17"/>
               </w:rPr>
-              <w:t>Methylthioninium</w:t>
+              <w:t>Beta-Sheet Intercalato</w:t>
             </w:r>
           </w:p>
         </w:tc>
@@ -696,18 +960,18 @@
           <w:tcPr>
             <w:tcW w:type="dxa" w:w="1337"/>
             <w:tcMar>
-              <w:top w:w="35" w:type="dxa"/>
-              <w:bottom w:w="35" w:type="dxa"/>
-              <w:left w:w="50" w:type="dxa"/>
-              <w:right w:w="50" w:type="dxa"/>
+              <w:top w:w="60" w:type="dxa"/>
+              <w:bottom w:w="60" w:type="dxa"/>
+              <w:left w:w="80" w:type="dxa"/>
+              <w:right w:w="80" w:type="dxa"/>
             </w:tcMar>
           </w:tcPr>
           <w:p>
             <w:r>
               <w:rPr>
-                <w:sz w:val="15"/>
+                <w:sz w:val="17"/>
               </w:rPr>
-              <w:t>DB13952</w:t>
+              <w:t>368.4</w:t>
             </w:r>
           </w:p>
         </w:tc>
@@ -715,18 +979,18 @@
           <w:tcPr>
             <w:tcW w:type="dxa" w:w="1337"/>
             <w:tcMar>
-              <w:top w:w="35" w:type="dxa"/>
-              <w:bottom w:w="35" w:type="dxa"/>
-              <w:left w:w="50" w:type="dxa"/>
-              <w:right w:w="50" w:type="dxa"/>
+              <w:top w:w="60" w:type="dxa"/>
+              <w:bottom w:w="60" w:type="dxa"/>
+              <w:left w:w="80" w:type="dxa"/>
+              <w:right w:w="80" w:type="dxa"/>
             </w:tcMar>
           </w:tcPr>
           <w:p>
             <w:r>
               <w:rPr>
-                <w:sz w:val="15"/>
+                <w:sz w:val="17"/>
               </w:rPr>
-              <w:t>285.4</w:t>
+              <w:t>3.37</w:t>
             </w:r>
           </w:p>
         </w:tc>
@@ -734,18 +998,18 @@
           <w:tcPr>
             <w:tcW w:type="dxa" w:w="1337"/>
             <w:tcMar>
-              <w:top w:w="35" w:type="dxa"/>
-              <w:bottom w:w="35" w:type="dxa"/>
-              <w:left w:w="50" w:type="dxa"/>
-              <w:right w:w="50" w:type="dxa"/>
+              <w:top w:w="60" w:type="dxa"/>
+              <w:bottom w:w="60" w:type="dxa"/>
+              <w:left w:w="80" w:type="dxa"/>
+              <w:right w:w="80" w:type="dxa"/>
             </w:tcMar>
           </w:tcPr>
           <w:p>
             <w:r>
               <w:rPr>
-                <w:sz w:val="15"/>
+                <w:sz w:val="17"/>
               </w:rPr>
-              <w:t>-8.30</w:t>
+              <w:t>93.1</w:t>
             </w:r>
           </w:p>
         </w:tc>
@@ -753,18 +1017,18 @@
           <w:tcPr>
             <w:tcW w:type="dxa" w:w="1337"/>
             <w:tcMar>
-              <w:top w:w="35" w:type="dxa"/>
-              <w:bottom w:w="35" w:type="dxa"/>
-              <w:left w:w="50" w:type="dxa"/>
-              <w:right w:w="50" w:type="dxa"/>
+              <w:top w:w="60" w:type="dxa"/>
+              <w:bottom w:w="60" w:type="dxa"/>
+              <w:left w:w="80" w:type="dxa"/>
+              <w:right w:w="80" w:type="dxa"/>
             </w:tcMar>
           </w:tcPr>
           <w:p>
             <w:r>
               <w:rPr>
-                <w:sz w:val="15"/>
+                <w:sz w:val="17"/>
               </w:rPr>
-              <w:t>-8.10</w:t>
+              <w:t>-5.73</w:t>
             </w:r>
           </w:p>
         </w:tc>
@@ -772,18 +1036,18 @@
           <w:tcPr>
             <w:tcW w:type="dxa" w:w="1337"/>
             <w:tcMar>
-              <w:top w:w="35" w:type="dxa"/>
-              <w:bottom w:w="35" w:type="dxa"/>
-              <w:left w:w="50" w:type="dxa"/>
-              <w:right w:w="50" w:type="dxa"/>
+              <w:top w:w="60" w:type="dxa"/>
+              <w:bottom w:w="60" w:type="dxa"/>
+              <w:left w:w="80" w:type="dxa"/>
+              <w:right w:w="80" w:type="dxa"/>
             </w:tcMar>
           </w:tcPr>
           <w:p>
             <w:r>
               <w:rPr>
-                <w:sz w:val="15"/>
+                <w:sz w:val="17"/>
               </w:rPr>
-              <w:t>-30.80</w:t>
+              <w:t>3.10</w:t>
             </w:r>
           </w:p>
         </w:tc>
@@ -793,18 +1057,18 @@
           <w:tcPr>
             <w:tcW w:type="dxa" w:w="1337"/>
             <w:tcMar>
-              <w:top w:w="35" w:type="dxa"/>
-              <w:bottom w:w="35" w:type="dxa"/>
-              <w:left w:w="50" w:type="dxa"/>
-              <w:right w:w="50" w:type="dxa"/>
+              <w:top w:w="60" w:type="dxa"/>
+              <w:bottom w:w="60" w:type="dxa"/>
+              <w:left w:w="80" w:type="dxa"/>
+              <w:right w:w="80" w:type="dxa"/>
             </w:tcMar>
           </w:tcPr>
           <w:p>
             <w:r>
               <w:rPr>
-                <w:sz w:val="15"/>
+                <w:sz w:val="17"/>
               </w:rPr>
-              <w:t>Azure A</w:t>
+              <w:t>EGCG</w:t>
             </w:r>
           </w:p>
         </w:tc>
@@ -812,18 +1076,18 @@
           <w:tcPr>
             <w:tcW w:type="dxa" w:w="1337"/>
             <w:tcMar>
-              <w:top w:w="35" w:type="dxa"/>
-              <w:bottom w:w="35" w:type="dxa"/>
-              <w:left w:w="50" w:type="dxa"/>
-              <w:right w:w="50" w:type="dxa"/>
+              <w:top w:w="60" w:type="dxa"/>
+              <w:bottom w:w="60" w:type="dxa"/>
+              <w:left w:w="80" w:type="dxa"/>
+              <w:right w:w="80" w:type="dxa"/>
             </w:tcMar>
           </w:tcPr>
           <w:p>
             <w:r>
               <w:rPr>
-                <w:sz w:val="15"/>
+                <w:sz w:val="17"/>
               </w:rPr>
-              <w:t>Phenothiazine</w:t>
+              <w:t>Polyphenolic Fibril Re</w:t>
             </w:r>
           </w:p>
         </w:tc>
@@ -831,18 +1095,18 @@
           <w:tcPr>
             <w:tcW w:type="dxa" w:w="1337"/>
             <w:tcMar>
-              <w:top w:w="35" w:type="dxa"/>
-              <w:bottom w:w="35" w:type="dxa"/>
-              <w:left w:w="50" w:type="dxa"/>
-              <w:right w:w="50" w:type="dxa"/>
+              <w:top w:w="60" w:type="dxa"/>
+              <w:bottom w:w="60" w:type="dxa"/>
+              <w:left w:w="80" w:type="dxa"/>
+              <w:right w:w="80" w:type="dxa"/>
             </w:tcMar>
           </w:tcPr>
           <w:p>
             <w:r>
               <w:rPr>
-                <w:sz w:val="15"/>
+                <w:sz w:val="17"/>
               </w:rPr>
-              <w:t>DB_AzA</w:t>
+              <w:t>442.4</w:t>
             </w:r>
           </w:p>
         </w:tc>
@@ -850,18 +1114,18 @@
           <w:tcPr>
             <w:tcW w:type="dxa" w:w="1337"/>
             <w:tcMar>
-              <w:top w:w="35" w:type="dxa"/>
-              <w:bottom w:w="35" w:type="dxa"/>
-              <w:left w:w="50" w:type="dxa"/>
-              <w:right w:w="50" w:type="dxa"/>
+              <w:top w:w="60" w:type="dxa"/>
+              <w:bottom w:w="60" w:type="dxa"/>
+              <w:left w:w="80" w:type="dxa"/>
+              <w:right w:w="80" w:type="dxa"/>
             </w:tcMar>
           </w:tcPr>
           <w:p>
             <w:r>
               <w:rPr>
-                <w:sz w:val="15"/>
+                <w:sz w:val="17"/>
               </w:rPr>
-              <w:t>270.4</w:t>
+              <w:t>2.52</w:t>
             </w:r>
           </w:p>
         </w:tc>
@@ -869,18 +1133,18 @@
           <w:tcPr>
             <w:tcW w:type="dxa" w:w="1337"/>
             <w:tcMar>
-              <w:top w:w="35" w:type="dxa"/>
-              <w:bottom w:w="35" w:type="dxa"/>
-              <w:left w:w="50" w:type="dxa"/>
-              <w:right w:w="50" w:type="dxa"/>
+              <w:top w:w="60" w:type="dxa"/>
+              <w:bottom w:w="60" w:type="dxa"/>
+              <w:left w:w="80" w:type="dxa"/>
+              <w:right w:w="80" w:type="dxa"/>
             </w:tcMar>
           </w:tcPr>
           <w:p>
             <w:r>
               <w:rPr>
-                <w:sz w:val="15"/>
+                <w:sz w:val="17"/>
               </w:rPr>
-              <w:t>-8.10</w:t>
+              <w:t>177.1</w:t>
             </w:r>
           </w:p>
         </w:tc>
@@ -888,18 +1152,18 @@
           <w:tcPr>
             <w:tcW w:type="dxa" w:w="1337"/>
             <w:tcMar>
-              <w:top w:w="35" w:type="dxa"/>
-              <w:bottom w:w="35" w:type="dxa"/>
-              <w:left w:w="50" w:type="dxa"/>
-              <w:right w:w="50" w:type="dxa"/>
+              <w:top w:w="60" w:type="dxa"/>
+              <w:bottom w:w="60" w:type="dxa"/>
+              <w:left w:w="80" w:type="dxa"/>
+              <w:right w:w="80" w:type="dxa"/>
             </w:tcMar>
           </w:tcPr>
           <w:p>
             <w:r>
               <w:rPr>
-                <w:sz w:val="15"/>
+                <w:sz w:val="17"/>
               </w:rPr>
-              <w:t>-7.90</w:t>
+              <w:t>-5.17</w:t>
             </w:r>
           </w:p>
         </w:tc>
@@ -907,18 +1171,18 @@
           <w:tcPr>
             <w:tcW w:type="dxa" w:w="1337"/>
             <w:tcMar>
-              <w:top w:w="35" w:type="dxa"/>
-              <w:bottom w:w="35" w:type="dxa"/>
-              <w:left w:w="50" w:type="dxa"/>
-              <w:right w:w="50" w:type="dxa"/>
+              <w:top w:w="60" w:type="dxa"/>
+              <w:bottom w:w="60" w:type="dxa"/>
+              <w:left w:w="80" w:type="dxa"/>
+              <w:right w:w="80" w:type="dxa"/>
             </w:tcMar>
           </w:tcPr>
           <w:p>
             <w:r>
               <w:rPr>
-                <w:sz w:val="15"/>
+                <w:sz w:val="17"/>
               </w:rPr>
-              <w:t>-29.90</w:t>
+              <w:t>2.50</w:t>
             </w:r>
           </w:p>
         </w:tc>
@@ -928,18 +1192,18 @@
           <w:tcPr>
             <w:tcW w:type="dxa" w:w="1337"/>
             <w:tcMar>
-              <w:top w:w="35" w:type="dxa"/>
-              <w:bottom w:w="35" w:type="dxa"/>
-              <w:left w:w="50" w:type="dxa"/>
-              <w:right w:w="50" w:type="dxa"/>
+              <w:top w:w="60" w:type="dxa"/>
+              <w:bottom w:w="60" w:type="dxa"/>
+              <w:left w:w="80" w:type="dxa"/>
+              <w:right w:w="80" w:type="dxa"/>
             </w:tcMar>
           </w:tcPr>
           <w:p>
             <w:r>
               <w:rPr>
-                <w:sz w:val="15"/>
+                <w:sz w:val="17"/>
               </w:rPr>
-              <w:t>Toluidine Blue O</w:t>
+              <w:t>Resveratrol</w:t>
             </w:r>
           </w:p>
         </w:tc>
@@ -947,18 +1211,18 @@
           <w:tcPr>
             <w:tcW w:type="dxa" w:w="1337"/>
             <w:tcMar>
-              <w:top w:w="35" w:type="dxa"/>
-              <w:bottom w:w="35" w:type="dxa"/>
-              <w:left w:w="50" w:type="dxa"/>
-              <w:right w:w="50" w:type="dxa"/>
+              <w:top w:w="60" w:type="dxa"/>
+              <w:bottom w:w="60" w:type="dxa"/>
+              <w:left w:w="80" w:type="dxa"/>
+              <w:right w:w="80" w:type="dxa"/>
             </w:tcMar>
           </w:tcPr>
           <w:p>
             <w:r>
               <w:rPr>
-                <w:sz w:val="15"/>
+                <w:sz w:val="17"/>
               </w:rPr>
-              <w:t>Phenothiazine</w:t>
+              <w:t xml:space="preserve">SIRT1 Activator &amp; Tau </w:t>
             </w:r>
           </w:p>
         </w:tc>
@@ -966,18 +1230,18 @@
           <w:tcPr>
             <w:tcW w:type="dxa" w:w="1337"/>
             <w:tcMar>
-              <w:top w:w="35" w:type="dxa"/>
-              <w:bottom w:w="35" w:type="dxa"/>
-              <w:left w:w="50" w:type="dxa"/>
-              <w:right w:w="50" w:type="dxa"/>
+              <w:top w:w="60" w:type="dxa"/>
+              <w:bottom w:w="60" w:type="dxa"/>
+              <w:left w:w="80" w:type="dxa"/>
+              <w:right w:w="80" w:type="dxa"/>
             </w:tcMar>
           </w:tcPr>
           <w:p>
             <w:r>
               <w:rPr>
-                <w:sz w:val="15"/>
+                <w:sz w:val="17"/>
               </w:rPr>
-              <w:t>DB_TBO</w:t>
+              <w:t>228.2</w:t>
             </w:r>
           </w:p>
         </w:tc>
@@ -985,18 +1249,18 @@
           <w:tcPr>
             <w:tcW w:type="dxa" w:w="1337"/>
             <w:tcMar>
-              <w:top w:w="35" w:type="dxa"/>
-              <w:bottom w:w="35" w:type="dxa"/>
-              <w:left w:w="50" w:type="dxa"/>
-              <w:right w:w="50" w:type="dxa"/>
+              <w:top w:w="60" w:type="dxa"/>
+              <w:bottom w:w="60" w:type="dxa"/>
+              <w:left w:w="80" w:type="dxa"/>
+              <w:right w:w="80" w:type="dxa"/>
             </w:tcMar>
           </w:tcPr>
           <w:p>
             <w:r>
               <w:rPr>
-                <w:sz w:val="15"/>
+                <w:sz w:val="17"/>
               </w:rPr>
-              <w:t>270.4</w:t>
+              <w:t>2.97</w:t>
             </w:r>
           </w:p>
         </w:tc>
@@ -1004,18 +1268,18 @@
           <w:tcPr>
             <w:tcW w:type="dxa" w:w="1337"/>
             <w:tcMar>
-              <w:top w:w="35" w:type="dxa"/>
-              <w:bottom w:w="35" w:type="dxa"/>
-              <w:left w:w="50" w:type="dxa"/>
-              <w:right w:w="50" w:type="dxa"/>
+              <w:top w:w="60" w:type="dxa"/>
+              <w:bottom w:w="60" w:type="dxa"/>
+              <w:left w:w="80" w:type="dxa"/>
+              <w:right w:w="80" w:type="dxa"/>
             </w:tcMar>
           </w:tcPr>
           <w:p>
             <w:r>
               <w:rPr>
-                <w:sz w:val="15"/>
+                <w:sz w:val="17"/>
               </w:rPr>
-              <w:t>-8.20</w:t>
+              <w:t>60.7</w:t>
             </w:r>
           </w:p>
         </w:tc>
@@ -1023,18 +1287,18 @@
           <w:tcPr>
             <w:tcW w:type="dxa" w:w="1337"/>
             <w:tcMar>
-              <w:top w:w="35" w:type="dxa"/>
-              <w:bottom w:w="35" w:type="dxa"/>
-              <w:left w:w="50" w:type="dxa"/>
-              <w:right w:w="50" w:type="dxa"/>
+              <w:top w:w="60" w:type="dxa"/>
+              <w:bottom w:w="60" w:type="dxa"/>
+              <w:left w:w="80" w:type="dxa"/>
+              <w:right w:w="80" w:type="dxa"/>
             </w:tcMar>
           </w:tcPr>
           <w:p>
             <w:r>
               <w:rPr>
-                <w:sz w:val="15"/>
+                <w:sz w:val="17"/>
               </w:rPr>
-              <w:t>-8.00</w:t>
+              <w:t>-5.57</w:t>
             </w:r>
           </w:p>
         </w:tc>
@@ -1042,18 +1306,18 @@
           <w:tcPr>
             <w:tcW w:type="dxa" w:w="1337"/>
             <w:tcMar>
-              <w:top w:w="35" w:type="dxa"/>
-              <w:bottom w:w="35" w:type="dxa"/>
-              <w:left w:w="50" w:type="dxa"/>
-              <w:right w:w="50" w:type="dxa"/>
+              <w:top w:w="60" w:type="dxa"/>
+              <w:bottom w:w="60" w:type="dxa"/>
+              <w:left w:w="80" w:type="dxa"/>
+              <w:right w:w="80" w:type="dxa"/>
             </w:tcMar>
           </w:tcPr>
           <w:p>
             <w:r>
               <w:rPr>
-                <w:sz w:val="15"/>
+                <w:sz w:val="17"/>
               </w:rPr>
-              <w:t>-30.40</w:t>
+              <w:t>3.33</w:t>
             </w:r>
           </w:p>
         </w:tc>
@@ -1063,18 +1327,18 @@
           <w:tcPr>
             <w:tcW w:type="dxa" w:w="1337"/>
             <w:tcMar>
-              <w:top w:w="35" w:type="dxa"/>
-              <w:bottom w:w="35" w:type="dxa"/>
-              <w:left w:w="50" w:type="dxa"/>
-              <w:right w:w="50" w:type="dxa"/>
+              <w:top w:w="60" w:type="dxa"/>
+              <w:bottom w:w="60" w:type="dxa"/>
+              <w:left w:w="80" w:type="dxa"/>
+              <w:right w:w="80" w:type="dxa"/>
             </w:tcMar>
           </w:tcPr>
           <w:p>
             <w:r>
               <w:rPr>
-                <w:sz w:val="15"/>
+                <w:sz w:val="17"/>
               </w:rPr>
-              <w:t>Thioflavin-T</w:t>
+              <w:t>Rosmarinic Acid</w:t>
             </w:r>
           </w:p>
         </w:tc>
@@ -1082,18 +1346,18 @@
           <w:tcPr>
             <w:tcW w:type="dxa" w:w="1337"/>
             <w:tcMar>
-              <w:top w:w="35" w:type="dxa"/>
-              <w:bottom w:w="35" w:type="dxa"/>
-              <w:left w:w="50" w:type="dxa"/>
-              <w:right w:w="50" w:type="dxa"/>
+              <w:top w:w="60" w:type="dxa"/>
+              <w:bottom w:w="60" w:type="dxa"/>
+              <w:left w:w="80" w:type="dxa"/>
+              <w:right w:w="80" w:type="dxa"/>
             </w:tcMar>
           </w:tcPr>
           <w:p>
             <w:r>
               <w:rPr>
-                <w:sz w:val="15"/>
+                <w:sz w:val="17"/>
               </w:rPr>
-              <w:t>Benzothiazole Probe</w:t>
+              <w:t>Polyphenolic Tau Desta</w:t>
             </w:r>
           </w:p>
         </w:tc>
@@ -1101,18 +1365,18 @@
           <w:tcPr>
             <w:tcW w:type="dxa" w:w="1337"/>
             <w:tcMar>
-              <w:top w:w="35" w:type="dxa"/>
-              <w:bottom w:w="35" w:type="dxa"/>
-              <w:left w:w="50" w:type="dxa"/>
-              <w:right w:w="50" w:type="dxa"/>
+              <w:top w:w="60" w:type="dxa"/>
+              <w:bottom w:w="60" w:type="dxa"/>
+              <w:left w:w="80" w:type="dxa"/>
+              <w:right w:w="80" w:type="dxa"/>
             </w:tcMar>
           </w:tcPr>
           <w:p>
             <w:r>
               <w:rPr>
-                <w:sz w:val="15"/>
+                <w:sz w:val="17"/>
               </w:rPr>
-              <w:t>DB_ThT</w:t>
+              <w:t>360.3</w:t>
             </w:r>
           </w:p>
         </w:tc>
@@ -1120,18 +1384,18 @@
           <w:tcPr>
             <w:tcW w:type="dxa" w:w="1337"/>
             <w:tcMar>
-              <w:top w:w="35" w:type="dxa"/>
-              <w:bottom w:w="35" w:type="dxa"/>
-              <w:left w:w="50" w:type="dxa"/>
-              <w:right w:w="50" w:type="dxa"/>
+              <w:top w:w="60" w:type="dxa"/>
+              <w:bottom w:w="60" w:type="dxa"/>
+              <w:left w:w="80" w:type="dxa"/>
+              <w:right w:w="80" w:type="dxa"/>
             </w:tcMar>
           </w:tcPr>
           <w:p>
             <w:r>
               <w:rPr>
-                <w:sz w:val="15"/>
+                <w:sz w:val="17"/>
               </w:rPr>
-              <w:t>240.3</w:t>
+              <w:t>1.76</w:t>
             </w:r>
           </w:p>
         </w:tc>
@@ -1139,18 +1403,18 @@
           <w:tcPr>
             <w:tcW w:type="dxa" w:w="1337"/>
             <w:tcMar>
-              <w:top w:w="35" w:type="dxa"/>
-              <w:bottom w:w="35" w:type="dxa"/>
-              <w:left w:w="50" w:type="dxa"/>
-              <w:right w:w="50" w:type="dxa"/>
+              <w:top w:w="60" w:type="dxa"/>
+              <w:bottom w:w="60" w:type="dxa"/>
+              <w:left w:w="80" w:type="dxa"/>
+              <w:right w:w="80" w:type="dxa"/>
             </w:tcMar>
           </w:tcPr>
           <w:p>
             <w:r>
               <w:rPr>
-                <w:sz w:val="15"/>
+                <w:sz w:val="17"/>
               </w:rPr>
-              <w:t>-8.20</w:t>
+              <w:t>144.5</w:t>
             </w:r>
           </w:p>
         </w:tc>
@@ -1158,18 +1422,18 @@
           <w:tcPr>
             <w:tcW w:type="dxa" w:w="1337"/>
             <w:tcMar>
-              <w:top w:w="35" w:type="dxa"/>
-              <w:bottom w:w="35" w:type="dxa"/>
-              <w:left w:w="50" w:type="dxa"/>
-              <w:right w:w="50" w:type="dxa"/>
+              <w:top w:w="60" w:type="dxa"/>
+              <w:bottom w:w="60" w:type="dxa"/>
+              <w:left w:w="80" w:type="dxa"/>
+              <w:right w:w="80" w:type="dxa"/>
             </w:tcMar>
           </w:tcPr>
           <w:p>
             <w:r>
               <w:rPr>
-                <w:sz w:val="15"/>
+                <w:sz w:val="17"/>
               </w:rPr>
-              <w:t>-8.00</w:t>
+              <w:t>-5.17</w:t>
             </w:r>
           </w:p>
         </w:tc>
@@ -1177,18 +1441,18 @@
           <w:tcPr>
             <w:tcW w:type="dxa" w:w="1337"/>
             <w:tcMar>
-              <w:top w:w="35" w:type="dxa"/>
-              <w:bottom w:w="35" w:type="dxa"/>
-              <w:left w:w="50" w:type="dxa"/>
-              <w:right w:w="50" w:type="dxa"/>
+              <w:top w:w="60" w:type="dxa"/>
+              <w:bottom w:w="60" w:type="dxa"/>
+              <w:left w:w="80" w:type="dxa"/>
+              <w:right w:w="80" w:type="dxa"/>
             </w:tcMar>
           </w:tcPr>
           <w:p>
             <w:r>
               <w:rPr>
-                <w:sz w:val="15"/>
+                <w:sz w:val="17"/>
               </w:rPr>
-              <w:t>-28.40</w:t>
+              <w:t>2.55</w:t>
             </w:r>
           </w:p>
         </w:tc>
@@ -1198,18 +1462,18 @@
           <w:tcPr>
             <w:tcW w:type="dxa" w:w="1337"/>
             <w:tcMar>
-              <w:top w:w="35" w:type="dxa"/>
-              <w:bottom w:w="35" w:type="dxa"/>
-              <w:left w:w="50" w:type="dxa"/>
-              <w:right w:w="50" w:type="dxa"/>
+              <w:top w:w="60" w:type="dxa"/>
+              <w:bottom w:w="60" w:type="dxa"/>
+              <w:left w:w="80" w:type="dxa"/>
+              <w:right w:w="80" w:type="dxa"/>
             </w:tcMar>
           </w:tcPr>
           <w:p>
             <w:r>
               <w:rPr>
-                <w:sz w:val="15"/>
+                <w:sz w:val="17"/>
               </w:rPr>
-              <w:t>Thioflavin-S</w:t>
+              <w:t>Baicalein</w:t>
             </w:r>
           </w:p>
         </w:tc>
@@ -1217,18 +1481,18 @@
           <w:tcPr>
             <w:tcW w:type="dxa" w:w="1337"/>
             <w:tcMar>
-              <w:top w:w="35" w:type="dxa"/>
-              <w:bottom w:w="35" w:type="dxa"/>
-              <w:left w:w="50" w:type="dxa"/>
-              <w:right w:w="50" w:type="dxa"/>
+              <w:top w:w="60" w:type="dxa"/>
+              <w:bottom w:w="60" w:type="dxa"/>
+              <w:left w:w="80" w:type="dxa"/>
+              <w:right w:w="80" w:type="dxa"/>
             </w:tcMar>
           </w:tcPr>
           <w:p>
             <w:r>
               <w:rPr>
-                <w:sz w:val="15"/>
+                <w:sz w:val="17"/>
               </w:rPr>
-              <w:t>Benzothiazole Probe</w:t>
+              <w:t>Flavonoid Tau Oligomer</w:t>
             </w:r>
           </w:p>
         </w:tc>
@@ -1236,18 +1500,18 @@
           <w:tcPr>
             <w:tcW w:type="dxa" w:w="1337"/>
             <w:tcMar>
-              <w:top w:w="35" w:type="dxa"/>
-              <w:bottom w:w="35" w:type="dxa"/>
-              <w:left w:w="50" w:type="dxa"/>
-              <w:right w:w="50" w:type="dxa"/>
+              <w:top w:w="60" w:type="dxa"/>
+              <w:bottom w:w="60" w:type="dxa"/>
+              <w:left w:w="80" w:type="dxa"/>
+              <w:right w:w="80" w:type="dxa"/>
             </w:tcMar>
           </w:tcPr>
           <w:p>
             <w:r>
               <w:rPr>
-                <w:sz w:val="15"/>
+                <w:sz w:val="17"/>
               </w:rPr>
-              <w:t>DB_ThS</w:t>
+              <w:t>270.2</w:t>
             </w:r>
           </w:p>
         </w:tc>
@@ -1255,18 +1519,18 @@
           <w:tcPr>
             <w:tcW w:type="dxa" w:w="1337"/>
             <w:tcMar>
-              <w:top w:w="35" w:type="dxa"/>
-              <w:bottom w:w="35" w:type="dxa"/>
-              <w:left w:w="50" w:type="dxa"/>
-              <w:right w:w="50" w:type="dxa"/>
+              <w:top w:w="60" w:type="dxa"/>
+              <w:bottom w:w="60" w:type="dxa"/>
+              <w:left w:w="80" w:type="dxa"/>
+              <w:right w:w="80" w:type="dxa"/>
             </w:tcMar>
           </w:tcPr>
           <w:p>
             <w:r>
               <w:rPr>
-                <w:sz w:val="15"/>
+                <w:sz w:val="17"/>
               </w:rPr>
-              <w:t>240.3</w:t>
+              <w:t>2.58</w:t>
             </w:r>
           </w:p>
         </w:tc>
@@ -1274,18 +1538,18 @@
           <w:tcPr>
             <w:tcW w:type="dxa" w:w="1337"/>
             <w:tcMar>
-              <w:top w:w="35" w:type="dxa"/>
-              <w:bottom w:w="35" w:type="dxa"/>
-              <w:left w:w="50" w:type="dxa"/>
-              <w:right w:w="50" w:type="dxa"/>
+              <w:top w:w="60" w:type="dxa"/>
+              <w:bottom w:w="60" w:type="dxa"/>
+              <w:left w:w="80" w:type="dxa"/>
+              <w:right w:w="80" w:type="dxa"/>
             </w:tcMar>
           </w:tcPr>
           <w:p>
             <w:r>
               <w:rPr>
-                <w:sz w:val="15"/>
+                <w:sz w:val="17"/>
               </w:rPr>
-              <w:t>-7.80</w:t>
+              <w:t>90.9</w:t>
             </w:r>
           </w:p>
         </w:tc>
@@ -1293,18 +1557,18 @@
           <w:tcPr>
             <w:tcW w:type="dxa" w:w="1337"/>
             <w:tcMar>
-              <w:top w:w="35" w:type="dxa"/>
-              <w:bottom w:w="35" w:type="dxa"/>
-              <w:left w:w="50" w:type="dxa"/>
-              <w:right w:w="50" w:type="dxa"/>
+              <w:top w:w="60" w:type="dxa"/>
+              <w:bottom w:w="60" w:type="dxa"/>
+              <w:left w:w="80" w:type="dxa"/>
+              <w:right w:w="80" w:type="dxa"/>
             </w:tcMar>
           </w:tcPr>
           <w:p>
             <w:r>
               <w:rPr>
-                <w:sz w:val="15"/>
+                <w:sz w:val="17"/>
               </w:rPr>
-              <w:t>-7.60</w:t>
+              <w:t>-5.54</w:t>
             </w:r>
           </w:p>
         </w:tc>
@@ -1312,18 +1576,18 @@
           <w:tcPr>
             <w:tcW w:type="dxa" w:w="1337"/>
             <w:tcMar>
-              <w:top w:w="35" w:type="dxa"/>
-              <w:bottom w:w="35" w:type="dxa"/>
-              <w:left w:w="50" w:type="dxa"/>
-              <w:right w:w="50" w:type="dxa"/>
+              <w:top w:w="60" w:type="dxa"/>
+              <w:bottom w:w="60" w:type="dxa"/>
+              <w:left w:w="80" w:type="dxa"/>
+              <w:right w:w="80" w:type="dxa"/>
             </w:tcMar>
           </w:tcPr>
           <w:p>
             <w:r>
               <w:rPr>
-                <w:sz w:val="15"/>
+                <w:sz w:val="17"/>
               </w:rPr>
-              <w:t>-26.90</w:t>
+              <w:t>3.09</w:t>
             </w:r>
           </w:p>
         </w:tc>
@@ -1333,18 +1597,18 @@
           <w:tcPr>
             <w:tcW w:type="dxa" w:w="1337"/>
             <w:tcMar>
-              <w:top w:w="35" w:type="dxa"/>
-              <w:bottom w:w="35" w:type="dxa"/>
-              <w:left w:w="50" w:type="dxa"/>
-              <w:right w:w="50" w:type="dxa"/>
+              <w:top w:w="60" w:type="dxa"/>
+              <w:bottom w:w="60" w:type="dxa"/>
+              <w:left w:w="80" w:type="dxa"/>
+              <w:right w:w="80" w:type="dxa"/>
             </w:tcMar>
           </w:tcPr>
           <w:p>
             <w:r>
               <w:rPr>
-                <w:sz w:val="15"/>
+                <w:sz w:val="17"/>
               </w:rPr>
-              <w:t>Congo Red</w:t>
+              <w:t>Myricetin</w:t>
             </w:r>
           </w:p>
         </w:tc>
@@ -1352,18 +1616,18 @@
           <w:tcPr>
             <w:tcW w:type="dxa" w:w="1337"/>
             <w:tcMar>
-              <w:top w:w="35" w:type="dxa"/>
-              <w:bottom w:w="35" w:type="dxa"/>
-              <w:left w:w="50" w:type="dxa"/>
-              <w:right w:w="50" w:type="dxa"/>
+              <w:top w:w="60" w:type="dxa"/>
+              <w:bottom w:w="60" w:type="dxa"/>
+              <w:left w:w="80" w:type="dxa"/>
+              <w:right w:w="80" w:type="dxa"/>
             </w:tcMar>
           </w:tcPr>
           <w:p>
             <w:r>
               <w:rPr>
-                <w:sz w:val="15"/>
+                <w:sz w:val="17"/>
               </w:rPr>
-              <w:t>Diazo Dye</w:t>
+              <w:t>Flavonoid Tau Assembly</w:t>
             </w:r>
           </w:p>
         </w:tc>
@@ -1371,18 +1635,18 @@
           <w:tcPr>
             <w:tcW w:type="dxa" w:w="1337"/>
             <w:tcMar>
-              <w:top w:w="35" w:type="dxa"/>
-              <w:bottom w:w="35" w:type="dxa"/>
-              <w:left w:w="50" w:type="dxa"/>
-              <w:right w:w="50" w:type="dxa"/>
+              <w:top w:w="60" w:type="dxa"/>
+              <w:bottom w:w="60" w:type="dxa"/>
+              <w:left w:w="80" w:type="dxa"/>
+              <w:right w:w="80" w:type="dxa"/>
             </w:tcMar>
           </w:tcPr>
           <w:p>
             <w:r>
               <w:rPr>
-                <w:sz w:val="15"/>
+                <w:sz w:val="17"/>
               </w:rPr>
-              <w:t>DB_CR</w:t>
+              <w:t>318.2</w:t>
             </w:r>
           </w:p>
         </w:tc>
@@ -1390,18 +1654,18 @@
           <w:tcPr>
             <w:tcW w:type="dxa" w:w="1337"/>
             <w:tcMar>
-              <w:top w:w="35" w:type="dxa"/>
-              <w:bottom w:w="35" w:type="dxa"/>
-              <w:left w:w="50" w:type="dxa"/>
-              <w:right w:w="50" w:type="dxa"/>
+              <w:top w:w="60" w:type="dxa"/>
+              <w:bottom w:w="60" w:type="dxa"/>
+              <w:left w:w="80" w:type="dxa"/>
+              <w:right w:w="80" w:type="dxa"/>
             </w:tcMar>
           </w:tcPr>
           <w:p>
             <w:r>
               <w:rPr>
-                <w:sz w:val="15"/>
+                <w:sz w:val="17"/>
               </w:rPr>
-              <w:t>392.4</w:t>
+              <w:t>1.69</w:t>
             </w:r>
           </w:p>
         </w:tc>
@@ -1409,18 +1673,18 @@
           <w:tcPr>
             <w:tcW w:type="dxa" w:w="1337"/>
             <w:tcMar>
-              <w:top w:w="35" w:type="dxa"/>
-              <w:bottom w:w="35" w:type="dxa"/>
-              <w:left w:w="50" w:type="dxa"/>
-              <w:right w:w="50" w:type="dxa"/>
+              <w:top w:w="60" w:type="dxa"/>
+              <w:bottom w:w="60" w:type="dxa"/>
+              <w:left w:w="80" w:type="dxa"/>
+              <w:right w:w="80" w:type="dxa"/>
             </w:tcMar>
           </w:tcPr>
           <w:p>
             <w:r>
               <w:rPr>
-                <w:sz w:val="15"/>
+                <w:sz w:val="17"/>
               </w:rPr>
-              <w:t>-9.10</w:t>
+              <w:t>151.6</w:t>
             </w:r>
           </w:p>
         </w:tc>
@@ -1428,18 +1692,18 @@
           <w:tcPr>
             <w:tcW w:type="dxa" w:w="1337"/>
             <w:tcMar>
-              <w:top w:w="35" w:type="dxa"/>
-              <w:bottom w:w="35" w:type="dxa"/>
-              <w:left w:w="50" w:type="dxa"/>
-              <w:right w:w="50" w:type="dxa"/>
+              <w:top w:w="60" w:type="dxa"/>
+              <w:bottom w:w="60" w:type="dxa"/>
+              <w:left w:w="80" w:type="dxa"/>
+              <w:right w:w="80" w:type="dxa"/>
             </w:tcMar>
           </w:tcPr>
           <w:p>
             <w:r>
               <w:rPr>
-                <w:sz w:val="15"/>
+                <w:sz w:val="17"/>
               </w:rPr>
-              <w:t>-8.90</w:t>
+              <w:t>-5.12</w:t>
             </w:r>
           </w:p>
         </w:tc>
@@ -1447,18 +1711,18 @@
           <w:tcPr>
             <w:tcW w:type="dxa" w:w="1337"/>
             <w:tcMar>
-              <w:top w:w="35" w:type="dxa"/>
-              <w:bottom w:w="35" w:type="dxa"/>
-              <w:left w:w="50" w:type="dxa"/>
-              <w:right w:w="50" w:type="dxa"/>
+              <w:top w:w="60" w:type="dxa"/>
+              <w:bottom w:w="60" w:type="dxa"/>
+              <w:left w:w="80" w:type="dxa"/>
+              <w:right w:w="80" w:type="dxa"/>
             </w:tcMar>
           </w:tcPr>
           <w:p>
             <w:r>
               <w:rPr>
-                <w:sz w:val="15"/>
+                <w:sz w:val="17"/>
               </w:rPr>
-              <w:t>-35.80</w:t>
+              <w:t>2.51</w:t>
             </w:r>
           </w:p>
         </w:tc>
@@ -1468,18 +1732,18 @@
           <w:tcPr>
             <w:tcW w:type="dxa" w:w="1337"/>
             <w:tcMar>
-              <w:top w:w="35" w:type="dxa"/>
-              <w:bottom w:w="35" w:type="dxa"/>
-              <w:left w:w="50" w:type="dxa"/>
-              <w:right w:w="50" w:type="dxa"/>
+              <w:top w:w="60" w:type="dxa"/>
+              <w:bottom w:w="60" w:type="dxa"/>
+              <w:left w:w="80" w:type="dxa"/>
+              <w:right w:w="80" w:type="dxa"/>
             </w:tcMar>
           </w:tcPr>
           <w:p>
             <w:r>
               <w:rPr>
-                <w:sz w:val="15"/>
+                <w:sz w:val="17"/>
               </w:rPr>
-              <w:t>Chrysamine G</w:t>
+              <w:t>Quercetin</w:t>
             </w:r>
           </w:p>
         </w:tc>
@@ -1487,18 +1751,18 @@
           <w:tcPr>
             <w:tcW w:type="dxa" w:w="1337"/>
             <w:tcMar>
-              <w:top w:w="35" w:type="dxa"/>
-              <w:bottom w:w="35" w:type="dxa"/>
-              <w:left w:w="50" w:type="dxa"/>
-              <w:right w:w="50" w:type="dxa"/>
+              <w:top w:w="60" w:type="dxa"/>
+              <w:bottom w:w="60" w:type="dxa"/>
+              <w:left w:w="80" w:type="dxa"/>
+              <w:right w:w="80" w:type="dxa"/>
             </w:tcMar>
           </w:tcPr>
           <w:p>
             <w:r>
               <w:rPr>
-                <w:sz w:val="15"/>
+                <w:sz w:val="17"/>
               </w:rPr>
-              <w:t>Salicylate Dye</w:t>
+              <w:t>Flavonoid Neuroprotect</w:t>
             </w:r>
           </w:p>
         </w:tc>
@@ -1506,18 +1770,18 @@
           <w:tcPr>
             <w:tcW w:type="dxa" w:w="1337"/>
             <w:tcMar>
-              <w:top w:w="35" w:type="dxa"/>
-              <w:bottom w:w="35" w:type="dxa"/>
-              <w:left w:w="50" w:type="dxa"/>
-              <w:right w:w="50" w:type="dxa"/>
+              <w:top w:w="60" w:type="dxa"/>
+              <w:bottom w:w="60" w:type="dxa"/>
+              <w:left w:w="80" w:type="dxa"/>
+              <w:right w:w="80" w:type="dxa"/>
             </w:tcMar>
           </w:tcPr>
           <w:p>
             <w:r>
               <w:rPr>
-                <w:sz w:val="15"/>
+                <w:sz w:val="17"/>
               </w:rPr>
-              <w:t>DB_ChG</w:t>
+              <w:t>302.2</w:t>
             </w:r>
           </w:p>
         </w:tc>
@@ -1525,18 +1789,18 @@
           <w:tcPr>
             <w:tcW w:type="dxa" w:w="1337"/>
             <w:tcMar>
-              <w:top w:w="35" w:type="dxa"/>
-              <w:bottom w:w="35" w:type="dxa"/>
-              <w:left w:w="50" w:type="dxa"/>
-              <w:right w:w="50" w:type="dxa"/>
+              <w:top w:w="60" w:type="dxa"/>
+              <w:bottom w:w="60" w:type="dxa"/>
+              <w:left w:w="80" w:type="dxa"/>
+              <w:right w:w="80" w:type="dxa"/>
             </w:tcMar>
           </w:tcPr>
           <w:p>
             <w:r>
               <w:rPr>
-                <w:sz w:val="15"/>
+                <w:sz w:val="17"/>
               </w:rPr>
-              <w:t>482.5</w:t>
+              <w:t>1.99</w:t>
             </w:r>
           </w:p>
         </w:tc>
@@ -1544,18 +1808,18 @@
           <w:tcPr>
             <w:tcW w:type="dxa" w:w="1337"/>
             <w:tcMar>
-              <w:top w:w="35" w:type="dxa"/>
-              <w:bottom w:w="35" w:type="dxa"/>
-              <w:left w:w="50" w:type="dxa"/>
-              <w:right w:w="50" w:type="dxa"/>
+              <w:top w:w="60" w:type="dxa"/>
+              <w:bottom w:w="60" w:type="dxa"/>
+              <w:left w:w="80" w:type="dxa"/>
+              <w:right w:w="80" w:type="dxa"/>
             </w:tcMar>
           </w:tcPr>
           <w:p>
             <w:r>
               <w:rPr>
-                <w:sz w:val="15"/>
+                <w:sz w:val="17"/>
               </w:rPr>
-              <w:t>-8.90</w:t>
+              <w:t>131.4</w:t>
             </w:r>
           </w:p>
         </w:tc>
@@ -1563,18 +1827,18 @@
           <w:tcPr>
             <w:tcW w:type="dxa" w:w="1337"/>
             <w:tcMar>
-              <w:top w:w="35" w:type="dxa"/>
-              <w:bottom w:w="35" w:type="dxa"/>
-              <w:left w:w="50" w:type="dxa"/>
-              <w:right w:w="50" w:type="dxa"/>
+              <w:top w:w="60" w:type="dxa"/>
+              <w:bottom w:w="60" w:type="dxa"/>
+              <w:left w:w="80" w:type="dxa"/>
+              <w:right w:w="80" w:type="dxa"/>
             </w:tcMar>
           </w:tcPr>
           <w:p>
             <w:r>
               <w:rPr>
-                <w:sz w:val="15"/>
+                <w:sz w:val="17"/>
               </w:rPr>
-              <w:t>-8.70</w:t>
+              <w:t>-5.26</w:t>
             </w:r>
           </w:p>
         </w:tc>
@@ -1582,18 +1846,18 @@
           <w:tcPr>
             <w:tcW w:type="dxa" w:w="1337"/>
             <w:tcMar>
-              <w:top w:w="35" w:type="dxa"/>
-              <w:bottom w:w="35" w:type="dxa"/>
-              <w:left w:w="50" w:type="dxa"/>
-              <w:right w:w="50" w:type="dxa"/>
+              <w:top w:w="60" w:type="dxa"/>
+              <w:bottom w:w="60" w:type="dxa"/>
+              <w:left w:w="80" w:type="dxa"/>
+              <w:right w:w="80" w:type="dxa"/>
             </w:tcMar>
           </w:tcPr>
           <w:p>
             <w:r>
               <w:rPr>
-                <w:sz w:val="15"/>
+                <w:sz w:val="17"/>
               </w:rPr>
-              <w:t>-34.60</w:t>
+              <w:t>2.70</w:t>
             </w:r>
           </w:p>
         </w:tc>
@@ -1603,1096 +1867,16 @@
           <w:tcPr>
             <w:tcW w:type="dxa" w:w="1337"/>
             <w:tcMar>
-              <w:top w:w="35" w:type="dxa"/>
-              <w:bottom w:w="35" w:type="dxa"/>
-              <w:left w:w="50" w:type="dxa"/>
-              <w:right w:w="50" w:type="dxa"/>
+              <w:top w:w="60" w:type="dxa"/>
+              <w:bottom w:w="60" w:type="dxa"/>
+              <w:left w:w="80" w:type="dxa"/>
+              <w:right w:w="80" w:type="dxa"/>
             </w:tcMar>
           </w:tcPr>
           <w:p>
             <w:r>
               <w:rPr>
-                <w:sz w:val="15"/>
-              </w:rPr>
-              <w:t>FDDNP</w:t>
-            </w:r>
-          </w:p>
-        </w:tc>
-        <w:tc>
-          <w:tcPr>
-            <w:tcW w:type="dxa" w:w="1337"/>
-            <w:tcMar>
-              <w:top w:w="35" w:type="dxa"/>
-              <w:bottom w:w="35" w:type="dxa"/>
-              <w:left w:w="50" w:type="dxa"/>
-              <w:right w:w="50" w:type="dxa"/>
-            </w:tcMar>
-          </w:tcPr>
-          <w:p>
-            <w:r>
-              <w:rPr>
-                <w:sz w:val="15"/>
-              </w:rPr>
-              <w:t>PET Radiotracer</w:t>
-            </w:r>
-          </w:p>
-        </w:tc>
-        <w:tc>
-          <w:tcPr>
-            <w:tcW w:type="dxa" w:w="1337"/>
-            <w:tcMar>
-              <w:top w:w="35" w:type="dxa"/>
-              <w:bottom w:w="35" w:type="dxa"/>
-              <w:left w:w="50" w:type="dxa"/>
-              <w:right w:w="50" w:type="dxa"/>
-            </w:tcMar>
-          </w:tcPr>
-          <w:p>
-            <w:r>
-              <w:rPr>
-                <w:sz w:val="15"/>
-              </w:rPr>
-              <w:t>DB_FDDNP</w:t>
-            </w:r>
-          </w:p>
-        </w:tc>
-        <w:tc>
-          <w:tcPr>
-            <w:tcW w:type="dxa" w:w="1337"/>
-            <w:tcMar>
-              <w:top w:w="35" w:type="dxa"/>
-              <w:bottom w:w="35" w:type="dxa"/>
-              <w:left w:w="50" w:type="dxa"/>
-              <w:right w:w="50" w:type="dxa"/>
-            </w:tcMar>
-          </w:tcPr>
-          <w:p>
-            <w:r>
-              <w:rPr>
-                <w:sz w:val="15"/>
-              </w:rPr>
-              <w:t>251.3</w:t>
-            </w:r>
-          </w:p>
-        </w:tc>
-        <w:tc>
-          <w:tcPr>
-            <w:tcW w:type="dxa" w:w="1337"/>
-            <w:tcMar>
-              <w:top w:w="35" w:type="dxa"/>
-              <w:bottom w:w="35" w:type="dxa"/>
-              <w:left w:w="50" w:type="dxa"/>
-              <w:right w:w="50" w:type="dxa"/>
-            </w:tcMar>
-          </w:tcPr>
-          <w:p>
-            <w:r>
-              <w:rPr>
-                <w:sz w:val="15"/>
-              </w:rPr>
-              <w:t>-7.90</w:t>
-            </w:r>
-          </w:p>
-        </w:tc>
-        <w:tc>
-          <w:tcPr>
-            <w:tcW w:type="dxa" w:w="1337"/>
-            <w:tcMar>
-              <w:top w:w="35" w:type="dxa"/>
-              <w:bottom w:w="35" w:type="dxa"/>
-              <w:left w:w="50" w:type="dxa"/>
-              <w:right w:w="50" w:type="dxa"/>
-            </w:tcMar>
-          </w:tcPr>
-          <w:p>
-            <w:r>
-              <w:rPr>
-                <w:sz w:val="15"/>
-              </w:rPr>
-              <w:t>-7.70</w:t>
-            </w:r>
-          </w:p>
-        </w:tc>
-        <w:tc>
-          <w:tcPr>
-            <w:tcW w:type="dxa" w:w="1337"/>
-            <w:tcMar>
-              <w:top w:w="35" w:type="dxa"/>
-              <w:bottom w:w="35" w:type="dxa"/>
-              <w:left w:w="50" w:type="dxa"/>
-              <w:right w:w="50" w:type="dxa"/>
-            </w:tcMar>
-          </w:tcPr>
-          <w:p>
-            <w:r>
-              <w:rPr>
-                <w:sz w:val="15"/>
-              </w:rPr>
-              <w:t>-27.50</w:t>
-            </w:r>
-          </w:p>
-        </w:tc>
-      </w:tr>
-      <w:tr>
-        <w:tc>
-          <w:tcPr>
-            <w:tcW w:type="dxa" w:w="1337"/>
-            <w:tcMar>
-              <w:top w:w="35" w:type="dxa"/>
-              <w:bottom w:w="35" w:type="dxa"/>
-              <w:left w:w="50" w:type="dxa"/>
-              <w:right w:w="50" w:type="dxa"/>
-            </w:tcMar>
-          </w:tcPr>
-          <w:p>
-            <w:r>
-              <w:rPr>
-                <w:sz w:val="15"/>
-              </w:rPr>
-              <w:t>Curcumin</w:t>
-            </w:r>
-          </w:p>
-        </w:tc>
-        <w:tc>
-          <w:tcPr>
-            <w:tcW w:type="dxa" w:w="1337"/>
-            <w:tcMar>
-              <w:top w:w="35" w:type="dxa"/>
-              <w:bottom w:w="35" w:type="dxa"/>
-              <w:left w:w="50" w:type="dxa"/>
-              <w:right w:w="50" w:type="dxa"/>
-            </w:tcMar>
-          </w:tcPr>
-          <w:p>
-            <w:r>
-              <w:rPr>
-                <w:sz w:val="15"/>
-              </w:rPr>
-              <w:t>Natural Polyphenol</w:t>
-            </w:r>
-          </w:p>
-        </w:tc>
-        <w:tc>
-          <w:tcPr>
-            <w:tcW w:type="dxa" w:w="1337"/>
-            <w:tcMar>
-              <w:top w:w="35" w:type="dxa"/>
-              <w:bottom w:w="35" w:type="dxa"/>
-              <w:left w:w="50" w:type="dxa"/>
-              <w:right w:w="50" w:type="dxa"/>
-            </w:tcMar>
-          </w:tcPr>
-          <w:p>
-            <w:r>
-              <w:rPr>
-                <w:sz w:val="15"/>
-              </w:rPr>
-              <w:t>DB02741</w:t>
-            </w:r>
-          </w:p>
-        </w:tc>
-        <w:tc>
-          <w:tcPr>
-            <w:tcW w:type="dxa" w:w="1337"/>
-            <w:tcMar>
-              <w:top w:w="35" w:type="dxa"/>
-              <w:bottom w:w="35" w:type="dxa"/>
-              <w:left w:w="50" w:type="dxa"/>
-              <w:right w:w="50" w:type="dxa"/>
-            </w:tcMar>
-          </w:tcPr>
-          <w:p>
-            <w:r>
-              <w:rPr>
-                <w:sz w:val="15"/>
-              </w:rPr>
-              <w:t>368.4</w:t>
-            </w:r>
-          </w:p>
-        </w:tc>
-        <w:tc>
-          <w:tcPr>
-            <w:tcW w:type="dxa" w:w="1337"/>
-            <w:tcMar>
-              <w:top w:w="35" w:type="dxa"/>
-              <w:bottom w:w="35" w:type="dxa"/>
-              <w:left w:w="50" w:type="dxa"/>
-              <w:right w:w="50" w:type="dxa"/>
-            </w:tcMar>
-          </w:tcPr>
-          <w:p>
-            <w:r>
-              <w:rPr>
-                <w:sz w:val="15"/>
-              </w:rPr>
-              <w:t>-9.20</w:t>
-            </w:r>
-          </w:p>
-        </w:tc>
-        <w:tc>
-          <w:tcPr>
-            <w:tcW w:type="dxa" w:w="1337"/>
-            <w:tcMar>
-              <w:top w:w="35" w:type="dxa"/>
-              <w:bottom w:w="35" w:type="dxa"/>
-              <w:left w:w="50" w:type="dxa"/>
-              <w:right w:w="50" w:type="dxa"/>
-            </w:tcMar>
-          </w:tcPr>
-          <w:p>
-            <w:r>
-              <w:rPr>
-                <w:sz w:val="15"/>
-              </w:rPr>
-              <w:t>-9.00</w:t>
-            </w:r>
-          </w:p>
-        </w:tc>
-        <w:tc>
-          <w:tcPr>
-            <w:tcW w:type="dxa" w:w="1337"/>
-            <w:tcMar>
-              <w:top w:w="35" w:type="dxa"/>
-              <w:bottom w:w="35" w:type="dxa"/>
-              <w:left w:w="50" w:type="dxa"/>
-              <w:right w:w="50" w:type="dxa"/>
-            </w:tcMar>
-          </w:tcPr>
-          <w:p>
-            <w:r>
-              <w:rPr>
-                <w:sz w:val="15"/>
-              </w:rPr>
-              <w:t>-33.80</w:t>
-            </w:r>
-          </w:p>
-        </w:tc>
-      </w:tr>
-      <w:tr>
-        <w:tc>
-          <w:tcPr>
-            <w:tcW w:type="dxa" w:w="1337"/>
-            <w:tcMar>
-              <w:top w:w="35" w:type="dxa"/>
-              <w:bottom w:w="35" w:type="dxa"/>
-              <w:left w:w="50" w:type="dxa"/>
-              <w:right w:w="50" w:type="dxa"/>
-            </w:tcMar>
-          </w:tcPr>
-          <w:p>
-            <w:r>
-              <w:rPr>
-                <w:sz w:val="15"/>
-              </w:rPr>
-              <w:t>EGCG</w:t>
-            </w:r>
-          </w:p>
-        </w:tc>
-        <w:tc>
-          <w:tcPr>
-            <w:tcW w:type="dxa" w:w="1337"/>
-            <w:tcMar>
-              <w:top w:w="35" w:type="dxa"/>
-              <w:bottom w:w="35" w:type="dxa"/>
-              <w:left w:w="50" w:type="dxa"/>
-              <w:right w:w="50" w:type="dxa"/>
-            </w:tcMar>
-          </w:tcPr>
-          <w:p>
-            <w:r>
-              <w:rPr>
-                <w:sz w:val="15"/>
-              </w:rPr>
-              <w:t>Catechin Polyphenol</w:t>
-            </w:r>
-          </w:p>
-        </w:tc>
-        <w:tc>
-          <w:tcPr>
-            <w:tcW w:type="dxa" w:w="1337"/>
-            <w:tcMar>
-              <w:top w:w="35" w:type="dxa"/>
-              <w:bottom w:w="35" w:type="dxa"/>
-              <w:left w:w="50" w:type="dxa"/>
-              <w:right w:w="50" w:type="dxa"/>
-            </w:tcMar>
-          </w:tcPr>
-          <w:p>
-            <w:r>
-              <w:rPr>
-                <w:sz w:val="15"/>
-              </w:rPr>
-              <w:t>DB03603</w:t>
-            </w:r>
-          </w:p>
-        </w:tc>
-        <w:tc>
-          <w:tcPr>
-            <w:tcW w:type="dxa" w:w="1337"/>
-            <w:tcMar>
-              <w:top w:w="35" w:type="dxa"/>
-              <w:bottom w:w="35" w:type="dxa"/>
-              <w:left w:w="50" w:type="dxa"/>
-              <w:right w:w="50" w:type="dxa"/>
-            </w:tcMar>
-          </w:tcPr>
-          <w:p>
-            <w:r>
-              <w:rPr>
-                <w:sz w:val="15"/>
-              </w:rPr>
-              <w:t>474.4</w:t>
-            </w:r>
-          </w:p>
-        </w:tc>
-        <w:tc>
-          <w:tcPr>
-            <w:tcW w:type="dxa" w:w="1337"/>
-            <w:tcMar>
-              <w:top w:w="35" w:type="dxa"/>
-              <w:bottom w:w="35" w:type="dxa"/>
-              <w:left w:w="50" w:type="dxa"/>
-              <w:right w:w="50" w:type="dxa"/>
-            </w:tcMar>
-          </w:tcPr>
-          <w:p>
-            <w:r>
-              <w:rPr>
-                <w:sz w:val="15"/>
-              </w:rPr>
-              <w:t>-9.80</w:t>
-            </w:r>
-          </w:p>
-        </w:tc>
-        <w:tc>
-          <w:tcPr>
-            <w:tcW w:type="dxa" w:w="1337"/>
-            <w:tcMar>
-              <w:top w:w="35" w:type="dxa"/>
-              <w:bottom w:w="35" w:type="dxa"/>
-              <w:left w:w="50" w:type="dxa"/>
-              <w:right w:w="50" w:type="dxa"/>
-            </w:tcMar>
-          </w:tcPr>
-          <w:p>
-            <w:r>
-              <w:rPr>
-                <w:sz w:val="15"/>
-              </w:rPr>
-              <w:t>-9.60</w:t>
-            </w:r>
-          </w:p>
-        </w:tc>
-        <w:tc>
-          <w:tcPr>
-            <w:tcW w:type="dxa" w:w="1337"/>
-            <w:tcMar>
-              <w:top w:w="35" w:type="dxa"/>
-              <w:bottom w:w="35" w:type="dxa"/>
-              <w:left w:w="50" w:type="dxa"/>
-              <w:right w:w="50" w:type="dxa"/>
-            </w:tcMar>
-          </w:tcPr>
-          <w:p>
-            <w:r>
-              <w:rPr>
-                <w:sz w:val="15"/>
-              </w:rPr>
-              <w:t>-36.20</w:t>
-            </w:r>
-          </w:p>
-        </w:tc>
-      </w:tr>
-      <w:tr>
-        <w:tc>
-          <w:tcPr>
-            <w:tcW w:type="dxa" w:w="1337"/>
-            <w:tcMar>
-              <w:top w:w="35" w:type="dxa"/>
-              <w:bottom w:w="35" w:type="dxa"/>
-              <w:left w:w="50" w:type="dxa"/>
-              <w:right w:w="50" w:type="dxa"/>
-            </w:tcMar>
-          </w:tcPr>
-          <w:p>
-            <w:r>
-              <w:rPr>
-                <w:sz w:val="15"/>
-              </w:rPr>
-              <w:t>Resveratrol</w:t>
-            </w:r>
-          </w:p>
-        </w:tc>
-        <w:tc>
-          <w:tcPr>
-            <w:tcW w:type="dxa" w:w="1337"/>
-            <w:tcMar>
-              <w:top w:w="35" w:type="dxa"/>
-              <w:bottom w:w="35" w:type="dxa"/>
-              <w:left w:w="50" w:type="dxa"/>
-              <w:right w:w="50" w:type="dxa"/>
-            </w:tcMar>
-          </w:tcPr>
-          <w:p>
-            <w:r>
-              <w:rPr>
-                <w:sz w:val="15"/>
-              </w:rPr>
-              <w:t>Stilbenoid</w:t>
-            </w:r>
-          </w:p>
-        </w:tc>
-        <w:tc>
-          <w:tcPr>
-            <w:tcW w:type="dxa" w:w="1337"/>
-            <w:tcMar>
-              <w:top w:w="35" w:type="dxa"/>
-              <w:bottom w:w="35" w:type="dxa"/>
-              <w:left w:w="50" w:type="dxa"/>
-              <w:right w:w="50" w:type="dxa"/>
-            </w:tcMar>
-          </w:tcPr>
-          <w:p>
-            <w:r>
-              <w:rPr>
-                <w:sz w:val="15"/>
-              </w:rPr>
-              <w:t>DB02709</w:t>
-            </w:r>
-          </w:p>
-        </w:tc>
-        <w:tc>
-          <w:tcPr>
-            <w:tcW w:type="dxa" w:w="1337"/>
-            <w:tcMar>
-              <w:top w:w="35" w:type="dxa"/>
-              <w:bottom w:w="35" w:type="dxa"/>
-              <w:left w:w="50" w:type="dxa"/>
-              <w:right w:w="50" w:type="dxa"/>
-            </w:tcMar>
-          </w:tcPr>
-          <w:p>
-            <w:r>
-              <w:rPr>
-                <w:sz w:val="15"/>
-              </w:rPr>
-              <w:t>228.2</w:t>
-            </w:r>
-          </w:p>
-        </w:tc>
-        <w:tc>
-          <w:tcPr>
-            <w:tcW w:type="dxa" w:w="1337"/>
-            <w:tcMar>
-              <w:top w:w="35" w:type="dxa"/>
-              <w:bottom w:w="35" w:type="dxa"/>
-              <w:left w:w="50" w:type="dxa"/>
-              <w:right w:w="50" w:type="dxa"/>
-            </w:tcMar>
-          </w:tcPr>
-          <w:p>
-            <w:r>
-              <w:rPr>
-                <w:sz w:val="15"/>
-              </w:rPr>
-              <w:t>-7.80</w:t>
-            </w:r>
-          </w:p>
-        </w:tc>
-        <w:tc>
-          <w:tcPr>
-            <w:tcW w:type="dxa" w:w="1337"/>
-            <w:tcMar>
-              <w:top w:w="35" w:type="dxa"/>
-              <w:bottom w:w="35" w:type="dxa"/>
-              <w:left w:w="50" w:type="dxa"/>
-              <w:right w:w="50" w:type="dxa"/>
-            </w:tcMar>
-          </w:tcPr>
-          <w:p>
-            <w:r>
-              <w:rPr>
-                <w:sz w:val="15"/>
-              </w:rPr>
-              <w:t>-7.60</w:t>
-            </w:r>
-          </w:p>
-        </w:tc>
-        <w:tc>
-          <w:tcPr>
-            <w:tcW w:type="dxa" w:w="1337"/>
-            <w:tcMar>
-              <w:top w:w="35" w:type="dxa"/>
-              <w:bottom w:w="35" w:type="dxa"/>
-              <w:left w:w="50" w:type="dxa"/>
-              <w:right w:w="50" w:type="dxa"/>
-            </w:tcMar>
-          </w:tcPr>
-          <w:p>
-            <w:r>
-              <w:rPr>
-                <w:sz w:val="15"/>
-              </w:rPr>
-              <w:t>-27.20</w:t>
-            </w:r>
-          </w:p>
-        </w:tc>
-      </w:tr>
-      <w:tr>
-        <w:tc>
-          <w:tcPr>
-            <w:tcW w:type="dxa" w:w="1337"/>
-            <w:tcMar>
-              <w:top w:w="35" w:type="dxa"/>
-              <w:bottom w:w="35" w:type="dxa"/>
-              <w:left w:w="50" w:type="dxa"/>
-              <w:right w:w="50" w:type="dxa"/>
-            </w:tcMar>
-          </w:tcPr>
-          <w:p>
-            <w:r>
-              <w:rPr>
-                <w:sz w:val="15"/>
-              </w:rPr>
-              <w:t>Quercetin</w:t>
-            </w:r>
-          </w:p>
-        </w:tc>
-        <w:tc>
-          <w:tcPr>
-            <w:tcW w:type="dxa" w:w="1337"/>
-            <w:tcMar>
-              <w:top w:w="35" w:type="dxa"/>
-              <w:bottom w:w="35" w:type="dxa"/>
-              <w:left w:w="50" w:type="dxa"/>
-              <w:right w:w="50" w:type="dxa"/>
-            </w:tcMar>
-          </w:tcPr>
-          <w:p>
-            <w:r>
-              <w:rPr>
-                <w:sz w:val="15"/>
-              </w:rPr>
-              <w:t>Flavonoid</w:t>
-            </w:r>
-          </w:p>
-        </w:tc>
-        <w:tc>
-          <w:tcPr>
-            <w:tcW w:type="dxa" w:w="1337"/>
-            <w:tcMar>
-              <w:top w:w="35" w:type="dxa"/>
-              <w:bottom w:w="35" w:type="dxa"/>
-              <w:left w:w="50" w:type="dxa"/>
-              <w:right w:w="50" w:type="dxa"/>
-            </w:tcMar>
-          </w:tcPr>
-          <w:p>
-            <w:r>
-              <w:rPr>
-                <w:sz w:val="15"/>
-              </w:rPr>
-              <w:t>DB04216</w:t>
-            </w:r>
-          </w:p>
-        </w:tc>
-        <w:tc>
-          <w:tcPr>
-            <w:tcW w:type="dxa" w:w="1337"/>
-            <w:tcMar>
-              <w:top w:w="35" w:type="dxa"/>
-              <w:bottom w:w="35" w:type="dxa"/>
-              <w:left w:w="50" w:type="dxa"/>
-              <w:right w:w="50" w:type="dxa"/>
-            </w:tcMar>
-          </w:tcPr>
-          <w:p>
-            <w:r>
-              <w:rPr>
-                <w:sz w:val="15"/>
-              </w:rPr>
-              <w:t>302.2</w:t>
-            </w:r>
-          </w:p>
-        </w:tc>
-        <w:tc>
-          <w:tcPr>
-            <w:tcW w:type="dxa" w:w="1337"/>
-            <w:tcMar>
-              <w:top w:w="35" w:type="dxa"/>
-              <w:bottom w:w="35" w:type="dxa"/>
-              <w:left w:w="50" w:type="dxa"/>
-              <w:right w:w="50" w:type="dxa"/>
-            </w:tcMar>
-          </w:tcPr>
-          <w:p>
-            <w:r>
-              <w:rPr>
-                <w:sz w:val="15"/>
-              </w:rPr>
-              <w:t>-8.60</w:t>
-            </w:r>
-          </w:p>
-        </w:tc>
-        <w:tc>
-          <w:tcPr>
-            <w:tcW w:type="dxa" w:w="1337"/>
-            <w:tcMar>
-              <w:top w:w="35" w:type="dxa"/>
-              <w:bottom w:w="35" w:type="dxa"/>
-              <w:left w:w="50" w:type="dxa"/>
-              <w:right w:w="50" w:type="dxa"/>
-            </w:tcMar>
-          </w:tcPr>
-          <w:p>
-            <w:r>
-              <w:rPr>
-                <w:sz w:val="15"/>
-              </w:rPr>
-              <w:t>-8.40</w:t>
-            </w:r>
-          </w:p>
-        </w:tc>
-        <w:tc>
-          <w:tcPr>
-            <w:tcW w:type="dxa" w:w="1337"/>
-            <w:tcMar>
-              <w:top w:w="35" w:type="dxa"/>
-              <w:bottom w:w="35" w:type="dxa"/>
-              <w:left w:w="50" w:type="dxa"/>
-              <w:right w:w="50" w:type="dxa"/>
-            </w:tcMar>
-          </w:tcPr>
-          <w:p>
-            <w:r>
-              <w:rPr>
-                <w:sz w:val="15"/>
-              </w:rPr>
-              <w:t>-30.50</w:t>
-            </w:r>
-          </w:p>
-        </w:tc>
-      </w:tr>
-      <w:tr>
-        <w:tc>
-          <w:tcPr>
-            <w:tcW w:type="dxa" w:w="1337"/>
-            <w:tcMar>
-              <w:top w:w="35" w:type="dxa"/>
-              <w:bottom w:w="35" w:type="dxa"/>
-              <w:left w:w="50" w:type="dxa"/>
-              <w:right w:w="50" w:type="dxa"/>
-            </w:tcMar>
-          </w:tcPr>
-          <w:p>
-            <w:r>
-              <w:rPr>
-                <w:sz w:val="15"/>
-              </w:rPr>
-              <w:t>Myricetin</w:t>
-            </w:r>
-          </w:p>
-        </w:tc>
-        <w:tc>
-          <w:tcPr>
-            <w:tcW w:type="dxa" w:w="1337"/>
-            <w:tcMar>
-              <w:top w:w="35" w:type="dxa"/>
-              <w:bottom w:w="35" w:type="dxa"/>
-              <w:left w:w="50" w:type="dxa"/>
-              <w:right w:w="50" w:type="dxa"/>
-            </w:tcMar>
-          </w:tcPr>
-          <w:p>
-            <w:r>
-              <w:rPr>
-                <w:sz w:val="15"/>
-              </w:rPr>
-              <w:t>Flavonoid</w:t>
-            </w:r>
-          </w:p>
-        </w:tc>
-        <w:tc>
-          <w:tcPr>
-            <w:tcW w:type="dxa" w:w="1337"/>
-            <w:tcMar>
-              <w:top w:w="35" w:type="dxa"/>
-              <w:bottom w:w="35" w:type="dxa"/>
-              <w:left w:w="50" w:type="dxa"/>
-              <w:right w:w="50" w:type="dxa"/>
-            </w:tcMar>
-          </w:tcPr>
-          <w:p>
-            <w:r>
-              <w:rPr>
-                <w:sz w:val="15"/>
-              </w:rPr>
-              <w:t>DB_Myr</w:t>
-            </w:r>
-          </w:p>
-        </w:tc>
-        <w:tc>
-          <w:tcPr>
-            <w:tcW w:type="dxa" w:w="1337"/>
-            <w:tcMar>
-              <w:top w:w="35" w:type="dxa"/>
-              <w:bottom w:w="35" w:type="dxa"/>
-              <w:left w:w="50" w:type="dxa"/>
-              <w:right w:w="50" w:type="dxa"/>
-            </w:tcMar>
-          </w:tcPr>
-          <w:p>
-            <w:r>
-              <w:rPr>
-                <w:sz w:val="15"/>
-              </w:rPr>
-              <w:t>318.2</w:t>
-            </w:r>
-          </w:p>
-        </w:tc>
-        <w:tc>
-          <w:tcPr>
-            <w:tcW w:type="dxa" w:w="1337"/>
-            <w:tcMar>
-              <w:top w:w="35" w:type="dxa"/>
-              <w:bottom w:w="35" w:type="dxa"/>
-              <w:left w:w="50" w:type="dxa"/>
-              <w:right w:w="50" w:type="dxa"/>
-            </w:tcMar>
-          </w:tcPr>
-          <w:p>
-            <w:r>
-              <w:rPr>
-                <w:sz w:val="15"/>
-              </w:rPr>
-              <w:t>-8.70</w:t>
-            </w:r>
-          </w:p>
-        </w:tc>
-        <w:tc>
-          <w:tcPr>
-            <w:tcW w:type="dxa" w:w="1337"/>
-            <w:tcMar>
-              <w:top w:w="35" w:type="dxa"/>
-              <w:bottom w:w="35" w:type="dxa"/>
-              <w:left w:w="50" w:type="dxa"/>
-              <w:right w:w="50" w:type="dxa"/>
-            </w:tcMar>
-          </w:tcPr>
-          <w:p>
-            <w:r>
-              <w:rPr>
-                <w:sz w:val="15"/>
-              </w:rPr>
-              <w:t>-8.50</w:t>
-            </w:r>
-          </w:p>
-        </w:tc>
-        <w:tc>
-          <w:tcPr>
-            <w:tcW w:type="dxa" w:w="1337"/>
-            <w:tcMar>
-              <w:top w:w="35" w:type="dxa"/>
-              <w:bottom w:w="35" w:type="dxa"/>
-              <w:left w:w="50" w:type="dxa"/>
-              <w:right w:w="50" w:type="dxa"/>
-            </w:tcMar>
-          </w:tcPr>
-          <w:p>
-            <w:r>
-              <w:rPr>
-                <w:sz w:val="15"/>
-              </w:rPr>
-              <w:t>-31.20</w:t>
-            </w:r>
-          </w:p>
-        </w:tc>
-      </w:tr>
-      <w:tr>
-        <w:tc>
-          <w:tcPr>
-            <w:tcW w:type="dxa" w:w="1337"/>
-            <w:tcMar>
-              <w:top w:w="35" w:type="dxa"/>
-              <w:bottom w:w="35" w:type="dxa"/>
-              <w:left w:w="50" w:type="dxa"/>
-              <w:right w:w="50" w:type="dxa"/>
-            </w:tcMar>
-          </w:tcPr>
-          <w:p>
-            <w:r>
-              <w:rPr>
-                <w:sz w:val="15"/>
-              </w:rPr>
-              <w:t>Baicalein</w:t>
-            </w:r>
-          </w:p>
-        </w:tc>
-        <w:tc>
-          <w:tcPr>
-            <w:tcW w:type="dxa" w:w="1337"/>
-            <w:tcMar>
-              <w:top w:w="35" w:type="dxa"/>
-              <w:bottom w:w="35" w:type="dxa"/>
-              <w:left w:w="50" w:type="dxa"/>
-              <w:right w:w="50" w:type="dxa"/>
-            </w:tcMar>
-          </w:tcPr>
-          <w:p>
-            <w:r>
-              <w:rPr>
-                <w:sz w:val="15"/>
-              </w:rPr>
-              <w:t>Flavonoid</w:t>
-            </w:r>
-          </w:p>
-        </w:tc>
-        <w:tc>
-          <w:tcPr>
-            <w:tcW w:type="dxa" w:w="1337"/>
-            <w:tcMar>
-              <w:top w:w="35" w:type="dxa"/>
-              <w:bottom w:w="35" w:type="dxa"/>
-              <w:left w:w="50" w:type="dxa"/>
-              <w:right w:w="50" w:type="dxa"/>
-            </w:tcMar>
-          </w:tcPr>
-          <w:p>
-            <w:r>
-              <w:rPr>
-                <w:sz w:val="15"/>
-              </w:rPr>
-              <w:t>DB_Bai</w:t>
-            </w:r>
-          </w:p>
-        </w:tc>
-        <w:tc>
-          <w:tcPr>
-            <w:tcW w:type="dxa" w:w="1337"/>
-            <w:tcMar>
-              <w:top w:w="35" w:type="dxa"/>
-              <w:bottom w:w="35" w:type="dxa"/>
-              <w:left w:w="50" w:type="dxa"/>
-              <w:right w:w="50" w:type="dxa"/>
-            </w:tcMar>
-          </w:tcPr>
-          <w:p>
-            <w:r>
-              <w:rPr>
-                <w:sz w:val="15"/>
-              </w:rPr>
-              <w:t>270.2</w:t>
-            </w:r>
-          </w:p>
-        </w:tc>
-        <w:tc>
-          <w:tcPr>
-            <w:tcW w:type="dxa" w:w="1337"/>
-            <w:tcMar>
-              <w:top w:w="35" w:type="dxa"/>
-              <w:bottom w:w="35" w:type="dxa"/>
-              <w:left w:w="50" w:type="dxa"/>
-              <w:right w:w="50" w:type="dxa"/>
-            </w:tcMar>
-          </w:tcPr>
-          <w:p>
-            <w:r>
-              <w:rPr>
-                <w:sz w:val="15"/>
-              </w:rPr>
-              <w:t>-8.10</w:t>
-            </w:r>
-          </w:p>
-        </w:tc>
-        <w:tc>
-          <w:tcPr>
-            <w:tcW w:type="dxa" w:w="1337"/>
-            <w:tcMar>
-              <w:top w:w="35" w:type="dxa"/>
-              <w:bottom w:w="35" w:type="dxa"/>
-              <w:left w:w="50" w:type="dxa"/>
-              <w:right w:w="50" w:type="dxa"/>
-            </w:tcMar>
-          </w:tcPr>
-          <w:p>
-            <w:r>
-              <w:rPr>
-                <w:sz w:val="15"/>
-              </w:rPr>
-              <w:t>-7.90</w:t>
-            </w:r>
-          </w:p>
-        </w:tc>
-        <w:tc>
-          <w:tcPr>
-            <w:tcW w:type="dxa" w:w="1337"/>
-            <w:tcMar>
-              <w:top w:w="35" w:type="dxa"/>
-              <w:bottom w:w="35" w:type="dxa"/>
-              <w:left w:w="50" w:type="dxa"/>
-              <w:right w:w="50" w:type="dxa"/>
-            </w:tcMar>
-          </w:tcPr>
-          <w:p>
-            <w:r>
-              <w:rPr>
-                <w:sz w:val="15"/>
-              </w:rPr>
-              <w:t>-28.90</w:t>
-            </w:r>
-          </w:p>
-        </w:tc>
-      </w:tr>
-      <w:tr>
-        <w:tc>
-          <w:tcPr>
-            <w:tcW w:type="dxa" w:w="1337"/>
-            <w:tcMar>
-              <w:top w:w="35" w:type="dxa"/>
-              <w:bottom w:w="35" w:type="dxa"/>
-              <w:left w:w="50" w:type="dxa"/>
-              <w:right w:w="50" w:type="dxa"/>
-            </w:tcMar>
-          </w:tcPr>
-          <w:p>
-            <w:r>
-              <w:rPr>
-                <w:sz w:val="15"/>
-              </w:rPr>
-              <w:t>Rosmarinic Acid</w:t>
-            </w:r>
-          </w:p>
-        </w:tc>
-        <w:tc>
-          <w:tcPr>
-            <w:tcW w:type="dxa" w:w="1337"/>
-            <w:tcMar>
-              <w:top w:w="35" w:type="dxa"/>
-              <w:bottom w:w="35" w:type="dxa"/>
-              <w:left w:w="50" w:type="dxa"/>
-              <w:right w:w="50" w:type="dxa"/>
-            </w:tcMar>
-          </w:tcPr>
-          <w:p>
-            <w:r>
-              <w:rPr>
-                <w:sz w:val="15"/>
-              </w:rPr>
-              <w:t>Polyphenol</w:t>
-            </w:r>
-          </w:p>
-        </w:tc>
-        <w:tc>
-          <w:tcPr>
-            <w:tcW w:type="dxa" w:w="1337"/>
-            <w:tcMar>
-              <w:top w:w="35" w:type="dxa"/>
-              <w:bottom w:w="35" w:type="dxa"/>
-              <w:left w:w="50" w:type="dxa"/>
-              <w:right w:w="50" w:type="dxa"/>
-            </w:tcMar>
-          </w:tcPr>
-          <w:p>
-            <w:r>
-              <w:rPr>
-                <w:sz w:val="15"/>
-              </w:rPr>
-              <w:t>DB_Ros</w:t>
-            </w:r>
-          </w:p>
-        </w:tc>
-        <w:tc>
-          <w:tcPr>
-            <w:tcW w:type="dxa" w:w="1337"/>
-            <w:tcMar>
-              <w:top w:w="35" w:type="dxa"/>
-              <w:bottom w:w="35" w:type="dxa"/>
-              <w:left w:w="50" w:type="dxa"/>
-              <w:right w:w="50" w:type="dxa"/>
-            </w:tcMar>
-          </w:tcPr>
-          <w:p>
-            <w:r>
-              <w:rPr>
-                <w:sz w:val="15"/>
-              </w:rPr>
-              <w:t>376.3</w:t>
-            </w:r>
-          </w:p>
-        </w:tc>
-        <w:tc>
-          <w:tcPr>
-            <w:tcW w:type="dxa" w:w="1337"/>
-            <w:tcMar>
-              <w:top w:w="35" w:type="dxa"/>
-              <w:bottom w:w="35" w:type="dxa"/>
-              <w:left w:w="50" w:type="dxa"/>
-              <w:right w:w="50" w:type="dxa"/>
-            </w:tcMar>
-          </w:tcPr>
-          <w:p>
-            <w:r>
-              <w:rPr>
-                <w:sz w:val="15"/>
-              </w:rPr>
-              <w:t>-8.90</w:t>
-            </w:r>
-          </w:p>
-        </w:tc>
-        <w:tc>
-          <w:tcPr>
-            <w:tcW w:type="dxa" w:w="1337"/>
-            <w:tcMar>
-              <w:top w:w="35" w:type="dxa"/>
-              <w:bottom w:w="35" w:type="dxa"/>
-              <w:left w:w="50" w:type="dxa"/>
-              <w:right w:w="50" w:type="dxa"/>
-            </w:tcMar>
-          </w:tcPr>
-          <w:p>
-            <w:r>
-              <w:rPr>
-                <w:sz w:val="15"/>
-              </w:rPr>
-              <w:t>-8.70</w:t>
-            </w:r>
-          </w:p>
-        </w:tc>
-        <w:tc>
-          <w:tcPr>
-            <w:tcW w:type="dxa" w:w="1337"/>
-            <w:tcMar>
-              <w:top w:w="35" w:type="dxa"/>
-              <w:bottom w:w="35" w:type="dxa"/>
-              <w:left w:w="50" w:type="dxa"/>
-              <w:right w:w="50" w:type="dxa"/>
-            </w:tcMar>
-          </w:tcPr>
-          <w:p>
-            <w:r>
-              <w:rPr>
-                <w:sz w:val="15"/>
-              </w:rPr>
-              <w:t>-32.40</w:t>
-            </w:r>
-          </w:p>
-        </w:tc>
-      </w:tr>
-      <w:tr>
-        <w:tc>
-          <w:tcPr>
-            <w:tcW w:type="dxa" w:w="1337"/>
-            <w:tcMar>
-              <w:top w:w="35" w:type="dxa"/>
-              <w:bottom w:w="35" w:type="dxa"/>
-              <w:left w:w="50" w:type="dxa"/>
-              <w:right w:w="50" w:type="dxa"/>
-            </w:tcMar>
-          </w:tcPr>
-          <w:p>
-            <w:r>
-              <w:rPr>
-                <w:sz w:val="15"/>
+                <w:sz w:val="17"/>
               </w:rPr>
               <w:t>Fisetin</w:t>
             </w:r>
@@ -2702,18 +1886,18 @@
           <w:tcPr>
             <w:tcW w:type="dxa" w:w="1337"/>
             <w:tcMar>
-              <w:top w:w="35" w:type="dxa"/>
-              <w:bottom w:w="35" w:type="dxa"/>
-              <w:left w:w="50" w:type="dxa"/>
-              <w:right w:w="50" w:type="dxa"/>
+              <w:top w:w="60" w:type="dxa"/>
+              <w:bottom w:w="60" w:type="dxa"/>
+              <w:left w:w="80" w:type="dxa"/>
+              <w:right w:w="80" w:type="dxa"/>
             </w:tcMar>
           </w:tcPr>
           <w:p>
             <w:r>
               <w:rPr>
-                <w:sz w:val="15"/>
+                <w:sz w:val="17"/>
               </w:rPr>
-              <w:t>Flavonoid</w:t>
+              <w:t>Senolytic &amp; Tau Disagg</w:t>
             </w:r>
           </w:p>
         </w:tc>
@@ -2721,35 +1905,16 @@
           <w:tcPr>
             <w:tcW w:type="dxa" w:w="1337"/>
             <w:tcMar>
-              <w:top w:w="35" w:type="dxa"/>
-              <w:bottom w:w="35" w:type="dxa"/>
-              <w:left w:w="50" w:type="dxa"/>
-              <w:right w:w="50" w:type="dxa"/>
+              <w:top w:w="60" w:type="dxa"/>
+              <w:bottom w:w="60" w:type="dxa"/>
+              <w:left w:w="80" w:type="dxa"/>
+              <w:right w:w="80" w:type="dxa"/>
             </w:tcMar>
           </w:tcPr>
           <w:p>
             <w:r>
               <w:rPr>
-                <w:sz w:val="15"/>
-              </w:rPr>
-              <w:t>DB_Fis</w:t>
-            </w:r>
-          </w:p>
-        </w:tc>
-        <w:tc>
-          <w:tcPr>
-            <w:tcW w:type="dxa" w:w="1337"/>
-            <w:tcMar>
-              <w:top w:w="35" w:type="dxa"/>
-              <w:bottom w:w="35" w:type="dxa"/>
-              <w:left w:w="50" w:type="dxa"/>
-              <w:right w:w="50" w:type="dxa"/>
-            </w:tcMar>
-          </w:tcPr>
-          <w:p>
-            <w:r>
-              <w:rPr>
-                <w:sz w:val="15"/>
+                <w:sz w:val="17"/>
               </w:rPr>
               <w:t>286.2</w:t>
             </w:r>
@@ -2759,18 +1924,18 @@
           <w:tcPr>
             <w:tcW w:type="dxa" w:w="1337"/>
             <w:tcMar>
-              <w:top w:w="35" w:type="dxa"/>
-              <w:bottom w:w="35" w:type="dxa"/>
-              <w:left w:w="50" w:type="dxa"/>
-              <w:right w:w="50" w:type="dxa"/>
+              <w:top w:w="60" w:type="dxa"/>
+              <w:bottom w:w="60" w:type="dxa"/>
+              <w:left w:w="80" w:type="dxa"/>
+              <w:right w:w="80" w:type="dxa"/>
             </w:tcMar>
           </w:tcPr>
           <w:p>
             <w:r>
               <w:rPr>
-                <w:sz w:val="15"/>
+                <w:sz w:val="17"/>
               </w:rPr>
-              <w:t>-8.30</w:t>
+              <w:t>2.28</w:t>
             </w:r>
           </w:p>
         </w:tc>
@@ -2778,18 +1943,18 @@
           <w:tcPr>
             <w:tcW w:type="dxa" w:w="1337"/>
             <w:tcMar>
-              <w:top w:w="35" w:type="dxa"/>
-              <w:bottom w:w="35" w:type="dxa"/>
-              <w:left w:w="50" w:type="dxa"/>
-              <w:right w:w="50" w:type="dxa"/>
+              <w:top w:w="60" w:type="dxa"/>
+              <w:bottom w:w="60" w:type="dxa"/>
+              <w:left w:w="80" w:type="dxa"/>
+              <w:right w:w="80" w:type="dxa"/>
             </w:tcMar>
           </w:tcPr>
           <w:p>
             <w:r>
               <w:rPr>
-                <w:sz w:val="15"/>
+                <w:sz w:val="17"/>
               </w:rPr>
-              <w:t>-8.10</w:t>
+              <w:t>111.1</w:t>
             </w:r>
           </w:p>
         </w:tc>
@@ -2797,39 +1962,18 @@
           <w:tcPr>
             <w:tcW w:type="dxa" w:w="1337"/>
             <w:tcMar>
-              <w:top w:w="35" w:type="dxa"/>
-              <w:bottom w:w="35" w:type="dxa"/>
-              <w:left w:w="50" w:type="dxa"/>
-              <w:right w:w="50" w:type="dxa"/>
+              <w:top w:w="60" w:type="dxa"/>
+              <w:bottom w:w="60" w:type="dxa"/>
+              <w:left w:w="80" w:type="dxa"/>
+              <w:right w:w="80" w:type="dxa"/>
             </w:tcMar>
           </w:tcPr>
           <w:p>
             <w:r>
               <w:rPr>
-                <w:sz w:val="15"/>
+                <w:sz w:val="17"/>
               </w:rPr>
-              <w:t>-29.60</w:t>
-            </w:r>
-          </w:p>
-        </w:tc>
-      </w:tr>
-      <w:tr>
-        <w:tc>
-          <w:tcPr>
-            <w:tcW w:type="dxa" w:w="1337"/>
-            <w:tcMar>
-              <w:top w:w="35" w:type="dxa"/>
-              <w:bottom w:w="35" w:type="dxa"/>
-              <w:left w:w="50" w:type="dxa"/>
-              <w:right w:w="50" w:type="dxa"/>
-            </w:tcMar>
-          </w:tcPr>
-          <w:p>
-            <w:r>
-              <w:rPr>
-                <w:sz w:val="15"/>
-              </w:rPr>
-              <w:t>Apigenin</w:t>
+              <w:t>-5.40</w:t>
             </w:r>
           </w:p>
         </w:tc>
@@ -2837,1598 +1981,18 @@
           <w:tcPr>
             <w:tcW w:type="dxa" w:w="1337"/>
             <w:tcMar>
-              <w:top w:w="35" w:type="dxa"/>
-              <w:bottom w:w="35" w:type="dxa"/>
-              <w:left w:w="50" w:type="dxa"/>
-              <w:right w:w="50" w:type="dxa"/>
+              <w:top w:w="60" w:type="dxa"/>
+              <w:bottom w:w="60" w:type="dxa"/>
+              <w:left w:w="80" w:type="dxa"/>
+              <w:right w:w="80" w:type="dxa"/>
             </w:tcMar>
           </w:tcPr>
           <w:p>
             <w:r>
               <w:rPr>
-                <w:sz w:val="15"/>
+                <w:sz w:val="17"/>
               </w:rPr>
-              <w:t>Flavonoid</w:t>
-            </w:r>
-          </w:p>
-        </w:tc>
-        <w:tc>
-          <w:tcPr>
-            <w:tcW w:type="dxa" w:w="1337"/>
-            <w:tcMar>
-              <w:top w:w="35" w:type="dxa"/>
-              <w:bottom w:w="35" w:type="dxa"/>
-              <w:left w:w="50" w:type="dxa"/>
-              <w:right w:w="50" w:type="dxa"/>
-            </w:tcMar>
-          </w:tcPr>
-          <w:p>
-            <w:r>
-              <w:rPr>
-                <w:sz w:val="15"/>
-              </w:rPr>
-              <w:t>DB_Api</w:t>
-            </w:r>
-          </w:p>
-        </w:tc>
-        <w:tc>
-          <w:tcPr>
-            <w:tcW w:type="dxa" w:w="1337"/>
-            <w:tcMar>
-              <w:top w:w="35" w:type="dxa"/>
-              <w:bottom w:w="35" w:type="dxa"/>
-              <w:left w:w="50" w:type="dxa"/>
-              <w:right w:w="50" w:type="dxa"/>
-            </w:tcMar>
-          </w:tcPr>
-          <w:p>
-            <w:r>
-              <w:rPr>
-                <w:sz w:val="15"/>
-              </w:rPr>
-              <w:t>270.2</w:t>
-            </w:r>
-          </w:p>
-        </w:tc>
-        <w:tc>
-          <w:tcPr>
-            <w:tcW w:type="dxa" w:w="1337"/>
-            <w:tcMar>
-              <w:top w:w="35" w:type="dxa"/>
-              <w:bottom w:w="35" w:type="dxa"/>
-              <w:left w:w="50" w:type="dxa"/>
-              <w:right w:w="50" w:type="dxa"/>
-            </w:tcMar>
-          </w:tcPr>
-          <w:p>
-            <w:r>
-              <w:rPr>
-                <w:sz w:val="15"/>
-              </w:rPr>
-              <w:t>-8.20</w:t>
-            </w:r>
-          </w:p>
-        </w:tc>
-        <w:tc>
-          <w:tcPr>
-            <w:tcW w:type="dxa" w:w="1337"/>
-            <w:tcMar>
-              <w:top w:w="35" w:type="dxa"/>
-              <w:bottom w:w="35" w:type="dxa"/>
-              <w:left w:w="50" w:type="dxa"/>
-              <w:right w:w="50" w:type="dxa"/>
-            </w:tcMar>
-          </w:tcPr>
-          <w:p>
-            <w:r>
-              <w:rPr>
-                <w:sz w:val="15"/>
-              </w:rPr>
-              <w:t>-8.00</w:t>
-            </w:r>
-          </w:p>
-        </w:tc>
-        <w:tc>
-          <w:tcPr>
-            <w:tcW w:type="dxa" w:w="1337"/>
-            <w:tcMar>
-              <w:top w:w="35" w:type="dxa"/>
-              <w:bottom w:w="35" w:type="dxa"/>
-              <w:left w:w="50" w:type="dxa"/>
-              <w:right w:w="50" w:type="dxa"/>
-            </w:tcMar>
-          </w:tcPr>
-          <w:p>
-            <w:r>
-              <w:rPr>
-                <w:sz w:val="15"/>
-              </w:rPr>
-              <w:t>-28.70</w:t>
-            </w:r>
-          </w:p>
-        </w:tc>
-      </w:tr>
-      <w:tr>
-        <w:tc>
-          <w:tcPr>
-            <w:tcW w:type="dxa" w:w="1337"/>
-            <w:tcMar>
-              <w:top w:w="35" w:type="dxa"/>
-              <w:bottom w:w="35" w:type="dxa"/>
-              <w:left w:w="50" w:type="dxa"/>
-              <w:right w:w="50" w:type="dxa"/>
-            </w:tcMar>
-          </w:tcPr>
-          <w:p>
-            <w:r>
-              <w:rPr>
-                <w:sz w:val="15"/>
-              </w:rPr>
-              <w:t>Luteolin</w:t>
-            </w:r>
-          </w:p>
-        </w:tc>
-        <w:tc>
-          <w:tcPr>
-            <w:tcW w:type="dxa" w:w="1337"/>
-            <w:tcMar>
-              <w:top w:w="35" w:type="dxa"/>
-              <w:bottom w:w="35" w:type="dxa"/>
-              <w:left w:w="50" w:type="dxa"/>
-              <w:right w:w="50" w:type="dxa"/>
-            </w:tcMar>
-          </w:tcPr>
-          <w:p>
-            <w:r>
-              <w:rPr>
-                <w:sz w:val="15"/>
-              </w:rPr>
-              <w:t>Flavonoid</w:t>
-            </w:r>
-          </w:p>
-        </w:tc>
-        <w:tc>
-          <w:tcPr>
-            <w:tcW w:type="dxa" w:w="1337"/>
-            <w:tcMar>
-              <w:top w:w="35" w:type="dxa"/>
-              <w:bottom w:w="35" w:type="dxa"/>
-              <w:left w:w="50" w:type="dxa"/>
-              <w:right w:w="50" w:type="dxa"/>
-            </w:tcMar>
-          </w:tcPr>
-          <w:p>
-            <w:r>
-              <w:rPr>
-                <w:sz w:val="15"/>
-              </w:rPr>
-              <w:t>DB_Lut</w:t>
-            </w:r>
-          </w:p>
-        </w:tc>
-        <w:tc>
-          <w:tcPr>
-            <w:tcW w:type="dxa" w:w="1337"/>
-            <w:tcMar>
-              <w:top w:w="35" w:type="dxa"/>
-              <w:bottom w:w="35" w:type="dxa"/>
-              <w:left w:w="50" w:type="dxa"/>
-              <w:right w:w="50" w:type="dxa"/>
-            </w:tcMar>
-          </w:tcPr>
-          <w:p>
-            <w:r>
-              <w:rPr>
-                <w:sz w:val="15"/>
-              </w:rPr>
-              <w:t>286.2</w:t>
-            </w:r>
-          </w:p>
-        </w:tc>
-        <w:tc>
-          <w:tcPr>
-            <w:tcW w:type="dxa" w:w="1337"/>
-            <w:tcMar>
-              <w:top w:w="35" w:type="dxa"/>
-              <w:bottom w:w="35" w:type="dxa"/>
-              <w:left w:w="50" w:type="dxa"/>
-              <w:right w:w="50" w:type="dxa"/>
-            </w:tcMar>
-          </w:tcPr>
-          <w:p>
-            <w:r>
-              <w:rPr>
-                <w:sz w:val="15"/>
-              </w:rPr>
-              <w:t>-8.40</w:t>
-            </w:r>
-          </w:p>
-        </w:tc>
-        <w:tc>
-          <w:tcPr>
-            <w:tcW w:type="dxa" w:w="1337"/>
-            <w:tcMar>
-              <w:top w:w="35" w:type="dxa"/>
-              <w:bottom w:w="35" w:type="dxa"/>
-              <w:left w:w="50" w:type="dxa"/>
-              <w:right w:w="50" w:type="dxa"/>
-            </w:tcMar>
-          </w:tcPr>
-          <w:p>
-            <w:r>
-              <w:rPr>
-                <w:sz w:val="15"/>
-              </w:rPr>
-              <w:t>-8.20</w:t>
-            </w:r>
-          </w:p>
-        </w:tc>
-        <w:tc>
-          <w:tcPr>
-            <w:tcW w:type="dxa" w:w="1337"/>
-            <w:tcMar>
-              <w:top w:w="35" w:type="dxa"/>
-              <w:bottom w:w="35" w:type="dxa"/>
-              <w:left w:w="50" w:type="dxa"/>
-              <w:right w:w="50" w:type="dxa"/>
-            </w:tcMar>
-          </w:tcPr>
-          <w:p>
-            <w:r>
-              <w:rPr>
-                <w:sz w:val="15"/>
-              </w:rPr>
-              <w:t>-29.80</w:t>
-            </w:r>
-          </w:p>
-        </w:tc>
-      </w:tr>
-      <w:tr>
-        <w:tc>
-          <w:tcPr>
-            <w:tcW w:type="dxa" w:w="1337"/>
-            <w:tcMar>
-              <w:top w:w="35" w:type="dxa"/>
-              <w:bottom w:w="35" w:type="dxa"/>
-              <w:left w:w="50" w:type="dxa"/>
-              <w:right w:w="50" w:type="dxa"/>
-            </w:tcMar>
-          </w:tcPr>
-          <w:p>
-            <w:r>
-              <w:rPr>
-                <w:sz w:val="15"/>
-              </w:rPr>
-              <w:t>Honokiol</w:t>
-            </w:r>
-          </w:p>
-        </w:tc>
-        <w:tc>
-          <w:tcPr>
-            <w:tcW w:type="dxa" w:w="1337"/>
-            <w:tcMar>
-              <w:top w:w="35" w:type="dxa"/>
-              <w:bottom w:w="35" w:type="dxa"/>
-              <w:left w:w="50" w:type="dxa"/>
-              <w:right w:w="50" w:type="dxa"/>
-            </w:tcMar>
-          </w:tcPr>
-          <w:p>
-            <w:r>
-              <w:rPr>
-                <w:sz w:val="15"/>
-              </w:rPr>
-              <w:t>Neolignan</w:t>
-            </w:r>
-          </w:p>
-        </w:tc>
-        <w:tc>
-          <w:tcPr>
-            <w:tcW w:type="dxa" w:w="1337"/>
-            <w:tcMar>
-              <w:top w:w="35" w:type="dxa"/>
-              <w:bottom w:w="35" w:type="dxa"/>
-              <w:left w:w="50" w:type="dxa"/>
-              <w:right w:w="50" w:type="dxa"/>
-            </w:tcMar>
-          </w:tcPr>
-          <w:p>
-            <w:r>
-              <w:rPr>
-                <w:sz w:val="15"/>
-              </w:rPr>
-              <w:t>DB_Hon</w:t>
-            </w:r>
-          </w:p>
-        </w:tc>
-        <w:tc>
-          <w:tcPr>
-            <w:tcW w:type="dxa" w:w="1337"/>
-            <w:tcMar>
-              <w:top w:w="35" w:type="dxa"/>
-              <w:bottom w:w="35" w:type="dxa"/>
-              <w:left w:w="50" w:type="dxa"/>
-              <w:right w:w="50" w:type="dxa"/>
-            </w:tcMar>
-          </w:tcPr>
-          <w:p>
-            <w:r>
-              <w:rPr>
-                <w:sz w:val="15"/>
-              </w:rPr>
-              <w:t>266.3</w:t>
-            </w:r>
-          </w:p>
-        </w:tc>
-        <w:tc>
-          <w:tcPr>
-            <w:tcW w:type="dxa" w:w="1337"/>
-            <w:tcMar>
-              <w:top w:w="35" w:type="dxa"/>
-              <w:bottom w:w="35" w:type="dxa"/>
-              <w:left w:w="50" w:type="dxa"/>
-              <w:right w:w="50" w:type="dxa"/>
-            </w:tcMar>
-          </w:tcPr>
-          <w:p>
-            <w:r>
-              <w:rPr>
-                <w:sz w:val="15"/>
-              </w:rPr>
-              <w:t>-7.90</w:t>
-            </w:r>
-          </w:p>
-        </w:tc>
-        <w:tc>
-          <w:tcPr>
-            <w:tcW w:type="dxa" w:w="1337"/>
-            <w:tcMar>
-              <w:top w:w="35" w:type="dxa"/>
-              <w:bottom w:w="35" w:type="dxa"/>
-              <w:left w:w="50" w:type="dxa"/>
-              <w:right w:w="50" w:type="dxa"/>
-            </w:tcMar>
-          </w:tcPr>
-          <w:p>
-            <w:r>
-              <w:rPr>
-                <w:sz w:val="15"/>
-              </w:rPr>
-              <w:t>-7.70</w:t>
-            </w:r>
-          </w:p>
-        </w:tc>
-        <w:tc>
-          <w:tcPr>
-            <w:tcW w:type="dxa" w:w="1337"/>
-            <w:tcMar>
-              <w:top w:w="35" w:type="dxa"/>
-              <w:bottom w:w="35" w:type="dxa"/>
-              <w:left w:w="50" w:type="dxa"/>
-              <w:right w:w="50" w:type="dxa"/>
-            </w:tcMar>
-          </w:tcPr>
-          <w:p>
-            <w:r>
-              <w:rPr>
-                <w:sz w:val="15"/>
-              </w:rPr>
-              <w:t>-28.10</w:t>
-            </w:r>
-          </w:p>
-        </w:tc>
-      </w:tr>
-      <w:tr>
-        <w:tc>
-          <w:tcPr>
-            <w:tcW w:type="dxa" w:w="1337"/>
-            <w:tcMar>
-              <w:top w:w="35" w:type="dxa"/>
-              <w:bottom w:w="35" w:type="dxa"/>
-              <w:left w:w="50" w:type="dxa"/>
-              <w:right w:w="50" w:type="dxa"/>
-            </w:tcMar>
-          </w:tcPr>
-          <w:p>
-            <w:r>
-              <w:rPr>
-                <w:sz w:val="15"/>
-              </w:rPr>
-              <w:t>Anle138b</w:t>
-            </w:r>
-          </w:p>
-        </w:tc>
-        <w:tc>
-          <w:tcPr>
-            <w:tcW w:type="dxa" w:w="1337"/>
-            <w:tcMar>
-              <w:top w:w="35" w:type="dxa"/>
-              <w:bottom w:w="35" w:type="dxa"/>
-              <w:left w:w="50" w:type="dxa"/>
-              <w:right w:w="50" w:type="dxa"/>
-            </w:tcMar>
-          </w:tcPr>
-          <w:p>
-            <w:r>
-              <w:rPr>
-                <w:sz w:val="15"/>
-              </w:rPr>
-              <w:t>Diphenylpyrazole</w:t>
-            </w:r>
-          </w:p>
-        </w:tc>
-        <w:tc>
-          <w:tcPr>
-            <w:tcW w:type="dxa" w:w="1337"/>
-            <w:tcMar>
-              <w:top w:w="35" w:type="dxa"/>
-              <w:bottom w:w="35" w:type="dxa"/>
-              <w:left w:w="50" w:type="dxa"/>
-              <w:right w:w="50" w:type="dxa"/>
-            </w:tcMar>
-          </w:tcPr>
-          <w:p>
-            <w:r>
-              <w:rPr>
-                <w:sz w:val="15"/>
-              </w:rPr>
-              <w:t>DB_Anle</w:t>
-            </w:r>
-          </w:p>
-        </w:tc>
-        <w:tc>
-          <w:tcPr>
-            <w:tcW w:type="dxa" w:w="1337"/>
-            <w:tcMar>
-              <w:top w:w="35" w:type="dxa"/>
-              <w:bottom w:w="35" w:type="dxa"/>
-              <w:left w:w="50" w:type="dxa"/>
-              <w:right w:w="50" w:type="dxa"/>
-            </w:tcMar>
-          </w:tcPr>
-          <w:p>
-            <w:r>
-              <w:rPr>
-                <w:sz w:val="15"/>
-              </w:rPr>
-              <w:t>378.1</w:t>
-            </w:r>
-          </w:p>
-        </w:tc>
-        <w:tc>
-          <w:tcPr>
-            <w:tcW w:type="dxa" w:w="1337"/>
-            <w:tcMar>
-              <w:top w:w="35" w:type="dxa"/>
-              <w:bottom w:w="35" w:type="dxa"/>
-              <w:left w:w="50" w:type="dxa"/>
-              <w:right w:w="50" w:type="dxa"/>
-            </w:tcMar>
-          </w:tcPr>
-          <w:p>
-            <w:r>
-              <w:rPr>
-                <w:sz w:val="15"/>
-              </w:rPr>
-              <w:t>-8.00</w:t>
-            </w:r>
-          </w:p>
-        </w:tc>
-        <w:tc>
-          <w:tcPr>
-            <w:tcW w:type="dxa" w:w="1337"/>
-            <w:tcMar>
-              <w:top w:w="35" w:type="dxa"/>
-              <w:bottom w:w="35" w:type="dxa"/>
-              <w:left w:w="50" w:type="dxa"/>
-              <w:right w:w="50" w:type="dxa"/>
-            </w:tcMar>
-          </w:tcPr>
-          <w:p>
-            <w:r>
-              <w:rPr>
-                <w:sz w:val="15"/>
-              </w:rPr>
-              <w:t>-7.80</w:t>
-            </w:r>
-          </w:p>
-        </w:tc>
-        <w:tc>
-          <w:tcPr>
-            <w:tcW w:type="dxa" w:w="1337"/>
-            <w:tcMar>
-              <w:top w:w="35" w:type="dxa"/>
-              <w:bottom w:w="35" w:type="dxa"/>
-              <w:left w:w="50" w:type="dxa"/>
-              <w:right w:w="50" w:type="dxa"/>
-            </w:tcMar>
-          </w:tcPr>
-          <w:p>
-            <w:r>
-              <w:rPr>
-                <w:sz w:val="15"/>
-              </w:rPr>
-              <w:t>-26.50</w:t>
-            </w:r>
-          </w:p>
-        </w:tc>
-      </w:tr>
-      <w:tr>
-        <w:tc>
-          <w:tcPr>
-            <w:tcW w:type="dxa" w:w="1337"/>
-            <w:tcMar>
-              <w:top w:w="35" w:type="dxa"/>
-              <w:bottom w:w="35" w:type="dxa"/>
-              <w:left w:w="50" w:type="dxa"/>
-              <w:right w:w="50" w:type="dxa"/>
-            </w:tcMar>
-          </w:tcPr>
-          <w:p>
-            <w:r>
-              <w:rPr>
-                <w:sz w:val="15"/>
-              </w:rPr>
-              <w:t>Tideglusib</w:t>
-            </w:r>
-          </w:p>
-        </w:tc>
-        <w:tc>
-          <w:tcPr>
-            <w:tcW w:type="dxa" w:w="1337"/>
-            <w:tcMar>
-              <w:top w:w="35" w:type="dxa"/>
-              <w:bottom w:w="35" w:type="dxa"/>
-              <w:left w:w="50" w:type="dxa"/>
-              <w:right w:w="50" w:type="dxa"/>
-            </w:tcMar>
-          </w:tcPr>
-          <w:p>
-            <w:r>
-              <w:rPr>
-                <w:sz w:val="15"/>
-              </w:rPr>
-              <w:t>GSK-3beta Inhibitor</w:t>
-            </w:r>
-          </w:p>
-        </w:tc>
-        <w:tc>
-          <w:tcPr>
-            <w:tcW w:type="dxa" w:w="1337"/>
-            <w:tcMar>
-              <w:top w:w="35" w:type="dxa"/>
-              <w:bottom w:w="35" w:type="dxa"/>
-              <w:left w:w="50" w:type="dxa"/>
-              <w:right w:w="50" w:type="dxa"/>
-            </w:tcMar>
-          </w:tcPr>
-          <w:p>
-            <w:r>
-              <w:rPr>
-                <w:sz w:val="15"/>
-              </w:rPr>
-              <w:t>DB12129</w:t>
-            </w:r>
-          </w:p>
-        </w:tc>
-        <w:tc>
-          <w:tcPr>
-            <w:tcW w:type="dxa" w:w="1337"/>
-            <w:tcMar>
-              <w:top w:w="35" w:type="dxa"/>
-              <w:bottom w:w="35" w:type="dxa"/>
-              <w:left w:w="50" w:type="dxa"/>
-              <w:right w:w="50" w:type="dxa"/>
-            </w:tcMar>
-          </w:tcPr>
-          <w:p>
-            <w:r>
-              <w:rPr>
-                <w:sz w:val="15"/>
-              </w:rPr>
-              <w:t>226.2</w:t>
-            </w:r>
-          </w:p>
-        </w:tc>
-        <w:tc>
-          <w:tcPr>
-            <w:tcW w:type="dxa" w:w="1337"/>
-            <w:tcMar>
-              <w:top w:w="35" w:type="dxa"/>
-              <w:bottom w:w="35" w:type="dxa"/>
-              <w:left w:w="50" w:type="dxa"/>
-              <w:right w:w="50" w:type="dxa"/>
-            </w:tcMar>
-          </w:tcPr>
-          <w:p>
-            <w:r>
-              <w:rPr>
-                <w:sz w:val="15"/>
-              </w:rPr>
-              <w:t>-7.50</w:t>
-            </w:r>
-          </w:p>
-        </w:tc>
-        <w:tc>
-          <w:tcPr>
-            <w:tcW w:type="dxa" w:w="1337"/>
-            <w:tcMar>
-              <w:top w:w="35" w:type="dxa"/>
-              <w:bottom w:w="35" w:type="dxa"/>
-              <w:left w:w="50" w:type="dxa"/>
-              <w:right w:w="50" w:type="dxa"/>
-            </w:tcMar>
-          </w:tcPr>
-          <w:p>
-            <w:r>
-              <w:rPr>
-                <w:sz w:val="15"/>
-              </w:rPr>
-              <w:t>-7.30</w:t>
-            </w:r>
-          </w:p>
-        </w:tc>
-        <w:tc>
-          <w:tcPr>
-            <w:tcW w:type="dxa" w:w="1337"/>
-            <w:tcMar>
-              <w:top w:w="35" w:type="dxa"/>
-              <w:bottom w:w="35" w:type="dxa"/>
-              <w:left w:w="50" w:type="dxa"/>
-              <w:right w:w="50" w:type="dxa"/>
-            </w:tcMar>
-          </w:tcPr>
-          <w:p>
-            <w:r>
-              <w:rPr>
-                <w:sz w:val="15"/>
-              </w:rPr>
-              <w:t>-25.20</w:t>
-            </w:r>
-          </w:p>
-        </w:tc>
-      </w:tr>
-      <w:tr>
-        <w:tc>
-          <w:tcPr>
-            <w:tcW w:type="dxa" w:w="1337"/>
-            <w:tcMar>
-              <w:top w:w="35" w:type="dxa"/>
-              <w:bottom w:w="35" w:type="dxa"/>
-              <w:left w:w="50" w:type="dxa"/>
-              <w:right w:w="50" w:type="dxa"/>
-            </w:tcMar>
-          </w:tcPr>
-          <w:p>
-            <w:r>
-              <w:rPr>
-                <w:sz w:val="15"/>
-              </w:rPr>
-              <w:t>AZD1080</w:t>
-            </w:r>
-          </w:p>
-        </w:tc>
-        <w:tc>
-          <w:tcPr>
-            <w:tcW w:type="dxa" w:w="1337"/>
-            <w:tcMar>
-              <w:top w:w="35" w:type="dxa"/>
-              <w:bottom w:w="35" w:type="dxa"/>
-              <w:left w:w="50" w:type="dxa"/>
-              <w:right w:w="50" w:type="dxa"/>
-            </w:tcMar>
-          </w:tcPr>
-          <w:p>
-            <w:r>
-              <w:rPr>
-                <w:sz w:val="15"/>
-              </w:rPr>
-              <w:t>GSK-3beta Inhibitor</w:t>
-            </w:r>
-          </w:p>
-        </w:tc>
-        <w:tc>
-          <w:tcPr>
-            <w:tcW w:type="dxa" w:w="1337"/>
-            <w:tcMar>
-              <w:top w:w="35" w:type="dxa"/>
-              <w:bottom w:w="35" w:type="dxa"/>
-              <w:left w:w="50" w:type="dxa"/>
-              <w:right w:w="50" w:type="dxa"/>
-            </w:tcMar>
-          </w:tcPr>
-          <w:p>
-            <w:r>
-              <w:rPr>
-                <w:sz w:val="15"/>
-              </w:rPr>
-              <w:t>DB12488</w:t>
-            </w:r>
-          </w:p>
-        </w:tc>
-        <w:tc>
-          <w:tcPr>
-            <w:tcW w:type="dxa" w:w="1337"/>
-            <w:tcMar>
-              <w:top w:w="35" w:type="dxa"/>
-              <w:bottom w:w="35" w:type="dxa"/>
-              <w:left w:w="50" w:type="dxa"/>
-              <w:right w:w="50" w:type="dxa"/>
-            </w:tcMar>
-          </w:tcPr>
-          <w:p>
-            <w:r>
-              <w:rPr>
-                <w:sz w:val="15"/>
-              </w:rPr>
-              <w:t>298.2</w:t>
-            </w:r>
-          </w:p>
-        </w:tc>
-        <w:tc>
-          <w:tcPr>
-            <w:tcW w:type="dxa" w:w="1337"/>
-            <w:tcMar>
-              <w:top w:w="35" w:type="dxa"/>
-              <w:bottom w:w="35" w:type="dxa"/>
-              <w:left w:w="50" w:type="dxa"/>
-              <w:right w:w="50" w:type="dxa"/>
-            </w:tcMar>
-          </w:tcPr>
-          <w:p>
-            <w:r>
-              <w:rPr>
-                <w:sz w:val="15"/>
-              </w:rPr>
-              <w:t>-8.10</w:t>
-            </w:r>
-          </w:p>
-        </w:tc>
-        <w:tc>
-          <w:tcPr>
-            <w:tcW w:type="dxa" w:w="1337"/>
-            <w:tcMar>
-              <w:top w:w="35" w:type="dxa"/>
-              <w:bottom w:w="35" w:type="dxa"/>
-              <w:left w:w="50" w:type="dxa"/>
-              <w:right w:w="50" w:type="dxa"/>
-            </w:tcMar>
-          </w:tcPr>
-          <w:p>
-            <w:r>
-              <w:rPr>
-                <w:sz w:val="15"/>
-              </w:rPr>
-              <w:t>-7.90</w:t>
-            </w:r>
-          </w:p>
-        </w:tc>
-        <w:tc>
-          <w:tcPr>
-            <w:tcW w:type="dxa" w:w="1337"/>
-            <w:tcMar>
-              <w:top w:w="35" w:type="dxa"/>
-              <w:bottom w:w="35" w:type="dxa"/>
-              <w:left w:w="50" w:type="dxa"/>
-              <w:right w:w="50" w:type="dxa"/>
-            </w:tcMar>
-          </w:tcPr>
-          <w:p>
-            <w:r>
-              <w:rPr>
-                <w:sz w:val="15"/>
-              </w:rPr>
-              <w:t>-28.60</w:t>
-            </w:r>
-          </w:p>
-        </w:tc>
-      </w:tr>
-      <w:tr>
-        <w:tc>
-          <w:tcPr>
-            <w:tcW w:type="dxa" w:w="1337"/>
-            <w:tcMar>
-              <w:top w:w="35" w:type="dxa"/>
-              <w:bottom w:w="35" w:type="dxa"/>
-              <w:left w:w="50" w:type="dxa"/>
-              <w:right w:w="50" w:type="dxa"/>
-            </w:tcMar>
-          </w:tcPr>
-          <w:p>
-            <w:r>
-              <w:rPr>
-                <w:sz w:val="15"/>
-              </w:rPr>
-              <w:t>Bexarotene</w:t>
-            </w:r>
-          </w:p>
-        </w:tc>
-        <w:tc>
-          <w:tcPr>
-            <w:tcW w:type="dxa" w:w="1337"/>
-            <w:tcMar>
-              <w:top w:w="35" w:type="dxa"/>
-              <w:bottom w:w="35" w:type="dxa"/>
-              <w:left w:w="50" w:type="dxa"/>
-              <w:right w:w="50" w:type="dxa"/>
-            </w:tcMar>
-          </w:tcPr>
-          <w:p>
-            <w:r>
-              <w:rPr>
-                <w:sz w:val="15"/>
-              </w:rPr>
-              <w:t>RXR Agonist</w:t>
-            </w:r>
-          </w:p>
-        </w:tc>
-        <w:tc>
-          <w:tcPr>
-            <w:tcW w:type="dxa" w:w="1337"/>
-            <w:tcMar>
-              <w:top w:w="35" w:type="dxa"/>
-              <w:bottom w:w="35" w:type="dxa"/>
-              <w:left w:w="50" w:type="dxa"/>
-              <w:right w:w="50" w:type="dxa"/>
-            </w:tcMar>
-          </w:tcPr>
-          <w:p>
-            <w:r>
-              <w:rPr>
-                <w:sz w:val="15"/>
-              </w:rPr>
-              <w:t>DB00396</w:t>
-            </w:r>
-          </w:p>
-        </w:tc>
-        <w:tc>
-          <w:tcPr>
-            <w:tcW w:type="dxa" w:w="1337"/>
-            <w:tcMar>
-              <w:top w:w="35" w:type="dxa"/>
-              <w:bottom w:w="35" w:type="dxa"/>
-              <w:left w:w="50" w:type="dxa"/>
-              <w:right w:w="50" w:type="dxa"/>
-            </w:tcMar>
-          </w:tcPr>
-          <w:p>
-            <w:r>
-              <w:rPr>
-                <w:sz w:val="15"/>
-              </w:rPr>
-              <w:t>348.5</w:t>
-            </w:r>
-          </w:p>
-        </w:tc>
-        <w:tc>
-          <w:tcPr>
-            <w:tcW w:type="dxa" w:w="1337"/>
-            <w:tcMar>
-              <w:top w:w="35" w:type="dxa"/>
-              <w:bottom w:w="35" w:type="dxa"/>
-              <w:left w:w="50" w:type="dxa"/>
-              <w:right w:w="50" w:type="dxa"/>
-            </w:tcMar>
-          </w:tcPr>
-          <w:p>
-            <w:r>
-              <w:rPr>
-                <w:sz w:val="15"/>
-              </w:rPr>
-              <w:t>-8.30</w:t>
-            </w:r>
-          </w:p>
-        </w:tc>
-        <w:tc>
-          <w:tcPr>
-            <w:tcW w:type="dxa" w:w="1337"/>
-            <w:tcMar>
-              <w:top w:w="35" w:type="dxa"/>
-              <w:bottom w:w="35" w:type="dxa"/>
-              <w:left w:w="50" w:type="dxa"/>
-              <w:right w:w="50" w:type="dxa"/>
-            </w:tcMar>
-          </w:tcPr>
-          <w:p>
-            <w:r>
-              <w:rPr>
-                <w:sz w:val="15"/>
-              </w:rPr>
-              <w:t>-8.10</w:t>
-            </w:r>
-          </w:p>
-        </w:tc>
-        <w:tc>
-          <w:tcPr>
-            <w:tcW w:type="dxa" w:w="1337"/>
-            <w:tcMar>
-              <w:top w:w="35" w:type="dxa"/>
-              <w:bottom w:w="35" w:type="dxa"/>
-              <w:left w:w="50" w:type="dxa"/>
-              <w:right w:w="50" w:type="dxa"/>
-            </w:tcMar>
-          </w:tcPr>
-          <w:p>
-            <w:r>
-              <w:rPr>
-                <w:sz w:val="15"/>
-              </w:rPr>
-              <w:t>-31.00</w:t>
-            </w:r>
-          </w:p>
-        </w:tc>
-      </w:tr>
-      <w:tr>
-        <w:tc>
-          <w:tcPr>
-            <w:tcW w:type="dxa" w:w="1337"/>
-            <w:tcMar>
-              <w:top w:w="35" w:type="dxa"/>
-              <w:bottom w:w="35" w:type="dxa"/>
-              <w:left w:w="50" w:type="dxa"/>
-              <w:right w:w="50" w:type="dxa"/>
-            </w:tcMar>
-          </w:tcPr>
-          <w:p>
-            <w:r>
-              <w:rPr>
-                <w:sz w:val="15"/>
-              </w:rPr>
-              <w:t>Donepezil</w:t>
-            </w:r>
-          </w:p>
-        </w:tc>
-        <w:tc>
-          <w:tcPr>
-            <w:tcW w:type="dxa" w:w="1337"/>
-            <w:tcMar>
-              <w:top w:w="35" w:type="dxa"/>
-              <w:bottom w:w="35" w:type="dxa"/>
-              <w:left w:w="50" w:type="dxa"/>
-              <w:right w:w="50" w:type="dxa"/>
-            </w:tcMar>
-          </w:tcPr>
-          <w:p>
-            <w:r>
-              <w:rPr>
-                <w:sz w:val="15"/>
-              </w:rPr>
-              <w:t>AChE Inhibitor</w:t>
-            </w:r>
-          </w:p>
-        </w:tc>
-        <w:tc>
-          <w:tcPr>
-            <w:tcW w:type="dxa" w:w="1337"/>
-            <w:tcMar>
-              <w:top w:w="35" w:type="dxa"/>
-              <w:bottom w:w="35" w:type="dxa"/>
-              <w:left w:w="50" w:type="dxa"/>
-              <w:right w:w="50" w:type="dxa"/>
-            </w:tcMar>
-          </w:tcPr>
-          <w:p>
-            <w:r>
-              <w:rPr>
-                <w:sz w:val="15"/>
-              </w:rPr>
-              <w:t>DB00843</w:t>
-            </w:r>
-          </w:p>
-        </w:tc>
-        <w:tc>
-          <w:tcPr>
-            <w:tcW w:type="dxa" w:w="1337"/>
-            <w:tcMar>
-              <w:top w:w="35" w:type="dxa"/>
-              <w:bottom w:w="35" w:type="dxa"/>
-              <w:left w:w="50" w:type="dxa"/>
-              <w:right w:w="50" w:type="dxa"/>
-            </w:tcMar>
-          </w:tcPr>
-          <w:p>
-            <w:r>
-              <w:rPr>
-                <w:sz w:val="15"/>
-              </w:rPr>
-              <w:t>379.5</w:t>
-            </w:r>
-          </w:p>
-        </w:tc>
-        <w:tc>
-          <w:tcPr>
-            <w:tcW w:type="dxa" w:w="1337"/>
-            <w:tcMar>
-              <w:top w:w="35" w:type="dxa"/>
-              <w:bottom w:w="35" w:type="dxa"/>
-              <w:left w:w="50" w:type="dxa"/>
-              <w:right w:w="50" w:type="dxa"/>
-            </w:tcMar>
-          </w:tcPr>
-          <w:p>
-            <w:r>
-              <w:rPr>
-                <w:sz w:val="15"/>
-              </w:rPr>
-              <w:t>-7.80</w:t>
-            </w:r>
-          </w:p>
-        </w:tc>
-        <w:tc>
-          <w:tcPr>
-            <w:tcW w:type="dxa" w:w="1337"/>
-            <w:tcMar>
-              <w:top w:w="35" w:type="dxa"/>
-              <w:bottom w:w="35" w:type="dxa"/>
-              <w:left w:w="50" w:type="dxa"/>
-              <w:right w:w="50" w:type="dxa"/>
-            </w:tcMar>
-          </w:tcPr>
-          <w:p>
-            <w:r>
-              <w:rPr>
-                <w:sz w:val="15"/>
-              </w:rPr>
-              <w:t>-7.60</w:t>
-            </w:r>
-          </w:p>
-        </w:tc>
-        <w:tc>
-          <w:tcPr>
-            <w:tcW w:type="dxa" w:w="1337"/>
-            <w:tcMar>
-              <w:top w:w="35" w:type="dxa"/>
-              <w:bottom w:w="35" w:type="dxa"/>
-              <w:left w:w="50" w:type="dxa"/>
-              <w:right w:w="50" w:type="dxa"/>
-            </w:tcMar>
-          </w:tcPr>
-          <w:p>
-            <w:r>
-              <w:rPr>
-                <w:sz w:val="15"/>
-              </w:rPr>
-              <w:t>-29.40</w:t>
-            </w:r>
-          </w:p>
-        </w:tc>
-      </w:tr>
-      <w:tr>
-        <w:tc>
-          <w:tcPr>
-            <w:tcW w:type="dxa" w:w="1337"/>
-            <w:tcMar>
-              <w:top w:w="35" w:type="dxa"/>
-              <w:bottom w:w="35" w:type="dxa"/>
-              <w:left w:w="50" w:type="dxa"/>
-              <w:right w:w="50" w:type="dxa"/>
-            </w:tcMar>
-          </w:tcPr>
-          <w:p>
-            <w:r>
-              <w:rPr>
-                <w:sz w:val="15"/>
-              </w:rPr>
-              <w:t>Rivastigmine</w:t>
-            </w:r>
-          </w:p>
-        </w:tc>
-        <w:tc>
-          <w:tcPr>
-            <w:tcW w:type="dxa" w:w="1337"/>
-            <w:tcMar>
-              <w:top w:w="35" w:type="dxa"/>
-              <w:bottom w:w="35" w:type="dxa"/>
-              <w:left w:w="50" w:type="dxa"/>
-              <w:right w:w="50" w:type="dxa"/>
-            </w:tcMar>
-          </w:tcPr>
-          <w:p>
-            <w:r>
-              <w:rPr>
-                <w:sz w:val="15"/>
-              </w:rPr>
-              <w:t>ChE Inhibitor</w:t>
-            </w:r>
-          </w:p>
-        </w:tc>
-        <w:tc>
-          <w:tcPr>
-            <w:tcW w:type="dxa" w:w="1337"/>
-            <w:tcMar>
-              <w:top w:w="35" w:type="dxa"/>
-              <w:bottom w:w="35" w:type="dxa"/>
-              <w:left w:w="50" w:type="dxa"/>
-              <w:right w:w="50" w:type="dxa"/>
-            </w:tcMar>
-          </w:tcPr>
-          <w:p>
-            <w:r>
-              <w:rPr>
-                <w:sz w:val="15"/>
-              </w:rPr>
-              <w:t>DB00989</w:t>
-            </w:r>
-          </w:p>
-        </w:tc>
-        <w:tc>
-          <w:tcPr>
-            <w:tcW w:type="dxa" w:w="1337"/>
-            <w:tcMar>
-              <w:top w:w="35" w:type="dxa"/>
-              <w:bottom w:w="35" w:type="dxa"/>
-              <w:left w:w="50" w:type="dxa"/>
-              <w:right w:w="50" w:type="dxa"/>
-            </w:tcMar>
-          </w:tcPr>
-          <w:p>
-            <w:r>
-              <w:rPr>
-                <w:sz w:val="15"/>
-              </w:rPr>
-              <w:t>250.3</w:t>
-            </w:r>
-          </w:p>
-        </w:tc>
-        <w:tc>
-          <w:tcPr>
-            <w:tcW w:type="dxa" w:w="1337"/>
-            <w:tcMar>
-              <w:top w:w="35" w:type="dxa"/>
-              <w:bottom w:w="35" w:type="dxa"/>
-              <w:left w:w="50" w:type="dxa"/>
-              <w:right w:w="50" w:type="dxa"/>
-            </w:tcMar>
-          </w:tcPr>
-          <w:p>
-            <w:r>
-              <w:rPr>
-                <w:sz w:val="15"/>
-              </w:rPr>
-              <w:t>-6.90</w:t>
-            </w:r>
-          </w:p>
-        </w:tc>
-        <w:tc>
-          <w:tcPr>
-            <w:tcW w:type="dxa" w:w="1337"/>
-            <w:tcMar>
-              <w:top w:w="35" w:type="dxa"/>
-              <w:bottom w:w="35" w:type="dxa"/>
-              <w:left w:w="50" w:type="dxa"/>
-              <w:right w:w="50" w:type="dxa"/>
-            </w:tcMar>
-          </w:tcPr>
-          <w:p>
-            <w:r>
-              <w:rPr>
-                <w:sz w:val="15"/>
-              </w:rPr>
-              <w:t>-6.70</w:t>
-            </w:r>
-          </w:p>
-        </w:tc>
-        <w:tc>
-          <w:tcPr>
-            <w:tcW w:type="dxa" w:w="1337"/>
-            <w:tcMar>
-              <w:top w:w="35" w:type="dxa"/>
-              <w:bottom w:w="35" w:type="dxa"/>
-              <w:left w:w="50" w:type="dxa"/>
-              <w:right w:w="50" w:type="dxa"/>
-            </w:tcMar>
-          </w:tcPr>
-          <w:p>
-            <w:r>
-              <w:rPr>
-                <w:sz w:val="15"/>
-              </w:rPr>
-              <w:t>-24.10</w:t>
-            </w:r>
-          </w:p>
-        </w:tc>
-      </w:tr>
-      <w:tr>
-        <w:tc>
-          <w:tcPr>
-            <w:tcW w:type="dxa" w:w="1337"/>
-            <w:tcMar>
-              <w:top w:w="35" w:type="dxa"/>
-              <w:bottom w:w="35" w:type="dxa"/>
-              <w:left w:w="50" w:type="dxa"/>
-              <w:right w:w="50" w:type="dxa"/>
-            </w:tcMar>
-          </w:tcPr>
-          <w:p>
-            <w:r>
-              <w:rPr>
-                <w:sz w:val="15"/>
-              </w:rPr>
-              <w:t>Galantamine</w:t>
-            </w:r>
-          </w:p>
-        </w:tc>
-        <w:tc>
-          <w:tcPr>
-            <w:tcW w:type="dxa" w:w="1337"/>
-            <w:tcMar>
-              <w:top w:w="35" w:type="dxa"/>
-              <w:bottom w:w="35" w:type="dxa"/>
-              <w:left w:w="50" w:type="dxa"/>
-              <w:right w:w="50" w:type="dxa"/>
-            </w:tcMar>
-          </w:tcPr>
-          <w:p>
-            <w:r>
-              <w:rPr>
-                <w:sz w:val="15"/>
-              </w:rPr>
-              <w:t>AChE Inhibitor</w:t>
-            </w:r>
-          </w:p>
-        </w:tc>
-        <w:tc>
-          <w:tcPr>
-            <w:tcW w:type="dxa" w:w="1337"/>
-            <w:tcMar>
-              <w:top w:w="35" w:type="dxa"/>
-              <w:bottom w:w="35" w:type="dxa"/>
-              <w:left w:w="50" w:type="dxa"/>
-              <w:right w:w="50" w:type="dxa"/>
-            </w:tcMar>
-          </w:tcPr>
-          <w:p>
-            <w:r>
-              <w:rPr>
-                <w:sz w:val="15"/>
-              </w:rPr>
-              <w:t>DB00674</w:t>
-            </w:r>
-          </w:p>
-        </w:tc>
-        <w:tc>
-          <w:tcPr>
-            <w:tcW w:type="dxa" w:w="1337"/>
-            <w:tcMar>
-              <w:top w:w="35" w:type="dxa"/>
-              <w:bottom w:w="35" w:type="dxa"/>
-              <w:left w:w="50" w:type="dxa"/>
-              <w:right w:w="50" w:type="dxa"/>
-            </w:tcMar>
-          </w:tcPr>
-          <w:p>
-            <w:r>
-              <w:rPr>
-                <w:sz w:val="15"/>
-              </w:rPr>
-              <w:t>285.3</w:t>
-            </w:r>
-          </w:p>
-        </w:tc>
-        <w:tc>
-          <w:tcPr>
-            <w:tcW w:type="dxa" w:w="1337"/>
-            <w:tcMar>
-              <w:top w:w="35" w:type="dxa"/>
-              <w:bottom w:w="35" w:type="dxa"/>
-              <w:left w:w="50" w:type="dxa"/>
-              <w:right w:w="50" w:type="dxa"/>
-            </w:tcMar>
-          </w:tcPr>
-          <w:p>
-            <w:r>
-              <w:rPr>
-                <w:sz w:val="15"/>
-              </w:rPr>
-              <w:t>-7.60</w:t>
-            </w:r>
-          </w:p>
-        </w:tc>
-        <w:tc>
-          <w:tcPr>
-            <w:tcW w:type="dxa" w:w="1337"/>
-            <w:tcMar>
-              <w:top w:w="35" w:type="dxa"/>
-              <w:bottom w:w="35" w:type="dxa"/>
-              <w:left w:w="50" w:type="dxa"/>
-              <w:right w:w="50" w:type="dxa"/>
-            </w:tcMar>
-          </w:tcPr>
-          <w:p>
-            <w:r>
-              <w:rPr>
-                <w:sz w:val="15"/>
-              </w:rPr>
-              <w:t>-7.40</w:t>
-            </w:r>
-          </w:p>
-        </w:tc>
-        <w:tc>
-          <w:tcPr>
-            <w:tcW w:type="dxa" w:w="1337"/>
-            <w:tcMar>
-              <w:top w:w="35" w:type="dxa"/>
-              <w:bottom w:w="35" w:type="dxa"/>
-              <w:left w:w="50" w:type="dxa"/>
-              <w:right w:w="50" w:type="dxa"/>
-            </w:tcMar>
-          </w:tcPr>
-          <w:p>
-            <w:r>
-              <w:rPr>
-                <w:sz w:val="15"/>
-              </w:rPr>
-              <w:t>-26.80</w:t>
-            </w:r>
-          </w:p>
-        </w:tc>
-      </w:tr>
-      <w:tr>
-        <w:tc>
-          <w:tcPr>
-            <w:tcW w:type="dxa" w:w="1337"/>
-            <w:tcMar>
-              <w:top w:w="35" w:type="dxa"/>
-              <w:bottom w:w="35" w:type="dxa"/>
-              <w:left w:w="50" w:type="dxa"/>
-              <w:right w:w="50" w:type="dxa"/>
-            </w:tcMar>
-          </w:tcPr>
-          <w:p>
-            <w:r>
-              <w:rPr>
-                <w:sz w:val="15"/>
-              </w:rPr>
-              <w:t>Memantine</w:t>
-            </w:r>
-          </w:p>
-        </w:tc>
-        <w:tc>
-          <w:tcPr>
-            <w:tcW w:type="dxa" w:w="1337"/>
-            <w:tcMar>
-              <w:top w:w="35" w:type="dxa"/>
-              <w:bottom w:w="35" w:type="dxa"/>
-              <w:left w:w="50" w:type="dxa"/>
-              <w:right w:w="50" w:type="dxa"/>
-            </w:tcMar>
-          </w:tcPr>
-          <w:p>
-            <w:r>
-              <w:rPr>
-                <w:sz w:val="15"/>
-              </w:rPr>
-              <w:t>NMDA Antagonist</w:t>
-            </w:r>
-          </w:p>
-        </w:tc>
-        <w:tc>
-          <w:tcPr>
-            <w:tcW w:type="dxa" w:w="1337"/>
-            <w:tcMar>
-              <w:top w:w="35" w:type="dxa"/>
-              <w:bottom w:w="35" w:type="dxa"/>
-              <w:left w:w="50" w:type="dxa"/>
-              <w:right w:w="50" w:type="dxa"/>
-            </w:tcMar>
-          </w:tcPr>
-          <w:p>
-            <w:r>
-              <w:rPr>
-                <w:sz w:val="15"/>
-              </w:rPr>
-              <w:t>DB00729</w:t>
-            </w:r>
-          </w:p>
-        </w:tc>
-        <w:tc>
-          <w:tcPr>
-            <w:tcW w:type="dxa" w:w="1337"/>
-            <w:tcMar>
-              <w:top w:w="35" w:type="dxa"/>
-              <w:bottom w:w="35" w:type="dxa"/>
-              <w:left w:w="50" w:type="dxa"/>
-              <w:right w:w="50" w:type="dxa"/>
-            </w:tcMar>
-          </w:tcPr>
-          <w:p>
-            <w:r>
-              <w:rPr>
-                <w:sz w:val="15"/>
-              </w:rPr>
-              <w:t>179.3</w:t>
-            </w:r>
-          </w:p>
-        </w:tc>
-        <w:tc>
-          <w:tcPr>
-            <w:tcW w:type="dxa" w:w="1337"/>
-            <w:tcMar>
-              <w:top w:w="35" w:type="dxa"/>
-              <w:bottom w:w="35" w:type="dxa"/>
-              <w:left w:w="50" w:type="dxa"/>
-              <w:right w:w="50" w:type="dxa"/>
-            </w:tcMar>
-          </w:tcPr>
-          <w:p>
-            <w:r>
-              <w:rPr>
-                <w:sz w:val="15"/>
-              </w:rPr>
-              <w:t>-6.20</w:t>
-            </w:r>
-          </w:p>
-        </w:tc>
-        <w:tc>
-          <w:tcPr>
-            <w:tcW w:type="dxa" w:w="1337"/>
-            <w:tcMar>
-              <w:top w:w="35" w:type="dxa"/>
-              <w:bottom w:w="35" w:type="dxa"/>
-              <w:left w:w="50" w:type="dxa"/>
-              <w:right w:w="50" w:type="dxa"/>
-            </w:tcMar>
-          </w:tcPr>
-          <w:p>
-            <w:r>
-              <w:rPr>
-                <w:sz w:val="15"/>
-              </w:rPr>
-              <w:t>-6.00</w:t>
-            </w:r>
-          </w:p>
-        </w:tc>
-        <w:tc>
-          <w:tcPr>
-            <w:tcW w:type="dxa" w:w="1337"/>
-            <w:tcMar>
-              <w:top w:w="35" w:type="dxa"/>
-              <w:bottom w:w="35" w:type="dxa"/>
-              <w:left w:w="50" w:type="dxa"/>
-              <w:right w:w="50" w:type="dxa"/>
-            </w:tcMar>
-          </w:tcPr>
-          <w:p>
-            <w:r>
-              <w:rPr>
-                <w:sz w:val="15"/>
-              </w:rPr>
-              <w:t>-22.40</w:t>
-            </w:r>
-          </w:p>
-        </w:tc>
-      </w:tr>
-      <w:tr>
-        <w:tc>
-          <w:tcPr>
-            <w:tcW w:type="dxa" w:w="1337"/>
-            <w:tcMar>
-              <w:top w:w="35" w:type="dxa"/>
-              <w:bottom w:w="35" w:type="dxa"/>
-              <w:left w:w="50" w:type="dxa"/>
-              <w:right w:w="50" w:type="dxa"/>
-            </w:tcMar>
-          </w:tcPr>
-          <w:p>
-            <w:r>
-              <w:rPr>
-                <w:sz w:val="15"/>
-              </w:rPr>
-              <w:t>Tacrine</w:t>
-            </w:r>
-          </w:p>
-        </w:tc>
-        <w:tc>
-          <w:tcPr>
-            <w:tcW w:type="dxa" w:w="1337"/>
-            <w:tcMar>
-              <w:top w:w="35" w:type="dxa"/>
-              <w:bottom w:w="35" w:type="dxa"/>
-              <w:left w:w="50" w:type="dxa"/>
-              <w:right w:w="50" w:type="dxa"/>
-            </w:tcMar>
-          </w:tcPr>
-          <w:p>
-            <w:r>
-              <w:rPr>
-                <w:sz w:val="15"/>
-              </w:rPr>
-              <w:t>AChE Inhibitor</w:t>
-            </w:r>
-          </w:p>
-        </w:tc>
-        <w:tc>
-          <w:tcPr>
-            <w:tcW w:type="dxa" w:w="1337"/>
-            <w:tcMar>
-              <w:top w:w="35" w:type="dxa"/>
-              <w:bottom w:w="35" w:type="dxa"/>
-              <w:left w:w="50" w:type="dxa"/>
-              <w:right w:w="50" w:type="dxa"/>
-            </w:tcMar>
-          </w:tcPr>
-          <w:p>
-            <w:r>
-              <w:rPr>
-                <w:sz w:val="15"/>
-              </w:rPr>
-              <w:t>DB00141</w:t>
-            </w:r>
-          </w:p>
-        </w:tc>
-        <w:tc>
-          <w:tcPr>
-            <w:tcW w:type="dxa" w:w="1337"/>
-            <w:tcMar>
-              <w:top w:w="35" w:type="dxa"/>
-              <w:bottom w:w="35" w:type="dxa"/>
-              <w:left w:w="50" w:type="dxa"/>
-              <w:right w:w="50" w:type="dxa"/>
-            </w:tcMar>
-          </w:tcPr>
-          <w:p>
-            <w:r>
-              <w:rPr>
-                <w:sz w:val="15"/>
-              </w:rPr>
-              <w:t>198.3</w:t>
-            </w:r>
-          </w:p>
-        </w:tc>
-        <w:tc>
-          <w:tcPr>
-            <w:tcW w:type="dxa" w:w="1337"/>
-            <w:tcMar>
-              <w:top w:w="35" w:type="dxa"/>
-              <w:bottom w:w="35" w:type="dxa"/>
-              <w:left w:w="50" w:type="dxa"/>
-              <w:right w:w="50" w:type="dxa"/>
-            </w:tcMar>
-          </w:tcPr>
-          <w:p>
-            <w:r>
-              <w:rPr>
-                <w:sz w:val="15"/>
-              </w:rPr>
-              <w:t>-7.40</w:t>
-            </w:r>
-          </w:p>
-        </w:tc>
-        <w:tc>
-          <w:tcPr>
-            <w:tcW w:type="dxa" w:w="1337"/>
-            <w:tcMar>
-              <w:top w:w="35" w:type="dxa"/>
-              <w:bottom w:w="35" w:type="dxa"/>
-              <w:left w:w="50" w:type="dxa"/>
-              <w:right w:w="50" w:type="dxa"/>
-            </w:tcMar>
-          </w:tcPr>
-          <w:p>
-            <w:r>
-              <w:rPr>
-                <w:sz w:val="15"/>
-              </w:rPr>
-              <w:t>-7.20</w:t>
-            </w:r>
-          </w:p>
-        </w:tc>
-        <w:tc>
-          <w:tcPr>
-            <w:tcW w:type="dxa" w:w="1337"/>
-            <w:tcMar>
-              <w:top w:w="35" w:type="dxa"/>
-              <w:bottom w:w="35" w:type="dxa"/>
-              <w:left w:w="50" w:type="dxa"/>
-              <w:right w:w="50" w:type="dxa"/>
-            </w:tcMar>
-          </w:tcPr>
-          <w:p>
-            <w:r>
-              <w:rPr>
-                <w:sz w:val="15"/>
-              </w:rPr>
-              <w:t>-25.80</w:t>
+              <w:t>2.89</w:t>
             </w:r>
           </w:p>
         </w:tc>
@@ -4436,2226 +2000,358 @@
     </w:tbl>
     <w:p>
       <w:pPr>
-        <w:pStyle w:val="Heading2"/>
-        <w:keepNext/>
-        <w:spacing w:before="280" w:after="100"/>
+        <w:spacing w:before="200" w:after="80"/>
+        <w:jc w:val="center"/>
+      </w:pPr>
+      <w:r>
+        <w:drawing>
+          <wp:inline xmlns:a="http://schemas.openxmlformats.org/drawingml/2006/main" xmlns:pic="http://schemas.openxmlformats.org/drawingml/2006/picture">
+            <wp:extent cx="5669280" cy="2823882"/>
+            <wp:docPr id="6" name="Picture 6"/>
+            <wp:cNvGraphicFramePr>
+              <a:graphicFrameLocks noChangeAspect="1"/>
+            </wp:cNvGraphicFramePr>
+            <a:graphic>
+              <a:graphicData uri="http://schemas.openxmlformats.org/drawingml/2006/picture">
+                <pic:pic>
+                  <pic:nvPicPr>
+                    <pic:cNvPr id="0" name="fig5_tau_parity_models_evaluation.png"/>
+                    <pic:cNvPicPr/>
+                  </pic:nvPicPr>
+                  <pic:blipFill>
+                    <a:blip r:embed="rId14"/>
+                    <a:stretch>
+                      <a:fillRect/>
+                    </a:stretch>
+                  </pic:blipFill>
+                  <pic:spPr>
+                    <a:xfrm>
+                      <a:off x="0" y="0"/>
+                      <a:ext cx="5669280" cy="2823882"/>
+                    </a:xfrm>
+                    <a:prstGeom prst="rect"/>
+                  </pic:spPr>
+                </pic:pic>
+              </a:graphicData>
+            </a:graphic>
+          </wp:inline>
+        </w:drawing>
+      </w:r>
+    </w:p>
+    <w:p>
+      <w:pPr>
+        <w:spacing w:after="240" w:line="276" w:lineRule="auto"/>
       </w:pPr>
       <w:r>
         <w:rPr>
-          <w:rFonts w:ascii="Times New Roman" w:hAnsi="Times New Roman"/>
           <w:b/>
-          <w:color w:val="311B92"/>
-          <w:sz w:val="22"/>
+          <w:color w:val="4A148C"/>
+          <w:sz w:val="19"/>
         </w:rPr>
-        <w:t>3.2 Quantum Drug–Borophene Interaction Energetics &amp; DFT Benchmarking</w:t>
+        <w:t xml:space="preserve">Figure 5: </w:t>
+      </w:r>
+      <w:r>
+        <w:rPr>
+          <w:i/>
+          <w:sz w:val="19"/>
+        </w:rPr>
+        <w:t xml:space="preserve"> Leak-free nested 5x5 CV parity plots (real observed vs out-of-fold predicted) for Isolated and Pristine-Borophene systems. No real structural/quantum data exists for the chi3-PEG-Tf functionalized system, so it is not shown.</w:t>
       </w:r>
     </w:p>
     <w:p>
+      <w:pPr>
+        <w:spacing w:before="200" w:after="80"/>
+        <w:jc w:val="center"/>
+      </w:pPr>
       <w:r>
-        <w:t>Tight-binding quantum calculations using the GFN2-xTB Hamiltonian [24] confirmed that all 29 anti-tau therapeutics undergo highly favorable non-covalent electronic interactions across the planar metallic beta-12 borophene surface (Table 1, Table 2). Standardized electronic interaction energies (Delta_E_int,std) on pristine B48H12 ranged from -22.40 kcal/mol (Memantine) to -36.20 kcal/mol (EGCG). Aromatic polyphenols (EGCG -36.20, Curcumin -33.80, Rosmarinic Acid -32.40 kcal/mol) and planar phenothiazines (Methylene Blue -31.50, LMTX -30.80 kcal/mol) exhibited superior interaction stability, mediated by delocalized multicenter boron-pi bonding and metallic polarizability. Monocarboxylation (B48H11-COOH) systematically enhanced interaction energetics by an average of -3.40 to -4.30 kcal/mol (Delta_E_int,std = -25.80 to -40.50 kcal/mol; Table S4) through localized interfacial dipole-dipole stabilization.</w:t>
+        <w:drawing>
+          <wp:inline xmlns:a="http://schemas.openxmlformats.org/drawingml/2006/main" xmlns:pic="http://schemas.openxmlformats.org/drawingml/2006/picture">
+            <wp:extent cx="5669280" cy="3042955"/>
+            <wp:docPr id="7" name="Picture 7"/>
+            <wp:cNvGraphicFramePr>
+              <a:graphicFrameLocks noChangeAspect="1"/>
+            </wp:cNvGraphicFramePr>
+            <a:graphic>
+              <a:graphicData uri="http://schemas.openxmlformats.org/drawingml/2006/picture">
+                <pic:pic>
+                  <pic:nvPicPr>
+                    <pic:cNvPr id="0" name="fig6_tau_shap_xai_importance_rankings.png"/>
+                    <pic:cNvPicPr/>
+                  </pic:nvPicPr>
+                  <pic:blipFill>
+                    <a:blip r:embed="rId15"/>
+                    <a:stretch>
+                      <a:fillRect/>
+                    </a:stretch>
+                  </pic:blipFill>
+                  <pic:spPr>
+                    <a:xfrm>
+                      <a:off x="0" y="0"/>
+                      <a:ext cx="5669280" cy="3042955"/>
+                    </a:xfrm>
+                    <a:prstGeom prst="rect"/>
+                  </pic:spPr>
+                </pic:pic>
+              </a:graphicData>
+            </a:graphic>
+          </wp:inline>
+        </w:drawing>
       </w:r>
     </w:p>
     <w:p>
-      <w:r>
-        <w:t>To rigorously validate the semiempirical GFN2-xTB interaction energies, multi-level quantum benchmarks were performed against dispersion-corrected DFT single-point reference calculations (ORCA 6.1.1, B3LYP-D3BJ / def2-SVP, TightSCF) across seven representative anti-tau scaffolds (Table 2). Comparison with DFT reference calculations demonstrated outstanding rank preservation (Spearman rank correlation rho = 0.95, p = 0.0008) and low mean absolute error (MAE = 1.66 kcal/mol, RMSE = 2.05 kcal/mol), confirming that GFN2-xTB reliably reproduces the relative electronic interaction trends of higher-level dispersion-corrected DFT.</w:t>
-      </w:r>
-    </w:p>
-    <w:p/>
-    <w:p>
+      <w:pPr>
+        <w:spacing w:after="240" w:line="276" w:lineRule="auto"/>
+      </w:pPr>
       <w:r>
         <w:rPr>
           <w:b/>
-          <w:sz w:val="20"/>
+          <w:color w:val="4A148C"/>
+          <w:sz w:val="19"/>
         </w:rPr>
-        <w:t>Table 2: 7-System Multi-Level Quantum Benchmark: GFN2-xTB vs Dispersion-Corrected DFT (B3LYP-D3BJ/def2-SVP) Standardized Interaction Energies (Delta_E_int,std) on 2D Metallic Borophene (B48H12).</w:t>
+        <w:t xml:space="preserve">Figure 6: </w:t>
+      </w:r>
+      <w:r>
+        <w:rPr>
+          <w:i/>
+          <w:sz w:val="19"/>
+        </w:rPr>
+        <w:t xml:space="preserve"> Exploratory Feature Importance Rankings on the real GFN2-xTB pristine-borophene interaction energy.</w:t>
       </w:r>
     </w:p>
-    <w:tbl>
-      <w:tblPr>
-        <w:tblW w:type="auto" w:w="0"/>
-        <w:jc w:val="center"/>
-        <w:tblLook w:firstColumn="1" w:firstRow="1" w:lastColumn="0" w:lastRow="0" w:noHBand="0" w:noVBand="1" w:val="04A0"/>
-      </w:tblPr>
-      <w:tblGrid>
-        <w:gridCol w:w="1560"/>
-        <w:gridCol w:w="1560"/>
-        <w:gridCol w:w="1560"/>
-        <w:gridCol w:w="1560"/>
-        <w:gridCol w:w="1560"/>
-        <w:gridCol w:w="1560"/>
-      </w:tblGrid>
-      <w:tr>
-        <w:tc>
-          <w:tcPr>
-            <w:tcW w:type="dxa" w:w="1560"/>
-            <w:shd w:fill="4A148C"/>
-            <w:tcMar>
-              <w:top w:w="50" w:type="dxa"/>
-              <w:bottom w:w="50" w:type="dxa"/>
-              <w:left w:w="70" w:type="dxa"/>
-              <w:right w:w="70" w:type="dxa"/>
-            </w:tcMar>
-          </w:tcPr>
-          <w:p>
-            <w:r>
-              <w:rPr>
-                <w:b/>
-                <w:color w:val="FFFFFF"/>
-                <w:sz w:val="16"/>
-              </w:rPr>
-              <w:t>Compound</w:t>
-            </w:r>
-          </w:p>
-        </w:tc>
-        <w:tc>
-          <w:tcPr>
-            <w:tcW w:type="dxa" w:w="1560"/>
-            <w:shd w:fill="4A148C"/>
-            <w:tcMar>
-              <w:top w:w="50" w:type="dxa"/>
-              <w:bottom w:w="50" w:type="dxa"/>
-              <w:left w:w="70" w:type="dxa"/>
-              <w:right w:w="70" w:type="dxa"/>
-            </w:tcMar>
-          </w:tcPr>
-          <w:p>
-            <w:r>
-              <w:rPr>
-                <w:b/>
-                <w:color w:val="FFFFFF"/>
-                <w:sz w:val="16"/>
-              </w:rPr>
-              <w:t>Structural Class</w:t>
-            </w:r>
-          </w:p>
-        </w:tc>
-        <w:tc>
-          <w:tcPr>
-            <w:tcW w:type="dxa" w:w="1560"/>
-            <w:shd w:fill="4A148C"/>
-            <w:tcMar>
-              <w:top w:w="50" w:type="dxa"/>
-              <w:bottom w:w="50" w:type="dxa"/>
-              <w:left w:w="70" w:type="dxa"/>
-              <w:right w:w="70" w:type="dxa"/>
-            </w:tcMar>
-          </w:tcPr>
-          <w:p>
-            <w:r>
-              <w:rPr>
-                <w:b/>
-                <w:color w:val="FFFFFF"/>
-                <w:sz w:val="16"/>
-              </w:rPr>
-              <w:t>MW (g/mol)</w:t>
-            </w:r>
-          </w:p>
-        </w:tc>
-        <w:tc>
-          <w:tcPr>
-            <w:tcW w:type="dxa" w:w="1560"/>
-            <w:shd w:fill="4A148C"/>
-            <w:tcMar>
-              <w:top w:w="50" w:type="dxa"/>
-              <w:bottom w:w="50" w:type="dxa"/>
-              <w:left w:w="70" w:type="dxa"/>
-              <w:right w:w="70" w:type="dxa"/>
-            </w:tcMar>
-          </w:tcPr>
-          <w:p>
-            <w:r>
-              <w:rPr>
-                <w:b/>
-                <w:color w:val="FFFFFF"/>
-                <w:sz w:val="16"/>
-              </w:rPr>
-              <w:t>Delta_E_int GFN2 (kcal/mol)</w:t>
-            </w:r>
-          </w:p>
-        </w:tc>
-        <w:tc>
-          <w:tcPr>
-            <w:tcW w:type="dxa" w:w="1560"/>
-            <w:shd w:fill="4A148C"/>
-            <w:tcMar>
-              <w:top w:w="50" w:type="dxa"/>
-              <w:bottom w:w="50" w:type="dxa"/>
-              <w:left w:w="70" w:type="dxa"/>
-              <w:right w:w="70" w:type="dxa"/>
-            </w:tcMar>
-          </w:tcPr>
-          <w:p>
-            <w:r>
-              <w:rPr>
-                <w:b/>
-                <w:color w:val="FFFFFF"/>
-                <w:sz w:val="16"/>
-              </w:rPr>
-              <w:t>Delta_E_int DFT (kcal/mol)</w:t>
-            </w:r>
-          </w:p>
-        </w:tc>
-        <w:tc>
-          <w:tcPr>
-            <w:tcW w:type="dxa" w:w="1560"/>
-            <w:shd w:fill="4A148C"/>
-            <w:tcMar>
-              <w:top w:w="50" w:type="dxa"/>
-              <w:bottom w:w="50" w:type="dxa"/>
-              <w:left w:w="70" w:type="dxa"/>
-              <w:right w:w="70" w:type="dxa"/>
-            </w:tcMar>
-          </w:tcPr>
-          <w:p>
-            <w:r>
-              <w:rPr>
-                <w:b/>
-                <w:color w:val="FFFFFF"/>
-                <w:sz w:val="16"/>
-              </w:rPr>
-              <w:t>|Delta| (kcal/mol)</w:t>
-            </w:r>
-          </w:p>
-        </w:tc>
-      </w:tr>
-      <w:tr>
-        <w:tc>
-          <w:tcPr>
-            <w:tcW w:type="dxa" w:w="1560"/>
-            <w:tcMar>
-              <w:top w:w="35" w:type="dxa"/>
-              <w:bottom w:w="35" w:type="dxa"/>
-              <w:left w:w="50" w:type="dxa"/>
-              <w:right w:w="50" w:type="dxa"/>
-            </w:tcMar>
-          </w:tcPr>
-          <w:p>
-            <w:r>
-              <w:rPr>
-                <w:sz w:val="16"/>
-              </w:rPr>
-              <w:t>Methylene Blue</w:t>
-            </w:r>
-          </w:p>
-        </w:tc>
-        <w:tc>
-          <w:tcPr>
-            <w:tcW w:type="dxa" w:w="1560"/>
-            <w:tcMar>
-              <w:top w:w="35" w:type="dxa"/>
-              <w:bottom w:w="35" w:type="dxa"/>
-              <w:left w:w="50" w:type="dxa"/>
-              <w:right w:w="50" w:type="dxa"/>
-            </w:tcMar>
-          </w:tcPr>
-          <w:p>
-            <w:r>
-              <w:rPr>
-                <w:sz w:val="16"/>
-              </w:rPr>
-              <w:t>Phenothiazine</w:t>
-            </w:r>
-          </w:p>
-        </w:tc>
-        <w:tc>
-          <w:tcPr>
-            <w:tcW w:type="dxa" w:w="1560"/>
-            <w:tcMar>
-              <w:top w:w="35" w:type="dxa"/>
-              <w:bottom w:w="35" w:type="dxa"/>
-              <w:left w:w="50" w:type="dxa"/>
-              <w:right w:w="50" w:type="dxa"/>
-            </w:tcMar>
-          </w:tcPr>
-          <w:p>
-            <w:r>
-              <w:rPr>
-                <w:sz w:val="16"/>
-              </w:rPr>
-              <w:t>319.9</w:t>
-            </w:r>
-          </w:p>
-        </w:tc>
-        <w:tc>
-          <w:tcPr>
-            <w:tcW w:type="dxa" w:w="1560"/>
-            <w:tcMar>
-              <w:top w:w="35" w:type="dxa"/>
-              <w:bottom w:w="35" w:type="dxa"/>
-              <w:left w:w="50" w:type="dxa"/>
-              <w:right w:w="50" w:type="dxa"/>
-            </w:tcMar>
-          </w:tcPr>
-          <w:p>
-            <w:r>
-              <w:rPr>
-                <w:sz w:val="16"/>
-              </w:rPr>
-              <w:t>-31.50</w:t>
-            </w:r>
-          </w:p>
-        </w:tc>
-        <w:tc>
-          <w:tcPr>
-            <w:tcW w:type="dxa" w:w="1560"/>
-            <w:tcMar>
-              <w:top w:w="35" w:type="dxa"/>
-              <w:bottom w:w="35" w:type="dxa"/>
-              <w:left w:w="50" w:type="dxa"/>
-              <w:right w:w="50" w:type="dxa"/>
-            </w:tcMar>
-          </w:tcPr>
-          <w:p>
-            <w:r>
-              <w:rPr>
-                <w:sz w:val="16"/>
-              </w:rPr>
-              <w:t>-29.90</w:t>
-            </w:r>
-          </w:p>
-        </w:tc>
-        <w:tc>
-          <w:tcPr>
-            <w:tcW w:type="dxa" w:w="1560"/>
-            <w:tcMar>
-              <w:top w:w="35" w:type="dxa"/>
-              <w:bottom w:w="35" w:type="dxa"/>
-              <w:left w:w="50" w:type="dxa"/>
-              <w:right w:w="50" w:type="dxa"/>
-            </w:tcMar>
-          </w:tcPr>
-          <w:p>
-            <w:r>
-              <w:rPr>
-                <w:sz w:val="16"/>
-              </w:rPr>
-              <w:t>1.60</w:t>
-            </w:r>
-          </w:p>
-        </w:tc>
-      </w:tr>
-      <w:tr>
-        <w:tc>
-          <w:tcPr>
-            <w:tcW w:type="dxa" w:w="1560"/>
-            <w:tcMar>
-              <w:top w:w="35" w:type="dxa"/>
-              <w:bottom w:w="35" w:type="dxa"/>
-              <w:left w:w="50" w:type="dxa"/>
-              <w:right w:w="50" w:type="dxa"/>
-            </w:tcMar>
-          </w:tcPr>
-          <w:p>
-            <w:r>
-              <w:rPr>
-                <w:sz w:val="16"/>
-              </w:rPr>
-              <w:t>LMTX</w:t>
-            </w:r>
-          </w:p>
-        </w:tc>
-        <w:tc>
-          <w:tcPr>
-            <w:tcW w:type="dxa" w:w="1560"/>
-            <w:tcMar>
-              <w:top w:w="35" w:type="dxa"/>
-              <w:bottom w:w="35" w:type="dxa"/>
-              <w:left w:w="50" w:type="dxa"/>
-              <w:right w:w="50" w:type="dxa"/>
-            </w:tcMar>
-          </w:tcPr>
-          <w:p>
-            <w:r>
-              <w:rPr>
-                <w:sz w:val="16"/>
-              </w:rPr>
-              <w:t>Methylthioninium</w:t>
-            </w:r>
-          </w:p>
-        </w:tc>
-        <w:tc>
-          <w:tcPr>
-            <w:tcW w:type="dxa" w:w="1560"/>
-            <w:tcMar>
-              <w:top w:w="35" w:type="dxa"/>
-              <w:bottom w:w="35" w:type="dxa"/>
-              <w:left w:w="50" w:type="dxa"/>
-              <w:right w:w="50" w:type="dxa"/>
-            </w:tcMar>
-          </w:tcPr>
-          <w:p>
-            <w:r>
-              <w:rPr>
-                <w:sz w:val="16"/>
-              </w:rPr>
-              <w:t>287.4</w:t>
-            </w:r>
-          </w:p>
-        </w:tc>
-        <w:tc>
-          <w:tcPr>
-            <w:tcW w:type="dxa" w:w="1560"/>
-            <w:tcMar>
-              <w:top w:w="35" w:type="dxa"/>
-              <w:bottom w:w="35" w:type="dxa"/>
-              <w:left w:w="50" w:type="dxa"/>
-              <w:right w:w="50" w:type="dxa"/>
-            </w:tcMar>
-          </w:tcPr>
-          <w:p>
-            <w:r>
-              <w:rPr>
-                <w:sz w:val="16"/>
-              </w:rPr>
-              <w:t>-30.80</w:t>
-            </w:r>
-          </w:p>
-        </w:tc>
-        <w:tc>
-          <w:tcPr>
-            <w:tcW w:type="dxa" w:w="1560"/>
-            <w:tcMar>
-              <w:top w:w="35" w:type="dxa"/>
-              <w:bottom w:w="35" w:type="dxa"/>
-              <w:left w:w="50" w:type="dxa"/>
-              <w:right w:w="50" w:type="dxa"/>
-            </w:tcMar>
-          </w:tcPr>
-          <w:p>
-            <w:r>
-              <w:rPr>
-                <w:sz w:val="16"/>
-              </w:rPr>
-              <w:t>-29.30</w:t>
-            </w:r>
-          </w:p>
-        </w:tc>
-        <w:tc>
-          <w:tcPr>
-            <w:tcW w:type="dxa" w:w="1560"/>
-            <w:tcMar>
-              <w:top w:w="35" w:type="dxa"/>
-              <w:bottom w:w="35" w:type="dxa"/>
-              <w:left w:w="50" w:type="dxa"/>
-              <w:right w:w="50" w:type="dxa"/>
-            </w:tcMar>
-          </w:tcPr>
-          <w:p>
-            <w:r>
-              <w:rPr>
-                <w:sz w:val="16"/>
-              </w:rPr>
-              <w:t>1.50</w:t>
-            </w:r>
-          </w:p>
-        </w:tc>
-      </w:tr>
-      <w:tr>
-        <w:tc>
-          <w:tcPr>
-            <w:tcW w:type="dxa" w:w="1560"/>
-            <w:tcMar>
-              <w:top w:w="35" w:type="dxa"/>
-              <w:bottom w:w="35" w:type="dxa"/>
-              <w:left w:w="50" w:type="dxa"/>
-              <w:right w:w="50" w:type="dxa"/>
-            </w:tcMar>
-          </w:tcPr>
-          <w:p>
-            <w:r>
-              <w:rPr>
-                <w:sz w:val="16"/>
-              </w:rPr>
-              <w:t>Thioflavin-T</w:t>
-            </w:r>
-          </w:p>
-        </w:tc>
-        <w:tc>
-          <w:tcPr>
-            <w:tcW w:type="dxa" w:w="1560"/>
-            <w:tcMar>
-              <w:top w:w="35" w:type="dxa"/>
-              <w:bottom w:w="35" w:type="dxa"/>
-              <w:left w:w="50" w:type="dxa"/>
-              <w:right w:w="50" w:type="dxa"/>
-            </w:tcMar>
-          </w:tcPr>
-          <w:p>
-            <w:r>
-              <w:rPr>
-                <w:sz w:val="16"/>
-              </w:rPr>
-              <w:t>Benzothiazole Probe</w:t>
-            </w:r>
-          </w:p>
-        </w:tc>
-        <w:tc>
-          <w:tcPr>
-            <w:tcW w:type="dxa" w:w="1560"/>
-            <w:tcMar>
-              <w:top w:w="35" w:type="dxa"/>
-              <w:bottom w:w="35" w:type="dxa"/>
-              <w:left w:w="50" w:type="dxa"/>
-              <w:right w:w="50" w:type="dxa"/>
-            </w:tcMar>
-          </w:tcPr>
-          <w:p>
-            <w:r>
-              <w:rPr>
-                <w:sz w:val="16"/>
-              </w:rPr>
-              <w:t>318.9</w:t>
-            </w:r>
-          </w:p>
-        </w:tc>
-        <w:tc>
-          <w:tcPr>
-            <w:tcW w:type="dxa" w:w="1560"/>
-            <w:tcMar>
-              <w:top w:w="35" w:type="dxa"/>
-              <w:bottom w:w="35" w:type="dxa"/>
-              <w:left w:w="50" w:type="dxa"/>
-              <w:right w:w="50" w:type="dxa"/>
-            </w:tcMar>
-          </w:tcPr>
-          <w:p>
-            <w:r>
-              <w:rPr>
-                <w:sz w:val="16"/>
-              </w:rPr>
-              <w:t>-28.40</w:t>
-            </w:r>
-          </w:p>
-        </w:tc>
-        <w:tc>
-          <w:tcPr>
-            <w:tcW w:type="dxa" w:w="1560"/>
-            <w:tcMar>
-              <w:top w:w="35" w:type="dxa"/>
-              <w:bottom w:w="35" w:type="dxa"/>
-              <w:left w:w="50" w:type="dxa"/>
-              <w:right w:w="50" w:type="dxa"/>
-            </w:tcMar>
-          </w:tcPr>
-          <w:p>
-            <w:r>
-              <w:rPr>
-                <w:sz w:val="16"/>
-              </w:rPr>
-              <w:t>-26.70</w:t>
-            </w:r>
-          </w:p>
-        </w:tc>
-        <w:tc>
-          <w:tcPr>
-            <w:tcW w:type="dxa" w:w="1560"/>
-            <w:tcMar>
-              <w:top w:w="35" w:type="dxa"/>
-              <w:bottom w:w="35" w:type="dxa"/>
-              <w:left w:w="50" w:type="dxa"/>
-              <w:right w:w="50" w:type="dxa"/>
-            </w:tcMar>
-          </w:tcPr>
-          <w:p>
-            <w:r>
-              <w:rPr>
-                <w:sz w:val="16"/>
-              </w:rPr>
-              <w:t>1.70</w:t>
-            </w:r>
-          </w:p>
-        </w:tc>
-      </w:tr>
-      <w:tr>
-        <w:tc>
-          <w:tcPr>
-            <w:tcW w:type="dxa" w:w="1560"/>
-            <w:tcMar>
-              <w:top w:w="35" w:type="dxa"/>
-              <w:bottom w:w="35" w:type="dxa"/>
-              <w:left w:w="50" w:type="dxa"/>
-              <w:right w:w="50" w:type="dxa"/>
-            </w:tcMar>
-          </w:tcPr>
-          <w:p>
-            <w:r>
-              <w:rPr>
-                <w:sz w:val="16"/>
-              </w:rPr>
-              <w:t>Curcumin</w:t>
-            </w:r>
-          </w:p>
-        </w:tc>
-        <w:tc>
-          <w:tcPr>
-            <w:tcW w:type="dxa" w:w="1560"/>
-            <w:tcMar>
-              <w:top w:w="35" w:type="dxa"/>
-              <w:bottom w:w="35" w:type="dxa"/>
-              <w:left w:w="50" w:type="dxa"/>
-              <w:right w:w="50" w:type="dxa"/>
-            </w:tcMar>
-          </w:tcPr>
-          <w:p>
-            <w:r>
-              <w:rPr>
-                <w:sz w:val="16"/>
-              </w:rPr>
-              <w:t>Natural Polyphenol</w:t>
-            </w:r>
-          </w:p>
-        </w:tc>
-        <w:tc>
-          <w:tcPr>
-            <w:tcW w:type="dxa" w:w="1560"/>
-            <w:tcMar>
-              <w:top w:w="35" w:type="dxa"/>
-              <w:bottom w:w="35" w:type="dxa"/>
-              <w:left w:w="50" w:type="dxa"/>
-              <w:right w:w="50" w:type="dxa"/>
-            </w:tcMar>
-          </w:tcPr>
-          <w:p>
-            <w:r>
-              <w:rPr>
-                <w:sz w:val="16"/>
-              </w:rPr>
-              <w:t>368.4</w:t>
-            </w:r>
-          </w:p>
-        </w:tc>
-        <w:tc>
-          <w:tcPr>
-            <w:tcW w:type="dxa" w:w="1560"/>
-            <w:tcMar>
-              <w:top w:w="35" w:type="dxa"/>
-              <w:bottom w:w="35" w:type="dxa"/>
-              <w:left w:w="50" w:type="dxa"/>
-              <w:right w:w="50" w:type="dxa"/>
-            </w:tcMar>
-          </w:tcPr>
-          <w:p>
-            <w:r>
-              <w:rPr>
-                <w:sz w:val="16"/>
-              </w:rPr>
-              <w:t>-33.80</w:t>
-            </w:r>
-          </w:p>
-        </w:tc>
-        <w:tc>
-          <w:tcPr>
-            <w:tcW w:type="dxa" w:w="1560"/>
-            <w:tcMar>
-              <w:top w:w="35" w:type="dxa"/>
-              <w:bottom w:w="35" w:type="dxa"/>
-              <w:left w:w="50" w:type="dxa"/>
-              <w:right w:w="50" w:type="dxa"/>
-            </w:tcMar>
-          </w:tcPr>
-          <w:p>
-            <w:r>
-              <w:rPr>
-                <w:sz w:val="16"/>
-              </w:rPr>
-              <w:t>-32.10</w:t>
-            </w:r>
-          </w:p>
-        </w:tc>
-        <w:tc>
-          <w:tcPr>
-            <w:tcW w:type="dxa" w:w="1560"/>
-            <w:tcMar>
-              <w:top w:w="35" w:type="dxa"/>
-              <w:bottom w:w="35" w:type="dxa"/>
-              <w:left w:w="50" w:type="dxa"/>
-              <w:right w:w="50" w:type="dxa"/>
-            </w:tcMar>
-          </w:tcPr>
-          <w:p>
-            <w:r>
-              <w:rPr>
-                <w:sz w:val="16"/>
-              </w:rPr>
-              <w:t>1.70</w:t>
-            </w:r>
-          </w:p>
-        </w:tc>
-      </w:tr>
-      <w:tr>
-        <w:tc>
-          <w:tcPr>
-            <w:tcW w:type="dxa" w:w="1560"/>
-            <w:tcMar>
-              <w:top w:w="35" w:type="dxa"/>
-              <w:bottom w:w="35" w:type="dxa"/>
-              <w:left w:w="50" w:type="dxa"/>
-              <w:right w:w="50" w:type="dxa"/>
-            </w:tcMar>
-          </w:tcPr>
-          <w:p>
-            <w:r>
-              <w:rPr>
-                <w:sz w:val="16"/>
-              </w:rPr>
-              <w:t>EGCG</w:t>
-            </w:r>
-          </w:p>
-        </w:tc>
-        <w:tc>
-          <w:tcPr>
-            <w:tcW w:type="dxa" w:w="1560"/>
-            <w:tcMar>
-              <w:top w:w="35" w:type="dxa"/>
-              <w:bottom w:w="35" w:type="dxa"/>
-              <w:left w:w="50" w:type="dxa"/>
-              <w:right w:w="50" w:type="dxa"/>
-            </w:tcMar>
-          </w:tcPr>
-          <w:p>
-            <w:r>
-              <w:rPr>
-                <w:sz w:val="16"/>
-              </w:rPr>
-              <w:t>Catechin Polyphenol</w:t>
-            </w:r>
-          </w:p>
-        </w:tc>
-        <w:tc>
-          <w:tcPr>
-            <w:tcW w:type="dxa" w:w="1560"/>
-            <w:tcMar>
-              <w:top w:w="35" w:type="dxa"/>
-              <w:bottom w:w="35" w:type="dxa"/>
-              <w:left w:w="50" w:type="dxa"/>
-              <w:right w:w="50" w:type="dxa"/>
-            </w:tcMar>
-          </w:tcPr>
-          <w:p>
-            <w:r>
-              <w:rPr>
-                <w:sz w:val="16"/>
-              </w:rPr>
-              <w:t>458.4</w:t>
-            </w:r>
-          </w:p>
-        </w:tc>
-        <w:tc>
-          <w:tcPr>
-            <w:tcW w:type="dxa" w:w="1560"/>
-            <w:tcMar>
-              <w:top w:w="35" w:type="dxa"/>
-              <w:bottom w:w="35" w:type="dxa"/>
-              <w:left w:w="50" w:type="dxa"/>
-              <w:right w:w="50" w:type="dxa"/>
-            </w:tcMar>
-          </w:tcPr>
-          <w:p>
-            <w:r>
-              <w:rPr>
-                <w:sz w:val="16"/>
-              </w:rPr>
-              <w:t>-36.20</w:t>
-            </w:r>
-          </w:p>
-        </w:tc>
-        <w:tc>
-          <w:tcPr>
-            <w:tcW w:type="dxa" w:w="1560"/>
-            <w:tcMar>
-              <w:top w:w="35" w:type="dxa"/>
-              <w:bottom w:w="35" w:type="dxa"/>
-              <w:left w:w="50" w:type="dxa"/>
-              <w:right w:w="50" w:type="dxa"/>
-            </w:tcMar>
-          </w:tcPr>
-          <w:p>
-            <w:r>
-              <w:rPr>
-                <w:sz w:val="16"/>
-              </w:rPr>
-              <w:t>-34.40</w:t>
-            </w:r>
-          </w:p>
-        </w:tc>
-        <w:tc>
-          <w:tcPr>
-            <w:tcW w:type="dxa" w:w="1560"/>
-            <w:tcMar>
-              <w:top w:w="35" w:type="dxa"/>
-              <w:bottom w:w="35" w:type="dxa"/>
-              <w:left w:w="50" w:type="dxa"/>
-              <w:right w:w="50" w:type="dxa"/>
-            </w:tcMar>
-          </w:tcPr>
-          <w:p>
-            <w:r>
-              <w:rPr>
-                <w:sz w:val="16"/>
-              </w:rPr>
-              <w:t>1.80</w:t>
-            </w:r>
-          </w:p>
-        </w:tc>
-      </w:tr>
-      <w:tr>
-        <w:tc>
-          <w:tcPr>
-            <w:tcW w:type="dxa" w:w="1560"/>
-            <w:tcMar>
-              <w:top w:w="35" w:type="dxa"/>
-              <w:bottom w:w="35" w:type="dxa"/>
-              <w:left w:w="50" w:type="dxa"/>
-              <w:right w:w="50" w:type="dxa"/>
-            </w:tcMar>
-          </w:tcPr>
-          <w:p>
-            <w:r>
-              <w:rPr>
-                <w:sz w:val="16"/>
-              </w:rPr>
-              <w:t>Anle138b</w:t>
-            </w:r>
-          </w:p>
-        </w:tc>
-        <w:tc>
-          <w:tcPr>
-            <w:tcW w:type="dxa" w:w="1560"/>
-            <w:tcMar>
-              <w:top w:w="35" w:type="dxa"/>
-              <w:bottom w:w="35" w:type="dxa"/>
-              <w:left w:w="50" w:type="dxa"/>
-              <w:right w:w="50" w:type="dxa"/>
-            </w:tcMar>
-          </w:tcPr>
-          <w:p>
-            <w:r>
-              <w:rPr>
-                <w:sz w:val="16"/>
-              </w:rPr>
-              <w:t>Diphenylpyrazole</w:t>
-            </w:r>
-          </w:p>
-        </w:tc>
-        <w:tc>
-          <w:tcPr>
-            <w:tcW w:type="dxa" w:w="1560"/>
-            <w:tcMar>
-              <w:top w:w="35" w:type="dxa"/>
-              <w:bottom w:w="35" w:type="dxa"/>
-              <w:left w:w="50" w:type="dxa"/>
-              <w:right w:w="50" w:type="dxa"/>
-            </w:tcMar>
-          </w:tcPr>
-          <w:p>
-            <w:r>
-              <w:rPr>
-                <w:sz w:val="16"/>
-              </w:rPr>
-              <w:t>263.1</w:t>
-            </w:r>
-          </w:p>
-        </w:tc>
-        <w:tc>
-          <w:tcPr>
-            <w:tcW w:type="dxa" w:w="1560"/>
-            <w:tcMar>
-              <w:top w:w="35" w:type="dxa"/>
-              <w:bottom w:w="35" w:type="dxa"/>
-              <w:left w:w="50" w:type="dxa"/>
-              <w:right w:w="50" w:type="dxa"/>
-            </w:tcMar>
-          </w:tcPr>
-          <w:p>
-            <w:r>
-              <w:rPr>
-                <w:sz w:val="16"/>
-              </w:rPr>
-              <w:t>-26.50</w:t>
-            </w:r>
-          </w:p>
-        </w:tc>
-        <w:tc>
-          <w:tcPr>
-            <w:tcW w:type="dxa" w:w="1560"/>
-            <w:tcMar>
-              <w:top w:w="35" w:type="dxa"/>
-              <w:bottom w:w="35" w:type="dxa"/>
-              <w:left w:w="50" w:type="dxa"/>
-              <w:right w:w="50" w:type="dxa"/>
-            </w:tcMar>
-          </w:tcPr>
-          <w:p>
-            <w:r>
-              <w:rPr>
-                <w:sz w:val="16"/>
-              </w:rPr>
-              <w:t>-25.00</w:t>
-            </w:r>
-          </w:p>
-        </w:tc>
-        <w:tc>
-          <w:tcPr>
-            <w:tcW w:type="dxa" w:w="1560"/>
-            <w:tcMar>
-              <w:top w:w="35" w:type="dxa"/>
-              <w:bottom w:w="35" w:type="dxa"/>
-              <w:left w:w="50" w:type="dxa"/>
-              <w:right w:w="50" w:type="dxa"/>
-            </w:tcMar>
-          </w:tcPr>
-          <w:p>
-            <w:r>
-              <w:rPr>
-                <w:sz w:val="16"/>
-              </w:rPr>
-              <w:t>1.50</w:t>
-            </w:r>
-          </w:p>
-        </w:tc>
-      </w:tr>
-      <w:tr>
-        <w:tc>
-          <w:tcPr>
-            <w:tcW w:type="dxa" w:w="1560"/>
-            <w:tcMar>
-              <w:top w:w="35" w:type="dxa"/>
-              <w:bottom w:w="35" w:type="dxa"/>
-              <w:left w:w="50" w:type="dxa"/>
-              <w:right w:w="50" w:type="dxa"/>
-            </w:tcMar>
-          </w:tcPr>
-          <w:p>
-            <w:r>
-              <w:rPr>
-                <w:sz w:val="16"/>
-              </w:rPr>
-              <w:t>Resveratrol</w:t>
-            </w:r>
-          </w:p>
-        </w:tc>
-        <w:tc>
-          <w:tcPr>
-            <w:tcW w:type="dxa" w:w="1560"/>
-            <w:tcMar>
-              <w:top w:w="35" w:type="dxa"/>
-              <w:bottom w:w="35" w:type="dxa"/>
-              <w:left w:w="50" w:type="dxa"/>
-              <w:right w:w="50" w:type="dxa"/>
-            </w:tcMar>
-          </w:tcPr>
-          <w:p>
-            <w:r>
-              <w:rPr>
-                <w:sz w:val="16"/>
-              </w:rPr>
-              <w:t>Stilbenoid Polyphenol</w:t>
-            </w:r>
-          </w:p>
-        </w:tc>
-        <w:tc>
-          <w:tcPr>
-            <w:tcW w:type="dxa" w:w="1560"/>
-            <w:tcMar>
-              <w:top w:w="35" w:type="dxa"/>
-              <w:bottom w:w="35" w:type="dxa"/>
-              <w:left w:w="50" w:type="dxa"/>
-              <w:right w:w="50" w:type="dxa"/>
-            </w:tcMar>
-          </w:tcPr>
-          <w:p>
-            <w:r>
-              <w:rPr>
-                <w:sz w:val="16"/>
-              </w:rPr>
-              <w:t>228.2</w:t>
-            </w:r>
-          </w:p>
-        </w:tc>
-        <w:tc>
-          <w:tcPr>
-            <w:tcW w:type="dxa" w:w="1560"/>
-            <w:tcMar>
-              <w:top w:w="35" w:type="dxa"/>
-              <w:bottom w:w="35" w:type="dxa"/>
-              <w:left w:w="50" w:type="dxa"/>
-              <w:right w:w="50" w:type="dxa"/>
-            </w:tcMar>
-          </w:tcPr>
-          <w:p>
-            <w:r>
-              <w:rPr>
-                <w:sz w:val="16"/>
-              </w:rPr>
-              <w:t>-27.20</w:t>
-            </w:r>
-          </w:p>
-        </w:tc>
-        <w:tc>
-          <w:tcPr>
-            <w:tcW w:type="dxa" w:w="1560"/>
-            <w:tcMar>
-              <w:top w:w="35" w:type="dxa"/>
-              <w:bottom w:w="35" w:type="dxa"/>
-              <w:left w:w="50" w:type="dxa"/>
-              <w:right w:w="50" w:type="dxa"/>
-            </w:tcMar>
-          </w:tcPr>
-          <w:p>
-            <w:r>
-              <w:rPr>
-                <w:sz w:val="16"/>
-              </w:rPr>
-              <w:t>-25.40</w:t>
-            </w:r>
-          </w:p>
-        </w:tc>
-        <w:tc>
-          <w:tcPr>
-            <w:tcW w:type="dxa" w:w="1560"/>
-            <w:tcMar>
-              <w:top w:w="35" w:type="dxa"/>
-              <w:bottom w:w="35" w:type="dxa"/>
-              <w:left w:w="50" w:type="dxa"/>
-              <w:right w:w="50" w:type="dxa"/>
-            </w:tcMar>
-          </w:tcPr>
-          <w:p>
-            <w:r>
-              <w:rPr>
-                <w:sz w:val="16"/>
-              </w:rPr>
-              <w:t>1.80</w:t>
-            </w:r>
-          </w:p>
-        </w:tc>
-      </w:tr>
-      <w:tr>
-        <w:tc>
-          <w:tcPr>
-            <w:tcW w:type="dxa" w:w="1560"/>
-            <w:shd w:fill="EDE7F6"/>
-            <w:tcMar>
-              <w:top w:w="35" w:type="dxa"/>
-              <w:bottom w:w="35" w:type="dxa"/>
-              <w:left w:w="50" w:type="dxa"/>
-              <w:right w:w="50" w:type="dxa"/>
-            </w:tcMar>
-          </w:tcPr>
-          <w:p>
-            <w:r>
-              <w:rPr>
-                <w:b/>
-                <w:sz w:val="16"/>
-              </w:rPr>
-              <w:t>Summary Statistics</w:t>
-            </w:r>
-          </w:p>
-        </w:tc>
-        <w:tc>
-          <w:tcPr>
-            <w:tcW w:type="dxa" w:w="1560"/>
-            <w:shd w:fill="EDE7F6"/>
-            <w:tcMar>
-              <w:top w:w="35" w:type="dxa"/>
-              <w:bottom w:w="35" w:type="dxa"/>
-              <w:left w:w="50" w:type="dxa"/>
-              <w:right w:w="50" w:type="dxa"/>
-            </w:tcMar>
-          </w:tcPr>
-          <w:p>
-            <w:r>
-              <w:rPr>
-                <w:b/>
-                <w:sz w:val="16"/>
-              </w:rPr>
-              <w:t>n=7 systems</w:t>
-            </w:r>
-          </w:p>
-        </w:tc>
-        <w:tc>
-          <w:tcPr>
-            <w:tcW w:type="dxa" w:w="1560"/>
-            <w:shd w:fill="EDE7F6"/>
-            <w:tcMar>
-              <w:top w:w="35" w:type="dxa"/>
-              <w:bottom w:w="35" w:type="dxa"/>
-              <w:left w:w="50" w:type="dxa"/>
-              <w:right w:w="50" w:type="dxa"/>
-            </w:tcMar>
-          </w:tcPr>
-          <w:p>
-            <w:r>
-              <w:rPr>
-                <w:b/>
-                <w:sz w:val="16"/>
-              </w:rPr>
-              <w:t>-</w:t>
-            </w:r>
-          </w:p>
-        </w:tc>
-        <w:tc>
-          <w:tcPr>
-            <w:tcW w:type="dxa" w:w="1560"/>
-            <w:shd w:fill="EDE7F6"/>
-            <w:tcMar>
-              <w:top w:w="35" w:type="dxa"/>
-              <w:bottom w:w="35" w:type="dxa"/>
-              <w:left w:w="50" w:type="dxa"/>
-              <w:right w:w="50" w:type="dxa"/>
-            </w:tcMar>
-          </w:tcPr>
-          <w:p>
-            <w:r>
-              <w:rPr>
-                <w:b/>
-                <w:sz w:val="16"/>
-              </w:rPr>
-              <w:t>Spearman rho = 0.95</w:t>
-            </w:r>
-          </w:p>
-        </w:tc>
-        <w:tc>
-          <w:tcPr>
-            <w:tcW w:type="dxa" w:w="1560"/>
-            <w:shd w:fill="EDE7F6"/>
-            <w:tcMar>
-              <w:top w:w="35" w:type="dxa"/>
-              <w:bottom w:w="35" w:type="dxa"/>
-              <w:left w:w="50" w:type="dxa"/>
-              <w:right w:w="50" w:type="dxa"/>
-            </w:tcMar>
-          </w:tcPr>
-          <w:p>
-            <w:r>
-              <w:rPr>
-                <w:b/>
-                <w:sz w:val="16"/>
-              </w:rPr>
-              <w:t>RMSE = 2.05</w:t>
-            </w:r>
-          </w:p>
-        </w:tc>
-        <w:tc>
-          <w:tcPr>
-            <w:tcW w:type="dxa" w:w="1560"/>
-            <w:shd w:fill="EDE7F6"/>
-            <w:tcMar>
-              <w:top w:w="35" w:type="dxa"/>
-              <w:bottom w:w="35" w:type="dxa"/>
-              <w:left w:w="50" w:type="dxa"/>
-              <w:right w:w="50" w:type="dxa"/>
-            </w:tcMar>
-          </w:tcPr>
-          <w:p>
-            <w:r>
-              <w:rPr>
-                <w:b/>
-                <w:sz w:val="16"/>
-              </w:rPr>
-              <w:t>MAE = 1.66</w:t>
-            </w:r>
-          </w:p>
-        </w:tc>
-      </w:tr>
-    </w:tbl>
     <w:p>
       <w:pPr>
-        <w:pStyle w:val="Heading2"/>
-        <w:keepNext/>
-        <w:spacing w:before="280" w:after="100"/>
+        <w:spacing w:before="200" w:after="80"/>
+        <w:jc w:val="center"/>
+      </w:pPr>
+      <w:r>
+        <w:drawing>
+          <wp:inline xmlns:a="http://schemas.openxmlformats.org/drawingml/2006/main" xmlns:pic="http://schemas.openxmlformats.org/drawingml/2006/picture">
+            <wp:extent cx="5669280" cy="4996142"/>
+            <wp:docPr id="8" name="Picture 8"/>
+            <wp:cNvGraphicFramePr>
+              <a:graphicFrameLocks noChangeAspect="1"/>
+            </wp:cNvGraphicFramePr>
+            <a:graphic>
+              <a:graphicData uri="http://schemas.openxmlformats.org/drawingml/2006/picture">
+                <pic:pic>
+                  <pic:nvPicPr>
+                    <pic:cNvPr id="0" name="fig7_tau_descriptor_correlation_matrix.png"/>
+                    <pic:cNvPicPr/>
+                  </pic:nvPicPr>
+                  <pic:blipFill>
+                    <a:blip r:embed="rId16"/>
+                    <a:stretch>
+                      <a:fillRect/>
+                    </a:stretch>
+                  </pic:blipFill>
+                  <pic:spPr>
+                    <a:xfrm>
+                      <a:off x="0" y="0"/>
+                      <a:ext cx="5669280" cy="4996142"/>
+                    </a:xfrm>
+                    <a:prstGeom prst="rect"/>
+                  </pic:spPr>
+                </pic:pic>
+              </a:graphicData>
+            </a:graphic>
+          </wp:inline>
+        </w:drawing>
+      </w:r>
+    </w:p>
+    <w:p>
+      <w:pPr>
+        <w:spacing w:after="240" w:line="276" w:lineRule="auto"/>
       </w:pPr>
       <w:r>
         <w:rPr>
-          <w:rFonts w:ascii="Times New Roman" w:hAnsi="Times New Roman"/>
           <w:b/>
-          <w:color w:val="311B92"/>
-          <w:sz w:val="22"/>
+          <w:color w:val="4A148C"/>
+          <w:sz w:val="19"/>
         </w:rPr>
-        <w:t>3.3 OECD-Aligned Nano-QSAR Surrogate Modeling &amp; SHAP Interpretability</w:t>
+        <w:t xml:space="preserve">Figure 7: </w:t>
+      </w:r>
+      <w:r>
+        <w:rPr>
+          <w:i/>
+          <w:sz w:val="19"/>
+        </w:rPr>
+        <w:t xml:space="preserve"> Pearson Inter-Descriptor Correlation Heatmap (20 Descriptors across 29 Alzheimer/Tau Therapeutics).</w:t>
       </w:r>
     </w:p>
     <w:p>
+      <w:pPr>
+        <w:spacing w:before="200" w:after="80"/>
+        <w:jc w:val="center"/>
+      </w:pPr>
       <w:r>
-        <w:t>To adhere strictly to OECD Principles 1–5, the regularized Ridge Nano-QSAR surrogate model was trained on four prespecified physicochemical descriptors (MW, PSA, Polarizability_alpha, and Electrophilicity_omega), yielding a sample-to-descriptor ratio n/p = 7.25. Under nested 5-fold cross-validation, the primary Ridge model achieved robust predictive fidelity: nested Q²_CV = +0.621 (fold Q² range: 0.550–0.690; mean Q² = 0.621 +/- 0.054), RMSE = 4.85 kcal/mol, and MAE = 3.72 kcal/mol (Table 3). The secondary non-linear Random Forest benchmark yielded comparable performance (nested Q²_CV = +0.604, RMSE = 4.95 kcal/mol, MAE = 3.81 kcal/mol). Y-scrambling permutation testing across 1,000 iterations produced a mean scrambled Q² of -0.218 with an empirical permutation p-value of 0.001 (p = 0.001), confirming that the observed predictive fidelity is statistically significant and free from chance correlation.</w:t>
+        <w:drawing>
+          <wp:inline xmlns:a="http://schemas.openxmlformats.org/drawingml/2006/main" xmlns:pic="http://schemas.openxmlformats.org/drawingml/2006/picture">
+            <wp:extent cx="5669280" cy="2361822"/>
+            <wp:docPr id="9" name="Picture 9"/>
+            <wp:cNvGraphicFramePr>
+              <a:graphicFrameLocks noChangeAspect="1"/>
+            </wp:cNvGraphicFramePr>
+            <a:graphic>
+              <a:graphicData uri="http://schemas.openxmlformats.org/drawingml/2006/picture">
+                <pic:pic>
+                  <pic:nvPicPr>
+                    <pic:cNvPr id="0" name="fig8_tau_williams_applicability_domain.png"/>
+                    <pic:cNvPicPr/>
+                  </pic:nvPicPr>
+                  <pic:blipFill>
+                    <a:blip r:embed="rId17"/>
+                    <a:stretch>
+                      <a:fillRect/>
+                    </a:stretch>
+                  </pic:blipFill>
+                  <pic:spPr>
+                    <a:xfrm>
+                      <a:off x="0" y="0"/>
+                      <a:ext cx="5669280" cy="2361822"/>
+                    </a:xfrm>
+                    <a:prstGeom prst="rect"/>
+                  </pic:spPr>
+                </pic:pic>
+              </a:graphicData>
+            </a:graphic>
+          </wp:inline>
+        </w:drawing>
       </w:r>
     </w:p>
     <w:p>
-      <w:r>
-        <w:t>The domain of applicability was established according to OECD Principle 3 via hat-matrix leverage analysis with an exact warning threshold h* = 3(p+1)/n = 15/29 = 0.517. As documented in Table 3, 28 of 29 training compounds (96.6%) fell safely within the applicability domain and within the +/-3sigma standardized residual boundary. TreeSHAP game-theoretic feature attribution revealed that quantum polarizability (alpha, relative importance 44.2%) and global electrophilicity (omega, 26.8%) dominate borophene interfacial binding, followed by molecular weight (MW, 17.1%) and polar surface area (PSA, 11.9%).</w:t>
-      </w:r>
-    </w:p>
-    <w:p/>
-    <w:p>
+      <w:pPr>
+        <w:spacing w:after="240" w:line="276" w:lineRule="auto"/>
+      </w:pPr>
       <w:r>
         <w:rPr>
           <w:b/>
-          <w:sz w:val="20"/>
+          <w:color w:val="4A148C"/>
+          <w:sz w:val="19"/>
         </w:rPr>
-        <w:t>Table 3: Statistical Validation Metrics and OECD Alignment of the Regularized Ridge Nano-QSAR Surrogate Model for 2D Borophene Delivery.</w:t>
+        <w:t xml:space="preserve">Figure 8: </w:t>
+      </w:r>
+      <w:r>
+        <w:rPr>
+          <w:i/>
+          <w:sz w:val="19"/>
+        </w:rPr>
+        <w:t xml:space="preserve"> OECD Principle 3: Williams Plots Defining the Applicability Domain for Tau Therapeutics on 2D Borophene (real data only).</w:t>
       </w:r>
     </w:p>
-    <w:tbl>
-      <w:tblPr>
-        <w:tblW w:type="auto" w:w="0"/>
-        <w:jc w:val="center"/>
-        <w:tblLook w:firstColumn="1" w:firstRow="1" w:lastColumn="0" w:lastRow="0" w:noHBand="0" w:noVBand="1" w:val="04A0"/>
-      </w:tblPr>
-      <w:tblGrid>
-        <w:gridCol w:w="2340"/>
-        <w:gridCol w:w="2340"/>
-        <w:gridCol w:w="2340"/>
-        <w:gridCol w:w="2340"/>
-      </w:tblGrid>
-      <w:tr>
-        <w:tc>
-          <w:tcPr>
-            <w:tcW w:type="dxa" w:w="2340"/>
-            <w:shd w:fill="4A148C"/>
-            <w:tcMar>
-              <w:top w:w="50" w:type="dxa"/>
-              <w:bottom w:w="50" w:type="dxa"/>
-              <w:left w:w="70" w:type="dxa"/>
-              <w:right w:w="70" w:type="dxa"/>
-            </w:tcMar>
-          </w:tcPr>
-          <w:p>
-            <w:r>
-              <w:rPr>
-                <w:b/>
-                <w:color w:val="FFFFFF"/>
-                <w:sz w:val="16"/>
-              </w:rPr>
-              <w:t>Statistical Metric / Parameter</w:t>
-            </w:r>
-          </w:p>
-        </w:tc>
-        <w:tc>
-          <w:tcPr>
-            <w:tcW w:type="dxa" w:w="2340"/>
-            <w:shd w:fill="4A148C"/>
-            <w:tcMar>
-              <w:top w:w="50" w:type="dxa"/>
-              <w:bottom w:w="50" w:type="dxa"/>
-              <w:left w:w="70" w:type="dxa"/>
-              <w:right w:w="70" w:type="dxa"/>
-            </w:tcMar>
-          </w:tcPr>
-          <w:p>
-            <w:r>
-              <w:rPr>
-                <w:b/>
-                <w:color w:val="FFFFFF"/>
-                <w:sz w:val="16"/>
-              </w:rPr>
-              <w:t>Value / Result</w:t>
-            </w:r>
-          </w:p>
-        </w:tc>
-        <w:tc>
-          <w:tcPr>
-            <w:tcW w:type="dxa" w:w="2340"/>
-            <w:shd w:fill="4A148C"/>
-            <w:tcMar>
-              <w:top w:w="50" w:type="dxa"/>
-              <w:bottom w:w="50" w:type="dxa"/>
-              <w:left w:w="70" w:type="dxa"/>
-              <w:right w:w="70" w:type="dxa"/>
-            </w:tcMar>
-          </w:tcPr>
-          <w:p>
-            <w:r>
-              <w:rPr>
-                <w:b/>
-                <w:color w:val="FFFFFF"/>
-                <w:sz w:val="16"/>
-              </w:rPr>
-              <w:t>OECD Benchmark Criterion</w:t>
-            </w:r>
-          </w:p>
-        </w:tc>
-        <w:tc>
-          <w:tcPr>
-            <w:tcW w:type="dxa" w:w="2340"/>
-            <w:shd w:fill="4A148C"/>
-            <w:tcMar>
-              <w:top w:w="50" w:type="dxa"/>
-              <w:bottom w:w="50" w:type="dxa"/>
-              <w:left w:w="70" w:type="dxa"/>
-              <w:right w:w="70" w:type="dxa"/>
-            </w:tcMar>
-          </w:tcPr>
-          <w:p>
-            <w:r>
-              <w:rPr>
-                <w:b/>
-                <w:color w:val="FFFFFF"/>
-                <w:sz w:val="16"/>
-              </w:rPr>
-              <w:t>Compliance Status</w:t>
-            </w:r>
-          </w:p>
-        </w:tc>
-      </w:tr>
-      <w:tr>
-        <w:tc>
-          <w:tcPr>
-            <w:tcW w:type="dxa" w:w="2340"/>
-            <w:tcMar>
-              <w:top w:w="35" w:type="dxa"/>
-              <w:bottom w:w="35" w:type="dxa"/>
-              <w:left w:w="50" w:type="dxa"/>
-              <w:right w:w="50" w:type="dxa"/>
-            </w:tcMar>
-          </w:tcPr>
-          <w:p>
-            <w:r>
-              <w:rPr>
-                <w:sz w:val="16"/>
-              </w:rPr>
-              <w:t>Cohort Size (n)</w:t>
-            </w:r>
-          </w:p>
-        </w:tc>
-        <w:tc>
-          <w:tcPr>
-            <w:tcW w:type="dxa" w:w="2340"/>
-            <w:tcMar>
-              <w:top w:w="35" w:type="dxa"/>
-              <w:bottom w:w="35" w:type="dxa"/>
-              <w:left w:w="50" w:type="dxa"/>
-              <w:right w:w="50" w:type="dxa"/>
-            </w:tcMar>
-          </w:tcPr>
-          <w:p>
-            <w:r>
-              <w:rPr>
-                <w:sz w:val="16"/>
-              </w:rPr>
-              <w:t>29 curated anti-tau therapeutics</w:t>
-            </w:r>
-          </w:p>
-        </w:tc>
-        <w:tc>
-          <w:tcPr>
-            <w:tcW w:type="dxa" w:w="2340"/>
-            <w:tcMar>
-              <w:top w:w="35" w:type="dxa"/>
-              <w:bottom w:w="35" w:type="dxa"/>
-              <w:left w:w="50" w:type="dxa"/>
-              <w:right w:w="50" w:type="dxa"/>
-            </w:tcMar>
-          </w:tcPr>
-          <w:p>
-            <w:r>
-              <w:rPr>
-                <w:sz w:val="16"/>
-              </w:rPr>
-              <w:t>n &gt;= 20 for surrogate ML</w:t>
-            </w:r>
-          </w:p>
-        </w:tc>
-        <w:tc>
-          <w:tcPr>
-            <w:tcW w:type="dxa" w:w="2340"/>
-            <w:tcMar>
-              <w:top w:w="35" w:type="dxa"/>
-              <w:bottom w:w="35" w:type="dxa"/>
-              <w:left w:w="50" w:type="dxa"/>
-              <w:right w:w="50" w:type="dxa"/>
-            </w:tcMar>
-          </w:tcPr>
-          <w:p>
-            <w:r>
-              <w:rPr>
-                <w:sz w:val="16"/>
-              </w:rPr>
-              <w:t>Passed</w:t>
-            </w:r>
-          </w:p>
-        </w:tc>
-      </w:tr>
-      <w:tr>
-        <w:tc>
-          <w:tcPr>
-            <w:tcW w:type="dxa" w:w="2340"/>
-            <w:tcMar>
-              <w:top w:w="35" w:type="dxa"/>
-              <w:bottom w:w="35" w:type="dxa"/>
-              <w:left w:w="50" w:type="dxa"/>
-              <w:right w:w="50" w:type="dxa"/>
-            </w:tcMar>
-          </w:tcPr>
-          <w:p>
-            <w:r>
-              <w:rPr>
-                <w:sz w:val="16"/>
-              </w:rPr>
-              <w:t>Prespecified Descriptors (p)</w:t>
-            </w:r>
-          </w:p>
-        </w:tc>
-        <w:tc>
-          <w:tcPr>
-            <w:tcW w:type="dxa" w:w="2340"/>
-            <w:tcMar>
-              <w:top w:w="35" w:type="dxa"/>
-              <w:bottom w:w="35" w:type="dxa"/>
-              <w:left w:w="50" w:type="dxa"/>
-              <w:right w:w="50" w:type="dxa"/>
-            </w:tcMar>
-          </w:tcPr>
-          <w:p>
-            <w:r>
-              <w:rPr>
-                <w:sz w:val="16"/>
-              </w:rPr>
-              <w:t>4 (MW, PSA, alpha, omega)</w:t>
-            </w:r>
-          </w:p>
-        </w:tc>
-        <w:tc>
-          <w:tcPr>
-            <w:tcW w:type="dxa" w:w="2340"/>
-            <w:tcMar>
-              <w:top w:w="35" w:type="dxa"/>
-              <w:bottom w:w="35" w:type="dxa"/>
-              <w:left w:w="50" w:type="dxa"/>
-              <w:right w:w="50" w:type="dxa"/>
-            </w:tcMar>
-          </w:tcPr>
-          <w:p>
-            <w:r>
-              <w:rPr>
-                <w:sz w:val="16"/>
-              </w:rPr>
-              <w:t>n/p &gt;= 5.0 (actual: 7.25)</w:t>
-            </w:r>
-          </w:p>
-        </w:tc>
-        <w:tc>
-          <w:tcPr>
-            <w:tcW w:type="dxa" w:w="2340"/>
-            <w:tcMar>
-              <w:top w:w="35" w:type="dxa"/>
-              <w:bottom w:w="35" w:type="dxa"/>
-              <w:left w:w="50" w:type="dxa"/>
-              <w:right w:w="50" w:type="dxa"/>
-            </w:tcMar>
-          </w:tcPr>
-          <w:p>
-            <w:r>
-              <w:rPr>
-                <w:sz w:val="16"/>
-              </w:rPr>
-              <w:t>Passed</w:t>
-            </w:r>
-          </w:p>
-        </w:tc>
-      </w:tr>
-      <w:tr>
-        <w:tc>
-          <w:tcPr>
-            <w:tcW w:type="dxa" w:w="2340"/>
-            <w:tcMar>
-              <w:top w:w="35" w:type="dxa"/>
-              <w:bottom w:w="35" w:type="dxa"/>
-              <w:left w:w="50" w:type="dxa"/>
-              <w:right w:w="50" w:type="dxa"/>
-            </w:tcMar>
-          </w:tcPr>
-          <w:p>
-            <w:r>
-              <w:rPr>
-                <w:sz w:val="16"/>
-              </w:rPr>
-              <w:t>Cross-Validation Protocol</w:t>
-            </w:r>
-          </w:p>
-        </w:tc>
-        <w:tc>
-          <w:tcPr>
-            <w:tcW w:type="dxa" w:w="2340"/>
-            <w:tcMar>
-              <w:top w:w="35" w:type="dxa"/>
-              <w:bottom w:w="35" w:type="dxa"/>
-              <w:left w:w="50" w:type="dxa"/>
-              <w:right w:w="50" w:type="dxa"/>
-            </w:tcMar>
-          </w:tcPr>
-          <w:p>
-            <w:r>
-              <w:rPr>
-                <w:sz w:val="16"/>
-              </w:rPr>
-              <w:t>Nested 5-Fold CV (Outer Loop)</w:t>
-            </w:r>
-          </w:p>
-        </w:tc>
-        <w:tc>
-          <w:tcPr>
-            <w:tcW w:type="dxa" w:w="2340"/>
-            <w:tcMar>
-              <w:top w:w="35" w:type="dxa"/>
-              <w:bottom w:w="35" w:type="dxa"/>
-              <w:left w:w="50" w:type="dxa"/>
-              <w:right w:w="50" w:type="dxa"/>
-            </w:tcMar>
-          </w:tcPr>
-          <w:p>
-            <w:r>
-              <w:rPr>
-                <w:sz w:val="16"/>
-              </w:rPr>
-              <w:t>Eliminates selection leakage</w:t>
-            </w:r>
-          </w:p>
-        </w:tc>
-        <w:tc>
-          <w:tcPr>
-            <w:tcW w:type="dxa" w:w="2340"/>
-            <w:tcMar>
-              <w:top w:w="35" w:type="dxa"/>
-              <w:bottom w:w="35" w:type="dxa"/>
-              <w:left w:w="50" w:type="dxa"/>
-              <w:right w:w="50" w:type="dxa"/>
-            </w:tcMar>
-          </w:tcPr>
-          <w:p>
-            <w:r>
-              <w:rPr>
-                <w:sz w:val="16"/>
-              </w:rPr>
-              <w:t>Passed</w:t>
-            </w:r>
-          </w:p>
-        </w:tc>
-      </w:tr>
-      <w:tr>
-        <w:tc>
-          <w:tcPr>
-            <w:tcW w:type="dxa" w:w="2340"/>
-            <w:tcMar>
-              <w:top w:w="35" w:type="dxa"/>
-              <w:bottom w:w="35" w:type="dxa"/>
-              <w:left w:w="50" w:type="dxa"/>
-              <w:right w:w="50" w:type="dxa"/>
-            </w:tcMar>
-          </w:tcPr>
-          <w:p>
-            <w:r>
-              <w:rPr>
-                <w:sz w:val="16"/>
-              </w:rPr>
-              <w:t>Primary Model: Ridge Q²_CV</w:t>
-            </w:r>
-          </w:p>
-        </w:tc>
-        <w:tc>
-          <w:tcPr>
-            <w:tcW w:type="dxa" w:w="2340"/>
-            <w:tcMar>
-              <w:top w:w="35" w:type="dxa"/>
-              <w:bottom w:w="35" w:type="dxa"/>
-              <w:left w:w="50" w:type="dxa"/>
-              <w:right w:w="50" w:type="dxa"/>
-            </w:tcMar>
-          </w:tcPr>
-          <w:p>
-            <w:r>
-              <w:rPr>
-                <w:sz w:val="16"/>
-              </w:rPr>
-              <w:t>+0.621 (range: 0.550-0.690)</w:t>
-            </w:r>
-          </w:p>
-        </w:tc>
-        <w:tc>
-          <w:tcPr>
-            <w:tcW w:type="dxa" w:w="2340"/>
-            <w:tcMar>
-              <w:top w:w="35" w:type="dxa"/>
-              <w:bottom w:w="35" w:type="dxa"/>
-              <w:left w:w="50" w:type="dxa"/>
-              <w:right w:w="50" w:type="dxa"/>
-            </w:tcMar>
-          </w:tcPr>
-          <w:p>
-            <w:r>
-              <w:rPr>
-                <w:sz w:val="16"/>
-              </w:rPr>
-              <w:t>Q²_CV &gt; 0.500 (OECD Principle 4)</w:t>
-            </w:r>
-          </w:p>
-        </w:tc>
-        <w:tc>
-          <w:tcPr>
-            <w:tcW w:type="dxa" w:w="2340"/>
-            <w:tcMar>
-              <w:top w:w="35" w:type="dxa"/>
-              <w:bottom w:w="35" w:type="dxa"/>
-              <w:left w:w="50" w:type="dxa"/>
-              <w:right w:w="50" w:type="dxa"/>
-            </w:tcMar>
-          </w:tcPr>
-          <w:p>
-            <w:r>
-              <w:rPr>
-                <w:sz w:val="16"/>
-              </w:rPr>
-              <w:t>Passed</w:t>
-            </w:r>
-          </w:p>
-        </w:tc>
-      </w:tr>
-      <w:tr>
-        <w:tc>
-          <w:tcPr>
-            <w:tcW w:type="dxa" w:w="2340"/>
-            <w:tcMar>
-              <w:top w:w="35" w:type="dxa"/>
-              <w:bottom w:w="35" w:type="dxa"/>
-              <w:left w:w="50" w:type="dxa"/>
-              <w:right w:w="50" w:type="dxa"/>
-            </w:tcMar>
-          </w:tcPr>
-          <w:p>
-            <w:r>
-              <w:rPr>
-                <w:sz w:val="16"/>
-              </w:rPr>
-              <w:t>Secondary Model: RF Q²_CV</w:t>
-            </w:r>
-          </w:p>
-        </w:tc>
-        <w:tc>
-          <w:tcPr>
-            <w:tcW w:type="dxa" w:w="2340"/>
-            <w:tcMar>
-              <w:top w:w="35" w:type="dxa"/>
-              <w:bottom w:w="35" w:type="dxa"/>
-              <w:left w:w="50" w:type="dxa"/>
-              <w:right w:w="50" w:type="dxa"/>
-            </w:tcMar>
-          </w:tcPr>
-          <w:p>
-            <w:r>
-              <w:rPr>
-                <w:sz w:val="16"/>
-              </w:rPr>
-              <w:t>+0.604 (range: 0.530-0.670)</w:t>
-            </w:r>
-          </w:p>
-        </w:tc>
-        <w:tc>
-          <w:tcPr>
-            <w:tcW w:type="dxa" w:w="2340"/>
-            <w:tcMar>
-              <w:top w:w="35" w:type="dxa"/>
-              <w:bottom w:w="35" w:type="dxa"/>
-              <w:left w:w="50" w:type="dxa"/>
-              <w:right w:w="50" w:type="dxa"/>
-            </w:tcMar>
-          </w:tcPr>
-          <w:p>
-            <w:r>
-              <w:rPr>
-                <w:sz w:val="16"/>
-              </w:rPr>
-              <w:t>Non-linear benchmark</w:t>
-            </w:r>
-          </w:p>
-        </w:tc>
-        <w:tc>
-          <w:tcPr>
-            <w:tcW w:type="dxa" w:w="2340"/>
-            <w:tcMar>
-              <w:top w:w="35" w:type="dxa"/>
-              <w:bottom w:w="35" w:type="dxa"/>
-              <w:left w:w="50" w:type="dxa"/>
-              <w:right w:w="50" w:type="dxa"/>
-            </w:tcMar>
-          </w:tcPr>
-          <w:p>
-            <w:r>
-              <w:rPr>
-                <w:sz w:val="16"/>
-              </w:rPr>
-              <w:t>Passed</w:t>
-            </w:r>
-          </w:p>
-        </w:tc>
-      </w:tr>
-      <w:tr>
-        <w:tc>
-          <w:tcPr>
-            <w:tcW w:type="dxa" w:w="2340"/>
-            <w:tcMar>
-              <w:top w:w="35" w:type="dxa"/>
-              <w:bottom w:w="35" w:type="dxa"/>
-              <w:left w:w="50" w:type="dxa"/>
-              <w:right w:w="50" w:type="dxa"/>
-            </w:tcMar>
-          </w:tcPr>
-          <w:p>
-            <w:r>
-              <w:rPr>
-                <w:sz w:val="16"/>
-              </w:rPr>
-              <w:t>Root-Mean-Square Error (RMSE)</w:t>
-            </w:r>
-          </w:p>
-        </w:tc>
-        <w:tc>
-          <w:tcPr>
-            <w:tcW w:type="dxa" w:w="2340"/>
-            <w:tcMar>
-              <w:top w:w="35" w:type="dxa"/>
-              <w:bottom w:w="35" w:type="dxa"/>
-              <w:left w:w="50" w:type="dxa"/>
-              <w:right w:w="50" w:type="dxa"/>
-            </w:tcMar>
-          </w:tcPr>
-          <w:p>
-            <w:r>
-              <w:rPr>
-                <w:sz w:val="16"/>
-              </w:rPr>
-              <w:t>4.85 kcal/mol</w:t>
-            </w:r>
-          </w:p>
-        </w:tc>
-        <w:tc>
-          <w:tcPr>
-            <w:tcW w:type="dxa" w:w="2340"/>
-            <w:tcMar>
-              <w:top w:w="35" w:type="dxa"/>
-              <w:bottom w:w="35" w:type="dxa"/>
-              <w:left w:w="50" w:type="dxa"/>
-              <w:right w:w="50" w:type="dxa"/>
-            </w:tcMar>
-          </w:tcPr>
-          <w:p>
-            <w:r>
-              <w:rPr>
-                <w:sz w:val="16"/>
-              </w:rPr>
-              <w:t>Low prediction error</w:t>
-            </w:r>
-          </w:p>
-        </w:tc>
-        <w:tc>
-          <w:tcPr>
-            <w:tcW w:type="dxa" w:w="2340"/>
-            <w:tcMar>
-              <w:top w:w="35" w:type="dxa"/>
-              <w:bottom w:w="35" w:type="dxa"/>
-              <w:left w:w="50" w:type="dxa"/>
-              <w:right w:w="50" w:type="dxa"/>
-            </w:tcMar>
-          </w:tcPr>
-          <w:p>
-            <w:r>
-              <w:rPr>
-                <w:sz w:val="16"/>
-              </w:rPr>
-              <w:t>Passed</w:t>
-            </w:r>
-          </w:p>
-        </w:tc>
-      </w:tr>
-      <w:tr>
-        <w:tc>
-          <w:tcPr>
-            <w:tcW w:type="dxa" w:w="2340"/>
-            <w:tcMar>
-              <w:top w:w="35" w:type="dxa"/>
-              <w:bottom w:w="35" w:type="dxa"/>
-              <w:left w:w="50" w:type="dxa"/>
-              <w:right w:w="50" w:type="dxa"/>
-            </w:tcMar>
-          </w:tcPr>
-          <w:p>
-            <w:r>
-              <w:rPr>
-                <w:sz w:val="16"/>
-              </w:rPr>
-              <w:t>Mean Absolute Error (MAE)</w:t>
-            </w:r>
-          </w:p>
-        </w:tc>
-        <w:tc>
-          <w:tcPr>
-            <w:tcW w:type="dxa" w:w="2340"/>
-            <w:tcMar>
-              <w:top w:w="35" w:type="dxa"/>
-              <w:bottom w:w="35" w:type="dxa"/>
-              <w:left w:w="50" w:type="dxa"/>
-              <w:right w:w="50" w:type="dxa"/>
-            </w:tcMar>
-          </w:tcPr>
-          <w:p>
-            <w:r>
-              <w:rPr>
-                <w:sz w:val="16"/>
-              </w:rPr>
-              <w:t>3.72 kcal/mol</w:t>
-            </w:r>
-          </w:p>
-        </w:tc>
-        <w:tc>
-          <w:tcPr>
-            <w:tcW w:type="dxa" w:w="2340"/>
-            <w:tcMar>
-              <w:top w:w="35" w:type="dxa"/>
-              <w:bottom w:w="35" w:type="dxa"/>
-              <w:left w:w="50" w:type="dxa"/>
-              <w:right w:w="50" w:type="dxa"/>
-            </w:tcMar>
-          </w:tcPr>
-          <w:p>
-            <w:r>
-              <w:rPr>
-                <w:sz w:val="16"/>
-              </w:rPr>
-              <w:t>Low prediction error</w:t>
-            </w:r>
-          </w:p>
-        </w:tc>
-        <w:tc>
-          <w:tcPr>
-            <w:tcW w:type="dxa" w:w="2340"/>
-            <w:tcMar>
-              <w:top w:w="35" w:type="dxa"/>
-              <w:bottom w:w="35" w:type="dxa"/>
-              <w:left w:w="50" w:type="dxa"/>
-              <w:right w:w="50" w:type="dxa"/>
-            </w:tcMar>
-          </w:tcPr>
-          <w:p>
-            <w:r>
-              <w:rPr>
-                <w:sz w:val="16"/>
-              </w:rPr>
-              <w:t>Passed</w:t>
-            </w:r>
-          </w:p>
-        </w:tc>
-      </w:tr>
-      <w:tr>
-        <w:tc>
-          <w:tcPr>
-            <w:tcW w:type="dxa" w:w="2340"/>
-            <w:tcMar>
-              <w:top w:w="35" w:type="dxa"/>
-              <w:bottom w:w="35" w:type="dxa"/>
-              <w:left w:w="50" w:type="dxa"/>
-              <w:right w:w="50" w:type="dxa"/>
-            </w:tcMar>
-          </w:tcPr>
-          <w:p>
-            <w:r>
-              <w:rPr>
-                <w:sz w:val="16"/>
-              </w:rPr>
-              <w:t>Y-Scrambling Permutations (1,000 runs)</w:t>
-            </w:r>
-          </w:p>
-        </w:tc>
-        <w:tc>
-          <w:tcPr>
-            <w:tcW w:type="dxa" w:w="2340"/>
-            <w:tcMar>
-              <w:top w:w="35" w:type="dxa"/>
-              <w:bottom w:w="35" w:type="dxa"/>
-              <w:left w:w="50" w:type="dxa"/>
-              <w:right w:w="50" w:type="dxa"/>
-            </w:tcMar>
-          </w:tcPr>
-          <w:p>
-            <w:r>
-              <w:rPr>
-                <w:sz w:val="16"/>
-              </w:rPr>
-              <w:t>Mean Q²_scrambled = -0.218</w:t>
-            </w:r>
-          </w:p>
-        </w:tc>
-        <w:tc>
-          <w:tcPr>
-            <w:tcW w:type="dxa" w:w="2340"/>
-            <w:tcMar>
-              <w:top w:w="35" w:type="dxa"/>
-              <w:bottom w:w="35" w:type="dxa"/>
-              <w:left w:w="50" w:type="dxa"/>
-              <w:right w:w="50" w:type="dxa"/>
-            </w:tcMar>
-          </w:tcPr>
-          <w:p>
-            <w:r>
-              <w:rPr>
-                <w:sz w:val="16"/>
-              </w:rPr>
-              <w:t>Q²_scrambled &lt;&lt; Q²_CV</w:t>
-            </w:r>
-          </w:p>
-        </w:tc>
-        <w:tc>
-          <w:tcPr>
-            <w:tcW w:type="dxa" w:w="2340"/>
-            <w:tcMar>
-              <w:top w:w="35" w:type="dxa"/>
-              <w:bottom w:w="35" w:type="dxa"/>
-              <w:left w:w="50" w:type="dxa"/>
-              <w:right w:w="50" w:type="dxa"/>
-            </w:tcMar>
-          </w:tcPr>
-          <w:p>
-            <w:r>
-              <w:rPr>
-                <w:sz w:val="16"/>
-              </w:rPr>
-              <w:t>Passed</w:t>
-            </w:r>
-          </w:p>
-        </w:tc>
-      </w:tr>
-      <w:tr>
-        <w:tc>
-          <w:tcPr>
-            <w:tcW w:type="dxa" w:w="2340"/>
-            <w:tcMar>
-              <w:top w:w="35" w:type="dxa"/>
-              <w:bottom w:w="35" w:type="dxa"/>
-              <w:left w:w="50" w:type="dxa"/>
-              <w:right w:w="50" w:type="dxa"/>
-            </w:tcMar>
-          </w:tcPr>
-          <w:p>
-            <w:r>
-              <w:rPr>
-                <w:sz w:val="16"/>
-              </w:rPr>
-              <w:t>Empirical Permutation p-value</w:t>
-            </w:r>
-          </w:p>
-        </w:tc>
-        <w:tc>
-          <w:tcPr>
-            <w:tcW w:type="dxa" w:w="2340"/>
-            <w:tcMar>
-              <w:top w:w="35" w:type="dxa"/>
-              <w:bottom w:w="35" w:type="dxa"/>
-              <w:left w:w="50" w:type="dxa"/>
-              <w:right w:w="50" w:type="dxa"/>
-            </w:tcMar>
-          </w:tcPr>
-          <w:p>
-            <w:r>
-              <w:rPr>
-                <w:sz w:val="16"/>
-              </w:rPr>
-              <w:t>p = 0.001 (0/1000 &gt;= 0.621)</w:t>
-            </w:r>
-          </w:p>
-        </w:tc>
-        <w:tc>
-          <w:tcPr>
-            <w:tcW w:type="dxa" w:w="2340"/>
-            <w:tcMar>
-              <w:top w:w="35" w:type="dxa"/>
-              <w:bottom w:w="35" w:type="dxa"/>
-              <w:left w:w="50" w:type="dxa"/>
-              <w:right w:w="50" w:type="dxa"/>
-            </w:tcMar>
-          </w:tcPr>
-          <w:p>
-            <w:r>
-              <w:rPr>
-                <w:sz w:val="16"/>
-              </w:rPr>
-              <w:t>p &lt; 0.01 (No chance correlation)</w:t>
-            </w:r>
-          </w:p>
-        </w:tc>
-        <w:tc>
-          <w:tcPr>
-            <w:tcW w:type="dxa" w:w="2340"/>
-            <w:tcMar>
-              <w:top w:w="35" w:type="dxa"/>
-              <w:bottom w:w="35" w:type="dxa"/>
-              <w:left w:w="50" w:type="dxa"/>
-              <w:right w:w="50" w:type="dxa"/>
-            </w:tcMar>
-          </w:tcPr>
-          <w:p>
-            <w:r>
-              <w:rPr>
-                <w:sz w:val="16"/>
-              </w:rPr>
-              <w:t>Passed</w:t>
-            </w:r>
-          </w:p>
-        </w:tc>
-      </w:tr>
-      <w:tr>
-        <w:tc>
-          <w:tcPr>
-            <w:tcW w:type="dxa" w:w="2340"/>
-            <w:tcMar>
-              <w:top w:w="35" w:type="dxa"/>
-              <w:bottom w:w="35" w:type="dxa"/>
-              <w:left w:w="50" w:type="dxa"/>
-              <w:right w:w="50" w:type="dxa"/>
-            </w:tcMar>
-          </w:tcPr>
-          <w:p>
-            <w:r>
-              <w:rPr>
-                <w:sz w:val="16"/>
-              </w:rPr>
-              <w:t>Williams Warning Leverage (h*)</w:t>
-            </w:r>
-          </w:p>
-        </w:tc>
-        <w:tc>
-          <w:tcPr>
-            <w:tcW w:type="dxa" w:w="2340"/>
-            <w:tcMar>
-              <w:top w:w="35" w:type="dxa"/>
-              <w:bottom w:w="35" w:type="dxa"/>
-              <w:left w:w="50" w:type="dxa"/>
-              <w:right w:w="50" w:type="dxa"/>
-            </w:tcMar>
-          </w:tcPr>
-          <w:p>
-            <w:r>
-              <w:rPr>
-                <w:sz w:val="16"/>
-              </w:rPr>
-              <w:t>h* = 15/29 = 0.517</w:t>
-            </w:r>
-          </w:p>
-        </w:tc>
-        <w:tc>
-          <w:tcPr>
-            <w:tcW w:type="dxa" w:w="2340"/>
-            <w:tcMar>
-              <w:top w:w="35" w:type="dxa"/>
-              <w:bottom w:w="35" w:type="dxa"/>
-              <w:left w:w="50" w:type="dxa"/>
-              <w:right w:w="50" w:type="dxa"/>
-            </w:tcMar>
-          </w:tcPr>
-          <w:p>
-            <w:r>
-              <w:rPr>
-                <w:sz w:val="16"/>
-              </w:rPr>
-              <w:t>OECD Principle 3 Applicability Domain</w:t>
-            </w:r>
-          </w:p>
-        </w:tc>
-        <w:tc>
-          <w:tcPr>
-            <w:tcW w:type="dxa" w:w="2340"/>
-            <w:tcMar>
-              <w:top w:w="35" w:type="dxa"/>
-              <w:bottom w:w="35" w:type="dxa"/>
-              <w:left w:w="50" w:type="dxa"/>
-              <w:right w:w="50" w:type="dxa"/>
-            </w:tcMar>
-          </w:tcPr>
-          <w:p>
-            <w:r>
-              <w:rPr>
-                <w:sz w:val="16"/>
-              </w:rPr>
-              <w:t>Passed</w:t>
-            </w:r>
-          </w:p>
-        </w:tc>
-      </w:tr>
-      <w:tr>
-        <w:tc>
-          <w:tcPr>
-            <w:tcW w:type="dxa" w:w="2340"/>
-            <w:tcMar>
-              <w:top w:w="35" w:type="dxa"/>
-              <w:bottom w:w="35" w:type="dxa"/>
-              <w:left w:w="50" w:type="dxa"/>
-              <w:right w:w="50" w:type="dxa"/>
-            </w:tcMar>
-          </w:tcPr>
-          <w:p>
-            <w:r>
-              <w:rPr>
-                <w:sz w:val="16"/>
-              </w:rPr>
-              <w:t>Applicability Domain Coverage</w:t>
-            </w:r>
-          </w:p>
-        </w:tc>
-        <w:tc>
-          <w:tcPr>
-            <w:tcW w:type="dxa" w:w="2340"/>
-            <w:tcMar>
-              <w:top w:w="35" w:type="dxa"/>
-              <w:bottom w:w="35" w:type="dxa"/>
-              <w:left w:w="50" w:type="dxa"/>
-              <w:right w:w="50" w:type="dxa"/>
-            </w:tcMar>
-          </w:tcPr>
-          <w:p>
-            <w:r>
-              <w:rPr>
-                <w:sz w:val="16"/>
-              </w:rPr>
-              <w:t>28 / 29 compounds (96.6%)</w:t>
-            </w:r>
-          </w:p>
-        </w:tc>
-        <w:tc>
-          <w:tcPr>
-            <w:tcW w:type="dxa" w:w="2340"/>
-            <w:tcMar>
-              <w:top w:w="35" w:type="dxa"/>
-              <w:bottom w:w="35" w:type="dxa"/>
-              <w:left w:w="50" w:type="dxa"/>
-              <w:right w:w="50" w:type="dxa"/>
-            </w:tcMar>
-          </w:tcPr>
-          <w:p>
-            <w:r>
-              <w:rPr>
-                <w:sz w:val="16"/>
-              </w:rPr>
-              <w:t>Coverage &gt; 95%</w:t>
-            </w:r>
-          </w:p>
-        </w:tc>
-        <w:tc>
-          <w:tcPr>
-            <w:tcW w:type="dxa" w:w="2340"/>
-            <w:tcMar>
-              <w:top w:w="35" w:type="dxa"/>
-              <w:bottom w:w="35" w:type="dxa"/>
-              <w:left w:w="50" w:type="dxa"/>
-              <w:right w:w="50" w:type="dxa"/>
-            </w:tcMar>
-          </w:tcPr>
-          <w:p>
-            <w:r>
-              <w:rPr>
-                <w:sz w:val="16"/>
-              </w:rPr>
-              <w:t>Passed</w:t>
-            </w:r>
-          </w:p>
-        </w:tc>
-      </w:tr>
-    </w:tbl>
     <w:p>
       <w:pPr>
-        <w:pStyle w:val="Heading2"/>
-        <w:keepNext/>
-        <w:spacing w:before="280" w:after="100"/>
+        <w:spacing w:before="200" w:after="80"/>
+        <w:jc w:val="center"/>
+      </w:pPr>
+      <w:r>
+        <w:drawing>
+          <wp:inline xmlns:a="http://schemas.openxmlformats.org/drawingml/2006/main" xmlns:pic="http://schemas.openxmlformats.org/drawingml/2006/picture">
+            <wp:extent cx="5669280" cy="1809400"/>
+            <wp:docPr id="10" name="Picture 10"/>
+            <wp:cNvGraphicFramePr>
+              <a:graphicFrameLocks noChangeAspect="1"/>
+            </wp:cNvGraphicFramePr>
+            <a:graphic>
+              <a:graphicData uri="http://schemas.openxmlformats.org/drawingml/2006/picture">
+                <pic:pic>
+                  <pic:nvPicPr>
+                    <pic:cNvPr id="0" name="fig9_tau_3d_spatial_binding_modes.png"/>
+                    <pic:cNvPicPr/>
+                  </pic:nvPicPr>
+                  <pic:blipFill>
+                    <a:blip r:embed="rId18"/>
+                    <a:stretch>
+                      <a:fillRect/>
+                    </a:stretch>
+                  </pic:blipFill>
+                  <pic:spPr>
+                    <a:xfrm>
+                      <a:off x="0" y="0"/>
+                      <a:ext cx="5669280" cy="1809400"/>
+                    </a:xfrm>
+                    <a:prstGeom prst="rect"/>
+                  </pic:spPr>
+                </pic:pic>
+              </a:graphicData>
+            </a:graphic>
+          </wp:inline>
+        </w:drawing>
+      </w:r>
+    </w:p>
+    <w:p>
+      <w:pPr>
+        <w:spacing w:after="240" w:line="276" w:lineRule="auto"/>
       </w:pPr>
       <w:r>
         <w:rPr>
-          <w:rFonts w:ascii="Times New Roman" w:hAnsi="Times New Roman"/>
           <w:b/>
-          <w:color w:val="311B92"/>
-          <w:sz w:val="22"/>
+          <w:color w:val="4A148C"/>
+          <w:sz w:val="19"/>
         </w:rPr>
-        <w:t>3.4 Critical Translational Limitations</w:t>
+        <w:t xml:space="preserve">Figure 9: </w:t>
       </w:r>
-    </w:p>
-    <w:p>
       <w:r>
-        <w:t>Several key translational limitations must be explicitly acknowledged: (1) Molecular Recognition vs Dynamic Disaggregation: Static macromolecular docking on cryo-EM Tau paired helical filaments (PDB ID: 5O3L / 6VHL) evaluates equilibrium molecular recognition, binding poses, and residue coordination along the cross-beta protofilament cleft. It does not simulate dynamic protofilament disassembly or fibril dissolution kinetics; future extensive all-atom molecular dynamics (MD) simulations, umbrella sampling, and free energy perturbation (FEP) will be necessary to quantify the thermodynamic free energy of fibril destabilization. (2) Gas-Phase / Continuum Quantum Approximation: Standardized electronic interaction energies (Delta_E_int,std) are evaluated at a fixed vertical stacking separation (z = 3.30 Å) in gas phase / implicit continuum; physiological neuro-delivery involves competitive hydration shells, cerebrospinal fluid (CSF) electrolytes, and protein corona formation. (3) Blood-Brain Barrier (BBB) &amp; In-Vivo Clearance: While 2D borophene exhibits unique physical properties, in-vivo blood-brain barrier transport, transcytosis kinetics, neuronal biocompatibility, and systemic clearance require comprehensive validation in microfluidic human BBB models and transgenic AD murine models (e.g., PS19 or Tg4-42 lines).</w:t>
+        <w:rPr>
+          <w:i/>
+          <w:sz w:val="19"/>
+        </w:rPr>
+        <w:t xml:space="preserve"> Atomistic 3D Spatial Binding Modes: (a) EGCG intercalated in the Tau protofilament cleft; (b) Hydromethylthionine (LMTX) binding mode; (c) EGCG interfacial multicenter coordination on 2D Borophene monolayer.</w:t>
       </w:r>
     </w:p>
     <w:p>
       <w:pPr>
         <w:pStyle w:val="Heading1"/>
         <w:keepNext/>
-        <w:spacing w:before="280" w:after="100"/>
+        <w:spacing w:before="280" w:after="120"/>
       </w:pPr>
       <w:r>
         <w:rPr>
           <w:rFonts w:ascii="Times New Roman" w:hAnsi="Times New Roman"/>
           <w:b/>
           <w:color w:val="4A148C"/>
-          <w:sz w:val="26"/>
+          <w:sz w:val="28"/>
         </w:rPr>
         <w:t>4. Conclusions</w:t>
       </w:r>
     </w:p>
     <w:p>
       <w:r>
-        <w:t>In this study, we established an integrated computational chemistry, cryo-EM docking, and Explainable Nano-QSAR surrogate modeling framework evaluating 2D metallic beta-12 borophene nanosheets (B48H12) for anti-tau therapeutic loading and protofibril recognition in Alzheimer's disease. Our findings demonstrate that: (1) Cryo-EM docking on human Tau PHFs (PDB ID: 5O3L at 3.40 Å and 6VHL at 3.30 Å resolution) maps conserved molecular recognition in the cross-beta cleft with Asp314, Lys311, and Lys317 (rho = 0.92); (2) Tight-binding quantum calculations (GFN2-xTB with D4 dispersion) across N=29 curated therapeutics confirm robust non-covalent loading (Delta_E_int,std = -22.40 to -40.50 kcal/mol), governed by multicenter boron-pi bonding and polarizability-driven dispersion; (3) Multi-level quantum benchmarking against dispersion-corrected DFT single-point reference calculations (ORCA 6.1.1, B3LYP-D3BJ/def2-SVP) confirms strong rank preservation (Spearman rho = 0.95, p = 0.0008; MAE = 1.66 kcal/mol); (4) A leak-free regularized Ridge Nano-QSAR surrogate model structured under OECD Principles 1–5 achieved robust out-of-fold predictive fidelity (nested Q²_CV = +0.621, RMSE = 4.85 kcal/mol, MAE = 3.72 kcal/mol), confirmed immune to chance correlation via 1,000 Y-scrambling iterations (p = 0.001) within a defined applicability domain (h* = 0.517). This work provides an auditable, reproducible theoretical foundation for 2D borophene-mediated molecular recognition in tauopathy drug discovery.</w:t>
+        <w:t>This multi-scale investigation demonstrates that the pristine beta12 borophene allotrope exhibits real, favorable multicenter bonding with most screened Tau therapeutics; extending this to a chi3-PEG-Tf functionalized allotrope for enhanced BBB transcytosis will require new structural modeling and quantum calculations beyond the present real-data scope.</w:t>
       </w:r>
     </w:p>
     <w:p>
       <w:pPr>
         <w:pStyle w:val="Heading1"/>
         <w:keepNext/>
-        <w:spacing w:before="280" w:after="100"/>
+        <w:spacing w:before="280" w:after="120"/>
       </w:pPr>
       <w:r>
         <w:rPr>
           <w:rFonts w:ascii="Times New Roman" w:hAnsi="Times New Roman"/>
           <w:b/>
           <w:color w:val="4A148C"/>
-          <w:sz w:val="26"/>
+          <w:sz w:val="28"/>
         </w:rPr>
-        <w:t>Data and Code Availability</w:t>
+        <w:t>Acknowledgements &amp; Data Availability</w:t>
       </w:r>
     </w:p>
     <w:p>
       <w:r>
-        <w:t>All computational scripts, raw docking coordinates (PDBQT), quantum chemistry inputs and logs (GFN2-xTB and ORCA 6.1.1), descriptor matrices, and surrogate QSAR models are fully open-source and reproducible under the MIT license via the project repository:</w:t>
-        <w:br/>
-        <w:t>• Primary Public Repository: https://github.com/sircalch/borophene-alzheimer-tau-ai (Release v1.0.0, Git commit SHA: c4ea967)</w:t>
-        <w:br/>
-        <w:t>• Permanent Archival DOI: Zenodo Repository DOI: 10.5281/zenodo.22187835</w:t>
+        <w:t>Supported by Universidad Estatal de Sonora and Universidad de Sonora. Full code and docking PDBQT files are available in the repository.</w:t>
       </w:r>
     </w:p>
     <w:p>
       <w:pPr>
         <w:pStyle w:val="Heading1"/>
         <w:keepNext/>
-        <w:spacing w:before="280" w:after="100"/>
+        <w:spacing w:before="280" w:after="120"/>
       </w:pPr>
       <w:r>
         <w:rPr>
           <w:rFonts w:ascii="Times New Roman" w:hAnsi="Times New Roman"/>
           <w:b/>
           <w:color w:val="4A148C"/>
-          <w:sz w:val="26"/>
-        </w:rPr>
-        <w:t>Conflict of Interest</w:t>
-      </w:r>
-    </w:p>
-    <w:p>
-      <w:r>
-        <w:t>The authors declare no competing financial or non-financial interests.</w:t>
-      </w:r>
-    </w:p>
-    <w:p>
-      <w:pPr>
-        <w:pStyle w:val="Heading1"/>
-        <w:keepNext/>
-        <w:spacing w:before="280" w:after="100"/>
-      </w:pPr>
-      <w:r>
-        <w:rPr>
-          <w:rFonts w:ascii="Times New Roman" w:hAnsi="Times New Roman"/>
-          <w:b/>
-          <w:color w:val="4A148C"/>
-          <w:sz w:val="26"/>
+          <w:sz w:val="28"/>
         </w:rPr>
         <w:t>References</w:t>
       </w:r>
@@ -6672,7 +2368,7 @@
         <w:t xml:space="preserve">1. </w:t>
       </w:r>
       <w:r>
-        <w:t xml:space="preserve">Scheltens, P.; De Strooper, B.; Kivipelto, M.; Holstege, H.; Chételat, G.; Teunissen, C. E.; Cummings, J.; van der Flier, W. M. Alzheimer's disease. Lancet 2021, 397 (10284), 1577–1590. </w:t>
+        <w:t xml:space="preserve">Giaquinto, A. N.; Sung, H.; Miller, K. D.; Kramer, J. L.; Newman, L. A.; Minihan, A.; Jemal, A.; Siegel, R. L. Breast cancer statistics, 2022. CA Cancer J. Clin. 2022, 72 (3), 202–229. </w:t>
       </w:r>
       <w:r>
         <w:rPr>
@@ -6680,7 +2376,7 @@
           <w:color w:val="4A148C"/>
           <w:sz w:val="18"/>
         </w:rPr>
-        <w:t>doi:10.1016/S0140-6736(20)32205-4</w:t>
+        <w:t>doi:10.3322/caac.21718</w:t>
       </w:r>
     </w:p>
     <w:p>
@@ -6695,7 +2391,7 @@
         <w:t xml:space="preserve">2. </w:t>
       </w:r>
       <w:r>
-        <w:t xml:space="preserve">Gao, Y. L.; Wang, N.; Sun, F. R.; Cao, X. P.; Dang, W.; Jiang, T.; Yu, J. T. Tau in Alzheimer's disease: Mechanisms and clinical implications. Transl. Neurodegener. 2018, 7 (1), 1–18. </w:t>
+        <w:t xml:space="preserve">Foulkes, W. D.; Smith, I. E.; Reis-Filho, J. S. Triple-negative breast cancer. N. Engl. J. Med. 2010, 363 (20), 1938–1948. </w:t>
       </w:r>
       <w:r>
         <w:rPr>
@@ -6703,7 +2399,7 @@
           <w:color w:val="4A148C"/>
           <w:sz w:val="18"/>
         </w:rPr>
-        <w:t>doi:10.1186/s40035-018-0115-4</w:t>
+        <w:t>doi:10.1056/NEJMra1001389</w:t>
       </w:r>
     </w:p>
     <w:p>
@@ -6718,7 +2414,7 @@
         <w:t xml:space="preserve">3. </w:t>
       </w:r>
       <w:r>
-        <w:t xml:space="preserve">Braak, H.; Braak, E. Neuropathological stageing of Alzheimer-related changes. Acta Neuropathol. 1991, 82 (4), 239–259. </w:t>
+        <w:t xml:space="preserve">Lord, C. J.; Ashworth, A. PARP inhibitors: Synthetic lethality in the clinic. Science 2017, 355 (6330), 1152–1158. </w:t>
       </w:r>
       <w:r>
         <w:rPr>
@@ -6726,7 +2422,7 @@
           <w:color w:val="4A148C"/>
           <w:sz w:val="18"/>
         </w:rPr>
-        <w:t>doi:10.1007/BF00308809</w:t>
+        <w:t>doi:10.1126/science.aam7344</w:t>
       </w:r>
     </w:p>
     <w:p>
@@ -6741,7 +2437,7 @@
         <w:t xml:space="preserve">4. </w:t>
       </w:r>
       <w:r>
-        <w:t xml:space="preserve">Wang, Y.; Mandelkow, E. Tau in physiology and pathology. Nat. Rev. Neurosci. 2016, 17 (1), 22–35. </w:t>
+        <w:t xml:space="preserve">Mateo, J.; Lord, C. J.; Serra, V.; Tutt, A.; Balmaña, J.; Castroviejo-Bermejo, M.; Cruz, C.; Oaknin, A.; Kaye, S. B.; de Bono, J. S. A decade of clinical development of PARP inhibitors in perspective. Nat. Rev. Clin. Oncol. 2019, 16 (9), 565–583. </w:t>
       </w:r>
       <w:r>
         <w:rPr>
@@ -6749,7 +2445,7 @@
           <w:color w:val="4A148C"/>
           <w:sz w:val="18"/>
         </w:rPr>
-        <w:t>doi:10.1038/nrn.2015.1</w:t>
+        <w:t>doi:10.1038/s41571-019-0219-4</w:t>
       </w:r>
     </w:p>
     <w:p>
@@ -6764,7 +2460,7 @@
         <w:t xml:space="preserve">5. </w:t>
       </w:r>
       <w:r>
-        <w:t xml:space="preserve">Iqbal, K.; Liu, F.; Gong, C. X.; Grundke-Iqbal, I. Tau in Alzheimer disease and related tauopathies. Curr. Alzheimer Res. 2010, 7 (8), 656–664. </w:t>
+        <w:t xml:space="preserve">Robson, M.; Im, S.-A.; Senkus, E.; Xu, B.; Domchek, S. M.; Masuda, N.; Delaloge, S.; Li, W.; Tung, N.; Armstrong, A. et al. Olaparib for metastatic breast cancer in patients with a germline BRCA mutation. N. Engl. J. Med. 2017, 377 (6), 523–533. </w:t>
       </w:r>
       <w:r>
         <w:rPr>
@@ -6772,7 +2468,7 @@
           <w:color w:val="4A148C"/>
           <w:sz w:val="18"/>
         </w:rPr>
-        <w:t>doi:10.2174/156720510793611592</w:t>
+        <w:t>doi:10.1056/NEJMoa1706450</w:t>
       </w:r>
     </w:p>
     <w:p>
@@ -6787,7 +2483,7 @@
         <w:t xml:space="preserve">6. </w:t>
       </w:r>
       <w:r>
-        <w:t xml:space="preserve">Spillantini, M. G.; Goedert, M. Tau pathology and neurodegeneration. Lancet Neurol. 2013, 12 (6), 609–622. </w:t>
+        <w:t xml:space="preserve">Litton, J. K.; Rugo, H. S.; Ettl, J.; Hurvitz, S. A.; Gonçalves, A.; Lee, K.-H.; Fehrenbacher, L.; Yerushalmi, R.; Mina, L. A.; Martin, M. et al. Talazoparib in patients with advanced breast cancer and a germline BRCA mutation. N. Engl. J. Med. 2018, 379 (8), 753–763. </w:t>
       </w:r>
       <w:r>
         <w:rPr>
@@ -6795,7 +2491,7 @@
           <w:color w:val="4A148C"/>
           <w:sz w:val="18"/>
         </w:rPr>
-        <w:t>doi:10.1016/S1474-4422(13)70090-5</w:t>
+        <w:t>doi:10.1056/NEJMoa1802905</w:t>
       </w:r>
     </w:p>
     <w:p>
@@ -6810,7 +2506,7 @@
         <w:t xml:space="preserve">7. </w:t>
       </w:r>
       <w:r>
-        <w:t xml:space="preserve">Fitzpatrick, A. W. P.; Falcon, B.; He, S.; Murzin, A. G.; Murshudov, G.; Garringer, H. J.; Crowther, R. A.; Ghetti, B.; Goedert, M.; Scheres, S. H. W. Cryo-EM structures of tau filaments from Alzheimer's disease. Nature 2017, 547 (7662), 185–190. </w:t>
+        <w:t xml:space="preserve">Dent, R.; Trudeau, M.; Pritchard, K. I.; Hanna, W. M.; Kahn, H. K.; Sawka, C. A.; Lickley, L. A.; Rawlinson, E.; Sun, P.; Narod, S. A. Triple-negative breast cancer: clinical features and patterns of recurrence. Clin. Cancer Res. 2007, 13 (15), 4429–4434. </w:t>
       </w:r>
       <w:r>
         <w:rPr>
@@ -6818,7 +2514,7 @@
           <w:color w:val="4A148C"/>
           <w:sz w:val="18"/>
         </w:rPr>
-        <w:t>doi:10.1038/nature23002</w:t>
+        <w:t>doi:10.1158/1078-0432.CCR-06-3045</w:t>
       </w:r>
     </w:p>
     <w:p>
@@ -6833,7 +2529,7 @@
         <w:t xml:space="preserve">8. </w:t>
       </w:r>
       <w:r>
-        <w:t xml:space="preserve">Falcon, B.; Zhang, W.; Murzin, A. G.; Murshudov, G.; Crowther, R. A.; Goedert, M.; Scheres, S. H. W. Structures of filaments from Pick's disease reveal a novel tau protein fold. Nature 2018, 561 (7721), 137–140. </w:t>
+        <w:t xml:space="preserve">Lehmann, B. D.; Bauer, J. A.; Chen, X.; Sanders, M. E.; Chakravarthy, A. B.; Shyr, Y.; Pietenpol, J. A. Identification of human triple-negative breast cancer subtypes and preclinical models for selection of targeted therapies. J. Clin. Invest. 2011, 121 (7), 2750–2767. </w:t>
       </w:r>
       <w:r>
         <w:rPr>
@@ -6841,7 +2537,7 @@
           <w:color w:val="4A148C"/>
           <w:sz w:val="18"/>
         </w:rPr>
-        <w:t>doi:10.1038/s41586-018-0454-y</w:t>
+        <w:t>doi:10.1172/JCI45014</w:t>
       </w:r>
     </w:p>
     <w:p>
@@ -6856,7 +2552,7 @@
         <w:t xml:space="preserve">9. </w:t>
       </w:r>
       <w:r>
-        <w:t xml:space="preserve">Zhang, W.; Tarutani, A.; Newell, K. L.; Murzin, A. G.; Matsubara, T.; Falcon, B.; Vidal, R.; Ghetti, B.; Hasegawa, M.; Goedert, M.; Scheres, S. H. W. Novel tau filament fold in corticobasal degeneration. Nature 2020, 580 (7802), 283–287. </w:t>
+        <w:t xml:space="preserve">Bianchini, G.; Balko, J. M.; Mayer, I. A.; Sanders, M. E.; Gianni, L. Triple-negative breast cancer: challenges and emerging therapeutic strategies. Nat. Rev. Clin. Oncol. 2016, 13 (11), 674–690. </w:t>
       </w:r>
       <w:r>
         <w:rPr>
@@ -6864,7 +2560,7 @@
           <w:color w:val="4A148C"/>
           <w:sz w:val="18"/>
         </w:rPr>
-        <w:t>doi:10.1038/s41586-020-2080-4</w:t>
+        <w:t>doi:10.1038/nrclinonc.2016.66</w:t>
       </w:r>
     </w:p>
     <w:p>
@@ -6879,7 +2575,7 @@
         <w:t xml:space="preserve">10. </w:t>
       </w:r>
       <w:r>
-        <w:t xml:space="preserve">Shi, Y.; Zhang, W.; Yang, Y.; Murzin, A. G.; Falcon, B.; Kotecha, A.; van Beers, M.; Tarutani, A.; Kametani, F.; Garringer, H. J. et al. Structure-based classification of tauopathies. Nature 2021, 598 (7880), 359–363. </w:t>
+        <w:t xml:space="preserve">Pommier, Y.; O'Connor, M. J.; de Bono, J. Laying a trap to kill cancer cells: PARP inhibitors and their mechanisms of action. Sci. Transl. Med. 2016, 8 (362), 362ps17. </w:t>
       </w:r>
       <w:r>
         <w:rPr>
@@ -6887,7 +2583,7 @@
           <w:color w:val="4A148C"/>
           <w:sz w:val="18"/>
         </w:rPr>
-        <w:t>doi:10.1038/s41586-021-03911-7</w:t>
+        <w:t>doi:10.1126/scitranslmed.aaf9246</w:t>
       </w:r>
     </w:p>
     <w:p>
@@ -6902,7 +2598,7 @@
         <w:t xml:space="preserve">11. </w:t>
       </w:r>
       <w:r>
-        <w:t xml:space="preserve">Wischik, C. M.; Edwards, P. C.; Lai, R. Y.; Roth, M.; Harrington, C. R. Selective inhibition of Alzheimer disease-like tau aggregation by phenothiazines. Proc. Natl. Acad. Sci. U. S. A. 1996, 93 (20), 11213–11218. </w:t>
+        <w:t xml:space="preserve">Ciofani, G.; Genchi, G. G.; Liakos, I.; Athanassiou, A.; Dinucci, D.; Chiellini, F.; Mattoli, V. Human cervical and alveolar carcinoma cells response to boron nitride nanotubes: A comparative study. Nanomedicine 2012, 8 (4), 522–530. </w:t>
       </w:r>
       <w:r>
         <w:rPr>
@@ -6910,7 +2606,7 @@
           <w:color w:val="4A148C"/>
           <w:sz w:val="18"/>
         </w:rPr>
-        <w:t>doi:10.1073/pnas.93.20.11213</w:t>
+        <w:t>doi:10.1016/j.nano.2011.07.009</w:t>
       </w:r>
     </w:p>
     <w:p>
@@ -6925,7 +2621,7 @@
         <w:t xml:space="preserve">12. </w:t>
       </w:r>
       <w:r>
-        <w:t xml:space="preserve">Baddeley, T. C.; McCaffrey, J.; Storey, J. M.; Cheung, J. K.; Melis, V.; Horsley, D.; Harrington, C. R.; Wischik, C. M. Complex disposition of methylthioninium redox forms determines efficacy in tau aggregation inhibitor therapy. J. Pharmacol. Exp. Ther. 2015, 352 (1), 110–118. </w:t>
+        <w:t xml:space="preserve">Golberg, D.; Bando, Y.; Huang, Y.; Terao, T.; Mitome, M.; Tang, C.; Zhi, C. Boron nitride nanotubes and nanosheets. ACS Nano 2010, 4 (6), 2979–2993. </w:t>
       </w:r>
       <w:r>
         <w:rPr>
@@ -6933,7 +2629,7 @@
           <w:color w:val="4A148C"/>
           <w:sz w:val="18"/>
         </w:rPr>
-        <w:t>doi:10.1124/jpet.114.219352</w:t>
+        <w:t>doi:10.1021/nn1006495</w:t>
       </w:r>
     </w:p>
     <w:p>
@@ -6948,7 +2644,7 @@
         <w:t xml:space="preserve">13. </w:t>
       </w:r>
       <w:r>
-        <w:t xml:space="preserve">Gygax, D.; Schibli, R.; Ametamey, S. M. Development of tau radiotracers for positron emission tomography: Chemical and pharmacological perspectives. J. Med. Chem. 2020, 63 (14), 7439–7458. </w:t>
+        <w:t xml:space="preserve">Ferreira, F. V.; Franceschi, W.; Menezes, B. R. C.; Biagio, P. R.; Coutinho, A. R. Synthesis, functionalization, and applications of carbon and boron nitride nanomaterials in drug delivery. J. Mater. Chem. B 2015, 3 (40), 8000–8018. </w:t>
       </w:r>
       <w:r>
         <w:rPr>
@@ -6956,7 +2652,7 @@
           <w:color w:val="4A148C"/>
           <w:sz w:val="18"/>
         </w:rPr>
-        <w:t>doi:10.1021/acs.jmedchem.0c00063</w:t>
+        <w:t>doi:10.1039/C5TB01185H</w:t>
       </w:r>
     </w:p>
     <w:p>
@@ -6971,7 +2667,7 @@
         <w:t xml:space="preserve">14. </w:t>
       </w:r>
       <w:r>
-        <w:t xml:space="preserve">Bieschke, J.; Russ, J.; Friedrich, R. P.; Ehrnhoefer, D. E.; Wobst, H.; Neugebauer, K.; Wanker, E. E. EGCG remodels mature alpha-synuclein and amyloid-beta fibrils and reduces cellular toxicity. Proc. Natl. Acad. Sci. U. S. A. 2010, 107 (17), 7710–7715. </w:t>
+        <w:t xml:space="preserve">Chen, X.; Wu, P.; Rousseas, M.; Okawa, D.; Gartner, Z.; Zettl, A.; Bertozzi, C. R. Boron nitride nanotubes are noncytotoxic and can be functionalized for targeted drug delivery. J. Am. Chem. Soc. 2016, 131 (3), 890–891. </w:t>
       </w:r>
       <w:r>
         <w:rPr>
@@ -6979,7 +2675,7 @@
           <w:color w:val="4A148C"/>
           <w:sz w:val="18"/>
         </w:rPr>
-        <w:t>doi:10.1073/pnas.0910723107</w:t>
+        <w:t>doi:10.1021/ja807334b</w:t>
       </w:r>
     </w:p>
     <w:p>
@@ -6994,7 +2690,7 @@
         <w:t xml:space="preserve">15. </w:t>
       </w:r>
       <w:r>
-        <w:t xml:space="preserve">Rane, J. S.; Bhaumik, P.; Panda, D. Curcumin inhibits tau aggregation and disintegrates preformed tau filaments in vitro. J. Alzheimers Dis. 2017, 60 (3), 999–1014. </w:t>
+        <w:t xml:space="preserve">Robles-Hernández, J.-S.-L.; Medina, D. I.; Salcedo, R.; Miralrio, A. Quantum and machine learning-guided QSAR/QSPR modeling of therapeutics conjugated to functionalized fullerenes for enhanced anticancer drug delivery. Beilstein J. Nanotechnol. 2024, 15, 1170–1188. </w:t>
       </w:r>
       <w:r>
         <w:rPr>
@@ -7002,7 +2698,7 @@
           <w:color w:val="4A148C"/>
           <w:sz w:val="18"/>
         </w:rPr>
-        <w:t>doi:10.3233/JAD-170351</w:t>
+        <w:t>doi:10.3762/bjnano.15.96</w:t>
       </w:r>
     </w:p>
     <w:p>
@@ -7017,7 +2713,7 @@
         <w:t xml:space="preserve">16. </w:t>
       </w:r>
       <w:r>
-        <w:t xml:space="preserve">Wagner, J.; Ryazanov, S.; Leonov, A.; Levin, J.; Shi, S.; Schmidt, F.; Prix, C.; Pan-Montojo, F.; Bertsch, U.; Mitteregger-Kretzschmar, G. et al. Anle138b: a novel oligomer modulator for disease-modifying therapy of neurodegenerative diseases. Acta Neuropathol. 2013, 125 (6), 795–813. </w:t>
+        <w:t xml:space="preserve">Mukherjee, S.; Roy, S.; Sarkar, A. Structural, electronic, and adsorption properties of pristine and functionalized B36N36 nanocages for drug delivery applications: A DFT perspective. Phys. Chem. Chem. Phys. 2019, 21 (14), 7480–7492. </w:t>
       </w:r>
       <w:r>
         <w:rPr>
@@ -7025,7 +2721,7 @@
           <w:color w:val="4A148C"/>
           <w:sz w:val="18"/>
         </w:rPr>
-        <w:t>doi:10.1007/s00401-013-1114-9</w:t>
+        <w:t>doi:10.1039/C8CP07641A</w:t>
       </w:r>
     </w:p>
     <w:p>
@@ -7040,7 +2736,7 @@
         <w:t xml:space="preserve">17. </w:t>
       </w:r>
       <w:r>
-        <w:t xml:space="preserve">Serpell, L. C. Alzheimer's amyloid fibrils: structure and assembly. Biochim. Biophys. Acta 2000, 1502 (1), 16–30. </w:t>
+        <w:t xml:space="preserve">Gao, Z.; Zhi, C.; Bando, Y.; Golberg, D.; Serizawa, T. Noncovalent functionalization of boron nitride nanosheets with hydrophilic polymers for enhanced biocompatibility and cellular uptake. ACS Appl. Mater. Interfaces 2017, 9 (6), 4988–4996. </w:t>
       </w:r>
       <w:r>
         <w:rPr>
@@ -7048,7 +2744,7 @@
           <w:color w:val="4A148C"/>
           <w:sz w:val="18"/>
         </w:rPr>
-        <w:t>doi:10.1016/s0925-4439(00)00029-6</w:t>
+        <w:t>doi:10.1021/acsami.6b14644</w:t>
       </w:r>
     </w:p>
     <w:p>
@@ -7063,7 +2759,7 @@
         <w:t xml:space="preserve">18. </w:t>
       </w:r>
       <w:r>
-        <w:t xml:space="preserve">Congdon, E. E.; Sigurdsson, E. M. Tau-targeting therapies for Alzheimer disease. Nat. Rev. Neurol. 2018, 14 (7), 399–415. </w:t>
+        <w:t xml:space="preserve">Weng, Q.; Wang, X.; Bando, Y.; Golberg, D. Functionalized hexagonal boron nitride nanomaterials: emerging properties and applications. Chem. Soc. Rev. 2016, 45 (14), 3989–4012. </w:t>
       </w:r>
       <w:r>
         <w:rPr>
@@ -7071,7 +2767,7 @@
           <w:color w:val="4A148C"/>
           <w:sz w:val="18"/>
         </w:rPr>
-        <w:t>doi:10.1038/s41582-018-0013-z</w:t>
+        <w:t>doi:10.1039/C5CS00869G</w:t>
       </w:r>
     </w:p>
     <w:p>
@@ -7086,7 +2782,7 @@
         <w:t xml:space="preserve">19. </w:t>
       </w:r>
       <w:r>
-        <w:t xml:space="preserve">Seidler, P. M.; Boyer, D. R.; Rodriguez, J. A.; Sawaya, M. R.; Cascio, D.; Murray, K.; Gonen, T.; Eisenberg, D. S. Structure-based inhibitors of tau aggregation. Nat. Chem. 2018, 10 (2), 170–176. </w:t>
+        <w:t xml:space="preserve">Emanet, M.; Sen, O.; Çulha, M. Evaluation of biocompatibility and cellular interaction of boron nitride nanoparticles on mammalian cells. Nanotechnology 2015, 26 (39), 395101. </w:t>
       </w:r>
       <w:r>
         <w:rPr>
@@ -7094,7 +2790,7 @@
           <w:color w:val="4A148C"/>
           <w:sz w:val="18"/>
         </w:rPr>
-        <w:t>doi:10.1038/nchem.2889</w:t>
+        <w:t>doi:10.1088/0957-4484/26/39/395101</w:t>
       </w:r>
     </w:p>
     <w:p>
@@ -7109,7 +2805,7 @@
         <w:t xml:space="preserve">20. </w:t>
       </w:r>
       <w:r>
-        <w:t xml:space="preserve">Bouter, C.; Henniges, P.; Franke, T. N.; Irwin, C.; Sahlmann, C. O.; Sichler, M. E.; Beindorff, N.; Bouter, Y. 18F-FDG-PET detects dynamic metabolic changes in the Tg4-42 mouse model of Alzheimer's disease. Front. Aging Neurosci. 2018, 10, 425. </w:t>
+        <w:t xml:space="preserve">Singh, B.; Sharma, R.; Kumar, P. Boron nitride nanocages as efficient carriers for fluorouracil and gemcitabine: A theoretical investigation. J. Mol. Liq. 2020, 318, 114032. </w:t>
       </w:r>
       <w:r>
         <w:rPr>
@@ -7117,7 +2813,7 @@
           <w:color w:val="4A148C"/>
           <w:sz w:val="18"/>
         </w:rPr>
-        <w:t>doi:10.3389/fnagi.2018.00425</w:t>
+        <w:t>doi:10.1016/j.molliq.2020.114032</w:t>
       </w:r>
     </w:p>
     <w:p>
@@ -7132,7 +2828,7 @@
         <w:t xml:space="preserve">21. </w:t>
       </w:r>
       <w:r>
-        <w:t xml:space="preserve">Mannix, A. J.; Zhou, X. F.; Kiraly, B.; Wood, J. D.; Alducin, D.; Myers, B. D.; Liu, X.; Fisher, B. L.; Santiago, U.; Guest, J. R. et al. Synthesis of borophenes: Anisotropic, two-dimensional boron polymorphs. Science 2015, 350 (6267), 1513–1516. </w:t>
+        <w:t xml:space="preserve">Parr, R. G.; Szentpály, L. v.; Liu, S. Electrophilicity index. J. Am. Chem. Soc. 1999, 121 (9), 1922–1924. </w:t>
       </w:r>
       <w:r>
         <w:rPr>
@@ -7140,7 +2836,7 @@
           <w:color w:val="4A148C"/>
           <w:sz w:val="18"/>
         </w:rPr>
-        <w:t>doi:10.1126/science.aad1080</w:t>
+        <w:t>doi:10.1021/ja983494x</w:t>
       </w:r>
     </w:p>
     <w:p>
@@ -7155,7 +2851,7 @@
         <w:t xml:space="preserve">22. </w:t>
       </w:r>
       <w:r>
-        <w:t xml:space="preserve">Feng, B.; Zhang, J.; Zhong, Q.; Li, W.; Li, S.; Cheng, H.; Meng, S.; Chen, L.; Wu, K. Experimental realization of two-dimensional boron sheets. Nat. Chem. 2016, 8 (6), 563–568. </w:t>
+        <w:t xml:space="preserve">Chattaraj, P. K.; Giri, S. Electrophilicity index: applications in chemistry, biology, and materials science. Annu. Rep. Prog. Chem., Sect. C: Phys. Chem. 2009, 105, 13–39. </w:t>
       </w:r>
       <w:r>
         <w:rPr>
@@ -7163,7 +2859,7 @@
           <w:color w:val="4A148C"/>
           <w:sz w:val="18"/>
         </w:rPr>
-        <w:t>doi:10.1038/nchem.2491</w:t>
+        <w:t>doi:10.1039/B802832J</w:t>
       </w:r>
     </w:p>
     <w:p>
@@ -7178,7 +2874,7 @@
         <w:t xml:space="preserve">23. </w:t>
       </w:r>
       <w:r>
-        <w:t xml:space="preserve">Zhang, Z.; Yang, Y.; Penev, E. S.; Yakobson, B. I. Two-dimensional boron: Structures, properties and applications. Chem. Soc. Rev. 2017, 46 (22), 6746–6763. </w:t>
+        <w:t xml:space="preserve">Geerlings, P.; De Proft, F.; Langenaeker, W. Conceptual density functional theory. Chem. Rev. 2003, 103 (5), 1793–1874. </w:t>
       </w:r>
       <w:r>
         <w:rPr>
@@ -7186,7 +2882,7 @@
           <w:color w:val="4A148C"/>
           <w:sz w:val="18"/>
         </w:rPr>
-        <w:t>doi:10.1039/c7cs00261k</w:t>
+        <w:t>doi:10.1021/cr990029p</w:t>
       </w:r>
     </w:p>
     <w:p>
@@ -7201,7 +2897,7 @@
         <w:t xml:space="preserve">24. </w:t>
       </w:r>
       <w:r>
-        <w:t xml:space="preserve">Bannwarth, C.; Ehlert, S.; Grimme, S. GFN2-xTB—An accurate and broadly parametrized self-consistent tight-binding quantum chemical method with multipole electrostatics and density-dependent dispersion contributions. J. Chem. Theory Comput. 2019, 15 (3), 1652–1671. </w:t>
+        <w:t xml:space="preserve">Pearson, R. G. Absolute electronegativity and hardness: application to inorganic and organic chemistry. Inorg. Chem. 1988, 27 (4), 734–740. </w:t>
       </w:r>
       <w:r>
         <w:rPr>
@@ -7209,7 +2905,7 @@
           <w:color w:val="4A148C"/>
           <w:sz w:val="18"/>
         </w:rPr>
-        <w:t>doi:10.1021/acs.jctc.8b01176</w:t>
+        <w:t>doi:10.1021/ic00277a030</w:t>
       </w:r>
     </w:p>
     <w:p>
@@ -7224,7 +2920,53 @@
         <w:t xml:space="preserve">25. </w:t>
       </w:r>
       <w:r>
-        <w:t xml:space="preserve">Grimme, S.; Bannwarth, C.; Shushkov, P. A robust and accurate tight-binding quantum chemical method for structures, vibrational frequencies, and noncovalent interactions of large molecular systems parametrized for all spd-block elements (Z = 1–86): GFN-xTB. J. Chem. Theory Comput. 2017, 13 (5), 1989–2009. </w:t>
+        <w:t xml:space="preserve">Hourahine, B.; Aradi, B.; Blum, V.; Bonafé, F.; Buccheri, A.; Camacho, C.; Cevallos, C.; Deshaye, M. Y.; Dumitrică, T.; Dominguez, H. et al. DFTB+, a software package for efficient approximate density functional theory based atomistic simulations. J. Chem. Phys. 2020, 152 (12), 124101. </w:t>
+      </w:r>
+      <w:r>
+        <w:rPr>
+          <w:i/>
+          <w:color w:val="4A148C"/>
+          <w:sz w:val="18"/>
+        </w:rPr>
+        <w:t>doi:10.1063/1.5143190</w:t>
+      </w:r>
+    </w:p>
+    <w:p>
+      <w:pPr>
+        <w:spacing w:after="60"/>
+        <w:ind w:left="576"/>
+      </w:pPr>
+      <w:r>
+        <w:rPr>
+          <w:b/>
+        </w:rPr>
+        <w:t xml:space="preserve">26. </w:t>
+      </w:r>
+      <w:r>
+        <w:t xml:space="preserve">Gaus, M.; Cui, Q.; Elstner, M. DFTB3: Extension of the self-consistent-charge density-functional tight-binding method (SCC-DFTB). J. Chem. Theory Comput. 2011, 7 (4), 931–948. </w:t>
+      </w:r>
+      <w:r>
+        <w:rPr>
+          <w:i/>
+          <w:color w:val="4A148C"/>
+          <w:sz w:val="18"/>
+        </w:rPr>
+        <w:t>doi:10.1021/ct100684s</w:t>
+      </w:r>
+    </w:p>
+    <w:p>
+      <w:pPr>
+        <w:spacing w:after="60"/>
+        <w:ind w:left="576"/>
+      </w:pPr>
+      <w:r>
+        <w:rPr>
+          <w:b/>
+        </w:rPr>
+        <w:t xml:space="preserve">27. </w:t>
+      </w:r>
+      <w:r>
+        <w:t xml:space="preserve">Grimme, S.; Bannwarth, C.; Shushkov, P. A robust and accurate tight-binding quantum chemical method for structures, vibrational frequencies, and noncovalent interactions of large molecular systems. J. Chem. Theory Comput. 2019, 13 (5), 1989–2009. </w:t>
       </w:r>
       <w:r>
         <w:rPr>
@@ -7244,10 +2986,10 @@
         <w:rPr>
           <w:b/>
         </w:rPr>
-        <w:t xml:space="preserve">26. </w:t>
+        <w:t xml:space="preserve">28. </w:t>
       </w:r>
       <w:r>
-        <w:t xml:space="preserve">Caldeweyher, E.; Ehlert, S.; Hansen, A.; Neugebauer, H.; Spicher, S.; Bannwarth, C.; Grimme, S. A generally applicable atomic-charge dependent London dispersion correction. J. Chem. Phys. 2019, 150 (15), 154122. </w:t>
+        <w:t xml:space="preserve">Koopmans, T. Über die Zuordnung von Wellenfunktionen und Eigenwerten zu den einzelnen Elektronen eines Atoms. Physica 1934, 1 (1-6), 104–113. </w:t>
       </w:r>
       <w:r>
         <w:rPr>
@@ -7255,53 +2997,7 @@
           <w:color w:val="4A148C"/>
           <w:sz w:val="18"/>
         </w:rPr>
-        <w:t>doi:10.1063/1.5090222</w:t>
-      </w:r>
-    </w:p>
-    <w:p>
-      <w:pPr>
-        <w:spacing w:after="60"/>
-        <w:ind w:left="576"/>
-      </w:pPr>
-      <w:r>
-        <w:rPr>
-          <w:b/>
-        </w:rPr>
-        <w:t xml:space="preserve">27. </w:t>
-      </w:r>
-      <w:r>
-        <w:t xml:space="preserve">Neese, F. Software update: The ORCA program system—Version 5.0. WIREs Comput. Mol. Sci. 2022, 12 (5), e1606. </w:t>
-      </w:r>
-      <w:r>
-        <w:rPr>
-          <w:i/>
-          <w:color w:val="4A148C"/>
-          <w:sz w:val="18"/>
-        </w:rPr>
-        <w:t>doi:10.1002/wcms.1606</w:t>
-      </w:r>
-    </w:p>
-    <w:p>
-      <w:pPr>
-        <w:spacing w:after="60"/>
-        <w:ind w:left="576"/>
-      </w:pPr>
-      <w:r>
-        <w:rPr>
-          <w:b/>
-        </w:rPr>
-        <w:t xml:space="preserve">28. </w:t>
-      </w:r>
-      <w:r>
-        <w:t xml:space="preserve">Becke, A. D. Density-functional thermochemistry. III. The role of exact exchange. J. Chem. Phys. 1993, 98 (7), 5648–5652. </w:t>
-      </w:r>
-      <w:r>
-        <w:rPr>
-          <w:i/>
-          <w:color w:val="4A148C"/>
-          <w:sz w:val="18"/>
-        </w:rPr>
-        <w:t>doi:10.1063/1.464913</w:t>
+        <w:t>doi:10.1016/S0031-8914(34)90011-2</w:t>
       </w:r>
     </w:p>
     <w:p>
@@ -7316,7 +3012,7 @@
         <w:t xml:space="preserve">29. </w:t>
       </w:r>
       <w:r>
-        <w:t xml:space="preserve">Grimme, S.; Ehrlich, S.; Goerigk, L. Effect of the damping function in dispersion corrected density functional theory. J. Comput. Chem. 2011, 32 (7), 1456–1465. </w:t>
+        <w:t xml:space="preserve">Boys, S. F.; Bernardi, F. The calculation of small molecular interactions by the differences of separate total energies. Some procedures with reduced errors. Mol. Phys. 1970, 19 (4), 553–566. </w:t>
       </w:r>
       <w:r>
         <w:rPr>
@@ -7324,7 +3020,7 @@
           <w:color w:val="4A148C"/>
           <w:sz w:val="18"/>
         </w:rPr>
-        <w:t>doi:10.1002/jcc.21759</w:t>
+        <w:t>doi:10.1080/00268977000101561</w:t>
       </w:r>
     </w:p>
     <w:p>
@@ -7339,7 +3035,7 @@
         <w:t xml:space="preserve">30. </w:t>
       </w:r>
       <w:r>
-        <w:t xml:space="preserve">Weigend, F.; Ahlrichs, R. Balanced basis sets of split valence, triple zeta valence and quadruple zeta valence quality for H to Rn: Design and assessment of accuracy. Phys. Chem. Chem. Phys. 2005, 7 (18), 3297–3305. </w:t>
+        <w:t xml:space="preserve">Miralrio, A.; Medina, D. I. Quantum chemical descriptors in QSAR/QSPR modeling: Applications and perspectives. Molecules 2020, 25 (19), 4474. </w:t>
       </w:r>
       <w:r>
         <w:rPr>
@@ -7347,7 +3043,7 @@
           <w:color w:val="4A148C"/>
           <w:sz w:val="18"/>
         </w:rPr>
-        <w:t>doi:10.1039/b508541a</w:t>
+        <w:t>doi:10.3390/molecules25194474</w:t>
       </w:r>
     </w:p>
     <w:p>
@@ -7362,7 +3058,7 @@
         <w:t xml:space="preserve">31. </w:t>
       </w:r>
       <w:r>
-        <w:t xml:space="preserve">Trott, O.; Olson, A. J. AutoDock Vina: Improving the speed and accuracy of docking with a new scoring function, efficient optimization, and multithreading. J. Comput. Chem. 2010, 31 (2), 455–461. </w:t>
+        <w:t xml:space="preserve">Trott, O.; Olson, A. J. AutoDock Vina: improving the speed and accuracy of docking with a new scoring function, efficient optimization, and multithreading. J. Comput. Chem. 2010, 31 (2), 455–461. </w:t>
       </w:r>
       <w:r>
         <w:rPr>
@@ -7408,7 +3104,7 @@
         <w:t xml:space="preserve">33. </w:t>
       </w:r>
       <w:r>
-        <w:t xml:space="preserve">Landrum, G. et al. RDKit: Open-source cheminformatics toolkit, version 2024.03.1. https://www.rdkit.org (accessed 2026). </w:t>
+        <w:t xml:space="preserve">Papeo, G.; Posteri, H.; Borghi, D.; Busel, A. A.; Caprera, F.; Casale, E.; Ciomei, M.; Cirla, A.; Corti, L.; D'Anello, M. et al. Discovery of 2-[4-(trifluoromethyl)phenyl]-7,8-dihydro-5H-thiopyrano[4,3-d]pyrimidin-4-ol (NMS-P118): a potent, orally available, and highly selective PARP-1 inhibitor. J. Med. Chem. 2014, 57 (16), 6993–7005. </w:t>
       </w:r>
       <w:r>
         <w:rPr>
@@ -7416,7 +3112,7 @@
           <w:color w:val="4A148C"/>
           <w:sz w:val="18"/>
         </w:rPr>
-        <w:t>doi:10.5281/zenodo.10848032</w:t>
+        <w:t>doi:10.1021/jm5006456</w:t>
       </w:r>
     </w:p>
     <w:p>
@@ -7431,7 +3127,191 @@
         <w:t xml:space="preserve">34. </w:t>
       </w:r>
       <w:r>
-        <w:t xml:space="preserve">OECD. Guidance Document on the Validation of (Quantitative) Structure-Activity Relationship [(Q)SAR] Models; OECD Environment Health and Safety Publications, Series on Testing and Assessment No. 69; OECD Publishing: Paris, 2007. </w:t>
+        <w:t xml:space="preserve">Riniker, S.; Landrum, G. A. Better informed distance geometry: using knowledge to improve conformer generation in RDKit. J. Chem. Inf. Model. 2015, 55 (12), 2562–2574. </w:t>
+      </w:r>
+      <w:r>
+        <w:rPr>
+          <w:i/>
+          <w:color w:val="4A148C"/>
+          <w:sz w:val="18"/>
+        </w:rPr>
+        <w:t>doi:10.1021/acs.jcim.5b00424</w:t>
+      </w:r>
+    </w:p>
+    <w:p>
+      <w:pPr>
+        <w:spacing w:after="60"/>
+        <w:ind w:left="576"/>
+      </w:pPr>
+      <w:r>
+        <w:rPr>
+          <w:b/>
+        </w:rPr>
+        <w:t xml:space="preserve">35. </w:t>
+      </w:r>
+      <w:r>
+        <w:t xml:space="preserve">Landrum, G. et al. RDKit: Open-source cheminformatics toolkit. Version 2023.09.1, http://www.rdkit.org (accessed August 2026). </w:t>
+      </w:r>
+      <w:r>
+        <w:rPr>
+          <w:i/>
+          <w:color w:val="4A148C"/>
+          <w:sz w:val="18"/>
+        </w:rPr>
+        <w:t>doi:10.5281/zenodo.597034</w:t>
+      </w:r>
+    </w:p>
+    <w:p>
+      <w:pPr>
+        <w:spacing w:after="60"/>
+        <w:ind w:left="576"/>
+      </w:pPr>
+      <w:r>
+        <w:rPr>
+          <w:b/>
+        </w:rPr>
+        <w:t xml:space="preserve">36. </w:t>
+      </w:r>
+      <w:r>
+        <w:t xml:space="preserve">Berman, H. M.; Westbrook, J.; Feng, Z.; Gilliland, G.; Bhat, T. N.; Weissig, H.; Shindyalov, I. N.; Bourne, P. E. The Protein Data Bank. Nucleic Acids Res. 2000, 28 (1), 235–242. </w:t>
+      </w:r>
+      <w:r>
+        <w:rPr>
+          <w:i/>
+          <w:color w:val="4A148C"/>
+          <w:sz w:val="18"/>
+        </w:rPr>
+        <w:t>doi:10.1093/nar/28.1.235</w:t>
+      </w:r>
+    </w:p>
+    <w:p>
+      <w:pPr>
+        <w:spacing w:after="60"/>
+        <w:ind w:left="576"/>
+      </w:pPr>
+      <w:r>
+        <w:rPr>
+          <w:b/>
+        </w:rPr>
+        <w:t xml:space="preserve">37. </w:t>
+      </w:r>
+      <w:r>
+        <w:t xml:space="preserve">Delaney, J. S. ESOL: Estimating aqueous solubility directly from molecular structure. J. Chem. Inf. Comput. Sci. 2004, 44 (3), 1000–1005. </w:t>
+      </w:r>
+      <w:r>
+        <w:rPr>
+          <w:i/>
+          <w:color w:val="4A148C"/>
+          <w:sz w:val="18"/>
+        </w:rPr>
+        <w:t>doi:10.1021/ci034243x</w:t>
+      </w:r>
+    </w:p>
+    <w:p>
+      <w:pPr>
+        <w:spacing w:after="60"/>
+        <w:ind w:left="576"/>
+      </w:pPr>
+      <w:r>
+        <w:rPr>
+          <w:b/>
+        </w:rPr>
+        <w:t xml:space="preserve">38. </w:t>
+      </w:r>
+      <w:r>
+        <w:t xml:space="preserve">Wishart, D. S.; Feunang, Y. D.; Guo, A. C.; Lo, E. J.; Marcu, A.; Grant, J. R.; Sajed, T.; Johnson, D.; Li, C.; Sayeeda, Z. et al. DrugBank 5.0: a major update to the DrugBank database for 2018. Nucleic Acids Res. 2018, 46 (D1), D1074–D1082. </w:t>
+      </w:r>
+      <w:r>
+        <w:rPr>
+          <w:i/>
+          <w:color w:val="4A148C"/>
+          <w:sz w:val="18"/>
+        </w:rPr>
+        <w:t>doi:10.1093/nar/gkx1037</w:t>
+      </w:r>
+    </w:p>
+    <w:p>
+      <w:pPr>
+        <w:spacing w:after="60"/>
+        <w:ind w:left="576"/>
+      </w:pPr>
+      <w:r>
+        <w:rPr>
+          <w:b/>
+        </w:rPr>
+        <w:t xml:space="preserve">39. </w:t>
+      </w:r>
+      <w:r>
+        <w:t xml:space="preserve">Lundberg, S. M.; Lee, S.-I. A unified approach to interpreting model predictions. In Advances in Neural Information Processing Systems (NeurIPS 2017); Guyon, I. et al., Eds.; Curran Associates, Inc.: Red Hook, NY, 2017; Vol. 30, pp 4765–4774. </w:t>
+      </w:r>
+      <w:r>
+        <w:rPr>
+          <w:i/>
+          <w:color w:val="4A148C"/>
+          <w:sz w:val="18"/>
+        </w:rPr>
+        <w:t>doi:10.48550/arXiv.1705.07874</w:t>
+      </w:r>
+    </w:p>
+    <w:p>
+      <w:pPr>
+        <w:spacing w:after="60"/>
+        <w:ind w:left="576"/>
+      </w:pPr>
+      <w:r>
+        <w:rPr>
+          <w:b/>
+        </w:rPr>
+        <w:t xml:space="preserve">40. </w:t>
+      </w:r>
+      <w:r>
+        <w:t xml:space="preserve">Chen, T.; Guestrin, C. XGBoost: A scalable tree boosting system. In Proceedings of the 22nd ACM SIGKDD International Conference on Knowledge Discovery and Data Mining; ACM: New York, NY, 2016; pp 785–794. </w:t>
+      </w:r>
+      <w:r>
+        <w:rPr>
+          <w:i/>
+          <w:color w:val="4A148C"/>
+          <w:sz w:val="18"/>
+        </w:rPr>
+        <w:t>doi:10.1145/2939672.2939785</w:t>
+      </w:r>
+    </w:p>
+    <w:p>
+      <w:pPr>
+        <w:spacing w:after="60"/>
+        <w:ind w:left="576"/>
+      </w:pPr>
+      <w:r>
+        <w:rPr>
+          <w:b/>
+        </w:rPr>
+        <w:t xml:space="preserve">41. </w:t>
+      </w:r>
+      <w:r>
+        <w:t xml:space="preserve">Geurts, P.; Ernst, D.; Wehenkel, L. Extremely randomized trees. Mach. Learn. 2006, 63 (1), 3–42. </w:t>
+      </w:r>
+      <w:r>
+        <w:rPr>
+          <w:i/>
+          <w:color w:val="4A148C"/>
+          <w:sz w:val="18"/>
+        </w:rPr>
+        <w:t>doi:10.1007/s10994-006-6226-1</w:t>
+      </w:r>
+    </w:p>
+    <w:p>
+      <w:pPr>
+        <w:spacing w:after="60"/>
+        <w:ind w:left="576"/>
+      </w:pPr>
+      <w:r>
+        <w:rPr>
+          <w:b/>
+        </w:rPr>
+        <w:t xml:space="preserve">42. </w:t>
+      </w:r>
+      <w:r>
+        <w:t xml:space="preserve">OECD. Guidance Document on the Validation of (Quantitative) Structure-Activity Relationship [(Q)SAR] Models. OECD Series on Testing and Assessment, No. 69; OECD Publishing: Paris, France, 2007. </w:t>
       </w:r>
       <w:r>
         <w:rPr>
@@ -7451,7 +3331,7 @@
         <w:rPr>
           <w:b/>
         </w:rPr>
-        <w:t xml:space="preserve">35. </w:t>
+        <w:t xml:space="preserve">43. </w:t>
       </w:r>
       <w:r>
         <w:t xml:space="preserve">Gramatica, P. Principles of QSAR models validation: internal and external. QSAR Comb. Sci. 2007, 26 (5), 694–701. </w:t>
@@ -7474,10 +3354,10 @@
         <w:rPr>
           <w:b/>
         </w:rPr>
-        <w:t xml:space="preserve">36. </w:t>
+        <w:t xml:space="preserve">44. </w:t>
       </w:r>
       <w:r>
-        <w:t xml:space="preserve">Tropsha, A. Best practices for QSAR model development, validation, and exploitation. Mol. Inform. 2010, 29 (6–7), 476–488. </w:t>
+        <w:t xml:space="preserve">Rodríguez-Pérez, R.; Bajorath, J. Interpretation of machine learning models using shapley additive explanations (SHAP) in chemistry and drug discovery. J. Med. Chem. 2020, 63 (16), 8677–8688. </w:t>
       </w:r>
       <w:r>
         <w:rPr>
@@ -7485,191 +3365,7 @@
           <w:color w:val="4A148C"/>
           <w:sz w:val="18"/>
         </w:rPr>
-        <w:t>doi:10.1002/minf.201000061</w:t>
-      </w:r>
-    </w:p>
-    <w:p>
-      <w:pPr>
-        <w:spacing w:after="60"/>
-        <w:ind w:left="576"/>
-      </w:pPr>
-      <w:r>
-        <w:rPr>
-          <w:b/>
-        </w:rPr>
-        <w:t xml:space="preserve">37. </w:t>
-      </w:r>
-      <w:r>
-        <w:t xml:space="preserve">Rücker, C.; Rücker, G.; Meringer, M. y-Randomization and its variants in QSPR/QSAR. J. Chem. Inf. Model. 2007, 47 (6), 2345–2357. </w:t>
-      </w:r>
-      <w:r>
-        <w:rPr>
-          <w:i/>
-          <w:color w:val="4A148C"/>
-          <w:sz w:val="18"/>
-        </w:rPr>
-        <w:t>doi:10.1021/ci700157b</w:t>
-      </w:r>
-    </w:p>
-    <w:p>
-      <w:pPr>
-        <w:spacing w:after="60"/>
-        <w:ind w:left="576"/>
-      </w:pPr>
-      <w:r>
-        <w:rPr>
-          <w:b/>
-        </w:rPr>
-        <w:t xml:space="preserve">38. </w:t>
-      </w:r>
-      <w:r>
-        <w:t xml:space="preserve">Lundberg, S. M.; Lee, S.-I. A unified approach to interpreting model predictions. In Advances in Neural Information Processing Systems 30; Guyon, I. et al., Eds.; Curran Associates, Inc., 2017; pp 4765–4774. </w:t>
-      </w:r>
-      <w:r>
-        <w:rPr>
-          <w:i/>
-          <w:color w:val="4A148C"/>
-          <w:sz w:val="18"/>
-        </w:rPr>
-        <w:t>doi:10.5555/3295222.3295230</w:t>
-      </w:r>
-    </w:p>
-    <w:p>
-      <w:pPr>
-        <w:spacing w:after="60"/>
-        <w:ind w:left="576"/>
-      </w:pPr>
-      <w:r>
-        <w:rPr>
-          <w:b/>
-        </w:rPr>
-        <w:t xml:space="preserve">39. </w:t>
-      </w:r>
-      <w:r>
-        <w:t xml:space="preserve">Parr, R. G.; Pearson, R. G. Absolute hardness: companion parameter to absolute electronegativity. J. Am. Chem. Soc. 1983, 105 (26), 7512–7516. </w:t>
-      </w:r>
-      <w:r>
-        <w:rPr>
-          <w:i/>
-          <w:color w:val="4A148C"/>
-          <w:sz w:val="18"/>
-        </w:rPr>
-        <w:t>doi:10.1021/ja00364a005</w:t>
-      </w:r>
-    </w:p>
-    <w:p>
-      <w:pPr>
-        <w:spacing w:after="60"/>
-        <w:ind w:left="576"/>
-      </w:pPr>
-      <w:r>
-        <w:rPr>
-          <w:b/>
-        </w:rPr>
-        <w:t xml:space="preserve">40. </w:t>
-      </w:r>
-      <w:r>
-        <w:t xml:space="preserve">Parr, R. G.; Szentpály, L. v.; Liu, S. Electrophilicity index. J. Am. Chem. Soc. 1999, 121 (9), 1922–1924. </w:t>
-      </w:r>
-      <w:r>
-        <w:rPr>
-          <w:i/>
-          <w:color w:val="4A148C"/>
-          <w:sz w:val="18"/>
-        </w:rPr>
-        <w:t>doi:10.1021/ja983494x</w:t>
-      </w:r>
-    </w:p>
-    <w:p>
-      <w:pPr>
-        <w:spacing w:after="60"/>
-        <w:ind w:left="576"/>
-      </w:pPr>
-      <w:r>
-        <w:rPr>
-          <w:b/>
-        </w:rPr>
-        <w:t xml:space="preserve">41. </w:t>
-      </w:r>
-      <w:r>
-        <w:t xml:space="preserve">Hopkins, A. L.; Groom, C. R.; Alex, A. Ligand efficiency: a useful metric for lead selection. Drug Discov. Today 2004, 9 (10), 430–431. </w:t>
-      </w:r>
-      <w:r>
-        <w:rPr>
-          <w:i/>
-          <w:color w:val="4A148C"/>
-          <w:sz w:val="18"/>
-        </w:rPr>
-        <w:t>doi:10.1016/S1359-6446(04)03069-7</w:t>
-      </w:r>
-    </w:p>
-    <w:p>
-      <w:pPr>
-        <w:spacing w:after="60"/>
-        <w:ind w:left="576"/>
-      </w:pPr>
-      <w:r>
-        <w:rPr>
-          <w:b/>
-        </w:rPr>
-        <w:t xml:space="preserve">42. </w:t>
-      </w:r>
-      <w:r>
-        <w:t xml:space="preserve">Kramer, C.; Gedeck, P. Leave-many-out cross-validation and the applicability domain of QSAR models. J. Chem. Inf. Model. 2012, 52 (3), 697–707. </w:t>
-      </w:r>
-      <w:r>
-        <w:rPr>
-          <w:i/>
-          <w:color w:val="4A148C"/>
-          <w:sz w:val="18"/>
-        </w:rPr>
-        <w:t>doi:10.1021/ci200543e</w:t>
-      </w:r>
-    </w:p>
-    <w:p>
-      <w:pPr>
-        <w:spacing w:after="60"/>
-        <w:ind w:left="576"/>
-      </w:pPr>
-      <w:r>
-        <w:rPr>
-          <w:b/>
-        </w:rPr>
-        <w:t xml:space="preserve">43. </w:t>
-      </w:r>
-      <w:r>
-        <w:t xml:space="preserve">Cherkasov, A.; Muratov, E. N.; Fourches, D.; Varnek, A.; Baskin, I. I.; Cronin, M.; Dearden, J.; Gramatica, P.; Martin, Y. C.; Todeschini, R. et al. QSAR modeling: where have you been? Where are you going to? J. Med. Chem. 2014, 57 (12), 4977–5010. </w:t>
-      </w:r>
-      <w:r>
-        <w:rPr>
-          <w:i/>
-          <w:color w:val="4A148C"/>
-          <w:sz w:val="18"/>
-        </w:rPr>
-        <w:t>doi:10.1021/jm4004285</w:t>
-      </w:r>
-    </w:p>
-    <w:p>
-      <w:pPr>
-        <w:spacing w:after="60"/>
-        <w:ind w:left="576"/>
-      </w:pPr>
-      <w:r>
-        <w:rPr>
-          <w:b/>
-        </w:rPr>
-        <w:t xml:space="preserve">44. </w:t>
-      </w:r>
-      <w:r>
-        <w:t xml:space="preserve">Veber, D. F.; Johnson, S. R.; Cheng, H. Y.; Smith, B. R.; Ward, K. W.; Kopple, K. D. Molecular properties that influence the oral bioavailability of drug candidates. J. Med. Chem. 2002, 45 (12), 2615–2623. </w:t>
-      </w:r>
-      <w:r>
-        <w:rPr>
-          <w:i/>
-          <w:color w:val="4A148C"/>
-          <w:sz w:val="18"/>
-        </w:rPr>
-        <w:t>doi:10.1021/jm020017n</w:t>
+        <w:t>doi:10.1021/acs.jmedchem.9b01101</w:t>
       </w:r>
     </w:p>
     <w:p>
@@ -7684,7 +3380,7 @@
         <w:t xml:space="preserve">45. </w:t>
       </w:r>
       <w:r>
-        <w:t xml:space="preserve">Lipinski, C. A.; Lombardo, F.; Dominy, B. W.; Feeney, P. J. Experimental and computational approaches to estimate solubility and permeability in drug discovery and development settings. Adv. Drug Deliv. Rev. 2001, 46 (1–3), 3–26. </w:t>
+        <w:t xml:space="preserve">Tropsha, A. Best practices for QSAR model development, validation, and exploitation. Mol. Inf. 2010, 29 (6-7), 476–488. </w:t>
       </w:r>
       <w:r>
         <w:rPr>
@@ -7692,7 +3388,7 @@
           <w:color w:val="4A148C"/>
           <w:sz w:val="18"/>
         </w:rPr>
-        <w:t>doi:10.1016/s0169-409x(00)00129-0</w:t>
+        <w:t>doi:10.1002/minf.201000061</w:t>
       </w:r>
     </w:p>
     <w:sectPr>

--- a/manuscript/submission_ready/02_Main_Manuscript_Tau_Borophene_Monreal_Hernandez_et_al.docx
+++ b/manuscript/submission_ready/02_Main_Manuscript_Tau_Borophene_Monreal_Hernandez_et_al.docx
@@ -278,7 +278,7 @@
       <w:r>
         <w:drawing>
           <wp:inline xmlns:a="http://schemas.openxmlformats.org/drawingml/2006/main" xmlns:pic="http://schemas.openxmlformats.org/drawingml/2006/picture">
-            <wp:extent cx="5669280" cy="2626118"/>
+            <wp:extent cx="5669280" cy="2894188"/>
             <wp:docPr id="3" name="Picture 3"/>
             <wp:cNvGraphicFramePr>
               <a:graphicFrameLocks noChangeAspect="1"/>
@@ -299,7 +299,7 @@
                   <pic:spPr>
                     <a:xfrm>
                       <a:off x="0" y="0"/>
-                      <a:ext cx="5669280" cy="2626118"/>
+                      <a:ext cx="5669280" cy="2894188"/>
                     </a:xfrm>
                     <a:prstGeom prst="rect"/>
                   </pic:spPr>
@@ -327,7 +327,7 @@
           <w:i/>
           <w:sz w:val="19"/>
         </w:rPr>
-        <w:t xml:space="preserve"> Quantum CDFT Architecture &amp; Electronic Reactivity for 2D Borophene Systems: (a) HOMO/LUMO frontier orbital alignment; (b) Chemical hardness and electrophilicity index.</w:t>
+        <w:t xml:space="preserve"> Real Quantum CDFT Electronic Reactivity of the Isolated Tau Therapeutics (real GFN2-xTB single points, n=29): (a) HOMO/LUMO frontier orbital distribution; (b) Chemical hardness vs. electrophilicity index. No real complex-level frontier-orbital calculation exists for either borophene variant.</w:t>
       </w:r>
     </w:p>
     <w:p>
@@ -758,7 +758,7 @@
               <w:rPr>
                 <w:sz w:val="17"/>
               </w:rPr>
-              <w:t>-6.10</w:t>
+              <w:t>-8.49</w:t>
             </w:r>
           </w:p>
         </w:tc>
@@ -777,142 +777,7 @@
               <w:rPr>
                 <w:sz w:val="17"/>
               </w:rPr>
-              <w:t>3.81</w:t>
-            </w:r>
-          </w:p>
-        </w:tc>
-      </w:tr>
-      <w:tr>
-        <w:tc>
-          <w:tcPr>
-            <w:tcW w:type="dxa" w:w="1337"/>
-            <w:tcMar>
-              <w:top w:w="60" w:type="dxa"/>
-              <w:bottom w:w="60" w:type="dxa"/>
-              <w:left w:w="80" w:type="dxa"/>
-              <w:right w:w="80" w:type="dxa"/>
-            </w:tcMar>
-          </w:tcPr>
-          <w:p>
-            <w:r>
-              <w:rPr>
-                <w:sz w:val="17"/>
-              </w:rPr>
-              <w:t>Methylene Blue</w:t>
-            </w:r>
-          </w:p>
-        </w:tc>
-        <w:tc>
-          <w:tcPr>
-            <w:tcW w:type="dxa" w:w="1337"/>
-            <w:tcMar>
-              <w:top w:w="60" w:type="dxa"/>
-              <w:bottom w:w="60" w:type="dxa"/>
-              <w:left w:w="80" w:type="dxa"/>
-              <w:right w:w="80" w:type="dxa"/>
-            </w:tcMar>
-          </w:tcPr>
-          <w:p>
-            <w:r>
-              <w:rPr>
-                <w:sz w:val="17"/>
-              </w:rPr>
-              <w:t>Phenothiazine Tau Disa</w:t>
-            </w:r>
-          </w:p>
-        </w:tc>
-        <w:tc>
-          <w:tcPr>
-            <w:tcW w:type="dxa" w:w="1337"/>
-            <w:tcMar>
-              <w:top w:w="60" w:type="dxa"/>
-              <w:bottom w:w="60" w:type="dxa"/>
-              <w:left w:w="80" w:type="dxa"/>
-              <w:right w:w="80" w:type="dxa"/>
-            </w:tcMar>
-          </w:tcPr>
-          <w:p>
-            <w:r>
-              <w:rPr>
-                <w:sz w:val="17"/>
-              </w:rPr>
-              <w:t>319.9</w:t>
-            </w:r>
-          </w:p>
-        </w:tc>
-        <w:tc>
-          <w:tcPr>
-            <w:tcW w:type="dxa" w:w="1337"/>
-            <w:tcMar>
-              <w:top w:w="60" w:type="dxa"/>
-              <w:bottom w:w="60" w:type="dxa"/>
-              <w:left w:w="80" w:type="dxa"/>
-              <w:right w:w="80" w:type="dxa"/>
-            </w:tcMar>
-          </w:tcPr>
-          <w:p>
-            <w:r>
-              <w:rPr>
-                <w:sz w:val="17"/>
-              </w:rPr>
-              <w:t>-0.50</w:t>
-            </w:r>
-          </w:p>
-        </w:tc>
-        <w:tc>
-          <w:tcPr>
-            <w:tcW w:type="dxa" w:w="1337"/>
-            <w:tcMar>
-              <w:top w:w="60" w:type="dxa"/>
-              <w:bottom w:w="60" w:type="dxa"/>
-              <w:left w:w="80" w:type="dxa"/>
-              <w:right w:w="80" w:type="dxa"/>
-            </w:tcMar>
-          </w:tcPr>
-          <w:p>
-            <w:r>
-              <w:rPr>
-                <w:sz w:val="17"/>
-              </w:rPr>
-              <w:t>19.1</w:t>
-            </w:r>
-          </w:p>
-        </w:tc>
-        <w:tc>
-          <w:tcPr>
-            <w:tcW w:type="dxa" w:w="1337"/>
-            <w:tcMar>
-              <w:top w:w="60" w:type="dxa"/>
-              <w:bottom w:w="60" w:type="dxa"/>
-              <w:left w:w="80" w:type="dxa"/>
-              <w:right w:w="80" w:type="dxa"/>
-            </w:tcMar>
-          </w:tcPr>
-          <w:p>
-            <w:r>
-              <w:rPr>
-                <w:sz w:val="17"/>
-              </w:rPr>
-              <w:t>-5.16</w:t>
-            </w:r>
-          </w:p>
-        </w:tc>
-        <w:tc>
-          <w:tcPr>
-            <w:tcW w:type="dxa" w:w="1337"/>
-            <w:tcMar>
-              <w:top w:w="60" w:type="dxa"/>
-              <w:bottom w:w="60" w:type="dxa"/>
-              <w:left w:w="80" w:type="dxa"/>
-              <w:right w:w="80" w:type="dxa"/>
-            </w:tcMar>
-          </w:tcPr>
-          <w:p>
-            <w:r>
-              <w:rPr>
-                <w:sz w:val="17"/>
-              </w:rPr>
-              <w:t>2.38</w:t>
+              <w:t>21.37</w:t>
             </w:r>
           </w:p>
         </w:tc>
@@ -1028,7 +893,7 @@
               <w:rPr>
                 <w:sz w:val="17"/>
               </w:rPr>
-              <w:t>-5.73</w:t>
+              <w:t>-10.20</w:t>
             </w:r>
           </w:p>
         </w:tc>
@@ -1047,7 +912,7 @@
               <w:rPr>
                 <w:sz w:val="17"/>
               </w:rPr>
-              <w:t>3.10</w:t>
+              <w:t>38.08</w:t>
             </w:r>
           </w:p>
         </w:tc>
@@ -1163,7 +1028,7 @@
               <w:rPr>
                 <w:sz w:val="17"/>
               </w:rPr>
-              <w:t>-5.17</w:t>
+              <w:t>-10.37</w:t>
             </w:r>
           </w:p>
         </w:tc>
@@ -1182,7 +1047,7 @@
               <w:rPr>
                 <w:sz w:val="17"/>
               </w:rPr>
-              <w:t>2.50</w:t>
+              <w:t>25.45</w:t>
             </w:r>
           </w:p>
         </w:tc>
@@ -1298,7 +1163,7 @@
               <w:rPr>
                 <w:sz w:val="17"/>
               </w:rPr>
-              <w:t>-5.57</w:t>
+              <w:t>-10.04</w:t>
             </w:r>
           </w:p>
         </w:tc>
@@ -1317,142 +1182,7 @@
               <w:rPr>
                 <w:sz w:val="17"/>
               </w:rPr>
-              <w:t>3.33</w:t>
-            </w:r>
-          </w:p>
-        </w:tc>
-      </w:tr>
-      <w:tr>
-        <w:tc>
-          <w:tcPr>
-            <w:tcW w:type="dxa" w:w="1337"/>
-            <w:tcMar>
-              <w:top w:w="60" w:type="dxa"/>
-              <w:bottom w:w="60" w:type="dxa"/>
-              <w:left w:w="80" w:type="dxa"/>
-              <w:right w:w="80" w:type="dxa"/>
-            </w:tcMar>
-          </w:tcPr>
-          <w:p>
-            <w:r>
-              <w:rPr>
-                <w:sz w:val="17"/>
-              </w:rPr>
-              <w:t>Rosmarinic Acid</w:t>
-            </w:r>
-          </w:p>
-        </w:tc>
-        <w:tc>
-          <w:tcPr>
-            <w:tcW w:type="dxa" w:w="1337"/>
-            <w:tcMar>
-              <w:top w:w="60" w:type="dxa"/>
-              <w:bottom w:w="60" w:type="dxa"/>
-              <w:left w:w="80" w:type="dxa"/>
-              <w:right w:w="80" w:type="dxa"/>
-            </w:tcMar>
-          </w:tcPr>
-          <w:p>
-            <w:r>
-              <w:rPr>
-                <w:sz w:val="17"/>
-              </w:rPr>
-              <w:t>Polyphenolic Tau Desta</w:t>
-            </w:r>
-          </w:p>
-        </w:tc>
-        <w:tc>
-          <w:tcPr>
-            <w:tcW w:type="dxa" w:w="1337"/>
-            <w:tcMar>
-              <w:top w:w="60" w:type="dxa"/>
-              <w:bottom w:w="60" w:type="dxa"/>
-              <w:left w:w="80" w:type="dxa"/>
-              <w:right w:w="80" w:type="dxa"/>
-            </w:tcMar>
-          </w:tcPr>
-          <w:p>
-            <w:r>
-              <w:rPr>
-                <w:sz w:val="17"/>
-              </w:rPr>
-              <w:t>360.3</w:t>
-            </w:r>
-          </w:p>
-        </w:tc>
-        <w:tc>
-          <w:tcPr>
-            <w:tcW w:type="dxa" w:w="1337"/>
-            <w:tcMar>
-              <w:top w:w="60" w:type="dxa"/>
-              <w:bottom w:w="60" w:type="dxa"/>
-              <w:left w:w="80" w:type="dxa"/>
-              <w:right w:w="80" w:type="dxa"/>
-            </w:tcMar>
-          </w:tcPr>
-          <w:p>
-            <w:r>
-              <w:rPr>
-                <w:sz w:val="17"/>
-              </w:rPr>
-              <w:t>1.76</w:t>
-            </w:r>
-          </w:p>
-        </w:tc>
-        <w:tc>
-          <w:tcPr>
-            <w:tcW w:type="dxa" w:w="1337"/>
-            <w:tcMar>
-              <w:top w:w="60" w:type="dxa"/>
-              <w:bottom w:w="60" w:type="dxa"/>
-              <w:left w:w="80" w:type="dxa"/>
-              <w:right w:w="80" w:type="dxa"/>
-            </w:tcMar>
-          </w:tcPr>
-          <w:p>
-            <w:r>
-              <w:rPr>
-                <w:sz w:val="17"/>
-              </w:rPr>
-              <w:t>144.5</w:t>
-            </w:r>
-          </w:p>
-        </w:tc>
-        <w:tc>
-          <w:tcPr>
-            <w:tcW w:type="dxa" w:w="1337"/>
-            <w:tcMar>
-              <w:top w:w="60" w:type="dxa"/>
-              <w:bottom w:w="60" w:type="dxa"/>
-              <w:left w:w="80" w:type="dxa"/>
-              <w:right w:w="80" w:type="dxa"/>
-            </w:tcMar>
-          </w:tcPr>
-          <w:p>
-            <w:r>
-              <w:rPr>
-                <w:sz w:val="17"/>
-              </w:rPr>
-              <w:t>-5.17</w:t>
-            </w:r>
-          </w:p>
-        </w:tc>
-        <w:tc>
-          <w:tcPr>
-            <w:tcW w:type="dxa" w:w="1337"/>
-            <w:tcMar>
-              <w:top w:w="60" w:type="dxa"/>
-              <w:bottom w:w="60" w:type="dxa"/>
-              <w:left w:w="80" w:type="dxa"/>
-              <w:right w:w="80" w:type="dxa"/>
-            </w:tcMar>
-          </w:tcPr>
-          <w:p>
-            <w:r>
-              <w:rPr>
-                <w:sz w:val="17"/>
-              </w:rPr>
-              <w:t>2.55</w:t>
+              <w:t>22.70</w:t>
             </w:r>
           </w:p>
         </w:tc>
@@ -1568,7 +1298,7 @@
               <w:rPr>
                 <w:sz w:val="17"/>
               </w:rPr>
-              <w:t>-5.54</w:t>
+              <w:t>-10.31</w:t>
             </w:r>
           </w:p>
         </w:tc>
@@ -1587,7 +1317,7 @@
               <w:rPr>
                 <w:sz w:val="17"/>
               </w:rPr>
-              <w:t>3.09</w:t>
+              <w:t>33.53</w:t>
             </w:r>
           </w:p>
         </w:tc>
@@ -1703,7 +1433,7 @@
               <w:rPr>
                 <w:sz w:val="17"/>
               </w:rPr>
-              <w:t>-5.12</w:t>
+              <w:t>-10.37</w:t>
             </w:r>
           </w:p>
         </w:tc>
@@ -1722,7 +1452,7 @@
               <w:rPr>
                 <w:sz w:val="17"/>
               </w:rPr>
-              <w:t>2.51</w:t>
+              <w:t>33.37</w:t>
             </w:r>
           </w:p>
         </w:tc>
@@ -1838,7 +1568,7 @@
               <w:rPr>
                 <w:sz w:val="17"/>
               </w:rPr>
-              <w:t>-5.26</w:t>
+              <w:t>-10.33</w:t>
             </w:r>
           </w:p>
         </w:tc>
@@ -1857,7 +1587,7 @@
               <w:rPr>
                 <w:sz w:val="17"/>
               </w:rPr>
-              <w:t>2.70</w:t>
+              <w:t>32.64</w:t>
             </w:r>
           </w:p>
         </w:tc>
@@ -1973,7 +1703,7 @@
               <w:rPr>
                 <w:sz w:val="17"/>
               </w:rPr>
-              <w:t>-5.40</w:t>
+              <w:t>-10.27</w:t>
             </w:r>
           </w:p>
         </w:tc>
@@ -1992,7 +1722,277 @@
               <w:rPr>
                 <w:sz w:val="17"/>
               </w:rPr>
-              <w:t>2.89</w:t>
+              <w:t>34.87</w:t>
+            </w:r>
+          </w:p>
+        </w:tc>
+      </w:tr>
+      <w:tr>
+        <w:tc>
+          <w:tcPr>
+            <w:tcW w:type="dxa" w:w="1337"/>
+            <w:tcMar>
+              <w:top w:w="60" w:type="dxa"/>
+              <w:bottom w:w="60" w:type="dxa"/>
+              <w:left w:w="80" w:type="dxa"/>
+              <w:right w:w="80" w:type="dxa"/>
+            </w:tcMar>
+          </w:tcPr>
+          <w:p>
+            <w:r>
+              <w:rPr>
+                <w:sz w:val="17"/>
+              </w:rPr>
+              <w:t>Tideglusib</w:t>
+            </w:r>
+          </w:p>
+        </w:tc>
+        <w:tc>
+          <w:tcPr>
+            <w:tcW w:type="dxa" w:w="1337"/>
+            <w:tcMar>
+              <w:top w:w="60" w:type="dxa"/>
+              <w:bottom w:w="60" w:type="dxa"/>
+              <w:left w:w="80" w:type="dxa"/>
+              <w:right w:w="80" w:type="dxa"/>
+            </w:tcMar>
+          </w:tcPr>
+          <w:p>
+            <w:r>
+              <w:rPr>
+                <w:sz w:val="17"/>
+              </w:rPr>
+              <w:t>Irreversible GSK-3beta</w:t>
+            </w:r>
+          </w:p>
+        </w:tc>
+        <w:tc>
+          <w:tcPr>
+            <w:tcW w:type="dxa" w:w="1337"/>
+            <w:tcMar>
+              <w:top w:w="60" w:type="dxa"/>
+              <w:bottom w:w="60" w:type="dxa"/>
+              <w:left w:w="80" w:type="dxa"/>
+              <w:right w:w="80" w:type="dxa"/>
+            </w:tcMar>
+          </w:tcPr>
+          <w:p>
+            <w:r>
+              <w:rPr>
+                <w:sz w:val="17"/>
+              </w:rPr>
+              <w:t>346.4</w:t>
+            </w:r>
+          </w:p>
+        </w:tc>
+        <w:tc>
+          <w:tcPr>
+            <w:tcW w:type="dxa" w:w="1337"/>
+            <w:tcMar>
+              <w:top w:w="60" w:type="dxa"/>
+              <w:bottom w:w="60" w:type="dxa"/>
+              <w:left w:w="80" w:type="dxa"/>
+              <w:right w:w="80" w:type="dxa"/>
+            </w:tcMar>
+          </w:tcPr>
+          <w:p>
+            <w:r>
+              <w:rPr>
+                <w:sz w:val="17"/>
+              </w:rPr>
+              <w:t>4.76</w:t>
+            </w:r>
+          </w:p>
+        </w:tc>
+        <w:tc>
+          <w:tcPr>
+            <w:tcW w:type="dxa" w:w="1337"/>
+            <w:tcMar>
+              <w:top w:w="60" w:type="dxa"/>
+              <w:bottom w:w="60" w:type="dxa"/>
+              <w:left w:w="80" w:type="dxa"/>
+              <w:right w:w="80" w:type="dxa"/>
+            </w:tcMar>
+          </w:tcPr>
+          <w:p>
+            <w:r>
+              <w:rPr>
+                <w:sz w:val="17"/>
+              </w:rPr>
+              <w:t>49.7</w:t>
+            </w:r>
+          </w:p>
+        </w:tc>
+        <w:tc>
+          <w:tcPr>
+            <w:tcW w:type="dxa" w:w="1337"/>
+            <w:tcMar>
+              <w:top w:w="60" w:type="dxa"/>
+              <w:bottom w:w="60" w:type="dxa"/>
+              <w:left w:w="80" w:type="dxa"/>
+              <w:right w:w="80" w:type="dxa"/>
+            </w:tcMar>
+          </w:tcPr>
+          <w:p>
+            <w:r>
+              <w:rPr>
+                <w:sz w:val="17"/>
+              </w:rPr>
+              <w:t>-11.52</w:t>
+            </w:r>
+          </w:p>
+        </w:tc>
+        <w:tc>
+          <w:tcPr>
+            <w:tcW w:type="dxa" w:w="1337"/>
+            <w:tcMar>
+              <w:top w:w="60" w:type="dxa"/>
+              <w:bottom w:w="60" w:type="dxa"/>
+              <w:left w:w="80" w:type="dxa"/>
+              <w:right w:w="80" w:type="dxa"/>
+            </w:tcMar>
+          </w:tcPr>
+          <w:p>
+            <w:r>
+              <w:rPr>
+                <w:sz w:val="17"/>
+              </w:rPr>
+              <w:t>40.54</w:t>
+            </w:r>
+          </w:p>
+        </w:tc>
+      </w:tr>
+      <w:tr>
+        <w:tc>
+          <w:tcPr>
+            <w:tcW w:type="dxa" w:w="1337"/>
+            <w:tcMar>
+              <w:top w:w="60" w:type="dxa"/>
+              <w:bottom w:w="60" w:type="dxa"/>
+              <w:left w:w="80" w:type="dxa"/>
+              <w:right w:w="80" w:type="dxa"/>
+            </w:tcMar>
+          </w:tcPr>
+          <w:p>
+            <w:r>
+              <w:rPr>
+                <w:sz w:val="17"/>
+              </w:rPr>
+              <w:t>AZD1080</w:t>
+            </w:r>
+          </w:p>
+        </w:tc>
+        <w:tc>
+          <w:tcPr>
+            <w:tcW w:type="dxa" w:w="1337"/>
+            <w:tcMar>
+              <w:top w:w="60" w:type="dxa"/>
+              <w:bottom w:w="60" w:type="dxa"/>
+              <w:left w:w="80" w:type="dxa"/>
+              <w:right w:w="80" w:type="dxa"/>
+            </w:tcMar>
+          </w:tcPr>
+          <w:p>
+            <w:r>
+              <w:rPr>
+                <w:sz w:val="17"/>
+              </w:rPr>
+              <w:t>GSK-3alpha/beta Inhibi</w:t>
+            </w:r>
+          </w:p>
+        </w:tc>
+        <w:tc>
+          <w:tcPr>
+            <w:tcW w:type="dxa" w:w="1337"/>
+            <w:tcMar>
+              <w:top w:w="60" w:type="dxa"/>
+              <w:bottom w:w="60" w:type="dxa"/>
+              <w:left w:w="80" w:type="dxa"/>
+              <w:right w:w="80" w:type="dxa"/>
+            </w:tcMar>
+          </w:tcPr>
+          <w:p>
+            <w:r>
+              <w:rPr>
+                <w:sz w:val="17"/>
+              </w:rPr>
+              <w:t>350.4</w:t>
+            </w:r>
+          </w:p>
+        </w:tc>
+        <w:tc>
+          <w:tcPr>
+            <w:tcW w:type="dxa" w:w="1337"/>
+            <w:tcMar>
+              <w:top w:w="60" w:type="dxa"/>
+              <w:bottom w:w="60" w:type="dxa"/>
+              <w:left w:w="80" w:type="dxa"/>
+              <w:right w:w="80" w:type="dxa"/>
+            </w:tcMar>
+          </w:tcPr>
+          <w:p>
+            <w:r>
+              <w:rPr>
+                <w:sz w:val="17"/>
+              </w:rPr>
+              <w:t>3.49</w:t>
+            </w:r>
+          </w:p>
+        </w:tc>
+        <w:tc>
+          <w:tcPr>
+            <w:tcW w:type="dxa" w:w="1337"/>
+            <w:tcMar>
+              <w:top w:w="60" w:type="dxa"/>
+              <w:bottom w:w="60" w:type="dxa"/>
+              <w:left w:w="80" w:type="dxa"/>
+              <w:right w:w="80" w:type="dxa"/>
+            </w:tcMar>
+          </w:tcPr>
+          <w:p>
+            <w:r>
+              <w:rPr>
+                <w:sz w:val="17"/>
+              </w:rPr>
+              <w:t>51.1</w:t>
+            </w:r>
+          </w:p>
+        </w:tc>
+        <w:tc>
+          <w:tcPr>
+            <w:tcW w:type="dxa" w:w="1337"/>
+            <w:tcMar>
+              <w:top w:w="60" w:type="dxa"/>
+              <w:bottom w:w="60" w:type="dxa"/>
+              <w:left w:w="80" w:type="dxa"/>
+              <w:right w:w="80" w:type="dxa"/>
+            </w:tcMar>
+          </w:tcPr>
+          <w:p>
+            <w:r>
+              <w:rPr>
+                <w:sz w:val="17"/>
+              </w:rPr>
+              <w:t>-10.36</w:t>
+            </w:r>
+          </w:p>
+        </w:tc>
+        <w:tc>
+          <w:tcPr>
+            <w:tcW w:type="dxa" w:w="1337"/>
+            <w:tcMar>
+              <w:top w:w="60" w:type="dxa"/>
+              <w:bottom w:w="60" w:type="dxa"/>
+              <w:left w:w="80" w:type="dxa"/>
+              <w:right w:w="80" w:type="dxa"/>
+            </w:tcMar>
+          </w:tcPr>
+          <w:p>
+            <w:r>
+              <w:rPr>
+                <w:sz w:val="17"/>
+              </w:rPr>
+              <w:t>27.11</w:t>
             </w:r>
           </w:p>
         </w:tc>
@@ -2246,7 +2246,7 @@
       <w:r>
         <w:drawing>
           <wp:inline xmlns:a="http://schemas.openxmlformats.org/drawingml/2006/main" xmlns:pic="http://schemas.openxmlformats.org/drawingml/2006/picture">
-            <wp:extent cx="5669280" cy="1809400"/>
+            <wp:extent cx="5669280" cy="1719756"/>
             <wp:docPr id="10" name="Picture 10"/>
             <wp:cNvGraphicFramePr>
               <a:graphicFrameLocks noChangeAspect="1"/>
@@ -2267,7 +2267,7 @@
                   <pic:spPr>
                     <a:xfrm>
                       <a:off x="0" y="0"/>
-                      <a:ext cx="5669280" cy="1809400"/>
+                      <a:ext cx="5669280" cy="1719756"/>
                     </a:xfrm>
                     <a:prstGeom prst="rect"/>
                   </pic:spPr>

--- a/manuscript/submission_ready/02_Main_Manuscript_Tau_Borophene_Monreal_Hernandez_et_al.docx
+++ b/manuscript/submission_ready/02_Main_Manuscript_Tau_Borophene_Monreal_Hernandez_et_al.docx
@@ -2368,7 +2368,7 @@
         <w:t xml:space="preserve">1. </w:t>
       </w:r>
       <w:r>
-        <w:t xml:space="preserve">Giaquinto, A. N.; Sung, H.; Miller, K. D.; Kramer, J. L.; Newman, L. A.; Minihan, A.; Jemal, A.; Siegel, R. L. Breast cancer statistics, 2022. CA Cancer J. Clin. 2022, 72 (3), 202–229. </w:t>
+        <w:t xml:space="preserve">Scheltens, P.; De Strooper, B.; Kivipelto, M.; Holstege, H.; Chételat, G.; Teunissen, C. E.; Cummings, J.; van der Flier, W. M. Alzheimer's disease. The Lancet 2021, 397 (10284), 1577-1590. </w:t>
       </w:r>
       <w:r>
         <w:rPr>
@@ -2376,7 +2376,7 @@
           <w:color w:val="4A148C"/>
           <w:sz w:val="18"/>
         </w:rPr>
-        <w:t>doi:10.3322/caac.21718</w:t>
+        <w:t>doi:10.1016/s0140-6736(20)32205-4</w:t>
       </w:r>
     </w:p>
     <w:p>
@@ -2391,15 +2391,7 @@
         <w:t xml:space="preserve">2. </w:t>
       </w:r>
       <w:r>
-        <w:t xml:space="preserve">Foulkes, W. D.; Smith, I. E.; Reis-Filho, J. S. Triple-negative breast cancer. N. Engl. J. Med. 2010, 363 (20), 1938–1948. </w:t>
-      </w:r>
-      <w:r>
-        <w:rPr>
-          <w:i/>
-          <w:color w:val="4A148C"/>
-          <w:sz w:val="18"/>
-        </w:rPr>
-        <w:t>doi:10.1056/NEJMra1001389</w:t>
+        <w:t xml:space="preserve">Gao, Y. L.; Wang, N.; Sun, F. R.; Cao, X. P.; Dang, W.; Jiang, T.; Yu, J. T. Tau in Alzheimer's disease: Mechanisms and clinical implications. Transl. Neurodegener. 2018, 7 (1), 1–18. </w:t>
       </w:r>
     </w:p>
     <w:p>
@@ -2414,7 +2406,7 @@
         <w:t xml:space="preserve">3. </w:t>
       </w:r>
       <w:r>
-        <w:t xml:space="preserve">Lord, C. J.; Ashworth, A. PARP inhibitors: Synthetic lethality in the clinic. Science 2017, 355 (6330), 1152–1158. </w:t>
+        <w:t xml:space="preserve">Braak, H.; Braak, E. Neuropathological stageing of Alzheimer-related changes. Acta Neuropathologica 1991, 82 (4), 239-259. </w:t>
       </w:r>
       <w:r>
         <w:rPr>
@@ -2422,7 +2414,7 @@
           <w:color w:val="4A148C"/>
           <w:sz w:val="18"/>
         </w:rPr>
-        <w:t>doi:10.1126/science.aam7344</w:t>
+        <w:t>doi:10.1007/bf00308809</w:t>
       </w:r>
     </w:p>
     <w:p>
@@ -2437,7 +2429,7 @@
         <w:t xml:space="preserve">4. </w:t>
       </w:r>
       <w:r>
-        <w:t xml:space="preserve">Mateo, J.; Lord, C. J.; Serra, V.; Tutt, A.; Balmaña, J.; Castroviejo-Bermejo, M.; Cruz, C.; Oaknin, A.; Kaye, S. B.; de Bono, J. S. A decade of clinical development of PARP inhibitors in perspective. Nat. Rev. Clin. Oncol. 2019, 16 (9), 565–583. </w:t>
+        <w:t xml:space="preserve">Wang, Y.; Mandelkow, E. Tau in physiology and pathology. Nature Reviews Neuroscience 2015, 17 (1), 22-35. </w:t>
       </w:r>
       <w:r>
         <w:rPr>
@@ -2445,7 +2437,7 @@
           <w:color w:val="4A148C"/>
           <w:sz w:val="18"/>
         </w:rPr>
-        <w:t>doi:10.1038/s41571-019-0219-4</w:t>
+        <w:t>doi:10.1038/nrn.2015.1</w:t>
       </w:r>
     </w:p>
     <w:p>
@@ -2460,7 +2452,7 @@
         <w:t xml:space="preserve">5. </w:t>
       </w:r>
       <w:r>
-        <w:t xml:space="preserve">Robson, M.; Im, S.-A.; Senkus, E.; Xu, B.; Domchek, S. M.; Masuda, N.; Delaloge, S.; Li, W.; Tung, N.; Armstrong, A. et al. Olaparib for metastatic breast cancer in patients with a germline BRCA mutation. N. Engl. J. Med. 2017, 377 (6), 523–533. </w:t>
+        <w:t xml:space="preserve">Iqbal, K.; Liu, F.; Gong, C. X.; Grundke-Iqbal, I. Tau in Alzheimer Disease and Related Tauopathies. Current Alzheimer Research 2010, 7 (8), 656-664. </w:t>
       </w:r>
       <w:r>
         <w:rPr>
@@ -2468,7 +2460,7 @@
           <w:color w:val="4A148C"/>
           <w:sz w:val="18"/>
         </w:rPr>
-        <w:t>doi:10.1056/NEJMoa1706450</w:t>
+        <w:t>doi:10.2174/156720510793611592</w:t>
       </w:r>
     </w:p>
     <w:p>
@@ -2483,7 +2475,7 @@
         <w:t xml:space="preserve">6. </w:t>
       </w:r>
       <w:r>
-        <w:t xml:space="preserve">Litton, J. K.; Rugo, H. S.; Ettl, J.; Hurvitz, S. A.; Gonçalves, A.; Lee, K.-H.; Fehrenbacher, L.; Yerushalmi, R.; Mina, L. A.; Martin, M. et al. Talazoparib in patients with advanced breast cancer and a germline BRCA mutation. N. Engl. J. Med. 2018, 379 (8), 753–763. </w:t>
+        <w:t xml:space="preserve">Spillantini, M. G.; Goedert, M. Tau pathology and neurodegeneration. The Lancet Neurology 2013, 12 (6), 609-622. </w:t>
       </w:r>
       <w:r>
         <w:rPr>
@@ -2491,7 +2483,7 @@
           <w:color w:val="4A148C"/>
           <w:sz w:val="18"/>
         </w:rPr>
-        <w:t>doi:10.1056/NEJMoa1802905</w:t>
+        <w:t>doi:10.1016/s1474-4422(13)70090-5</w:t>
       </w:r>
     </w:p>
     <w:p>
@@ -2506,7 +2498,7 @@
         <w:t xml:space="preserve">7. </w:t>
       </w:r>
       <w:r>
-        <w:t xml:space="preserve">Dent, R.; Trudeau, M.; Pritchard, K. I.; Hanna, W. M.; Kahn, H. K.; Sawka, C. A.; Lickley, L. A.; Rawlinson, E.; Sun, P.; Narod, S. A. Triple-negative breast cancer: clinical features and patterns of recurrence. Clin. Cancer Res. 2007, 13 (15), 4429–4434. </w:t>
+        <w:t xml:space="preserve">Fitzpatrick, A. W. P.; Falcon, B.; He, S.; Murzin, A. G.; Murshudov, G.; Garringer, H. J.; Crowther, R. A.; Ghetti, B.; Goedert, M.; Scheres, S. H. W. Cryo-EM structures of tau filaments from Alzheimer’s disease. Nature 2017, 547 (7662), 185-190. </w:t>
       </w:r>
       <w:r>
         <w:rPr>
@@ -2514,7 +2506,7 @@
           <w:color w:val="4A148C"/>
           <w:sz w:val="18"/>
         </w:rPr>
-        <w:t>doi:10.1158/1078-0432.CCR-06-3045</w:t>
+        <w:t>doi:10.1038/nature23002</w:t>
       </w:r>
     </w:p>
     <w:p>
@@ -2529,7 +2521,7 @@
         <w:t xml:space="preserve">8. </w:t>
       </w:r>
       <w:r>
-        <w:t xml:space="preserve">Lehmann, B. D.; Bauer, J. A.; Chen, X.; Sanders, M. E.; Chakravarthy, A. B.; Shyr, Y.; Pietenpol, J. A. Identification of human triple-negative breast cancer subtypes and preclinical models for selection of targeted therapies. J. Clin. Invest. 2011, 121 (7), 2750–2767. </w:t>
+        <w:t xml:space="preserve">Falcon, B.; Zhang, W.; Murzin, A. G.; Murshudov, G.; Garringer, H. J.; Vidal, R.; Crowther, R. A.; Ghetti, B.; Scheres, S. H. W.; Goedert, M. Structures of filaments from Pick’s disease reveal a novel tau protein fold. Nature 2018, 561 (7721), 137-140. </w:t>
       </w:r>
       <w:r>
         <w:rPr>
@@ -2537,7 +2529,7 @@
           <w:color w:val="4A148C"/>
           <w:sz w:val="18"/>
         </w:rPr>
-        <w:t>doi:10.1172/JCI45014</w:t>
+        <w:t>doi:10.1038/s41586-018-0454-y</w:t>
       </w:r>
     </w:p>
     <w:p>
@@ -2552,7 +2544,7 @@
         <w:t xml:space="preserve">9. </w:t>
       </w:r>
       <w:r>
-        <w:t xml:space="preserve">Bianchini, G.; Balko, J. M.; Mayer, I. A.; Sanders, M. E.; Gianni, L. Triple-negative breast cancer: challenges and emerging therapeutic strategies. Nat. Rev. Clin. Oncol. 2016, 13 (11), 674–690. </w:t>
+        <w:t xml:space="preserve">Zhang, W.; Tarutani, A.; Newell, K. L.; Murzin, A. G.; Matsubara, T.; Falcon, B.; Vidal, R.; Garringer, H. J.; Shi, Y.; Ikeuchi, T.; et al. Novel tau filament fold in corticobasal degeneration. Nature 2020, 580 (7802), 283-287. </w:t>
       </w:r>
       <w:r>
         <w:rPr>
@@ -2560,7 +2552,7 @@
           <w:color w:val="4A148C"/>
           <w:sz w:val="18"/>
         </w:rPr>
-        <w:t>doi:10.1038/nrclinonc.2016.66</w:t>
+        <w:t>doi:10.1038/s41586-020-2043-0</w:t>
       </w:r>
     </w:p>
     <w:p>
@@ -2575,7 +2567,7 @@
         <w:t xml:space="preserve">10. </w:t>
       </w:r>
       <w:r>
-        <w:t xml:space="preserve">Pommier, Y.; O'Connor, M. J.; de Bono, J. Laying a trap to kill cancer cells: PARP inhibitors and their mechanisms of action. Sci. Transl. Med. 2016, 8 (362), 362ps17. </w:t>
+        <w:t xml:space="preserve">Shi, Y.; Zhang, W.; Yang, Y.; Murzin, A. G.; Falcon, B.; Kotecha, A.; van Beers, M.; Tarutani, A.; Kametani, F.; Garringer, H. J.; et al. Structure-based classification of tauopathies. Nature 2021, 598 (7880), 359-363. </w:t>
       </w:r>
       <w:r>
         <w:rPr>
@@ -2583,7 +2575,7 @@
           <w:color w:val="4A148C"/>
           <w:sz w:val="18"/>
         </w:rPr>
-        <w:t>doi:10.1126/scitranslmed.aaf9246</w:t>
+        <w:t>doi:10.1038/s41586-021-03911-7</w:t>
       </w:r>
     </w:p>
     <w:p>
@@ -2598,7 +2590,7 @@
         <w:t xml:space="preserve">11. </w:t>
       </w:r>
       <w:r>
-        <w:t xml:space="preserve">Ciofani, G.; Genchi, G. G.; Liakos, I.; Athanassiou, A.; Dinucci, D.; Chiellini, F.; Mattoli, V. Human cervical and alveolar carcinoma cells response to boron nitride nanotubes: A comparative study. Nanomedicine 2012, 8 (4), 522–530. </w:t>
+        <w:t xml:space="preserve">Wischik, C. M.; Edwards, P. C.; Lai, R. Y.; Roth, M.; Harrington, C. R. Selective inhibition of Alzheimer disease-like tau aggregation by phenothiazines. Proceedings of the National Academy of Sciences 1996, 93 (20), 11213-11218. </w:t>
       </w:r>
       <w:r>
         <w:rPr>
@@ -2606,7 +2598,7 @@
           <w:color w:val="4A148C"/>
           <w:sz w:val="18"/>
         </w:rPr>
-        <w:t>doi:10.1016/j.nano.2011.07.009</w:t>
+        <w:t>doi:10.1073/pnas.93.20.11213</w:t>
       </w:r>
     </w:p>
     <w:p>
@@ -2621,7 +2613,7 @@
         <w:t xml:space="preserve">12. </w:t>
       </w:r>
       <w:r>
-        <w:t xml:space="preserve">Golberg, D.; Bando, Y.; Huang, Y.; Terao, T.; Mitome, M.; Tang, C.; Zhi, C. Boron nitride nanotubes and nanosheets. ACS Nano 2010, 4 (6), 2979–2993. </w:t>
+        <w:t xml:space="preserve">Baddeley, T. C.; McCaffrey, J.; M. D. Storey, J.; Cheung, J. K.; Melis, V.; Horsley, D.; Harrington, C. R.; Wischik, C. M. Complex Disposition of Methylthioninium Redox Forms Determines Efficacy in Tau Aggregation Inhibitor Therapy for Alzheimer’s Disease. The Journal of Pharmacology and Experimental Therapeutics 2015, 352 (1), 110-118. </w:t>
       </w:r>
       <w:r>
         <w:rPr>
@@ -2629,7 +2621,7 @@
           <w:color w:val="4A148C"/>
           <w:sz w:val="18"/>
         </w:rPr>
-        <w:t>doi:10.1021/nn1006495</w:t>
+        <w:t>doi:10.1124/jpet.114.219352</w:t>
       </w:r>
     </w:p>
     <w:p>
@@ -2644,15 +2636,7 @@
         <w:t xml:space="preserve">13. </w:t>
       </w:r>
       <w:r>
-        <w:t xml:space="preserve">Ferreira, F. V.; Franceschi, W.; Menezes, B. R. C.; Biagio, P. R.; Coutinho, A. R. Synthesis, functionalization, and applications of carbon and boron nitride nanomaterials in drug delivery. J. Mater. Chem. B 2015, 3 (40), 8000–8018. </w:t>
-      </w:r>
-      <w:r>
-        <w:rPr>
-          <w:i/>
-          <w:color w:val="4A148C"/>
-          <w:sz w:val="18"/>
-        </w:rPr>
-        <w:t>doi:10.1039/C5TB01185H</w:t>
+        <w:t xml:space="preserve">Gygax, D.; Schibli, R.; Ametamey, S. M. Development of tau radiotracers for positron emission tomography: Chemical and pharmacological perspectives. J. Med. Chem. 2020, 63 (14), 7439–7458. </w:t>
       </w:r>
     </w:p>
     <w:p>
@@ -2667,7 +2651,7 @@
         <w:t xml:space="preserve">14. </w:t>
       </w:r>
       <w:r>
-        <w:t xml:space="preserve">Chen, X.; Wu, P.; Rousseas, M.; Okawa, D.; Gartner, Z.; Zettl, A.; Bertozzi, C. R. Boron nitride nanotubes are noncytotoxic and can be functionalized for targeted drug delivery. J. Am. Chem. Soc. 2016, 131 (3), 890–891. </w:t>
+        <w:t xml:space="preserve">Bieschke, J.; Russ, J.; Friedrich, R. P.; Ehrnhoefer, D. E.; Wobst, H.; Neugebauer, K.; Wanker, E. E. EGCG remodels mature α-synuclein and amyloid-β fibrils and reduces cellular toxicity. Proceedings of the National Academy of Sciences 2010, 107 (17), 7710-7715. </w:t>
       </w:r>
       <w:r>
         <w:rPr>
@@ -2675,7 +2659,7 @@
           <w:color w:val="4A148C"/>
           <w:sz w:val="18"/>
         </w:rPr>
-        <w:t>doi:10.1021/ja807334b</w:t>
+        <w:t>doi:10.1073/pnas.0910723107</w:t>
       </w:r>
     </w:p>
     <w:p>
@@ -2690,7 +2674,7 @@
         <w:t xml:space="preserve">15. </w:t>
       </w:r>
       <w:r>
-        <w:t xml:space="preserve">Robles-Hernández, J.-S.-L.; Medina, D. I.; Salcedo, R.; Miralrio, A. Quantum and machine learning-guided QSAR/QSPR modeling of therapeutics conjugated to functionalized fullerenes for enhanced anticancer drug delivery. Beilstein J. Nanotechnol. 2024, 15, 1170–1188. </w:t>
+        <w:t xml:space="preserve">Rane, J. S.; Bhaumik, P.; Panda, D. Curcumin Inhibits Tau Aggregation and Disintegrates Preformed Tau Filaments in vitro. Journal of Alzheimer's Disease 2017, 60 (3), 999-1014. </w:t>
       </w:r>
       <w:r>
         <w:rPr>
@@ -2698,7 +2682,7 @@
           <w:color w:val="4A148C"/>
           <w:sz w:val="18"/>
         </w:rPr>
-        <w:t>doi:10.3762/bjnano.15.96</w:t>
+        <w:t>doi:10.3233/jad-170351</w:t>
       </w:r>
     </w:p>
     <w:p>
@@ -2713,7 +2697,7 @@
         <w:t xml:space="preserve">16. </w:t>
       </w:r>
       <w:r>
-        <w:t xml:space="preserve">Mukherjee, S.; Roy, S.; Sarkar, A. Structural, electronic, and adsorption properties of pristine and functionalized B36N36 nanocages for drug delivery applications: A DFT perspective. Phys. Chem. Chem. Phys. 2019, 21 (14), 7480–7492. </w:t>
+        <w:t xml:space="preserve">Wagner, J.; Ryazanov, S.; Leonov, A.; Levin, J.; Shi, S.; Schmidt, F.; Prix, C.; Pan-Montojo, F.; Bertsch, U.; Mitteregger-Kretzschmar, G.; et al. Anle138b: a novel oligomer modulator for disease-modifying therapy of neurodegenerative diseases such as prion and Parkinson’s disease. Acta Neuropathologica 2013, 125 (6), 795-813. </w:t>
       </w:r>
       <w:r>
         <w:rPr>
@@ -2721,7 +2705,7 @@
           <w:color w:val="4A148C"/>
           <w:sz w:val="18"/>
         </w:rPr>
-        <w:t>doi:10.1039/C8CP07641A</w:t>
+        <w:t>doi:10.1007/s00401-013-1114-9</w:t>
       </w:r>
     </w:p>
     <w:p>
@@ -2736,7 +2720,7 @@
         <w:t xml:space="preserve">17. </w:t>
       </w:r>
       <w:r>
-        <w:t xml:space="preserve">Gao, Z.; Zhi, C.; Bando, Y.; Golberg, D.; Serizawa, T. Noncovalent functionalization of boron nitride nanosheets with hydrophilic polymers for enhanced biocompatibility and cellular uptake. ACS Appl. Mater. Interfaces 2017, 9 (6), 4988–4996. </w:t>
+        <w:t xml:space="preserve">Serpell, L. C. Alzheimer’s amyloid fibrils: structure and assembly. Biochimica et Biophysica Acta (BBA) - Molecular Basis of Disease 2000, 1502 (1), 16-30. </w:t>
       </w:r>
       <w:r>
         <w:rPr>
@@ -2744,7 +2728,7 @@
           <w:color w:val="4A148C"/>
           <w:sz w:val="18"/>
         </w:rPr>
-        <w:t>doi:10.1021/acsami.6b14644</w:t>
+        <w:t>doi:10.1016/s0925-4439(00)00029-6</w:t>
       </w:r>
     </w:p>
     <w:p>
@@ -2759,7 +2743,7 @@
         <w:t xml:space="preserve">18. </w:t>
       </w:r>
       <w:r>
-        <w:t xml:space="preserve">Weng, Q.; Wang, X.; Bando, Y.; Golberg, D. Functionalized hexagonal boron nitride nanomaterials: emerging properties and applications. Chem. Soc. Rev. 2016, 45 (14), 3989–4012. </w:t>
+        <w:t xml:space="preserve">Congdon, E. E.; Sigurdsson, E. M. Tau-targeting therapies for Alzheimer disease. Nature Reviews Neurology 2018, 14 (7), 399-415. </w:t>
       </w:r>
       <w:r>
         <w:rPr>
@@ -2767,7 +2751,7 @@
           <w:color w:val="4A148C"/>
           <w:sz w:val="18"/>
         </w:rPr>
-        <w:t>doi:10.1039/C5CS00869G</w:t>
+        <w:t>doi:10.1038/s41582-018-0013-z</w:t>
       </w:r>
     </w:p>
     <w:p>
@@ -2782,7 +2766,7 @@
         <w:t xml:space="preserve">19. </w:t>
       </w:r>
       <w:r>
-        <w:t xml:space="preserve">Emanet, M.; Sen, O.; Çulha, M. Evaluation of biocompatibility and cellular interaction of boron nitride nanoparticles on mammalian cells. Nanotechnology 2015, 26 (39), 395101. </w:t>
+        <w:t xml:space="preserve">Seidler, P. M.; Boyer, D. R.; Rodriguez, J. A.; Sawaya, M. R.; Cascio, D.; Murray, K.; Gonen, T.; Eisenberg, D. S. Structure-based inhibitors of tau aggregation. Nature Chemistry 2017, 10 (2), 170-176. </w:t>
       </w:r>
       <w:r>
         <w:rPr>
@@ -2790,7 +2774,7 @@
           <w:color w:val="4A148C"/>
           <w:sz w:val="18"/>
         </w:rPr>
-        <w:t>doi:10.1088/0957-4484/26/39/395101</w:t>
+        <w:t>doi:10.1038/nchem.2889</w:t>
       </w:r>
     </w:p>
     <w:p>
@@ -2805,7 +2789,7 @@
         <w:t xml:space="preserve">20. </w:t>
       </w:r>
       <w:r>
-        <w:t xml:space="preserve">Singh, B.; Sharma, R.; Kumar, P. Boron nitride nanocages as efficient carriers for fluorouracil and gemcitabine: A theoretical investigation. J. Mol. Liq. 2020, 318, 114032. </w:t>
+        <w:t xml:space="preserve">Bouter, C.; Henniges, P.; Franke, T. N.; Irwin, C.; Sahlmann, C. O.; Sichler, M. E.; Beindorff, N.; Bayer, T. A.; Bouter, Y. 18F-FDG-PET Detects Drastic Changes in Brain Metabolism in the Tg4–42 Model of Alzheimer’s Disease. Frontiers in Aging Neuroscience 2019, 10. </w:t>
       </w:r>
       <w:r>
         <w:rPr>
@@ -2813,7 +2797,7 @@
           <w:color w:val="4A148C"/>
           <w:sz w:val="18"/>
         </w:rPr>
-        <w:t>doi:10.1016/j.molliq.2020.114032</w:t>
+        <w:t>doi:10.3389/fnagi.2018.00425</w:t>
       </w:r>
     </w:p>
     <w:p>
@@ -2828,7 +2812,7 @@
         <w:t xml:space="preserve">21. </w:t>
       </w:r>
       <w:r>
-        <w:t xml:space="preserve">Parr, R. G.; Szentpály, L. v.; Liu, S. Electrophilicity index. J. Am. Chem. Soc. 1999, 121 (9), 1922–1924. </w:t>
+        <w:t xml:space="preserve">Mannix, A. J.; Zhou, X. F.; Kiraly, B.; Wood, J. D.; Alducin, D.; Myers, B. D.; Liu, X.; Fisher, B. L.; Santiago, U.; Guest, J. R.; et al. Synthesis of borophenes: Anisotropic, two-dimensional boron polymorphs. Science 2015, 350 (6267), 1513-1516. </w:t>
       </w:r>
       <w:r>
         <w:rPr>
@@ -2836,7 +2820,7 @@
           <w:color w:val="4A148C"/>
           <w:sz w:val="18"/>
         </w:rPr>
-        <w:t>doi:10.1021/ja983494x</w:t>
+        <w:t>doi:10.1126/science.aad1080</w:t>
       </w:r>
     </w:p>
     <w:p>
@@ -2851,7 +2835,7 @@
         <w:t xml:space="preserve">22. </w:t>
       </w:r>
       <w:r>
-        <w:t xml:space="preserve">Chattaraj, P. K.; Giri, S. Electrophilicity index: applications in chemistry, biology, and materials science. Annu. Rep. Prog. Chem., Sect. C: Phys. Chem. 2009, 105, 13–39. </w:t>
+        <w:t xml:space="preserve">Feng, B.; Zhang, J.; Zhong, Q.; Li, W.; Li, S.; Li, H.; Cheng, P.; Meng, S.; Chen, L.; Wu, K. Experimental realization of two-dimensional boron sheets. Nature Chemistry 2016, 8 (6), 563-568. </w:t>
       </w:r>
       <w:r>
         <w:rPr>
@@ -2859,7 +2843,7 @@
           <w:color w:val="4A148C"/>
           <w:sz w:val="18"/>
         </w:rPr>
-        <w:t>doi:10.1039/B802832J</w:t>
+        <w:t>doi:10.1038/nchem.2491</w:t>
       </w:r>
     </w:p>
     <w:p>
@@ -2874,7 +2858,7 @@
         <w:t xml:space="preserve">23. </w:t>
       </w:r>
       <w:r>
-        <w:t xml:space="preserve">Geerlings, P.; De Proft, F.; Langenaeker, W. Conceptual density functional theory. Chem. Rev. 2003, 103 (5), 1793–1874. </w:t>
+        <w:t xml:space="preserve">Zhang, Z.; Penev, E. S.; Yakobson, B. I. Two-dimensional boron: structures, properties and applications. Chemical Society Reviews 2017, 46 (22), 6746-6763. </w:t>
       </w:r>
       <w:r>
         <w:rPr>
@@ -2882,7 +2866,7 @@
           <w:color w:val="4A148C"/>
           <w:sz w:val="18"/>
         </w:rPr>
-        <w:t>doi:10.1021/cr990029p</w:t>
+        <w:t>doi:10.1039/c7cs00261k</w:t>
       </w:r>
     </w:p>
     <w:p>
@@ -2897,7 +2881,7 @@
         <w:t xml:space="preserve">24. </w:t>
       </w:r>
       <w:r>
-        <w:t xml:space="preserve">Pearson, R. G. Absolute electronegativity and hardness: application to inorganic and organic chemistry. Inorg. Chem. 1988, 27 (4), 734–740. </w:t>
+        <w:t xml:space="preserve">Bannwarth, C.; Ehlert, S.; Grimme, S. GFN2-xTB─An Accurate and Broadly Parametrized Self-Consistent Tight-Binding Quantum Chemical Method with Multipole Electrostatics and Density-Dependent Dispersion Contributions. Journal of Chemical Theory and Computation 2019, 15 (3), 1652-1671. </w:t>
       </w:r>
       <w:r>
         <w:rPr>
@@ -2905,7 +2889,7 @@
           <w:color w:val="4A148C"/>
           <w:sz w:val="18"/>
         </w:rPr>
-        <w:t>doi:10.1021/ic00277a030</w:t>
+        <w:t>doi:10.1021/acs.jctc.8b01176</w:t>
       </w:r>
     </w:p>
     <w:p>
@@ -2920,53 +2904,7 @@
         <w:t xml:space="preserve">25. </w:t>
       </w:r>
       <w:r>
-        <w:t xml:space="preserve">Hourahine, B.; Aradi, B.; Blum, V.; Bonafé, F.; Buccheri, A.; Camacho, C.; Cevallos, C.; Deshaye, M. Y.; Dumitrică, T.; Dominguez, H. et al. DFTB+, a software package for efficient approximate density functional theory based atomistic simulations. J. Chem. Phys. 2020, 152 (12), 124101. </w:t>
-      </w:r>
-      <w:r>
-        <w:rPr>
-          <w:i/>
-          <w:color w:val="4A148C"/>
-          <w:sz w:val="18"/>
-        </w:rPr>
-        <w:t>doi:10.1063/1.5143190</w:t>
-      </w:r>
-    </w:p>
-    <w:p>
-      <w:pPr>
-        <w:spacing w:after="60"/>
-        <w:ind w:left="576"/>
-      </w:pPr>
-      <w:r>
-        <w:rPr>
-          <w:b/>
-        </w:rPr>
-        <w:t xml:space="preserve">26. </w:t>
-      </w:r>
-      <w:r>
-        <w:t xml:space="preserve">Gaus, M.; Cui, Q.; Elstner, M. DFTB3: Extension of the self-consistent-charge density-functional tight-binding method (SCC-DFTB). J. Chem. Theory Comput. 2011, 7 (4), 931–948. </w:t>
-      </w:r>
-      <w:r>
-        <w:rPr>
-          <w:i/>
-          <w:color w:val="4A148C"/>
-          <w:sz w:val="18"/>
-        </w:rPr>
-        <w:t>doi:10.1021/ct100684s</w:t>
-      </w:r>
-    </w:p>
-    <w:p>
-      <w:pPr>
-        <w:spacing w:after="60"/>
-        <w:ind w:left="576"/>
-      </w:pPr>
-      <w:r>
-        <w:rPr>
-          <w:b/>
-        </w:rPr>
-        <w:t xml:space="preserve">27. </w:t>
-      </w:r>
-      <w:r>
-        <w:t xml:space="preserve">Grimme, S.; Bannwarth, C.; Shushkov, P. A robust and accurate tight-binding quantum chemical method for structures, vibrational frequencies, and noncovalent interactions of large molecular systems. J. Chem. Theory Comput. 2019, 13 (5), 1989–2009. </w:t>
+        <w:t xml:space="preserve">Grimme, S.; Bannwarth, C.; Shushkov, P. A Robust and Accurate Tight-Binding Quantum Chemical Method for Structures, Vibrational Frequencies, and Noncovalent Interactions of Large Molecular Systems Parametrized for All spd-Block Elements ( Z = 1–86). Journal of Chemical Theory and Computation 2017, 13 (5), 1989-2009. </w:t>
       </w:r>
       <w:r>
         <w:rPr>
@@ -2986,10 +2924,10 @@
         <w:rPr>
           <w:b/>
         </w:rPr>
-        <w:t xml:space="preserve">28. </w:t>
+        <w:t xml:space="preserve">26. </w:t>
       </w:r>
       <w:r>
-        <w:t xml:space="preserve">Koopmans, T. Über die Zuordnung von Wellenfunktionen und Eigenwerten zu den einzelnen Elektronen eines Atoms. Physica 1934, 1 (1-6), 104–113. </w:t>
+        <w:t xml:space="preserve">Caldeweyher, E.; Ehlert, S.; Hansen, A.; Neugebauer, H.; Spicher, S.; Bannwarth, C.; Grimme, S. A generally applicable atomic-charge dependent London dispersion correction. The Journal of Chemical Physics 2019, 150 (15). </w:t>
       </w:r>
       <w:r>
         <w:rPr>
@@ -2997,7 +2935,53 @@
           <w:color w:val="4A148C"/>
           <w:sz w:val="18"/>
         </w:rPr>
-        <w:t>doi:10.1016/S0031-8914(34)90011-2</w:t>
+        <w:t>doi:10.1063/1.5090222</w:t>
+      </w:r>
+    </w:p>
+    <w:p>
+      <w:pPr>
+        <w:spacing w:after="60"/>
+        <w:ind w:left="576"/>
+      </w:pPr>
+      <w:r>
+        <w:rPr>
+          <w:b/>
+        </w:rPr>
+        <w:t xml:space="preserve">27. </w:t>
+      </w:r>
+      <w:r>
+        <w:t xml:space="preserve">Neese, F. Software update: The ORCA program system—Version 5.0. WIREs Computational Molecular Science 2022, 12 (5). </w:t>
+      </w:r>
+      <w:r>
+        <w:rPr>
+          <w:i/>
+          <w:color w:val="4A148C"/>
+          <w:sz w:val="18"/>
+        </w:rPr>
+        <w:t>doi:10.1002/wcms.1606</w:t>
+      </w:r>
+    </w:p>
+    <w:p>
+      <w:pPr>
+        <w:spacing w:after="60"/>
+        <w:ind w:left="576"/>
+      </w:pPr>
+      <w:r>
+        <w:rPr>
+          <w:b/>
+        </w:rPr>
+        <w:t xml:space="preserve">28. </w:t>
+      </w:r>
+      <w:r>
+        <w:t xml:space="preserve">Becke, A. D. Density-functional thermochemistry. III. The role of exact exchange. The Journal of Chemical Physics 1993, 98 (7), 5648-5652. </w:t>
+      </w:r>
+      <w:r>
+        <w:rPr>
+          <w:i/>
+          <w:color w:val="4A148C"/>
+          <w:sz w:val="18"/>
+        </w:rPr>
+        <w:t>doi:10.1063/1.464913</w:t>
       </w:r>
     </w:p>
     <w:p>
@@ -3012,7 +2996,7 @@
         <w:t xml:space="preserve">29. </w:t>
       </w:r>
       <w:r>
-        <w:t xml:space="preserve">Boys, S. F.; Bernardi, F. The calculation of small molecular interactions by the differences of separate total energies. Some procedures with reduced errors. Mol. Phys. 1970, 19 (4), 553–566. </w:t>
+        <w:t xml:space="preserve">Grimme, S.; Ehrlich, S.; Goerigk, L. Effect of the damping function in dispersion corrected density functional theory. Journal of Computational Chemistry 2011, 32 (7), 1456-1465. </w:t>
       </w:r>
       <w:r>
         <w:rPr>
@@ -3020,7 +3004,7 @@
           <w:color w:val="4A148C"/>
           <w:sz w:val="18"/>
         </w:rPr>
-        <w:t>doi:10.1080/00268977000101561</w:t>
+        <w:t>doi:10.1002/jcc.21759</w:t>
       </w:r>
     </w:p>
     <w:p>
@@ -3035,7 +3019,7 @@
         <w:t xml:space="preserve">30. </w:t>
       </w:r>
       <w:r>
-        <w:t xml:space="preserve">Miralrio, A.; Medina, D. I. Quantum chemical descriptors in QSAR/QSPR modeling: Applications and perspectives. Molecules 2020, 25 (19), 4474. </w:t>
+        <w:t xml:space="preserve">Weigend, F.; Ahlrichs, R. Balanced basis sets of split valence, triple zeta valence and quadruple zeta valence quality for H to Rn: Design and assessment of accuracy. Physical Chemistry Chemical Physics 2005, 7 (18), 3297. </w:t>
       </w:r>
       <w:r>
         <w:rPr>
@@ -3043,7 +3027,7 @@
           <w:color w:val="4A148C"/>
           <w:sz w:val="18"/>
         </w:rPr>
-        <w:t>doi:10.3390/molecules25194474</w:t>
+        <w:t>doi:10.1039/b508541a</w:t>
       </w:r>
     </w:p>
     <w:p>
@@ -3058,7 +3042,7 @@
         <w:t xml:space="preserve">31. </w:t>
       </w:r>
       <w:r>
-        <w:t xml:space="preserve">Trott, O.; Olson, A. J. AutoDock Vina: improving the speed and accuracy of docking with a new scoring function, efficient optimization, and multithreading. J. Comput. Chem. 2010, 31 (2), 455–461. </w:t>
+        <w:t xml:space="preserve">Trott, O.; Olson, A. J. AutoDock Vina: Improving the speed and accuracy of docking with a new scoring function, efficient optimization, and multithreading. Journal of Computational Chemistry 2009, 31 (2), 455-461. </w:t>
       </w:r>
       <w:r>
         <w:rPr>
@@ -3081,7 +3065,7 @@
         <w:t xml:space="preserve">32. </w:t>
       </w:r>
       <w:r>
-        <w:t xml:space="preserve">Eberhardt, J.; Santos-Martins, D.; Tillack, A. F.; Forli, S. AutoDock Vina 1.2.0: New docking methods, expanded force field, and python bindings. J. Chem. Inf. Model. 2021, 61 (8), 3891–3898. </w:t>
+        <w:t xml:space="preserve">Eberhardt, J.; Santos-Martins, D.; Tillack, A. F.; Forli, S. AutoDock Vina 1.2.0: New Docking Methods, Expanded Force Field, and Python Bindings. Journal of Chemical Information and Modeling 2021, 61 (8), 3891-3898. </w:t>
       </w:r>
       <w:r>
         <w:rPr>
@@ -3104,7 +3088,7 @@
         <w:t xml:space="preserve">33. </w:t>
       </w:r>
       <w:r>
-        <w:t xml:space="preserve">Papeo, G.; Posteri, H.; Borghi, D.; Busel, A. A.; Caprera, F.; Casale, E.; Ciomei, M.; Cirla, A.; Corti, L.; D'Anello, M. et al. Discovery of 2-[4-(trifluoromethyl)phenyl]-7,8-dihydro-5H-thiopyrano[4,3-d]pyrimidin-4-ol (NMS-P118): a potent, orally available, and highly selective PARP-1 inhibitor. J. Med. Chem. 2014, 57 (16), 6993–7005. </w:t>
+        <w:t xml:space="preserve">Landrum, G. et al. RDKit: Open-source cheminformatics toolkit, version 2024.03.1. https://www.rdkit.org (accessed 2026). </w:t>
       </w:r>
       <w:r>
         <w:rPr>
@@ -3112,7 +3096,7 @@
           <w:color w:val="4A148C"/>
           <w:sz w:val="18"/>
         </w:rPr>
-        <w:t>doi:10.1021/jm5006456</w:t>
+        <w:t>doi:10.5281/zenodo.10848032</w:t>
       </w:r>
     </w:p>
     <w:p>
@@ -3127,191 +3111,7 @@
         <w:t xml:space="preserve">34. </w:t>
       </w:r>
       <w:r>
-        <w:t xml:space="preserve">Riniker, S.; Landrum, G. A. Better informed distance geometry: using knowledge to improve conformer generation in RDKit. J. Chem. Inf. Model. 2015, 55 (12), 2562–2574. </w:t>
-      </w:r>
-      <w:r>
-        <w:rPr>
-          <w:i/>
-          <w:color w:val="4A148C"/>
-          <w:sz w:val="18"/>
-        </w:rPr>
-        <w:t>doi:10.1021/acs.jcim.5b00424</w:t>
-      </w:r>
-    </w:p>
-    <w:p>
-      <w:pPr>
-        <w:spacing w:after="60"/>
-        <w:ind w:left="576"/>
-      </w:pPr>
-      <w:r>
-        <w:rPr>
-          <w:b/>
-        </w:rPr>
-        <w:t xml:space="preserve">35. </w:t>
-      </w:r>
-      <w:r>
-        <w:t xml:space="preserve">Landrum, G. et al. RDKit: Open-source cheminformatics toolkit. Version 2023.09.1, http://www.rdkit.org (accessed August 2026). </w:t>
-      </w:r>
-      <w:r>
-        <w:rPr>
-          <w:i/>
-          <w:color w:val="4A148C"/>
-          <w:sz w:val="18"/>
-        </w:rPr>
-        <w:t>doi:10.5281/zenodo.597034</w:t>
-      </w:r>
-    </w:p>
-    <w:p>
-      <w:pPr>
-        <w:spacing w:after="60"/>
-        <w:ind w:left="576"/>
-      </w:pPr>
-      <w:r>
-        <w:rPr>
-          <w:b/>
-        </w:rPr>
-        <w:t xml:space="preserve">36. </w:t>
-      </w:r>
-      <w:r>
-        <w:t xml:space="preserve">Berman, H. M.; Westbrook, J.; Feng, Z.; Gilliland, G.; Bhat, T. N.; Weissig, H.; Shindyalov, I. N.; Bourne, P. E. The Protein Data Bank. Nucleic Acids Res. 2000, 28 (1), 235–242. </w:t>
-      </w:r>
-      <w:r>
-        <w:rPr>
-          <w:i/>
-          <w:color w:val="4A148C"/>
-          <w:sz w:val="18"/>
-        </w:rPr>
-        <w:t>doi:10.1093/nar/28.1.235</w:t>
-      </w:r>
-    </w:p>
-    <w:p>
-      <w:pPr>
-        <w:spacing w:after="60"/>
-        <w:ind w:left="576"/>
-      </w:pPr>
-      <w:r>
-        <w:rPr>
-          <w:b/>
-        </w:rPr>
-        <w:t xml:space="preserve">37. </w:t>
-      </w:r>
-      <w:r>
-        <w:t xml:space="preserve">Delaney, J. S. ESOL: Estimating aqueous solubility directly from molecular structure. J. Chem. Inf. Comput. Sci. 2004, 44 (3), 1000–1005. </w:t>
-      </w:r>
-      <w:r>
-        <w:rPr>
-          <w:i/>
-          <w:color w:val="4A148C"/>
-          <w:sz w:val="18"/>
-        </w:rPr>
-        <w:t>doi:10.1021/ci034243x</w:t>
-      </w:r>
-    </w:p>
-    <w:p>
-      <w:pPr>
-        <w:spacing w:after="60"/>
-        <w:ind w:left="576"/>
-      </w:pPr>
-      <w:r>
-        <w:rPr>
-          <w:b/>
-        </w:rPr>
-        <w:t xml:space="preserve">38. </w:t>
-      </w:r>
-      <w:r>
-        <w:t xml:space="preserve">Wishart, D. S.; Feunang, Y. D.; Guo, A. C.; Lo, E. J.; Marcu, A.; Grant, J. R.; Sajed, T.; Johnson, D.; Li, C.; Sayeeda, Z. et al. DrugBank 5.0: a major update to the DrugBank database for 2018. Nucleic Acids Res. 2018, 46 (D1), D1074–D1082. </w:t>
-      </w:r>
-      <w:r>
-        <w:rPr>
-          <w:i/>
-          <w:color w:val="4A148C"/>
-          <w:sz w:val="18"/>
-        </w:rPr>
-        <w:t>doi:10.1093/nar/gkx1037</w:t>
-      </w:r>
-    </w:p>
-    <w:p>
-      <w:pPr>
-        <w:spacing w:after="60"/>
-        <w:ind w:left="576"/>
-      </w:pPr>
-      <w:r>
-        <w:rPr>
-          <w:b/>
-        </w:rPr>
-        <w:t xml:space="preserve">39. </w:t>
-      </w:r>
-      <w:r>
-        <w:t xml:space="preserve">Lundberg, S. M.; Lee, S.-I. A unified approach to interpreting model predictions. In Advances in Neural Information Processing Systems (NeurIPS 2017); Guyon, I. et al., Eds.; Curran Associates, Inc.: Red Hook, NY, 2017; Vol. 30, pp 4765–4774. </w:t>
-      </w:r>
-      <w:r>
-        <w:rPr>
-          <w:i/>
-          <w:color w:val="4A148C"/>
-          <w:sz w:val="18"/>
-        </w:rPr>
-        <w:t>doi:10.48550/arXiv.1705.07874</w:t>
-      </w:r>
-    </w:p>
-    <w:p>
-      <w:pPr>
-        <w:spacing w:after="60"/>
-        <w:ind w:left="576"/>
-      </w:pPr>
-      <w:r>
-        <w:rPr>
-          <w:b/>
-        </w:rPr>
-        <w:t xml:space="preserve">40. </w:t>
-      </w:r>
-      <w:r>
-        <w:t xml:space="preserve">Chen, T.; Guestrin, C. XGBoost: A scalable tree boosting system. In Proceedings of the 22nd ACM SIGKDD International Conference on Knowledge Discovery and Data Mining; ACM: New York, NY, 2016; pp 785–794. </w:t>
-      </w:r>
-      <w:r>
-        <w:rPr>
-          <w:i/>
-          <w:color w:val="4A148C"/>
-          <w:sz w:val="18"/>
-        </w:rPr>
-        <w:t>doi:10.1145/2939672.2939785</w:t>
-      </w:r>
-    </w:p>
-    <w:p>
-      <w:pPr>
-        <w:spacing w:after="60"/>
-        <w:ind w:left="576"/>
-      </w:pPr>
-      <w:r>
-        <w:rPr>
-          <w:b/>
-        </w:rPr>
-        <w:t xml:space="preserve">41. </w:t>
-      </w:r>
-      <w:r>
-        <w:t xml:space="preserve">Geurts, P.; Ernst, D.; Wehenkel, L. Extremely randomized trees. Mach. Learn. 2006, 63 (1), 3–42. </w:t>
-      </w:r>
-      <w:r>
-        <w:rPr>
-          <w:i/>
-          <w:color w:val="4A148C"/>
-          <w:sz w:val="18"/>
-        </w:rPr>
-        <w:t>doi:10.1007/s10994-006-6226-1</w:t>
-      </w:r>
-    </w:p>
-    <w:p>
-      <w:pPr>
-        <w:spacing w:after="60"/>
-        <w:ind w:left="576"/>
-      </w:pPr>
-      <w:r>
-        <w:rPr>
-          <w:b/>
-        </w:rPr>
-        <w:t xml:space="preserve">42. </w:t>
-      </w:r>
-      <w:r>
-        <w:t xml:space="preserve">OECD. Guidance Document on the Validation of (Quantitative) Structure-Activity Relationship [(Q)SAR] Models. OECD Series on Testing and Assessment, No. 69; OECD Publishing: Paris, France, 2007. </w:t>
+        <w:t xml:space="preserve">OECD. Guidance Document on the Validation of (Quantitative) Structure-Activity Relationship [(Q)SAR] Models; OECD Environment Health and Safety Publications, Series on Testing and Assessment No. 69; OECD Publishing: Paris, 2007. </w:t>
       </w:r>
       <w:r>
         <w:rPr>
@@ -3331,10 +3131,10 @@
         <w:rPr>
           <w:b/>
         </w:rPr>
-        <w:t xml:space="preserve">43. </w:t>
+        <w:t xml:space="preserve">35. </w:t>
       </w:r>
       <w:r>
-        <w:t xml:space="preserve">Gramatica, P. Principles of QSAR models validation: internal and external. QSAR Comb. Sci. 2007, 26 (5), 694–701. </w:t>
+        <w:t xml:space="preserve">Gramatica, P. Principles of QSAR models validation: internal and external. QSAR &amp; Combinatorial Science 2007, 26 (5), 694-701. </w:t>
       </w:r>
       <w:r>
         <w:rPr>
@@ -3354,10 +3154,10 @@
         <w:rPr>
           <w:b/>
         </w:rPr>
-        <w:t xml:space="preserve">44. </w:t>
+        <w:t xml:space="preserve">36. </w:t>
       </w:r>
       <w:r>
-        <w:t xml:space="preserve">Rodríguez-Pérez, R.; Bajorath, J. Interpretation of machine learning models using shapley additive explanations (SHAP) in chemistry and drug discovery. J. Med. Chem. 2020, 63 (16), 8677–8688. </w:t>
+        <w:t xml:space="preserve">Tropsha, A. Best Practices for QSAR Model Development, Validation, and Exploitation. Molecular Informatics 2010, 29 (6-7), 476-488. </w:t>
       </w:r>
       <w:r>
         <w:rPr>
@@ -3365,7 +3165,183 @@
           <w:color w:val="4A148C"/>
           <w:sz w:val="18"/>
         </w:rPr>
-        <w:t>doi:10.1021/acs.jmedchem.9b01101</w:t>
+        <w:t>doi:10.1002/minf.201000061</w:t>
+      </w:r>
+    </w:p>
+    <w:p>
+      <w:pPr>
+        <w:spacing w:after="60"/>
+        <w:ind w:left="576"/>
+      </w:pPr>
+      <w:r>
+        <w:rPr>
+          <w:b/>
+        </w:rPr>
+        <w:t xml:space="preserve">37. </w:t>
+      </w:r>
+      <w:r>
+        <w:t xml:space="preserve">Rücker, C.; Rücker, G.; Meringer, M. y-Randomization and Its Variants in QSPR/QSAR. Journal of Chemical Information and Modeling 2007, 47 (6), 2345-2357. </w:t>
+      </w:r>
+      <w:r>
+        <w:rPr>
+          <w:i/>
+          <w:color w:val="4A148C"/>
+          <w:sz w:val="18"/>
+        </w:rPr>
+        <w:t>doi:10.1021/ci700157b</w:t>
+      </w:r>
+    </w:p>
+    <w:p>
+      <w:pPr>
+        <w:spacing w:after="60"/>
+        <w:ind w:left="576"/>
+      </w:pPr>
+      <w:r>
+        <w:rPr>
+          <w:b/>
+        </w:rPr>
+        <w:t xml:space="preserve">38. </w:t>
+      </w:r>
+      <w:r>
+        <w:t xml:space="preserve">Lundberg, S. M.; Lee, S.-I. A unified approach to interpreting model predictions. In Advances in Neural Information Processing Systems 30; Guyon, I. et al., Eds.; Curran Associates, Inc., 2017; pp 4765–4774. </w:t>
+      </w:r>
+    </w:p>
+    <w:p>
+      <w:pPr>
+        <w:spacing w:after="60"/>
+        <w:ind w:left="576"/>
+      </w:pPr>
+      <w:r>
+        <w:rPr>
+          <w:b/>
+        </w:rPr>
+        <w:t xml:space="preserve">39. </w:t>
+      </w:r>
+      <w:r>
+        <w:t xml:space="preserve">Parr, R. G.; Pearson, R. G. Absolute hardness: companion parameter to absolute electronegativity. Journal of the American Chemical Society 1983, 105 (26), 7512-7516. </w:t>
+      </w:r>
+      <w:r>
+        <w:rPr>
+          <w:i/>
+          <w:color w:val="4A148C"/>
+          <w:sz w:val="18"/>
+        </w:rPr>
+        <w:t>doi:10.1021/ja00364a005</w:t>
+      </w:r>
+    </w:p>
+    <w:p>
+      <w:pPr>
+        <w:spacing w:after="60"/>
+        <w:ind w:left="576"/>
+      </w:pPr>
+      <w:r>
+        <w:rPr>
+          <w:b/>
+        </w:rPr>
+        <w:t xml:space="preserve">40. </w:t>
+      </w:r>
+      <w:r>
+        <w:t xml:space="preserve">Parr, R. G.; Szentpály, L. v.; Liu, S. Electrophilicity Index. Journal of the American Chemical Society 1999, 121 (9), 1922-1924. </w:t>
+      </w:r>
+      <w:r>
+        <w:rPr>
+          <w:i/>
+          <w:color w:val="4A148C"/>
+          <w:sz w:val="18"/>
+        </w:rPr>
+        <w:t>doi:10.1021/ja983494x</w:t>
+      </w:r>
+    </w:p>
+    <w:p>
+      <w:pPr>
+        <w:spacing w:after="60"/>
+        <w:ind w:left="576"/>
+      </w:pPr>
+      <w:r>
+        <w:rPr>
+          <w:b/>
+        </w:rPr>
+        <w:t xml:space="preserve">41. </w:t>
+      </w:r>
+      <w:r>
+        <w:t xml:space="preserve">Hopkins, A. L.; Groom, C. R.; Alex, A. Ligand efficiency: a useful metric for lead selection. Drug Discovery Today 2004, 9 (10), 430-431. </w:t>
+      </w:r>
+      <w:r>
+        <w:rPr>
+          <w:i/>
+          <w:color w:val="4A148C"/>
+          <w:sz w:val="18"/>
+        </w:rPr>
+        <w:t>doi:10.1016/s1359-6446(04)03069-7</w:t>
+      </w:r>
+    </w:p>
+    <w:p>
+      <w:pPr>
+        <w:spacing w:after="60"/>
+        <w:ind w:left="576"/>
+      </w:pPr>
+      <w:r>
+        <w:rPr>
+          <w:b/>
+        </w:rPr>
+        <w:t xml:space="preserve">42. </w:t>
+      </w:r>
+      <w:r>
+        <w:t xml:space="preserve">Kramer, C.; Gedeck, P. Leave-many-out cross-validation and the applicability domain of QSAR models. J. Chem. Inf. Model. 2012, 52 (3), 697–707. </w:t>
+      </w:r>
+      <w:r>
+        <w:rPr>
+          <w:i/>
+          <w:color w:val="4A148C"/>
+          <w:sz w:val="18"/>
+        </w:rPr>
+        <w:t>doi:10.1021/ci9003105</w:t>
+      </w:r>
+    </w:p>
+    <w:p>
+      <w:pPr>
+        <w:spacing w:after="60"/>
+        <w:ind w:left="576"/>
+      </w:pPr>
+      <w:r>
+        <w:rPr>
+          <w:b/>
+        </w:rPr>
+        <w:t xml:space="preserve">43. </w:t>
+      </w:r>
+      <w:r>
+        <w:t xml:space="preserve">Cherkasov, A.; Muratov, E. N.; Fourches, D.; Varnek, A.; Baskin, I. I.; Cronin, M.; Dearden, J.; Gramatica, P.; Martin, Y. C.; Todeschini, R.; et al. QSAR Modeling: Where Have You Been? Where Are You Going To?. Journal of Medicinal Chemistry 2014, 57 (12), 4977-5010. </w:t>
+      </w:r>
+      <w:r>
+        <w:rPr>
+          <w:i/>
+          <w:color w:val="4A148C"/>
+          <w:sz w:val="18"/>
+        </w:rPr>
+        <w:t>doi:10.1021/jm4004285</w:t>
+      </w:r>
+    </w:p>
+    <w:p>
+      <w:pPr>
+        <w:spacing w:after="60"/>
+        <w:ind w:left="576"/>
+      </w:pPr>
+      <w:r>
+        <w:rPr>
+          <w:b/>
+        </w:rPr>
+        <w:t xml:space="preserve">44. </w:t>
+      </w:r>
+      <w:r>
+        <w:t xml:space="preserve">Veber, D. F.; Johnson, S. R.; Cheng, H. Y.; Smith, B. R.; Ward, K. W.; Kopple, K. D. Molecular Properties That Influence the Oral Bioavailability of Drug Candidates. Journal of Medicinal Chemistry 2002, 45 (12), 2615-2623. </w:t>
+      </w:r>
+      <w:r>
+        <w:rPr>
+          <w:i/>
+          <w:color w:val="4A148C"/>
+          <w:sz w:val="18"/>
+        </w:rPr>
+        <w:t>doi:10.1021/jm020017n</w:t>
       </w:r>
     </w:p>
     <w:p>
@@ -3380,7 +3356,7 @@
         <w:t xml:space="preserve">45. </w:t>
       </w:r>
       <w:r>
-        <w:t xml:space="preserve">Tropsha, A. Best practices for QSAR model development, validation, and exploitation. Mol. Inf. 2010, 29 (6-7), 476–488. </w:t>
+        <w:t xml:space="preserve">Lipinski, C. A.; Lombardo, F.; Dominy, B. W.; Feeney, P. J. Experimental and computational approaches to estimate solubility and permeability in drug discovery and development settings 1PII of original article: S0169-409X(96)00423-1. The article was originally published in Advanced Drug Delivery Reviews 23 (1997) 3–25. 1. Advanced Drug Delivery Reviews 2001, 46 (1-3), 3-26. </w:t>
       </w:r>
       <w:r>
         <w:rPr>
@@ -3388,7 +3364,7 @@
           <w:color w:val="4A148C"/>
           <w:sz w:val="18"/>
         </w:rPr>
-        <w:t>doi:10.1002/minf.201000061</w:t>
+        <w:t>doi:10.1016/s0169-409x(00)00129-0</w:t>
       </w:r>
     </w:p>
     <w:sectPr>

--- a/manuscript/submission_ready/02_Main_Manuscript_Tau_Borophene_Monreal_Hernandez_et_al.docx
+++ b/manuscript/submission_ready/02_Main_Manuscript_Tau_Borophene_Monreal_Hernandez_et_al.docx
@@ -2391,7 +2391,15 @@
         <w:t xml:space="preserve">2. </w:t>
       </w:r>
       <w:r>
-        <w:t xml:space="preserve">Gao, Y. L.; Wang, N.; Sun, F. R.; Cao, X. P.; Dang, W.; Jiang, T.; Yu, J. T. Tau in Alzheimer's disease: Mechanisms and clinical implications. Transl. Neurodegener. 2018, 7 (1), 1–18. </w:t>
+        <w:t xml:space="preserve">Gao, Y.; Tan, L.; Yu, J. T.; Tan, L. Tau in Alzheimer's Disease: Mechanisms and Therapeutic Strategies. Current Alzheimer Research 2018, 15 (3), 283-300. </w:t>
+      </w:r>
+      <w:r>
+        <w:rPr>
+          <w:i/>
+          <w:color w:val="4A148C"/>
+          <w:sz w:val="18"/>
+        </w:rPr>
+        <w:t>doi:10.2174/1567205014666170417111859</w:t>
       </w:r>
     </w:p>
     <w:p>
@@ -2636,7 +2644,15 @@
         <w:t xml:space="preserve">13. </w:t>
       </w:r>
       <w:r>
-        <w:t xml:space="preserve">Gygax, D.; Schibli, R.; Ametamey, S. M. Development of tau radiotracers for positron emission tomography: Chemical and pharmacological perspectives. J. Med. Chem. 2020, 63 (14), 7439–7458. </w:t>
+        <w:t xml:space="preserve">Gobbi, L. C.; Knust, H.; Körner, M.; Honer, M.; Czech, C.; Belli, S.; Muri, D.; Edelmann, M. R.; Hartung, T.; Erbsmehl, I.; et al. Identification of Three Novel Radiotracers for Imaging Aggregated Tau in Alzheimer’s Disease with Positron Emission Tomography. Journal of Medicinal Chemistry 2017, 60 (17), 7350-7370. </w:t>
+      </w:r>
+      <w:r>
+        <w:rPr>
+          <w:i/>
+          <w:color w:val="4A148C"/>
+          <w:sz w:val="18"/>
+        </w:rPr>
+        <w:t>doi:10.1021/acs.jmedchem.7b00632</w:t>
       </w:r>
     </w:p>
     <w:p>
@@ -3203,7 +3219,7 @@
         <w:t xml:space="preserve">38. </w:t>
       </w:r>
       <w:r>
-        <w:t xml:space="preserve">Lundberg, S. M.; Lee, S.-I. A unified approach to interpreting model predictions. In Advances in Neural Information Processing Systems 30; Guyon, I. et al., Eds.; Curran Associates, Inc., 2017; pp 4765–4774. </w:t>
+        <w:t xml:space="preserve">Lundberg, S. M.; Lee, S.-I. A unified approach to interpreting model predictions. In Advances in Neural Information Processing Systems 30; Guyon, I. et al., Eds.; Curran Associates, Inc., 2017; pp 4765–4774. arXiv:1705.07874. </w:t>
       </w:r>
     </w:p>
     <w:p>

--- a/manuscript/submission_ready/02_Main_Manuscript_Tau_Borophene_Monreal_Hernandez_et_al.docx
+++ b/manuscript/submission_ready/02_Main_Manuscript_Tau_Borophene_Monreal_Hernandez_et_al.docx
@@ -73,7 +73,7 @@
       <w:r>
         <w:drawing>
           <wp:inline xmlns:a="http://schemas.openxmlformats.org/drawingml/2006/main" xmlns:pic="http://schemas.openxmlformats.org/drawingml/2006/picture">
-            <wp:extent cx="5669280" cy="3027624"/>
+            <wp:extent cx="5669280" cy="3054797"/>
             <wp:docPr id="1" name="Picture 1"/>
             <wp:cNvGraphicFramePr>
               <a:graphicFrameLocks noChangeAspect="1"/>
@@ -94,7 +94,7 @@
                   <pic:spPr>
                     <a:xfrm>
                       <a:off x="0" y="0"/>
-                      <a:ext cx="5669280" cy="3027624"/>
+                      <a:ext cx="5669280" cy="3054797"/>
                     </a:xfrm>
                     <a:prstGeom prst="rect"/>
                   </pic:spPr>
@@ -146,7 +146,7 @@
         <w:spacing w:after="160" w:line="276" w:lineRule="auto"/>
       </w:pPr>
       <w:r>
-        <w:t>Pathological hyperphosphorylation and hierarchical aggregation of microtubule-associated protein Tau into paired helical filaments (PHFs) represent the definitive neuropathological hallmark correlating directly with cognitive decline in Alzheimer's disease (AD). Here, we establish a multi-scale quantum chemical (DFTB3-D4), physical molecular docking (AutoDock Vina v1.2.7 against human Cryo-EM Tau PHF crystal structure, PDB ID: 6VHL, 2.3 Å), and Explainable Machine Learning Nano-QSAR pipeline investigating 2D Borophene nanosheets (beta12 and chi3 allotropes) engineered for receptor-mediated transcytosis across the blood-brain barrier (BBB). A curated cohort of 29 clinical-stage and experimental Tau therapeutics (including Hydromethylthionine/LMTX, EGCG, Curcumin, Memantine, Donepezil, and Tideglusib) was systematically screened. Real GFN2-xTB single-point interaction energies on the pristine beta12 borophene (all 29 compounds) ranged from -13.8 to -0.9 kcal/mol for most compounds, with three phenothiazine-class dyes (Methylene Blue, Azure A, Toluidine Blue O) showing highly positive, sterically clashing single-point energies flagged as anomalous; no real structural or quantum data exists yet for the chi3-PEG-Tf functionalized allotrope, which would require new complex-geometry modeling beyond the present scope. Physical docking revealed strong fibril intercalation (-2.79 to -5.47 kcal/mol) engaging key cross-beta packing residues (Gly335, Leu357, Gln336, Val337, Pro332). A leak-free nested 5x5 cross-validated Ridge surrogate achieved modest, non-overfit predictive accuracy on the real data (Q2_CV = 0.460 isolated drugs, 0.071 pristine borophene), corroborated by exploratory feature-importance ranking and OECD Principle 3 Williams leverage analysis. This study provides unprecedented atomistic insights into 2D boron nanoplatforms for non-invasive disaggregation of neurofibrillary tangles in AD.</w:t>
+        <w:t>Hyperphosphorylation and aggregation of microtubule-associated protein Tau into paired helical filaments (PHFs) is a defining neuropathological hallmark of Alzheimer's disease (AD) and correlates closely with cognitive decline [1,3,6]. Here we present a computational framework combining GFN2-xTB tight-binding quantum chemistry (with D4 dispersion) [24,26], physical molecular docking (AutoDock Vina v1.2.7 [31,32] against the cryo-EM Alzheimer Tau filament core, PDB ID: 5O3L [7]), and a leak-free cross-validated explainable Nano-QSAR surrogate, for a curated cohort of 29 clinical-stage and experimental Tau-directed therapeutics (including hydromethylthionine/LMTX, EGCG, curcumin, tideglusib and AZD1080). Real GFN2-xTB single-point interaction energies of the 26 non-anomalous compounds on the pristine beta-12 borophene cluster (B40H15) span -13.8 to -0.9 kcal/mol; three cationic phenothiazine dyes (methylene blue, azure A, toluidine blue O) give large positive single-point energies from steric clash and are reported as such and flagged out-of-domain. An Angiopep-2 or chi3-PEG-Tf functionalized borophene for BBB transcytosis is discussed only as future work, since no real structural or quantum data for it exist in this study. Docking against the Tau filament core gave Vina scores of -3.79 to -6.83 kcal/mol (mean -5.17), with recurrent contacts at the cross-beta residues Gly335, Leu357, Gln336, Val337 and Pro332. A leak-free nested 5x5 cross-validated RidgeCV surrogate on the real data reached Q2_CV = 0.46 (isolated descriptors) and 0.07 (pristine-borophene interaction energy); the feature-importance analysis is reported as exploratory. Every value is computed from the deposited pipeline; no descriptor or energy is estimated from an empirical formula.</w:t>
       </w:r>
     </w:p>
     <w:p>
@@ -181,7 +181,12 @@
     </w:p>
     <w:p>
       <w:r>
-        <w:t>Alzheimer's disease (AD) is the primary neurodegenerative disorder globally. While amyloid-beta plaques develop decades before symptom onset, neurofibrillary tangles (NFTs) composed of hyperphosphorylated Tau filaments exhibit a strict spatiotemporal correlation with clinical dementia severity. The recent Cryo-EM elucidation of patient-derived Tau filament cores (PDB ID: 6VHL) has unlocked the atomic blueprint for structure-based disaggregator design.</w:t>
+        <w:t>Alzheimer's disease (AD) is the most common neurodegenerative disorder worldwide [1]. Neurofibrillary tangles built from hyperphosphorylated Tau filaments follow a stereotyped spatiotemporal progression (Braak staging) that tracks clinical severity more tightly than amyloid burden [2,3,6]. Cryo-electron microscopy of patient-derived filament cores [7-10] has provided an atomic template for structure-based design of Tau ligands and aggregation modulators, of which the phenothiazine leuco-methylthioninium (hydromethylthionine / LMTX) is the most clinically advanced [11,12]; natural polyphenols such as EGCG and curcumin also remodel or inhibit Tau assembly in vitro [14,15].</w:t>
+      </w:r>
+    </w:p>
+    <w:p>
+      <w:r>
+        <w:t>Two-dimensional boron (borophene), synthesized as several polymorphs including the beta-12 lattice [21-23], is metallic, strongly polarizable and forms delocalized multicentre B-B bonds, motivating its evaluation as a drug-loading surface. In this study the carrier is a hydrogen-terminated beta-12 borophene cluster (B40H15); a peptide-functionalized allotrope for receptor-mediated BBB transcytosis is considered only as a prospective extension (Conclusions), and all quantum results refer to the pristine surface.</w:t>
       </w:r>
     </w:p>
     <w:p>
@@ -241,7 +246,7 @@
           <w:i/>
           <w:sz w:val="19"/>
         </w:rPr>
-        <w:t xml:space="preserve"> Multi-Scale Computational Workflow: Integrating Quantum Chemical CDFT, Real AutoDock Vina Docking (PDB 6VHL), and Explainable Machine Learning for 2D Borophene Alzheimer's Therapeutics.</w:t>
+        <w:t xml:space="preserve"> Multi-scale computational workflow: GFN2-xTB quantum-chemical adsorption on pristine beta-12 borophene (B40H15), real AutoDock Vina docking against the cryo-EM Tau filament core (PDB 5O3L), and a leak-free cross-validated explainable Nano-QSAR surrogate.</w:t>
       </w:r>
     </w:p>
     <w:p>
@@ -262,12 +267,17 @@
     </w:p>
     <w:p>
       <w:r>
-        <w:t>2.1 Quantum Chemical Modeling of 2D Borophene Allotropes: Quantum adsorption of therapeutics on beta12 and chi3 borophene monolayers was performed with DFTB3-D4. Frontier orbital energies and Conceptual DFT reactivity indices were rigorously extracted.</w:t>
+        <w:t>2.1 Quantum-chemical framework: Each isolated drug, the pristine beta-12 borophene cluster (B40H15), and every drug-borophene complex were geometry-optimized and evaluated at single point with GFN2-xTB (xtb v6.7.1) including the D4 dispersion correction [24,26]. The standardized single-point interaction energy is Delta_E_int,SP = E(complex) - E(borophene) - E(drug), both fragments taken at the complex geometry. Frontier-orbital energies and conceptual-DFT global reactivity indices (hardness eta = gap/2, softness, electronegativity, electrophilicity omega = mu^2/2eta) [39,40] were read directly from the xtb output; no descriptor is estimated from an empirical formula.</w:t>
       </w:r>
     </w:p>
     <w:p>
       <w:r>
-        <w:t>2.2 Physical Molecular Docking on Cryo-EM Tau PHF Core: Docking was performed using AutoDock Vina v1.2.7 on the high-resolution Cryo-EM structure of human Alzheimer's Tau paired helical filaments (PDB ID: 6VHL, 2.3 Å).</w:t>
+        <w:t>2.2 Molecular docking: Docking used AutoDock Vina v1.2.7 [31,32] against the cryo-EM structure of the Alzheimer Tau filament core (PDB ID: 5O3L [7]), with ligands protonated at pH 7.4 and prepared with Meeko. Because the paired-helical-filament core is a cross-beta assembly rather than a globular pocket, the Vina scores are reported as a relative ranking of surface / cleft affinity rather than an absolute binding free energy.</w:t>
+      </w:r>
+    </w:p>
+    <w:p>
+      <w:r>
+        <w:t>2.3 Surrogate model and applicability domain: A StandardScaler + RidgeCV model was trained inside a leak-free nested 5x5 cross-validation on the real observed data (four descriptors: MolWt, MolMR, E_HOMO, omega). Feature importance was inspected with an ExtraTrees estimator and SHAP [38] and is reported as exploratory only. The applicability domain follows OECD Principle 3 [34-36] via Williams hat-matrix leverage.</w:t>
       </w:r>
     </w:p>
     <w:p>
@@ -327,7 +337,7 @@
           <w:i/>
           <w:sz w:val="19"/>
         </w:rPr>
-        <w:t xml:space="preserve"> Real Quantum CDFT Electronic Reactivity of the Isolated Tau Therapeutics (real GFN2-xTB single points, n=29): (a) HOMO/LUMO frontier orbital distribution; (b) Chemical hardness vs. electrophilicity index. No real complex-level frontier-orbital calculation exists for either borophene variant.</w:t>
+        <w:t xml:space="preserve"> Real quantum conceptual-DFT electronic reactivity of the isolated Tau therapeutics (real GFN2-xTB single points, n=29): (a) HOMO/LUMO frontier-orbital distribution; (b) chemical hardness vs. electrophilicity index. No real complex-level frontier-orbital calculation exists for the borophene surface.</w:t>
       </w:r>
     </w:p>
     <w:p>
@@ -348,13 +358,55 @@
     </w:p>
     <w:p>
       <w:pPr>
+        <w:pStyle w:val="Heading2"/>
+        <w:keepNext/>
+        <w:spacing w:before="280" w:after="120"/>
+      </w:pPr>
+      <w:r>
+        <w:rPr>
+          <w:rFonts w:ascii="Times New Roman" w:hAnsi="Times New Roman"/>
+          <w:b/>
+          <w:color w:val="311B92"/>
+          <w:sz w:val="24"/>
+        </w:rPr>
+        <w:t>3.1 Quantum interaction energies on pristine beta-12 borophene</w:t>
+      </w:r>
+    </w:p>
+    <w:p>
+      <w:r>
+        <w:t>Real GFN2-xTB single-point interaction energies for the 26 non-anomalous therapeutics on the B40H15 cluster range from -0.9 to -13.8 kcal/mol (curcumin -7.8; EGCG -5.3 kcal/mol), consistent with dispersion-assisted physisorption of the drug pi-systems on the polarizable metallic boron lattice. Three cationic phenothiazine dyes (methylene blue, azure A, toluidine blue O) return large positive single-point energies (up to +190 kcal/mol): at the fixed complex geometry the rigid planar cation is forced into steric overlap with the lattice, so these points are physically meaningless and are excluded from the model and flagged out-of-domain rather than removed silently.</w:t>
+      </w:r>
+    </w:p>
+    <w:p>
+      <w:pPr>
+        <w:pStyle w:val="Heading2"/>
+        <w:keepNext/>
+        <w:spacing w:before="280" w:after="120"/>
+      </w:pPr>
+      <w:r>
+        <w:rPr>
+          <w:rFonts w:ascii="Times New Roman" w:hAnsi="Times New Roman"/>
+          <w:b/>
+          <w:color w:val="311B92"/>
+          <w:sz w:val="24"/>
+        </w:rPr>
+        <w:t>3.2 Docking against the cryo-EM Tau filament core</w:t>
+      </w:r>
+    </w:p>
+    <w:p>
+      <w:r>
+        <w:t>AutoDock Vina scores against the Tau filament core (PDB 5O3L) span -3.79 to -6.83 kcal/mol (mean -5.17). The highest-ranked ligands are chrysamine G (-6.83), EGCG (-5.88), luteolin (-5.87), fisetin (-5.75) and donepezil (-5.75 kcal/mol); hydromethylthionine/LMTX scores -4.77 kcal/mol. The cross-beta assembly offers no deep pocket, so these values rank relative surface / cleft affinity rather than absolute binding free energy.</w:t>
+      </w:r>
+    </w:p>
+    <w:p>
+      <w:pPr>
         <w:spacing w:before="200" w:after="80"/>
         <w:jc w:val="center"/>
       </w:pPr>
       <w:r>
         <w:drawing>
           <wp:inline xmlns:a="http://schemas.openxmlformats.org/drawingml/2006/main" xmlns:pic="http://schemas.openxmlformats.org/drawingml/2006/picture">
-            <wp:extent cx="5669280" cy="2647741"/>
+            <wp:extent cx="5669280" cy="2632515"/>
             <wp:docPr id="4" name="Picture 4"/>
             <wp:cNvGraphicFramePr>
               <a:graphicFrameLocks noChangeAspect="1"/>
@@ -375,7 +427,7 @@
                   <pic:spPr>
                     <a:xfrm>
                       <a:off x="0" y="0"/>
-                      <a:ext cx="5669280" cy="2647741"/>
+                      <a:ext cx="5669280" cy="2632515"/>
                     </a:xfrm>
                     <a:prstGeom prst="rect"/>
                   </pic:spPr>
@@ -403,7 +455,7 @@
           <w:i/>
           <w:sz w:val="19"/>
         </w:rPr>
-        <w:t xml:space="preserve"> Physical Molecular Docking Statistical Profiles on Human Cryo-EM Tau Filaments: (a) Binding energy distributions; (b) Ranking of top 10 high-affinity Tau PHF disaggregators (highlighting EGCG at -5.23 kcal/mol and LMTX at -4.54 kcal/mol).</w:t>
+        <w:t xml:space="preserve"> Molecular docking statistical profiles against the cryo-EM Tau filament core (PDB 5O3L): (a) distribution of real Vina scores; (b) ranking of the top-10 compounds (chrysamine G -6.83, EGCG -5.88 kcal/mol; hydromethylthionine/LMTX -4.77 kcal/mol).</w:t>
       </w:r>
     </w:p>
     <w:p>
@@ -463,7 +515,7 @@
           <w:i/>
           <w:sz w:val="19"/>
         </w:rPr>
-        <w:t xml:space="preserve"> Residue-Level Interaction Fingerprints on Human Tau Filaments: Contact frequency analysis demonstrating dominant interactions with cross-beta core residues Gly335, Leu357, Gln336, and Val337.</w:t>
+        <w:t xml:space="preserve"> Residue-level contact frequencies on the Tau filament core (real Vina poses, contact distance &lt;= 3.8 A): most frequent contacts are the cross-beta residues Gly335, Leu357, Gln336, Val337 and Pro332.</w:t>
       </w:r>
     </w:p>
     <w:p/>
@@ -2000,6 +2052,27 @@
     </w:tbl>
     <w:p>
       <w:pPr>
+        <w:pStyle w:val="Heading2"/>
+        <w:keepNext/>
+        <w:spacing w:before="280" w:after="120"/>
+      </w:pPr>
+      <w:r>
+        <w:rPr>
+          <w:rFonts w:ascii="Times New Roman" w:hAnsi="Times New Roman"/>
+          <w:b/>
+          <w:color w:val="311B92"/>
+          <w:sz w:val="24"/>
+        </w:rPr>
+        <w:t>3.3 Nano-QSAR surrogate model</w:t>
+      </w:r>
+    </w:p>
+    <w:p>
+      <w:r>
+        <w:t>A StandardScaler + RidgeCV surrogate evaluated by leak-free nested 5x5 cross-validation reached Q2_CV = 0.46 for the isolated-descriptor model and 0.07 for the pristine-borophene interaction-energy model (n = 29, four descriptors: MolWt, MolMR, E_HOMO, omega). The borophene model is therefore essentially non-predictive; the exploratory ExtraTrees / SHAP ranking (Figure 6), led by E_HOMO, is reported only as a qualitative indication and not as a validated structure-property relationship [42,43].</w:t>
+      </w:r>
+    </w:p>
+    <w:p>
+      <w:pPr>
         <w:spacing w:before="200" w:after="80"/>
         <w:jc w:val="center"/>
       </w:pPr>
@@ -2055,7 +2128,7 @@
           <w:i/>
           <w:sz w:val="19"/>
         </w:rPr>
-        <w:t xml:space="preserve"> Leak-free nested 5x5 CV parity plots (real observed vs out-of-fold predicted) for Isolated and Pristine-Borophene systems. No real structural/quantum data exists for the chi3-PEG-Tf functionalized system, so it is not shown.</w:t>
+        <w:t xml:space="preserve"> Leak-free nested 5x5 CV parity plots (real observed vs out-of-fold predicted) for the isolated and pristine-borophene systems. The chi3-PEG-Tf functionalized system has no real data and is not shown.</w:t>
       </w:r>
     </w:p>
     <w:p>
@@ -2115,7 +2188,7 @@
           <w:i/>
           <w:sz w:val="19"/>
         </w:rPr>
-        <w:t xml:space="preserve"> Exploratory Feature Importance Rankings on the real GFN2-xTB pristine-borophene interaction energy.</w:t>
+        <w:t xml:space="preserve"> Exploratory feature-importance ranking on the real GFN2-xTB pristine-borophene interaction energy.</w:t>
       </w:r>
     </w:p>
     <w:p>
@@ -2175,7 +2248,28 @@
           <w:i/>
           <w:sz w:val="19"/>
         </w:rPr>
-        <w:t xml:space="preserve"> Pearson Inter-Descriptor Correlation Heatmap (20 Descriptors across 29 Alzheimer/Tau Therapeutics).</w:t>
+        <w:t xml:space="preserve"> Pearson inter-descriptor correlation heatmap (real descriptor matrix, 29 Alzheimer/Tau therapeutics).</w:t>
+      </w:r>
+    </w:p>
+    <w:p>
+      <w:pPr>
+        <w:pStyle w:val="Heading2"/>
+        <w:keepNext/>
+        <w:spacing w:before="280" w:after="120"/>
+      </w:pPr>
+      <w:r>
+        <w:rPr>
+          <w:rFonts w:ascii="Times New Roman" w:hAnsi="Times New Roman"/>
+          <w:b/>
+          <w:color w:val="311B92"/>
+          <w:sz w:val="24"/>
+        </w:rPr>
+        <w:t>3.4 Applicability domain (OECD Principle 3)</w:t>
+      </w:r>
+    </w:p>
+    <w:p>
+      <w:r>
+        <w:t>Williams hat-matrix leverage on the real 8-descriptor matrix gives a warning leverage h* = 0.93; 28 of the 29 compounds fall inside the domain (leverage below h* and standardized residual within +/-3sigma) for both real-data systems [34-36].</w:t>
       </w:r>
     </w:p>
     <w:p>
@@ -2235,7 +2329,7 @@
           <w:i/>
           <w:sz w:val="19"/>
         </w:rPr>
-        <w:t xml:space="preserve"> OECD Principle 3: Williams Plots Defining the Applicability Domain for Tau Therapeutics on 2D Borophene (real data only).</w:t>
+        <w:t xml:space="preserve"> OECD Principle 3 Williams plots defining the applicability domain for the Tau therapeutics on beta-12 borophene (real data only).</w:t>
       </w:r>
     </w:p>
     <w:p>
@@ -2246,7 +2340,7 @@
       <w:r>
         <w:drawing>
           <wp:inline xmlns:a="http://schemas.openxmlformats.org/drawingml/2006/main" xmlns:pic="http://schemas.openxmlformats.org/drawingml/2006/picture">
-            <wp:extent cx="5669280" cy="1719756"/>
+            <wp:extent cx="5669280" cy="1730661"/>
             <wp:docPr id="10" name="Picture 10"/>
             <wp:cNvGraphicFramePr>
               <a:graphicFrameLocks noChangeAspect="1"/>
@@ -2267,7 +2361,7 @@
                   <pic:spPr>
                     <a:xfrm>
                       <a:off x="0" y="0"/>
-                      <a:ext cx="5669280" cy="1719756"/>
+                      <a:ext cx="5669280" cy="1730661"/>
                     </a:xfrm>
                     <a:prstGeom prst="rect"/>
                   </pic:spPr>
@@ -2295,7 +2389,7 @@
           <w:i/>
           <w:sz w:val="19"/>
         </w:rPr>
-        <w:t xml:space="preserve"> Atomistic 3D Spatial Binding Modes: (a) EGCG intercalated in the Tau protofilament cleft; (b) Hydromethylthionine (LMTX) binding mode; (c) EGCG interfacial multicenter coordination on 2D Borophene monolayer.</w:t>
+        <w:t xml:space="preserve"> Representative binding modes (schematic): (a) EGCG at the Tau filament cleft (PDB 5O3L); (b) hydromethylthionine/LMTX pose; (c) a drug on the pristine beta-12 borophene surface with its real GFN2-xTB Delta_E_int,SP.</w:t>
       </w:r>
     </w:p>
     <w:p>
@@ -2316,7 +2410,7 @@
     </w:p>
     <w:p>
       <w:r>
-        <w:t>This multi-scale investigation demonstrates that the pristine beta12 borophene allotrope exhibits real, favorable multicenter bonding with most screened Tau therapeutics; extending this to a chi3-PEG-Tf functionalized allotrope for enhanced BBB transcytosis will require new structural modeling and quantum calculations beyond the present real-data scope.</w:t>
+        <w:t>We report a quantum-informed, explainable Nano-QSAR analysis of pristine beta-12 borophene (B40H15) as a candidate loading surface for Tau-directed therapeutics. Real GFN2-xTB single-point interaction energies show dispersion-assisted physisorption of the 26 non-anomalous drugs (Delta_E_int,SP = -0.9 to -13.8 kcal/mol), while three rigid cationic phenothiazine dyes are sterically incompatible at the fixed geometry and are flagged rather than hidden. Docking against the cryo-EM Tau filament core ranks polyphenols (chrysamine G, EGCG, luteolin, fisetin) highest. The surrogate model is not predictive for the borophene interaction energy, so the descriptor rankings are exploratory. A peptide-functionalized borophene for LRP-1-mediated BBB transcytosis is a natural extension but has no real structural or quantum data here and would require dedicated complex-geometry modeling.</w:t>
       </w:r>
     </w:p>
     <w:p>

--- a/manuscript/submission_ready/02_Main_Manuscript_Tau_Borophene_Monreal_Hernandez_et_al.docx
+++ b/manuscript/submission_ready/02_Main_Manuscript_Tau_Borophene_Monreal_Hernandez_et_al.docx
@@ -146,7 +146,7 @@
         <w:spacing w:after="160" w:line="276" w:lineRule="auto"/>
       </w:pPr>
       <w:r>
-        <w:t>Hyperphosphorylation and aggregation of microtubule-associated protein Tau into paired helical filaments (PHFs) is a defining neuropathological hallmark of Alzheimer's disease (AD) and correlates closely with cognitive decline [1,3,6]. Here we present a computational framework combining GFN2-xTB tight-binding quantum chemistry (with D4 dispersion) [24,26], physical molecular docking (AutoDock Vina v1.2.7 [31,32] against the cryo-EM Alzheimer Tau filament core, PDB ID: 5O3L [7]), and a leak-free cross-validated explainable Nano-QSAR surrogate, for a curated cohort of 29 clinical-stage and experimental Tau-directed therapeutics (including hydromethylthionine/LMTX, EGCG, curcumin, tideglusib and AZD1080). Real GFN2-xTB single-point interaction energies of the 26 non-anomalous compounds on the pristine beta-12 borophene cluster (B40H15) span -13.8 to -0.9 kcal/mol; three cationic phenothiazine dyes (methylene blue, azure A, toluidine blue O) give large positive single-point energies from steric clash and are reported as such and flagged out-of-domain. An Angiopep-2 or chi3-PEG-Tf functionalized borophene for BBB transcytosis is discussed only as future work, since no real structural or quantum data for it exist in this study. Docking against the Tau filament core gave Vina scores of -3.79 to -6.83 kcal/mol (mean -5.17), with recurrent contacts at the cross-beta residues Gly335, Leu357, Gln336, Val337 and Pro332. A leak-free nested 5x5 cross-validated RidgeCV surrogate on the real data reached Q2_CV = 0.46 (isolated descriptors) and 0.07 (pristine-borophene interaction energy); the feature-importance analysis is reported as exploratory. Every value is computed from the deposited pipeline; no descriptor or energy is estimated from an empirical formula.</w:t>
+        <w:t>Hyperphosphorylation and aggregation of microtubule-associated protein Tau into paired helical filaments (PHFs) is a defining neuropathological hallmark of Alzheimer's disease (AD) and correlates closely with cognitive decline [1,3,6]. Here we present a computational framework combining GFN2-xTB tight-binding quantum chemistry (with D4 dispersion) [24,26], physical molecular docking (AutoDock Vina v1.2.7 [28,29] against the cryo-EM Alzheimer Tau filament core, PDB ID: 5O3L [7]), and a leak-free cross-validated explainable Nano-QSAR surrogate, for a curated cohort of 29 clinical-stage and experimental Tau-directed therapeutics (including hydromethylthionine/LMTX, EGCG, curcumin, tideglusib and AZD1080). Real GFN2-xTB single-point interaction energies of the 26 non-anomalous compounds on the pristine beta-12 borophene cluster (B40H15) span -13.8 to -0.9 kcal/mol; three cationic phenothiazine dyes (methylene blue, azure A, toluidine blue O) give large positive single-point energies from steric clash and are reported as such and flagged out-of-domain. An Angiopep-2 or chi3-PEG-Tf functionalized borophene for BBB transcytosis is discussed only as future work, since no real structural or quantum data for it exist in this study. Docking against the Tau filament core gave Vina scores of -3.79 to -6.83 kcal/mol (mean -5.17), with recurrent contacts at the cross-beta residues Gly335, Leu357, Gln336, Val337 and Pro332. A leak-free nested 5x5 cross-validated RidgeCV surrogate on the real data reached Q2_CV = 0.46 (isolated descriptors) and 0.07 (pristine-borophene interaction energy); the feature-importance analysis is reported as exploratory. Every value is computed from the deposited pipeline; no descriptor or energy is estimated from an empirical formula.</w:t>
       </w:r>
     </w:p>
     <w:p>
@@ -267,17 +267,17 @@
     </w:p>
     <w:p>
       <w:r>
-        <w:t>2.1 Quantum-chemical framework: Each isolated drug, the pristine beta-12 borophene cluster (B40H15), and every drug-borophene complex were geometry-optimized and evaluated at single point with GFN2-xTB (xtb v6.7.1) including the D4 dispersion correction [24,26]. The standardized single-point interaction energy is Delta_E_int,SP = E(complex) - E(borophene) - E(drug), both fragments taken at the complex geometry. Frontier-orbital energies and conceptual-DFT global reactivity indices (hardness eta = gap/2, softness, electronegativity, electrophilicity omega = mu^2/2eta) [39,40] were read directly from the xtb output; no descriptor is estimated from an empirical formula.</w:t>
+        <w:t>2.1 Quantum-chemical framework: Each isolated drug, the pristine beta-12 borophene cluster (B40H15), and every drug-borophene complex were geometry-optimized and evaluated at single point with GFN2-xTB (xtb v6.7.1) including the D4 dispersion correction [24,26]. The standardized single-point interaction energy is Delta_E_int,SP = E(complex) - E(borophene) - E(drug), both fragments taken at the complex geometry. Frontier-orbital energies and conceptual-DFT global reactivity indices (hardness eta = gap/2, softness, electronegativity, electrophilicity omega = mu^2/2eta) [36,37] were read directly from the xtb output; no descriptor is estimated from an empirical formula.</w:t>
       </w:r>
     </w:p>
     <w:p>
       <w:r>
-        <w:t>2.2 Molecular docking: Docking used AutoDock Vina v1.2.7 [31,32] against the cryo-EM structure of the Alzheimer Tau filament core (PDB ID: 5O3L [7]), with ligands protonated at pH 7.4 and prepared with Meeko. Because the paired-helical-filament core is a cross-beta assembly rather than a globular pocket, the Vina scores are reported as a relative ranking of surface / cleft affinity rather than an absolute binding free energy.</w:t>
+        <w:t>2.2 Molecular docking: Docking used AutoDock Vina v1.2.7 [28,29] against the cryo-EM structure of the Alzheimer Tau filament core (PDB ID: 5O3L [7]), with ligands protonated at pH 7.4 and prepared with Meeko. Because the paired-helical-filament core is a cross-beta assembly rather than a globular pocket, the Vina scores are reported as a relative ranking of surface / cleft affinity rather than an absolute binding free energy.</w:t>
       </w:r>
     </w:p>
     <w:p>
       <w:r>
-        <w:t>2.3 Surrogate model and applicability domain: A StandardScaler + RidgeCV model was trained inside a leak-free nested 5x5 cross-validation on the real observed data (four descriptors: MolWt, MolMR, E_HOMO, omega). Feature importance was inspected with an ExtraTrees estimator and SHAP [38] and is reported as exploratory only. The applicability domain follows OECD Principle 3 [34-36] via Williams hat-matrix leverage.</w:t>
+        <w:t>2.3 Surrogate model and applicability domain: A StandardScaler + RidgeCV model was trained inside a leak-free nested 5x5 cross-validation on the real observed data (four descriptors: MolWt, MolMR, E_HOMO, omega). Feature importance was inspected with an ExtraTrees estimator and SHAP [35] and is reported as exploratory only. The applicability domain follows OECD Principle 3 [31-33] via Williams hat-matrix leverage.</w:t>
       </w:r>
     </w:p>
     <w:p>
@@ -2068,7 +2068,7 @@
     </w:p>
     <w:p>
       <w:r>
-        <w:t>A StandardScaler + RidgeCV surrogate evaluated by leak-free nested 5x5 cross-validation reached Q2_CV = 0.46 for the isolated-descriptor model and 0.07 for the pristine-borophene interaction-energy model (n = 29, four descriptors: MolWt, MolMR, E_HOMO, omega). The borophene model is therefore essentially non-predictive; the exploratory ExtraTrees / SHAP ranking (Figure 6), led by E_HOMO, is reported only as a qualitative indication and not as a validated structure-property relationship [42,43].</w:t>
+        <w:t>A StandardScaler + RidgeCV surrogate evaluated by leak-free nested 5x5 cross-validation reached Q2_CV = 0.46 for the isolated-descriptor model and 0.07 for the pristine-borophene interaction-energy model (n = 29, four descriptors: MolWt, MolMR, E_HOMO, omega). The borophene model is therefore essentially non-predictive; the exploratory ExtraTrees / SHAP ranking (Figure 6), led by E_HOMO, is reported only as a qualitative indication and not as a validated structure-property relationship [39,40].</w:t>
       </w:r>
     </w:p>
     <w:p>
@@ -2269,7 +2269,7 @@
     </w:p>
     <w:p>
       <w:r>
-        <w:t>Williams hat-matrix leverage on the real 8-descriptor matrix gives a warning leverage h* = 0.93; 28 of the 29 compounds fall inside the domain (leverage below h* and standardized residual within +/-3sigma) for both real-data systems [34-36].</w:t>
+        <w:t>Williams hat-matrix leverage on the real 8-descriptor matrix gives a warning leverage h* = 0.93; 28 of the 29 compounds fall inside the domain (leverage below h* and standardized residual within +/-3sigma) for both real-data systems [31-33].</w:t>
       </w:r>
     </w:p>
     <w:p>
@@ -3060,52 +3060,6 @@
         <w:t xml:space="preserve">27. </w:t>
       </w:r>
       <w:r>
-        <w:t xml:space="preserve">Neese, F. Software update: The ORCA program system—Version 5.0. WIREs Computational Molecular Science 2022, 12 (5). </w:t>
-      </w:r>
-      <w:r>
-        <w:rPr>
-          <w:i/>
-          <w:color w:val="4A148C"/>
-          <w:sz w:val="18"/>
-        </w:rPr>
-        <w:t>doi:10.1002/wcms.1606</w:t>
-      </w:r>
-    </w:p>
-    <w:p>
-      <w:pPr>
-        <w:spacing w:after="60"/>
-        <w:ind w:left="576"/>
-      </w:pPr>
-      <w:r>
-        <w:rPr>
-          <w:b/>
-        </w:rPr>
-        <w:t xml:space="preserve">28. </w:t>
-      </w:r>
-      <w:r>
-        <w:t xml:space="preserve">Becke, A. D. Density-functional thermochemistry. III. The role of exact exchange. The Journal of Chemical Physics 1993, 98 (7), 5648-5652. </w:t>
-      </w:r>
-      <w:r>
-        <w:rPr>
-          <w:i/>
-          <w:color w:val="4A148C"/>
-          <w:sz w:val="18"/>
-        </w:rPr>
-        <w:t>doi:10.1063/1.464913</w:t>
-      </w:r>
-    </w:p>
-    <w:p>
-      <w:pPr>
-        <w:spacing w:after="60"/>
-        <w:ind w:left="576"/>
-      </w:pPr>
-      <w:r>
-        <w:rPr>
-          <w:b/>
-        </w:rPr>
-        <w:t xml:space="preserve">29. </w:t>
-      </w:r>
-      <w:r>
         <w:t xml:space="preserve">Grimme, S.; Ehrlich, S.; Goerigk, L. Effect of the damping function in dispersion corrected density functional theory. Journal of Computational Chemistry 2011, 32 (7), 1456-1465. </w:t>
       </w:r>
       <w:r>
@@ -3126,30 +3080,7 @@
         <w:rPr>
           <w:b/>
         </w:rPr>
-        <w:t xml:space="preserve">30. </w:t>
-      </w:r>
-      <w:r>
-        <w:t xml:space="preserve">Weigend, F.; Ahlrichs, R. Balanced basis sets of split valence, triple zeta valence and quadruple zeta valence quality for H to Rn: Design and assessment of accuracy. Physical Chemistry Chemical Physics 2005, 7 (18), 3297. </w:t>
-      </w:r>
-      <w:r>
-        <w:rPr>
-          <w:i/>
-          <w:color w:val="4A148C"/>
-          <w:sz w:val="18"/>
-        </w:rPr>
-        <w:t>doi:10.1039/b508541a</w:t>
-      </w:r>
-    </w:p>
-    <w:p>
-      <w:pPr>
-        <w:spacing w:after="60"/>
-        <w:ind w:left="576"/>
-      </w:pPr>
-      <w:r>
-        <w:rPr>
-          <w:b/>
-        </w:rPr>
-        <w:t xml:space="preserve">31. </w:t>
+        <w:t xml:space="preserve">28. </w:t>
       </w:r>
       <w:r>
         <w:t xml:space="preserve">Trott, O.; Olson, A. J. AutoDock Vina: Improving the speed and accuracy of docking with a new scoring function, efficient optimization, and multithreading. Journal of Computational Chemistry 2009, 31 (2), 455-461. </w:t>
@@ -3172,7 +3103,7 @@
         <w:rPr>
           <w:b/>
         </w:rPr>
-        <w:t xml:space="preserve">32. </w:t>
+        <w:t xml:space="preserve">29. </w:t>
       </w:r>
       <w:r>
         <w:t xml:space="preserve">Eberhardt, J.; Santos-Martins, D.; Tillack, A. F.; Forli, S. AutoDock Vina 1.2.0: New Docking Methods, Expanded Force Field, and Python Bindings. Journal of Chemical Information and Modeling 2021, 61 (8), 3891-3898. </w:t>
@@ -3195,7 +3126,7 @@
         <w:rPr>
           <w:b/>
         </w:rPr>
-        <w:t xml:space="preserve">33. </w:t>
+        <w:t xml:space="preserve">30. </w:t>
       </w:r>
       <w:r>
         <w:t xml:space="preserve">Landrum, G. et al. RDKit: Open-source cheminformatics toolkit, version 2024.03.1. https://www.rdkit.org (accessed 2026). </w:t>
@@ -3218,7 +3149,7 @@
         <w:rPr>
           <w:b/>
         </w:rPr>
-        <w:t xml:space="preserve">34. </w:t>
+        <w:t xml:space="preserve">31. </w:t>
       </w:r>
       <w:r>
         <w:t xml:space="preserve">OECD. Guidance Document on the Validation of (Quantitative) Structure-Activity Relationship [(Q)SAR] Models; OECD Environment Health and Safety Publications, Series on Testing and Assessment No. 69; OECD Publishing: Paris, 2007. </w:t>
@@ -3241,7 +3172,7 @@
         <w:rPr>
           <w:b/>
         </w:rPr>
-        <w:t xml:space="preserve">35. </w:t>
+        <w:t xml:space="preserve">32. </w:t>
       </w:r>
       <w:r>
         <w:t xml:space="preserve">Gramatica, P. Principles of QSAR models validation: internal and external. QSAR &amp; Combinatorial Science 2007, 26 (5), 694-701. </w:t>
@@ -3264,7 +3195,7 @@
         <w:rPr>
           <w:b/>
         </w:rPr>
-        <w:t xml:space="preserve">36. </w:t>
+        <w:t xml:space="preserve">33. </w:t>
       </w:r>
       <w:r>
         <w:t xml:space="preserve">Tropsha, A. Best Practices for QSAR Model Development, Validation, and Exploitation. Molecular Informatics 2010, 29 (6-7), 476-488. </w:t>
@@ -3287,7 +3218,7 @@
         <w:rPr>
           <w:b/>
         </w:rPr>
-        <w:t xml:space="preserve">37. </w:t>
+        <w:t xml:space="preserve">34. </w:t>
       </w:r>
       <w:r>
         <w:t xml:space="preserve">Rücker, C.; Rücker, G.; Meringer, M. y-Randomization and Its Variants in QSPR/QSAR. Journal of Chemical Information and Modeling 2007, 47 (6), 2345-2357. </w:t>
@@ -3310,7 +3241,7 @@
         <w:rPr>
           <w:b/>
         </w:rPr>
-        <w:t xml:space="preserve">38. </w:t>
+        <w:t xml:space="preserve">35. </w:t>
       </w:r>
       <w:r>
         <w:t xml:space="preserve">Lundberg, S. M.; Lee, S.-I. A unified approach to interpreting model predictions. In Advances in Neural Information Processing Systems 30; Guyon, I. et al., Eds.; Curran Associates, Inc., 2017; pp 4765–4774. arXiv:1705.07874. </w:t>
@@ -3325,7 +3256,7 @@
         <w:rPr>
           <w:b/>
         </w:rPr>
-        <w:t xml:space="preserve">39. </w:t>
+        <w:t xml:space="preserve">36. </w:t>
       </w:r>
       <w:r>
         <w:t xml:space="preserve">Parr, R. G.; Pearson, R. G. Absolute hardness: companion parameter to absolute electronegativity. Journal of the American Chemical Society 1983, 105 (26), 7512-7516. </w:t>
@@ -3348,7 +3279,7 @@
         <w:rPr>
           <w:b/>
         </w:rPr>
-        <w:t xml:space="preserve">40. </w:t>
+        <w:t xml:space="preserve">37. </w:t>
       </w:r>
       <w:r>
         <w:t xml:space="preserve">Parr, R. G.; Szentpály, L. v.; Liu, S. Electrophilicity Index. Journal of the American Chemical Society 1999, 121 (9), 1922-1924. </w:t>
@@ -3371,7 +3302,7 @@
         <w:rPr>
           <w:b/>
         </w:rPr>
-        <w:t xml:space="preserve">41. </w:t>
+        <w:t xml:space="preserve">38. </w:t>
       </w:r>
       <w:r>
         <w:t xml:space="preserve">Hopkins, A. L.; Groom, C. R.; Alex, A. Ligand efficiency: a useful metric for lead selection. Drug Discovery Today 2004, 9 (10), 430-431. </w:t>
@@ -3394,7 +3325,7 @@
         <w:rPr>
           <w:b/>
         </w:rPr>
-        <w:t xml:space="preserve">42. </w:t>
+        <w:t xml:space="preserve">39. </w:t>
       </w:r>
       <w:r>
         <w:t xml:space="preserve">Kramer, C.; Gedeck, P. Leave-many-out cross-validation and the applicability domain of QSAR models. J. Chem. Inf. Model. 2012, 52 (3), 697–707. </w:t>
@@ -3417,7 +3348,7 @@
         <w:rPr>
           <w:b/>
         </w:rPr>
-        <w:t xml:space="preserve">43. </w:t>
+        <w:t xml:space="preserve">40. </w:t>
       </w:r>
       <w:r>
         <w:t xml:space="preserve">Cherkasov, A.; Muratov, E. N.; Fourches, D.; Varnek, A.; Baskin, I. I.; Cronin, M.; Dearden, J.; Gramatica, P.; Martin, Y. C.; Todeschini, R.; et al. QSAR Modeling: Where Have You Been? Where Are You Going To?. Journal of Medicinal Chemistry 2014, 57 (12), 4977-5010. </w:t>
@@ -3440,7 +3371,7 @@
         <w:rPr>
           <w:b/>
         </w:rPr>
-        <w:t xml:space="preserve">44. </w:t>
+        <w:t xml:space="preserve">41. </w:t>
       </w:r>
       <w:r>
         <w:t xml:space="preserve">Veber, D. F.; Johnson, S. R.; Cheng, H. Y.; Smith, B. R.; Ward, K. W.; Kopple, K. D. Molecular Properties That Influence the Oral Bioavailability of Drug Candidates. Journal of Medicinal Chemistry 2002, 45 (12), 2615-2623. </w:t>
@@ -3463,7 +3394,7 @@
         <w:rPr>
           <w:b/>
         </w:rPr>
-        <w:t xml:space="preserve">45. </w:t>
+        <w:t xml:space="preserve">42. </w:t>
       </w:r>
       <w:r>
         <w:t xml:space="preserve">Lipinski, C. A.; Lombardo, F.; Dominy, B. W.; Feeney, P. J. Experimental and computational approaches to estimate solubility and permeability in drug discovery and development settings 1PII of original article: S0169-409X(96)00423-1. The article was originally published in Advanced Drug Delivery Reviews 23 (1997) 3–25. 1. Advanced Drug Delivery Reviews 2001, 46 (1-3), 3-26. </w:t>

--- a/manuscript/submission_ready/02_Main_Manuscript_Tau_Borophene_Monreal_Hernandez_et_al.docx
+++ b/manuscript/submission_ready/02_Main_Manuscript_Tau_Borophene_Monreal_Hernandez_et_al.docx
@@ -73,7 +73,7 @@
       <w:r>
         <w:drawing>
           <wp:inline xmlns:a="http://schemas.openxmlformats.org/drawingml/2006/main" xmlns:pic="http://schemas.openxmlformats.org/drawingml/2006/picture">
-            <wp:extent cx="5669280" cy="3054797"/>
+            <wp:extent cx="5669280" cy="3105174"/>
             <wp:docPr id="1" name="Picture 1"/>
             <wp:cNvGraphicFramePr>
               <a:graphicFrameLocks noChangeAspect="1"/>
@@ -94,7 +94,7 @@
                   <pic:spPr>
                     <a:xfrm>
                       <a:off x="0" y="0"/>
-                      <a:ext cx="5669280" cy="3054797"/>
+                      <a:ext cx="5669280" cy="3105174"/>
                     </a:xfrm>
                     <a:prstGeom prst="rect"/>
                   </pic:spPr>
@@ -2340,7 +2340,7 @@
       <w:r>
         <w:drawing>
           <wp:inline xmlns:a="http://schemas.openxmlformats.org/drawingml/2006/main" xmlns:pic="http://schemas.openxmlformats.org/drawingml/2006/picture">
-            <wp:extent cx="5669280" cy="1730661"/>
+            <wp:extent cx="5669280" cy="1749793"/>
             <wp:docPr id="10" name="Picture 10"/>
             <wp:cNvGraphicFramePr>
               <a:graphicFrameLocks noChangeAspect="1"/>
@@ -2361,7 +2361,7 @@
                   <pic:spPr>
                     <a:xfrm>
                       <a:off x="0" y="0"/>
-                      <a:ext cx="5669280" cy="1730661"/>
+                      <a:ext cx="5669280" cy="1749793"/>
                     </a:xfrm>
                     <a:prstGeom prst="rect"/>
                   </pic:spPr>

--- a/manuscript/submission_ready/02_Main_Manuscript_Tau_Borophene_Monreal_Hernandez_et_al.docx
+++ b/manuscript/submission_ready/02_Main_Manuscript_Tau_Borophene_Monreal_Hernandez_et_al.docx
@@ -73,7 +73,7 @@
       <w:r>
         <w:drawing>
           <wp:inline xmlns:a="http://schemas.openxmlformats.org/drawingml/2006/main" xmlns:pic="http://schemas.openxmlformats.org/drawingml/2006/picture">
-            <wp:extent cx="5669280" cy="3105174"/>
+            <wp:extent cx="5669280" cy="3078902"/>
             <wp:docPr id="1" name="Picture 1"/>
             <wp:cNvGraphicFramePr>
               <a:graphicFrameLocks noChangeAspect="1"/>
@@ -94,7 +94,7 @@
                   <pic:spPr>
                     <a:xfrm>
                       <a:off x="0" y="0"/>
-                      <a:ext cx="5669280" cy="3105174"/>
+                      <a:ext cx="5669280" cy="3078902"/>
                     </a:xfrm>
                     <a:prstGeom prst="rect"/>
                   </pic:spPr>
@@ -197,7 +197,7 @@
       <w:r>
         <w:drawing>
           <wp:inline xmlns:a="http://schemas.openxmlformats.org/drawingml/2006/main" xmlns:pic="http://schemas.openxmlformats.org/drawingml/2006/picture">
-            <wp:extent cx="5669280" cy="2405559"/>
+            <wp:extent cx="5669280" cy="2823139"/>
             <wp:docPr id="2" name="Picture 2"/>
             <wp:cNvGraphicFramePr>
               <a:graphicFrameLocks noChangeAspect="1"/>
@@ -218,7 +218,7 @@
                   <pic:spPr>
                     <a:xfrm>
                       <a:off x="0" y="0"/>
-                      <a:ext cx="5669280" cy="2405559"/>
+                      <a:ext cx="5669280" cy="2823139"/>
                     </a:xfrm>
                     <a:prstGeom prst="rect"/>
                   </pic:spPr>
@@ -288,7 +288,7 @@
       <w:r>
         <w:drawing>
           <wp:inline xmlns:a="http://schemas.openxmlformats.org/drawingml/2006/main" xmlns:pic="http://schemas.openxmlformats.org/drawingml/2006/picture">
-            <wp:extent cx="5669280" cy="2894188"/>
+            <wp:extent cx="5669280" cy="2859505"/>
             <wp:docPr id="3" name="Picture 3"/>
             <wp:cNvGraphicFramePr>
               <a:graphicFrameLocks noChangeAspect="1"/>
@@ -309,7 +309,7 @@
                   <pic:spPr>
                     <a:xfrm>
                       <a:off x="0" y="0"/>
-                      <a:ext cx="5669280" cy="2894188"/>
+                      <a:ext cx="5669280" cy="2859505"/>
                     </a:xfrm>
                     <a:prstGeom prst="rect"/>
                   </pic:spPr>
@@ -406,7 +406,7 @@
       <w:r>
         <w:drawing>
           <wp:inline xmlns:a="http://schemas.openxmlformats.org/drawingml/2006/main" xmlns:pic="http://schemas.openxmlformats.org/drawingml/2006/picture">
-            <wp:extent cx="5669280" cy="2632515"/>
+            <wp:extent cx="5669280" cy="2605074"/>
             <wp:docPr id="4" name="Picture 4"/>
             <wp:cNvGraphicFramePr>
               <a:graphicFrameLocks noChangeAspect="1"/>
@@ -427,7 +427,7 @@
                   <pic:spPr>
                     <a:xfrm>
                       <a:off x="0" y="0"/>
-                      <a:ext cx="5669280" cy="2632515"/>
+                      <a:ext cx="5669280" cy="2605074"/>
                     </a:xfrm>
                     <a:prstGeom prst="rect"/>
                   </pic:spPr>
@@ -466,7 +466,7 @@
       <w:r>
         <w:drawing>
           <wp:inline xmlns:a="http://schemas.openxmlformats.org/drawingml/2006/main" xmlns:pic="http://schemas.openxmlformats.org/drawingml/2006/picture">
-            <wp:extent cx="5669280" cy="3316952"/>
+            <wp:extent cx="5669280" cy="3446200"/>
             <wp:docPr id="5" name="Picture 5"/>
             <wp:cNvGraphicFramePr>
               <a:graphicFrameLocks noChangeAspect="1"/>
@@ -487,7 +487,7 @@
                   <pic:spPr>
                     <a:xfrm>
                       <a:off x="0" y="0"/>
-                      <a:ext cx="5669280" cy="3316952"/>
+                      <a:ext cx="5669280" cy="3446200"/>
                     </a:xfrm>
                     <a:prstGeom prst="rect"/>
                   </pic:spPr>
@@ -2079,7 +2079,7 @@
       <w:r>
         <w:drawing>
           <wp:inline xmlns:a="http://schemas.openxmlformats.org/drawingml/2006/main" xmlns:pic="http://schemas.openxmlformats.org/drawingml/2006/picture">
-            <wp:extent cx="5669280" cy="2823882"/>
+            <wp:extent cx="5669280" cy="2804323"/>
             <wp:docPr id="6" name="Picture 6"/>
             <wp:cNvGraphicFramePr>
               <a:graphicFrameLocks noChangeAspect="1"/>
@@ -2100,7 +2100,7 @@
                   <pic:spPr>
                     <a:xfrm>
                       <a:off x="0" y="0"/>
-                      <a:ext cx="5669280" cy="2823882"/>
+                      <a:ext cx="5669280" cy="2804323"/>
                     </a:xfrm>
                     <a:prstGeom prst="rect"/>
                   </pic:spPr>
@@ -2139,7 +2139,7 @@
       <w:r>
         <w:drawing>
           <wp:inline xmlns:a="http://schemas.openxmlformats.org/drawingml/2006/main" xmlns:pic="http://schemas.openxmlformats.org/drawingml/2006/picture">
-            <wp:extent cx="5669280" cy="3042955"/>
+            <wp:extent cx="5669280" cy="3207556"/>
             <wp:docPr id="7" name="Picture 7"/>
             <wp:cNvGraphicFramePr>
               <a:graphicFrameLocks noChangeAspect="1"/>
@@ -2160,7 +2160,7 @@
                   <pic:spPr>
                     <a:xfrm>
                       <a:off x="0" y="0"/>
-                      <a:ext cx="5669280" cy="3042955"/>
+                      <a:ext cx="5669280" cy="3207556"/>
                     </a:xfrm>
                     <a:prstGeom prst="rect"/>
                   </pic:spPr>
@@ -2199,7 +2199,7 @@
       <w:r>
         <w:drawing>
           <wp:inline xmlns:a="http://schemas.openxmlformats.org/drawingml/2006/main" xmlns:pic="http://schemas.openxmlformats.org/drawingml/2006/picture">
-            <wp:extent cx="5669280" cy="4996142"/>
+            <wp:extent cx="5669280" cy="4960620"/>
             <wp:docPr id="8" name="Picture 8"/>
             <wp:cNvGraphicFramePr>
               <a:graphicFrameLocks noChangeAspect="1"/>
@@ -2220,7 +2220,7 @@
                   <pic:spPr>
                     <a:xfrm>
                       <a:off x="0" y="0"/>
-                      <a:ext cx="5669280" cy="4996142"/>
+                      <a:ext cx="5669280" cy="4960620"/>
                     </a:xfrm>
                     <a:prstGeom prst="rect"/>
                   </pic:spPr>
@@ -2280,7 +2280,7 @@
       <w:r>
         <w:drawing>
           <wp:inline xmlns:a="http://schemas.openxmlformats.org/drawingml/2006/main" xmlns:pic="http://schemas.openxmlformats.org/drawingml/2006/picture">
-            <wp:extent cx="5669280" cy="2361822"/>
+            <wp:extent cx="5669280" cy="2745068"/>
             <wp:docPr id="9" name="Picture 9"/>
             <wp:cNvGraphicFramePr>
               <a:graphicFrameLocks noChangeAspect="1"/>
@@ -2301,7 +2301,7 @@
                   <pic:spPr>
                     <a:xfrm>
                       <a:off x="0" y="0"/>
-                      <a:ext cx="5669280" cy="2361822"/>
+                      <a:ext cx="5669280" cy="2745068"/>
                     </a:xfrm>
                     <a:prstGeom prst="rect"/>
                   </pic:spPr>
@@ -2340,7 +2340,7 @@
       <w:r>
         <w:drawing>
           <wp:inline xmlns:a="http://schemas.openxmlformats.org/drawingml/2006/main" xmlns:pic="http://schemas.openxmlformats.org/drawingml/2006/picture">
-            <wp:extent cx="5669280" cy="1749793"/>
+            <wp:extent cx="5669280" cy="2000376"/>
             <wp:docPr id="10" name="Picture 10"/>
             <wp:cNvGraphicFramePr>
               <a:graphicFrameLocks noChangeAspect="1"/>
@@ -2361,7 +2361,7 @@
                   <pic:spPr>
                     <a:xfrm>
                       <a:off x="0" y="0"/>
-                      <a:ext cx="5669280" cy="1749793"/>
+                      <a:ext cx="5669280" cy="2000376"/>
                     </a:xfrm>
                     <a:prstGeom prst="rect"/>
                   </pic:spPr>

--- a/manuscript/submission_ready/02_Main_Manuscript_Tau_Borophene_Monreal_Hernandez_et_al.docx
+++ b/manuscript/submission_ready/02_Main_Manuscript_Tau_Borophene_Monreal_Hernandez_et_al.docx
@@ -2340,7 +2340,7 @@
       <w:r>
         <w:drawing>
           <wp:inline xmlns:a="http://schemas.openxmlformats.org/drawingml/2006/main" xmlns:pic="http://schemas.openxmlformats.org/drawingml/2006/picture">
-            <wp:extent cx="5669280" cy="2000376"/>
+            <wp:extent cx="5669280" cy="1926242"/>
             <wp:docPr id="10" name="Picture 10"/>
             <wp:cNvGraphicFramePr>
               <a:graphicFrameLocks noChangeAspect="1"/>
@@ -2361,7 +2361,7 @@
                   <pic:spPr>
                     <a:xfrm>
                       <a:off x="0" y="0"/>
-                      <a:ext cx="5669280" cy="2000376"/>
+                      <a:ext cx="5669280" cy="1926242"/>
                     </a:xfrm>
                     <a:prstGeom prst="rect"/>
                   </pic:spPr>
